--- a/exports/hai-long-benh-nhan-C1a-BVQY175/G2_A3_ETHICS_PACKAGE_hai-long-benh-nhan-C1a-BVQY175.docx
+++ b/exports/hai-long-benh-nhan-C1a-BVQY175/G2_A3_ETHICS_PACKAGE_hai-long-benh-nhan-C1a-BVQY175.docx
@@ -381,7 +381,7 @@
                 <w:i w:val="0"/>
                 <w:sz w:val="22"/>
               </w:rPr>
-              <w:t>BẮT BUỘC nếu TIẾN CỨU khảo sát người tham gia mới (Helsinki §35, trước NTG đầu tiên), TÙY CHỌN chỉ khi HỒI CỨU hồ sơ/dữ liệu thứ cấp thuần túy, không khảo sát ai mới, loại hình thu thập: TIẾN CỨU — khảo sát nặc danh người tham gia mới tại điểm khám (đề cương §4.1–4.3), ClinicalTrials.gov hoặc WHO ICTRP primary registry (nếu tiến cứu tuyển mới)</w:t>
+              <w:t>BẮT BUỘC nếu TIẾN CỨU khảo sát người tham gia mới (Helsinki §35, trước NTG đầu tiên), TÙY CHỌN chỉ khi HỒI CỨU hồ sơ/dữ liệu thứ cấp thuần túy, không khảo sát ai mới, loại hình thu thập: TIẾN CỨU — khảo sát nặc danh người tham gia mới tại điểm khám (đề cương §4.1–4.3), OSF Registries (https://osf.io/registries) (nếu tiến cứu tuyển mới)</w:t>
             </w:r>
           </w:p>
         </w:tc>
@@ -605,7 +605,196 @@
           <w:i w:val="0"/>
           <w:sz w:val="26"/>
         </w:rPr>
-        <w:t xml:space="preserve">Chức vụ: </w:t>
+        <w:t>Chức vụ: Bác sĩ Chuyên khoa I (BS.CKI)</w:t>
+      </w:r>
+    </w:p>
+    <w:p>
+      <w:pPr>
+        <w:spacing w:before="0" w:after="160" w:lineRule="auto" w:line="360"/>
+        <w:jc w:val="both"/>
+      </w:pPr>
+      <w:r>
+        <w:rPr>
+          <w:rFonts w:ascii="Times New Roman" w:hAnsi="Times New Roman" w:eastAsia="Times New Roman" w:cs="Times New Roman"/>
+          <w:b w:val="0"/>
+          <w:i w:val="0"/>
+          <w:sz w:val="26"/>
+        </w:rPr>
+        <w:t>Đơn vị: Khoa Khám bệnh C1a, Trung tâm Khám bệnh và Điều trị theo yêu cầu C1, Bệnh viện Quân y 175</w:t>
+      </w:r>
+    </w:p>
+    <w:p>
+      <w:pPr>
+        <w:spacing w:before="0" w:after="160" w:lineRule="auto" w:line="360"/>
+        <w:jc w:val="both"/>
+      </w:pPr>
+      <w:r>
+        <w:rPr>
+          <w:rFonts w:ascii="Times New Roman" w:hAnsi="Times New Roman" w:eastAsia="Times New Roman" w:cs="Times New Roman"/>
+          <w:b w:val="0"/>
+          <w:i w:val="0"/>
+          <w:sz w:val="26"/>
+        </w:rPr>
+        <w:t>Điện thoại: 0971656665 | Email: bsluanbv175@gmail.com</w:t>
+      </w:r>
+    </w:p>
+    <w:p>
+      <w:pPr>
+        <w:spacing w:before="0" w:after="160" w:lineRule="auto" w:line="360"/>
+        <w:jc w:val="both"/>
+      </w:pPr>
+      <w:r>
+        <w:rPr>
+          <w:rFonts w:ascii="Times New Roman" w:hAnsi="Times New Roman" w:eastAsia="Times New Roman" w:cs="Times New Roman"/>
+          <w:b w:val="0"/>
+          <w:i w:val="0"/>
+          <w:sz w:val="26"/>
+        </w:rPr>
+        <w:t>TÊN ĐỀ TÀI: Sự hài lòng của bệnh nhân trong hoạt động khám chữa bệnh tại Khoa Khám bệnh theo yêu cầu, bệnh viện quân y tuyến cuối</w:t>
+      </w:r>
+    </w:p>
+    <w:p>
+      <w:pPr>
+        <w:spacing w:before="0" w:after="160" w:lineRule="auto" w:line="360"/>
+        <w:jc w:val="both"/>
+      </w:pPr>
+      <w:r>
+        <w:rPr>
+          <w:rFonts w:ascii="Times New Roman" w:hAnsi="Times New Roman" w:eastAsia="Times New Roman" w:cs="Times New Roman"/>
+          <w:b w:val="0"/>
+          <w:i w:val="0"/>
+          <w:sz w:val="26"/>
+        </w:rPr>
+        <w:t>THÔNG TIN TỔNG QUAN:</w:t>
+      </w:r>
+    </w:p>
+    <w:p>
+      <w:pPr>
+        <w:spacing w:before="0" w:after="160" w:lineRule="auto" w:line="360"/>
+        <w:jc w:val="both"/>
+      </w:pPr>
+      <w:r>
+        <w:rPr>
+          <w:rFonts w:ascii="Times New Roman" w:hAnsi="Times New Roman" w:eastAsia="Times New Roman" w:cs="Times New Roman"/>
+          <w:b w:val="0"/>
+          <w:i w:val="0"/>
+          <w:sz w:val="26"/>
+        </w:rPr>
+        <w:t>Loại nghiên cứu: Nghiên cứu Cắt ngang Mô tả (Cross-sectional / Prevalence)</w:t>
+      </w:r>
+    </w:p>
+    <w:p>
+      <w:pPr>
+        <w:spacing w:before="0" w:after="160" w:lineRule="auto" w:line="360"/>
+        <w:jc w:val="both"/>
+      </w:pPr>
+      <w:r>
+        <w:rPr>
+          <w:rFonts w:ascii="Times New Roman" w:hAnsi="Times New Roman" w:eastAsia="Times New Roman" w:cs="Times New Roman"/>
+          <w:b w:val="0"/>
+          <w:i w:val="0"/>
+          <w:sz w:val="26"/>
+        </w:rPr>
+        <w:t>Mức nguy cơ (tự đánh giá): TỐI THIỂU</w:t>
+      </w:r>
+    </w:p>
+    <w:p>
+      <w:pPr>
+        <w:spacing w:before="0" w:after="160" w:lineRule="auto" w:line="360"/>
+        <w:jc w:val="both"/>
+      </w:pPr>
+      <w:r>
+        <w:rPr>
+          <w:rFonts w:ascii="Times New Roman" w:hAnsi="Times New Roman" w:eastAsia="Times New Roman" w:cs="Times New Roman"/>
+          <w:b w:val="0"/>
+          <w:i w:val="0"/>
+          <w:sz w:val="26"/>
+        </w:rPr>
+        <w:t>Lộ trình xét duyệt đề nghị: EXPEDITED REVIEW (hoặc EXEMPT nếu không có PII và rủi ro tối thiểu)</w:t>
+      </w:r>
+    </w:p>
+    <w:p>
+      <w:pPr>
+        <w:spacing w:before="0" w:after="160" w:lineRule="auto" w:line="360"/>
+        <w:jc w:val="both"/>
+      </w:pPr>
+      <w:r>
+        <w:rPr>
+          <w:rFonts w:ascii="Times New Roman" w:hAnsi="Times New Roman" w:eastAsia="Times New Roman" w:cs="Times New Roman"/>
+          <w:b w:val="0"/>
+          <w:i w:val="0"/>
+          <w:sz w:val="26"/>
+        </w:rPr>
+        <w:t>Dân số tham gia: Người bệnh ngoại trú từ đủ 18 tuổi trở lên (kể cả phụ nữ mang thai), đủ sức khỏe và năng lực nhận thức/ngôn ngữ để trả lời, đã cơ bản hoàn thành quy trình khám tại Khoa Khám bệnh C1a, Trung tâm Khám bệnh và Điều trị theo yêu cầu C1, Bệnh viện Quân y 175, và đồng ý tham gia tự nguyện (mục 4.3.1 đề cương)</w:t>
+      </w:r>
+    </w:p>
+    <w:p>
+      <w:pPr>
+        <w:spacing w:before="0" w:after="160" w:lineRule="auto" w:line="360"/>
+        <w:jc w:val="both"/>
+      </w:pPr>
+      <w:r>
+        <w:rPr>
+          <w:rFonts w:ascii="Times New Roman" w:hAnsi="Times New Roman" w:eastAsia="Times New Roman" w:cs="Times New Roman"/>
+          <w:b w:val="0"/>
+          <w:i w:val="0"/>
+          <w:sz w:val="26"/>
+        </w:rPr>
+        <w:t>Cỡ mẫu dự kiến: 1000</w:t>
+      </w:r>
+    </w:p>
+    <w:p>
+      <w:pPr>
+        <w:spacing w:before="0" w:after="160" w:lineRule="auto" w:line="360"/>
+        <w:jc w:val="both"/>
+      </w:pPr>
+      <w:r>
+        <w:rPr>
+          <w:rFonts w:ascii="Times New Roman" w:hAnsi="Times New Roman" w:eastAsia="Times New Roman" w:cs="Times New Roman"/>
+          <w:b w:val="0"/>
+          <w:i w:val="0"/>
+          <w:sz w:val="26"/>
+        </w:rPr>
+        <w:t xml:space="preserve">Thời gian nghiên cứu: bắt đầu SAU phê duyệt IRB — một giai đoạn liên tục phủ đều khung giờ/ngày trong tuần (đề cương §4.2); ngày cụ thể </w:t>
+      </w:r>
+      <w:r>
+        <w:rPr>
+          <w:rFonts w:ascii="Times New Roman" w:hAnsi="Times New Roman" w:eastAsia="Times New Roman" w:cs="Times New Roman"/>
+          <w:b w:val="0"/>
+          <w:i w:val="0"/>
+          <w:sz w:val="26"/>
+        </w:rPr>
+        <w:t>[BÁC SĨ ĐIỀN theo lịch khoa]</w:t>
+      </w:r>
+    </w:p>
+    <w:p>
+      <w:pPr>
+        <w:spacing w:before="0" w:after="160" w:lineRule="auto" w:line="360"/>
+        <w:jc w:val="both"/>
+      </w:pPr>
+      <w:r>
+        <w:rPr>
+          <w:rFonts w:ascii="Times New Roman" w:hAnsi="Times New Roman" w:eastAsia="Times New Roman" w:cs="Times New Roman"/>
+          <w:b w:val="0"/>
+          <w:i w:val="0"/>
+          <w:sz w:val="26"/>
+        </w:rPr>
+        <w:t>Nguồn tài trợ: Không có tài trợ bên ngoài, kinh phí tự túc (chủ nhiệm đề tài tự chi trả)</w:t>
+      </w:r>
+    </w:p>
+    <w:p>
+      <w:pPr>
+        <w:spacing w:before="0" w:after="160" w:lineRule="auto" w:line="360"/>
+        <w:jc w:val="both"/>
+      </w:pPr>
+      <w:r>
+        <w:rPr>
+          <w:rFonts w:ascii="Times New Roman" w:hAnsi="Times New Roman" w:eastAsia="Times New Roman" w:cs="Times New Roman"/>
+          <w:b w:val="0"/>
+          <w:i w:val="0"/>
+          <w:sz w:val="26"/>
+        </w:rPr>
+        <w:t xml:space="preserve">Xung đột lợi ích (COI): </w:t>
       </w:r>
       <w:r>
         <w:rPr>
@@ -615,37 +804,22 @@
           <w:color w:val="CC7700"/>
           <w:sz w:val="26"/>
         </w:rPr>
-        <w:t>[CẦN BỔ SUNG]</w:t>
-      </w:r>
-    </w:p>
-    <w:p>
-      <w:pPr>
-        <w:spacing w:before="0" w:after="160" w:lineRule="auto" w:line="360"/>
-        <w:jc w:val="both"/>
-      </w:pPr>
-      <w:r>
-        <w:rPr>
-          <w:rFonts w:ascii="Times New Roman" w:hAnsi="Times New Roman" w:eastAsia="Times New Roman" w:cs="Times New Roman"/>
-          <w:b w:val="0"/>
-          <w:i w:val="0"/>
-          <w:sz w:val="26"/>
-        </w:rPr>
-        <w:t>Đơn vị: Khoa Khám bệnh C1a, Trung tâm Khám bệnh và Điều trị theo yêu cầu C1, Bệnh viện Quân y 175</w:t>
-      </w:r>
-    </w:p>
-    <w:p>
-      <w:pPr>
-        <w:spacing w:before="0" w:after="160" w:lineRule="auto" w:line="360"/>
-        <w:jc w:val="both"/>
-      </w:pPr>
-      <w:r>
-        <w:rPr>
-          <w:rFonts w:ascii="Times New Roman" w:hAnsi="Times New Roman" w:eastAsia="Times New Roman" w:cs="Times New Roman"/>
-          <w:b w:val="0"/>
-          <w:i w:val="0"/>
-          <w:sz w:val="26"/>
-        </w:rPr>
-        <w:t xml:space="preserve">Điện thoại: </w:t>
+        <w:t>[CẦN KHAI BÁO — xem Tài liệu 8]</w:t>
+      </w:r>
+    </w:p>
+    <w:p>
+      <w:pPr>
+        <w:spacing w:before="0" w:after="160" w:lineRule="auto" w:line="360"/>
+        <w:jc w:val="both"/>
+      </w:pPr>
+      <w:r>
+        <w:rPr>
+          <w:rFonts w:ascii="Times New Roman" w:hAnsi="Times New Roman" w:eastAsia="Times New Roman" w:cs="Times New Roman"/>
+          <w:b w:val="0"/>
+          <w:i w:val="0"/>
+          <w:sz w:val="26"/>
+        </w:rPr>
+        <w:t xml:space="preserve">Đăng ký nghiên cứu: </w:t>
       </w:r>
       <w:r>
         <w:rPr>
@@ -655,220 +829,7 @@
           <w:color w:val="CC7700"/>
           <w:sz w:val="26"/>
         </w:rPr>
-        <w:t>[CẦN BỔ SUNG]</w:t>
-      </w:r>
-      <w:r>
-        <w:rPr>
-          <w:rFonts w:ascii="Times New Roman" w:hAnsi="Times New Roman" w:eastAsia="Times New Roman" w:cs="Times New Roman"/>
-          <w:b w:val="0"/>
-          <w:i w:val="0"/>
-          <w:sz w:val="26"/>
-        </w:rPr>
-        <w:t xml:space="preserve"> | Email: </w:t>
-      </w:r>
-      <w:r>
-        <w:rPr>
-          <w:rFonts w:ascii="Times New Roman" w:hAnsi="Times New Roman" w:eastAsia="Times New Roman" w:cs="Times New Roman"/>
-          <w:b/>
-          <w:i/>
-          <w:color w:val="CC7700"/>
-          <w:sz w:val="26"/>
-        </w:rPr>
-        <w:t>[CẦN BỔ SUNG]</w:t>
-      </w:r>
-    </w:p>
-    <w:p>
-      <w:pPr>
-        <w:spacing w:before="0" w:after="160" w:lineRule="auto" w:line="360"/>
-        <w:jc w:val="both"/>
-      </w:pPr>
-      <w:r>
-        <w:rPr>
-          <w:rFonts w:ascii="Times New Roman" w:hAnsi="Times New Roman" w:eastAsia="Times New Roman" w:cs="Times New Roman"/>
-          <w:b w:val="0"/>
-          <w:i w:val="0"/>
-          <w:sz w:val="26"/>
-        </w:rPr>
-        <w:t>TÊN ĐỀ TÀI: Sự hài lòng của bệnh nhân trong hoạt động khám chữa bệnh tại Khoa Khám bệnh theo yêu cầu, bệnh viện quân y tuyến cuối</w:t>
-      </w:r>
-    </w:p>
-    <w:p>
-      <w:pPr>
-        <w:spacing w:before="0" w:after="160" w:lineRule="auto" w:line="360"/>
-        <w:jc w:val="both"/>
-      </w:pPr>
-      <w:r>
-        <w:rPr>
-          <w:rFonts w:ascii="Times New Roman" w:hAnsi="Times New Roman" w:eastAsia="Times New Roman" w:cs="Times New Roman"/>
-          <w:b w:val="0"/>
-          <w:i w:val="0"/>
-          <w:sz w:val="26"/>
-        </w:rPr>
-        <w:t>THÔNG TIN TỔNG QUAN:</w:t>
-      </w:r>
-    </w:p>
-    <w:p>
-      <w:pPr>
-        <w:spacing w:before="0" w:after="160" w:lineRule="auto" w:line="360"/>
-        <w:jc w:val="both"/>
-      </w:pPr>
-      <w:r>
-        <w:rPr>
-          <w:rFonts w:ascii="Times New Roman" w:hAnsi="Times New Roman" w:eastAsia="Times New Roman" w:cs="Times New Roman"/>
-          <w:b w:val="0"/>
-          <w:i w:val="0"/>
-          <w:sz w:val="26"/>
-        </w:rPr>
-        <w:t>Loại nghiên cứu: Nghiên cứu Cắt ngang Mô tả (Cross-sectional / Prevalence)</w:t>
-      </w:r>
-    </w:p>
-    <w:p>
-      <w:pPr>
-        <w:spacing w:before="0" w:after="160" w:lineRule="auto" w:line="360"/>
-        <w:jc w:val="both"/>
-      </w:pPr>
-      <w:r>
-        <w:rPr>
-          <w:rFonts w:ascii="Times New Roman" w:hAnsi="Times New Roman" w:eastAsia="Times New Roman" w:cs="Times New Roman"/>
-          <w:b w:val="0"/>
-          <w:i w:val="0"/>
-          <w:sz w:val="26"/>
-        </w:rPr>
-        <w:t>Mức nguy cơ (tự đánh giá): TỐI THIỂU</w:t>
-      </w:r>
-    </w:p>
-    <w:p>
-      <w:pPr>
-        <w:spacing w:before="0" w:after="160" w:lineRule="auto" w:line="360"/>
-        <w:jc w:val="both"/>
-      </w:pPr>
-      <w:r>
-        <w:rPr>
-          <w:rFonts w:ascii="Times New Roman" w:hAnsi="Times New Roman" w:eastAsia="Times New Roman" w:cs="Times New Roman"/>
-          <w:b w:val="0"/>
-          <w:i w:val="0"/>
-          <w:sz w:val="26"/>
-        </w:rPr>
-        <w:t>Lộ trình xét duyệt đề nghị: EXPEDITED REVIEW (hoặc EXEMPT nếu không có PII và rủi ro tối thiểu)</w:t>
-      </w:r>
-    </w:p>
-    <w:p>
-      <w:pPr>
-        <w:spacing w:before="0" w:after="160" w:lineRule="auto" w:line="360"/>
-        <w:jc w:val="both"/>
-      </w:pPr>
-      <w:r>
-        <w:rPr>
-          <w:rFonts w:ascii="Times New Roman" w:hAnsi="Times New Roman" w:eastAsia="Times New Roman" w:cs="Times New Roman"/>
-          <w:b w:val="0"/>
-          <w:i w:val="0"/>
-          <w:sz w:val="26"/>
-        </w:rPr>
-        <w:t>Dân số tham gia: Người bệnh ngoại trú từ đủ 18 tuổi trở lên (kể cả phụ nữ mang thai), đủ sức khỏe và năng lực nhận thức/ngôn ngữ để trả lời, đã cơ bản hoàn thành quy trình khám tại Khoa Khám bệnh C1a, Trung tâm Khám bệnh và Điều trị theo yêu cầu C1, Bệnh viện Quân y 175, và đồng ý tham gia tự nguyện (mục 4.3.1 đề cương)</w:t>
-      </w:r>
-    </w:p>
-    <w:p>
-      <w:pPr>
-        <w:spacing w:before="0" w:after="160" w:lineRule="auto" w:line="360"/>
-        <w:jc w:val="both"/>
-      </w:pPr>
-      <w:r>
-        <w:rPr>
-          <w:rFonts w:ascii="Times New Roman" w:hAnsi="Times New Roman" w:eastAsia="Times New Roman" w:cs="Times New Roman"/>
-          <w:b w:val="0"/>
-          <w:i w:val="0"/>
-          <w:sz w:val="26"/>
-        </w:rPr>
-        <w:t>Cỡ mẫu dự kiến: 1000</w:t>
-      </w:r>
-    </w:p>
-    <w:p>
-      <w:pPr>
-        <w:spacing w:before="0" w:after="160" w:lineRule="auto" w:line="360"/>
-        <w:jc w:val="both"/>
-      </w:pPr>
-      <w:r>
-        <w:rPr>
-          <w:rFonts w:ascii="Times New Roman" w:hAnsi="Times New Roman" w:eastAsia="Times New Roman" w:cs="Times New Roman"/>
-          <w:b w:val="0"/>
-          <w:i w:val="0"/>
-          <w:sz w:val="26"/>
-        </w:rPr>
-        <w:t xml:space="preserve">Thời gian nghiên cứu: bắt đầu SAU phê duyệt IRB — một giai đoạn liên tục phủ đều khung giờ/ngày trong tuần (đề cương §4.2); ngày cụ thể </w:t>
-      </w:r>
-      <w:r>
-        <w:rPr>
-          <w:rFonts w:ascii="Times New Roman" w:hAnsi="Times New Roman" w:eastAsia="Times New Roman" w:cs="Times New Roman"/>
-          <w:b w:val="0"/>
-          <w:i w:val="0"/>
-          <w:sz w:val="26"/>
-        </w:rPr>
-        <w:t>[BÁC SĨ ĐIỀN theo lịch khoa]</w:t>
-      </w:r>
-    </w:p>
-    <w:p>
-      <w:pPr>
-        <w:spacing w:before="0" w:after="160" w:lineRule="auto" w:line="360"/>
-        <w:jc w:val="both"/>
-      </w:pPr>
-      <w:r>
-        <w:rPr>
-          <w:rFonts w:ascii="Times New Roman" w:hAnsi="Times New Roman" w:eastAsia="Times New Roman" w:cs="Times New Roman"/>
-          <w:b w:val="0"/>
-          <w:i w:val="0"/>
-          <w:sz w:val="26"/>
-        </w:rPr>
-        <w:t>Nguồn tài trợ: Không có tài trợ bên ngoài, kinh phí tự túc (chủ nhiệm đề tài tự chi trả)</w:t>
-      </w:r>
-    </w:p>
-    <w:p>
-      <w:pPr>
-        <w:spacing w:before="0" w:after="160" w:lineRule="auto" w:line="360"/>
-        <w:jc w:val="both"/>
-      </w:pPr>
-      <w:r>
-        <w:rPr>
-          <w:rFonts w:ascii="Times New Roman" w:hAnsi="Times New Roman" w:eastAsia="Times New Roman" w:cs="Times New Roman"/>
-          <w:b w:val="0"/>
-          <w:i w:val="0"/>
-          <w:sz w:val="26"/>
-        </w:rPr>
-        <w:t xml:space="preserve">Xung đột lợi ích (COI): </w:t>
-      </w:r>
-      <w:r>
-        <w:rPr>
-          <w:rFonts w:ascii="Times New Roman" w:hAnsi="Times New Roman" w:eastAsia="Times New Roman" w:cs="Times New Roman"/>
-          <w:b/>
-          <w:i/>
-          <w:color w:val="CC7700"/>
-          <w:sz w:val="26"/>
-        </w:rPr>
-        <w:t>[CẦN KHAI BÁO — xem Tài liệu 8]</w:t>
-      </w:r>
-    </w:p>
-    <w:p>
-      <w:pPr>
-        <w:spacing w:before="0" w:after="160" w:lineRule="auto" w:line="360"/>
-        <w:jc w:val="both"/>
-      </w:pPr>
-      <w:r>
-        <w:rPr>
-          <w:rFonts w:ascii="Times New Roman" w:hAnsi="Times New Roman" w:eastAsia="Times New Roman" w:cs="Times New Roman"/>
-          <w:b w:val="0"/>
-          <w:i w:val="0"/>
-          <w:sz w:val="26"/>
-        </w:rPr>
-        <w:t xml:space="preserve">Đăng ký nghiên cứu: </w:t>
-      </w:r>
-      <w:r>
-        <w:rPr>
-          <w:rFonts w:ascii="Times New Roman" w:hAnsi="Times New Roman" w:eastAsia="Times New Roman" w:cs="Times New Roman"/>
-          <w:b/>
-          <w:i/>
-          <w:color w:val="CC7700"/>
-          <w:sz w:val="26"/>
-        </w:rPr>
-        <w:t>[CẦN — ClinicalTrials.gov hoặc WHO ICTRP primary registry (nếu tiến cứu tuyển mới)]</w:t>
+        <w:t>[CẦN — OSF Registries (https://osf.io/registries) (nếu tiến cứu tuyển mới)]</w:t>
       </w:r>
     </w:p>
     <w:p>
@@ -2795,7 +2756,373 @@
           <w:i w:val="0"/>
           <w:sz w:val="26"/>
         </w:rPr>
-        <w:t xml:space="preserve">Nghiên cứu do </w:t>
+        <w:t>Nghiên cứu do Nguyễn Hà Luân, Bác sĩ Chuyên khoa I (BS.CKI), công tác tại Khoa Khám bệnh C1a, Bệnh viện Quân y 175, chủ trì</w:t>
+      </w:r>
+    </w:p>
+    <w:p>
+      <w:pPr>
+        <w:spacing w:before="0" w:after="160" w:lineRule="auto" w:line="360"/>
+        <w:jc w:val="both"/>
+      </w:pPr>
+      <w:r>
+        <w:rPr>
+          <w:rFonts w:ascii="Times New Roman" w:hAnsi="Times New Roman" w:eastAsia="Times New Roman" w:cs="Times New Roman"/>
+          <w:b w:val="0"/>
+          <w:i w:val="0"/>
+          <w:sz w:val="26"/>
+        </w:rPr>
+        <w:t>thực hiện.</w:t>
+      </w:r>
+    </w:p>
+    <w:p>
+      <w:pPr>
+        <w:pStyle w:val="ListNumber"/>
+        <w:spacing w:before="0" w:after="120" w:lineRule="auto" w:line="360"/>
+        <w:jc w:val="both"/>
+      </w:pPr>
+      <w:r>
+        <w:rPr>
+          <w:rFonts w:ascii="Times New Roman" w:hAnsi="Times New Roman" w:eastAsia="Times New Roman" w:cs="Times New Roman"/>
+          <w:b w:val="0"/>
+          <w:i w:val="0"/>
+          <w:sz w:val="26"/>
+        </w:rPr>
+        <w:t>QUY TRÌNH THỰC HIỆN NẾU ĐỒNG Ý THAM GIA</w:t>
+      </w:r>
+    </w:p>
+    <w:p>
+      <w:pPr>
+        <w:spacing w:before="0" w:after="160" w:lineRule="auto" w:line="360"/>
+        <w:jc w:val="both"/>
+      </w:pPr>
+      <w:r>
+        <w:rPr>
+          <w:rFonts w:ascii="Times New Roman" w:hAnsi="Times New Roman" w:eastAsia="Times New Roman" w:cs="Times New Roman"/>
+          <w:b w:val="0"/>
+          <w:i w:val="0"/>
+          <w:sz w:val="26"/>
+        </w:rPr>
+        <w:t>Nếu anh/chị đồng ý, chúng tôi sẽ yêu cầu:</w:t>
+      </w:r>
+    </w:p>
+    <w:p>
+      <w:pPr>
+        <w:spacing w:before="0" w:after="160" w:lineRule="auto" w:line="360"/>
+        <w:jc w:val="both"/>
+      </w:pPr>
+      <w:r>
+        <w:rPr>
+          <w:rFonts w:ascii="Times New Roman" w:hAnsi="Times New Roman" w:eastAsia="Times New Roman" w:cs="Times New Roman"/>
+          <w:b w:val="0"/>
+          <w:i w:val="0"/>
+          <w:sz w:val="26"/>
+        </w:rPr>
+        <w:t>□ Bước 1: đọc thông tin này và xác nhận đồng ý tham gia (theo hình thức đồng thuận được Hội đồng phê duyệt cho khảo sát nặc danh)</w:t>
+      </w:r>
+    </w:p>
+    <w:p>
+      <w:pPr>
+        <w:spacing w:before="0" w:after="160" w:lineRule="auto" w:line="360"/>
+        <w:jc w:val="both"/>
+      </w:pPr>
+      <w:r>
+        <w:rPr>
+          <w:rFonts w:ascii="Times New Roman" w:hAnsi="Times New Roman" w:eastAsia="Times New Roman" w:cs="Times New Roman"/>
+          <w:b w:val="0"/>
+          <w:i w:val="0"/>
+          <w:sz w:val="26"/>
+        </w:rPr>
+        <w:t>□ Bước 2: tự điền bộ câu hỏi ~15–20 phút, MỘT lần duy nhất</w:t>
+      </w:r>
+    </w:p>
+    <w:p>
+      <w:pPr>
+        <w:spacing w:before="0" w:after="160" w:lineRule="auto" w:line="360"/>
+        <w:jc w:val="both"/>
+      </w:pPr>
+      <w:r>
+        <w:rPr>
+          <w:rFonts w:ascii="Times New Roman" w:hAnsi="Times New Roman" w:eastAsia="Times New Roman" w:cs="Times New Roman"/>
+          <w:b w:val="0"/>
+          <w:i w:val="0"/>
+          <w:sz w:val="26"/>
+        </w:rPr>
+        <w:t>Tổng thời gian tham gia ước tính: ~15–20 phút, trong MỘT lần duy nhất (không theo dõi thêm)</w:t>
+      </w:r>
+    </w:p>
+    <w:p>
+      <w:pPr>
+        <w:spacing w:before="0" w:after="160" w:lineRule="auto" w:line="360"/>
+        <w:jc w:val="both"/>
+      </w:pPr>
+      <w:r>
+        <w:rPr>
+          <w:rFonts w:ascii="Times New Roman" w:hAnsi="Times New Roman" w:eastAsia="Times New Roman" w:cs="Times New Roman"/>
+          <w:b w:val="0"/>
+          <w:i w:val="0"/>
+          <w:sz w:val="26"/>
+        </w:rPr>
+        <w:t>Số lần đến cơ sở y tế: 0 lần thêm — thực hiện ngay trong lượt khám thường quy</w:t>
+      </w:r>
+    </w:p>
+    <w:p>
+      <w:pPr>
+        <w:spacing w:before="0" w:after="160" w:lineRule="auto" w:line="360"/>
+        <w:jc w:val="both"/>
+      </w:pPr>
+      <w:r>
+        <w:rPr>
+          <w:rFonts w:ascii="Times New Roman" w:hAnsi="Times New Roman" w:eastAsia="Times New Roman" w:cs="Times New Roman"/>
+          <w:b w:val="0"/>
+          <w:i w:val="0"/>
+          <w:sz w:val="26"/>
+        </w:rPr>
+        <w:t>Chúng tôi sẽ cố gắng lên lịch hẹn trùng với lần tái khám</w:t>
+      </w:r>
+    </w:p>
+    <w:p>
+      <w:pPr>
+        <w:spacing w:before="0" w:after="160" w:lineRule="auto" w:line="360"/>
+        <w:jc w:val="both"/>
+      </w:pPr>
+      <w:r>
+        <w:rPr>
+          <w:rFonts w:ascii="Times New Roman" w:hAnsi="Times New Roman" w:eastAsia="Times New Roman" w:cs="Times New Roman"/>
+          <w:b w:val="0"/>
+          <w:i w:val="0"/>
+          <w:sz w:val="26"/>
+        </w:rPr>
+        <w:t>thường quy để giảm bất tiện cho anh/chị.</w:t>
+      </w:r>
+    </w:p>
+    <w:p>
+      <w:pPr>
+        <w:pStyle w:val="ListNumber"/>
+        <w:spacing w:before="0" w:after="120" w:lineRule="auto" w:line="360"/>
+        <w:jc w:val="both"/>
+      </w:pPr>
+      <w:r>
+        <w:rPr>
+          <w:rFonts w:ascii="Times New Roman" w:hAnsi="Times New Roman" w:eastAsia="Times New Roman" w:cs="Times New Roman"/>
+          <w:b w:val="0"/>
+          <w:i w:val="0"/>
+          <w:sz w:val="26"/>
+        </w:rPr>
+        <w:t>RỦI RO VÀ BẤT TIỆN CÓ THỂ XẢY RA</w:t>
+      </w:r>
+    </w:p>
+    <w:p>
+      <w:pPr>
+        <w:spacing w:before="0" w:after="160" w:lineRule="auto" w:line="360"/>
+        <w:jc w:val="both"/>
+      </w:pPr>
+      <w:r>
+        <w:rPr>
+          <w:rFonts w:ascii="Times New Roman" w:hAnsi="Times New Roman" w:eastAsia="Times New Roman" w:cs="Times New Roman"/>
+          <w:b w:val="0"/>
+          <w:i w:val="0"/>
+          <w:sz w:val="26"/>
+        </w:rPr>
+        <w:t>- Rò rỉ thông tin từ bộ câu hỏi: Nhẹ đến Khuyết danh hoàn toàn nếu không cần theo dõi; mã hóa nếu cần liên kết</w:t>
+      </w:r>
+    </w:p>
+    <w:p>
+      <w:pPr>
+        <w:spacing w:before="0" w:after="160" w:lineRule="auto" w:line="360"/>
+        <w:jc w:val="both"/>
+      </w:pPr>
+      <w:r>
+        <w:rPr>
+          <w:rFonts w:ascii="Times New Roman" w:hAnsi="Times New Roman" w:eastAsia="Times New Roman" w:cs="Times New Roman"/>
+          <w:b w:val="0"/>
+          <w:i w:val="0"/>
+          <w:sz w:val="26"/>
+        </w:rPr>
+        <w:t>- Gánh nặng thời gian: Không đáng kể đến Bộ câu hỏi ngắn; tự điền hoặc qua điện thoại/email</w:t>
+      </w:r>
+    </w:p>
+    <w:p>
+      <w:pPr>
+        <w:spacing w:before="0" w:after="160" w:lineRule="auto" w:line="360"/>
+        <w:jc w:val="both"/>
+      </w:pPr>
+      <w:r>
+        <w:rPr>
+          <w:rFonts w:ascii="Times New Roman" w:hAnsi="Times New Roman" w:eastAsia="Times New Roman" w:cs="Times New Roman"/>
+          <w:b w:val="0"/>
+          <w:i w:val="0"/>
+          <w:sz w:val="26"/>
+        </w:rPr>
+        <w:t>Nếu có bất kỳ vấn đề sức khỏe nào liên quan đến nghiên cứu,</w:t>
+      </w:r>
+    </w:p>
+    <w:p>
+      <w:pPr>
+        <w:spacing w:before="0" w:after="160" w:lineRule="auto" w:line="360"/>
+        <w:jc w:val="both"/>
+      </w:pPr>
+      <w:r>
+        <w:rPr>
+          <w:rFonts w:ascii="Times New Roman" w:hAnsi="Times New Roman" w:eastAsia="Times New Roman" w:cs="Times New Roman"/>
+          <w:b w:val="0"/>
+          <w:i w:val="0"/>
+          <w:sz w:val="26"/>
+        </w:rPr>
+        <w:t>xin liên hệ ngay chủ nhiệm đề tài (số điện thoại bên dưới).</w:t>
+      </w:r>
+    </w:p>
+    <w:p>
+      <w:pPr>
+        <w:spacing w:before="0" w:after="160" w:lineRule="auto" w:line="360"/>
+        <w:jc w:val="both"/>
+      </w:pPr>
+      <w:r>
+        <w:rPr>
+          <w:rFonts w:ascii="Times New Roman" w:hAnsi="Times New Roman" w:eastAsia="Times New Roman" w:cs="Times New Roman"/>
+          <w:b w:val="0"/>
+          <w:i w:val="0"/>
+          <w:sz w:val="26"/>
+        </w:rPr>
+        <w:t xml:space="preserve">Chi phí điều trị biến cố liên quan nghiên cứu: Không áp dụng — nghiên cứu chỉ khảo sát ý kiến, không can thiệp y khoa nên không phát sinh biến cố điều trị liên quan </w:t>
+      </w:r>
+      <w:r>
+        <w:rPr>
+          <w:rFonts w:ascii="Times New Roman" w:hAnsi="Times New Roman" w:eastAsia="Times New Roman" w:cs="Times New Roman"/>
+          <w:b w:val="0"/>
+          <w:i w:val="0"/>
+          <w:sz w:val="26"/>
+        </w:rPr>
+        <w:t>[BÁC SĨ RÀ]</w:t>
+      </w:r>
+      <w:r>
+        <w:rPr>
+          <w:rFonts w:ascii="Times New Roman" w:hAnsi="Times New Roman" w:eastAsia="Times New Roman" w:cs="Times New Roman"/>
+          <w:b w:val="0"/>
+          <w:i w:val="0"/>
+          <w:sz w:val="26"/>
+        </w:rPr>
+        <w:t>.</w:t>
+      </w:r>
+    </w:p>
+    <w:p>
+      <w:pPr>
+        <w:pStyle w:val="ListNumber"/>
+        <w:spacing w:before="0" w:after="120" w:lineRule="auto" w:line="360"/>
+        <w:jc w:val="both"/>
+      </w:pPr>
+      <w:r>
+        <w:rPr>
+          <w:rFonts w:ascii="Times New Roman" w:hAnsi="Times New Roman" w:eastAsia="Times New Roman" w:cs="Times New Roman"/>
+          <w:b w:val="0"/>
+          <w:i w:val="0"/>
+          <w:sz w:val="26"/>
+        </w:rPr>
+        <w:t>LỢI ÍCH KỲ VỌNG</w:t>
+      </w:r>
+    </w:p>
+    <w:p>
+      <w:pPr>
+        <w:spacing w:before="0" w:after="160" w:lineRule="auto" w:line="360"/>
+        <w:jc w:val="both"/>
+      </w:pPr>
+      <w:r>
+        <w:rPr>
+          <w:rFonts w:ascii="Times New Roman" w:hAnsi="Times New Roman" w:eastAsia="Times New Roman" w:cs="Times New Roman"/>
+          <w:b w:val="0"/>
+          <w:i w:val="0"/>
+          <w:sz w:val="26"/>
+        </w:rPr>
+        <w:t>Lợi ích trực tiếp: không có lợi ích y khoa trực tiếp; ý kiến của ông/bà giúp cải thiện chất lượng dịch vụ khám bệnh — KHÔNG có can thiệp/thủ thuật y khoa nào thực hiện thêm ngoài quy trình khám/chăm sóc thường quy</w:t>
+      </w:r>
+    </w:p>
+    <w:p>
+      <w:pPr>
+        <w:spacing w:before="0" w:after="160" w:lineRule="auto" w:line="360"/>
+        <w:jc w:val="both"/>
+      </w:pPr>
+      <w:r>
+        <w:rPr>
+          <w:rFonts w:ascii="Times New Roman" w:hAnsi="Times New Roman" w:eastAsia="Times New Roman" w:cs="Times New Roman"/>
+          <w:b w:val="0"/>
+          <w:i w:val="0"/>
+          <w:sz w:val="26"/>
+        </w:rPr>
+        <w:t>Lợi ích cộng đồng: Cung cấp dữ liệu tỷ lệ hiện mắc/tỷ lệ các yếu tố liên quan tại địa phương; chi phí thấp</w:t>
+      </w:r>
+    </w:p>
+    <w:p>
+      <w:pPr>
+        <w:spacing w:before="0" w:after="160" w:lineRule="auto" w:line="360"/>
+        <w:jc w:val="both"/>
+      </w:pPr>
+      <w:r>
+        <w:rPr>
+          <w:rFonts w:ascii="Times New Roman" w:hAnsi="Times New Roman" w:eastAsia="Times New Roman" w:cs="Times New Roman"/>
+          <w:b w:val="0"/>
+          <w:i w:val="0"/>
+          <w:sz w:val="26"/>
+        </w:rPr>
+        <w:t>Chúng tôi KHÔNG đảm bảo lợi ích cá nhân từ việc tham gia.</w:t>
+      </w:r>
+    </w:p>
+    <w:p>
+      <w:pPr>
+        <w:spacing w:before="0" w:after="160" w:lineRule="auto" w:line="360"/>
+        <w:jc w:val="both"/>
+      </w:pPr>
+      <w:r>
+        <w:rPr>
+          <w:rFonts w:ascii="Times New Roman" w:hAnsi="Times New Roman" w:eastAsia="Times New Roman" w:cs="Times New Roman"/>
+          <w:b w:val="0"/>
+          <w:i w:val="0"/>
+          <w:sz w:val="26"/>
+        </w:rPr>
+        <w:t>Anh/chị sẽ nhận được tóm tắt kết quả nghiên cứu khi hoàn tất.</w:t>
+      </w:r>
+    </w:p>
+    <w:p>
+      <w:pPr>
+        <w:spacing w:before="0" w:after="160" w:lineRule="auto" w:line="360"/>
+        <w:jc w:val="both"/>
+      </w:pPr>
+      <w:r>
+        <w:rPr>
+          <w:rFonts w:ascii="Times New Roman" w:hAnsi="Times New Roman" w:eastAsia="Times New Roman" w:cs="Times New Roman"/>
+          <w:b w:val="0"/>
+          <w:i w:val="0"/>
+          <w:sz w:val="26"/>
+        </w:rPr>
+        <w:t>4b. NGUỒN TÀI TRỢ VÀ XUNG ĐỘT LỢI ÍCH</w:t>
+      </w:r>
+    </w:p>
+    <w:p>
+      <w:pPr>
+        <w:spacing w:before="0" w:after="160" w:lineRule="auto" w:line="360"/>
+        <w:jc w:val="both"/>
+      </w:pPr>
+      <w:r>
+        <w:rPr>
+          <w:rFonts w:ascii="Times New Roman" w:hAnsi="Times New Roman" w:eastAsia="Times New Roman" w:cs="Times New Roman"/>
+          <w:b w:val="0"/>
+          <w:i w:val="0"/>
+          <w:sz w:val="26"/>
+        </w:rPr>
+        <w:t>Nghiên cứu này được tài trợ bởi: [CẦN, tên nguồn tài trợ, hoặc "không có</w:t>
+      </w:r>
+    </w:p>
+    <w:p>
+      <w:pPr>
+        <w:spacing w:before="0" w:after="160" w:lineRule="auto" w:line="360"/>
+        <w:jc w:val="both"/>
+      </w:pPr>
+      <w:r>
+        <w:rPr>
+          <w:rFonts w:ascii="Times New Roman" w:hAnsi="Times New Roman" w:eastAsia="Times New Roman" w:cs="Times New Roman"/>
+          <w:b w:val="0"/>
+          <w:i w:val="0"/>
+          <w:sz w:val="26"/>
+        </w:rPr>
+        <w:t xml:space="preserve">tài trợ ngoài" nếu đúng]. Nhóm nghiên cứu </w:t>
       </w:r>
       <w:r>
         <w:rPr>
@@ -2805,46 +3132,91 @@
           <w:color w:val="CC7700"/>
           <w:sz w:val="26"/>
         </w:rPr>
-        <w:t>[CẦN — họ tên chủ nhiệm]</w:t>
-      </w:r>
-      <w:r>
-        <w:rPr>
-          <w:rFonts w:ascii="Times New Roman" w:hAnsi="Times New Roman" w:eastAsia="Times New Roman" w:cs="Times New Roman"/>
-          <w:b w:val="0"/>
-          <w:i w:val="0"/>
-          <w:sz w:val="26"/>
-        </w:rPr>
-        <w:t>, [CẦN, chức danh/trình độ chuyên</w:t>
-      </w:r>
-    </w:p>
-    <w:p>
-      <w:pPr>
-        <w:spacing w:before="0" w:after="160" w:lineRule="auto" w:line="360"/>
-        <w:jc w:val="both"/>
-      </w:pPr>
-      <w:r>
-        <w:rPr>
-          <w:rFonts w:ascii="Times New Roman" w:hAnsi="Times New Roman" w:eastAsia="Times New Roman" w:cs="Times New Roman"/>
-          <w:b w:val="0"/>
-          <w:i w:val="0"/>
-          <w:sz w:val="26"/>
-        </w:rPr>
-        <w:t>môn, vd Bác sĩ CKII/Thạc sĩ Y học], công tác tại Khoa Khám bệnh C1a, Bệnh viện Quân y 175, chủ trì</w:t>
-      </w:r>
-    </w:p>
-    <w:p>
-      <w:pPr>
-        <w:spacing w:before="0" w:after="160" w:lineRule="auto" w:line="360"/>
-        <w:jc w:val="both"/>
-      </w:pPr>
-      <w:r>
-        <w:rPr>
-          <w:rFonts w:ascii="Times New Roman" w:hAnsi="Times New Roman" w:eastAsia="Times New Roman" w:cs="Times New Roman"/>
-          <w:b w:val="0"/>
-          <w:i w:val="0"/>
-          <w:sz w:val="26"/>
-        </w:rPr>
-        <w:t>thực hiện.</w:t>
+        <w:t>[CẦN — có/không]</w:t>
+      </w:r>
+      <w:r>
+        <w:rPr>
+          <w:rFonts w:ascii="Times New Roman" w:hAnsi="Times New Roman" w:eastAsia="Times New Roman" w:cs="Times New Roman"/>
+          <w:b w:val="0"/>
+          <w:i w:val="0"/>
+          <w:sz w:val="26"/>
+        </w:rPr>
+        <w:t xml:space="preserve"> có xung đột</w:t>
+      </w:r>
+    </w:p>
+    <w:p>
+      <w:pPr>
+        <w:spacing w:before="0" w:after="160" w:lineRule="auto" w:line="360"/>
+        <w:jc w:val="both"/>
+      </w:pPr>
+      <w:r>
+        <w:rPr>
+          <w:rFonts w:ascii="Times New Roman" w:hAnsi="Times New Roman" w:eastAsia="Times New Roman" w:cs="Times New Roman"/>
+          <w:b w:val="0"/>
+          <w:i w:val="0"/>
+          <w:sz w:val="26"/>
+        </w:rPr>
+        <w:t>lợi ích liên quan đến chủ đề nghiên cứu (khớp khai báo COI ở Tài liệu 8).</w:t>
+      </w:r>
+    </w:p>
+    <w:p>
+      <w:pPr>
+        <w:spacing w:before="0" w:after="160" w:lineRule="auto" w:line="360"/>
+        <w:jc w:val="both"/>
+      </w:pPr>
+      <w:r>
+        <w:rPr>
+          <w:rFonts w:ascii="Times New Roman" w:hAnsi="Times New Roman" w:eastAsia="Times New Roman" w:cs="Times New Roman"/>
+          <w:b w:val="0"/>
+          <w:i w:val="0"/>
+          <w:sz w:val="26"/>
+        </w:rPr>
+        <w:t>4c. HỖ TRỢ/BỒI DƯỠNG KHI THAM GIA</w:t>
+      </w:r>
+    </w:p>
+    <w:p>
+      <w:pPr>
+        <w:spacing w:before="0" w:after="160" w:lineRule="auto" w:line="360"/>
+        <w:jc w:val="both"/>
+      </w:pPr>
+      <w:r>
+        <w:rPr>
+          <w:rFonts w:ascii="Times New Roman" w:hAnsi="Times New Roman" w:eastAsia="Times New Roman" w:cs="Times New Roman"/>
+          <w:b w:val="0"/>
+          <w:i w:val="0"/>
+          <w:sz w:val="26"/>
+        </w:rPr>
+        <w:t>□ Không có hỗ trợ/bồi dưỡng nào ngoài chăm sóc y tế thường quy.</w:t>
+      </w:r>
+    </w:p>
+    <w:p>
+      <w:pPr>
+        <w:spacing w:before="0" w:after="160" w:lineRule="auto" w:line="360"/>
+        <w:jc w:val="both"/>
+      </w:pPr>
+      <w:r>
+        <w:rPr>
+          <w:rFonts w:ascii="Times New Roman" w:hAnsi="Times New Roman" w:eastAsia="Times New Roman" w:cs="Times New Roman"/>
+          <w:b w:val="0"/>
+          <w:i w:val="0"/>
+          <w:sz w:val="26"/>
+        </w:rPr>
+        <w:t>□ Có hỗ trợ: [CẦN, mô tả cụ thể, vd hỗ trợ chi phí đi lại/thời gian;</w:t>
+      </w:r>
+    </w:p>
+    <w:p>
+      <w:pPr>
+        <w:spacing w:before="0" w:after="160" w:lineRule="auto" w:line="360"/>
+        <w:jc w:val="both"/>
+      </w:pPr>
+      <w:r>
+        <w:rPr>
+          <w:rFonts w:ascii="Times New Roman" w:hAnsi="Times New Roman" w:eastAsia="Times New Roman" w:cs="Times New Roman"/>
+          <w:b w:val="0"/>
+          <w:i w:val="0"/>
+          <w:sz w:val="26"/>
+        </w:rPr>
+        <w:t>PHẢI ở mức hợp lý, không mang tính ép buộc/dụ dỗ tham gia].</w:t>
       </w:r>
     </w:p>
     <w:p>
@@ -2860,112 +3232,202 @@
           <w:i w:val="0"/>
           <w:sz w:val="26"/>
         </w:rPr>
-        <w:t>QUY TRÌNH THỰC HIỆN NẾU ĐỒNG Ý THAM GIA</w:t>
-      </w:r>
-    </w:p>
-    <w:p>
-      <w:pPr>
-        <w:spacing w:before="0" w:after="160" w:lineRule="auto" w:line="360"/>
-        <w:jc w:val="both"/>
-      </w:pPr>
-      <w:r>
-        <w:rPr>
-          <w:rFonts w:ascii="Times New Roman" w:hAnsi="Times New Roman" w:eastAsia="Times New Roman" w:cs="Times New Roman"/>
-          <w:b w:val="0"/>
-          <w:i w:val="0"/>
-          <w:sz w:val="26"/>
-        </w:rPr>
-        <w:t>Nếu anh/chị đồng ý, chúng tôi sẽ yêu cầu:</w:t>
-      </w:r>
-    </w:p>
-    <w:p>
-      <w:pPr>
-        <w:spacing w:before="0" w:after="160" w:lineRule="auto" w:line="360"/>
-        <w:jc w:val="both"/>
-      </w:pPr>
-      <w:r>
-        <w:rPr>
-          <w:rFonts w:ascii="Times New Roman" w:hAnsi="Times New Roman" w:eastAsia="Times New Roman" w:cs="Times New Roman"/>
-          <w:b w:val="0"/>
-          <w:i w:val="0"/>
-          <w:sz w:val="26"/>
-        </w:rPr>
-        <w:t>□ Bước 1: đọc thông tin này và xác nhận đồng ý tham gia (theo hình thức đồng thuận được Hội đồng phê duyệt cho khảo sát nặc danh)</w:t>
-      </w:r>
-    </w:p>
-    <w:p>
-      <w:pPr>
-        <w:spacing w:before="0" w:after="160" w:lineRule="auto" w:line="360"/>
-        <w:jc w:val="both"/>
-      </w:pPr>
-      <w:r>
-        <w:rPr>
-          <w:rFonts w:ascii="Times New Roman" w:hAnsi="Times New Roman" w:eastAsia="Times New Roman" w:cs="Times New Roman"/>
-          <w:b w:val="0"/>
-          <w:i w:val="0"/>
-          <w:sz w:val="26"/>
-        </w:rPr>
-        <w:t>□ Bước 2: tự điền bộ câu hỏi ~15–20 phút, MỘT lần duy nhất</w:t>
-      </w:r>
-    </w:p>
-    <w:p>
-      <w:pPr>
-        <w:spacing w:before="0" w:after="160" w:lineRule="auto" w:line="360"/>
-        <w:jc w:val="both"/>
-      </w:pPr>
-      <w:r>
-        <w:rPr>
-          <w:rFonts w:ascii="Times New Roman" w:hAnsi="Times New Roman" w:eastAsia="Times New Roman" w:cs="Times New Roman"/>
-          <w:b w:val="0"/>
-          <w:i w:val="0"/>
-          <w:sz w:val="26"/>
-        </w:rPr>
-        <w:t>Tổng thời gian tham gia ước tính: ~15–20 phút, trong MỘT lần duy nhất (không theo dõi thêm)</w:t>
-      </w:r>
-    </w:p>
-    <w:p>
-      <w:pPr>
-        <w:spacing w:before="0" w:after="160" w:lineRule="auto" w:line="360"/>
-        <w:jc w:val="both"/>
-      </w:pPr>
-      <w:r>
-        <w:rPr>
-          <w:rFonts w:ascii="Times New Roman" w:hAnsi="Times New Roman" w:eastAsia="Times New Roman" w:cs="Times New Roman"/>
-          <w:b w:val="0"/>
-          <w:i w:val="0"/>
-          <w:sz w:val="26"/>
-        </w:rPr>
-        <w:t>Số lần đến cơ sở y tế: 0 lần thêm — thực hiện ngay trong lượt khám thường quy</w:t>
-      </w:r>
-    </w:p>
-    <w:p>
-      <w:pPr>
-        <w:spacing w:before="0" w:after="160" w:lineRule="auto" w:line="360"/>
-        <w:jc w:val="both"/>
-      </w:pPr>
-      <w:r>
-        <w:rPr>
-          <w:rFonts w:ascii="Times New Roman" w:hAnsi="Times New Roman" w:eastAsia="Times New Roman" w:cs="Times New Roman"/>
-          <w:b w:val="0"/>
-          <w:i w:val="0"/>
-          <w:sz w:val="26"/>
-        </w:rPr>
-        <w:t>Chúng tôi sẽ cố gắng lên lịch hẹn trùng với lần tái khám</w:t>
-      </w:r>
-    </w:p>
-    <w:p>
-      <w:pPr>
-        <w:spacing w:before="0" w:after="160" w:lineRule="auto" w:line="360"/>
-        <w:jc w:val="both"/>
-      </w:pPr>
-      <w:r>
-        <w:rPr>
-          <w:rFonts w:ascii="Times New Roman" w:hAnsi="Times New Roman" w:eastAsia="Times New Roman" w:cs="Times New Roman"/>
-          <w:b w:val="0"/>
-          <w:i w:val="0"/>
-          <w:sz w:val="26"/>
-        </w:rPr>
-        <w:t>thường quy để giảm bất tiện cho anh/chị.</w:t>
+        <w:t>BẢO MẬT THÔNG TIN CÁ NHÂN</w:t>
+      </w:r>
+    </w:p>
+    <w:p>
+      <w:pPr>
+        <w:spacing w:before="0" w:after="160" w:lineRule="auto" w:line="360"/>
+        <w:jc w:val="both"/>
+      </w:pPr>
+      <w:r>
+        <w:rPr>
+          <w:rFonts w:ascii="Times New Roman" w:hAnsi="Times New Roman" w:eastAsia="Times New Roman" w:cs="Times New Roman"/>
+          <w:b w:val="0"/>
+          <w:i w:val="0"/>
+          <w:sz w:val="26"/>
+        </w:rPr>
+        <w:t>Thông tin cá nhân của anh/chị được bảo vệ theo</w:t>
+      </w:r>
+    </w:p>
+    <w:p>
+      <w:pPr>
+        <w:spacing w:before="0" w:after="160" w:lineRule="auto" w:line="360"/>
+        <w:jc w:val="both"/>
+      </w:pPr>
+      <w:r>
+        <w:rPr>
+          <w:rFonts w:ascii="Times New Roman" w:hAnsi="Times New Roman" w:eastAsia="Times New Roman" w:cs="Times New Roman"/>
+          <w:b w:val="0"/>
+          <w:i w:val="0"/>
+          <w:sz w:val="26"/>
+        </w:rPr>
+        <w:t>Luật BVDLCN 91/2025/QH15:</w:t>
+      </w:r>
+    </w:p>
+    <w:p>
+      <w:pPr>
+        <w:spacing w:before="0" w:after="160" w:lineRule="auto" w:line="360"/>
+        <w:jc w:val="both"/>
+      </w:pPr>
+      <w:r>
+        <w:rPr>
+          <w:rFonts w:ascii="Times New Roman" w:hAnsi="Times New Roman" w:eastAsia="Times New Roman" w:cs="Times New Roman"/>
+          <w:b w:val="0"/>
+          <w:i w:val="0"/>
+          <w:sz w:val="26"/>
+        </w:rPr>
+        <w:t>Dữ liệu được mã hóa và lưu tại [CẦN, máy chủ bảo mật/</w:t>
+      </w:r>
+    </w:p>
+    <w:p>
+      <w:pPr>
+        <w:spacing w:before="0" w:after="160" w:lineRule="auto" w:line="360"/>
+        <w:jc w:val="both"/>
+      </w:pPr>
+      <w:r>
+        <w:rPr>
+          <w:rFonts w:ascii="Times New Roman" w:hAnsi="Times New Roman" w:eastAsia="Times New Roman" w:cs="Times New Roman"/>
+          <w:b w:val="0"/>
+          <w:i w:val="0"/>
+          <w:sz w:val="26"/>
+        </w:rPr>
+        <w:t>ổ cứng mã hóa tại đơn vị]</w:t>
+      </w:r>
+    </w:p>
+    <w:p>
+      <w:pPr>
+        <w:spacing w:before="0" w:after="160" w:lineRule="auto" w:line="360"/>
+        <w:jc w:val="both"/>
+      </w:pPr>
+      <w:r>
+        <w:rPr>
+          <w:rFonts w:ascii="Times New Roman" w:hAnsi="Times New Roman" w:eastAsia="Times New Roman" w:cs="Times New Roman"/>
+          <w:b w:val="0"/>
+          <w:i w:val="0"/>
+          <w:sz w:val="26"/>
+        </w:rPr>
+        <w:t>Chỉ nhóm nghiên cứu được phép truy cập dữ liệu danh tính</w:t>
+      </w:r>
+    </w:p>
+    <w:p>
+      <w:pPr>
+        <w:spacing w:before="0" w:after="160" w:lineRule="auto" w:line="360"/>
+        <w:jc w:val="both"/>
+      </w:pPr>
+      <w:r>
+        <w:rPr>
+          <w:rFonts w:ascii="Times New Roman" w:hAnsi="Times New Roman" w:eastAsia="Times New Roman" w:cs="Times New Roman"/>
+          <w:b w:val="0"/>
+          <w:i w:val="0"/>
+          <w:sz w:val="26"/>
+        </w:rPr>
+        <w:t>Kết quả công bố dùng dữ liệu TỔNG HỢP, KHÔNG tiết lộ danh tính</w:t>
+      </w:r>
+    </w:p>
+    <w:p>
+      <w:pPr>
+        <w:spacing w:before="0" w:after="160" w:lineRule="auto" w:line="360"/>
+        <w:jc w:val="both"/>
+      </w:pPr>
+      <w:r>
+        <w:rPr>
+          <w:rFonts w:ascii="Times New Roman" w:hAnsi="Times New Roman" w:eastAsia="Times New Roman" w:cs="Times New Roman"/>
+          <w:b w:val="0"/>
+          <w:i w:val="0"/>
+          <w:sz w:val="26"/>
+        </w:rPr>
+        <w:t>Dữ liệu nhận dạng: KHÔNG THU THẬP — phiếu nặc danh ngay từ khâu phát, không tồn tại dữ liệu danh tính cần xóa</w:t>
+      </w:r>
+    </w:p>
+    <w:p>
+      <w:pPr>
+        <w:spacing w:before="0" w:after="160" w:lineRule="auto" w:line="360"/>
+        <w:jc w:val="both"/>
+      </w:pPr>
+      <w:r>
+        <w:rPr>
+          <w:rFonts w:ascii="Times New Roman" w:hAnsi="Times New Roman" w:eastAsia="Times New Roman" w:cs="Times New Roman"/>
+          <w:b w:val="0"/>
+          <w:i w:val="0"/>
+          <w:sz w:val="26"/>
+        </w:rPr>
+        <w:t>sau khi kết thúc nghiên cứu theo quy định lưu trữ y tế</w:t>
+      </w:r>
+    </w:p>
+    <w:p>
+      <w:pPr>
+        <w:spacing w:before="0" w:after="160" w:lineRule="auto" w:line="360"/>
+        <w:jc w:val="both"/>
+      </w:pPr>
+      <w:r>
+        <w:rPr>
+          <w:rFonts w:ascii="Times New Roman" w:hAnsi="Times New Roman" w:eastAsia="Times New Roman" w:cs="Times New Roman"/>
+          <w:b w:val="0"/>
+          <w:i w:val="0"/>
+          <w:sz w:val="26"/>
+        </w:rPr>
+        <w:t>Trong trường hợp rò rỉ, anh/chị sẽ được thông báo NGAY KHI XÁC NHẬN</w:t>
+      </w:r>
+    </w:p>
+    <w:p>
+      <w:pPr>
+        <w:spacing w:before="0" w:after="160" w:lineRule="auto" w:line="360"/>
+        <w:jc w:val="both"/>
+      </w:pPr>
+      <w:r>
+        <w:rPr>
+          <w:rFonts w:ascii="Times New Roman" w:hAnsi="Times New Roman" w:eastAsia="Times New Roman" w:cs="Times New Roman"/>
+          <w:b w:val="0"/>
+          <w:i w:val="0"/>
+          <w:sz w:val="26"/>
+        </w:rPr>
+        <w:t>(cơ quan bảo vệ dữ liệu được báo trong 72 giờ theo NĐ 356/2025/NĐ-CP,</w:t>
+      </w:r>
+    </w:p>
+    <w:p>
+      <w:pPr>
+        <w:spacing w:before="0" w:after="160" w:lineRule="auto" w:line="360"/>
+        <w:jc w:val="both"/>
+      </w:pPr>
+      <w:r>
+        <w:rPr>
+          <w:rFonts w:ascii="Times New Roman" w:hAnsi="Times New Roman" w:eastAsia="Times New Roman" w:cs="Times New Roman"/>
+          <w:b w:val="0"/>
+          <w:i w:val="0"/>
+          <w:sz w:val="26"/>
+        </w:rPr>
+        <w:t>mốc này áp cho cơ quan quản lý, không phải mốc cam kết với anh/chị)</w:t>
+      </w:r>
+    </w:p>
+    <w:p>
+      <w:pPr>
+        <w:spacing w:before="0" w:after="160" w:lineRule="auto" w:line="360"/>
+        <w:jc w:val="both"/>
+      </w:pPr>
+      <w:r>
+        <w:rPr>
+          <w:rFonts w:ascii="Times New Roman" w:hAnsi="Times New Roman" w:eastAsia="Times New Roman" w:cs="Times New Roman"/>
+          <w:b w:val="0"/>
+          <w:i w:val="0"/>
+          <w:sz w:val="26"/>
+        </w:rPr>
+        <w:t>Anh/chị có quyền yêu cầu xem, sửa hoặc xóa dữ liệu của mình</w:t>
+      </w:r>
+    </w:p>
+    <w:p>
+      <w:pPr>
+        <w:spacing w:before="0" w:after="160" w:lineRule="auto" w:line="360"/>
+        <w:jc w:val="both"/>
+      </w:pPr>
+      <w:r>
+        <w:rPr>
+          <w:rFonts w:ascii="Times New Roman" w:hAnsi="Times New Roman" w:eastAsia="Times New Roman" w:cs="Times New Roman"/>
+          <w:b w:val="0"/>
+          <w:i w:val="0"/>
+          <w:sz w:val="26"/>
+        </w:rPr>
+        <w:t>(trước khi chúng tôi tiến hành phân tích).</w:t>
       </w:r>
     </w:p>
     <w:p>
@@ -2981,82 +3443,97 @@
           <w:i w:val="0"/>
           <w:sz w:val="26"/>
         </w:rPr>
-        <w:t>RỦI RO VÀ BẤT TIỆN CÓ THỂ XẢY RA</w:t>
-      </w:r>
-    </w:p>
-    <w:p>
-      <w:pPr>
-        <w:spacing w:before="0" w:after="160" w:lineRule="auto" w:line="360"/>
-        <w:jc w:val="both"/>
-      </w:pPr>
-      <w:r>
-        <w:rPr>
-          <w:rFonts w:ascii="Times New Roman" w:hAnsi="Times New Roman" w:eastAsia="Times New Roman" w:cs="Times New Roman"/>
-          <w:b w:val="0"/>
-          <w:i w:val="0"/>
-          <w:sz w:val="26"/>
-        </w:rPr>
-        <w:t>- Rò rỉ thông tin từ bộ câu hỏi: Nhẹ đến Khuyết danh hoàn toàn nếu không cần theo dõi; mã hóa nếu cần liên kết</w:t>
-      </w:r>
-    </w:p>
-    <w:p>
-      <w:pPr>
-        <w:spacing w:before="0" w:after="160" w:lineRule="auto" w:line="360"/>
-        <w:jc w:val="both"/>
-      </w:pPr>
-      <w:r>
-        <w:rPr>
-          <w:rFonts w:ascii="Times New Roman" w:hAnsi="Times New Roman" w:eastAsia="Times New Roman" w:cs="Times New Roman"/>
-          <w:b w:val="0"/>
-          <w:i w:val="0"/>
-          <w:sz w:val="26"/>
-        </w:rPr>
-        <w:t>- Gánh nặng thời gian: Không đáng kể đến Bộ câu hỏi ngắn; tự điền hoặc qua điện thoại/email</w:t>
-      </w:r>
-    </w:p>
-    <w:p>
-      <w:pPr>
-        <w:spacing w:before="0" w:after="160" w:lineRule="auto" w:line="360"/>
-        <w:jc w:val="both"/>
-      </w:pPr>
-      <w:r>
-        <w:rPr>
-          <w:rFonts w:ascii="Times New Roman" w:hAnsi="Times New Roman" w:eastAsia="Times New Roman" w:cs="Times New Roman"/>
-          <w:b w:val="0"/>
-          <w:i w:val="0"/>
-          <w:sz w:val="26"/>
-        </w:rPr>
-        <w:t>Nếu có bất kỳ vấn đề sức khỏe nào liên quan đến nghiên cứu,</w:t>
-      </w:r>
-    </w:p>
-    <w:p>
-      <w:pPr>
-        <w:spacing w:before="0" w:after="160" w:lineRule="auto" w:line="360"/>
-        <w:jc w:val="both"/>
-      </w:pPr>
-      <w:r>
-        <w:rPr>
-          <w:rFonts w:ascii="Times New Roman" w:hAnsi="Times New Roman" w:eastAsia="Times New Roman" w:cs="Times New Roman"/>
-          <w:b w:val="0"/>
-          <w:i w:val="0"/>
-          <w:sz w:val="26"/>
-        </w:rPr>
-        <w:t>xin liên hệ ngay chủ nhiệm đề tài (số điện thoại bên dưới).</w:t>
-      </w:r>
-    </w:p>
-    <w:p>
-      <w:pPr>
-        <w:spacing w:before="0" w:after="160" w:lineRule="auto" w:line="360"/>
-        <w:jc w:val="both"/>
-      </w:pPr>
-      <w:r>
-        <w:rPr>
-          <w:rFonts w:ascii="Times New Roman" w:hAnsi="Times New Roman" w:eastAsia="Times New Roman" w:cs="Times New Roman"/>
-          <w:b w:val="0"/>
-          <w:i w:val="0"/>
-          <w:sz w:val="26"/>
-        </w:rPr>
-        <w:t xml:space="preserve">Chi phí điều trị biến cố liên quan nghiên cứu: Không áp dụng — nghiên cứu chỉ khảo sát ý kiến, không can thiệp y khoa nên không phát sinh biến cố điều trị liên quan </w:t>
+        <w:t>QUYỀN TỰ NGUYỆN VÀ RÚT LUI</w:t>
+      </w:r>
+    </w:p>
+    <w:p>
+      <w:pPr>
+        <w:spacing w:before="0" w:after="160" w:lineRule="auto" w:line="360"/>
+        <w:jc w:val="both"/>
+      </w:pPr>
+      <w:r>
+        <w:rPr>
+          <w:rFonts w:ascii="Times New Roman" w:hAnsi="Times New Roman" w:eastAsia="Times New Roman" w:cs="Times New Roman"/>
+          <w:b w:val="0"/>
+          <w:i w:val="0"/>
+          <w:sz w:val="26"/>
+        </w:rPr>
+        <w:t>Tham gia là HOÀN TOÀN TỰ NGUYỆN</w:t>
+      </w:r>
+    </w:p>
+    <w:p>
+      <w:pPr>
+        <w:spacing w:before="0" w:after="160" w:lineRule="auto" w:line="360"/>
+        <w:jc w:val="both"/>
+      </w:pPr>
+      <w:r>
+        <w:rPr>
+          <w:rFonts w:ascii="Times New Roman" w:hAnsi="Times New Roman" w:eastAsia="Times New Roman" w:cs="Times New Roman"/>
+          <w:b w:val="0"/>
+          <w:i w:val="0"/>
+          <w:sz w:val="26"/>
+        </w:rPr>
+        <w:t>Anh/chị có thể KHÔNG ĐỒNG Ý tham gia mà KHÔNG ảnh hưởng</w:t>
+      </w:r>
+    </w:p>
+    <w:p>
+      <w:pPr>
+        <w:spacing w:before="0" w:after="160" w:lineRule="auto" w:line="360"/>
+        <w:jc w:val="both"/>
+      </w:pPr>
+      <w:r>
+        <w:rPr>
+          <w:rFonts w:ascii="Times New Roman" w:hAnsi="Times New Roman" w:eastAsia="Times New Roman" w:cs="Times New Roman"/>
+          <w:b w:val="0"/>
+          <w:i w:val="0"/>
+          <w:sz w:val="26"/>
+        </w:rPr>
+        <w:t>đến dịch vụ y tế đang nhận</w:t>
+      </w:r>
+    </w:p>
+    <w:p>
+      <w:pPr>
+        <w:spacing w:before="0" w:after="160" w:lineRule="auto" w:line="360"/>
+        <w:jc w:val="both"/>
+      </w:pPr>
+      <w:r>
+        <w:rPr>
+          <w:rFonts w:ascii="Times New Roman" w:hAnsi="Times New Roman" w:eastAsia="Times New Roman" w:cs="Times New Roman"/>
+          <w:b w:val="0"/>
+          <w:i w:val="0"/>
+          <w:sz w:val="26"/>
+        </w:rPr>
+        <w:t>Anh/chị có thể RÚT LUI bất kỳ lúc nào, không cần giải thích</w:t>
+      </w:r>
+    </w:p>
+    <w:p>
+      <w:pPr>
+        <w:spacing w:before="0" w:after="160" w:lineRule="auto" w:line="360"/>
+        <w:jc w:val="both"/>
+      </w:pPr>
+      <w:r>
+        <w:rPr>
+          <w:rFonts w:ascii="Times New Roman" w:hAnsi="Times New Roman" w:eastAsia="Times New Roman" w:cs="Times New Roman"/>
+          <w:b w:val="0"/>
+          <w:i w:val="0"/>
+          <w:sz w:val="26"/>
+        </w:rPr>
+        <w:t>Nếu rút lui, dữ liệu đã thu thập: □ sẽ bị xóa □ vẫn dùng</w:t>
+      </w:r>
+    </w:p>
+    <w:p>
+      <w:pPr>
+        <w:spacing w:before="0" w:after="160" w:lineRule="auto" w:line="360"/>
+        <w:jc w:val="both"/>
+      </w:pPr>
+      <w:r>
+        <w:rPr>
+          <w:rFonts w:ascii="Times New Roman" w:hAnsi="Times New Roman" w:eastAsia="Times New Roman" w:cs="Times New Roman"/>
+          <w:b w:val="0"/>
+          <w:i w:val="0"/>
+          <w:sz w:val="26"/>
+        </w:rPr>
+        <w:t xml:space="preserve">(do tính nặc danh: SAU khi nộp phiếu không thể rút riêng phiếu của ông/bà vì không có cách nhận dạng; ông/bà có toàn quyền từ chối hoặc dừng bất kỳ lúc nào TRƯỚC khi nộp) </w:t>
       </w:r>
       <w:r>
         <w:rPr>
@@ -3067,136 +3544,42 @@
         </w:rPr>
         <w:t>[BÁC SĨ RÀ]</w:t>
       </w:r>
-      <w:r>
-        <w:rPr>
-          <w:rFonts w:ascii="Times New Roman" w:hAnsi="Times New Roman" w:eastAsia="Times New Roman" w:cs="Times New Roman"/>
-          <w:b w:val="0"/>
-          <w:i w:val="0"/>
-          <w:sz w:val="26"/>
-        </w:rPr>
-        <w:t>.</w:t>
-      </w:r>
-    </w:p>
-    <w:p>
-      <w:pPr>
-        <w:pStyle w:val="ListNumber"/>
-        <w:spacing w:before="0" w:after="120" w:lineRule="auto" w:line="360"/>
-        <w:jc w:val="both"/>
-      </w:pPr>
-      <w:r>
-        <w:rPr>
-          <w:rFonts w:ascii="Times New Roman" w:hAnsi="Times New Roman" w:eastAsia="Times New Roman" w:cs="Times New Roman"/>
-          <w:b w:val="0"/>
-          <w:i w:val="0"/>
-          <w:sz w:val="26"/>
-        </w:rPr>
-        <w:t>LỢI ÍCH KỲ VỌNG</w:t>
-      </w:r>
-    </w:p>
-    <w:p>
-      <w:pPr>
-        <w:spacing w:before="0" w:after="160" w:lineRule="auto" w:line="360"/>
-        <w:jc w:val="both"/>
-      </w:pPr>
-      <w:r>
-        <w:rPr>
-          <w:rFonts w:ascii="Times New Roman" w:hAnsi="Times New Roman" w:eastAsia="Times New Roman" w:cs="Times New Roman"/>
-          <w:b w:val="0"/>
-          <w:i w:val="0"/>
-          <w:sz w:val="26"/>
-        </w:rPr>
-        <w:t>Lợi ích trực tiếp: không có lợi ích y khoa trực tiếp; ý kiến của ông/bà giúp cải thiện chất lượng dịch vụ khám bệnh — KHÔNG có can thiệp/thủ thuật y khoa nào thực hiện thêm ngoài quy trình khám/chăm sóc thường quy</w:t>
-      </w:r>
-    </w:p>
-    <w:p>
-      <w:pPr>
-        <w:spacing w:before="0" w:after="160" w:lineRule="auto" w:line="360"/>
-        <w:jc w:val="both"/>
-      </w:pPr>
-      <w:r>
-        <w:rPr>
-          <w:rFonts w:ascii="Times New Roman" w:hAnsi="Times New Roman" w:eastAsia="Times New Roman" w:cs="Times New Roman"/>
-          <w:b w:val="0"/>
-          <w:i w:val="0"/>
-          <w:sz w:val="26"/>
-        </w:rPr>
-        <w:t>Lợi ích cộng đồng: Cung cấp dữ liệu tỷ lệ hiện mắc/tỷ lệ các yếu tố liên quan tại địa phương; chi phí thấp</w:t>
-      </w:r>
-    </w:p>
-    <w:p>
-      <w:pPr>
-        <w:spacing w:before="0" w:after="160" w:lineRule="auto" w:line="360"/>
-        <w:jc w:val="both"/>
-      </w:pPr>
-      <w:r>
-        <w:rPr>
-          <w:rFonts w:ascii="Times New Roman" w:hAnsi="Times New Roman" w:eastAsia="Times New Roman" w:cs="Times New Roman"/>
-          <w:b w:val="0"/>
-          <w:i w:val="0"/>
-          <w:sz w:val="26"/>
-        </w:rPr>
-        <w:t>Chúng tôi KHÔNG đảm bảo lợi ích cá nhân từ việc tham gia.</w:t>
-      </w:r>
-    </w:p>
-    <w:p>
-      <w:pPr>
-        <w:spacing w:before="0" w:after="160" w:lineRule="auto" w:line="360"/>
-        <w:jc w:val="both"/>
-      </w:pPr>
-      <w:r>
-        <w:rPr>
-          <w:rFonts w:ascii="Times New Roman" w:hAnsi="Times New Roman" w:eastAsia="Times New Roman" w:cs="Times New Roman"/>
-          <w:b w:val="0"/>
-          <w:i w:val="0"/>
-          <w:sz w:val="26"/>
-        </w:rPr>
-        <w:t>Anh/chị sẽ nhận được tóm tắt kết quả nghiên cứu khi hoàn tất.</w:t>
-      </w:r>
-    </w:p>
-    <w:p>
-      <w:pPr>
-        <w:spacing w:before="0" w:after="160" w:lineRule="auto" w:line="360"/>
-        <w:jc w:val="both"/>
-      </w:pPr>
-      <w:r>
-        <w:rPr>
-          <w:rFonts w:ascii="Times New Roman" w:hAnsi="Times New Roman" w:eastAsia="Times New Roman" w:cs="Times New Roman"/>
-          <w:b w:val="0"/>
-          <w:i w:val="0"/>
-          <w:sz w:val="26"/>
-        </w:rPr>
-        <w:t>4b. NGUỒN TÀI TRỢ VÀ XUNG ĐỘT LỢI ÍCH</w:t>
-      </w:r>
-    </w:p>
-    <w:p>
-      <w:pPr>
-        <w:spacing w:before="0" w:after="160" w:lineRule="auto" w:line="360"/>
-        <w:jc w:val="both"/>
-      </w:pPr>
-      <w:r>
-        <w:rPr>
-          <w:rFonts w:ascii="Times New Roman" w:hAnsi="Times New Roman" w:eastAsia="Times New Roman" w:cs="Times New Roman"/>
-          <w:b w:val="0"/>
-          <w:i w:val="0"/>
-          <w:sz w:val="26"/>
-        </w:rPr>
-        <w:t>Nghiên cứu này được tài trợ bởi: [CẦN, tên nguồn tài trợ, hoặc "không có</w:t>
-      </w:r>
-    </w:p>
-    <w:p>
-      <w:pPr>
-        <w:spacing w:before="0" w:after="160" w:lineRule="auto" w:line="360"/>
-        <w:jc w:val="both"/>
-      </w:pPr>
-      <w:r>
-        <w:rPr>
-          <w:rFonts w:ascii="Times New Roman" w:hAnsi="Times New Roman" w:eastAsia="Times New Roman" w:cs="Times New Roman"/>
-          <w:b w:val="0"/>
-          <w:i w:val="0"/>
-          <w:sz w:val="26"/>
-        </w:rPr>
-        <w:t xml:space="preserve">tài trợ ngoài" nếu đúng]. Nhóm nghiên cứu </w:t>
-      </w:r>
+    </w:p>
+    <w:p>
+      <w:pPr>
+        <w:spacing w:before="0" w:after="160" w:lineRule="auto" w:line="360"/>
+        <w:jc w:val="both"/>
+      </w:pPr>
+      <w:r>
+        <w:rPr>
+          <w:rFonts w:ascii="Times New Roman" w:hAnsi="Times New Roman" w:eastAsia="Times New Roman" w:cs="Times New Roman"/>
+          <w:b w:val="0"/>
+          <w:i w:val="0"/>
+          <w:sz w:val="26"/>
+        </w:rPr>
+        <w:t>6c. BỒI THƯỜNG KHI CÓ TỔN HẠI</w:t>
+      </w:r>
+    </w:p>
+    <w:p>
+      <w:pPr>
+        <w:spacing w:before="0" w:after="160" w:lineRule="auto" w:line="360"/>
+        <w:jc w:val="both"/>
+      </w:pPr>
+      <w:r>
+        <w:rPr>
+          <w:rFonts w:ascii="Times New Roman" w:hAnsi="Times New Roman" w:eastAsia="Times New Roman" w:cs="Times New Roman"/>
+          <w:b w:val="0"/>
+          <w:i w:val="0"/>
+          <w:sz w:val="26"/>
+        </w:rPr>
+        <w:t>Nếu xảy ra tổn hại liên quan trực tiếp đến việc tham gia nghiên cứu,</w:t>
+      </w:r>
+    </w:p>
+    <w:p>
+      <w:pPr>
+        <w:spacing w:before="0" w:after="160" w:lineRule="auto" w:line="360"/>
+        <w:jc w:val="both"/>
+      </w:pPr>
       <w:r>
         <w:rPr>
           <w:rFonts w:ascii="Times New Roman" w:hAnsi="Times New Roman" w:eastAsia="Times New Roman" w:cs="Times New Roman"/>
@@ -3205,91 +3588,76 @@
           <w:color w:val="CC7700"/>
           <w:sz w:val="26"/>
         </w:rPr>
-        <w:t>[CẦN — có/không]</w:t>
-      </w:r>
-      <w:r>
-        <w:rPr>
-          <w:rFonts w:ascii="Times New Roman" w:hAnsi="Times New Roman" w:eastAsia="Times New Roman" w:cs="Times New Roman"/>
-          <w:b w:val="0"/>
-          <w:i w:val="0"/>
-          <w:sz w:val="26"/>
-        </w:rPr>
-        <w:t xml:space="preserve"> có xung đột</w:t>
-      </w:r>
-    </w:p>
-    <w:p>
-      <w:pPr>
-        <w:spacing w:before="0" w:after="160" w:lineRule="auto" w:line="360"/>
-        <w:jc w:val="both"/>
-      </w:pPr>
-      <w:r>
-        <w:rPr>
-          <w:rFonts w:ascii="Times New Roman" w:hAnsi="Times New Roman" w:eastAsia="Times New Roman" w:cs="Times New Roman"/>
-          <w:b w:val="0"/>
-          <w:i w:val="0"/>
-          <w:sz w:val="26"/>
-        </w:rPr>
-        <w:t>lợi ích liên quan đến chủ đề nghiên cứu (khớp khai báo COI ở Tài liệu 8).</w:t>
-      </w:r>
-    </w:p>
-    <w:p>
-      <w:pPr>
-        <w:spacing w:before="0" w:after="160" w:lineRule="auto" w:line="360"/>
-        <w:jc w:val="both"/>
-      </w:pPr>
-      <w:r>
-        <w:rPr>
-          <w:rFonts w:ascii="Times New Roman" w:hAnsi="Times New Roman" w:eastAsia="Times New Roman" w:cs="Times New Roman"/>
-          <w:b w:val="0"/>
-          <w:i w:val="0"/>
-          <w:sz w:val="26"/>
-        </w:rPr>
-        <w:t>4c. HỖ TRỢ/BỒI DƯỠNG KHI THAM GIA</w:t>
-      </w:r>
-    </w:p>
-    <w:p>
-      <w:pPr>
-        <w:spacing w:before="0" w:after="160" w:lineRule="auto" w:line="360"/>
-        <w:jc w:val="both"/>
-      </w:pPr>
-      <w:r>
-        <w:rPr>
-          <w:rFonts w:ascii="Times New Roman" w:hAnsi="Times New Roman" w:eastAsia="Times New Roman" w:cs="Times New Roman"/>
-          <w:b w:val="0"/>
-          <w:i w:val="0"/>
-          <w:sz w:val="26"/>
-        </w:rPr>
-        <w:t>□ Không có hỗ trợ/bồi dưỡng nào ngoài chăm sóc y tế thường quy.</w:t>
-      </w:r>
-    </w:p>
-    <w:p>
-      <w:pPr>
-        <w:spacing w:before="0" w:after="160" w:lineRule="auto" w:line="360"/>
-        <w:jc w:val="both"/>
-      </w:pPr>
-      <w:r>
-        <w:rPr>
-          <w:rFonts w:ascii="Times New Roman" w:hAnsi="Times New Roman" w:eastAsia="Times New Roman" w:cs="Times New Roman"/>
-          <w:b w:val="0"/>
-          <w:i w:val="0"/>
-          <w:sz w:val="26"/>
-        </w:rPr>
-        <w:t>□ Có hỗ trợ: [CẦN, mô tả cụ thể, vd hỗ trợ chi phí đi lại/thời gian;</w:t>
-      </w:r>
-    </w:p>
-    <w:p>
-      <w:pPr>
-        <w:spacing w:before="0" w:after="160" w:lineRule="auto" w:line="360"/>
-        <w:jc w:val="both"/>
-      </w:pPr>
-      <w:r>
-        <w:rPr>
-          <w:rFonts w:ascii="Times New Roman" w:hAnsi="Times New Roman" w:eastAsia="Times New Roman" w:cs="Times New Roman"/>
-          <w:b w:val="0"/>
-          <w:i w:val="0"/>
-          <w:sz w:val="26"/>
-        </w:rPr>
-        <w:t>PHẢI ở mức hợp lý, không mang tính ép buộc/dụ dỗ tham gia].</w:t>
+        <w:t>[CẦN — đơn vị/chủ nhiệm]</w:t>
+      </w:r>
+      <w:r>
+        <w:rPr>
+          <w:rFonts w:ascii="Times New Roman" w:hAnsi="Times New Roman" w:eastAsia="Times New Roman" w:cs="Times New Roman"/>
+          <w:b w:val="0"/>
+          <w:i w:val="0"/>
+          <w:sz w:val="26"/>
+        </w:rPr>
+        <w:t xml:space="preserve"> sẽ [CẦN CHỦ NHIỆM XÁC NHẬN, mô tả chính sách</w:t>
+      </w:r>
+    </w:p>
+    <w:p>
+      <w:pPr>
+        <w:spacing w:before="0" w:after="160" w:lineRule="auto" w:line="360"/>
+        <w:jc w:val="both"/>
+      </w:pPr>
+      <w:r>
+        <w:rPr>
+          <w:rFonts w:ascii="Times New Roman" w:hAnsi="Times New Roman" w:eastAsia="Times New Roman" w:cs="Times New Roman"/>
+          <w:b w:val="0"/>
+          <w:i w:val="0"/>
+          <w:sz w:val="26"/>
+        </w:rPr>
+        <w:t>chi trả điều trị/bồi thường cụ thể và nguồn kinh phí]. Với nghiên cứu</w:t>
+      </w:r>
+    </w:p>
+    <w:p>
+      <w:pPr>
+        <w:spacing w:before="0" w:after="160" w:lineRule="auto" w:line="360"/>
+        <w:jc w:val="both"/>
+      </w:pPr>
+      <w:r>
+        <w:rPr>
+          <w:rFonts w:ascii="Times New Roman" w:hAnsi="Times New Roman" w:eastAsia="Times New Roman" w:cs="Times New Roman"/>
+          <w:b w:val="0"/>
+          <w:i w:val="0"/>
+          <w:sz w:val="26"/>
+        </w:rPr>
+        <w:t>quan sát nguy cơ tối thiểu (không can thiệp), mục này có thể rút gọn</w:t>
+      </w:r>
+    </w:p>
+    <w:p>
+      <w:pPr>
+        <w:spacing w:before="0" w:after="160" w:lineRule="auto" w:line="360"/>
+        <w:jc w:val="both"/>
+      </w:pPr>
+      <w:r>
+        <w:rPr>
+          <w:rFonts w:ascii="Times New Roman" w:hAnsi="Times New Roman" w:eastAsia="Times New Roman" w:cs="Times New Roman"/>
+          <w:b w:val="0"/>
+          <w:i w:val="0"/>
+          <w:sz w:val="26"/>
+        </w:rPr>
+        <w:t>thành xác nhận không phát sinh thủ thuật/can thiệp ngoài thực hành</w:t>
+      </w:r>
+    </w:p>
+    <w:p>
+      <w:pPr>
+        <w:spacing w:before="0" w:after="160" w:lineRule="auto" w:line="360"/>
+        <w:jc w:val="both"/>
+      </w:pPr>
+      <w:r>
+        <w:rPr>
+          <w:rFonts w:ascii="Times New Roman" w:hAnsi="Times New Roman" w:eastAsia="Times New Roman" w:cs="Times New Roman"/>
+          <w:b w:val="0"/>
+          <w:i w:val="0"/>
+          <w:sz w:val="26"/>
+        </w:rPr>
+        <w:t>thường quy, nhưng KHÔNG được bỏ hẳn.</w:t>
       </w:r>
     </w:p>
     <w:p>
@@ -3305,354 +3673,113 @@
           <w:i w:val="0"/>
           <w:sz w:val="26"/>
         </w:rPr>
-        <w:t>BẢO MẬT THÔNG TIN CÁ NHÂN</w:t>
-      </w:r>
-    </w:p>
-    <w:p>
-      <w:pPr>
-        <w:spacing w:before="0" w:after="160" w:lineRule="auto" w:line="360"/>
-        <w:jc w:val="both"/>
-      </w:pPr>
-      <w:r>
-        <w:rPr>
-          <w:rFonts w:ascii="Times New Roman" w:hAnsi="Times New Roman" w:eastAsia="Times New Roman" w:cs="Times New Roman"/>
-          <w:b w:val="0"/>
-          <w:i w:val="0"/>
-          <w:sz w:val="26"/>
-        </w:rPr>
-        <w:t>Thông tin cá nhân của anh/chị được bảo vệ theo</w:t>
-      </w:r>
-    </w:p>
-    <w:p>
-      <w:pPr>
-        <w:spacing w:before="0" w:after="160" w:lineRule="auto" w:line="360"/>
-        <w:jc w:val="both"/>
-      </w:pPr>
-      <w:r>
-        <w:rPr>
-          <w:rFonts w:ascii="Times New Roman" w:hAnsi="Times New Roman" w:eastAsia="Times New Roman" w:cs="Times New Roman"/>
-          <w:b w:val="0"/>
-          <w:i w:val="0"/>
-          <w:sz w:val="26"/>
-        </w:rPr>
-        <w:t>Luật BVDLCN 91/2025/QH15:</w:t>
-      </w:r>
-    </w:p>
-    <w:p>
-      <w:pPr>
-        <w:spacing w:before="0" w:after="160" w:lineRule="auto" w:line="360"/>
-        <w:jc w:val="both"/>
-      </w:pPr>
-      <w:r>
-        <w:rPr>
-          <w:rFonts w:ascii="Times New Roman" w:hAnsi="Times New Roman" w:eastAsia="Times New Roman" w:cs="Times New Roman"/>
-          <w:b w:val="0"/>
-          <w:i w:val="0"/>
-          <w:sz w:val="26"/>
-        </w:rPr>
-        <w:t>Dữ liệu được mã hóa và lưu tại [CẦN, máy chủ bảo mật/</w:t>
-      </w:r>
-    </w:p>
-    <w:p>
-      <w:pPr>
-        <w:spacing w:before="0" w:after="160" w:lineRule="auto" w:line="360"/>
-        <w:jc w:val="both"/>
-      </w:pPr>
-      <w:r>
-        <w:rPr>
-          <w:rFonts w:ascii="Times New Roman" w:hAnsi="Times New Roman" w:eastAsia="Times New Roman" w:cs="Times New Roman"/>
-          <w:b w:val="0"/>
-          <w:i w:val="0"/>
-          <w:sz w:val="26"/>
-        </w:rPr>
-        <w:t>ổ cứng mã hóa tại đơn vị]</w:t>
-      </w:r>
-    </w:p>
-    <w:p>
-      <w:pPr>
-        <w:spacing w:before="0" w:after="160" w:lineRule="auto" w:line="360"/>
-        <w:jc w:val="both"/>
-      </w:pPr>
-      <w:r>
-        <w:rPr>
-          <w:rFonts w:ascii="Times New Roman" w:hAnsi="Times New Roman" w:eastAsia="Times New Roman" w:cs="Times New Roman"/>
-          <w:b w:val="0"/>
-          <w:i w:val="0"/>
-          <w:sz w:val="26"/>
-        </w:rPr>
-        <w:t>Chỉ nhóm nghiên cứu được phép truy cập dữ liệu danh tính</w:t>
-      </w:r>
-    </w:p>
-    <w:p>
-      <w:pPr>
-        <w:spacing w:before="0" w:after="160" w:lineRule="auto" w:line="360"/>
-        <w:jc w:val="both"/>
-      </w:pPr>
-      <w:r>
-        <w:rPr>
-          <w:rFonts w:ascii="Times New Roman" w:hAnsi="Times New Roman" w:eastAsia="Times New Roman" w:cs="Times New Roman"/>
-          <w:b w:val="0"/>
-          <w:i w:val="0"/>
-          <w:sz w:val="26"/>
-        </w:rPr>
-        <w:t>Kết quả công bố dùng dữ liệu TỔNG HỢP, KHÔNG tiết lộ danh tính</w:t>
-      </w:r>
-    </w:p>
-    <w:p>
-      <w:pPr>
-        <w:spacing w:before="0" w:after="160" w:lineRule="auto" w:line="360"/>
-        <w:jc w:val="both"/>
-      </w:pPr>
-      <w:r>
-        <w:rPr>
-          <w:rFonts w:ascii="Times New Roman" w:hAnsi="Times New Roman" w:eastAsia="Times New Roman" w:cs="Times New Roman"/>
-          <w:b w:val="0"/>
-          <w:i w:val="0"/>
-          <w:sz w:val="26"/>
-        </w:rPr>
-        <w:t>Dữ liệu nhận dạng: KHÔNG THU THẬP — phiếu nặc danh ngay từ khâu phát, không tồn tại dữ liệu danh tính cần xóa</w:t>
-      </w:r>
-    </w:p>
-    <w:p>
-      <w:pPr>
-        <w:spacing w:before="0" w:after="160" w:lineRule="auto" w:line="360"/>
-        <w:jc w:val="both"/>
-      </w:pPr>
-      <w:r>
-        <w:rPr>
-          <w:rFonts w:ascii="Times New Roman" w:hAnsi="Times New Roman" w:eastAsia="Times New Roman" w:cs="Times New Roman"/>
-          <w:b w:val="0"/>
-          <w:i w:val="0"/>
-          <w:sz w:val="26"/>
-        </w:rPr>
-        <w:t>sau khi kết thúc nghiên cứu theo quy định lưu trữ y tế</w:t>
-      </w:r>
-    </w:p>
-    <w:p>
-      <w:pPr>
-        <w:spacing w:before="0" w:after="160" w:lineRule="auto" w:line="360"/>
-        <w:jc w:val="both"/>
-      </w:pPr>
-      <w:r>
-        <w:rPr>
-          <w:rFonts w:ascii="Times New Roman" w:hAnsi="Times New Roman" w:eastAsia="Times New Roman" w:cs="Times New Roman"/>
-          <w:b w:val="0"/>
-          <w:i w:val="0"/>
-          <w:sz w:val="26"/>
-        </w:rPr>
-        <w:t>Trong trường hợp rò rỉ, anh/chị sẽ được thông báo NGAY KHI XÁC NHẬN</w:t>
-      </w:r>
-    </w:p>
-    <w:p>
-      <w:pPr>
-        <w:spacing w:before="0" w:after="160" w:lineRule="auto" w:line="360"/>
-        <w:jc w:val="both"/>
-      </w:pPr>
-      <w:r>
-        <w:rPr>
-          <w:rFonts w:ascii="Times New Roman" w:hAnsi="Times New Roman" w:eastAsia="Times New Roman" w:cs="Times New Roman"/>
-          <w:b w:val="0"/>
-          <w:i w:val="0"/>
-          <w:sz w:val="26"/>
-        </w:rPr>
-        <w:t>(cơ quan bảo vệ dữ liệu được báo trong 72 giờ theo NĐ 356/2025/NĐ-CP,</w:t>
-      </w:r>
-    </w:p>
-    <w:p>
-      <w:pPr>
-        <w:spacing w:before="0" w:after="160" w:lineRule="auto" w:line="360"/>
-        <w:jc w:val="both"/>
-      </w:pPr>
-      <w:r>
-        <w:rPr>
-          <w:rFonts w:ascii="Times New Roman" w:hAnsi="Times New Roman" w:eastAsia="Times New Roman" w:cs="Times New Roman"/>
-          <w:b w:val="0"/>
-          <w:i w:val="0"/>
-          <w:sz w:val="26"/>
-        </w:rPr>
-        <w:t>mốc này áp cho cơ quan quản lý, không phải mốc cam kết với anh/chị)</w:t>
-      </w:r>
-    </w:p>
-    <w:p>
-      <w:pPr>
-        <w:spacing w:before="0" w:after="160" w:lineRule="auto" w:line="360"/>
-        <w:jc w:val="both"/>
-      </w:pPr>
-      <w:r>
-        <w:rPr>
-          <w:rFonts w:ascii="Times New Roman" w:hAnsi="Times New Roman" w:eastAsia="Times New Roman" w:cs="Times New Roman"/>
-          <w:b w:val="0"/>
-          <w:i w:val="0"/>
-          <w:sz w:val="26"/>
-        </w:rPr>
-        <w:t>Anh/chị có quyền yêu cầu xem, sửa hoặc xóa dữ liệu của mình</w:t>
-      </w:r>
-    </w:p>
-    <w:p>
-      <w:pPr>
-        <w:spacing w:before="0" w:after="160" w:lineRule="auto" w:line="360"/>
-        <w:jc w:val="both"/>
-      </w:pPr>
-      <w:r>
-        <w:rPr>
-          <w:rFonts w:ascii="Times New Roman" w:hAnsi="Times New Roman" w:eastAsia="Times New Roman" w:cs="Times New Roman"/>
-          <w:b w:val="0"/>
-          <w:i w:val="0"/>
-          <w:sz w:val="26"/>
-        </w:rPr>
-        <w:t>(trước khi chúng tôi tiến hành phân tích).</w:t>
-      </w:r>
-    </w:p>
-    <w:p>
-      <w:pPr>
-        <w:pStyle w:val="ListNumber"/>
-        <w:spacing w:before="0" w:after="120" w:lineRule="auto" w:line="360"/>
-        <w:jc w:val="both"/>
-      </w:pPr>
-      <w:r>
-        <w:rPr>
-          <w:rFonts w:ascii="Times New Roman" w:hAnsi="Times New Roman" w:eastAsia="Times New Roman" w:cs="Times New Roman"/>
-          <w:b w:val="0"/>
-          <w:i w:val="0"/>
-          <w:sz w:val="26"/>
-        </w:rPr>
-        <w:t>QUYỀN TỰ NGUYỆN VÀ RÚT LUI</w:t>
-      </w:r>
-    </w:p>
-    <w:p>
-      <w:pPr>
-        <w:spacing w:before="0" w:after="160" w:lineRule="auto" w:line="360"/>
-        <w:jc w:val="both"/>
-      </w:pPr>
-      <w:r>
-        <w:rPr>
-          <w:rFonts w:ascii="Times New Roman" w:hAnsi="Times New Roman" w:eastAsia="Times New Roman" w:cs="Times New Roman"/>
-          <w:b w:val="0"/>
-          <w:i w:val="0"/>
-          <w:sz w:val="26"/>
-        </w:rPr>
-        <w:t>Tham gia là HOÀN TOÀN TỰ NGUYỆN</w:t>
-      </w:r>
-    </w:p>
-    <w:p>
-      <w:pPr>
-        <w:spacing w:before="0" w:after="160" w:lineRule="auto" w:line="360"/>
-        <w:jc w:val="both"/>
-      </w:pPr>
-      <w:r>
-        <w:rPr>
-          <w:rFonts w:ascii="Times New Roman" w:hAnsi="Times New Roman" w:eastAsia="Times New Roman" w:cs="Times New Roman"/>
-          <w:b w:val="0"/>
-          <w:i w:val="0"/>
-          <w:sz w:val="26"/>
-        </w:rPr>
-        <w:t>Anh/chị có thể KHÔNG ĐỒNG Ý tham gia mà KHÔNG ảnh hưởng</w:t>
-      </w:r>
-    </w:p>
-    <w:p>
-      <w:pPr>
-        <w:spacing w:before="0" w:after="160" w:lineRule="auto" w:line="360"/>
-        <w:jc w:val="both"/>
-      </w:pPr>
-      <w:r>
-        <w:rPr>
-          <w:rFonts w:ascii="Times New Roman" w:hAnsi="Times New Roman" w:eastAsia="Times New Roman" w:cs="Times New Roman"/>
-          <w:b w:val="0"/>
-          <w:i w:val="0"/>
-          <w:sz w:val="26"/>
-        </w:rPr>
-        <w:t>đến dịch vụ y tế đang nhận</w:t>
-      </w:r>
-    </w:p>
-    <w:p>
-      <w:pPr>
-        <w:spacing w:before="0" w:after="160" w:lineRule="auto" w:line="360"/>
-        <w:jc w:val="both"/>
-      </w:pPr>
-      <w:r>
-        <w:rPr>
-          <w:rFonts w:ascii="Times New Roman" w:hAnsi="Times New Roman" w:eastAsia="Times New Roman" w:cs="Times New Roman"/>
-          <w:b w:val="0"/>
-          <w:i w:val="0"/>
-          <w:sz w:val="26"/>
-        </w:rPr>
-        <w:t>Anh/chị có thể RÚT LUI bất kỳ lúc nào, không cần giải thích</w:t>
-      </w:r>
-    </w:p>
-    <w:p>
-      <w:pPr>
-        <w:spacing w:before="0" w:after="160" w:lineRule="auto" w:line="360"/>
-        <w:jc w:val="both"/>
-      </w:pPr>
-      <w:r>
-        <w:rPr>
-          <w:rFonts w:ascii="Times New Roman" w:hAnsi="Times New Roman" w:eastAsia="Times New Roman" w:cs="Times New Roman"/>
-          <w:b w:val="0"/>
-          <w:i w:val="0"/>
-          <w:sz w:val="26"/>
-        </w:rPr>
-        <w:t>Nếu rút lui, dữ liệu đã thu thập: □ sẽ bị xóa □ vẫn dùng</w:t>
-      </w:r>
-    </w:p>
-    <w:p>
-      <w:pPr>
-        <w:spacing w:before="0" w:after="160" w:lineRule="auto" w:line="360"/>
-        <w:jc w:val="both"/>
-      </w:pPr>
-      <w:r>
-        <w:rPr>
-          <w:rFonts w:ascii="Times New Roman" w:hAnsi="Times New Roman" w:eastAsia="Times New Roman" w:cs="Times New Roman"/>
-          <w:b w:val="0"/>
-          <w:i w:val="0"/>
-          <w:sz w:val="26"/>
-        </w:rPr>
-        <w:t xml:space="preserve">(do tính nặc danh: SAU khi nộp phiếu không thể rút riêng phiếu của ông/bà vì không có cách nhận dạng; ông/bà có toàn quyền từ chối hoặc dừng bất kỳ lúc nào TRƯỚC khi nộp) </w:t>
-      </w:r>
-      <w:r>
-        <w:rPr>
-          <w:rFonts w:ascii="Times New Roman" w:hAnsi="Times New Roman" w:eastAsia="Times New Roman" w:cs="Times New Roman"/>
-          <w:b w:val="0"/>
-          <w:i w:val="0"/>
-          <w:sz w:val="26"/>
-        </w:rPr>
-        <w:t>[BÁC SĨ RÀ]</w:t>
-      </w:r>
-    </w:p>
-    <w:p>
-      <w:pPr>
-        <w:spacing w:before="0" w:after="160" w:lineRule="auto" w:line="360"/>
-        <w:jc w:val="both"/>
-      </w:pPr>
-      <w:r>
-        <w:rPr>
-          <w:rFonts w:ascii="Times New Roman" w:hAnsi="Times New Roman" w:eastAsia="Times New Roman" w:cs="Times New Roman"/>
-          <w:b w:val="0"/>
-          <w:i w:val="0"/>
-          <w:sz w:val="26"/>
-        </w:rPr>
-        <w:t>6c. BỒI THƯỜNG KHI CÓ TỔN HẠI</w:t>
-      </w:r>
-    </w:p>
-    <w:p>
-      <w:pPr>
-        <w:spacing w:before="0" w:after="160" w:lineRule="auto" w:line="360"/>
-        <w:jc w:val="both"/>
-      </w:pPr>
-      <w:r>
-        <w:rPr>
-          <w:rFonts w:ascii="Times New Roman" w:hAnsi="Times New Roman" w:eastAsia="Times New Roman" w:cs="Times New Roman"/>
-          <w:b w:val="0"/>
-          <w:i w:val="0"/>
-          <w:sz w:val="26"/>
-        </w:rPr>
-        <w:t>Nếu xảy ra tổn hại liên quan trực tiếp đến việc tham gia nghiên cứu,</w:t>
-      </w:r>
-    </w:p>
-    <w:p>
-      <w:pPr>
-        <w:spacing w:before="0" w:after="160" w:lineRule="auto" w:line="360"/>
-        <w:jc w:val="both"/>
-      </w:pPr>
+        <w:t>THÔNG TIN LIÊN HỆ</w:t>
+      </w:r>
+    </w:p>
+    <w:p>
+      <w:pPr>
+        <w:spacing w:before="0" w:after="160" w:lineRule="auto" w:line="360"/>
+        <w:jc w:val="both"/>
+      </w:pPr>
+      <w:r>
+        <w:rPr>
+          <w:rFonts w:ascii="Times New Roman" w:hAnsi="Times New Roman" w:eastAsia="Times New Roman" w:cs="Times New Roman"/>
+          <w:b w:val="0"/>
+          <w:i w:val="0"/>
+          <w:sz w:val="26"/>
+        </w:rPr>
+        <w:t>------------------------------------------------------------</w:t>
+      </w:r>
+    </w:p>
+    <w:p>
+      <w:pPr>
+        <w:spacing w:before="0" w:after="160" w:lineRule="auto" w:line="360"/>
+        <w:jc w:val="both"/>
+      </w:pPr>
+      <w:r>
+        <w:rPr>
+          <w:rFonts w:ascii="Times New Roman" w:hAnsi="Times New Roman" w:eastAsia="Times New Roman" w:cs="Times New Roman"/>
+          <w:b w:val="0"/>
+          <w:i w:val="0"/>
+          <w:sz w:val="26"/>
+        </w:rPr>
+        <w:t>Thắc mắc về nghiên cứu:</w:t>
+      </w:r>
+    </w:p>
+    <w:p>
+      <w:pPr>
+        <w:spacing w:before="0" w:after="160" w:lineRule="auto" w:line="360"/>
+        <w:jc w:val="both"/>
+      </w:pPr>
+      <w:r>
+        <w:rPr>
+          <w:rFonts w:ascii="Times New Roman" w:hAnsi="Times New Roman" w:eastAsia="Times New Roman" w:cs="Times New Roman"/>
+          <w:b w:val="0"/>
+          <w:i w:val="0"/>
+          <w:sz w:val="26"/>
+        </w:rPr>
+        <w:t>Chủ nhiệm đề tài: Nguyễn Hà Luân</w:t>
+      </w:r>
+    </w:p>
+    <w:p>
+      <w:pPr>
+        <w:spacing w:before="0" w:after="160" w:lineRule="auto" w:line="360"/>
+        <w:jc w:val="both"/>
+      </w:pPr>
+      <w:r>
+        <w:rPr>
+          <w:rFonts w:ascii="Times New Roman" w:hAnsi="Times New Roman" w:eastAsia="Times New Roman" w:cs="Times New Roman"/>
+          <w:b w:val="0"/>
+          <w:i w:val="0"/>
+          <w:sz w:val="26"/>
+        </w:rPr>
+        <w:t>Điện thoại: 0971656665 Email: bsluanbv175@gmail.com</w:t>
+      </w:r>
+    </w:p>
+    <w:p>
+      <w:pPr>
+        <w:spacing w:before="0" w:after="160" w:lineRule="auto" w:line="360"/>
+        <w:jc w:val="both"/>
+      </w:pPr>
+      <w:r>
+        <w:rPr>
+          <w:rFonts w:ascii="Times New Roman" w:hAnsi="Times New Roman" w:eastAsia="Times New Roman" w:cs="Times New Roman"/>
+          <w:b w:val="0"/>
+          <w:i w:val="0"/>
+          <w:sz w:val="26"/>
+        </w:rPr>
+        <w:t>Thắc mắc về quyền của người tham gia:</w:t>
+      </w:r>
+    </w:p>
+    <w:p>
+      <w:pPr>
+        <w:spacing w:before="0" w:after="160" w:lineRule="auto" w:line="360"/>
+        <w:jc w:val="both"/>
+      </w:pPr>
+      <w:r>
+        <w:rPr>
+          <w:rFonts w:ascii="Times New Roman" w:hAnsi="Times New Roman" w:eastAsia="Times New Roman" w:cs="Times New Roman"/>
+          <w:b w:val="0"/>
+          <w:i w:val="0"/>
+          <w:sz w:val="26"/>
+        </w:rPr>
+        <w:t>Hội đồng Đạo đức: Hội đồng Y đức Bệnh viện Quân y 175</w:t>
+      </w:r>
+    </w:p>
+    <w:p>
+      <w:pPr>
+        <w:spacing w:before="0" w:after="160" w:lineRule="auto" w:line="360"/>
+        <w:jc w:val="both"/>
+      </w:pPr>
+      <w:r>
+        <w:rPr>
+          <w:rFonts w:ascii="Times New Roman" w:hAnsi="Times New Roman" w:eastAsia="Times New Roman" w:cs="Times New Roman"/>
+          <w:b w:val="0"/>
+          <w:i w:val="0"/>
+          <w:sz w:val="26"/>
+        </w:rPr>
+        <w:t xml:space="preserve">Điện thoại: </w:t>
+      </w:r>
       <w:r>
         <w:rPr>
           <w:rFonts w:ascii="Times New Roman" w:hAnsi="Times New Roman" w:eastAsia="Times New Roman" w:cs="Times New Roman"/>
@@ -3661,76 +3788,327 @@
           <w:color w:val="CC7700"/>
           <w:sz w:val="26"/>
         </w:rPr>
-        <w:t>[CẦN — đơn vị/chủ nhiệm]</w:t>
-      </w:r>
-      <w:r>
-        <w:rPr>
-          <w:rFonts w:ascii="Times New Roman" w:hAnsi="Times New Roman" w:eastAsia="Times New Roman" w:cs="Times New Roman"/>
-          <w:b w:val="0"/>
-          <w:i w:val="0"/>
-          <w:sz w:val="26"/>
-        </w:rPr>
-        <w:t xml:space="preserve"> sẽ [CẦN CHỦ NHIỆM XÁC NHẬN, mô tả chính sách</w:t>
-      </w:r>
-    </w:p>
-    <w:p>
-      <w:pPr>
-        <w:spacing w:before="0" w:after="160" w:lineRule="auto" w:line="360"/>
-        <w:jc w:val="both"/>
-      </w:pPr>
-      <w:r>
-        <w:rPr>
-          <w:rFonts w:ascii="Times New Roman" w:hAnsi="Times New Roman" w:eastAsia="Times New Roman" w:cs="Times New Roman"/>
-          <w:b w:val="0"/>
-          <w:i w:val="0"/>
-          <w:sz w:val="26"/>
-        </w:rPr>
-        <w:t>chi trả điều trị/bồi thường cụ thể và nguồn kinh phí]. Với nghiên cứu</w:t>
-      </w:r>
-    </w:p>
-    <w:p>
-      <w:pPr>
-        <w:spacing w:before="0" w:after="160" w:lineRule="auto" w:line="360"/>
-        <w:jc w:val="both"/>
-      </w:pPr>
-      <w:r>
-        <w:rPr>
-          <w:rFonts w:ascii="Times New Roman" w:hAnsi="Times New Roman" w:eastAsia="Times New Roman" w:cs="Times New Roman"/>
-          <w:b w:val="0"/>
-          <w:i w:val="0"/>
-          <w:sz w:val="26"/>
-        </w:rPr>
-        <w:t>quan sát nguy cơ tối thiểu (không can thiệp), mục này có thể rút gọn</w:t>
-      </w:r>
-    </w:p>
-    <w:p>
-      <w:pPr>
-        <w:spacing w:before="0" w:after="160" w:lineRule="auto" w:line="360"/>
-        <w:jc w:val="both"/>
-      </w:pPr>
-      <w:r>
-        <w:rPr>
-          <w:rFonts w:ascii="Times New Roman" w:hAnsi="Times New Roman" w:eastAsia="Times New Roman" w:cs="Times New Roman"/>
-          <w:b w:val="0"/>
-          <w:i w:val="0"/>
-          <w:sz w:val="26"/>
-        </w:rPr>
-        <w:t>thành xác nhận không phát sinh thủ thuật/can thiệp ngoài thực hành</w:t>
-      </w:r>
-    </w:p>
-    <w:p>
-      <w:pPr>
-        <w:spacing w:before="0" w:after="160" w:lineRule="auto" w:line="360"/>
-        <w:jc w:val="both"/>
-      </w:pPr>
-      <w:r>
-        <w:rPr>
-          <w:rFonts w:ascii="Times New Roman" w:hAnsi="Times New Roman" w:eastAsia="Times New Roman" w:cs="Times New Roman"/>
-          <w:b w:val="0"/>
-          <w:i w:val="0"/>
-          <w:sz w:val="26"/>
-        </w:rPr>
-        <w:t>thường quy, nhưng KHÔNG được bỏ hẳn.</w:t>
+        <w:t>[CẦN BỔ SUNG]</w:t>
+      </w:r>
+    </w:p>
+    <w:p>
+      <w:pPr>
+        <w:spacing w:before="0" w:after="160" w:lineRule="auto" w:line="360"/>
+        <w:jc w:val="both"/>
+      </w:pPr>
+      <w:r>
+        <w:rPr>
+          <w:rFonts w:ascii="Times New Roman" w:hAnsi="Times New Roman" w:eastAsia="Times New Roman" w:cs="Times New Roman"/>
+          <w:b w:val="0"/>
+          <w:i w:val="0"/>
+          <w:sz w:val="26"/>
+        </w:rPr>
+        <w:t>------------------------------------------------------------</w:t>
+      </w:r>
+    </w:p>
+    <w:p>
+      <w:pPr>
+        <w:spacing w:before="0" w:after="160" w:lineRule="auto" w:line="360"/>
+        <w:jc w:val="both"/>
+      </w:pPr>
+      <w:r>
+        <w:rPr>
+          <w:rFonts w:ascii="Times New Roman" w:hAnsi="Times New Roman" w:eastAsia="Times New Roman" w:cs="Times New Roman"/>
+          <w:b w:val="0"/>
+          <w:i w:val="0"/>
+          <w:sz w:val="26"/>
+        </w:rPr>
+        <w:t>PHẦN KÝ, BẢN NÀY DÀNH CHO NGƯỜI THAM GIA (GIỮ LẠI)</w:t>
+      </w:r>
+    </w:p>
+    <w:p>
+      <w:pPr>
+        <w:spacing w:before="0" w:after="160" w:lineRule="auto" w:line="360"/>
+        <w:jc w:val="both"/>
+      </w:pPr>
+      <w:r>
+        <w:rPr>
+          <w:rFonts w:ascii="Times New Roman" w:hAnsi="Times New Roman" w:eastAsia="Times New Roman" w:cs="Times New Roman"/>
+          <w:b w:val="0"/>
+          <w:i w:val="0"/>
+          <w:sz w:val="26"/>
+        </w:rPr>
+        <w:t>Tôi đã đọc / được giải thích thông tin bên trên và có đủ thời</w:t>
+      </w:r>
+    </w:p>
+    <w:p>
+      <w:pPr>
+        <w:spacing w:before="0" w:after="160" w:lineRule="auto" w:line="360"/>
+        <w:jc w:val="both"/>
+      </w:pPr>
+      <w:r>
+        <w:rPr>
+          <w:rFonts w:ascii="Times New Roman" w:hAnsi="Times New Roman" w:eastAsia="Times New Roman" w:cs="Times New Roman"/>
+          <w:b w:val="0"/>
+          <w:i w:val="0"/>
+          <w:sz w:val="26"/>
+        </w:rPr>
+        <w:t>gian để đặt câu hỏi. Tôi ĐỒNG Ý TỰ NGUYỆN tham gia nghiên cứu.</w:t>
+      </w:r>
+    </w:p>
+    <w:p>
+      <w:pPr>
+        <w:spacing w:before="0" w:after="160" w:lineRule="auto" w:line="360"/>
+        <w:jc w:val="both"/>
+      </w:pPr>
+      <w:r>
+        <w:rPr>
+          <w:rFonts w:ascii="Times New Roman" w:hAnsi="Times New Roman" w:eastAsia="Times New Roman" w:cs="Times New Roman"/>
+          <w:b w:val="0"/>
+          <w:i w:val="0"/>
+          <w:sz w:val="26"/>
+        </w:rPr>
+        <w:t>Họ tên người tham gia: _______________</w:t>
+      </w:r>
+    </w:p>
+    <w:p>
+      <w:pPr>
+        <w:spacing w:before="0" w:after="160" w:lineRule="auto" w:line="360"/>
+        <w:jc w:val="both"/>
+      </w:pPr>
+      <w:r>
+        <w:rPr>
+          <w:rFonts w:ascii="Times New Roman" w:hAnsi="Times New Roman" w:eastAsia="Times New Roman" w:cs="Times New Roman"/>
+          <w:b w:val="0"/>
+          <w:i w:val="0"/>
+          <w:sz w:val="26"/>
+        </w:rPr>
+        <w:t>Ký tên: _______________ Ngày: ___/___/2026</w:t>
+      </w:r>
+    </w:p>
+    <w:p>
+      <w:pPr>
+        <w:spacing w:before="0" w:after="160" w:lineRule="auto" w:line="360"/>
+        <w:jc w:val="both"/>
+      </w:pPr>
+      <w:r>
+        <w:rPr>
+          <w:rFonts w:ascii="Times New Roman" w:hAnsi="Times New Roman" w:eastAsia="Times New Roman" w:cs="Times New Roman"/>
+          <w:b w:val="0"/>
+          <w:i w:val="0"/>
+          <w:sz w:val="26"/>
+        </w:rPr>
+        <w:t>Họ tên người chứng kiến (nếu cần): _______________</w:t>
+      </w:r>
+    </w:p>
+    <w:p>
+      <w:pPr>
+        <w:spacing w:before="0" w:after="160" w:lineRule="auto" w:line="360"/>
+        <w:jc w:val="both"/>
+      </w:pPr>
+      <w:r>
+        <w:rPr>
+          <w:rFonts w:ascii="Times New Roman" w:hAnsi="Times New Roman" w:eastAsia="Times New Roman" w:cs="Times New Roman"/>
+          <w:b w:val="0"/>
+          <w:i w:val="0"/>
+          <w:sz w:val="26"/>
+        </w:rPr>
+        <w:t>Ký tên: _______________ Ngày: ___/___/2026</w:t>
+      </w:r>
+    </w:p>
+    <w:p>
+      <w:pPr>
+        <w:spacing w:before="0" w:after="160" w:lineRule="auto" w:line="360"/>
+        <w:jc w:val="both"/>
+      </w:pPr>
+      <w:r>
+        <w:rPr>
+          <w:rFonts w:ascii="Times New Roman" w:hAnsi="Times New Roman" w:eastAsia="Times New Roman" w:cs="Times New Roman"/>
+          <w:b w:val="0"/>
+          <w:i w:val="0"/>
+          <w:sz w:val="26"/>
+        </w:rPr>
+        <w:t>Họ tên nghiên cứu viên: _______________</w:t>
+      </w:r>
+    </w:p>
+    <w:p>
+      <w:pPr>
+        <w:spacing w:before="0" w:after="160" w:lineRule="auto" w:line="360"/>
+        <w:jc w:val="both"/>
+      </w:pPr>
+      <w:r>
+        <w:rPr>
+          <w:rFonts w:ascii="Times New Roman" w:hAnsi="Times New Roman" w:eastAsia="Times New Roman" w:cs="Times New Roman"/>
+          <w:b w:val="0"/>
+          <w:i w:val="0"/>
+          <w:sz w:val="26"/>
+        </w:rPr>
+        <w:t>Ký tên: _______________ Ngày: ___/___/2026</w:t>
+      </w:r>
+    </w:p>
+    <w:p>
+      <w:pPr>
+        <w:spacing w:before="0" w:after="160" w:lineRule="auto" w:line="360"/>
+        <w:jc w:val="both"/>
+      </w:pPr>
+      <w:r>
+        <w:rPr>
+          <w:rFonts w:ascii="Times New Roman" w:hAnsi="Times New Roman" w:eastAsia="Times New Roman" w:cs="Times New Roman"/>
+          <w:b w:val="0"/>
+          <w:i w:val="0"/>
+          <w:sz w:val="26"/>
+        </w:rPr>
+        <w:t xml:space="preserve">"Tài liệu này do AI hỗ trợ soạn thảo </w:t>
+      </w:r>
+      <w:r>
+        <w:rPr>
+          <w:rFonts w:ascii="Times New Roman" w:hAnsi="Times New Roman" w:eastAsia="Times New Roman" w:cs="Times New Roman"/>
+          <w:b w:val="0"/>
+          <w:i w:val="0"/>
+          <w:sz w:val="26"/>
+        </w:rPr>
+        <w:t>[DRAFT Phiên bản 1.0]</w:t>
+      </w:r>
+      <w:r>
+        <w:rPr>
+          <w:rFonts w:ascii="Times New Roman" w:hAnsi="Times New Roman" w:eastAsia="Times New Roman" w:cs="Times New Roman"/>
+          <w:b w:val="0"/>
+          <w:i w:val="0"/>
+          <w:sz w:val="26"/>
+        </w:rPr>
+        <w:t>.</w:t>
+      </w:r>
+    </w:p>
+    <w:p>
+      <w:pPr>
+        <w:spacing w:before="0" w:after="160" w:lineRule="auto" w:line="360"/>
+        <w:jc w:val="both"/>
+      </w:pPr>
+      <w:r>
+        <w:rPr>
+          <w:rFonts w:ascii="Times New Roman" w:hAnsi="Times New Roman" w:eastAsia="Times New Roman" w:cs="Times New Roman"/>
+          <w:b w:val="0"/>
+          <w:i w:val="0"/>
+          <w:sz w:val="26"/>
+        </w:rPr>
+        <w:t>Cần chủ nhiệm kiểm chứng và HĐ đạo đức phê duyệt trước khi dùng."</w:t>
+      </w:r>
+    </w:p>
+    <w:p>
+      <w:pPr>
+        <w:spacing w:before="280" w:after="160" w:lineRule="auto" w:line="312"/>
+      </w:pPr>
+      <w:r>
+        <w:rPr>
+          <w:rFonts w:ascii="Times New Roman" w:hAnsi="Times New Roman" w:eastAsia="Times New Roman" w:cs="Times New Roman"/>
+          <w:b/>
+          <w:i w:val="0"/>
+          <w:sz w:val="28"/>
+        </w:rPr>
+        <w:t>TÀI LIỆU 5. ICF TIẾNG ANH (English Translation, for journal submission)</w:t>
+      </w:r>
+    </w:p>
+    <w:p>
+      <w:pPr>
+        <w:spacing w:before="0" w:after="160" w:lineRule="auto" w:line="360"/>
+        <w:jc w:val="both"/>
+      </w:pPr>
+      <w:r>
+        <w:rPr>
+          <w:rFonts w:ascii="Times New Roman" w:hAnsi="Times New Roman" w:eastAsia="Times New Roman" w:cs="Times New Roman"/>
+          <w:b w:val="0"/>
+          <w:i w:val="0"/>
+          <w:sz w:val="26"/>
+        </w:rPr>
+        <w:t>INFORMED CONSENT FORM (ENGLISH TRANSLATION)</w:t>
+      </w:r>
+    </w:p>
+    <w:p>
+      <w:pPr>
+        <w:spacing w:before="0" w:after="160" w:lineRule="auto" w:line="360"/>
+        <w:jc w:val="both"/>
+      </w:pPr>
+      <w:r>
+        <w:rPr>
+          <w:rFonts w:ascii="Times New Roman" w:hAnsi="Times New Roman" w:eastAsia="Times New Roman" w:cs="Times New Roman"/>
+          <w:b w:val="0"/>
+          <w:i w:val="0"/>
+          <w:sz w:val="26"/>
+        </w:rPr>
+        <w:t>DRAFT Version 1.0, Date: 2026-07-31</w:t>
+      </w:r>
+    </w:p>
+    <w:p>
+      <w:pPr>
+        <w:spacing w:before="0" w:after="160" w:lineRule="auto" w:line="360"/>
+        <w:jc w:val="both"/>
+      </w:pPr>
+      <w:r>
+        <w:rPr>
+          <w:rFonts w:ascii="Times New Roman" w:hAnsi="Times New Roman" w:eastAsia="Times New Roman" w:cs="Times New Roman"/>
+          <w:b w:val="0"/>
+          <w:i w:val="0"/>
+          <w:sz w:val="26"/>
+        </w:rPr>
+        <w:t>"English translation of Vietnamese ICF, for journal submission only."</w:t>
+      </w:r>
+    </w:p>
+    <w:p>
+      <w:pPr>
+        <w:spacing w:before="0" w:after="160" w:lineRule="auto" w:line="360"/>
+        <w:jc w:val="both"/>
+      </w:pPr>
+      <w:r>
+        <w:rPr>
+          <w:rFonts w:ascii="Times New Roman" w:hAnsi="Times New Roman" w:eastAsia="Times New Roman" w:cs="Times New Roman"/>
+          <w:b w:val="0"/>
+          <w:i w:val="0"/>
+          <w:sz w:val="26"/>
+        </w:rPr>
+        <w:t>STUDY TITLE: Sự hài lòng của bệnh nhân trong hoạt động khám chữa bệnh tại Khoa Khám bệnh theo yêu cầu, bệnh viện quân y tuyến cuối</w:t>
+      </w:r>
+    </w:p>
+    <w:p>
+      <w:pPr>
+        <w:spacing w:before="0" w:after="160" w:lineRule="auto" w:line="360"/>
+        <w:jc w:val="both"/>
+      </w:pPr>
+      <w:r>
+        <w:rPr>
+          <w:rFonts w:ascii="Times New Roman" w:hAnsi="Times New Roman" w:eastAsia="Times New Roman" w:cs="Times New Roman"/>
+          <w:b w:val="0"/>
+          <w:i w:val="0"/>
+          <w:sz w:val="26"/>
+        </w:rPr>
+        <w:t xml:space="preserve">Institution: </w:t>
+      </w:r>
+      <w:r>
+        <w:rPr>
+          <w:rFonts w:ascii="Times New Roman" w:hAnsi="Times New Roman" w:eastAsia="Times New Roman" w:cs="Times New Roman"/>
+          <w:b w:val="0"/>
+          <w:i w:val="0"/>
+          <w:sz w:val="26"/>
+        </w:rPr>
+        <w:t>[TO BE COMPLETED]</w:t>
+      </w:r>
+    </w:p>
+    <w:p>
+      <w:pPr>
+        <w:spacing w:before="0" w:after="160" w:lineRule="auto" w:line="360"/>
+        <w:jc w:val="both"/>
+      </w:pPr>
+      <w:r>
+        <w:rPr>
+          <w:rFonts w:ascii="Times New Roman" w:hAnsi="Times New Roman" w:eastAsia="Times New Roman" w:cs="Times New Roman"/>
+          <w:b w:val="0"/>
+          <w:i w:val="0"/>
+          <w:sz w:val="26"/>
+        </w:rPr>
+        <w:t xml:space="preserve">Principal Investigator: </w:t>
+      </w:r>
+      <w:r>
+        <w:rPr>
+          <w:rFonts w:ascii="Times New Roman" w:hAnsi="Times New Roman" w:eastAsia="Times New Roman" w:cs="Times New Roman"/>
+          <w:b w:val="0"/>
+          <w:i w:val="0"/>
+          <w:sz w:val="26"/>
+        </w:rPr>
+        <w:t>[TO BE COMPLETED]</w:t>
       </w:r>
     </w:p>
     <w:p>
@@ -3746,67 +4124,928 @@
           <w:i w:val="0"/>
           <w:sz w:val="26"/>
         </w:rPr>
-        <w:t>THÔNG TIN LIÊN HỆ</w:t>
-      </w:r>
-    </w:p>
-    <w:p>
-      <w:pPr>
-        <w:spacing w:before="0" w:after="160" w:lineRule="auto" w:line="360"/>
-        <w:jc w:val="both"/>
-      </w:pPr>
-      <w:r>
-        <w:rPr>
-          <w:rFonts w:ascii="Times New Roman" w:hAnsi="Times New Roman" w:eastAsia="Times New Roman" w:cs="Times New Roman"/>
-          <w:b w:val="0"/>
-          <w:i w:val="0"/>
-          <w:sz w:val="26"/>
-        </w:rPr>
-        <w:t>------------------------------------------------------------</w:t>
-      </w:r>
-    </w:p>
-    <w:p>
-      <w:pPr>
-        <w:spacing w:before="0" w:after="160" w:lineRule="auto" w:line="360"/>
-        <w:jc w:val="both"/>
-      </w:pPr>
-      <w:r>
-        <w:rPr>
-          <w:rFonts w:ascii="Times New Roman" w:hAnsi="Times New Roman" w:eastAsia="Times New Roman" w:cs="Times New Roman"/>
-          <w:b w:val="0"/>
-          <w:i w:val="0"/>
-          <w:sz w:val="26"/>
-        </w:rPr>
-        <w:t>Thắc mắc về nghiên cứu:</w:t>
-      </w:r>
-    </w:p>
-    <w:p>
-      <w:pPr>
-        <w:spacing w:before="0" w:after="160" w:lineRule="auto" w:line="360"/>
-        <w:jc w:val="both"/>
-      </w:pPr>
-      <w:r>
-        <w:rPr>
-          <w:rFonts w:ascii="Times New Roman" w:hAnsi="Times New Roman" w:eastAsia="Times New Roman" w:cs="Times New Roman"/>
-          <w:b w:val="0"/>
-          <w:i w:val="0"/>
-          <w:sz w:val="26"/>
-        </w:rPr>
-        <w:t>Chủ nhiệm đề tài: Nguyễn Hà Luân</w:t>
-      </w:r>
-    </w:p>
-    <w:p>
-      <w:pPr>
-        <w:spacing w:before="0" w:after="160" w:lineRule="auto" w:line="360"/>
-        <w:jc w:val="both"/>
-      </w:pPr>
-      <w:r>
-        <w:rPr>
-          <w:rFonts w:ascii="Times New Roman" w:hAnsi="Times New Roman" w:eastAsia="Times New Roman" w:cs="Times New Roman"/>
-          <w:b w:val="0"/>
-          <w:i w:val="0"/>
-          <w:sz w:val="26"/>
-        </w:rPr>
-        <w:t xml:space="preserve">Điện thoại: </w:t>
+        <w:t>PURPOSE</w:t>
+      </w:r>
+    </w:p>
+    <w:p>
+      <w:pPr>
+        <w:spacing w:before="0" w:after="160" w:lineRule="auto" w:line="360"/>
+        <w:jc w:val="both"/>
+      </w:pPr>
+      <w:r>
+        <w:rPr>
+          <w:rFonts w:ascii="Times New Roman" w:hAnsi="Times New Roman" w:eastAsia="Times New Roman" w:cs="Times New Roman"/>
+          <w:b w:val="0"/>
+          <w:i w:val="0"/>
+          <w:sz w:val="26"/>
+        </w:rPr>
+        <w:t>You are invited to participate in a study that aims to:</w:t>
+      </w:r>
+    </w:p>
+    <w:p>
+      <w:pPr>
+        <w:spacing w:before="0" w:after="160" w:lineRule="auto" w:line="360"/>
+        <w:jc w:val="both"/>
+      </w:pPr>
+      <w:r>
+        <w:rPr>
+          <w:rFonts w:ascii="Times New Roman" w:hAnsi="Times New Roman" w:eastAsia="Times New Roman" w:cs="Times New Roman"/>
+          <w:b w:val="0"/>
+          <w:i w:val="0"/>
+          <w:sz w:val="26"/>
+        </w:rPr>
+        <w:t>[TO BE COMPLETED, plain language, no jargon]</w:t>
+      </w:r>
+    </w:p>
+    <w:p>
+      <w:pPr>
+        <w:spacing w:before="0" w:after="160" w:lineRule="auto" w:line="360"/>
+        <w:jc w:val="both"/>
+      </w:pPr>
+      <w:r>
+        <w:rPr>
+          <w:rFonts w:ascii="Times New Roman" w:hAnsi="Times New Roman" w:eastAsia="Times New Roman" w:cs="Times New Roman"/>
+          <w:b w:val="0"/>
+          <w:i w:val="0"/>
+          <w:sz w:val="26"/>
+        </w:rPr>
+        <w:t xml:space="preserve">Estimated participants: </w:t>
+      </w:r>
+      <w:r>
+        <w:rPr>
+          <w:rFonts w:ascii="Times New Roman" w:hAnsi="Times New Roman" w:eastAsia="Times New Roman" w:cs="Times New Roman"/>
+          <w:b w:val="0"/>
+          <w:i w:val="0"/>
+          <w:sz w:val="26"/>
+        </w:rPr>
+        <w:t>[TO BE COMPLETED, from G3]</w:t>
+      </w:r>
+    </w:p>
+    <w:p>
+      <w:pPr>
+        <w:spacing w:before="0" w:after="160" w:lineRule="auto" w:line="360"/>
+        <w:jc w:val="both"/>
+      </w:pPr>
+      <w:r>
+        <w:rPr>
+          <w:rFonts w:ascii="Times New Roman" w:hAnsi="Times New Roman" w:eastAsia="Times New Roman" w:cs="Times New Roman"/>
+          <w:b w:val="0"/>
+          <w:i w:val="0"/>
+          <w:sz w:val="26"/>
+        </w:rPr>
+        <w:t xml:space="preserve">Location: </w:t>
+      </w:r>
+      <w:r>
+        <w:rPr>
+          <w:rFonts w:ascii="Times New Roman" w:hAnsi="Times New Roman" w:eastAsia="Times New Roman" w:cs="Times New Roman"/>
+          <w:b w:val="0"/>
+          <w:i w:val="0"/>
+          <w:sz w:val="26"/>
+        </w:rPr>
+        <w:t>[TO BE COMPLETED]</w:t>
+      </w:r>
+    </w:p>
+    <w:p>
+      <w:pPr>
+        <w:spacing w:before="0" w:after="160" w:lineRule="auto" w:line="360"/>
+        <w:jc w:val="both"/>
+      </w:pPr>
+      <w:r>
+        <w:rPr>
+          <w:rFonts w:ascii="Times New Roman" w:hAnsi="Times New Roman" w:eastAsia="Times New Roman" w:cs="Times New Roman"/>
+          <w:b w:val="0"/>
+          <w:i w:val="0"/>
+          <w:sz w:val="26"/>
+        </w:rPr>
+        <w:t>PARTICIPATION IS ENTIRELY VOLUNTARY.</w:t>
+      </w:r>
+    </w:p>
+    <w:p>
+      <w:pPr>
+        <w:pStyle w:val="ListNumber"/>
+        <w:spacing w:before="0" w:after="120" w:lineRule="auto" w:line="360"/>
+        <w:jc w:val="both"/>
+      </w:pPr>
+      <w:r>
+        <w:rPr>
+          <w:rFonts w:ascii="Times New Roman" w:hAnsi="Times New Roman" w:eastAsia="Times New Roman" w:cs="Times New Roman"/>
+          <w:b w:val="0"/>
+          <w:i w:val="0"/>
+          <w:sz w:val="26"/>
+        </w:rPr>
+        <w:t>PROCEDURES</w:t>
+      </w:r>
+    </w:p>
+    <w:p>
+      <w:pPr>
+        <w:spacing w:before="0" w:after="160" w:lineRule="auto" w:line="360"/>
+        <w:jc w:val="both"/>
+      </w:pPr>
+      <w:r>
+        <w:rPr>
+          <w:rFonts w:ascii="Times New Roman" w:hAnsi="Times New Roman" w:eastAsia="Times New Roman" w:cs="Times New Roman"/>
+          <w:b w:val="0"/>
+          <w:i w:val="0"/>
+          <w:sz w:val="26"/>
+        </w:rPr>
+        <w:t xml:space="preserve">□ Step 1: </w:t>
+      </w:r>
+      <w:r>
+        <w:rPr>
+          <w:rFonts w:ascii="Times New Roman" w:hAnsi="Times New Roman" w:eastAsia="Times New Roman" w:cs="Times New Roman"/>
+          <w:b w:val="0"/>
+          <w:i w:val="0"/>
+          <w:sz w:val="26"/>
+        </w:rPr>
+        <w:t>[TO BE COMPLETED]</w:t>
+      </w:r>
+    </w:p>
+    <w:p>
+      <w:pPr>
+        <w:spacing w:before="0" w:after="160" w:lineRule="auto" w:line="360"/>
+        <w:jc w:val="both"/>
+      </w:pPr>
+      <w:r>
+        <w:rPr>
+          <w:rFonts w:ascii="Times New Roman" w:hAnsi="Times New Roman" w:eastAsia="Times New Roman" w:cs="Times New Roman"/>
+          <w:b w:val="0"/>
+          <w:i w:val="0"/>
+          <w:sz w:val="26"/>
+        </w:rPr>
+        <w:t xml:space="preserve">□ Step 2: </w:t>
+      </w:r>
+      <w:r>
+        <w:rPr>
+          <w:rFonts w:ascii="Times New Roman" w:hAnsi="Times New Roman" w:eastAsia="Times New Roman" w:cs="Times New Roman"/>
+          <w:b w:val="0"/>
+          <w:i w:val="0"/>
+          <w:sz w:val="26"/>
+        </w:rPr>
+        <w:t>[TO BE COMPLETED]</w:t>
+      </w:r>
+    </w:p>
+    <w:p>
+      <w:pPr>
+        <w:spacing w:before="0" w:after="160" w:lineRule="auto" w:line="360"/>
+        <w:jc w:val="both"/>
+      </w:pPr>
+      <w:r>
+        <w:rPr>
+          <w:rFonts w:ascii="Times New Roman" w:hAnsi="Times New Roman" w:eastAsia="Times New Roman" w:cs="Times New Roman"/>
+          <w:b w:val="0"/>
+          <w:i w:val="0"/>
+          <w:sz w:val="26"/>
+        </w:rPr>
+        <w:t xml:space="preserve">Estimated time commitment: </w:t>
+      </w:r>
+      <w:r>
+        <w:rPr>
+          <w:rFonts w:ascii="Times New Roman" w:hAnsi="Times New Roman" w:eastAsia="Times New Roman" w:cs="Times New Roman"/>
+          <w:b w:val="0"/>
+          <w:i w:val="0"/>
+          <w:sz w:val="26"/>
+        </w:rPr>
+        <w:t>[TO BE COMPLETED]</w:t>
+      </w:r>
+    </w:p>
+    <w:p>
+      <w:pPr>
+        <w:pStyle w:val="ListNumber"/>
+        <w:spacing w:before="0" w:after="120" w:lineRule="auto" w:line="360"/>
+        <w:jc w:val="both"/>
+      </w:pPr>
+      <w:r>
+        <w:rPr>
+          <w:rFonts w:ascii="Times New Roman" w:hAnsi="Times New Roman" w:eastAsia="Times New Roman" w:cs="Times New Roman"/>
+          <w:b w:val="0"/>
+          <w:i w:val="0"/>
+          <w:sz w:val="26"/>
+        </w:rPr>
+        <w:t>RISKS AND DISCOMFORTS</w:t>
+      </w:r>
+    </w:p>
+    <w:p>
+      <w:pPr>
+        <w:spacing w:before="0" w:after="160" w:lineRule="auto" w:line="360"/>
+        <w:jc w:val="both"/>
+      </w:pPr>
+      <w:r>
+        <w:rPr>
+          <w:rFonts w:ascii="Times New Roman" w:hAnsi="Times New Roman" w:eastAsia="Times New Roman" w:cs="Times New Roman"/>
+          <w:b w:val="0"/>
+          <w:i w:val="0"/>
+          <w:sz w:val="26"/>
+        </w:rPr>
+        <w:t>- Rò rỉ thông tin từ bộ câu hỏi (Rất thấp probability / Nhẹ severity): Khuyết danh hoàn toàn nếu không cần theo dõi; mã hóa nếu cần liên kết</w:t>
+      </w:r>
+    </w:p>
+    <w:p>
+      <w:pPr>
+        <w:spacing w:before="0" w:after="160" w:lineRule="auto" w:line="360"/>
+        <w:jc w:val="both"/>
+      </w:pPr>
+      <w:r>
+        <w:rPr>
+          <w:rFonts w:ascii="Times New Roman" w:hAnsi="Times New Roman" w:eastAsia="Times New Roman" w:cs="Times New Roman"/>
+          <w:b w:val="0"/>
+          <w:i w:val="0"/>
+          <w:sz w:val="26"/>
+        </w:rPr>
+        <w:t>- Gánh nặng thời gian (Thấp probability / Không đáng kể severity): Bộ câu hỏi ngắn; tự điền hoặc qua điện thoại/email</w:t>
+      </w:r>
+    </w:p>
+    <w:p>
+      <w:pPr>
+        <w:pStyle w:val="ListNumber"/>
+        <w:spacing w:before="0" w:after="120" w:lineRule="auto" w:line="360"/>
+        <w:jc w:val="both"/>
+      </w:pPr>
+      <w:r>
+        <w:rPr>
+          <w:rFonts w:ascii="Times New Roman" w:hAnsi="Times New Roman" w:eastAsia="Times New Roman" w:cs="Times New Roman"/>
+          <w:b w:val="0"/>
+          <w:i w:val="0"/>
+          <w:sz w:val="26"/>
+        </w:rPr>
+        <w:t>POTENTIAL BENEFITS</w:t>
+      </w:r>
+    </w:p>
+    <w:p>
+      <w:pPr>
+        <w:spacing w:before="0" w:after="160" w:lineRule="auto" w:line="360"/>
+        <w:jc w:val="both"/>
+      </w:pPr>
+      <w:r>
+        <w:rPr>
+          <w:rFonts w:ascii="Times New Roman" w:hAnsi="Times New Roman" w:eastAsia="Times New Roman" w:cs="Times New Roman"/>
+          <w:b w:val="0"/>
+          <w:i w:val="0"/>
+          <w:sz w:val="26"/>
+        </w:rPr>
+        <w:t>[TO BE COMPLETED, include both direct and community benefits]</w:t>
+      </w:r>
+    </w:p>
+    <w:p>
+      <w:pPr>
+        <w:pStyle w:val="ListNumber"/>
+        <w:spacing w:before="0" w:after="120" w:lineRule="auto" w:line="360"/>
+        <w:jc w:val="both"/>
+      </w:pPr>
+      <w:r>
+        <w:rPr>
+          <w:rFonts w:ascii="Times New Roman" w:hAnsi="Times New Roman" w:eastAsia="Times New Roman" w:cs="Times New Roman"/>
+          <w:b w:val="0"/>
+          <w:i w:val="0"/>
+          <w:sz w:val="26"/>
+        </w:rPr>
+        <w:t>CONFIDENTIALITY</w:t>
+      </w:r>
+    </w:p>
+    <w:p>
+      <w:pPr>
+        <w:spacing w:before="0" w:after="160" w:lineRule="auto" w:line="360"/>
+        <w:jc w:val="both"/>
+      </w:pPr>
+      <w:r>
+        <w:rPr>
+          <w:rFonts w:ascii="Times New Roman" w:hAnsi="Times New Roman" w:eastAsia="Times New Roman" w:cs="Times New Roman"/>
+          <w:b w:val="0"/>
+          <w:i w:val="0"/>
+          <w:sz w:val="26"/>
+        </w:rPr>
+        <w:t>Data encrypted per Vietnamese Personal Data Protection Law</w:t>
+      </w:r>
+    </w:p>
+    <w:p>
+      <w:pPr>
+        <w:spacing w:before="0" w:after="160" w:lineRule="auto" w:line="360"/>
+        <w:jc w:val="both"/>
+      </w:pPr>
+      <w:r>
+        <w:rPr>
+          <w:rFonts w:ascii="Times New Roman" w:hAnsi="Times New Roman" w:eastAsia="Times New Roman" w:cs="Times New Roman"/>
+          <w:b w:val="0"/>
+          <w:i w:val="0"/>
+          <w:sz w:val="26"/>
+        </w:rPr>
+        <w:t>No. 91/2025/QH15. Results published in aggregate form only.</w:t>
+      </w:r>
+    </w:p>
+    <w:p>
+      <w:pPr>
+        <w:pStyle w:val="ListNumber"/>
+        <w:spacing w:before="0" w:after="120" w:lineRule="auto" w:line="360"/>
+        <w:jc w:val="both"/>
+      </w:pPr>
+      <w:r>
+        <w:rPr>
+          <w:rFonts w:ascii="Times New Roman" w:hAnsi="Times New Roman" w:eastAsia="Times New Roman" w:cs="Times New Roman"/>
+          <w:b w:val="0"/>
+          <w:i w:val="0"/>
+          <w:sz w:val="26"/>
+        </w:rPr>
+        <w:t>VOLUNTARY PARTICIPATION AND WITHDRAWAL</w:t>
+      </w:r>
+    </w:p>
+    <w:p>
+      <w:pPr>
+        <w:spacing w:before="0" w:after="160" w:lineRule="auto" w:line="360"/>
+        <w:jc w:val="both"/>
+      </w:pPr>
+      <w:r>
+        <w:rPr>
+          <w:rFonts w:ascii="Times New Roman" w:hAnsi="Times New Roman" w:eastAsia="Times New Roman" w:cs="Times New Roman"/>
+          <w:b w:val="0"/>
+          <w:i w:val="0"/>
+          <w:sz w:val="26"/>
+        </w:rPr>
+        <w:t>Participation is voluntary. You may withdraw at any time</w:t>
+      </w:r>
+    </w:p>
+    <w:p>
+      <w:pPr>
+        <w:spacing w:before="0" w:after="160" w:lineRule="auto" w:line="360"/>
+        <w:jc w:val="both"/>
+      </w:pPr>
+      <w:r>
+        <w:rPr>
+          <w:rFonts w:ascii="Times New Roman" w:hAnsi="Times New Roman" w:eastAsia="Times New Roman" w:cs="Times New Roman"/>
+          <w:b w:val="0"/>
+          <w:i w:val="0"/>
+          <w:sz w:val="26"/>
+        </w:rPr>
+        <w:t>without affecting your medical care.</w:t>
+      </w:r>
+    </w:p>
+    <w:p>
+      <w:pPr>
+        <w:pStyle w:val="ListNumber"/>
+        <w:spacing w:before="0" w:after="120" w:lineRule="auto" w:line="360"/>
+        <w:jc w:val="both"/>
+      </w:pPr>
+      <w:r>
+        <w:rPr>
+          <w:rFonts w:ascii="Times New Roman" w:hAnsi="Times New Roman" w:eastAsia="Times New Roman" w:cs="Times New Roman"/>
+          <w:b w:val="0"/>
+          <w:i w:val="0"/>
+          <w:sz w:val="26"/>
+        </w:rPr>
+        <w:t>CONTACTS</w:t>
+      </w:r>
+    </w:p>
+    <w:p>
+      <w:pPr>
+        <w:spacing w:before="0" w:after="160" w:lineRule="auto" w:line="360"/>
+        <w:jc w:val="both"/>
+      </w:pPr>
+      <w:r>
+        <w:rPr>
+          <w:rFonts w:ascii="Times New Roman" w:hAnsi="Times New Roman" w:eastAsia="Times New Roman" w:cs="Times New Roman"/>
+          <w:b w:val="0"/>
+          <w:i w:val="0"/>
+          <w:sz w:val="26"/>
+        </w:rPr>
+        <w:t xml:space="preserve">Investigator: </w:t>
+      </w:r>
+      <w:r>
+        <w:rPr>
+          <w:rFonts w:ascii="Times New Roman" w:hAnsi="Times New Roman" w:eastAsia="Times New Roman" w:cs="Times New Roman"/>
+          <w:b w:val="0"/>
+          <w:i w:val="0"/>
+          <w:sz w:val="26"/>
+        </w:rPr>
+        <w:t>[TO BE COMPLETED]</w:t>
+      </w:r>
+      <w:r>
+        <w:rPr>
+          <w:rFonts w:ascii="Times New Roman" w:hAnsi="Times New Roman" w:eastAsia="Times New Roman" w:cs="Times New Roman"/>
+          <w:b w:val="0"/>
+          <w:i w:val="0"/>
+          <w:sz w:val="26"/>
+        </w:rPr>
+        <w:t xml:space="preserve"> | Email: </w:t>
+      </w:r>
+      <w:r>
+        <w:rPr>
+          <w:rFonts w:ascii="Times New Roman" w:hAnsi="Times New Roman" w:eastAsia="Times New Roman" w:cs="Times New Roman"/>
+          <w:b w:val="0"/>
+          <w:i w:val="0"/>
+          <w:sz w:val="26"/>
+        </w:rPr>
+        <w:t>[TO BE COMPLETED]</w:t>
+      </w:r>
+    </w:p>
+    <w:p>
+      <w:pPr>
+        <w:spacing w:before="0" w:after="160" w:lineRule="auto" w:line="360"/>
+        <w:jc w:val="both"/>
+      </w:pPr>
+      <w:r>
+        <w:rPr>
+          <w:rFonts w:ascii="Times New Roman" w:hAnsi="Times New Roman" w:eastAsia="Times New Roman" w:cs="Times New Roman"/>
+          <w:b w:val="0"/>
+          <w:i w:val="0"/>
+          <w:sz w:val="26"/>
+        </w:rPr>
+        <w:t xml:space="preserve">Ethics Committee: </w:t>
+      </w:r>
+      <w:r>
+        <w:rPr>
+          <w:rFonts w:ascii="Times New Roman" w:hAnsi="Times New Roman" w:eastAsia="Times New Roman" w:cs="Times New Roman"/>
+          <w:b w:val="0"/>
+          <w:i w:val="0"/>
+          <w:sz w:val="26"/>
+        </w:rPr>
+        <w:t>[TO BE COMPLETED]</w:t>
+      </w:r>
+    </w:p>
+    <w:p>
+      <w:pPr>
+        <w:spacing w:before="0" w:after="160" w:lineRule="auto" w:line="360"/>
+        <w:jc w:val="both"/>
+      </w:pPr>
+      <w:r>
+        <w:rPr>
+          <w:rFonts w:ascii="Times New Roman" w:hAnsi="Times New Roman" w:eastAsia="Times New Roman" w:cs="Times New Roman"/>
+          <w:b w:val="0"/>
+          <w:i w:val="0"/>
+          <w:sz w:val="26"/>
+        </w:rPr>
+        <w:t>CONSENT SIGNATURE (PARTICIPANT'S COPY)</w:t>
+      </w:r>
+    </w:p>
+    <w:p>
+      <w:pPr>
+        <w:spacing w:before="0" w:after="160" w:lineRule="auto" w:line="360"/>
+        <w:jc w:val="both"/>
+      </w:pPr>
+      <w:r>
+        <w:rPr>
+          <w:rFonts w:ascii="Times New Roman" w:hAnsi="Times New Roman" w:eastAsia="Times New Roman" w:cs="Times New Roman"/>
+          <w:b w:val="0"/>
+          <w:i w:val="0"/>
+          <w:sz w:val="26"/>
+        </w:rPr>
+        <w:t>I have read the above and agree to participate voluntarily.</w:t>
+      </w:r>
+    </w:p>
+    <w:p>
+      <w:pPr>
+        <w:spacing w:before="0" w:after="160" w:lineRule="auto" w:line="360"/>
+        <w:jc w:val="both"/>
+      </w:pPr>
+      <w:r>
+        <w:rPr>
+          <w:rFonts w:ascii="Times New Roman" w:hAnsi="Times New Roman" w:eastAsia="Times New Roman" w:cs="Times New Roman"/>
+          <w:b w:val="0"/>
+          <w:i w:val="0"/>
+          <w:sz w:val="26"/>
+        </w:rPr>
+        <w:t>Participant: _______________ Date: ___/___/2026</w:t>
+      </w:r>
+    </w:p>
+    <w:p>
+      <w:pPr>
+        <w:spacing w:before="0" w:after="160" w:lineRule="auto" w:line="360"/>
+        <w:jc w:val="both"/>
+      </w:pPr>
+      <w:r>
+        <w:rPr>
+          <w:rFonts w:ascii="Times New Roman" w:hAnsi="Times New Roman" w:eastAsia="Times New Roman" w:cs="Times New Roman"/>
+          <w:b w:val="0"/>
+          <w:i w:val="0"/>
+          <w:sz w:val="26"/>
+        </w:rPr>
+        <w:t>Witness (if applicable): _______________ Date: ___/___/2026</w:t>
+      </w:r>
+    </w:p>
+    <w:p>
+      <w:pPr>
+        <w:spacing w:before="0" w:after="160" w:lineRule="auto" w:line="360"/>
+        <w:jc w:val="both"/>
+      </w:pPr>
+      <w:r>
+        <w:rPr>
+          <w:rFonts w:ascii="Times New Roman" w:hAnsi="Times New Roman" w:eastAsia="Times New Roman" w:cs="Times New Roman"/>
+          <w:b w:val="0"/>
+          <w:i w:val="0"/>
+          <w:sz w:val="26"/>
+        </w:rPr>
+        <w:t>Investigator: _______________ Date: ___/___/2026</w:t>
+      </w:r>
+    </w:p>
+    <w:p>
+      <w:pPr>
+        <w:spacing w:before="280" w:after="160" w:lineRule="auto" w:line="312"/>
+      </w:pPr>
+      <w:r>
+        <w:rPr>
+          <w:rFonts w:ascii="Times New Roman" w:hAnsi="Times New Roman" w:eastAsia="Times New Roman" w:cs="Times New Roman"/>
+          <w:b/>
+          <w:i w:val="0"/>
+          <w:sz w:val="28"/>
+        </w:rPr>
+        <w:t>TÀI LIỆU 6. KẾ HOẠCH QUẢN LÝ DỮ LIỆU (DMP, Luật 91/2025/QH15)</w:t>
+      </w:r>
+    </w:p>
+    <w:p>
+      <w:pPr>
+        <w:spacing w:before="0" w:after="160" w:lineRule="auto" w:line="360"/>
+        <w:jc w:val="both"/>
+      </w:pPr>
+      <w:r>
+        <w:rPr>
+          <w:rFonts w:ascii="Times New Roman" w:hAnsi="Times New Roman" w:eastAsia="Times New Roman" w:cs="Times New Roman"/>
+          <w:b w:val="0"/>
+          <w:i w:val="0"/>
+          <w:sz w:val="26"/>
+        </w:rPr>
+        <w:t>KẾ HOẠCH QUẢN LÝ DỮ LIỆU, Cấp IRB</w:t>
+      </w:r>
+    </w:p>
+    <w:p>
+      <w:pPr>
+        <w:spacing w:before="0" w:after="160" w:lineRule="auto" w:line="360"/>
+        <w:jc w:val="both"/>
+      </w:pPr>
+      <w:r>
+        <w:rPr>
+          <w:rFonts w:ascii="Times New Roman" w:hAnsi="Times New Roman" w:eastAsia="Times New Roman" w:cs="Times New Roman"/>
+          <w:b w:val="0"/>
+          <w:i w:val="0"/>
+          <w:sz w:val="26"/>
+        </w:rPr>
+        <w:t>Đề tài: hai-long-benh-nhan-C1a-BVQY175 | Phiên bản: 1.0 | Ngày: 2026-07-31</w:t>
+      </w:r>
+    </w:p>
+    <w:p>
+      <w:pPr>
+        <w:pStyle w:val="ListNumber"/>
+        <w:spacing w:before="0" w:after="120" w:lineRule="auto" w:line="360"/>
+        <w:jc w:val="both"/>
+      </w:pPr>
+      <w:r>
+        <w:rPr>
+          <w:rFonts w:ascii="Times New Roman" w:hAnsi="Times New Roman" w:eastAsia="Times New Roman" w:cs="Times New Roman"/>
+          <w:b w:val="0"/>
+          <w:i w:val="0"/>
+          <w:sz w:val="26"/>
+        </w:rPr>
+        <w:t>LOẠI DỮ LIỆU THU THẬP:</w:t>
+      </w:r>
+    </w:p>
+    <w:p>
+      <w:pPr>
+        <w:spacing w:before="0" w:after="160" w:lineRule="auto" w:line="360"/>
+        <w:jc w:val="both"/>
+      </w:pPr>
+      <w:r>
+        <w:rPr>
+          <w:rFonts w:ascii="Times New Roman" w:hAnsi="Times New Roman" w:eastAsia="Times New Roman" w:cs="Times New Roman"/>
+          <w:b w:val="0"/>
+          <w:i w:val="0"/>
+          <w:sz w:val="26"/>
+        </w:rPr>
+        <w:t>□ Nhân khẩu học (tuổi, giới, dân tộc), KHÔNG lưu tên/CMND</w:t>
+      </w:r>
+    </w:p>
+    <w:p>
+      <w:pPr>
+        <w:spacing w:before="0" w:after="160" w:lineRule="auto" w:line="360"/>
+        <w:jc w:val="both"/>
+      </w:pPr>
+      <w:r>
+        <w:rPr>
+          <w:rFonts w:ascii="Times New Roman" w:hAnsi="Times New Roman" w:eastAsia="Times New Roman" w:cs="Times New Roman"/>
+          <w:b w:val="0"/>
+          <w:i w:val="0"/>
+          <w:sz w:val="26"/>
+        </w:rPr>
+        <w:t>□ Lâm sàng (bệnh sử, kết quả khám), mã hóa theo ID</w:t>
+      </w:r>
+    </w:p>
+    <w:p>
+      <w:pPr>
+        <w:spacing w:before="0" w:after="160" w:lineRule="auto" w:line="360"/>
+        <w:jc w:val="both"/>
+      </w:pPr>
+      <w:r>
+        <w:rPr>
+          <w:rFonts w:ascii="Times New Roman" w:hAnsi="Times New Roman" w:eastAsia="Times New Roman" w:cs="Times New Roman"/>
+          <w:b w:val="0"/>
+          <w:i w:val="0"/>
+          <w:sz w:val="26"/>
+        </w:rPr>
+        <w:t>□ Cận lâm sàng (xét nghiệm, hình ảnh), mã hóa</w:t>
+      </w:r>
+    </w:p>
+    <w:p>
+      <w:pPr>
+        <w:spacing w:before="0" w:after="160" w:lineRule="auto" w:line="360"/>
+        <w:jc w:val="both"/>
+      </w:pPr>
+      <w:r>
+        <w:rPr>
+          <w:rFonts w:ascii="Times New Roman" w:hAnsi="Times New Roman" w:eastAsia="Times New Roman" w:cs="Times New Roman"/>
+          <w:b w:val="0"/>
+          <w:i w:val="0"/>
+          <w:sz w:val="26"/>
+        </w:rPr>
+        <w:t>□ Kết quả điều tra/khảo sát, ẩn danh hoặc giả danh</w:t>
+      </w:r>
+    </w:p>
+    <w:p>
+      <w:pPr>
+        <w:spacing w:before="0" w:after="160" w:lineRule="auto" w:line="360"/>
+        <w:jc w:val="both"/>
+      </w:pPr>
+      <w:r>
+        <w:rPr>
+          <w:rFonts w:ascii="Times New Roman" w:hAnsi="Times New Roman" w:eastAsia="Times New Roman" w:cs="Times New Roman"/>
+          <w:b w:val="0"/>
+          <w:i w:val="0"/>
+          <w:sz w:val="26"/>
+        </w:rPr>
+        <w:t>□ Dữ liệu thứ cấp (hồ sơ bệnh án), mã giả danh</w:t>
+      </w:r>
+    </w:p>
+    <w:p>
+      <w:pPr>
+        <w:spacing w:before="0" w:after="160" w:lineRule="auto" w:line="360"/>
+        <w:jc w:val="both"/>
+      </w:pPr>
+      <w:r>
+        <w:rPr>
+          <w:rFonts w:ascii="Times New Roman" w:hAnsi="Times New Roman" w:eastAsia="Times New Roman" w:cs="Times New Roman"/>
+          <w:b w:val="0"/>
+          <w:i w:val="0"/>
+          <w:sz w:val="26"/>
+        </w:rPr>
+        <w:t xml:space="preserve">■ DUY NHẤT: kết quả khảo sát nặc danh (phiếu tự điền, không định danh) — không dùng hồ sơ bệnh án </w:t>
+      </w:r>
+      <w:r>
+        <w:rPr>
+          <w:rFonts w:ascii="Times New Roman" w:hAnsi="Times New Roman" w:eastAsia="Times New Roman" w:cs="Times New Roman"/>
+          <w:b w:val="0"/>
+          <w:i w:val="0"/>
+          <w:sz w:val="26"/>
+        </w:rPr>
+        <w:t>[BÁC SĨ RÀ]</w:t>
+      </w:r>
+    </w:p>
+    <w:p>
+      <w:pPr>
+        <w:pStyle w:val="ListNumber"/>
+        <w:spacing w:before="0" w:after="120" w:lineRule="auto" w:line="360"/>
+        <w:jc w:val="both"/>
+      </w:pPr>
+      <w:r>
+        <w:rPr>
+          <w:rFonts w:ascii="Times New Roman" w:hAnsi="Times New Roman" w:eastAsia="Times New Roman" w:cs="Times New Roman"/>
+          <w:b w:val="0"/>
+          <w:i w:val="0"/>
+          <w:sz w:val="26"/>
+        </w:rPr>
+        <w:t>THU THẬP:</w:t>
+      </w:r>
+    </w:p>
+    <w:p>
+      <w:pPr>
+        <w:spacing w:before="0" w:after="160" w:lineRule="auto" w:line="360"/>
+        <w:jc w:val="both"/>
+      </w:pPr>
+      <w:r>
+        <w:rPr>
+          <w:rFonts w:ascii="Times New Roman" w:hAnsi="Times New Roman" w:eastAsia="Times New Roman" w:cs="Times New Roman"/>
+          <w:b w:val="0"/>
+          <w:i w:val="0"/>
+          <w:sz w:val="26"/>
+        </w:rPr>
+        <w:t>Công cụ: □ REDCap □ Google Forms (institutional) □ Phiếu giấy</w:t>
+      </w:r>
+    </w:p>
+    <w:p>
+      <w:pPr>
+        <w:spacing w:before="0" w:after="160" w:lineRule="auto" w:line="360"/>
+        <w:jc w:val="both"/>
+      </w:pPr>
+      <w:r>
+        <w:rPr>
+          <w:rFonts w:ascii="Times New Roman" w:hAnsi="Times New Roman" w:eastAsia="Times New Roman" w:cs="Times New Roman"/>
+          <w:b w:val="0"/>
+          <w:i w:val="0"/>
+          <w:sz w:val="26"/>
+        </w:rPr>
+        <w:t xml:space="preserve">■ Phiếu giấy (nặc danh, tự điền tại khoa) </w:t>
+      </w:r>
+      <w:r>
+        <w:rPr>
+          <w:rFonts w:ascii="Times New Roman" w:hAnsi="Times New Roman" w:eastAsia="Times New Roman" w:cs="Times New Roman"/>
+          <w:b w:val="0"/>
+          <w:i w:val="0"/>
+          <w:sz w:val="26"/>
+        </w:rPr>
+        <w:t>[BÁC SĨ RÀ — nếu dùng thêm bản điện tử thì tick bổ sung]</w:t>
+      </w:r>
+    </w:p>
+    <w:p>
+      <w:pPr>
+        <w:spacing w:before="0" w:after="160" w:lineRule="auto" w:line="360"/>
+        <w:jc w:val="both"/>
+      </w:pPr>
+      <w:r>
+        <w:rPr>
+          <w:rFonts w:ascii="Times New Roman" w:hAnsi="Times New Roman" w:eastAsia="Times New Roman" w:cs="Times New Roman"/>
+          <w:b w:val="0"/>
+          <w:i w:val="0"/>
+          <w:sz w:val="26"/>
+        </w:rPr>
+        <w:t>Phân quyền truy cập: Chỉ nhóm nghiên cứu được cấp phép</w:t>
+      </w:r>
+    </w:p>
+    <w:p>
+      <w:pPr>
+        <w:spacing w:before="0" w:after="160" w:lineRule="auto" w:line="360"/>
+        <w:jc w:val="both"/>
+      </w:pPr>
+      <w:r>
+        <w:rPr>
+          <w:rFonts w:ascii="Times New Roman" w:hAnsi="Times New Roman" w:eastAsia="Times New Roman" w:cs="Times New Roman"/>
+          <w:b w:val="0"/>
+          <w:i w:val="0"/>
+          <w:sz w:val="26"/>
+        </w:rPr>
+        <w:t>Phê duyệt quyền: Chủ nhiệm đề tài</w:t>
+      </w:r>
+    </w:p>
+    <w:p>
+      <w:pPr>
+        <w:pStyle w:val="ListNumber"/>
+        <w:spacing w:before="0" w:after="120" w:lineRule="auto" w:line="360"/>
+        <w:jc w:val="both"/>
+      </w:pPr>
+      <w:r>
+        <w:rPr>
+          <w:rFonts w:ascii="Times New Roman" w:hAnsi="Times New Roman" w:eastAsia="Times New Roman" w:cs="Times New Roman"/>
+          <w:b w:val="0"/>
+          <w:i w:val="0"/>
+          <w:sz w:val="26"/>
+        </w:rPr>
+        <w:t>KHỬ ĐỊNH DANH:</w:t>
+      </w:r>
+    </w:p>
+    <w:p>
+      <w:pPr>
+        <w:spacing w:before="0" w:after="160" w:lineRule="auto" w:line="360"/>
+        <w:jc w:val="both"/>
+      </w:pPr>
+      <w:r>
+        <w:rPr>
+          <w:rFonts w:ascii="Times New Roman" w:hAnsi="Times New Roman" w:eastAsia="Times New Roman" w:cs="Times New Roman"/>
+          <w:b w:val="0"/>
+          <w:i w:val="0"/>
+          <w:sz w:val="26"/>
+        </w:rPr>
+        <w:t>Phương pháp: Thay thế tên/CMND bằng ID nghiên cứu (vd: PT001)</w:t>
+      </w:r>
+    </w:p>
+    <w:p>
+      <w:pPr>
+        <w:spacing w:before="0" w:after="160" w:lineRule="auto" w:line="360"/>
+        <w:jc w:val="both"/>
+      </w:pPr>
+      <w:r>
+        <w:rPr>
+          <w:rFonts w:ascii="Times New Roman" w:hAnsi="Times New Roman" w:eastAsia="Times New Roman" w:cs="Times New Roman"/>
+          <w:b w:val="0"/>
+          <w:i w:val="0"/>
+          <w:sz w:val="26"/>
+        </w:rPr>
+        <w:t>Bảng liên kết ID–tên: Lưu riêng, mã hóa AES-256, mật khẩu</w:t>
+      </w:r>
+    </w:p>
+    <w:p>
+      <w:pPr>
+        <w:spacing w:before="0" w:after="160" w:lineRule="auto" w:line="360"/>
+        <w:jc w:val="both"/>
+      </w:pPr>
+      <w:r>
+        <w:rPr>
+          <w:rFonts w:ascii="Times New Roman" w:hAnsi="Times New Roman" w:eastAsia="Times New Roman" w:cs="Times New Roman"/>
+          <w:b w:val="0"/>
+          <w:i w:val="0"/>
+          <w:sz w:val="26"/>
+        </w:rPr>
+        <w:t>mạnh (≥12 ký tự), chỉ chủ nhiệm giữ</w:t>
+      </w:r>
+    </w:p>
+    <w:p>
+      <w:pPr>
+        <w:spacing w:before="0" w:after="160" w:lineRule="auto" w:line="360"/>
+        <w:jc w:val="both"/>
+      </w:pPr>
+      <w:r>
+        <w:rPr>
+          <w:rFonts w:ascii="Times New Roman" w:hAnsi="Times New Roman" w:eastAsia="Times New Roman" w:cs="Times New Roman"/>
+          <w:b w:val="0"/>
+          <w:i w:val="0"/>
+          <w:sz w:val="26"/>
+        </w:rPr>
+        <w:t>Ngưỡng k-ẩn danh: ≥5 (nhóm nhỏ sẽ nhóm lại trước công bố)</w:t>
+      </w:r>
+    </w:p>
+    <w:p>
+      <w:pPr>
+        <w:pStyle w:val="ListNumber"/>
+        <w:spacing w:before="0" w:after="120" w:lineRule="auto" w:line="360"/>
+        <w:jc w:val="both"/>
+      </w:pPr>
+      <w:r>
+        <w:rPr>
+          <w:rFonts w:ascii="Times New Roman" w:hAnsi="Times New Roman" w:eastAsia="Times New Roman" w:cs="Times New Roman"/>
+          <w:b w:val="0"/>
+          <w:i w:val="0"/>
+          <w:sz w:val="26"/>
+        </w:rPr>
+        <w:t>LƯU TRỮ:</w:t>
+      </w:r>
+    </w:p>
+    <w:p>
+      <w:pPr>
+        <w:spacing w:before="0" w:after="160" w:lineRule="auto" w:line="360"/>
+        <w:jc w:val="both"/>
+      </w:pPr>
+      <w:r>
+        <w:rPr>
+          <w:rFonts w:ascii="Times New Roman" w:hAnsi="Times New Roman" w:eastAsia="Times New Roman" w:cs="Times New Roman"/>
+          <w:b w:val="0"/>
+          <w:i w:val="0"/>
+          <w:sz w:val="26"/>
+        </w:rPr>
+        <w:t>Nơi lưu: [CẦN, máy chủ nội bộ / OneDrive institutional</w:t>
+      </w:r>
+    </w:p>
+    <w:p>
+      <w:pPr>
+        <w:spacing w:before="0" w:after="160" w:lineRule="auto" w:line="360"/>
+        <w:jc w:val="both"/>
+      </w:pPr>
+      <w:r>
+        <w:rPr>
+          <w:rFonts w:ascii="Times New Roman" w:hAnsi="Times New Roman" w:eastAsia="Times New Roman" w:cs="Times New Roman"/>
+          <w:b w:val="0"/>
+          <w:i w:val="0"/>
+          <w:sz w:val="26"/>
+        </w:rPr>
+        <w:t xml:space="preserve">/ ổ cứng mã hóa tại </w:t>
+      </w:r>
+      <w:r>
+        <w:rPr>
+          <w:rFonts w:ascii="Times New Roman" w:hAnsi="Times New Roman" w:eastAsia="Times New Roman" w:cs="Times New Roman"/>
+          <w:b w:val="0"/>
+          <w:i w:val="0"/>
+          <w:sz w:val="26"/>
+        </w:rPr>
+        <w:t>[đơn vị]</w:t>
+      </w:r>
+      <w:r>
+        <w:rPr>
+          <w:rFonts w:ascii="Times New Roman" w:hAnsi="Times New Roman" w:eastAsia="Times New Roman" w:cs="Times New Roman"/>
+          <w:b w:val="0"/>
+          <w:i w:val="0"/>
+          <w:sz w:val="26"/>
+        </w:rPr>
+        <w:t>]</w:t>
+      </w:r>
+    </w:p>
+    <w:p>
+      <w:pPr>
+        <w:spacing w:before="0" w:after="160" w:lineRule="auto" w:line="360"/>
+        <w:jc w:val="both"/>
+      </w:pPr>
+      <w:r>
+        <w:rPr>
+          <w:rFonts w:ascii="Times New Roman" w:hAnsi="Times New Roman" w:eastAsia="Times New Roman" w:cs="Times New Roman"/>
+          <w:b w:val="0"/>
+          <w:i w:val="0"/>
+          <w:sz w:val="26"/>
+        </w:rPr>
+        <w:t>Bảo mật: AES-256 · mật khẩu cấp người dùng · VPN (nếu từ xa)</w:t>
+      </w:r>
+    </w:p>
+    <w:p>
+      <w:pPr>
+        <w:spacing w:before="0" w:after="160" w:lineRule="auto" w:line="360"/>
+        <w:jc w:val="both"/>
+      </w:pPr>
+      <w:r>
+        <w:rPr>
+          <w:rFonts w:ascii="Times New Roman" w:hAnsi="Times New Roman" w:eastAsia="Times New Roman" w:cs="Times New Roman"/>
+          <w:b w:val="0"/>
+          <w:i w:val="0"/>
+          <w:sz w:val="26"/>
+        </w:rPr>
+        <w:t xml:space="preserve">Sao lưu: </w:t>
       </w:r>
       <w:r>
         <w:rPr>
@@ -3816,16 +5055,68 @@
           <w:color w:val="CC7700"/>
           <w:sz w:val="26"/>
         </w:rPr>
-        <w:t>[CẦN BỔ SUNG]</w:t>
-      </w:r>
-      <w:r>
-        <w:rPr>
-          <w:rFonts w:ascii="Times New Roman" w:hAnsi="Times New Roman" w:eastAsia="Times New Roman" w:cs="Times New Roman"/>
-          <w:b w:val="0"/>
-          <w:i w:val="0"/>
-          <w:sz w:val="26"/>
-        </w:rPr>
-        <w:t xml:space="preserve"> Email: </w:t>
+        <w:t>[CẦN — ví dụ: hàng ngày/tuần, 2 bản độc lập]</w:t>
+      </w:r>
+    </w:p>
+    <w:p>
+      <w:pPr>
+        <w:spacing w:before="0" w:after="160" w:lineRule="auto" w:line="360"/>
+        <w:jc w:val="both"/>
+      </w:pPr>
+      <w:r>
+        <w:rPr>
+          <w:rFonts w:ascii="Times New Roman" w:hAnsi="Times New Roman" w:eastAsia="Times New Roman" w:cs="Times New Roman"/>
+          <w:b w:val="0"/>
+          <w:i w:val="0"/>
+          <w:sz w:val="26"/>
+        </w:rPr>
+        <w:t>Thời gian lưu: ___ năm sau kết thúc nghiên cứu</w:t>
+      </w:r>
+    </w:p>
+    <w:p>
+      <w:pPr>
+        <w:spacing w:before="0" w:after="160" w:lineRule="auto" w:line="360"/>
+        <w:jc w:val="both"/>
+      </w:pPr>
+      <w:r>
+        <w:rPr>
+          <w:rFonts w:ascii="Times New Roman" w:hAnsi="Times New Roman" w:eastAsia="Times New Roman" w:cs="Times New Roman"/>
+          <w:b w:val="0"/>
+          <w:i w:val="0"/>
+          <w:sz w:val="26"/>
+        </w:rPr>
+        <w:t>(theo TT38/2018/TT-BYT về lưu trữ hồ sơ y tế)</w:t>
+      </w:r>
+    </w:p>
+    <w:p>
+      <w:pPr>
+        <w:pStyle w:val="ListNumber"/>
+        <w:spacing w:before="0" w:after="120" w:lineRule="auto" w:line="360"/>
+        <w:jc w:val="both"/>
+      </w:pPr>
+      <w:r>
+        <w:rPr>
+          <w:rFonts w:ascii="Times New Roman" w:hAnsi="Times New Roman" w:eastAsia="Times New Roman" w:cs="Times New Roman"/>
+          <w:b w:val="0"/>
+          <w:i w:val="0"/>
+          <w:sz w:val="26"/>
+        </w:rPr>
+        <w:t>CHIA SẺ / MỞ DỮ LIỆU:</w:t>
+      </w:r>
+    </w:p>
+    <w:p>
+      <w:pPr>
+        <w:spacing w:before="0" w:after="160" w:lineRule="auto" w:line="360"/>
+        <w:jc w:val="both"/>
+      </w:pPr>
+      <w:r>
+        <w:rPr>
+          <w:rFonts w:ascii="Times New Roman" w:hAnsi="Times New Roman" w:eastAsia="Times New Roman" w:cs="Times New Roman"/>
+          <w:b w:val="0"/>
+          <w:i w:val="0"/>
+          <w:sz w:val="26"/>
+        </w:rPr>
+        <w:t xml:space="preserve">□ Không chia sẻ (lý do: </w:t>
       </w:r>
       <w:r>
         <w:rPr>
@@ -3835,37 +5126,46 @@
           <w:color w:val="CC7700"/>
           <w:sz w:val="26"/>
         </w:rPr>
-        <w:t>[CẦN BỔ SUNG]</w:t>
-      </w:r>
-    </w:p>
-    <w:p>
-      <w:pPr>
-        <w:spacing w:before="0" w:after="160" w:lineRule="auto" w:line="360"/>
-        <w:jc w:val="both"/>
-      </w:pPr>
-      <w:r>
-        <w:rPr>
-          <w:rFonts w:ascii="Times New Roman" w:hAnsi="Times New Roman" w:eastAsia="Times New Roman" w:cs="Times New Roman"/>
-          <w:b w:val="0"/>
-          <w:i w:val="0"/>
-          <w:sz w:val="26"/>
-        </w:rPr>
-        <w:t>Thắc mắc về quyền của người tham gia:</w:t>
-      </w:r>
-    </w:p>
-    <w:p>
-      <w:pPr>
-        <w:spacing w:before="0" w:after="160" w:lineRule="auto" w:line="360"/>
-        <w:jc w:val="both"/>
-      </w:pPr>
-      <w:r>
-        <w:rPr>
-          <w:rFonts w:ascii="Times New Roman" w:hAnsi="Times New Roman" w:eastAsia="Times New Roman" w:cs="Times New Roman"/>
-          <w:b w:val="0"/>
-          <w:i w:val="0"/>
-          <w:sz w:val="26"/>
-        </w:rPr>
-        <w:t xml:space="preserve">Hội đồng Đạo đức: </w:t>
+        <w:t>[CẦN]</w:t>
+      </w:r>
+      <w:r>
+        <w:rPr>
+          <w:rFonts w:ascii="Times New Roman" w:hAnsi="Times New Roman" w:eastAsia="Times New Roman" w:cs="Times New Roman"/>
+          <w:b w:val="0"/>
+          <w:i w:val="0"/>
+          <w:sz w:val="26"/>
+        </w:rPr>
+        <w:t>)</w:t>
+      </w:r>
+    </w:p>
+    <w:p>
+      <w:pPr>
+        <w:spacing w:before="0" w:after="160" w:lineRule="auto" w:line="360"/>
+        <w:jc w:val="both"/>
+      </w:pPr>
+      <w:r>
+        <w:rPr>
+          <w:rFonts w:ascii="Times New Roman" w:hAnsi="Times New Roman" w:eastAsia="Times New Roman" w:cs="Times New Roman"/>
+          <w:b w:val="0"/>
+          <w:i w:val="0"/>
+          <w:sz w:val="26"/>
+        </w:rPr>
+        <w:t>□ Chia sẻ theo yêu cầu hợp lý (DTA cần ký trước)</w:t>
+      </w:r>
+    </w:p>
+    <w:p>
+      <w:pPr>
+        <w:spacing w:before="0" w:after="160" w:lineRule="auto" w:line="360"/>
+        <w:jc w:val="both"/>
+      </w:pPr>
+      <w:r>
+        <w:rPr>
+          <w:rFonts w:ascii="Times New Roman" w:hAnsi="Times New Roman" w:eastAsia="Times New Roman" w:cs="Times New Roman"/>
+          <w:b w:val="0"/>
+          <w:i w:val="0"/>
+          <w:sz w:val="26"/>
+        </w:rPr>
+        <w:t xml:space="preserve">□ Mở hoàn toàn sau ẩn danh hóa (tại: </w:t>
       </w:r>
       <w:r>
         <w:rPr>
@@ -3875,23 +5175,23 @@
           <w:color w:val="CC7700"/>
           <w:sz w:val="26"/>
         </w:rPr>
-        <w:t>[CẦN — Tên HĐ cơ sở]</w:t>
-      </w:r>
-    </w:p>
-    <w:p>
-      <w:pPr>
-        <w:spacing w:before="0" w:after="160" w:lineRule="auto" w:line="360"/>
-        <w:jc w:val="both"/>
-      </w:pPr>
-      <w:r>
-        <w:rPr>
-          <w:rFonts w:ascii="Times New Roman" w:hAnsi="Times New Roman" w:eastAsia="Times New Roman" w:cs="Times New Roman"/>
-          <w:b w:val="0"/>
-          <w:i w:val="0"/>
-          <w:sz w:val="26"/>
-        </w:rPr>
-        <w:t xml:space="preserve">Điện thoại: </w:t>
-      </w:r>
+        <w:t>[CẦN — OSF/Zenodo...]</w:t>
+      </w:r>
+      <w:r>
+        <w:rPr>
+          <w:rFonts w:ascii="Times New Roman" w:hAnsi="Times New Roman" w:eastAsia="Times New Roman" w:cs="Times New Roman"/>
+          <w:b w:val="0"/>
+          <w:i w:val="0"/>
+          <w:sz w:val="26"/>
+        </w:rPr>
+        <w:t>)</w:t>
+      </w:r>
+    </w:p>
+    <w:p>
+      <w:pPr>
+        <w:spacing w:before="0" w:after="160" w:lineRule="auto" w:line="360"/>
+        <w:jc w:val="both"/>
+      </w:pPr>
       <w:r>
         <w:rPr>
           <w:rFonts w:ascii="Times New Roman" w:hAnsi="Times New Roman" w:eastAsia="Times New Roman" w:cs="Times New Roman"/>
@@ -3900,327 +5200,7 @@
           <w:color w:val="CC7700"/>
           <w:sz w:val="26"/>
         </w:rPr>
-        <w:t>[CẦN BỔ SUNG]</w:t>
-      </w:r>
-    </w:p>
-    <w:p>
-      <w:pPr>
-        <w:spacing w:before="0" w:after="160" w:lineRule="auto" w:line="360"/>
-        <w:jc w:val="both"/>
-      </w:pPr>
-      <w:r>
-        <w:rPr>
-          <w:rFonts w:ascii="Times New Roman" w:hAnsi="Times New Roman" w:eastAsia="Times New Roman" w:cs="Times New Roman"/>
-          <w:b w:val="0"/>
-          <w:i w:val="0"/>
-          <w:sz w:val="26"/>
-        </w:rPr>
-        <w:t>------------------------------------------------------------</w:t>
-      </w:r>
-    </w:p>
-    <w:p>
-      <w:pPr>
-        <w:spacing w:before="0" w:after="160" w:lineRule="auto" w:line="360"/>
-        <w:jc w:val="both"/>
-      </w:pPr>
-      <w:r>
-        <w:rPr>
-          <w:rFonts w:ascii="Times New Roman" w:hAnsi="Times New Roman" w:eastAsia="Times New Roman" w:cs="Times New Roman"/>
-          <w:b w:val="0"/>
-          <w:i w:val="0"/>
-          <w:sz w:val="26"/>
-        </w:rPr>
-        <w:t>PHẦN KÝ, BẢN NÀY DÀNH CHO NGƯỜI THAM GIA (GIỮ LẠI)</w:t>
-      </w:r>
-    </w:p>
-    <w:p>
-      <w:pPr>
-        <w:spacing w:before="0" w:after="160" w:lineRule="auto" w:line="360"/>
-        <w:jc w:val="both"/>
-      </w:pPr>
-      <w:r>
-        <w:rPr>
-          <w:rFonts w:ascii="Times New Roman" w:hAnsi="Times New Roman" w:eastAsia="Times New Roman" w:cs="Times New Roman"/>
-          <w:b w:val="0"/>
-          <w:i w:val="0"/>
-          <w:sz w:val="26"/>
-        </w:rPr>
-        <w:t>Tôi đã đọc / được giải thích thông tin bên trên và có đủ thời</w:t>
-      </w:r>
-    </w:p>
-    <w:p>
-      <w:pPr>
-        <w:spacing w:before="0" w:after="160" w:lineRule="auto" w:line="360"/>
-        <w:jc w:val="both"/>
-      </w:pPr>
-      <w:r>
-        <w:rPr>
-          <w:rFonts w:ascii="Times New Roman" w:hAnsi="Times New Roman" w:eastAsia="Times New Roman" w:cs="Times New Roman"/>
-          <w:b w:val="0"/>
-          <w:i w:val="0"/>
-          <w:sz w:val="26"/>
-        </w:rPr>
-        <w:t>gian để đặt câu hỏi. Tôi ĐỒNG Ý TỰ NGUYỆN tham gia nghiên cứu.</w:t>
-      </w:r>
-    </w:p>
-    <w:p>
-      <w:pPr>
-        <w:spacing w:before="0" w:after="160" w:lineRule="auto" w:line="360"/>
-        <w:jc w:val="both"/>
-      </w:pPr>
-      <w:r>
-        <w:rPr>
-          <w:rFonts w:ascii="Times New Roman" w:hAnsi="Times New Roman" w:eastAsia="Times New Roman" w:cs="Times New Roman"/>
-          <w:b w:val="0"/>
-          <w:i w:val="0"/>
-          <w:sz w:val="26"/>
-        </w:rPr>
-        <w:t>Họ tên người tham gia: _______________</w:t>
-      </w:r>
-    </w:p>
-    <w:p>
-      <w:pPr>
-        <w:spacing w:before="0" w:after="160" w:lineRule="auto" w:line="360"/>
-        <w:jc w:val="both"/>
-      </w:pPr>
-      <w:r>
-        <w:rPr>
-          <w:rFonts w:ascii="Times New Roman" w:hAnsi="Times New Roman" w:eastAsia="Times New Roman" w:cs="Times New Roman"/>
-          <w:b w:val="0"/>
-          <w:i w:val="0"/>
-          <w:sz w:val="26"/>
-        </w:rPr>
-        <w:t>Ký tên: _______________ Ngày: ___/___/2026</w:t>
-      </w:r>
-    </w:p>
-    <w:p>
-      <w:pPr>
-        <w:spacing w:before="0" w:after="160" w:lineRule="auto" w:line="360"/>
-        <w:jc w:val="both"/>
-      </w:pPr>
-      <w:r>
-        <w:rPr>
-          <w:rFonts w:ascii="Times New Roman" w:hAnsi="Times New Roman" w:eastAsia="Times New Roman" w:cs="Times New Roman"/>
-          <w:b w:val="0"/>
-          <w:i w:val="0"/>
-          <w:sz w:val="26"/>
-        </w:rPr>
-        <w:t>Họ tên người chứng kiến (nếu cần): _______________</w:t>
-      </w:r>
-    </w:p>
-    <w:p>
-      <w:pPr>
-        <w:spacing w:before="0" w:after="160" w:lineRule="auto" w:line="360"/>
-        <w:jc w:val="both"/>
-      </w:pPr>
-      <w:r>
-        <w:rPr>
-          <w:rFonts w:ascii="Times New Roman" w:hAnsi="Times New Roman" w:eastAsia="Times New Roman" w:cs="Times New Roman"/>
-          <w:b w:val="0"/>
-          <w:i w:val="0"/>
-          <w:sz w:val="26"/>
-        </w:rPr>
-        <w:t>Ký tên: _______________ Ngày: ___/___/2026</w:t>
-      </w:r>
-    </w:p>
-    <w:p>
-      <w:pPr>
-        <w:spacing w:before="0" w:after="160" w:lineRule="auto" w:line="360"/>
-        <w:jc w:val="both"/>
-      </w:pPr>
-      <w:r>
-        <w:rPr>
-          <w:rFonts w:ascii="Times New Roman" w:hAnsi="Times New Roman" w:eastAsia="Times New Roman" w:cs="Times New Roman"/>
-          <w:b w:val="0"/>
-          <w:i w:val="0"/>
-          <w:sz w:val="26"/>
-        </w:rPr>
-        <w:t>Họ tên nghiên cứu viên: _______________</w:t>
-      </w:r>
-    </w:p>
-    <w:p>
-      <w:pPr>
-        <w:spacing w:before="0" w:after="160" w:lineRule="auto" w:line="360"/>
-        <w:jc w:val="both"/>
-      </w:pPr>
-      <w:r>
-        <w:rPr>
-          <w:rFonts w:ascii="Times New Roman" w:hAnsi="Times New Roman" w:eastAsia="Times New Roman" w:cs="Times New Roman"/>
-          <w:b w:val="0"/>
-          <w:i w:val="0"/>
-          <w:sz w:val="26"/>
-        </w:rPr>
-        <w:t>Ký tên: _______________ Ngày: ___/___/2026</w:t>
-      </w:r>
-    </w:p>
-    <w:p>
-      <w:pPr>
-        <w:spacing w:before="0" w:after="160" w:lineRule="auto" w:line="360"/>
-        <w:jc w:val="both"/>
-      </w:pPr>
-      <w:r>
-        <w:rPr>
-          <w:rFonts w:ascii="Times New Roman" w:hAnsi="Times New Roman" w:eastAsia="Times New Roman" w:cs="Times New Roman"/>
-          <w:b w:val="0"/>
-          <w:i w:val="0"/>
-          <w:sz w:val="26"/>
-        </w:rPr>
-        <w:t xml:space="preserve">"Tài liệu này do AI hỗ trợ soạn thảo </w:t>
-      </w:r>
-      <w:r>
-        <w:rPr>
-          <w:rFonts w:ascii="Times New Roman" w:hAnsi="Times New Roman" w:eastAsia="Times New Roman" w:cs="Times New Roman"/>
-          <w:b w:val="0"/>
-          <w:i w:val="0"/>
-          <w:sz w:val="26"/>
-        </w:rPr>
-        <w:t>[DRAFT Phiên bản 1.0]</w:t>
-      </w:r>
-      <w:r>
-        <w:rPr>
-          <w:rFonts w:ascii="Times New Roman" w:hAnsi="Times New Roman" w:eastAsia="Times New Roman" w:cs="Times New Roman"/>
-          <w:b w:val="0"/>
-          <w:i w:val="0"/>
-          <w:sz w:val="26"/>
-        </w:rPr>
-        <w:t>.</w:t>
-      </w:r>
-    </w:p>
-    <w:p>
-      <w:pPr>
-        <w:spacing w:before="0" w:after="160" w:lineRule="auto" w:line="360"/>
-        <w:jc w:val="both"/>
-      </w:pPr>
-      <w:r>
-        <w:rPr>
-          <w:rFonts w:ascii="Times New Roman" w:hAnsi="Times New Roman" w:eastAsia="Times New Roman" w:cs="Times New Roman"/>
-          <w:b w:val="0"/>
-          <w:i w:val="0"/>
-          <w:sz w:val="26"/>
-        </w:rPr>
-        <w:t>Cần chủ nhiệm kiểm chứng và HĐ đạo đức phê duyệt trước khi dùng."</w:t>
-      </w:r>
-    </w:p>
-    <w:p>
-      <w:pPr>
-        <w:spacing w:before="280" w:after="160" w:lineRule="auto" w:line="312"/>
-      </w:pPr>
-      <w:r>
-        <w:rPr>
-          <w:rFonts w:ascii="Times New Roman" w:hAnsi="Times New Roman" w:eastAsia="Times New Roman" w:cs="Times New Roman"/>
-          <w:b/>
-          <w:i w:val="0"/>
-          <w:sz w:val="28"/>
-        </w:rPr>
-        <w:t>TÀI LIỆU 5. ICF TIẾNG ANH (English Translation, for journal submission)</w:t>
-      </w:r>
-    </w:p>
-    <w:p>
-      <w:pPr>
-        <w:spacing w:before="0" w:after="160" w:lineRule="auto" w:line="360"/>
-        <w:jc w:val="both"/>
-      </w:pPr>
-      <w:r>
-        <w:rPr>
-          <w:rFonts w:ascii="Times New Roman" w:hAnsi="Times New Roman" w:eastAsia="Times New Roman" w:cs="Times New Roman"/>
-          <w:b w:val="0"/>
-          <w:i w:val="0"/>
-          <w:sz w:val="26"/>
-        </w:rPr>
-        <w:t>INFORMED CONSENT FORM (ENGLISH TRANSLATION)</w:t>
-      </w:r>
-    </w:p>
-    <w:p>
-      <w:pPr>
-        <w:spacing w:before="0" w:after="160" w:lineRule="auto" w:line="360"/>
-        <w:jc w:val="both"/>
-      </w:pPr>
-      <w:r>
-        <w:rPr>
-          <w:rFonts w:ascii="Times New Roman" w:hAnsi="Times New Roman" w:eastAsia="Times New Roman" w:cs="Times New Roman"/>
-          <w:b w:val="0"/>
-          <w:i w:val="0"/>
-          <w:sz w:val="26"/>
-        </w:rPr>
-        <w:t>DRAFT Version 1.0, Date: 2026-07-31</w:t>
-      </w:r>
-    </w:p>
-    <w:p>
-      <w:pPr>
-        <w:spacing w:before="0" w:after="160" w:lineRule="auto" w:line="360"/>
-        <w:jc w:val="both"/>
-      </w:pPr>
-      <w:r>
-        <w:rPr>
-          <w:rFonts w:ascii="Times New Roman" w:hAnsi="Times New Roman" w:eastAsia="Times New Roman" w:cs="Times New Roman"/>
-          <w:b w:val="0"/>
-          <w:i w:val="0"/>
-          <w:sz w:val="26"/>
-        </w:rPr>
-        <w:t>"English translation of Vietnamese ICF, for journal submission only."</w:t>
-      </w:r>
-    </w:p>
-    <w:p>
-      <w:pPr>
-        <w:spacing w:before="0" w:after="160" w:lineRule="auto" w:line="360"/>
-        <w:jc w:val="both"/>
-      </w:pPr>
-      <w:r>
-        <w:rPr>
-          <w:rFonts w:ascii="Times New Roman" w:hAnsi="Times New Roman" w:eastAsia="Times New Roman" w:cs="Times New Roman"/>
-          <w:b w:val="0"/>
-          <w:i w:val="0"/>
-          <w:sz w:val="26"/>
-        </w:rPr>
-        <w:t>STUDY TITLE: Sự hài lòng của bệnh nhân trong hoạt động khám chữa bệnh tại Khoa Khám bệnh theo yêu cầu, bệnh viện quân y tuyến cuối</w:t>
-      </w:r>
-    </w:p>
-    <w:p>
-      <w:pPr>
-        <w:spacing w:before="0" w:after="160" w:lineRule="auto" w:line="360"/>
-        <w:jc w:val="both"/>
-      </w:pPr>
-      <w:r>
-        <w:rPr>
-          <w:rFonts w:ascii="Times New Roman" w:hAnsi="Times New Roman" w:eastAsia="Times New Roman" w:cs="Times New Roman"/>
-          <w:b w:val="0"/>
-          <w:i w:val="0"/>
-          <w:sz w:val="26"/>
-        </w:rPr>
-        <w:t xml:space="preserve">Institution: </w:t>
-      </w:r>
-      <w:r>
-        <w:rPr>
-          <w:rFonts w:ascii="Times New Roman" w:hAnsi="Times New Roman" w:eastAsia="Times New Roman" w:cs="Times New Roman"/>
-          <w:b w:val="0"/>
-          <w:i w:val="0"/>
-          <w:sz w:val="26"/>
-        </w:rPr>
-        <w:t>[TO BE COMPLETED]</w:t>
-      </w:r>
-    </w:p>
-    <w:p>
-      <w:pPr>
-        <w:spacing w:before="0" w:after="160" w:lineRule="auto" w:line="360"/>
-        <w:jc w:val="both"/>
-      </w:pPr>
-      <w:r>
-        <w:rPr>
-          <w:rFonts w:ascii="Times New Roman" w:hAnsi="Times New Roman" w:eastAsia="Times New Roman" w:cs="Times New Roman"/>
-          <w:b w:val="0"/>
-          <w:i w:val="0"/>
-          <w:sz w:val="26"/>
-        </w:rPr>
-        <w:t xml:space="preserve">Principal Investigator: </w:t>
-      </w:r>
-      <w:r>
-        <w:rPr>
-          <w:rFonts w:ascii="Times New Roman" w:hAnsi="Times New Roman" w:eastAsia="Times New Roman" w:cs="Times New Roman"/>
-          <w:b w:val="0"/>
-          <w:i w:val="0"/>
-          <w:sz w:val="26"/>
-        </w:rPr>
-        <w:t>[TO BE COMPLETED]</w:t>
+        <w:t>[CẦN BÁC SĨ CHỌN VÀ BIỆN MINH]</w:t>
       </w:r>
     </w:p>
     <w:p>
@@ -4236,928 +5216,97 @@
           <w:i w:val="0"/>
           <w:sz w:val="26"/>
         </w:rPr>
-        <w:t>PURPOSE</w:t>
-      </w:r>
-    </w:p>
-    <w:p>
-      <w:pPr>
-        <w:spacing w:before="0" w:after="160" w:lineRule="auto" w:line="360"/>
-        <w:jc w:val="both"/>
-      </w:pPr>
-      <w:r>
-        <w:rPr>
-          <w:rFonts w:ascii="Times New Roman" w:hAnsi="Times New Roman" w:eastAsia="Times New Roman" w:cs="Times New Roman"/>
-          <w:b w:val="0"/>
-          <w:i w:val="0"/>
-          <w:sz w:val="26"/>
-        </w:rPr>
-        <w:t>You are invited to participate in a study that aims to:</w:t>
-      </w:r>
-    </w:p>
-    <w:p>
-      <w:pPr>
-        <w:spacing w:before="0" w:after="160" w:lineRule="auto" w:line="360"/>
-        <w:jc w:val="both"/>
-      </w:pPr>
-      <w:r>
-        <w:rPr>
-          <w:rFonts w:ascii="Times New Roman" w:hAnsi="Times New Roman" w:eastAsia="Times New Roman" w:cs="Times New Roman"/>
-          <w:b w:val="0"/>
-          <w:i w:val="0"/>
-          <w:sz w:val="26"/>
-        </w:rPr>
-        <w:t>[TO BE COMPLETED, plain language, no jargon]</w:t>
-      </w:r>
-    </w:p>
-    <w:p>
-      <w:pPr>
-        <w:spacing w:before="0" w:after="160" w:lineRule="auto" w:line="360"/>
-        <w:jc w:val="both"/>
-      </w:pPr>
-      <w:r>
-        <w:rPr>
-          <w:rFonts w:ascii="Times New Roman" w:hAnsi="Times New Roman" w:eastAsia="Times New Roman" w:cs="Times New Roman"/>
-          <w:b w:val="0"/>
-          <w:i w:val="0"/>
-          <w:sz w:val="26"/>
-        </w:rPr>
-        <w:t xml:space="preserve">Estimated participants: </w:t>
-      </w:r>
-      <w:r>
-        <w:rPr>
-          <w:rFonts w:ascii="Times New Roman" w:hAnsi="Times New Roman" w:eastAsia="Times New Roman" w:cs="Times New Roman"/>
-          <w:b w:val="0"/>
-          <w:i w:val="0"/>
-          <w:sz w:val="26"/>
-        </w:rPr>
-        <w:t>[TO BE COMPLETED, from G3]</w:t>
-      </w:r>
-    </w:p>
-    <w:p>
-      <w:pPr>
-        <w:spacing w:before="0" w:after="160" w:lineRule="auto" w:line="360"/>
-        <w:jc w:val="both"/>
-      </w:pPr>
-      <w:r>
-        <w:rPr>
-          <w:rFonts w:ascii="Times New Roman" w:hAnsi="Times New Roman" w:eastAsia="Times New Roman" w:cs="Times New Roman"/>
-          <w:b w:val="0"/>
-          <w:i w:val="0"/>
-          <w:sz w:val="26"/>
-        </w:rPr>
-        <w:t xml:space="preserve">Location: </w:t>
-      </w:r>
-      <w:r>
-        <w:rPr>
-          <w:rFonts w:ascii="Times New Roman" w:hAnsi="Times New Roman" w:eastAsia="Times New Roman" w:cs="Times New Roman"/>
-          <w:b w:val="0"/>
-          <w:i w:val="0"/>
-          <w:sz w:val="26"/>
-        </w:rPr>
-        <w:t>[TO BE COMPLETED]</w:t>
-      </w:r>
-    </w:p>
-    <w:p>
-      <w:pPr>
-        <w:spacing w:before="0" w:after="160" w:lineRule="auto" w:line="360"/>
-        <w:jc w:val="both"/>
-      </w:pPr>
-      <w:r>
-        <w:rPr>
-          <w:rFonts w:ascii="Times New Roman" w:hAnsi="Times New Roman" w:eastAsia="Times New Roman" w:cs="Times New Roman"/>
-          <w:b w:val="0"/>
-          <w:i w:val="0"/>
-          <w:sz w:val="26"/>
-        </w:rPr>
-        <w:t>PARTICIPATION IS ENTIRELY VOLUNTARY.</w:t>
-      </w:r>
-    </w:p>
-    <w:p>
-      <w:pPr>
-        <w:pStyle w:val="ListNumber"/>
-        <w:spacing w:before="0" w:after="120" w:lineRule="auto" w:line="360"/>
-        <w:jc w:val="both"/>
-      </w:pPr>
-      <w:r>
-        <w:rPr>
-          <w:rFonts w:ascii="Times New Roman" w:hAnsi="Times New Roman" w:eastAsia="Times New Roman" w:cs="Times New Roman"/>
-          <w:b w:val="0"/>
-          <w:i w:val="0"/>
-          <w:sz w:val="26"/>
-        </w:rPr>
-        <w:t>PROCEDURES</w:t>
-      </w:r>
-    </w:p>
-    <w:p>
-      <w:pPr>
-        <w:spacing w:before="0" w:after="160" w:lineRule="auto" w:line="360"/>
-        <w:jc w:val="both"/>
-      </w:pPr>
-      <w:r>
-        <w:rPr>
-          <w:rFonts w:ascii="Times New Roman" w:hAnsi="Times New Roman" w:eastAsia="Times New Roman" w:cs="Times New Roman"/>
-          <w:b w:val="0"/>
-          <w:i w:val="0"/>
-          <w:sz w:val="26"/>
-        </w:rPr>
-        <w:t xml:space="preserve">□ Step 1: </w:t>
-      </w:r>
-      <w:r>
-        <w:rPr>
-          <w:rFonts w:ascii="Times New Roman" w:hAnsi="Times New Roman" w:eastAsia="Times New Roman" w:cs="Times New Roman"/>
-          <w:b w:val="0"/>
-          <w:i w:val="0"/>
-          <w:sz w:val="26"/>
-        </w:rPr>
-        <w:t>[TO BE COMPLETED]</w:t>
-      </w:r>
-    </w:p>
-    <w:p>
-      <w:pPr>
-        <w:spacing w:before="0" w:after="160" w:lineRule="auto" w:line="360"/>
-        <w:jc w:val="both"/>
-      </w:pPr>
-      <w:r>
-        <w:rPr>
-          <w:rFonts w:ascii="Times New Roman" w:hAnsi="Times New Roman" w:eastAsia="Times New Roman" w:cs="Times New Roman"/>
-          <w:b w:val="0"/>
-          <w:i w:val="0"/>
-          <w:sz w:val="26"/>
-        </w:rPr>
-        <w:t xml:space="preserve">□ Step 2: </w:t>
-      </w:r>
-      <w:r>
-        <w:rPr>
-          <w:rFonts w:ascii="Times New Roman" w:hAnsi="Times New Roman" w:eastAsia="Times New Roman" w:cs="Times New Roman"/>
-          <w:b w:val="0"/>
-          <w:i w:val="0"/>
-          <w:sz w:val="26"/>
-        </w:rPr>
-        <w:t>[TO BE COMPLETED]</w:t>
-      </w:r>
-    </w:p>
-    <w:p>
-      <w:pPr>
-        <w:spacing w:before="0" w:after="160" w:lineRule="auto" w:line="360"/>
-        <w:jc w:val="both"/>
-      </w:pPr>
-      <w:r>
-        <w:rPr>
-          <w:rFonts w:ascii="Times New Roman" w:hAnsi="Times New Roman" w:eastAsia="Times New Roman" w:cs="Times New Roman"/>
-          <w:b w:val="0"/>
-          <w:i w:val="0"/>
-          <w:sz w:val="26"/>
-        </w:rPr>
-        <w:t xml:space="preserve">Estimated time commitment: </w:t>
-      </w:r>
-      <w:r>
-        <w:rPr>
-          <w:rFonts w:ascii="Times New Roman" w:hAnsi="Times New Roman" w:eastAsia="Times New Roman" w:cs="Times New Roman"/>
-          <w:b w:val="0"/>
-          <w:i w:val="0"/>
-          <w:sz w:val="26"/>
-        </w:rPr>
-        <w:t>[TO BE COMPLETED]</w:t>
-      </w:r>
-    </w:p>
-    <w:p>
-      <w:pPr>
-        <w:pStyle w:val="ListNumber"/>
-        <w:spacing w:before="0" w:after="120" w:lineRule="auto" w:line="360"/>
-        <w:jc w:val="both"/>
-      </w:pPr>
-      <w:r>
-        <w:rPr>
-          <w:rFonts w:ascii="Times New Roman" w:hAnsi="Times New Roman" w:eastAsia="Times New Roman" w:cs="Times New Roman"/>
-          <w:b w:val="0"/>
-          <w:i w:val="0"/>
-          <w:sz w:val="26"/>
-        </w:rPr>
-        <w:t>RISKS AND DISCOMFORTS</w:t>
-      </w:r>
-    </w:p>
-    <w:p>
-      <w:pPr>
-        <w:spacing w:before="0" w:after="160" w:lineRule="auto" w:line="360"/>
-        <w:jc w:val="both"/>
-      </w:pPr>
-      <w:r>
-        <w:rPr>
-          <w:rFonts w:ascii="Times New Roman" w:hAnsi="Times New Roman" w:eastAsia="Times New Roman" w:cs="Times New Roman"/>
-          <w:b w:val="0"/>
-          <w:i w:val="0"/>
-          <w:sz w:val="26"/>
-        </w:rPr>
-        <w:t>- Rò rỉ thông tin từ bộ câu hỏi (Rất thấp probability / Nhẹ severity): Khuyết danh hoàn toàn nếu không cần theo dõi; mã hóa nếu cần liên kết</w:t>
-      </w:r>
-    </w:p>
-    <w:p>
-      <w:pPr>
-        <w:spacing w:before="0" w:after="160" w:lineRule="auto" w:line="360"/>
-        <w:jc w:val="both"/>
-      </w:pPr>
-      <w:r>
-        <w:rPr>
-          <w:rFonts w:ascii="Times New Roman" w:hAnsi="Times New Roman" w:eastAsia="Times New Roman" w:cs="Times New Roman"/>
-          <w:b w:val="0"/>
-          <w:i w:val="0"/>
-          <w:sz w:val="26"/>
-        </w:rPr>
-        <w:t>- Gánh nặng thời gian (Thấp probability / Không đáng kể severity): Bộ câu hỏi ngắn; tự điền hoặc qua điện thoại/email</w:t>
-      </w:r>
-    </w:p>
-    <w:p>
-      <w:pPr>
-        <w:pStyle w:val="ListNumber"/>
-        <w:spacing w:before="0" w:after="120" w:lineRule="auto" w:line="360"/>
-        <w:jc w:val="both"/>
-      </w:pPr>
-      <w:r>
-        <w:rPr>
-          <w:rFonts w:ascii="Times New Roman" w:hAnsi="Times New Roman" w:eastAsia="Times New Roman" w:cs="Times New Roman"/>
-          <w:b w:val="0"/>
-          <w:i w:val="0"/>
-          <w:sz w:val="26"/>
-        </w:rPr>
-        <w:t>POTENTIAL BENEFITS</w:t>
-      </w:r>
-    </w:p>
-    <w:p>
-      <w:pPr>
-        <w:spacing w:before="0" w:after="160" w:lineRule="auto" w:line="360"/>
-        <w:jc w:val="both"/>
-      </w:pPr>
-      <w:r>
-        <w:rPr>
-          <w:rFonts w:ascii="Times New Roman" w:hAnsi="Times New Roman" w:eastAsia="Times New Roman" w:cs="Times New Roman"/>
-          <w:b w:val="0"/>
-          <w:i w:val="0"/>
-          <w:sz w:val="26"/>
-        </w:rPr>
-        <w:t>[TO BE COMPLETED, include both direct and community benefits]</w:t>
-      </w:r>
-    </w:p>
-    <w:p>
-      <w:pPr>
-        <w:pStyle w:val="ListNumber"/>
-        <w:spacing w:before="0" w:after="120" w:lineRule="auto" w:line="360"/>
-        <w:jc w:val="both"/>
-      </w:pPr>
-      <w:r>
-        <w:rPr>
-          <w:rFonts w:ascii="Times New Roman" w:hAnsi="Times New Roman" w:eastAsia="Times New Roman" w:cs="Times New Roman"/>
-          <w:b w:val="0"/>
-          <w:i w:val="0"/>
-          <w:sz w:val="26"/>
-        </w:rPr>
-        <w:t>CONFIDENTIALITY</w:t>
-      </w:r>
-    </w:p>
-    <w:p>
-      <w:pPr>
-        <w:spacing w:before="0" w:after="160" w:lineRule="auto" w:line="360"/>
-        <w:jc w:val="both"/>
-      </w:pPr>
-      <w:r>
-        <w:rPr>
-          <w:rFonts w:ascii="Times New Roman" w:hAnsi="Times New Roman" w:eastAsia="Times New Roman" w:cs="Times New Roman"/>
-          <w:b w:val="0"/>
-          <w:i w:val="0"/>
-          <w:sz w:val="26"/>
-        </w:rPr>
-        <w:t>Data encrypted per Vietnamese Personal Data Protection Law</w:t>
-      </w:r>
-    </w:p>
-    <w:p>
-      <w:pPr>
-        <w:spacing w:before="0" w:after="160" w:lineRule="auto" w:line="360"/>
-        <w:jc w:val="both"/>
-      </w:pPr>
-      <w:r>
-        <w:rPr>
-          <w:rFonts w:ascii="Times New Roman" w:hAnsi="Times New Roman" w:eastAsia="Times New Roman" w:cs="Times New Roman"/>
-          <w:b w:val="0"/>
-          <w:i w:val="0"/>
-          <w:sz w:val="26"/>
-        </w:rPr>
-        <w:t>No. 91/2025/QH15. Results published in aggregate form only.</w:t>
-      </w:r>
-    </w:p>
-    <w:p>
-      <w:pPr>
-        <w:pStyle w:val="ListNumber"/>
-        <w:spacing w:before="0" w:after="120" w:lineRule="auto" w:line="360"/>
-        <w:jc w:val="both"/>
-      </w:pPr>
-      <w:r>
-        <w:rPr>
-          <w:rFonts w:ascii="Times New Roman" w:hAnsi="Times New Roman" w:eastAsia="Times New Roman" w:cs="Times New Roman"/>
-          <w:b w:val="0"/>
-          <w:i w:val="0"/>
-          <w:sz w:val="26"/>
-        </w:rPr>
-        <w:t>VOLUNTARY PARTICIPATION AND WITHDRAWAL</w:t>
-      </w:r>
-    </w:p>
-    <w:p>
-      <w:pPr>
-        <w:spacing w:before="0" w:after="160" w:lineRule="auto" w:line="360"/>
-        <w:jc w:val="both"/>
-      </w:pPr>
-      <w:r>
-        <w:rPr>
-          <w:rFonts w:ascii="Times New Roman" w:hAnsi="Times New Roman" w:eastAsia="Times New Roman" w:cs="Times New Roman"/>
-          <w:b w:val="0"/>
-          <w:i w:val="0"/>
-          <w:sz w:val="26"/>
-        </w:rPr>
-        <w:t>Participation is voluntary. You may withdraw at any time</w:t>
-      </w:r>
-    </w:p>
-    <w:p>
-      <w:pPr>
-        <w:spacing w:before="0" w:after="160" w:lineRule="auto" w:line="360"/>
-        <w:jc w:val="both"/>
-      </w:pPr>
-      <w:r>
-        <w:rPr>
-          <w:rFonts w:ascii="Times New Roman" w:hAnsi="Times New Roman" w:eastAsia="Times New Roman" w:cs="Times New Roman"/>
-          <w:b w:val="0"/>
-          <w:i w:val="0"/>
-          <w:sz w:val="26"/>
-        </w:rPr>
-        <w:t>without affecting your medical care.</w:t>
-      </w:r>
-    </w:p>
-    <w:p>
-      <w:pPr>
-        <w:pStyle w:val="ListNumber"/>
-        <w:spacing w:before="0" w:after="120" w:lineRule="auto" w:line="360"/>
-        <w:jc w:val="both"/>
-      </w:pPr>
-      <w:r>
-        <w:rPr>
-          <w:rFonts w:ascii="Times New Roman" w:hAnsi="Times New Roman" w:eastAsia="Times New Roman" w:cs="Times New Roman"/>
-          <w:b w:val="0"/>
-          <w:i w:val="0"/>
-          <w:sz w:val="26"/>
-        </w:rPr>
-        <w:t>CONTACTS</w:t>
-      </w:r>
-    </w:p>
-    <w:p>
-      <w:pPr>
-        <w:spacing w:before="0" w:after="160" w:lineRule="auto" w:line="360"/>
-        <w:jc w:val="both"/>
-      </w:pPr>
-      <w:r>
-        <w:rPr>
-          <w:rFonts w:ascii="Times New Roman" w:hAnsi="Times New Roman" w:eastAsia="Times New Roman" w:cs="Times New Roman"/>
-          <w:b w:val="0"/>
-          <w:i w:val="0"/>
-          <w:sz w:val="26"/>
-        </w:rPr>
-        <w:t xml:space="preserve">Investigator: </w:t>
-      </w:r>
-      <w:r>
-        <w:rPr>
-          <w:rFonts w:ascii="Times New Roman" w:hAnsi="Times New Roman" w:eastAsia="Times New Roman" w:cs="Times New Roman"/>
-          <w:b w:val="0"/>
-          <w:i w:val="0"/>
-          <w:sz w:val="26"/>
-        </w:rPr>
-        <w:t>[TO BE COMPLETED]</w:t>
-      </w:r>
-      <w:r>
-        <w:rPr>
-          <w:rFonts w:ascii="Times New Roman" w:hAnsi="Times New Roman" w:eastAsia="Times New Roman" w:cs="Times New Roman"/>
-          <w:b w:val="0"/>
-          <w:i w:val="0"/>
-          <w:sz w:val="26"/>
-        </w:rPr>
-        <w:t xml:space="preserve"> | Email: </w:t>
-      </w:r>
-      <w:r>
-        <w:rPr>
-          <w:rFonts w:ascii="Times New Roman" w:hAnsi="Times New Roman" w:eastAsia="Times New Roman" w:cs="Times New Roman"/>
-          <w:b w:val="0"/>
-          <w:i w:val="0"/>
-          <w:sz w:val="26"/>
-        </w:rPr>
-        <w:t>[TO BE COMPLETED]</w:t>
-      </w:r>
-    </w:p>
-    <w:p>
-      <w:pPr>
-        <w:spacing w:before="0" w:after="160" w:lineRule="auto" w:line="360"/>
-        <w:jc w:val="both"/>
-      </w:pPr>
-      <w:r>
-        <w:rPr>
-          <w:rFonts w:ascii="Times New Roman" w:hAnsi="Times New Roman" w:eastAsia="Times New Roman" w:cs="Times New Roman"/>
-          <w:b w:val="0"/>
-          <w:i w:val="0"/>
-          <w:sz w:val="26"/>
-        </w:rPr>
-        <w:t xml:space="preserve">Ethics Committee: </w:t>
-      </w:r>
-      <w:r>
-        <w:rPr>
-          <w:rFonts w:ascii="Times New Roman" w:hAnsi="Times New Roman" w:eastAsia="Times New Roman" w:cs="Times New Roman"/>
-          <w:b w:val="0"/>
-          <w:i w:val="0"/>
-          <w:sz w:val="26"/>
-        </w:rPr>
-        <w:t>[TO BE COMPLETED]</w:t>
-      </w:r>
-    </w:p>
-    <w:p>
-      <w:pPr>
-        <w:spacing w:before="0" w:after="160" w:lineRule="auto" w:line="360"/>
-        <w:jc w:val="both"/>
-      </w:pPr>
-      <w:r>
-        <w:rPr>
-          <w:rFonts w:ascii="Times New Roman" w:hAnsi="Times New Roman" w:eastAsia="Times New Roman" w:cs="Times New Roman"/>
-          <w:b w:val="0"/>
-          <w:i w:val="0"/>
-          <w:sz w:val="26"/>
-        </w:rPr>
-        <w:t>CONSENT SIGNATURE (PARTICIPANT'S COPY)</w:t>
-      </w:r>
-    </w:p>
-    <w:p>
-      <w:pPr>
-        <w:spacing w:before="0" w:after="160" w:lineRule="auto" w:line="360"/>
-        <w:jc w:val="both"/>
-      </w:pPr>
-      <w:r>
-        <w:rPr>
-          <w:rFonts w:ascii="Times New Roman" w:hAnsi="Times New Roman" w:eastAsia="Times New Roman" w:cs="Times New Roman"/>
-          <w:b w:val="0"/>
-          <w:i w:val="0"/>
-          <w:sz w:val="26"/>
-        </w:rPr>
-        <w:t>I have read the above and agree to participate voluntarily.</w:t>
-      </w:r>
-    </w:p>
-    <w:p>
-      <w:pPr>
-        <w:spacing w:before="0" w:after="160" w:lineRule="auto" w:line="360"/>
-        <w:jc w:val="both"/>
-      </w:pPr>
-      <w:r>
-        <w:rPr>
-          <w:rFonts w:ascii="Times New Roman" w:hAnsi="Times New Roman" w:eastAsia="Times New Roman" w:cs="Times New Roman"/>
-          <w:b w:val="0"/>
-          <w:i w:val="0"/>
-          <w:sz w:val="26"/>
-        </w:rPr>
-        <w:t>Participant: _______________ Date: ___/___/2026</w:t>
-      </w:r>
-    </w:p>
-    <w:p>
-      <w:pPr>
-        <w:spacing w:before="0" w:after="160" w:lineRule="auto" w:line="360"/>
-        <w:jc w:val="both"/>
-      </w:pPr>
-      <w:r>
-        <w:rPr>
-          <w:rFonts w:ascii="Times New Roman" w:hAnsi="Times New Roman" w:eastAsia="Times New Roman" w:cs="Times New Roman"/>
-          <w:b w:val="0"/>
-          <w:i w:val="0"/>
-          <w:sz w:val="26"/>
-        </w:rPr>
-        <w:t>Witness (if applicable): _______________ Date: ___/___/2026</w:t>
-      </w:r>
-    </w:p>
-    <w:p>
-      <w:pPr>
-        <w:spacing w:before="0" w:after="160" w:lineRule="auto" w:line="360"/>
-        <w:jc w:val="both"/>
-      </w:pPr>
-      <w:r>
-        <w:rPr>
-          <w:rFonts w:ascii="Times New Roman" w:hAnsi="Times New Roman" w:eastAsia="Times New Roman" w:cs="Times New Roman"/>
-          <w:b w:val="0"/>
-          <w:i w:val="0"/>
-          <w:sz w:val="26"/>
-        </w:rPr>
-        <w:t>Investigator: _______________ Date: ___/___/2026</w:t>
-      </w:r>
-    </w:p>
-    <w:p>
-      <w:pPr>
-        <w:spacing w:before="280" w:after="160" w:lineRule="auto" w:line="312"/>
-      </w:pPr>
-      <w:r>
-        <w:rPr>
-          <w:rFonts w:ascii="Times New Roman" w:hAnsi="Times New Roman" w:eastAsia="Times New Roman" w:cs="Times New Roman"/>
-          <w:b/>
-          <w:i w:val="0"/>
-          <w:sz w:val="28"/>
-        </w:rPr>
-        <w:t>TÀI LIỆU 6. KẾ HOẠCH QUẢN LÝ DỮ LIỆU (DMP, Luật 91/2025/QH15)</w:t>
-      </w:r>
-    </w:p>
-    <w:p>
-      <w:pPr>
-        <w:spacing w:before="0" w:after="160" w:lineRule="auto" w:line="360"/>
-        <w:jc w:val="both"/>
-      </w:pPr>
-      <w:r>
-        <w:rPr>
-          <w:rFonts w:ascii="Times New Roman" w:hAnsi="Times New Roman" w:eastAsia="Times New Roman" w:cs="Times New Roman"/>
-          <w:b w:val="0"/>
-          <w:i w:val="0"/>
-          <w:sz w:val="26"/>
-        </w:rPr>
-        <w:t>KẾ HOẠCH QUẢN LÝ DỮ LIỆU, Cấp IRB</w:t>
-      </w:r>
-    </w:p>
-    <w:p>
-      <w:pPr>
-        <w:spacing w:before="0" w:after="160" w:lineRule="auto" w:line="360"/>
-        <w:jc w:val="both"/>
-      </w:pPr>
-      <w:r>
-        <w:rPr>
-          <w:rFonts w:ascii="Times New Roman" w:hAnsi="Times New Roman" w:eastAsia="Times New Roman" w:cs="Times New Roman"/>
-          <w:b w:val="0"/>
-          <w:i w:val="0"/>
-          <w:sz w:val="26"/>
-        </w:rPr>
-        <w:t>Đề tài: hai-long-benh-nhan-C1a-BVQY175 | Phiên bản: 1.0 | Ngày: 2026-07-31</w:t>
-      </w:r>
-    </w:p>
-    <w:p>
-      <w:pPr>
-        <w:pStyle w:val="ListNumber"/>
-        <w:spacing w:before="0" w:after="120" w:lineRule="auto" w:line="360"/>
-        <w:jc w:val="both"/>
-      </w:pPr>
-      <w:r>
-        <w:rPr>
-          <w:rFonts w:ascii="Times New Roman" w:hAnsi="Times New Roman" w:eastAsia="Times New Roman" w:cs="Times New Roman"/>
-          <w:b w:val="0"/>
-          <w:i w:val="0"/>
-          <w:sz w:val="26"/>
-        </w:rPr>
-        <w:t>LOẠI DỮ LIỆU THU THẬP:</w:t>
-      </w:r>
-    </w:p>
-    <w:p>
-      <w:pPr>
-        <w:spacing w:before="0" w:after="160" w:lineRule="auto" w:line="360"/>
-        <w:jc w:val="both"/>
-      </w:pPr>
-      <w:r>
-        <w:rPr>
-          <w:rFonts w:ascii="Times New Roman" w:hAnsi="Times New Roman" w:eastAsia="Times New Roman" w:cs="Times New Roman"/>
-          <w:b w:val="0"/>
-          <w:i w:val="0"/>
-          <w:sz w:val="26"/>
-        </w:rPr>
-        <w:t>□ Nhân khẩu học (tuổi, giới, dân tộc), KHÔNG lưu tên/CMND</w:t>
-      </w:r>
-    </w:p>
-    <w:p>
-      <w:pPr>
-        <w:spacing w:before="0" w:after="160" w:lineRule="auto" w:line="360"/>
-        <w:jc w:val="both"/>
-      </w:pPr>
-      <w:r>
-        <w:rPr>
-          <w:rFonts w:ascii="Times New Roman" w:hAnsi="Times New Roman" w:eastAsia="Times New Roman" w:cs="Times New Roman"/>
-          <w:b w:val="0"/>
-          <w:i w:val="0"/>
-          <w:sz w:val="26"/>
-        </w:rPr>
-        <w:t>□ Lâm sàng (bệnh sử, kết quả khám), mã hóa theo ID</w:t>
-      </w:r>
-    </w:p>
-    <w:p>
-      <w:pPr>
-        <w:spacing w:before="0" w:after="160" w:lineRule="auto" w:line="360"/>
-        <w:jc w:val="both"/>
-      </w:pPr>
-      <w:r>
-        <w:rPr>
-          <w:rFonts w:ascii="Times New Roman" w:hAnsi="Times New Roman" w:eastAsia="Times New Roman" w:cs="Times New Roman"/>
-          <w:b w:val="0"/>
-          <w:i w:val="0"/>
-          <w:sz w:val="26"/>
-        </w:rPr>
-        <w:t>□ Cận lâm sàng (xét nghiệm, hình ảnh), mã hóa</w:t>
-      </w:r>
-    </w:p>
-    <w:p>
-      <w:pPr>
-        <w:spacing w:before="0" w:after="160" w:lineRule="auto" w:line="360"/>
-        <w:jc w:val="both"/>
-      </w:pPr>
-      <w:r>
-        <w:rPr>
-          <w:rFonts w:ascii="Times New Roman" w:hAnsi="Times New Roman" w:eastAsia="Times New Roman" w:cs="Times New Roman"/>
-          <w:b w:val="0"/>
-          <w:i w:val="0"/>
-          <w:sz w:val="26"/>
-        </w:rPr>
-        <w:t>□ Kết quả điều tra/khảo sát, ẩn danh hoặc giả danh</w:t>
-      </w:r>
-    </w:p>
-    <w:p>
-      <w:pPr>
-        <w:spacing w:before="0" w:after="160" w:lineRule="auto" w:line="360"/>
-        <w:jc w:val="both"/>
-      </w:pPr>
-      <w:r>
-        <w:rPr>
-          <w:rFonts w:ascii="Times New Roman" w:hAnsi="Times New Roman" w:eastAsia="Times New Roman" w:cs="Times New Roman"/>
-          <w:b w:val="0"/>
-          <w:i w:val="0"/>
-          <w:sz w:val="26"/>
-        </w:rPr>
-        <w:t>□ Dữ liệu thứ cấp (hồ sơ bệnh án), mã giả danh</w:t>
-      </w:r>
-    </w:p>
-    <w:p>
-      <w:pPr>
-        <w:spacing w:before="0" w:after="160" w:lineRule="auto" w:line="360"/>
-        <w:jc w:val="both"/>
-      </w:pPr>
-      <w:r>
-        <w:rPr>
-          <w:rFonts w:ascii="Times New Roman" w:hAnsi="Times New Roman" w:eastAsia="Times New Roman" w:cs="Times New Roman"/>
-          <w:b w:val="0"/>
-          <w:i w:val="0"/>
-          <w:sz w:val="26"/>
-        </w:rPr>
-        <w:t xml:space="preserve">■ DUY NHẤT: kết quả khảo sát nặc danh (phiếu tự điền, không định danh) — không dùng hồ sơ bệnh án </w:t>
-      </w:r>
-      <w:r>
-        <w:rPr>
-          <w:rFonts w:ascii="Times New Roman" w:hAnsi="Times New Roman" w:eastAsia="Times New Roman" w:cs="Times New Roman"/>
-          <w:b w:val="0"/>
-          <w:i w:val="0"/>
-          <w:sz w:val="26"/>
-        </w:rPr>
-        <w:t>[BÁC SĨ RÀ]</w:t>
-      </w:r>
-    </w:p>
-    <w:p>
-      <w:pPr>
-        <w:pStyle w:val="ListNumber"/>
-        <w:spacing w:before="0" w:after="120" w:lineRule="auto" w:line="360"/>
-        <w:jc w:val="both"/>
-      </w:pPr>
-      <w:r>
-        <w:rPr>
-          <w:rFonts w:ascii="Times New Roman" w:hAnsi="Times New Roman" w:eastAsia="Times New Roman" w:cs="Times New Roman"/>
-          <w:b w:val="0"/>
-          <w:i w:val="0"/>
-          <w:sz w:val="26"/>
-        </w:rPr>
-        <w:t>THU THẬP:</w:t>
-      </w:r>
-    </w:p>
-    <w:p>
-      <w:pPr>
-        <w:spacing w:before="0" w:after="160" w:lineRule="auto" w:line="360"/>
-        <w:jc w:val="both"/>
-      </w:pPr>
-      <w:r>
-        <w:rPr>
-          <w:rFonts w:ascii="Times New Roman" w:hAnsi="Times New Roman" w:eastAsia="Times New Roman" w:cs="Times New Roman"/>
-          <w:b w:val="0"/>
-          <w:i w:val="0"/>
-          <w:sz w:val="26"/>
-        </w:rPr>
-        <w:t>Công cụ: □ REDCap □ Google Forms (institutional) □ Phiếu giấy</w:t>
-      </w:r>
-    </w:p>
-    <w:p>
-      <w:pPr>
-        <w:spacing w:before="0" w:after="160" w:lineRule="auto" w:line="360"/>
-        <w:jc w:val="both"/>
-      </w:pPr>
-      <w:r>
-        <w:rPr>
-          <w:rFonts w:ascii="Times New Roman" w:hAnsi="Times New Roman" w:eastAsia="Times New Roman" w:cs="Times New Roman"/>
-          <w:b w:val="0"/>
-          <w:i w:val="0"/>
-          <w:sz w:val="26"/>
-        </w:rPr>
-        <w:t xml:space="preserve">■ Phiếu giấy (nặc danh, tự điền tại khoa) </w:t>
-      </w:r>
-      <w:r>
-        <w:rPr>
-          <w:rFonts w:ascii="Times New Roman" w:hAnsi="Times New Roman" w:eastAsia="Times New Roman" w:cs="Times New Roman"/>
-          <w:b w:val="0"/>
-          <w:i w:val="0"/>
-          <w:sz w:val="26"/>
-        </w:rPr>
-        <w:t>[BÁC SĨ RÀ — nếu dùng thêm bản điện tử thì tick bổ sung]</w:t>
-      </w:r>
-    </w:p>
-    <w:p>
-      <w:pPr>
-        <w:spacing w:before="0" w:after="160" w:lineRule="auto" w:line="360"/>
-        <w:jc w:val="both"/>
-      </w:pPr>
-      <w:r>
-        <w:rPr>
-          <w:rFonts w:ascii="Times New Roman" w:hAnsi="Times New Roman" w:eastAsia="Times New Roman" w:cs="Times New Roman"/>
-          <w:b w:val="0"/>
-          <w:i w:val="0"/>
-          <w:sz w:val="26"/>
-        </w:rPr>
-        <w:t>Phân quyền truy cập: Chỉ nhóm nghiên cứu được cấp phép</w:t>
-      </w:r>
-    </w:p>
-    <w:p>
-      <w:pPr>
-        <w:spacing w:before="0" w:after="160" w:lineRule="auto" w:line="360"/>
-        <w:jc w:val="both"/>
-      </w:pPr>
-      <w:r>
-        <w:rPr>
-          <w:rFonts w:ascii="Times New Roman" w:hAnsi="Times New Roman" w:eastAsia="Times New Roman" w:cs="Times New Roman"/>
-          <w:b w:val="0"/>
-          <w:i w:val="0"/>
-          <w:sz w:val="26"/>
-        </w:rPr>
-        <w:t>Phê duyệt quyền: Chủ nhiệm đề tài</w:t>
-      </w:r>
-    </w:p>
-    <w:p>
-      <w:pPr>
-        <w:pStyle w:val="ListNumber"/>
-        <w:spacing w:before="0" w:after="120" w:lineRule="auto" w:line="360"/>
-        <w:jc w:val="both"/>
-      </w:pPr>
-      <w:r>
-        <w:rPr>
-          <w:rFonts w:ascii="Times New Roman" w:hAnsi="Times New Roman" w:eastAsia="Times New Roman" w:cs="Times New Roman"/>
-          <w:b w:val="0"/>
-          <w:i w:val="0"/>
-          <w:sz w:val="26"/>
-        </w:rPr>
-        <w:t>KHỬ ĐỊNH DANH:</w:t>
-      </w:r>
-    </w:p>
-    <w:p>
-      <w:pPr>
-        <w:spacing w:before="0" w:after="160" w:lineRule="auto" w:line="360"/>
-        <w:jc w:val="both"/>
-      </w:pPr>
-      <w:r>
-        <w:rPr>
-          <w:rFonts w:ascii="Times New Roman" w:hAnsi="Times New Roman" w:eastAsia="Times New Roman" w:cs="Times New Roman"/>
-          <w:b w:val="0"/>
-          <w:i w:val="0"/>
-          <w:sz w:val="26"/>
-        </w:rPr>
-        <w:t>Phương pháp: Thay thế tên/CMND bằng ID nghiên cứu (vd: PT001)</w:t>
-      </w:r>
-    </w:p>
-    <w:p>
-      <w:pPr>
-        <w:spacing w:before="0" w:after="160" w:lineRule="auto" w:line="360"/>
-        <w:jc w:val="both"/>
-      </w:pPr>
-      <w:r>
-        <w:rPr>
-          <w:rFonts w:ascii="Times New Roman" w:hAnsi="Times New Roman" w:eastAsia="Times New Roman" w:cs="Times New Roman"/>
-          <w:b w:val="0"/>
-          <w:i w:val="0"/>
-          <w:sz w:val="26"/>
-        </w:rPr>
-        <w:t>Bảng liên kết ID–tên: Lưu riêng, mã hóa AES-256, mật khẩu</w:t>
-      </w:r>
-    </w:p>
-    <w:p>
-      <w:pPr>
-        <w:spacing w:before="0" w:after="160" w:lineRule="auto" w:line="360"/>
-        <w:jc w:val="both"/>
-      </w:pPr>
-      <w:r>
-        <w:rPr>
-          <w:rFonts w:ascii="Times New Roman" w:hAnsi="Times New Roman" w:eastAsia="Times New Roman" w:cs="Times New Roman"/>
-          <w:b w:val="0"/>
-          <w:i w:val="0"/>
-          <w:sz w:val="26"/>
-        </w:rPr>
-        <w:t>mạnh (≥12 ký tự), chỉ chủ nhiệm giữ</w:t>
-      </w:r>
-    </w:p>
-    <w:p>
-      <w:pPr>
-        <w:spacing w:before="0" w:after="160" w:lineRule="auto" w:line="360"/>
-        <w:jc w:val="both"/>
-      </w:pPr>
-      <w:r>
-        <w:rPr>
-          <w:rFonts w:ascii="Times New Roman" w:hAnsi="Times New Roman" w:eastAsia="Times New Roman" w:cs="Times New Roman"/>
-          <w:b w:val="0"/>
-          <w:i w:val="0"/>
-          <w:sz w:val="26"/>
-        </w:rPr>
-        <w:t>Ngưỡng k-ẩn danh: ≥5 (nhóm nhỏ sẽ nhóm lại trước công bố)</w:t>
-      </w:r>
-    </w:p>
-    <w:p>
-      <w:pPr>
-        <w:pStyle w:val="ListNumber"/>
-        <w:spacing w:before="0" w:after="120" w:lineRule="auto" w:line="360"/>
-        <w:jc w:val="both"/>
-      </w:pPr>
-      <w:r>
-        <w:rPr>
-          <w:rFonts w:ascii="Times New Roman" w:hAnsi="Times New Roman" w:eastAsia="Times New Roman" w:cs="Times New Roman"/>
-          <w:b w:val="0"/>
-          <w:i w:val="0"/>
-          <w:sz w:val="26"/>
-        </w:rPr>
-        <w:t>LƯU TRỮ:</w:t>
-      </w:r>
-    </w:p>
-    <w:p>
-      <w:pPr>
-        <w:spacing w:before="0" w:after="160" w:lineRule="auto" w:line="360"/>
-        <w:jc w:val="both"/>
-      </w:pPr>
-      <w:r>
-        <w:rPr>
-          <w:rFonts w:ascii="Times New Roman" w:hAnsi="Times New Roman" w:eastAsia="Times New Roman" w:cs="Times New Roman"/>
-          <w:b w:val="0"/>
-          <w:i w:val="0"/>
-          <w:sz w:val="26"/>
-        </w:rPr>
-        <w:t>Nơi lưu: [CẦN, máy chủ nội bộ / OneDrive institutional</w:t>
-      </w:r>
-    </w:p>
-    <w:p>
-      <w:pPr>
-        <w:spacing w:before="0" w:after="160" w:lineRule="auto" w:line="360"/>
-        <w:jc w:val="both"/>
-      </w:pPr>
-      <w:r>
-        <w:rPr>
-          <w:rFonts w:ascii="Times New Roman" w:hAnsi="Times New Roman" w:eastAsia="Times New Roman" w:cs="Times New Roman"/>
-          <w:b w:val="0"/>
-          <w:i w:val="0"/>
-          <w:sz w:val="26"/>
-        </w:rPr>
-        <w:t xml:space="preserve">/ ổ cứng mã hóa tại </w:t>
-      </w:r>
-      <w:r>
-        <w:rPr>
-          <w:rFonts w:ascii="Times New Roman" w:hAnsi="Times New Roman" w:eastAsia="Times New Roman" w:cs="Times New Roman"/>
-          <w:b w:val="0"/>
-          <w:i w:val="0"/>
-          <w:sz w:val="26"/>
-        </w:rPr>
-        <w:t>[đơn vị]</w:t>
-      </w:r>
-      <w:r>
-        <w:rPr>
-          <w:rFonts w:ascii="Times New Roman" w:hAnsi="Times New Roman" w:eastAsia="Times New Roman" w:cs="Times New Roman"/>
-          <w:b w:val="0"/>
-          <w:i w:val="0"/>
-          <w:sz w:val="26"/>
-        </w:rPr>
-        <w:t>]</w:t>
-      </w:r>
-    </w:p>
-    <w:p>
-      <w:pPr>
-        <w:spacing w:before="0" w:after="160" w:lineRule="auto" w:line="360"/>
-        <w:jc w:val="both"/>
-      </w:pPr>
-      <w:r>
-        <w:rPr>
-          <w:rFonts w:ascii="Times New Roman" w:hAnsi="Times New Roman" w:eastAsia="Times New Roman" w:cs="Times New Roman"/>
-          <w:b w:val="0"/>
-          <w:i w:val="0"/>
-          <w:sz w:val="26"/>
-        </w:rPr>
-        <w:t>Bảo mật: AES-256 · mật khẩu cấp người dùng · VPN (nếu từ xa)</w:t>
-      </w:r>
-    </w:p>
-    <w:p>
-      <w:pPr>
-        <w:spacing w:before="0" w:after="160" w:lineRule="auto" w:line="360"/>
-        <w:jc w:val="both"/>
-      </w:pPr>
-      <w:r>
-        <w:rPr>
-          <w:rFonts w:ascii="Times New Roman" w:hAnsi="Times New Roman" w:eastAsia="Times New Roman" w:cs="Times New Roman"/>
-          <w:b w:val="0"/>
-          <w:i w:val="0"/>
-          <w:sz w:val="26"/>
-        </w:rPr>
-        <w:t xml:space="preserve">Sao lưu: </w:t>
+        <w:t>XỬ LÝ VI PHẠM DỮ LIỆU:</w:t>
+      </w:r>
+    </w:p>
+    <w:p>
+      <w:pPr>
+        <w:spacing w:before="0" w:after="160" w:lineRule="auto" w:line="360"/>
+        <w:jc w:val="both"/>
+      </w:pPr>
+      <w:r>
+        <w:rPr>
+          <w:rFonts w:ascii="Times New Roman" w:hAnsi="Times New Roman" w:eastAsia="Times New Roman" w:cs="Times New Roman"/>
+          <w:b w:val="0"/>
+          <w:i w:val="0"/>
+          <w:sz w:val="26"/>
+        </w:rPr>
+        <w:t>Theo NĐ 356/2025/NĐ-CP Điều 23:</w:t>
+      </w:r>
+    </w:p>
+    <w:p>
+      <w:pPr>
+        <w:spacing w:before="0" w:after="160" w:lineRule="auto" w:line="360"/>
+        <w:jc w:val="both"/>
+      </w:pPr>
+      <w:r>
+        <w:rPr>
+          <w:rFonts w:ascii="Times New Roman" w:hAnsi="Times New Roman" w:eastAsia="Times New Roman" w:cs="Times New Roman"/>
+          <w:b w:val="0"/>
+          <w:i w:val="0"/>
+          <w:sz w:val="26"/>
+        </w:rPr>
+        <w:t>■ Phát hiện vi phạm đến báo cáo nội bộ trong 24 giờ</w:t>
+      </w:r>
+    </w:p>
+    <w:p>
+      <w:pPr>
+        <w:spacing w:before="0" w:after="160" w:lineRule="auto" w:line="360"/>
+        <w:jc w:val="both"/>
+      </w:pPr>
+      <w:r>
+        <w:rPr>
+          <w:rFonts w:ascii="Times New Roman" w:hAnsi="Times New Roman" w:eastAsia="Times New Roman" w:cs="Times New Roman"/>
+          <w:b w:val="0"/>
+          <w:i w:val="0"/>
+          <w:sz w:val="26"/>
+        </w:rPr>
+        <w:t>■ Thông báo cơ quan bảo vệ dữ liệu trong 72 giờ</w:t>
+      </w:r>
+    </w:p>
+    <w:p>
+      <w:pPr>
+        <w:spacing w:before="0" w:after="160" w:lineRule="auto" w:line="360"/>
+        <w:jc w:val="both"/>
+      </w:pPr>
+      <w:r>
+        <w:rPr>
+          <w:rFonts w:ascii="Times New Roman" w:hAnsi="Times New Roman" w:eastAsia="Times New Roman" w:cs="Times New Roman"/>
+          <w:b w:val="0"/>
+          <w:i w:val="0"/>
+          <w:sz w:val="26"/>
+        </w:rPr>
+        <w:t>■ Thông báo người tham gia bị ảnh hưởng ngay khi xác nhận</w:t>
+      </w:r>
+    </w:p>
+    <w:p>
+      <w:pPr>
+        <w:spacing w:before="0" w:after="160" w:lineRule="auto" w:line="360"/>
+        <w:jc w:val="both"/>
+      </w:pPr>
+      <w:r>
+        <w:rPr>
+          <w:rFonts w:ascii="Times New Roman" w:hAnsi="Times New Roman" w:eastAsia="Times New Roman" w:cs="Times New Roman"/>
+          <w:b w:val="0"/>
+          <w:i w:val="0"/>
+          <w:sz w:val="26"/>
+        </w:rPr>
+        <w:t>■ Khắc phục và điều tra nguyên nhân, lưu hồ sơ xử lý</w:t>
+      </w:r>
+    </w:p>
+    <w:p>
+      <w:pPr>
+        <w:spacing w:before="0" w:after="160" w:lineRule="auto" w:line="360"/>
+        <w:jc w:val="both"/>
+      </w:pPr>
+      <w:r>
+        <w:rPr>
+          <w:rFonts w:ascii="Times New Roman" w:hAnsi="Times New Roman" w:eastAsia="Times New Roman" w:cs="Times New Roman"/>
+          <w:b w:val="0"/>
+          <w:i w:val="0"/>
+          <w:sz w:val="26"/>
+        </w:rPr>
+        <w:t xml:space="preserve">Quy trình: </w:t>
       </w:r>
       <w:r>
         <w:rPr>
@@ -5167,37 +5316,7 @@
           <w:color w:val="CC7700"/>
           <w:sz w:val="26"/>
         </w:rPr>
-        <w:t>[CẦN — ví dụ: hàng ngày/tuần, 2 bản độc lập]</w:t>
-      </w:r>
-    </w:p>
-    <w:p>
-      <w:pPr>
-        <w:spacing w:before="0" w:after="160" w:lineRule="auto" w:line="360"/>
-        <w:jc w:val="both"/>
-      </w:pPr>
-      <w:r>
-        <w:rPr>
-          <w:rFonts w:ascii="Times New Roman" w:hAnsi="Times New Roman" w:eastAsia="Times New Roman" w:cs="Times New Roman"/>
-          <w:b w:val="0"/>
-          <w:i w:val="0"/>
-          <w:sz w:val="26"/>
-        </w:rPr>
-        <w:t>Thời gian lưu: ___ năm sau kết thúc nghiên cứu</w:t>
-      </w:r>
-    </w:p>
-    <w:p>
-      <w:pPr>
-        <w:spacing w:before="0" w:after="160" w:lineRule="auto" w:line="360"/>
-        <w:jc w:val="both"/>
-      </w:pPr>
-      <w:r>
-        <w:rPr>
-          <w:rFonts w:ascii="Times New Roman" w:hAnsi="Times New Roman" w:eastAsia="Times New Roman" w:cs="Times New Roman"/>
-          <w:b w:val="0"/>
-          <w:i w:val="0"/>
-          <w:sz w:val="26"/>
-        </w:rPr>
-        <w:t>(theo TT38/2018/TT-BYT về lưu trữ hồ sơ y tế)</w:t>
+        <w:t>[CẦN BỔ SUNG quy trình cụ thể của đơn vị]</w:t>
       </w:r>
     </w:p>
     <w:p>
@@ -5213,22 +5332,504 @@
           <w:i w:val="0"/>
           <w:sz w:val="26"/>
         </w:rPr>
-        <w:t>CHIA SẺ / MỞ DỮ LIỆU:</w:t>
-      </w:r>
-    </w:p>
-    <w:p>
-      <w:pPr>
-        <w:spacing w:before="0" w:after="160" w:lineRule="auto" w:line="360"/>
-        <w:jc w:val="both"/>
-      </w:pPr>
-      <w:r>
-        <w:rPr>
-          <w:rFonts w:ascii="Times New Roman" w:hAnsi="Times New Roman" w:eastAsia="Times New Roman" w:cs="Times New Roman"/>
-          <w:b w:val="0"/>
-          <w:i w:val="0"/>
-          <w:sz w:val="26"/>
-        </w:rPr>
-        <w:t xml:space="preserve">□ Không chia sẻ (lý do: </w:t>
+        <w:t>CUỐI NGHIÊN CỨU:</w:t>
+      </w:r>
+    </w:p>
+    <w:p>
+      <w:pPr>
+        <w:spacing w:before="0" w:after="160" w:lineRule="auto" w:line="360"/>
+        <w:jc w:val="both"/>
+      </w:pPr>
+      <w:r>
+        <w:rPr>
+          <w:rFonts w:ascii="Times New Roman" w:hAnsi="Times New Roman" w:eastAsia="Times New Roman" w:cs="Times New Roman"/>
+          <w:b w:val="0"/>
+          <w:i w:val="0"/>
+          <w:sz w:val="26"/>
+        </w:rPr>
+        <w:t>■ Dữ liệu nhận dạng: xóa/hủy vật lý trong ___ tháng</w:t>
+      </w:r>
+    </w:p>
+    <w:p>
+      <w:pPr>
+        <w:spacing w:before="0" w:after="160" w:lineRule="auto" w:line="360"/>
+        <w:jc w:val="both"/>
+      </w:pPr>
+      <w:r>
+        <w:rPr>
+          <w:rFonts w:ascii="Times New Roman" w:hAnsi="Times New Roman" w:eastAsia="Times New Roman" w:cs="Times New Roman"/>
+          <w:b w:val="0"/>
+          <w:i w:val="0"/>
+          <w:sz w:val="26"/>
+        </w:rPr>
+        <w:t>■ Dữ liệu ẩn danh hóa: lưu theo quy định lưu trữ y tế</w:t>
+      </w:r>
+    </w:p>
+    <w:p>
+      <w:pPr>
+        <w:spacing w:before="0" w:after="160" w:lineRule="auto" w:line="360"/>
+        <w:jc w:val="both"/>
+      </w:pPr>
+      <w:r>
+        <w:rPr>
+          <w:rFonts w:ascii="Times New Roman" w:hAnsi="Times New Roman" w:eastAsia="Times New Roman" w:cs="Times New Roman"/>
+          <w:b w:val="0"/>
+          <w:i w:val="0"/>
+          <w:sz w:val="26"/>
+        </w:rPr>
+        <w:t>■ Backup: xóa an toàn (overwrite 3 lần tiêu chuẩn DoD)</w:t>
+      </w:r>
+    </w:p>
+    <w:p>
+      <w:pPr>
+        <w:spacing w:before="0" w:after="160" w:lineRule="auto" w:line="360"/>
+        <w:jc w:val="both"/>
+      </w:pPr>
+      <w:r>
+        <w:rPr>
+          <w:rFonts w:ascii="Times New Roman" w:hAnsi="Times New Roman" w:eastAsia="Times New Roman" w:cs="Times New Roman"/>
+          <w:b w:val="0"/>
+          <w:i w:val="0"/>
+          <w:sz w:val="26"/>
+        </w:rPr>
+        <w:t>"DRAFT, Cần chủ nhiệm kiểm chứng và DMP Luật 91/2025 hoàn chỉnh."</w:t>
+      </w:r>
+    </w:p>
+    <w:p>
+      <w:pPr>
+        <w:spacing w:before="280" w:after="160" w:lineRule="auto" w:line="312"/>
+      </w:pPr>
+      <w:r>
+        <w:rPr>
+          <w:rFonts w:ascii="Times New Roman" w:hAnsi="Times New Roman" w:eastAsia="Times New Roman" w:cs="Times New Roman"/>
+          <w:b/>
+          <w:i w:val="0"/>
+          <w:sz w:val="28"/>
+        </w:rPr>
+        <w:t>TÀI LIỆU 7. CHECKLIST NỘP HỘI ĐỒNG ĐẠO ĐỨC (theo TT43/2024/TT-BYT)</w:t>
+      </w:r>
+    </w:p>
+    <w:p>
+      <w:pPr>
+        <w:spacing w:before="0" w:after="160" w:lineRule="auto" w:line="360"/>
+        <w:jc w:val="both"/>
+      </w:pPr>
+      <w:r>
+        <w:rPr>
+          <w:rFonts w:ascii="Times New Roman" w:hAnsi="Times New Roman" w:eastAsia="Times New Roman" w:cs="Times New Roman"/>
+          <w:b w:val="0"/>
+          <w:i w:val="0"/>
+          <w:sz w:val="26"/>
+        </w:rPr>
+        <w:t>CHECKLIST HỒ SƠ NỘP HỘI ĐỒNG ĐẠO ĐỨC</w:t>
+      </w:r>
+    </w:p>
+    <w:p>
+      <w:pPr>
+        <w:spacing w:before="0" w:after="160" w:lineRule="auto" w:line="360"/>
+        <w:jc w:val="both"/>
+      </w:pPr>
+      <w:r>
+        <w:rPr>
+          <w:rFonts w:ascii="Times New Roman" w:hAnsi="Times New Roman" w:eastAsia="Times New Roman" w:cs="Times New Roman"/>
+          <w:b w:val="0"/>
+          <w:i w:val="0"/>
+          <w:sz w:val="26"/>
+        </w:rPr>
+        <w:t>Đề tài: hai-long-benh-nhan-C1a-BVQY175 | Ngày chuẩn bị: 2026-07-31</w:t>
+      </w:r>
+    </w:p>
+    <w:p>
+      <w:pPr>
+        <w:spacing w:before="0" w:after="160" w:lineRule="auto" w:line="360"/>
+        <w:jc w:val="both"/>
+      </w:pPr>
+      <w:r>
+        <w:rPr>
+          <w:rFonts w:ascii="Times New Roman" w:hAnsi="Times New Roman" w:eastAsia="Times New Roman" w:cs="Times New Roman"/>
+          <w:b w:val="0"/>
+          <w:i w:val="0"/>
+          <w:sz w:val="26"/>
+        </w:rPr>
+        <w:t>HỒ SƠ BẮT BUỘC:</w:t>
+      </w:r>
+    </w:p>
+    <w:p>
+      <w:pPr>
+        <w:spacing w:before="0" w:after="160" w:lineRule="auto" w:line="360"/>
+        <w:jc w:val="both"/>
+      </w:pPr>
+      <w:r>
+        <w:rPr>
+          <w:rFonts w:ascii="Times New Roman" w:hAnsi="Times New Roman" w:eastAsia="Times New Roman" w:cs="Times New Roman"/>
+          <w:b w:val="0"/>
+          <w:i w:val="0"/>
+          <w:sz w:val="26"/>
+        </w:rPr>
+        <w:t>□ Đơn xin phê duyệt (Tài liệu 1), ký tên chủ nhiệm + trưởng đơn vị</w:t>
+      </w:r>
+    </w:p>
+    <w:p>
+      <w:pPr>
+        <w:spacing w:before="0" w:after="160" w:lineRule="auto" w:line="360"/>
+        <w:jc w:val="both"/>
+      </w:pPr>
+      <w:r>
+        <w:rPr>
+          <w:rFonts w:ascii="Times New Roman" w:hAnsi="Times New Roman" w:eastAsia="Times New Roman" w:cs="Times New Roman"/>
+          <w:b w:val="0"/>
+          <w:i w:val="0"/>
+          <w:sz w:val="26"/>
+        </w:rPr>
+        <w:t>□ Tóm tắt đề cương ≤1 trang (Tài liệu 2)</w:t>
+      </w:r>
+    </w:p>
+    <w:p>
+      <w:pPr>
+        <w:spacing w:before="0" w:after="160" w:lineRule="auto" w:line="360"/>
+        <w:jc w:val="both"/>
+      </w:pPr>
+      <w:r>
+        <w:rPr>
+          <w:rFonts w:ascii="Times New Roman" w:hAnsi="Times New Roman" w:eastAsia="Times New Roman" w:cs="Times New Roman"/>
+          <w:b w:val="0"/>
+          <w:i w:val="0"/>
+          <w:sz w:val="26"/>
+        </w:rPr>
+        <w:t>□ Đề cương đầy đủ (từ G1, A2 Protocol Design)</w:t>
+      </w:r>
+    </w:p>
+    <w:p>
+      <w:pPr>
+        <w:spacing w:before="0" w:after="160" w:lineRule="auto" w:line="360"/>
+        <w:jc w:val="both"/>
+      </w:pPr>
+      <w:r>
+        <w:rPr>
+          <w:rFonts w:ascii="Times New Roman" w:hAnsi="Times New Roman" w:eastAsia="Times New Roman" w:cs="Times New Roman"/>
+          <w:b w:val="0"/>
+          <w:i w:val="0"/>
+          <w:sz w:val="26"/>
+        </w:rPr>
+        <w:t>□ Bảng rủi ro–lợi ích (Tài liệu 3), với phân loại mức nguy cơ</w:t>
+      </w:r>
+    </w:p>
+    <w:p>
+      <w:pPr>
+        <w:spacing w:before="0" w:after="160" w:lineRule="auto" w:line="360"/>
+        <w:jc w:val="both"/>
+      </w:pPr>
+      <w:r>
+        <w:rPr>
+          <w:rFonts w:ascii="Times New Roman" w:hAnsi="Times New Roman" w:eastAsia="Times New Roman" w:cs="Times New Roman"/>
+          <w:b w:val="0"/>
+          <w:i w:val="0"/>
+          <w:sz w:val="26"/>
+        </w:rPr>
+        <w:t>□ ICF tiếng Việt (Tài liệu 4) — 7 mục đủ</w:t>
+      </w:r>
+    </w:p>
+    <w:p>
+      <w:pPr>
+        <w:spacing w:before="0" w:after="160" w:lineRule="auto" w:line="360"/>
+        <w:jc w:val="both"/>
+      </w:pPr>
+      <w:r>
+        <w:rPr>
+          <w:rFonts w:ascii="Times New Roman" w:hAnsi="Times New Roman" w:eastAsia="Times New Roman" w:cs="Times New Roman"/>
+          <w:b w:val="0"/>
+          <w:i w:val="0"/>
+          <w:sz w:val="26"/>
+        </w:rPr>
+        <w:t>□ CV chủ nhiệm đề tài (cập nhật ≤ 2 năm)</w:t>
+      </w:r>
+    </w:p>
+    <w:p>
+      <w:pPr>
+        <w:spacing w:before="0" w:after="160" w:lineRule="auto" w:line="360"/>
+        <w:jc w:val="both"/>
+      </w:pPr>
+      <w:r>
+        <w:rPr>
+          <w:rFonts w:ascii="Times New Roman" w:hAnsi="Times New Roman" w:eastAsia="Times New Roman" w:cs="Times New Roman"/>
+          <w:b w:val="0"/>
+          <w:i w:val="0"/>
+          <w:sz w:val="26"/>
+        </w:rPr>
+        <w:t>□ CV nghiên cứu viên chính (nếu có)</w:t>
+      </w:r>
+    </w:p>
+    <w:p>
+      <w:pPr>
+        <w:spacing w:before="0" w:after="160" w:lineRule="auto" w:line="360"/>
+        <w:jc w:val="both"/>
+      </w:pPr>
+      <w:r>
+        <w:rPr>
+          <w:rFonts w:ascii="Times New Roman" w:hAnsi="Times New Roman" w:eastAsia="Times New Roman" w:cs="Times New Roman"/>
+          <w:b w:val="0"/>
+          <w:i w:val="0"/>
+          <w:sz w:val="26"/>
+        </w:rPr>
+        <w:t>□ Khai báo COI + AI (Tài liệu 8)</w:t>
+      </w:r>
+    </w:p>
+    <w:p>
+      <w:pPr>
+        <w:spacing w:before="0" w:after="160" w:lineRule="auto" w:line="360"/>
+        <w:jc w:val="both"/>
+      </w:pPr>
+      <w:r>
+        <w:rPr>
+          <w:rFonts w:ascii="Times New Roman" w:hAnsi="Times New Roman" w:eastAsia="Times New Roman" w:cs="Times New Roman"/>
+          <w:b w:val="0"/>
+          <w:i w:val="0"/>
+          <w:sz w:val="26"/>
+        </w:rPr>
+        <w:t>□ Kế hoạch Quản lý Dữ liệu (Tài liệu 6)</w:t>
+      </w:r>
+    </w:p>
+    <w:p>
+      <w:pPr>
+        <w:spacing w:before="0" w:after="160" w:lineRule="auto" w:line="360"/>
+        <w:jc w:val="both"/>
+      </w:pPr>
+      <w:r>
+        <w:rPr>
+          <w:rFonts w:ascii="Times New Roman" w:hAnsi="Times New Roman" w:eastAsia="Times New Roman" w:cs="Times New Roman"/>
+          <w:b w:val="0"/>
+          <w:i w:val="0"/>
+          <w:sz w:val="26"/>
+        </w:rPr>
+        <w:t>HỒ SƠ BỔ SUNG (theo loại NC):</w:t>
+      </w:r>
+    </w:p>
+    <w:p>
+      <w:pPr>
+        <w:spacing w:before="0" w:after="160" w:lineRule="auto" w:line="360"/>
+        <w:jc w:val="both"/>
+      </w:pPr>
+      <w:r>
+        <w:rPr>
+          <w:rFonts w:ascii="Times New Roman" w:hAnsi="Times New Roman" w:eastAsia="Times New Roman" w:cs="Times New Roman"/>
+          <w:b w:val="0"/>
+          <w:i w:val="0"/>
+          <w:sz w:val="26"/>
+        </w:rPr>
+        <w:t xml:space="preserve">□ </w:t>
+      </w:r>
+      <w:r>
+        <w:rPr>
+          <w:rFonts w:ascii="Times New Roman" w:hAnsi="Times New Roman" w:eastAsia="Times New Roman" w:cs="Times New Roman"/>
+          <w:b w:val="0"/>
+          <w:i w:val="0"/>
+          <w:sz w:val="26"/>
+        </w:rPr>
+        <w:t>[RCT / can thiệp]</w:t>
+      </w:r>
+      <w:r>
+        <w:rPr>
+          <w:rFonts w:ascii="Times New Roman" w:hAnsi="Times New Roman" w:eastAsia="Times New Roman" w:cs="Times New Roman"/>
+          <w:b w:val="0"/>
+          <w:i w:val="0"/>
+          <w:sz w:val="26"/>
+        </w:rPr>
+        <w:t>: Hồ sơ an toàn DSMB (an-toan-nghien-cuu)</w:t>
+      </w:r>
+    </w:p>
+    <w:p>
+      <w:pPr>
+        <w:spacing w:before="0" w:after="160" w:lineRule="auto" w:line="360"/>
+        <w:jc w:val="both"/>
+      </w:pPr>
+      <w:r>
+        <w:rPr>
+          <w:rFonts w:ascii="Times New Roman" w:hAnsi="Times New Roman" w:eastAsia="Times New Roman" w:cs="Times New Roman"/>
+          <w:b w:val="0"/>
+          <w:i w:val="0"/>
+          <w:sz w:val="26"/>
+        </w:rPr>
+        <w:t xml:space="preserve">□ </w:t>
+      </w:r>
+      <w:r>
+        <w:rPr>
+          <w:rFonts w:ascii="Times New Roman" w:hAnsi="Times New Roman" w:eastAsia="Times New Roman" w:cs="Times New Roman"/>
+          <w:b w:val="0"/>
+          <w:i w:val="0"/>
+          <w:sz w:val="26"/>
+        </w:rPr>
+        <w:t>[RCT]</w:t>
+      </w:r>
+      <w:r>
+        <w:rPr>
+          <w:rFonts w:ascii="Times New Roman" w:hAnsi="Times New Roman" w:eastAsia="Times New Roman" w:cs="Times New Roman"/>
+          <w:b w:val="0"/>
+          <w:i w:val="0"/>
+          <w:sz w:val="26"/>
+        </w:rPr>
+        <w:t>: Bằng chứng đã đăng ký / kế hoạch đăng ký trước tuyển</w:t>
+      </w:r>
+    </w:p>
+    <w:p>
+      <w:pPr>
+        <w:spacing w:before="0" w:after="160" w:lineRule="auto" w:line="360"/>
+        <w:jc w:val="both"/>
+      </w:pPr>
+      <w:r>
+        <w:rPr>
+          <w:rFonts w:ascii="Times New Roman" w:hAnsi="Times New Roman" w:eastAsia="Times New Roman" w:cs="Times New Roman"/>
+          <w:b w:val="0"/>
+          <w:i w:val="0"/>
+          <w:sz w:val="26"/>
+        </w:rPr>
+        <w:t xml:space="preserve">□ </w:t>
+      </w:r>
+      <w:r>
+        <w:rPr>
+          <w:rFonts w:ascii="Times New Roman" w:hAnsi="Times New Roman" w:eastAsia="Times New Roman" w:cs="Times New Roman"/>
+          <w:b w:val="0"/>
+          <w:i w:val="0"/>
+          <w:sz w:val="26"/>
+        </w:rPr>
+        <w:t>[Can thiệp thuốc]</w:t>
+      </w:r>
+      <w:r>
+        <w:rPr>
+          <w:rFonts w:ascii="Times New Roman" w:hAnsi="Times New Roman" w:eastAsia="Times New Roman" w:cs="Times New Roman"/>
+          <w:b w:val="0"/>
+          <w:i w:val="0"/>
+          <w:sz w:val="26"/>
+        </w:rPr>
+        <w:t>: Thông tin sản phẩm / IB (Investigator Brochure)</w:t>
+      </w:r>
+    </w:p>
+    <w:p>
+      <w:pPr>
+        <w:spacing w:before="0" w:after="160" w:lineRule="auto" w:line="360"/>
+        <w:jc w:val="both"/>
+      </w:pPr>
+      <w:r>
+        <w:rPr>
+          <w:rFonts w:ascii="Times New Roman" w:hAnsi="Times New Roman" w:eastAsia="Times New Roman" w:cs="Times New Roman"/>
+          <w:b w:val="0"/>
+          <w:i w:val="0"/>
+          <w:sz w:val="26"/>
+        </w:rPr>
+        <w:t xml:space="preserve">□ </w:t>
+      </w:r>
+      <w:r>
+        <w:rPr>
+          <w:rFonts w:ascii="Times New Roman" w:hAnsi="Times New Roman" w:eastAsia="Times New Roman" w:cs="Times New Roman"/>
+          <w:b w:val="0"/>
+          <w:i w:val="0"/>
+          <w:sz w:val="26"/>
+        </w:rPr>
+        <w:t>[Dữ liệu thứ cấp]</w:t>
+      </w:r>
+      <w:r>
+        <w:rPr>
+          <w:rFonts w:ascii="Times New Roman" w:hAnsi="Times New Roman" w:eastAsia="Times New Roman" w:cs="Times New Roman"/>
+          <w:b w:val="0"/>
+          <w:i w:val="0"/>
+          <w:sz w:val="26"/>
+        </w:rPr>
+        <w:t>: Văn bản chấp thuận cung cấp dữ liệu</w:t>
+      </w:r>
+    </w:p>
+    <w:p>
+      <w:pPr>
+        <w:spacing w:before="0" w:after="160" w:lineRule="auto" w:line="360"/>
+        <w:jc w:val="both"/>
+      </w:pPr>
+      <w:r>
+        <w:rPr>
+          <w:rFonts w:ascii="Times New Roman" w:hAnsi="Times New Roman" w:eastAsia="Times New Roman" w:cs="Times New Roman"/>
+          <w:b w:val="0"/>
+          <w:i w:val="0"/>
+          <w:sz w:val="26"/>
+        </w:rPr>
+        <w:t xml:space="preserve">□ </w:t>
+      </w:r>
+      <w:r>
+        <w:rPr>
+          <w:rFonts w:ascii="Times New Roman" w:hAnsi="Times New Roman" w:eastAsia="Times New Roman" w:cs="Times New Roman"/>
+          <w:b w:val="0"/>
+          <w:i w:val="0"/>
+          <w:sz w:val="26"/>
+        </w:rPr>
+        <w:t>[Nhóm dễ tổn thương, trẻ em, thai phụ, người mất NLHV]</w:t>
+      </w:r>
+      <w:r>
+        <w:rPr>
+          <w:rFonts w:ascii="Times New Roman" w:hAnsi="Times New Roman" w:eastAsia="Times New Roman" w:cs="Times New Roman"/>
+          <w:b w:val="0"/>
+          <w:i w:val="0"/>
+          <w:sz w:val="26"/>
+        </w:rPr>
+        <w:t>:</w:t>
+      </w:r>
+    </w:p>
+    <w:p>
+      <w:pPr>
+        <w:spacing w:before="0" w:after="160" w:lineRule="auto" w:line="360"/>
+        <w:jc w:val="both"/>
+      </w:pPr>
+      <w:r>
+        <w:rPr>
+          <w:rFonts w:ascii="Times New Roman" w:hAnsi="Times New Roman" w:eastAsia="Times New Roman" w:cs="Times New Roman"/>
+          <w:b w:val="0"/>
+          <w:i w:val="0"/>
+          <w:sz w:val="26"/>
+        </w:rPr>
+        <w:t>ICF người giám hộ + biện pháp bảo vệ đặc biệt</w:t>
+      </w:r>
+    </w:p>
+    <w:p>
+      <w:pPr>
+        <w:spacing w:before="0" w:after="160" w:lineRule="auto" w:line="360"/>
+        <w:jc w:val="both"/>
+      </w:pPr>
+      <w:r>
+        <w:rPr>
+          <w:rFonts w:ascii="Times New Roman" w:hAnsi="Times New Roman" w:eastAsia="Times New Roman" w:cs="Times New Roman"/>
+          <w:b w:val="0"/>
+          <w:i w:val="0"/>
+          <w:sz w:val="26"/>
+        </w:rPr>
+        <w:t xml:space="preserve">□ </w:t>
+      </w:r>
+      <w:r>
+        <w:rPr>
+          <w:rFonts w:ascii="Times New Roman" w:hAnsi="Times New Roman" w:eastAsia="Times New Roman" w:cs="Times New Roman"/>
+          <w:b w:val="0"/>
+          <w:i w:val="0"/>
+          <w:sz w:val="26"/>
+        </w:rPr>
+        <w:t>[Dùng dữ liệu di truyền/nhạy cảm]</w:t>
+      </w:r>
+      <w:r>
+        <w:rPr>
+          <w:rFonts w:ascii="Times New Roman" w:hAnsi="Times New Roman" w:eastAsia="Times New Roman" w:cs="Times New Roman"/>
+          <w:b w:val="0"/>
+          <w:i w:val="0"/>
+          <w:sz w:val="26"/>
+        </w:rPr>
+        <w:t>: ICF đặc biệt</w:t>
+      </w:r>
+    </w:p>
+    <w:p>
+      <w:pPr>
+        <w:spacing w:before="0" w:after="160" w:lineRule="auto" w:line="360"/>
+        <w:jc w:val="both"/>
+      </w:pPr>
+      <w:r>
+        <w:rPr>
+          <w:rFonts w:ascii="Times New Roman" w:hAnsi="Times New Roman" w:eastAsia="Times New Roman" w:cs="Times New Roman"/>
+          <w:b w:val="0"/>
+          <w:i w:val="0"/>
+          <w:sz w:val="26"/>
+        </w:rPr>
+        <w:t xml:space="preserve">SỐ BẢN NỘP: ___ </w:t>
       </w:r>
       <w:r>
         <w:rPr>
@@ -5238,868 +5839,155 @@
           <w:color w:val="CC7700"/>
           <w:sz w:val="26"/>
         </w:rPr>
-        <w:t>[CẦN]</w:t>
-      </w:r>
-      <w:r>
-        <w:rPr>
-          <w:rFonts w:ascii="Times New Roman" w:hAnsi="Times New Roman" w:eastAsia="Times New Roman" w:cs="Times New Roman"/>
-          <w:b w:val="0"/>
-          <w:i w:val="0"/>
-          <w:sz w:val="26"/>
-        </w:rPr>
-        <w:t>)</w:t>
-      </w:r>
-    </w:p>
-    <w:p>
-      <w:pPr>
-        <w:spacing w:before="0" w:after="160" w:lineRule="auto" w:line="360"/>
-        <w:jc w:val="both"/>
-      </w:pPr>
-      <w:r>
-        <w:rPr>
-          <w:rFonts w:ascii="Times New Roman" w:hAnsi="Times New Roman" w:eastAsia="Times New Roman" w:cs="Times New Roman"/>
-          <w:b w:val="0"/>
-          <w:i w:val="0"/>
-          <w:sz w:val="26"/>
-        </w:rPr>
-        <w:t>□ Chia sẻ theo yêu cầu hợp lý (DTA cần ký trước)</w:t>
-      </w:r>
-    </w:p>
-    <w:p>
-      <w:pPr>
-        <w:spacing w:before="0" w:after="160" w:lineRule="auto" w:line="360"/>
-        <w:jc w:val="both"/>
-      </w:pPr>
-      <w:r>
-        <w:rPr>
-          <w:rFonts w:ascii="Times New Roman" w:hAnsi="Times New Roman" w:eastAsia="Times New Roman" w:cs="Times New Roman"/>
-          <w:b w:val="0"/>
-          <w:i w:val="0"/>
-          <w:sz w:val="26"/>
-        </w:rPr>
-        <w:t xml:space="preserve">□ Mở hoàn toàn sau ẩn danh hóa (tại: </w:t>
-      </w:r>
+        <w:t>[CẦN XÁC NHẬN tại Hội đồng đạo đức cơ sở]</w:t>
+      </w:r>
+    </w:p>
+    <w:p>
+      <w:pPr>
+        <w:spacing w:before="0" w:after="160" w:lineRule="auto" w:line="360"/>
+        <w:jc w:val="both"/>
+      </w:pPr>
+      <w:r>
+        <w:rPr>
+          <w:rFonts w:ascii="Times New Roman" w:hAnsi="Times New Roman" w:eastAsia="Times New Roman" w:cs="Times New Roman"/>
+          <w:b w:val="0"/>
+          <w:i w:val="0"/>
+          <w:sz w:val="26"/>
+        </w:rPr>
+        <w:t>HÌNH THỨC: □ Bản cứng □ Điện tử □ Cả hai</w:t>
+      </w:r>
+    </w:p>
+    <w:p>
+      <w:pPr>
+        <w:spacing w:before="0" w:after="160" w:lineRule="auto" w:line="360"/>
+        <w:jc w:val="both"/>
+      </w:pPr>
+      <w:r>
+        <w:rPr>
+          <w:rFonts w:ascii="Times New Roman" w:hAnsi="Times New Roman" w:eastAsia="Times New Roman" w:cs="Times New Roman"/>
+          <w:b w:val="0"/>
+          <w:i w:val="0"/>
+          <w:sz w:val="26"/>
+        </w:rPr>
+        <w:t>LỘ TRÌNH XÉT DUYỆT DỰ KIẾN: EXPEDITED REVIEW (hoặc EXEMPT nếu không có PII và rủi ro tối thiểu)</w:t>
+      </w:r>
+    </w:p>
+    <w:p>
+      <w:pPr>
+        <w:spacing w:before="0" w:after="160" w:lineRule="auto" w:line="360"/>
+        <w:jc w:val="both"/>
+      </w:pPr>
+      <w:r>
+        <w:rPr>
+          <w:rFonts w:ascii="Times New Roman" w:hAnsi="Times New Roman" w:eastAsia="Times New Roman" w:cs="Times New Roman"/>
+          <w:b w:val="0"/>
+          <w:i w:val="0"/>
+          <w:sz w:val="26"/>
+        </w:rPr>
+        <w:t>Full review: thường 4–8 tuần</w:t>
+      </w:r>
+    </w:p>
+    <w:p>
+      <w:pPr>
+        <w:spacing w:before="0" w:after="160" w:lineRule="auto" w:line="360"/>
+        <w:jc w:val="both"/>
+      </w:pPr>
+      <w:r>
+        <w:rPr>
+          <w:rFonts w:ascii="Times New Roman" w:hAnsi="Times New Roman" w:eastAsia="Times New Roman" w:cs="Times New Roman"/>
+          <w:b w:val="0"/>
+          <w:i w:val="0"/>
+          <w:sz w:val="26"/>
+        </w:rPr>
+        <w:t>Expedited: thường 2–4 tuần</w:t>
+      </w:r>
+    </w:p>
+    <w:p>
+      <w:pPr>
+        <w:spacing w:before="0" w:after="160" w:lineRule="auto" w:line="360"/>
+        <w:jc w:val="both"/>
+      </w:pPr>
+      <w:r>
+        <w:rPr>
+          <w:rFonts w:ascii="Times New Roman" w:hAnsi="Times New Roman" w:eastAsia="Times New Roman" w:cs="Times New Roman"/>
+          <w:b w:val="0"/>
+          <w:i w:val="0"/>
+          <w:sz w:val="26"/>
+        </w:rPr>
+        <w:t>Exempt: thường 1–2 tuần (xác nhận từ Hội đồng)</w:t>
+      </w:r>
+    </w:p>
+    <w:p>
+      <w:pPr>
+        <w:spacing w:before="0" w:after="160" w:lineRule="auto" w:line="360"/>
+        <w:jc w:val="both"/>
+      </w:pPr>
+      <w:r>
+        <w:rPr>
+          <w:rFonts w:ascii="Times New Roman" w:hAnsi="Times New Roman" w:eastAsia="Times New Roman" w:cs="Times New Roman"/>
+          <w:b w:val="0"/>
+          <w:i w:val="0"/>
+          <w:sz w:val="26"/>
+        </w:rPr>
+        <w:t>SAU KHI NHẬN SỐ PHÊ DUYỆT:</w:t>
+      </w:r>
+    </w:p>
+    <w:p>
+      <w:pPr>
+        <w:spacing w:before="0" w:after="160" w:lineRule="auto" w:line="360"/>
+        <w:jc w:val="both"/>
+      </w:pPr>
+      <w:r>
+        <w:rPr>
+          <w:rFonts w:ascii="Times New Roman" w:hAnsi="Times New Roman" w:eastAsia="Times New Roman" w:cs="Times New Roman"/>
+          <w:b w:val="0"/>
+          <w:i w:val="0"/>
+          <w:sz w:val="26"/>
+        </w:rPr>
+        <w:t>■ Cập nhật số IRB vào ICF (ICF sẽ có phiên bản 1.0 chính thức)</w:t>
+      </w:r>
+    </w:p>
+    <w:p>
+      <w:pPr>
+        <w:spacing w:before="0" w:after="160" w:lineRule="auto" w:line="360"/>
+        <w:jc w:val="both"/>
+      </w:pPr>
+      <w:r>
+        <w:rPr>
+          <w:rFonts w:ascii="Times New Roman" w:hAnsi="Times New Roman" w:eastAsia="Times New Roman" w:cs="Times New Roman"/>
+          <w:b w:val="0"/>
+          <w:i w:val="0"/>
+          <w:sz w:val="26"/>
+        </w:rPr>
+        <w:t>■ Cung cấp số IRB + ngày phê duyệt để hệ thống ghi G2_STATUS: LOCKED</w:t>
+      </w:r>
+    </w:p>
+    <w:p>
+      <w:pPr>
+        <w:spacing w:before="0" w:after="160" w:lineRule="auto" w:line="360"/>
+        <w:jc w:val="both"/>
+      </w:pPr>
+      <w:r>
+        <w:rPr>
+          <w:rFonts w:ascii="Times New Roman" w:hAnsi="Times New Roman" w:eastAsia="Times New Roman" w:cs="Times New Roman"/>
+          <w:b w:val="0"/>
+          <w:i w:val="0"/>
+          <w:sz w:val="26"/>
+        </w:rPr>
+        <w:t>■ Chỉ sau khi G2 LOCKED mới được bắt đầu thu thập dữ liệu thật</w:t>
+      </w:r>
+    </w:p>
+    <w:p>
+      <w:pPr>
+        <w:spacing w:before="280" w:after="160" w:lineRule="auto" w:line="312"/>
+      </w:pPr>
       <w:r>
         <w:rPr>
           <w:rFonts w:ascii="Times New Roman" w:hAnsi="Times New Roman" w:eastAsia="Times New Roman" w:cs="Times New Roman"/>
           <w:b/>
-          <w:i/>
-          <w:color w:val="CC7700"/>
-          <w:sz w:val="26"/>
-        </w:rPr>
-        <w:t>[CẦN — OSF/Zenodo...]</w:t>
-      </w:r>
-      <w:r>
-        <w:rPr>
-          <w:rFonts w:ascii="Times New Roman" w:hAnsi="Times New Roman" w:eastAsia="Times New Roman" w:cs="Times New Roman"/>
-          <w:b w:val="0"/>
-          <w:i w:val="0"/>
-          <w:sz w:val="26"/>
-        </w:rPr>
-        <w:t>)</w:t>
-      </w:r>
-    </w:p>
-    <w:p>
-      <w:pPr>
-        <w:spacing w:before="0" w:after="160" w:lineRule="auto" w:line="360"/>
-        <w:jc w:val="both"/>
-      </w:pPr>
-      <w:r>
-        <w:rPr>
-          <w:rFonts w:ascii="Times New Roman" w:hAnsi="Times New Roman" w:eastAsia="Times New Roman" w:cs="Times New Roman"/>
-          <w:b/>
-          <w:i/>
-          <w:color w:val="CC7700"/>
-          <w:sz w:val="26"/>
-        </w:rPr>
-        <w:t>[CẦN BÁC SĨ CHỌN VÀ BIỆN MINH]</w:t>
-      </w:r>
-    </w:p>
-    <w:p>
-      <w:pPr>
-        <w:pStyle w:val="ListNumber"/>
-        <w:spacing w:before="0" w:after="120" w:lineRule="auto" w:line="360"/>
-        <w:jc w:val="both"/>
-      </w:pPr>
-      <w:r>
-        <w:rPr>
-          <w:rFonts w:ascii="Times New Roman" w:hAnsi="Times New Roman" w:eastAsia="Times New Roman" w:cs="Times New Roman"/>
-          <w:b w:val="0"/>
-          <w:i w:val="0"/>
-          <w:sz w:val="26"/>
-        </w:rPr>
-        <w:t>XỬ LÝ VI PHẠM DỮ LIỆU:</w:t>
-      </w:r>
-    </w:p>
-    <w:p>
-      <w:pPr>
-        <w:spacing w:before="0" w:after="160" w:lineRule="auto" w:line="360"/>
-        <w:jc w:val="both"/>
-      </w:pPr>
-      <w:r>
-        <w:rPr>
-          <w:rFonts w:ascii="Times New Roman" w:hAnsi="Times New Roman" w:eastAsia="Times New Roman" w:cs="Times New Roman"/>
-          <w:b w:val="0"/>
-          <w:i w:val="0"/>
-          <w:sz w:val="26"/>
-        </w:rPr>
-        <w:t>Theo NĐ 356/2025/NĐ-CP Điều 23:</w:t>
-      </w:r>
-    </w:p>
-    <w:p>
-      <w:pPr>
-        <w:spacing w:before="0" w:after="160" w:lineRule="auto" w:line="360"/>
-        <w:jc w:val="both"/>
-      </w:pPr>
-      <w:r>
-        <w:rPr>
-          <w:rFonts w:ascii="Times New Roman" w:hAnsi="Times New Roman" w:eastAsia="Times New Roman" w:cs="Times New Roman"/>
-          <w:b w:val="0"/>
-          <w:i w:val="0"/>
-          <w:sz w:val="26"/>
-        </w:rPr>
-        <w:t>■ Phát hiện vi phạm đến báo cáo nội bộ trong 24 giờ</w:t>
-      </w:r>
-    </w:p>
-    <w:p>
-      <w:pPr>
-        <w:spacing w:before="0" w:after="160" w:lineRule="auto" w:line="360"/>
-        <w:jc w:val="both"/>
-      </w:pPr>
-      <w:r>
-        <w:rPr>
-          <w:rFonts w:ascii="Times New Roman" w:hAnsi="Times New Roman" w:eastAsia="Times New Roman" w:cs="Times New Roman"/>
-          <w:b w:val="0"/>
-          <w:i w:val="0"/>
-          <w:sz w:val="26"/>
-        </w:rPr>
-        <w:t>■ Thông báo cơ quan bảo vệ dữ liệu trong 72 giờ</w:t>
-      </w:r>
-    </w:p>
-    <w:p>
-      <w:pPr>
-        <w:spacing w:before="0" w:after="160" w:lineRule="auto" w:line="360"/>
-        <w:jc w:val="both"/>
-      </w:pPr>
-      <w:r>
-        <w:rPr>
-          <w:rFonts w:ascii="Times New Roman" w:hAnsi="Times New Roman" w:eastAsia="Times New Roman" w:cs="Times New Roman"/>
-          <w:b w:val="0"/>
-          <w:i w:val="0"/>
-          <w:sz w:val="26"/>
-        </w:rPr>
-        <w:t>■ Thông báo người tham gia bị ảnh hưởng ngay khi xác nhận</w:t>
-      </w:r>
-    </w:p>
-    <w:p>
-      <w:pPr>
-        <w:spacing w:before="0" w:after="160" w:lineRule="auto" w:line="360"/>
-        <w:jc w:val="both"/>
-      </w:pPr>
-      <w:r>
-        <w:rPr>
-          <w:rFonts w:ascii="Times New Roman" w:hAnsi="Times New Roman" w:eastAsia="Times New Roman" w:cs="Times New Roman"/>
-          <w:b w:val="0"/>
-          <w:i w:val="0"/>
-          <w:sz w:val="26"/>
-        </w:rPr>
-        <w:t>■ Khắc phục và điều tra nguyên nhân, lưu hồ sơ xử lý</w:t>
-      </w:r>
-    </w:p>
-    <w:p>
-      <w:pPr>
-        <w:spacing w:before="0" w:after="160" w:lineRule="auto" w:line="360"/>
-        <w:jc w:val="both"/>
-      </w:pPr>
-      <w:r>
-        <w:rPr>
-          <w:rFonts w:ascii="Times New Roman" w:hAnsi="Times New Roman" w:eastAsia="Times New Roman" w:cs="Times New Roman"/>
-          <w:b w:val="0"/>
-          <w:i w:val="0"/>
-          <w:sz w:val="26"/>
-        </w:rPr>
-        <w:t xml:space="preserve">Quy trình: </w:t>
-      </w:r>
-      <w:r>
-        <w:rPr>
-          <w:rFonts w:ascii="Times New Roman" w:hAnsi="Times New Roman" w:eastAsia="Times New Roman" w:cs="Times New Roman"/>
-          <w:b/>
-          <w:i/>
-          <w:color w:val="CC7700"/>
-          <w:sz w:val="26"/>
-        </w:rPr>
-        <w:t>[CẦN BỔ SUNG quy trình cụ thể của đơn vị]</w:t>
-      </w:r>
-    </w:p>
-    <w:p>
-      <w:pPr>
-        <w:pStyle w:val="ListNumber"/>
-        <w:spacing w:before="0" w:after="120" w:lineRule="auto" w:line="360"/>
-        <w:jc w:val="both"/>
-      </w:pPr>
-      <w:r>
-        <w:rPr>
-          <w:rFonts w:ascii="Times New Roman" w:hAnsi="Times New Roman" w:eastAsia="Times New Roman" w:cs="Times New Roman"/>
-          <w:b w:val="0"/>
-          <w:i w:val="0"/>
-          <w:sz w:val="26"/>
-        </w:rPr>
-        <w:t>CUỐI NGHIÊN CỨU:</w:t>
-      </w:r>
-    </w:p>
-    <w:p>
-      <w:pPr>
-        <w:spacing w:before="0" w:after="160" w:lineRule="auto" w:line="360"/>
-        <w:jc w:val="both"/>
-      </w:pPr>
-      <w:r>
-        <w:rPr>
-          <w:rFonts w:ascii="Times New Roman" w:hAnsi="Times New Roman" w:eastAsia="Times New Roman" w:cs="Times New Roman"/>
-          <w:b w:val="0"/>
-          <w:i w:val="0"/>
-          <w:sz w:val="26"/>
-        </w:rPr>
-        <w:t>■ Dữ liệu nhận dạng: xóa/hủy vật lý trong ___ tháng</w:t>
-      </w:r>
-    </w:p>
-    <w:p>
-      <w:pPr>
-        <w:spacing w:before="0" w:after="160" w:lineRule="auto" w:line="360"/>
-        <w:jc w:val="both"/>
-      </w:pPr>
-      <w:r>
-        <w:rPr>
-          <w:rFonts w:ascii="Times New Roman" w:hAnsi="Times New Roman" w:eastAsia="Times New Roman" w:cs="Times New Roman"/>
-          <w:b w:val="0"/>
-          <w:i w:val="0"/>
-          <w:sz w:val="26"/>
-        </w:rPr>
-        <w:t>■ Dữ liệu ẩn danh hóa: lưu theo quy định lưu trữ y tế</w:t>
-      </w:r>
-    </w:p>
-    <w:p>
-      <w:pPr>
-        <w:spacing w:before="0" w:after="160" w:lineRule="auto" w:line="360"/>
-        <w:jc w:val="both"/>
-      </w:pPr>
-      <w:r>
-        <w:rPr>
-          <w:rFonts w:ascii="Times New Roman" w:hAnsi="Times New Roman" w:eastAsia="Times New Roman" w:cs="Times New Roman"/>
-          <w:b w:val="0"/>
-          <w:i w:val="0"/>
-          <w:sz w:val="26"/>
-        </w:rPr>
-        <w:t>■ Backup: xóa an toàn (overwrite 3 lần tiêu chuẩn DoD)</w:t>
-      </w:r>
-    </w:p>
-    <w:p>
-      <w:pPr>
-        <w:spacing w:before="0" w:after="160" w:lineRule="auto" w:line="360"/>
-        <w:jc w:val="both"/>
-      </w:pPr>
-      <w:r>
-        <w:rPr>
-          <w:rFonts w:ascii="Times New Roman" w:hAnsi="Times New Roman" w:eastAsia="Times New Roman" w:cs="Times New Roman"/>
-          <w:b w:val="0"/>
-          <w:i w:val="0"/>
-          <w:sz w:val="26"/>
-        </w:rPr>
-        <w:t>"DRAFT, Cần chủ nhiệm kiểm chứng và DMP Luật 91/2025 hoàn chỉnh."</w:t>
-      </w:r>
-    </w:p>
-    <w:p>
-      <w:pPr>
-        <w:spacing w:before="280" w:after="160" w:lineRule="auto" w:line="312"/>
-      </w:pPr>
-      <w:r>
-        <w:rPr>
-          <w:rFonts w:ascii="Times New Roman" w:hAnsi="Times New Roman" w:eastAsia="Times New Roman" w:cs="Times New Roman"/>
-          <w:b/>
           <w:i w:val="0"/>
           <w:sz w:val="28"/>
         </w:rPr>
-        <w:t>TÀI LIỆU 7. CHECKLIST NỘP HỘI ĐỒNG ĐẠO ĐỨC (theo TT43/2024/TT-BYT)</w:t>
-      </w:r>
-    </w:p>
-    <w:p>
-      <w:pPr>
-        <w:spacing w:before="0" w:after="160" w:lineRule="auto" w:line="360"/>
-        <w:jc w:val="both"/>
-      </w:pPr>
-      <w:r>
-        <w:rPr>
-          <w:rFonts w:ascii="Times New Roman" w:hAnsi="Times New Roman" w:eastAsia="Times New Roman" w:cs="Times New Roman"/>
-          <w:b w:val="0"/>
-          <w:i w:val="0"/>
-          <w:sz w:val="26"/>
-        </w:rPr>
-        <w:t>CHECKLIST HỒ SƠ NỘP HỘI ĐỒNG ĐẠO ĐỨC</w:t>
-      </w:r>
-    </w:p>
-    <w:p>
-      <w:pPr>
-        <w:spacing w:before="0" w:after="160" w:lineRule="auto" w:line="360"/>
-        <w:jc w:val="both"/>
-      </w:pPr>
-      <w:r>
-        <w:rPr>
-          <w:rFonts w:ascii="Times New Roman" w:hAnsi="Times New Roman" w:eastAsia="Times New Roman" w:cs="Times New Roman"/>
-          <w:b w:val="0"/>
-          <w:i w:val="0"/>
-          <w:sz w:val="26"/>
-        </w:rPr>
-        <w:t>Đề tài: hai-long-benh-nhan-C1a-BVQY175 | Ngày chuẩn bị: 2026-07-31</w:t>
-      </w:r>
-    </w:p>
-    <w:p>
-      <w:pPr>
-        <w:spacing w:before="0" w:after="160" w:lineRule="auto" w:line="360"/>
-        <w:jc w:val="both"/>
-      </w:pPr>
-      <w:r>
-        <w:rPr>
-          <w:rFonts w:ascii="Times New Roman" w:hAnsi="Times New Roman" w:eastAsia="Times New Roman" w:cs="Times New Roman"/>
-          <w:b w:val="0"/>
-          <w:i w:val="0"/>
-          <w:sz w:val="26"/>
-        </w:rPr>
-        <w:t>HỒ SƠ BẮT BUỘC:</w:t>
-      </w:r>
-    </w:p>
-    <w:p>
-      <w:pPr>
-        <w:spacing w:before="0" w:after="160" w:lineRule="auto" w:line="360"/>
-        <w:jc w:val="both"/>
-      </w:pPr>
-      <w:r>
-        <w:rPr>
-          <w:rFonts w:ascii="Times New Roman" w:hAnsi="Times New Roman" w:eastAsia="Times New Roman" w:cs="Times New Roman"/>
-          <w:b w:val="0"/>
-          <w:i w:val="0"/>
-          <w:sz w:val="26"/>
-        </w:rPr>
-        <w:t>□ Đơn xin phê duyệt (Tài liệu 1), ký tên chủ nhiệm + trưởng đơn vị</w:t>
-      </w:r>
-    </w:p>
-    <w:p>
-      <w:pPr>
-        <w:spacing w:before="0" w:after="160" w:lineRule="auto" w:line="360"/>
-        <w:jc w:val="both"/>
-      </w:pPr>
-      <w:r>
-        <w:rPr>
-          <w:rFonts w:ascii="Times New Roman" w:hAnsi="Times New Roman" w:eastAsia="Times New Roman" w:cs="Times New Roman"/>
-          <w:b w:val="0"/>
-          <w:i w:val="0"/>
-          <w:sz w:val="26"/>
-        </w:rPr>
-        <w:t>□ Tóm tắt đề cương ≤1 trang (Tài liệu 2)</w:t>
-      </w:r>
-    </w:p>
-    <w:p>
-      <w:pPr>
-        <w:spacing w:before="0" w:after="160" w:lineRule="auto" w:line="360"/>
-        <w:jc w:val="both"/>
-      </w:pPr>
-      <w:r>
-        <w:rPr>
-          <w:rFonts w:ascii="Times New Roman" w:hAnsi="Times New Roman" w:eastAsia="Times New Roman" w:cs="Times New Roman"/>
-          <w:b w:val="0"/>
-          <w:i w:val="0"/>
-          <w:sz w:val="26"/>
-        </w:rPr>
-        <w:t>□ Đề cương đầy đủ (từ G1, A2 Protocol Design)</w:t>
-      </w:r>
-    </w:p>
-    <w:p>
-      <w:pPr>
-        <w:spacing w:before="0" w:after="160" w:lineRule="auto" w:line="360"/>
-        <w:jc w:val="both"/>
-      </w:pPr>
-      <w:r>
-        <w:rPr>
-          <w:rFonts w:ascii="Times New Roman" w:hAnsi="Times New Roman" w:eastAsia="Times New Roman" w:cs="Times New Roman"/>
-          <w:b w:val="0"/>
-          <w:i w:val="0"/>
-          <w:sz w:val="26"/>
-        </w:rPr>
-        <w:t>□ Bảng rủi ro–lợi ích (Tài liệu 3), với phân loại mức nguy cơ</w:t>
-      </w:r>
-    </w:p>
-    <w:p>
-      <w:pPr>
-        <w:spacing w:before="0" w:after="160" w:lineRule="auto" w:line="360"/>
-        <w:jc w:val="both"/>
-      </w:pPr>
-      <w:r>
-        <w:rPr>
-          <w:rFonts w:ascii="Times New Roman" w:hAnsi="Times New Roman" w:eastAsia="Times New Roman" w:cs="Times New Roman"/>
-          <w:b w:val="0"/>
-          <w:i w:val="0"/>
-          <w:sz w:val="26"/>
-        </w:rPr>
-        <w:t>□ ICF tiếng Việt (Tài liệu 4) — 7 mục đủ</w:t>
-      </w:r>
-    </w:p>
-    <w:p>
-      <w:pPr>
-        <w:spacing w:before="0" w:after="160" w:lineRule="auto" w:line="360"/>
-        <w:jc w:val="both"/>
-      </w:pPr>
-      <w:r>
-        <w:rPr>
-          <w:rFonts w:ascii="Times New Roman" w:hAnsi="Times New Roman" w:eastAsia="Times New Roman" w:cs="Times New Roman"/>
-          <w:b w:val="0"/>
-          <w:i w:val="0"/>
-          <w:sz w:val="26"/>
-        </w:rPr>
-        <w:t>□ CV chủ nhiệm đề tài (cập nhật ≤ 2 năm)</w:t>
-      </w:r>
-    </w:p>
-    <w:p>
-      <w:pPr>
-        <w:spacing w:before="0" w:after="160" w:lineRule="auto" w:line="360"/>
-        <w:jc w:val="both"/>
-      </w:pPr>
-      <w:r>
-        <w:rPr>
-          <w:rFonts w:ascii="Times New Roman" w:hAnsi="Times New Roman" w:eastAsia="Times New Roman" w:cs="Times New Roman"/>
-          <w:b w:val="0"/>
-          <w:i w:val="0"/>
-          <w:sz w:val="26"/>
-        </w:rPr>
-        <w:t>□ CV nghiên cứu viên chính (nếu có)</w:t>
-      </w:r>
-    </w:p>
-    <w:p>
-      <w:pPr>
-        <w:spacing w:before="0" w:after="160" w:lineRule="auto" w:line="360"/>
-        <w:jc w:val="both"/>
-      </w:pPr>
-      <w:r>
-        <w:rPr>
-          <w:rFonts w:ascii="Times New Roman" w:hAnsi="Times New Roman" w:eastAsia="Times New Roman" w:cs="Times New Roman"/>
-          <w:b w:val="0"/>
-          <w:i w:val="0"/>
-          <w:sz w:val="26"/>
-        </w:rPr>
-        <w:t>□ Khai báo COI + AI (Tài liệu 8)</w:t>
-      </w:r>
-    </w:p>
-    <w:p>
-      <w:pPr>
-        <w:spacing w:before="0" w:after="160" w:lineRule="auto" w:line="360"/>
-        <w:jc w:val="both"/>
-      </w:pPr>
-      <w:r>
-        <w:rPr>
-          <w:rFonts w:ascii="Times New Roman" w:hAnsi="Times New Roman" w:eastAsia="Times New Roman" w:cs="Times New Roman"/>
-          <w:b w:val="0"/>
-          <w:i w:val="0"/>
-          <w:sz w:val="26"/>
-        </w:rPr>
-        <w:t>□ Kế hoạch Quản lý Dữ liệu (Tài liệu 6)</w:t>
-      </w:r>
-    </w:p>
-    <w:p>
-      <w:pPr>
-        <w:spacing w:before="0" w:after="160" w:lineRule="auto" w:line="360"/>
-        <w:jc w:val="both"/>
-      </w:pPr>
-      <w:r>
-        <w:rPr>
-          <w:rFonts w:ascii="Times New Roman" w:hAnsi="Times New Roman" w:eastAsia="Times New Roman" w:cs="Times New Roman"/>
-          <w:b w:val="0"/>
-          <w:i w:val="0"/>
-          <w:sz w:val="26"/>
-        </w:rPr>
-        <w:t>HỒ SƠ BỔ SUNG (theo loại NC):</w:t>
-      </w:r>
-    </w:p>
-    <w:p>
-      <w:pPr>
-        <w:spacing w:before="0" w:after="160" w:lineRule="auto" w:line="360"/>
-        <w:jc w:val="both"/>
-      </w:pPr>
-      <w:r>
-        <w:rPr>
-          <w:rFonts w:ascii="Times New Roman" w:hAnsi="Times New Roman" w:eastAsia="Times New Roman" w:cs="Times New Roman"/>
-          <w:b w:val="0"/>
-          <w:i w:val="0"/>
-          <w:sz w:val="26"/>
-        </w:rPr>
-        <w:t xml:space="preserve">□ </w:t>
-      </w:r>
-      <w:r>
-        <w:rPr>
-          <w:rFonts w:ascii="Times New Roman" w:hAnsi="Times New Roman" w:eastAsia="Times New Roman" w:cs="Times New Roman"/>
-          <w:b w:val="0"/>
-          <w:i w:val="0"/>
-          <w:sz w:val="26"/>
-        </w:rPr>
-        <w:t>[RCT / can thiệp]</w:t>
-      </w:r>
-      <w:r>
-        <w:rPr>
-          <w:rFonts w:ascii="Times New Roman" w:hAnsi="Times New Roman" w:eastAsia="Times New Roman" w:cs="Times New Roman"/>
-          <w:b w:val="0"/>
-          <w:i w:val="0"/>
-          <w:sz w:val="26"/>
-        </w:rPr>
-        <w:t>: Hồ sơ an toàn DSMB (an-toan-nghien-cuu)</w:t>
-      </w:r>
-    </w:p>
-    <w:p>
-      <w:pPr>
-        <w:spacing w:before="0" w:after="160" w:lineRule="auto" w:line="360"/>
-        <w:jc w:val="both"/>
-      </w:pPr>
-      <w:r>
-        <w:rPr>
-          <w:rFonts w:ascii="Times New Roman" w:hAnsi="Times New Roman" w:eastAsia="Times New Roman" w:cs="Times New Roman"/>
-          <w:b w:val="0"/>
-          <w:i w:val="0"/>
-          <w:sz w:val="26"/>
-        </w:rPr>
-        <w:t xml:space="preserve">□ </w:t>
-      </w:r>
-      <w:r>
-        <w:rPr>
-          <w:rFonts w:ascii="Times New Roman" w:hAnsi="Times New Roman" w:eastAsia="Times New Roman" w:cs="Times New Roman"/>
-          <w:b w:val="0"/>
-          <w:i w:val="0"/>
-          <w:sz w:val="26"/>
-        </w:rPr>
-        <w:t>[RCT]</w:t>
-      </w:r>
-      <w:r>
-        <w:rPr>
-          <w:rFonts w:ascii="Times New Roman" w:hAnsi="Times New Roman" w:eastAsia="Times New Roman" w:cs="Times New Roman"/>
-          <w:b w:val="0"/>
-          <w:i w:val="0"/>
-          <w:sz w:val="26"/>
-        </w:rPr>
-        <w:t>: Bằng chứng đã đăng ký / kế hoạch đăng ký trước tuyển</w:t>
-      </w:r>
-    </w:p>
-    <w:p>
-      <w:pPr>
-        <w:spacing w:before="0" w:after="160" w:lineRule="auto" w:line="360"/>
-        <w:jc w:val="both"/>
-      </w:pPr>
-      <w:r>
-        <w:rPr>
-          <w:rFonts w:ascii="Times New Roman" w:hAnsi="Times New Roman" w:eastAsia="Times New Roman" w:cs="Times New Roman"/>
-          <w:b w:val="0"/>
-          <w:i w:val="0"/>
-          <w:sz w:val="26"/>
-        </w:rPr>
-        <w:t xml:space="preserve">□ </w:t>
-      </w:r>
-      <w:r>
-        <w:rPr>
-          <w:rFonts w:ascii="Times New Roman" w:hAnsi="Times New Roman" w:eastAsia="Times New Roman" w:cs="Times New Roman"/>
-          <w:b w:val="0"/>
-          <w:i w:val="0"/>
-          <w:sz w:val="26"/>
-        </w:rPr>
-        <w:t>[Can thiệp thuốc]</w:t>
-      </w:r>
-      <w:r>
-        <w:rPr>
-          <w:rFonts w:ascii="Times New Roman" w:hAnsi="Times New Roman" w:eastAsia="Times New Roman" w:cs="Times New Roman"/>
-          <w:b w:val="0"/>
-          <w:i w:val="0"/>
-          <w:sz w:val="26"/>
-        </w:rPr>
-        <w:t>: Thông tin sản phẩm / IB (Investigator Brochure)</w:t>
-      </w:r>
-    </w:p>
-    <w:p>
-      <w:pPr>
-        <w:spacing w:before="0" w:after="160" w:lineRule="auto" w:line="360"/>
-        <w:jc w:val="both"/>
-      </w:pPr>
-      <w:r>
-        <w:rPr>
-          <w:rFonts w:ascii="Times New Roman" w:hAnsi="Times New Roman" w:eastAsia="Times New Roman" w:cs="Times New Roman"/>
-          <w:b w:val="0"/>
-          <w:i w:val="0"/>
-          <w:sz w:val="26"/>
-        </w:rPr>
-        <w:t xml:space="preserve">□ </w:t>
-      </w:r>
-      <w:r>
-        <w:rPr>
-          <w:rFonts w:ascii="Times New Roman" w:hAnsi="Times New Roman" w:eastAsia="Times New Roman" w:cs="Times New Roman"/>
-          <w:b w:val="0"/>
-          <w:i w:val="0"/>
-          <w:sz w:val="26"/>
-        </w:rPr>
-        <w:t>[Dữ liệu thứ cấp]</w:t>
-      </w:r>
-      <w:r>
-        <w:rPr>
-          <w:rFonts w:ascii="Times New Roman" w:hAnsi="Times New Roman" w:eastAsia="Times New Roman" w:cs="Times New Roman"/>
-          <w:b w:val="0"/>
-          <w:i w:val="0"/>
-          <w:sz w:val="26"/>
-        </w:rPr>
-        <w:t>: Văn bản chấp thuận cung cấp dữ liệu</w:t>
-      </w:r>
-    </w:p>
-    <w:p>
-      <w:pPr>
-        <w:spacing w:before="0" w:after="160" w:lineRule="auto" w:line="360"/>
-        <w:jc w:val="both"/>
-      </w:pPr>
-      <w:r>
-        <w:rPr>
-          <w:rFonts w:ascii="Times New Roman" w:hAnsi="Times New Roman" w:eastAsia="Times New Roman" w:cs="Times New Roman"/>
-          <w:b w:val="0"/>
-          <w:i w:val="0"/>
-          <w:sz w:val="26"/>
-        </w:rPr>
-        <w:t xml:space="preserve">□ </w:t>
-      </w:r>
-      <w:r>
-        <w:rPr>
-          <w:rFonts w:ascii="Times New Roman" w:hAnsi="Times New Roman" w:eastAsia="Times New Roman" w:cs="Times New Roman"/>
-          <w:b w:val="0"/>
-          <w:i w:val="0"/>
-          <w:sz w:val="26"/>
-        </w:rPr>
-        <w:t>[Nhóm dễ tổn thương, trẻ em, thai phụ, người mất NLHV]</w:t>
-      </w:r>
-      <w:r>
-        <w:rPr>
-          <w:rFonts w:ascii="Times New Roman" w:hAnsi="Times New Roman" w:eastAsia="Times New Roman" w:cs="Times New Roman"/>
-          <w:b w:val="0"/>
-          <w:i w:val="0"/>
-          <w:sz w:val="26"/>
-        </w:rPr>
-        <w:t>:</w:t>
-      </w:r>
-    </w:p>
-    <w:p>
-      <w:pPr>
-        <w:spacing w:before="0" w:after="160" w:lineRule="auto" w:line="360"/>
-        <w:jc w:val="both"/>
-      </w:pPr>
-      <w:r>
-        <w:rPr>
-          <w:rFonts w:ascii="Times New Roman" w:hAnsi="Times New Roman" w:eastAsia="Times New Roman" w:cs="Times New Roman"/>
-          <w:b w:val="0"/>
-          <w:i w:val="0"/>
-          <w:sz w:val="26"/>
-        </w:rPr>
-        <w:t>ICF người giám hộ + biện pháp bảo vệ đặc biệt</w:t>
-      </w:r>
-    </w:p>
-    <w:p>
-      <w:pPr>
-        <w:spacing w:before="0" w:after="160" w:lineRule="auto" w:line="360"/>
-        <w:jc w:val="both"/>
-      </w:pPr>
-      <w:r>
-        <w:rPr>
-          <w:rFonts w:ascii="Times New Roman" w:hAnsi="Times New Roman" w:eastAsia="Times New Roman" w:cs="Times New Roman"/>
-          <w:b w:val="0"/>
-          <w:i w:val="0"/>
-          <w:sz w:val="26"/>
-        </w:rPr>
-        <w:t xml:space="preserve">□ </w:t>
-      </w:r>
-      <w:r>
-        <w:rPr>
-          <w:rFonts w:ascii="Times New Roman" w:hAnsi="Times New Roman" w:eastAsia="Times New Roman" w:cs="Times New Roman"/>
-          <w:b w:val="0"/>
-          <w:i w:val="0"/>
-          <w:sz w:val="26"/>
-        </w:rPr>
-        <w:t>[Dùng dữ liệu di truyền/nhạy cảm]</w:t>
-      </w:r>
-      <w:r>
-        <w:rPr>
-          <w:rFonts w:ascii="Times New Roman" w:hAnsi="Times New Roman" w:eastAsia="Times New Roman" w:cs="Times New Roman"/>
-          <w:b w:val="0"/>
-          <w:i w:val="0"/>
-          <w:sz w:val="26"/>
-        </w:rPr>
-        <w:t>: ICF đặc biệt</w:t>
-      </w:r>
-    </w:p>
-    <w:p>
-      <w:pPr>
-        <w:spacing w:before="0" w:after="160" w:lineRule="auto" w:line="360"/>
-        <w:jc w:val="both"/>
-      </w:pPr>
-      <w:r>
-        <w:rPr>
-          <w:rFonts w:ascii="Times New Roman" w:hAnsi="Times New Roman" w:eastAsia="Times New Roman" w:cs="Times New Roman"/>
-          <w:b w:val="0"/>
-          <w:i w:val="0"/>
-          <w:sz w:val="26"/>
-        </w:rPr>
-        <w:t xml:space="preserve">SỐ BẢN NỘP: ___ </w:t>
-      </w:r>
-      <w:r>
-        <w:rPr>
-          <w:rFonts w:ascii="Times New Roman" w:hAnsi="Times New Roman" w:eastAsia="Times New Roman" w:cs="Times New Roman"/>
-          <w:b/>
-          <w:i/>
-          <w:color w:val="CC7700"/>
-          <w:sz w:val="26"/>
-        </w:rPr>
-        <w:t>[CẦN XÁC NHẬN tại Hội đồng đạo đức cơ sở]</w:t>
-      </w:r>
-    </w:p>
-    <w:p>
-      <w:pPr>
-        <w:spacing w:before="0" w:after="160" w:lineRule="auto" w:line="360"/>
-        <w:jc w:val="both"/>
-      </w:pPr>
-      <w:r>
-        <w:rPr>
-          <w:rFonts w:ascii="Times New Roman" w:hAnsi="Times New Roman" w:eastAsia="Times New Roman" w:cs="Times New Roman"/>
-          <w:b w:val="0"/>
-          <w:i w:val="0"/>
-          <w:sz w:val="26"/>
-        </w:rPr>
-        <w:t>HÌNH THỨC: □ Bản cứng □ Điện tử □ Cả hai</w:t>
-      </w:r>
-    </w:p>
-    <w:p>
-      <w:pPr>
-        <w:spacing w:before="0" w:after="160" w:lineRule="auto" w:line="360"/>
-        <w:jc w:val="both"/>
-      </w:pPr>
-      <w:r>
-        <w:rPr>
-          <w:rFonts w:ascii="Times New Roman" w:hAnsi="Times New Roman" w:eastAsia="Times New Roman" w:cs="Times New Roman"/>
-          <w:b w:val="0"/>
-          <w:i w:val="0"/>
-          <w:sz w:val="26"/>
-        </w:rPr>
-        <w:t>LỘ TRÌNH XÉT DUYỆT DỰ KIẾN: EXPEDITED REVIEW (hoặc EXEMPT nếu không có PII và rủi ro tối thiểu)</w:t>
-      </w:r>
-    </w:p>
-    <w:p>
-      <w:pPr>
-        <w:spacing w:before="0" w:after="160" w:lineRule="auto" w:line="360"/>
-        <w:jc w:val="both"/>
-      </w:pPr>
-      <w:r>
-        <w:rPr>
-          <w:rFonts w:ascii="Times New Roman" w:hAnsi="Times New Roman" w:eastAsia="Times New Roman" w:cs="Times New Roman"/>
-          <w:b w:val="0"/>
-          <w:i w:val="0"/>
-          <w:sz w:val="26"/>
-        </w:rPr>
-        <w:t>Full review: thường 4–8 tuần</w:t>
-      </w:r>
-    </w:p>
-    <w:p>
-      <w:pPr>
-        <w:spacing w:before="0" w:after="160" w:lineRule="auto" w:line="360"/>
-        <w:jc w:val="both"/>
-      </w:pPr>
-      <w:r>
-        <w:rPr>
-          <w:rFonts w:ascii="Times New Roman" w:hAnsi="Times New Roman" w:eastAsia="Times New Roman" w:cs="Times New Roman"/>
-          <w:b w:val="0"/>
-          <w:i w:val="0"/>
-          <w:sz w:val="26"/>
-        </w:rPr>
-        <w:t>Expedited: thường 2–4 tuần</w:t>
-      </w:r>
-    </w:p>
-    <w:p>
-      <w:pPr>
-        <w:spacing w:before="0" w:after="160" w:lineRule="auto" w:line="360"/>
-        <w:jc w:val="both"/>
-      </w:pPr>
-      <w:r>
-        <w:rPr>
-          <w:rFonts w:ascii="Times New Roman" w:hAnsi="Times New Roman" w:eastAsia="Times New Roman" w:cs="Times New Roman"/>
-          <w:b w:val="0"/>
-          <w:i w:val="0"/>
-          <w:sz w:val="26"/>
-        </w:rPr>
-        <w:t>Exempt: thường 1–2 tuần (xác nhận từ Hội đồng)</w:t>
-      </w:r>
-    </w:p>
-    <w:p>
-      <w:pPr>
-        <w:spacing w:before="0" w:after="160" w:lineRule="auto" w:line="360"/>
-        <w:jc w:val="both"/>
-      </w:pPr>
-      <w:r>
-        <w:rPr>
-          <w:rFonts w:ascii="Times New Roman" w:hAnsi="Times New Roman" w:eastAsia="Times New Roman" w:cs="Times New Roman"/>
-          <w:b w:val="0"/>
-          <w:i w:val="0"/>
-          <w:sz w:val="26"/>
-        </w:rPr>
-        <w:t>SAU KHI NHẬN SỐ PHÊ DUYỆT:</w:t>
-      </w:r>
-    </w:p>
-    <w:p>
-      <w:pPr>
-        <w:spacing w:before="0" w:after="160" w:lineRule="auto" w:line="360"/>
-        <w:jc w:val="both"/>
-      </w:pPr>
-      <w:r>
-        <w:rPr>
-          <w:rFonts w:ascii="Times New Roman" w:hAnsi="Times New Roman" w:eastAsia="Times New Roman" w:cs="Times New Roman"/>
-          <w:b w:val="0"/>
-          <w:i w:val="0"/>
-          <w:sz w:val="26"/>
-        </w:rPr>
-        <w:t>■ Cập nhật số IRB vào ICF (ICF sẽ có phiên bản 1.0 chính thức)</w:t>
-      </w:r>
-    </w:p>
-    <w:p>
-      <w:pPr>
-        <w:spacing w:before="0" w:after="160" w:lineRule="auto" w:line="360"/>
-        <w:jc w:val="both"/>
-      </w:pPr>
-      <w:r>
-        <w:rPr>
-          <w:rFonts w:ascii="Times New Roman" w:hAnsi="Times New Roman" w:eastAsia="Times New Roman" w:cs="Times New Roman"/>
-          <w:b w:val="0"/>
-          <w:i w:val="0"/>
-          <w:sz w:val="26"/>
-        </w:rPr>
-        <w:t>■ Cung cấp số IRB + ngày phê duyệt để hệ thống ghi G2_STATUS: LOCKED</w:t>
-      </w:r>
-    </w:p>
-    <w:p>
-      <w:pPr>
-        <w:spacing w:before="0" w:after="160" w:lineRule="auto" w:line="360"/>
-        <w:jc w:val="both"/>
-      </w:pPr>
-      <w:r>
-        <w:rPr>
-          <w:rFonts w:ascii="Times New Roman" w:hAnsi="Times New Roman" w:eastAsia="Times New Roman" w:cs="Times New Roman"/>
-          <w:b w:val="0"/>
-          <w:i w:val="0"/>
-          <w:sz w:val="26"/>
-        </w:rPr>
-        <w:t>■ Chỉ sau khi G2 LOCKED mới được bắt đầu thu thập dữ liệu thật</w:t>
-      </w:r>
-    </w:p>
-    <w:p>
-      <w:pPr>
-        <w:spacing w:before="280" w:after="160" w:lineRule="auto" w:line="312"/>
-      </w:pPr>
-      <w:r>
-        <w:rPr>
-          <w:rFonts w:ascii="Times New Roman" w:hAnsi="Times New Roman" w:eastAsia="Times New Roman" w:cs="Times New Roman"/>
-          <w:b/>
-          <w:i w:val="0"/>
-          <w:sz w:val="28"/>
-        </w:rPr>
         <w:t>TÀI LIỆU 8. KHAI BÁO COI + TÀI TRỢ + AI</w:t>
       </w:r>
     </w:p>
@@ -6145,61 +6033,22 @@
           <w:i w:val="0"/>
           <w:sz w:val="26"/>
         </w:rPr>
-        <w:t xml:space="preserve">Tên chủ nhiệm: </w:t>
-      </w:r>
-      <w:r>
-        <w:rPr>
-          <w:rFonts w:ascii="Times New Roman" w:hAnsi="Times New Roman" w:eastAsia="Times New Roman" w:cs="Times New Roman"/>
-          <w:b/>
-          <w:i/>
-          <w:color w:val="CC7700"/>
-          <w:sz w:val="26"/>
-        </w:rPr>
-        <w:t>[CẦN BỔ SUNG]</w:t>
-      </w:r>
-    </w:p>
-    <w:p>
-      <w:pPr>
-        <w:spacing w:before="0" w:after="160" w:lineRule="auto" w:line="360"/>
-        <w:jc w:val="both"/>
-      </w:pPr>
-      <w:r>
-        <w:rPr>
-          <w:rFonts w:ascii="Times New Roman" w:hAnsi="Times New Roman" w:eastAsia="Times New Roman" w:cs="Times New Roman"/>
-          <w:b w:val="0"/>
-          <w:i w:val="0"/>
-          <w:sz w:val="26"/>
-        </w:rPr>
-        <w:t xml:space="preserve">Chức vụ: </w:t>
-      </w:r>
-      <w:r>
-        <w:rPr>
-          <w:rFonts w:ascii="Times New Roman" w:hAnsi="Times New Roman" w:eastAsia="Times New Roman" w:cs="Times New Roman"/>
-          <w:b/>
-          <w:i/>
-          <w:color w:val="CC7700"/>
-          <w:sz w:val="26"/>
-        </w:rPr>
-        <w:t>[CẦN BỔ SUNG]</w:t>
-      </w:r>
-      <w:r>
-        <w:rPr>
-          <w:rFonts w:ascii="Times New Roman" w:hAnsi="Times New Roman" w:eastAsia="Times New Roman" w:cs="Times New Roman"/>
-          <w:b w:val="0"/>
-          <w:i w:val="0"/>
-          <w:sz w:val="26"/>
-        </w:rPr>
-        <w:t xml:space="preserve"> | Đơn vị: </w:t>
-      </w:r>
-      <w:r>
-        <w:rPr>
-          <w:rFonts w:ascii="Times New Roman" w:hAnsi="Times New Roman" w:eastAsia="Times New Roman" w:cs="Times New Roman"/>
-          <w:b/>
-          <w:i/>
-          <w:color w:val="CC7700"/>
-          <w:sz w:val="26"/>
-        </w:rPr>
-        <w:t>[CẦN BỔ SUNG]</w:t>
+        <w:t>Tên chủ nhiệm: Nguyễn Hà Luân</w:t>
+      </w:r>
+    </w:p>
+    <w:p>
+      <w:pPr>
+        <w:spacing w:before="0" w:after="160" w:lineRule="auto" w:line="360"/>
+        <w:jc w:val="both"/>
+      </w:pPr>
+      <w:r>
+        <w:rPr>
+          <w:rFonts w:ascii="Times New Roman" w:hAnsi="Times New Roman" w:eastAsia="Times New Roman" w:cs="Times New Roman"/>
+          <w:b w:val="0"/>
+          <w:i w:val="0"/>
+          <w:sz w:val="26"/>
+        </w:rPr>
+        <w:t>Chức vụ: Bác sĩ Chuyên khoa I (BS.CKI) | Đơn vị: Khoa Khám bệnh C1a, Trung tâm Khám bệnh và Điều trị theo yêu cầu C1, Bệnh viện Quân y 175</w:t>
       </w:r>
     </w:p>
     <w:p>
@@ -7145,7 +6994,7 @@
           <w:i w:val="0"/>
           <w:sz w:val="26"/>
         </w:rPr>
-        <w:t xml:space="preserve"> ClinicalTrials.gov hoặc WHO ICTRP primary registry (nếu tiến cứu tuyển mới)</w:t>
+        <w:t xml:space="preserve"> OSF Registries (https://osf.io/registries) (nếu tiến cứu tuyển mới)</w:t>
       </w:r>
     </w:p>
     <w:p>
@@ -7396,7 +7245,7 @@
           <w:color w:val="CC7700"/>
           <w:sz w:val="26"/>
         </w:rPr>
-        <w:t>[CẦN — sẽ có sau khi đăng ký: NCT_______ / ANZCTR_____]</w:t>
+        <w:t>[CẦN — sẽ có sau khi đăng ký trên OSF Registries: mã/URL đăng ký dạng osf.io/xxxxx]</w:t>
       </w:r>
     </w:p>
     <w:p>
@@ -9075,7 +8924,7 @@
           <w:i w:val="0"/>
           <w:sz w:val="26"/>
         </w:rPr>
-        <w:t>Đăng ký nghiên cứu: ClinicalTrials.gov hoặc WHO ICTRP primary registry (nếu tiến cứu tuyển mới)</w:t>
+        <w:t>Đăng ký nghiên cứu: OSF Registries (https://osf.io/registries) (nếu tiến cứu tuyển mới)</w:t>
       </w:r>
     </w:p>
     <w:p>

--- a/exports/hai-long-benh-nhan-C1a-BVQY175/G2_A3_ETHICS_PACKAGE_hai-long-benh-nhan-C1a-BVQY175.docx
+++ b/exports/hai-long-benh-nhan-C1a-BVQY175/G2_A3_ETHICS_PACKAGE_hai-long-benh-nhan-C1a-BVQY175.docx
@@ -635,7 +635,34 @@
           <w:i w:val="0"/>
           <w:sz w:val="26"/>
         </w:rPr>
-        <w:t>Điện thoại: 0971656665 | Email: bsluanbv175@gmail.com</w:t>
+        <w:t xml:space="preserve">Điện thoại: </w:t>
+      </w:r>
+      <w:r>
+        <w:rPr>
+          <w:rFonts w:ascii="Times New Roman" w:hAnsi="Times New Roman" w:eastAsia="Times New Roman" w:cs="Times New Roman"/>
+          <w:b w:val="0"/>
+          <w:i w:val="0"/>
+          <w:sz w:val="26"/>
+        </w:rPr>
+        <w:t>[PII — điền ở bản nộp ngoài hệ thống]</w:t>
+      </w:r>
+      <w:r>
+        <w:rPr>
+          <w:rFonts w:ascii="Times New Roman" w:hAnsi="Times New Roman" w:eastAsia="Times New Roman" w:cs="Times New Roman"/>
+          <w:b w:val="0"/>
+          <w:i w:val="0"/>
+          <w:sz w:val="26"/>
+        </w:rPr>
+        <w:t xml:space="preserve"> | Email: </w:t>
+      </w:r>
+      <w:r>
+        <w:rPr>
+          <w:rFonts w:ascii="Times New Roman" w:hAnsi="Times New Roman" w:eastAsia="Times New Roman" w:cs="Times New Roman"/>
+          <w:b w:val="0"/>
+          <w:i w:val="0"/>
+          <w:sz w:val="26"/>
+        </w:rPr>
+        <w:t>[PII — điền ở bản nộp ngoài hệ thống]</w:t>
       </w:r>
     </w:p>
     <w:p>
@@ -3733,7 +3760,34 @@
           <w:i w:val="0"/>
           <w:sz w:val="26"/>
         </w:rPr>
-        <w:t>Điện thoại: 0971656665 Email: bsluanbv175@gmail.com</w:t>
+        <w:t xml:space="preserve">Điện thoại: </w:t>
+      </w:r>
+      <w:r>
+        <w:rPr>
+          <w:rFonts w:ascii="Times New Roman" w:hAnsi="Times New Roman" w:eastAsia="Times New Roman" w:cs="Times New Roman"/>
+          <w:b w:val="0"/>
+          <w:i w:val="0"/>
+          <w:sz w:val="26"/>
+        </w:rPr>
+        <w:t>[PII — điền ở bản nộp ngoài hệ thống]</w:t>
+      </w:r>
+      <w:r>
+        <w:rPr>
+          <w:rFonts w:ascii="Times New Roman" w:hAnsi="Times New Roman" w:eastAsia="Times New Roman" w:cs="Times New Roman"/>
+          <w:b w:val="0"/>
+          <w:i w:val="0"/>
+          <w:sz w:val="26"/>
+        </w:rPr>
+        <w:t xml:space="preserve"> Email: </w:t>
+      </w:r>
+      <w:r>
+        <w:rPr>
+          <w:rFonts w:ascii="Times New Roman" w:hAnsi="Times New Roman" w:eastAsia="Times New Roman" w:cs="Times New Roman"/>
+          <w:b w:val="0"/>
+          <w:i w:val="0"/>
+          <w:sz w:val="26"/>
+        </w:rPr>
+        <w:t>[PII — điền ở bản nộp ngoài hệ thống]</w:t>
       </w:r>
     </w:p>
     <w:p>

--- a/exports/hai-long-benh-nhan-C1a-BVQY175/G2_A3_ETHICS_PACKAGE_hai-long-benh-nhan-C1a-BVQY175.docx
+++ b/exports/hai-long-benh-nhan-C1a-BVQY175/G2_A3_ETHICS_PACKAGE_hai-long-benh-nhan-C1a-BVQY175.docx
@@ -782,17 +782,7 @@
           <w:i w:val="0"/>
           <w:sz w:val="26"/>
         </w:rPr>
-        <w:t xml:space="preserve">Thời gian nghiên cứu: bắt đầu SAU phê duyệt IRB — một giai đoạn liên tục phủ đều khung giờ/ngày trong tuần (đề cương §4.2); ngày cụ thể </w:t>
-      </w:r>
-      <w:r>
-        <w:rPr>
-          <w:rFonts w:ascii="Times New Roman" w:hAnsi="Times New Roman" w:eastAsia="Times New Roman" w:cs="Times New Roman"/>
-          <w:b/>
-          <w:i/>
-          <w:color w:val="CC7700"/>
-          <w:sz w:val="26"/>
-        </w:rPr>
-        <w:t>[BÁC SĨ ĐIỀN theo lịch khoa]</w:t>
+        <w:t>Thời gian nghiên cứu: bắt đầu SAU phê duyệt IRB — một giai đoạn liên tục phủ đều khung giờ/ngày trong tuần (đề cương §4.2); dự kiến từ tháng 12/2026 đến tháng 12/2028 theo thời gian nghiên cứu PI đã chốt ở G1 (11/10/2026); ngày bắt đầu thu thập = sau ngày Hội đồng phê duyệt</w:t>
       </w:r>
     </w:p>
     <w:p>
@@ -3305,233 +3295,7 @@
           <w:i w:val="0"/>
           <w:sz w:val="26"/>
         </w:rPr>
-        <w:t>Chỉ nhóm nghiên cứu được phép truy cập dữ liệu danh tính</w:t>
-      </w:r>
-    </w:p>
-    <w:p>
-      <w:pPr>
-        <w:spacing w:before="0" w:after="160" w:lineRule="auto" w:line="360"/>
-        <w:jc w:val="both"/>
-      </w:pPr>
-      <w:r>
-        <w:rPr>
-          <w:rFonts w:ascii="Times New Roman" w:hAnsi="Times New Roman" w:eastAsia="Times New Roman" w:cs="Times New Roman"/>
-          <w:b w:val="0"/>
-          <w:i w:val="0"/>
-          <w:sz w:val="26"/>
-        </w:rPr>
-        <w:t>Kết quả công bố dùng dữ liệu TỔNG HỢP, KHÔNG tiết lộ danh tính</w:t>
-      </w:r>
-    </w:p>
-    <w:p>
-      <w:pPr>
-        <w:spacing w:before="0" w:after="160" w:lineRule="auto" w:line="360"/>
-        <w:jc w:val="both"/>
-      </w:pPr>
-      <w:r>
-        <w:rPr>
-          <w:rFonts w:ascii="Times New Roman" w:hAnsi="Times New Roman" w:eastAsia="Times New Roman" w:cs="Times New Roman"/>
-          <w:b w:val="0"/>
-          <w:i w:val="0"/>
-          <w:sz w:val="26"/>
-        </w:rPr>
-        <w:t>Dữ liệu nhận dạng: KHÔNG THU THẬP — phiếu nặc danh ngay từ khâu phát, không tồn tại dữ liệu danh tính cần xóa</w:t>
-      </w:r>
-    </w:p>
-    <w:p>
-      <w:pPr>
-        <w:spacing w:before="0" w:after="160" w:lineRule="auto" w:line="360"/>
-        <w:jc w:val="both"/>
-      </w:pPr>
-      <w:r>
-        <w:rPr>
-          <w:rFonts w:ascii="Times New Roman" w:hAnsi="Times New Roman" w:eastAsia="Times New Roman" w:cs="Times New Roman"/>
-          <w:b w:val="0"/>
-          <w:i w:val="0"/>
-          <w:sz w:val="26"/>
-        </w:rPr>
-        <w:t>sau khi kết thúc nghiên cứu theo quy định lưu trữ y tế</w:t>
-      </w:r>
-    </w:p>
-    <w:p>
-      <w:pPr>
-        <w:spacing w:before="0" w:after="160" w:lineRule="auto" w:line="360"/>
-        <w:jc w:val="both"/>
-      </w:pPr>
-      <w:r>
-        <w:rPr>
-          <w:rFonts w:ascii="Times New Roman" w:hAnsi="Times New Roman" w:eastAsia="Times New Roman" w:cs="Times New Roman"/>
-          <w:b w:val="0"/>
-          <w:i w:val="0"/>
-          <w:sz w:val="26"/>
-        </w:rPr>
-        <w:t>Trong trường hợp rò rỉ, anh/chị sẽ được thông báo NGAY KHI XÁC NHẬN</w:t>
-      </w:r>
-    </w:p>
-    <w:p>
-      <w:pPr>
-        <w:spacing w:before="0" w:after="160" w:lineRule="auto" w:line="360"/>
-        <w:jc w:val="both"/>
-      </w:pPr>
-      <w:r>
-        <w:rPr>
-          <w:rFonts w:ascii="Times New Roman" w:hAnsi="Times New Roman" w:eastAsia="Times New Roman" w:cs="Times New Roman"/>
-          <w:b w:val="0"/>
-          <w:i w:val="0"/>
-          <w:sz w:val="26"/>
-        </w:rPr>
-        <w:t>(cơ quan bảo vệ dữ liệu được báo trong 72 giờ theo NĐ 356/2025/NĐ-CP,</w:t>
-      </w:r>
-    </w:p>
-    <w:p>
-      <w:pPr>
-        <w:spacing w:before="0" w:after="160" w:lineRule="auto" w:line="360"/>
-        <w:jc w:val="both"/>
-      </w:pPr>
-      <w:r>
-        <w:rPr>
-          <w:rFonts w:ascii="Times New Roman" w:hAnsi="Times New Roman" w:eastAsia="Times New Roman" w:cs="Times New Roman"/>
-          <w:b w:val="0"/>
-          <w:i w:val="0"/>
-          <w:sz w:val="26"/>
-        </w:rPr>
-        <w:t>mốc này áp cho cơ quan quản lý, không phải mốc cam kết với anh/chị)</w:t>
-      </w:r>
-    </w:p>
-    <w:p>
-      <w:pPr>
-        <w:spacing w:before="0" w:after="160" w:lineRule="auto" w:line="360"/>
-        <w:jc w:val="both"/>
-      </w:pPr>
-      <w:r>
-        <w:rPr>
-          <w:rFonts w:ascii="Times New Roman" w:hAnsi="Times New Roman" w:eastAsia="Times New Roman" w:cs="Times New Roman"/>
-          <w:b w:val="0"/>
-          <w:i w:val="0"/>
-          <w:sz w:val="26"/>
-        </w:rPr>
-        <w:t>Anh/chị có quyền yêu cầu xem, sửa hoặc xóa dữ liệu của mình</w:t>
-      </w:r>
-    </w:p>
-    <w:p>
-      <w:pPr>
-        <w:spacing w:before="0" w:after="160" w:lineRule="auto" w:line="360"/>
-        <w:jc w:val="both"/>
-      </w:pPr>
-      <w:r>
-        <w:rPr>
-          <w:rFonts w:ascii="Times New Roman" w:hAnsi="Times New Roman" w:eastAsia="Times New Roman" w:cs="Times New Roman"/>
-          <w:b w:val="0"/>
-          <w:i w:val="0"/>
-          <w:sz w:val="26"/>
-        </w:rPr>
-        <w:t>(trước khi chúng tôi tiến hành phân tích).</w:t>
-      </w:r>
-    </w:p>
-    <w:p>
-      <w:pPr>
-        <w:pStyle w:val="ListNumber"/>
-        <w:spacing w:before="0" w:after="120" w:lineRule="auto" w:line="360"/>
-        <w:jc w:val="both"/>
-      </w:pPr>
-      <w:r>
-        <w:rPr>
-          <w:rFonts w:ascii="Times New Roman" w:hAnsi="Times New Roman" w:eastAsia="Times New Roman" w:cs="Times New Roman"/>
-          <w:b w:val="0"/>
-          <w:i w:val="0"/>
-          <w:sz w:val="26"/>
-        </w:rPr>
-        <w:t>QUYỀN TỰ NGUYỆN VÀ RÚT LUI</w:t>
-      </w:r>
-    </w:p>
-    <w:p>
-      <w:pPr>
-        <w:spacing w:before="0" w:after="160" w:lineRule="auto" w:line="360"/>
-        <w:jc w:val="both"/>
-      </w:pPr>
-      <w:r>
-        <w:rPr>
-          <w:rFonts w:ascii="Times New Roman" w:hAnsi="Times New Roman" w:eastAsia="Times New Roman" w:cs="Times New Roman"/>
-          <w:b w:val="0"/>
-          <w:i w:val="0"/>
-          <w:sz w:val="26"/>
-        </w:rPr>
-        <w:t>Tham gia là HOÀN TOÀN TỰ NGUYỆN</w:t>
-      </w:r>
-    </w:p>
-    <w:p>
-      <w:pPr>
-        <w:spacing w:before="0" w:after="160" w:lineRule="auto" w:line="360"/>
-        <w:jc w:val="both"/>
-      </w:pPr>
-      <w:r>
-        <w:rPr>
-          <w:rFonts w:ascii="Times New Roman" w:hAnsi="Times New Roman" w:eastAsia="Times New Roman" w:cs="Times New Roman"/>
-          <w:b w:val="0"/>
-          <w:i w:val="0"/>
-          <w:sz w:val="26"/>
-        </w:rPr>
-        <w:t>Anh/chị có thể KHÔNG ĐỒNG Ý tham gia mà KHÔNG ảnh hưởng</w:t>
-      </w:r>
-    </w:p>
-    <w:p>
-      <w:pPr>
-        <w:spacing w:before="0" w:after="160" w:lineRule="auto" w:line="360"/>
-        <w:jc w:val="both"/>
-      </w:pPr>
-      <w:r>
-        <w:rPr>
-          <w:rFonts w:ascii="Times New Roman" w:hAnsi="Times New Roman" w:eastAsia="Times New Roman" w:cs="Times New Roman"/>
-          <w:b w:val="0"/>
-          <w:i w:val="0"/>
-          <w:sz w:val="26"/>
-        </w:rPr>
-        <w:t>đến dịch vụ y tế đang nhận</w:t>
-      </w:r>
-    </w:p>
-    <w:p>
-      <w:pPr>
-        <w:spacing w:before="0" w:after="160" w:lineRule="auto" w:line="360"/>
-        <w:jc w:val="both"/>
-      </w:pPr>
-      <w:r>
-        <w:rPr>
-          <w:rFonts w:ascii="Times New Roman" w:hAnsi="Times New Roman" w:eastAsia="Times New Roman" w:cs="Times New Roman"/>
-          <w:b w:val="0"/>
-          <w:i w:val="0"/>
-          <w:sz w:val="26"/>
-        </w:rPr>
-        <w:t>Anh/chị có thể RÚT LUI bất kỳ lúc nào, không cần giải thích</w:t>
-      </w:r>
-    </w:p>
-    <w:p>
-      <w:pPr>
-        <w:spacing w:before="0" w:after="160" w:lineRule="auto" w:line="360"/>
-        <w:jc w:val="both"/>
-      </w:pPr>
-      <w:r>
-        <w:rPr>
-          <w:rFonts w:ascii="Times New Roman" w:hAnsi="Times New Roman" w:eastAsia="Times New Roman" w:cs="Times New Roman"/>
-          <w:b w:val="0"/>
-          <w:i w:val="0"/>
-          <w:sz w:val="26"/>
-        </w:rPr>
-        <w:t>Nếu rút lui, dữ liệu đã thu thập: □ sẽ bị xóa □ vẫn dùng</w:t>
-      </w:r>
-    </w:p>
-    <w:p>
-      <w:pPr>
-        <w:spacing w:before="0" w:after="160" w:lineRule="auto" w:line="360"/>
-        <w:jc w:val="both"/>
-      </w:pPr>
-      <w:r>
-        <w:rPr>
-          <w:rFonts w:ascii="Times New Roman" w:hAnsi="Times New Roman" w:eastAsia="Times New Roman" w:cs="Times New Roman"/>
-          <w:b w:val="0"/>
-          <w:i w:val="0"/>
-          <w:sz w:val="26"/>
-        </w:rPr>
-        <w:t xml:space="preserve">(do tính nặc danh: SAU khi nộp phiếu không thể rút riêng phiếu của ông/bà vì không có cách nhận dạng; ông/bà có toàn quyền từ chối hoặc dừng bất kỳ lúc nào TRƯỚC khi nộp) </w:t>
+        <w:t xml:space="preserve">Nhóm nghiên cứu KHÔNG nhận thông tin danh tính của ông/bà </w:t>
       </w:r>
       <w:r>
         <w:rPr>
@@ -3556,215 +3320,37 @@
           <w:i w:val="0"/>
           <w:sz w:val="26"/>
         </w:rPr>
-        <w:t>6c. BỒI THƯỜNG KHI CÓ TỔN HẠI</w:t>
-      </w:r>
-    </w:p>
-    <w:p>
-      <w:pPr>
-        <w:spacing w:before="0" w:after="160" w:lineRule="auto" w:line="360"/>
-        <w:jc w:val="both"/>
-      </w:pPr>
-      <w:r>
-        <w:rPr>
-          <w:rFonts w:ascii="Times New Roman" w:hAnsi="Times New Roman" w:eastAsia="Times New Roman" w:cs="Times New Roman"/>
-          <w:b w:val="0"/>
-          <w:i w:val="0"/>
-          <w:sz w:val="26"/>
-        </w:rPr>
-        <w:t>Đây là nghiên cứu quan sát nguy cơ tối thiểu, không phát sinh thủ thuật/can</w:t>
-      </w:r>
-    </w:p>
-    <w:p>
-      <w:pPr>
-        <w:spacing w:before="0" w:after="160" w:lineRule="auto" w:line="360"/>
-        <w:jc w:val="both"/>
-      </w:pPr>
-      <w:r>
-        <w:rPr>
-          <w:rFonts w:ascii="Times New Roman" w:hAnsi="Times New Roman" w:eastAsia="Times New Roman" w:cs="Times New Roman"/>
-          <w:b w:val="0"/>
-          <w:i w:val="0"/>
-          <w:sz w:val="26"/>
-        </w:rPr>
-        <w:t>thiệp nào ngoài thực hành khám chữa bệnh thường quy. Nếu xảy ra tổn hại liên</w:t>
-      </w:r>
-    </w:p>
-    <w:p>
-      <w:pPr>
-        <w:spacing w:before="0" w:after="160" w:lineRule="auto" w:line="360"/>
-        <w:jc w:val="both"/>
-      </w:pPr>
-      <w:r>
-        <w:rPr>
-          <w:rFonts w:ascii="Times New Roman" w:hAnsi="Times New Roman" w:eastAsia="Times New Roman" w:cs="Times New Roman"/>
-          <w:b w:val="0"/>
-          <w:i w:val="0"/>
-          <w:sz w:val="26"/>
-        </w:rPr>
-        <w:t>quan trực tiếp đến việc tham gia nghiên cứu, Bệnh viện Quân y 175 xử trí theo</w:t>
-      </w:r>
-    </w:p>
-    <w:p>
-      <w:pPr>
-        <w:spacing w:before="0" w:after="160" w:lineRule="auto" w:line="360"/>
-        <w:jc w:val="both"/>
-      </w:pPr>
-      <w:r>
-        <w:rPr>
-          <w:rFonts w:ascii="Times New Roman" w:hAnsi="Times New Roman" w:eastAsia="Times New Roman" w:cs="Times New Roman"/>
-          <w:b w:val="0"/>
-          <w:i w:val="0"/>
-          <w:sz w:val="26"/>
-        </w:rPr>
-        <w:t>quy trình khám chữa bệnh thường quy; nghiên cứu không có bảo hiểm riêng.</w:t>
-      </w:r>
-    </w:p>
-    <w:p>
-      <w:pPr>
-        <w:pStyle w:val="ListNumber"/>
-        <w:spacing w:before="0" w:after="120" w:lineRule="auto" w:line="360"/>
-        <w:jc w:val="both"/>
-      </w:pPr>
-      <w:r>
-        <w:rPr>
-          <w:rFonts w:ascii="Times New Roman" w:hAnsi="Times New Roman" w:eastAsia="Times New Roman" w:cs="Times New Roman"/>
-          <w:b w:val="0"/>
-          <w:i w:val="0"/>
-          <w:sz w:val="26"/>
-        </w:rPr>
-        <w:t>THÔNG TIN LIÊN HỆ</w:t>
-      </w:r>
-    </w:p>
-    <w:p>
-      <w:pPr>
-        <w:spacing w:before="0" w:after="160" w:lineRule="auto" w:line="360"/>
-        <w:jc w:val="both"/>
-      </w:pPr>
-      <w:r>
-        <w:rPr>
-          <w:rFonts w:ascii="Times New Roman" w:hAnsi="Times New Roman" w:eastAsia="Times New Roman" w:cs="Times New Roman"/>
-          <w:b w:val="0"/>
-          <w:i w:val="0"/>
-          <w:sz w:val="26"/>
-        </w:rPr>
-        <w:t>------------------------------------------------------------</w:t>
-      </w:r>
-    </w:p>
-    <w:p>
-      <w:pPr>
-        <w:spacing w:before="0" w:after="160" w:lineRule="auto" w:line="360"/>
-        <w:jc w:val="both"/>
-      </w:pPr>
-      <w:r>
-        <w:rPr>
-          <w:rFonts w:ascii="Times New Roman" w:hAnsi="Times New Roman" w:eastAsia="Times New Roman" w:cs="Times New Roman"/>
-          <w:b w:val="0"/>
-          <w:i w:val="0"/>
-          <w:sz w:val="26"/>
-        </w:rPr>
-        <w:t>Thắc mắc về nghiên cứu:</w:t>
-      </w:r>
-    </w:p>
-    <w:p>
-      <w:pPr>
-        <w:spacing w:before="0" w:after="160" w:lineRule="auto" w:line="360"/>
-        <w:jc w:val="both"/>
-      </w:pPr>
-      <w:r>
-        <w:rPr>
-          <w:rFonts w:ascii="Times New Roman" w:hAnsi="Times New Roman" w:eastAsia="Times New Roman" w:cs="Times New Roman"/>
-          <w:b w:val="0"/>
-          <w:i w:val="0"/>
-          <w:sz w:val="26"/>
-        </w:rPr>
-        <w:t>Chủ nhiệm đề tài: Nguyễn Hà Luân</w:t>
-      </w:r>
-    </w:p>
-    <w:p>
-      <w:pPr>
-        <w:spacing w:before="0" w:after="160" w:lineRule="auto" w:line="360"/>
-        <w:jc w:val="both"/>
-      </w:pPr>
-      <w:r>
-        <w:rPr>
-          <w:rFonts w:ascii="Times New Roman" w:hAnsi="Times New Roman" w:eastAsia="Times New Roman" w:cs="Times New Roman"/>
-          <w:b w:val="0"/>
-          <w:i w:val="0"/>
-          <w:sz w:val="26"/>
-        </w:rPr>
-        <w:t xml:space="preserve">Điện thoại: </w:t>
-      </w:r>
-      <w:r>
-        <w:rPr>
-          <w:rFonts w:ascii="Times New Roman" w:hAnsi="Times New Roman" w:eastAsia="Times New Roman" w:cs="Times New Roman"/>
-          <w:b w:val="0"/>
-          <w:i w:val="0"/>
-          <w:sz w:val="26"/>
-        </w:rPr>
-        <w:t>[PII — điền ở bản nộp ngoài hệ thống]</w:t>
-      </w:r>
-      <w:r>
-        <w:rPr>
-          <w:rFonts w:ascii="Times New Roman" w:hAnsi="Times New Roman" w:eastAsia="Times New Roman" w:cs="Times New Roman"/>
-          <w:b w:val="0"/>
-          <w:i w:val="0"/>
-          <w:sz w:val="26"/>
-        </w:rPr>
-        <w:t xml:space="preserve"> Email: </w:t>
-      </w:r>
-      <w:r>
-        <w:rPr>
-          <w:rFonts w:ascii="Times New Roman" w:hAnsi="Times New Roman" w:eastAsia="Times New Roman" w:cs="Times New Roman"/>
-          <w:b w:val="0"/>
-          <w:i w:val="0"/>
-          <w:sz w:val="26"/>
-        </w:rPr>
-        <w:t>[PII — điền ở bản nộp ngoài hệ thống]</w:t>
-      </w:r>
-    </w:p>
-    <w:p>
-      <w:pPr>
-        <w:spacing w:before="0" w:after="160" w:lineRule="auto" w:line="360"/>
-        <w:jc w:val="both"/>
-      </w:pPr>
-      <w:r>
-        <w:rPr>
-          <w:rFonts w:ascii="Times New Roman" w:hAnsi="Times New Roman" w:eastAsia="Times New Roman" w:cs="Times New Roman"/>
-          <w:b w:val="0"/>
-          <w:i w:val="0"/>
-          <w:sz w:val="26"/>
-        </w:rPr>
-        <w:t>Thắc mắc về quyền của người tham gia:</w:t>
-      </w:r>
-    </w:p>
-    <w:p>
-      <w:pPr>
-        <w:spacing w:before="0" w:after="160" w:lineRule="auto" w:line="360"/>
-        <w:jc w:val="both"/>
-      </w:pPr>
-      <w:r>
-        <w:rPr>
-          <w:rFonts w:ascii="Times New Roman" w:hAnsi="Times New Roman" w:eastAsia="Times New Roman" w:cs="Times New Roman"/>
-          <w:b w:val="0"/>
-          <w:i w:val="0"/>
-          <w:sz w:val="26"/>
-        </w:rPr>
-        <w:t>Hội đồng Đạo đức: Hội đồng Y đức Bệnh viện Quân y 175</w:t>
-      </w:r>
-    </w:p>
-    <w:p>
-      <w:pPr>
-        <w:spacing w:before="0" w:after="160" w:lineRule="auto" w:line="360"/>
-        <w:jc w:val="both"/>
-      </w:pPr>
-      <w:r>
-        <w:rPr>
-          <w:rFonts w:ascii="Times New Roman" w:hAnsi="Times New Roman" w:eastAsia="Times New Roman" w:cs="Times New Roman"/>
-          <w:b w:val="0"/>
-          <w:i w:val="0"/>
-          <w:sz w:val="26"/>
-        </w:rPr>
-        <w:t xml:space="preserve">Điện thoại: </w:t>
+        <w:t>Thời gian chờ khám được lấy từ hệ thống quản lý bệnh viện (HIS) qua MÃ NGHIÊN CỨU trên phiếu: nhân viên được</w:t>
+      </w:r>
+    </w:p>
+    <w:p>
+      <w:pPr>
+        <w:spacing w:before="0" w:after="160" w:lineRule="auto" w:line="360"/>
+        <w:jc w:val="both"/>
+      </w:pPr>
+      <w:r>
+        <w:rPr>
+          <w:rFonts w:ascii="Times New Roman" w:hAnsi="Times New Roman" w:eastAsia="Times New Roman" w:cs="Times New Roman"/>
+          <w:b w:val="0"/>
+          <w:i w:val="0"/>
+          <w:sz w:val="26"/>
+        </w:rPr>
+        <w:t>uỷ quyền của Phòng CNTT/QLCL đối chiếu và chỉ chuyển cho nhóm nghiên cứu mã nghiên cứu cùng số phút chờ;</w:t>
+      </w:r>
+    </w:p>
+    <w:p>
+      <w:pPr>
+        <w:spacing w:before="0" w:after="160" w:lineRule="auto" w:line="360"/>
+        <w:jc w:val="both"/>
+      </w:pPr>
+      <w:r>
+        <w:rPr>
+          <w:rFonts w:ascii="Times New Roman" w:hAnsi="Times New Roman" w:eastAsia="Times New Roman" w:cs="Times New Roman"/>
+          <w:b w:val="0"/>
+          <w:i w:val="0"/>
+          <w:sz w:val="26"/>
+        </w:rPr>
+        <w:t xml:space="preserve">bảng đối chiếu do CNTT/QLCL giữ và huỷ trong 30 ngày </w:t>
       </w:r>
       <w:r>
         <w:rPr>
@@ -3774,347 +3360,68 @@
           <w:color w:val="CC7700"/>
           <w:sz w:val="26"/>
         </w:rPr>
-        <w:t>[CẦN BỔ SUNG]</w:t>
-      </w:r>
-    </w:p>
-    <w:p>
-      <w:pPr>
-        <w:spacing w:before="0" w:after="160" w:lineRule="auto" w:line="360"/>
-        <w:jc w:val="both"/>
-      </w:pPr>
-      <w:r>
-        <w:rPr>
-          <w:rFonts w:ascii="Times New Roman" w:hAnsi="Times New Roman" w:eastAsia="Times New Roman" w:cs="Times New Roman"/>
-          <w:b w:val="0"/>
-          <w:i w:val="0"/>
-          <w:sz w:val="26"/>
-        </w:rPr>
-        <w:t>------------------------------------------------------------</w:t>
-      </w:r>
-    </w:p>
-    <w:p>
-      <w:pPr>
-        <w:spacing w:before="0" w:after="160" w:lineRule="auto" w:line="360"/>
-        <w:jc w:val="both"/>
-      </w:pPr>
-      <w:r>
-        <w:rPr>
-          <w:rFonts w:ascii="Times New Roman" w:hAnsi="Times New Roman" w:eastAsia="Times New Roman" w:cs="Times New Roman"/>
-          <w:b w:val="0"/>
-          <w:i w:val="0"/>
-          <w:sz w:val="26"/>
-        </w:rPr>
-        <w:t>PHẦN KÝ, BẢN NÀY DÀNH CHO NGƯỜI THAM GIA (GIỮ LẠI)</w:t>
-      </w:r>
-    </w:p>
-    <w:p>
-      <w:pPr>
-        <w:spacing w:before="0" w:after="160" w:lineRule="auto" w:line="360"/>
-        <w:jc w:val="both"/>
-      </w:pPr>
-      <w:r>
-        <w:rPr>
-          <w:rFonts w:ascii="Times New Roman" w:hAnsi="Times New Roman" w:eastAsia="Times New Roman" w:cs="Times New Roman"/>
-          <w:b w:val="0"/>
-          <w:i w:val="0"/>
-          <w:sz w:val="26"/>
-        </w:rPr>
-        <w:t>Tôi đã đọc / được giải thích thông tin bên trên và có đủ thời</w:t>
-      </w:r>
-    </w:p>
-    <w:p>
-      <w:pPr>
-        <w:spacing w:before="0" w:after="160" w:lineRule="auto" w:line="360"/>
-        <w:jc w:val="both"/>
-      </w:pPr>
-      <w:r>
-        <w:rPr>
-          <w:rFonts w:ascii="Times New Roman" w:hAnsi="Times New Roman" w:eastAsia="Times New Roman" w:cs="Times New Roman"/>
-          <w:b w:val="0"/>
-          <w:i w:val="0"/>
-          <w:sz w:val="26"/>
-        </w:rPr>
-        <w:t>gian để đặt câu hỏi. Tôi ĐỒNG Ý TỰ NGUYỆN tham gia nghiên cứu.</w:t>
-      </w:r>
-    </w:p>
-    <w:p>
-      <w:pPr>
-        <w:spacing w:before="0" w:after="160" w:lineRule="auto" w:line="360"/>
-        <w:jc w:val="both"/>
-      </w:pPr>
-      <w:r>
-        <w:rPr>
-          <w:rFonts w:ascii="Times New Roman" w:hAnsi="Times New Roman" w:eastAsia="Times New Roman" w:cs="Times New Roman"/>
-          <w:b w:val="0"/>
-          <w:i w:val="0"/>
-          <w:sz w:val="26"/>
-        </w:rPr>
-        <w:t>Họ tên người tham gia: _______________</w:t>
-      </w:r>
-    </w:p>
-    <w:p>
-      <w:pPr>
-        <w:spacing w:before="0" w:after="160" w:lineRule="auto" w:line="360"/>
-        <w:jc w:val="both"/>
-      </w:pPr>
-      <w:r>
-        <w:rPr>
-          <w:rFonts w:ascii="Times New Roman" w:hAnsi="Times New Roman" w:eastAsia="Times New Roman" w:cs="Times New Roman"/>
-          <w:b w:val="0"/>
-          <w:i w:val="0"/>
-          <w:sz w:val="26"/>
-        </w:rPr>
-        <w:t>Ký tên: _______________ Ngày: ___/___/2026</w:t>
-      </w:r>
-    </w:p>
-    <w:p>
-      <w:pPr>
-        <w:spacing w:before="0" w:after="160" w:lineRule="auto" w:line="360"/>
-        <w:jc w:val="both"/>
-      </w:pPr>
-      <w:r>
-        <w:rPr>
-          <w:rFonts w:ascii="Times New Roman" w:hAnsi="Times New Roman" w:eastAsia="Times New Roman" w:cs="Times New Roman"/>
-          <w:b w:val="0"/>
-          <w:i w:val="0"/>
-          <w:sz w:val="26"/>
-        </w:rPr>
-        <w:t>Họ tên người chứng kiến (nếu cần): _______________</w:t>
-      </w:r>
-    </w:p>
-    <w:p>
-      <w:pPr>
-        <w:spacing w:before="0" w:after="160" w:lineRule="auto" w:line="360"/>
-        <w:jc w:val="both"/>
-      </w:pPr>
-      <w:r>
-        <w:rPr>
-          <w:rFonts w:ascii="Times New Roman" w:hAnsi="Times New Roman" w:eastAsia="Times New Roman" w:cs="Times New Roman"/>
-          <w:b w:val="0"/>
-          <w:i w:val="0"/>
-          <w:sz w:val="26"/>
-        </w:rPr>
-        <w:t>Ký tên: _______________ Ngày: ___/___/2026</w:t>
-      </w:r>
-    </w:p>
-    <w:p>
-      <w:pPr>
-        <w:spacing w:before="0" w:after="160" w:lineRule="auto" w:line="360"/>
-        <w:jc w:val="both"/>
-      </w:pPr>
-      <w:r>
-        <w:rPr>
-          <w:rFonts w:ascii="Times New Roman" w:hAnsi="Times New Roman" w:eastAsia="Times New Roman" w:cs="Times New Roman"/>
-          <w:b w:val="0"/>
-          <w:i w:val="0"/>
-          <w:sz w:val="26"/>
-        </w:rPr>
-        <w:t>Họ tên nghiên cứu viên: _______________</w:t>
-      </w:r>
-    </w:p>
-    <w:p>
-      <w:pPr>
-        <w:spacing w:before="0" w:after="160" w:lineRule="auto" w:line="360"/>
-        <w:jc w:val="both"/>
-      </w:pPr>
-      <w:r>
-        <w:rPr>
-          <w:rFonts w:ascii="Times New Roman" w:hAnsi="Times New Roman" w:eastAsia="Times New Roman" w:cs="Times New Roman"/>
-          <w:b w:val="0"/>
-          <w:i w:val="0"/>
-          <w:sz w:val="26"/>
-        </w:rPr>
-        <w:t>Ký tên: _______________ Ngày: ___/___/2026</w:t>
-      </w:r>
-    </w:p>
-    <w:p>
-      <w:pPr>
-        <w:spacing w:before="0" w:after="160" w:lineRule="auto" w:line="360"/>
-        <w:jc w:val="both"/>
-      </w:pPr>
-      <w:r>
-        <w:rPr>
-          <w:rFonts w:ascii="Times New Roman" w:hAnsi="Times New Roman" w:eastAsia="Times New Roman" w:cs="Times New Roman"/>
-          <w:b w:val="0"/>
-          <w:i w:val="0"/>
-          <w:sz w:val="26"/>
-        </w:rPr>
-        <w:t xml:space="preserve">"Tài liệu này do AI hỗ trợ soạn thảo </w:t>
-      </w:r>
-      <w:r>
-        <w:rPr>
-          <w:rFonts w:ascii="Times New Roman" w:hAnsi="Times New Roman" w:eastAsia="Times New Roman" w:cs="Times New Roman"/>
-          <w:b w:val="0"/>
-          <w:i w:val="0"/>
-          <w:sz w:val="26"/>
-        </w:rPr>
-        <w:t>[DRAFT Phiên bản 1.0]</w:t>
-      </w:r>
-      <w:r>
-        <w:rPr>
-          <w:rFonts w:ascii="Times New Roman" w:hAnsi="Times New Roman" w:eastAsia="Times New Roman" w:cs="Times New Roman"/>
-          <w:b w:val="0"/>
-          <w:i w:val="0"/>
-          <w:sz w:val="26"/>
-        </w:rPr>
-        <w:t>.</w:t>
-      </w:r>
-    </w:p>
-    <w:p>
-      <w:pPr>
-        <w:spacing w:before="0" w:after="160" w:lineRule="auto" w:line="360"/>
-        <w:jc w:val="both"/>
-      </w:pPr>
-      <w:r>
-        <w:rPr>
-          <w:rFonts w:ascii="Times New Roman" w:hAnsi="Times New Roman" w:eastAsia="Times New Roman" w:cs="Times New Roman"/>
-          <w:b w:val="0"/>
-          <w:i w:val="0"/>
-          <w:sz w:val="26"/>
-        </w:rPr>
-        <w:t>Cần chủ nhiệm kiểm chứng và HĐ đạo đức phê duyệt trước khi dùng."</w:t>
-      </w:r>
-    </w:p>
-    <w:p>
-      <w:pPr>
-        <w:spacing w:before="280" w:after="160" w:lineRule="auto" w:line="312"/>
-      </w:pPr>
-      <w:r>
-        <w:rPr>
-          <w:rFonts w:ascii="Times New Roman" w:hAnsi="Times New Roman" w:eastAsia="Times New Roman" w:cs="Times New Roman"/>
-          <w:b/>
-          <w:i w:val="0"/>
-          <w:sz w:val="28"/>
-        </w:rPr>
-        <w:t>TÀI LIỆU 5. ICF TIẾNG ANH (English Translation, for journal submission)</w:t>
-      </w:r>
-    </w:p>
-    <w:p>
-      <w:pPr>
-        <w:spacing w:before="0" w:after="160" w:lineRule="auto" w:line="360"/>
-        <w:jc w:val="both"/>
-      </w:pPr>
-      <w:r>
-        <w:rPr>
-          <w:rFonts w:ascii="Times New Roman" w:hAnsi="Times New Roman" w:eastAsia="Times New Roman" w:cs="Times New Roman"/>
-          <w:b w:val="0"/>
-          <w:i w:val="0"/>
-          <w:sz w:val="26"/>
-        </w:rPr>
-        <w:t>INFORMED CONSENT FORM (ENGLISH TRANSLATION)</w:t>
-      </w:r>
-    </w:p>
-    <w:p>
-      <w:pPr>
-        <w:spacing w:before="0" w:after="160" w:lineRule="auto" w:line="360"/>
-        <w:jc w:val="both"/>
-      </w:pPr>
-      <w:r>
-        <w:rPr>
-          <w:rFonts w:ascii="Times New Roman" w:hAnsi="Times New Roman" w:eastAsia="Times New Roman" w:cs="Times New Roman"/>
-          <w:b w:val="0"/>
-          <w:i w:val="0"/>
-          <w:sz w:val="26"/>
-        </w:rPr>
-        <w:t>DRAFT Version 1.0, Date: 2026-07-31</w:t>
-      </w:r>
-    </w:p>
-    <w:p>
-      <w:pPr>
-        <w:spacing w:before="0" w:after="160" w:lineRule="auto" w:line="360"/>
-        <w:jc w:val="both"/>
-      </w:pPr>
-      <w:r>
-        <w:rPr>
-          <w:rFonts w:ascii="Times New Roman" w:hAnsi="Times New Roman" w:eastAsia="Times New Roman" w:cs="Times New Roman"/>
-          <w:b w:val="0"/>
-          <w:i w:val="0"/>
-          <w:sz w:val="26"/>
-        </w:rPr>
-        <w:t>"English translation of Vietnamese ICF, for journal submission only."</w:t>
-      </w:r>
-    </w:p>
-    <w:p>
-      <w:pPr>
-        <w:spacing w:before="0" w:after="160" w:lineRule="auto" w:line="360"/>
-        <w:jc w:val="both"/>
-      </w:pPr>
-      <w:r>
-        <w:rPr>
-          <w:rFonts w:ascii="Times New Roman" w:hAnsi="Times New Roman" w:eastAsia="Times New Roman" w:cs="Times New Roman"/>
-          <w:b w:val="0"/>
-          <w:i w:val="0"/>
-          <w:sz w:val="26"/>
-        </w:rPr>
-        <w:t>STUDY TITLE: Đánh giá sự hài lòng của bệnh nhân trong hoạt động khám chữa bệnh tại Khoa Khám bệnh C1a, Trung tâm Khám bệnh và Điều trị theo yêu cầu C1, Bệnh viện Quân y 175</w:t>
-      </w:r>
-    </w:p>
-    <w:p>
-      <w:pPr>
-        <w:spacing w:before="0" w:after="160" w:lineRule="auto" w:line="360"/>
-        <w:jc w:val="both"/>
-      </w:pPr>
-      <w:r>
-        <w:rPr>
-          <w:rFonts w:ascii="Times New Roman" w:hAnsi="Times New Roman" w:eastAsia="Times New Roman" w:cs="Times New Roman"/>
-          <w:b w:val="0"/>
-          <w:i w:val="0"/>
-          <w:sz w:val="26"/>
-        </w:rPr>
-        <w:t>Institution: Outpatient Examination Department C1a, On-Demand Examination and Treatment Center C1, Military Hospital 175 (Ho Chi Minh City)</w:t>
-      </w:r>
-    </w:p>
-    <w:p>
-      <w:pPr>
-        <w:spacing w:before="0" w:after="160" w:lineRule="auto" w:line="360"/>
-        <w:jc w:val="both"/>
-      </w:pPr>
-      <w:r>
-        <w:rPr>
-          <w:rFonts w:ascii="Times New Roman" w:hAnsi="Times New Roman" w:eastAsia="Times New Roman" w:cs="Times New Roman"/>
-          <w:b w:val="0"/>
-          <w:i w:val="0"/>
-          <w:sz w:val="26"/>
-        </w:rPr>
-        <w:t>Principal Investigator: Nguyễn Hà Luân</w:t>
-      </w:r>
-    </w:p>
-    <w:p>
-      <w:pPr>
-        <w:pStyle w:val="ListNumber"/>
-        <w:spacing w:before="0" w:after="120" w:lineRule="auto" w:line="360"/>
-        <w:jc w:val="both"/>
-      </w:pPr>
-      <w:r>
-        <w:rPr>
-          <w:rFonts w:ascii="Times New Roman" w:hAnsi="Times New Roman" w:eastAsia="Times New Roman" w:cs="Times New Roman"/>
-          <w:b w:val="0"/>
-          <w:i w:val="0"/>
-          <w:sz w:val="26"/>
-        </w:rPr>
-        <w:t>PURPOSE</w:t>
-      </w:r>
-    </w:p>
-    <w:p>
-      <w:pPr>
-        <w:spacing w:before="0" w:after="160" w:lineRule="auto" w:line="360"/>
-        <w:jc w:val="both"/>
-      </w:pPr>
-      <w:r>
-        <w:rPr>
-          <w:rFonts w:ascii="Times New Roman" w:hAnsi="Times New Roman" w:eastAsia="Times New Roman" w:cs="Times New Roman"/>
-          <w:b w:val="0"/>
-          <w:i w:val="0"/>
-          <w:sz w:val="26"/>
-        </w:rPr>
-        <w:t>You are invited to participate in a study that aims to:</w:t>
-      </w:r>
-    </w:p>
-    <w:p>
-      <w:pPr>
-        <w:spacing w:before="0" w:after="160" w:lineRule="auto" w:line="360"/>
-        <w:jc w:val="both"/>
-      </w:pPr>
+        <w:t>[BÁC SĨ RÀ]</w:t>
+      </w:r>
+    </w:p>
+    <w:p>
+      <w:pPr>
+        <w:spacing w:before="0" w:after="160" w:lineRule="auto" w:line="360"/>
+        <w:jc w:val="both"/>
+      </w:pPr>
+      <w:r>
+        <w:rPr>
+          <w:rFonts w:ascii="Times New Roman" w:hAnsi="Times New Roman" w:eastAsia="Times New Roman" w:cs="Times New Roman"/>
+          <w:b w:val="0"/>
+          <w:i w:val="0"/>
+          <w:sz w:val="26"/>
+        </w:rPr>
+        <w:t>Kết quả công bố dùng dữ liệu TỔNG HỢP, KHÔNG tiết lộ danh tính</w:t>
+      </w:r>
+    </w:p>
+    <w:p>
+      <w:pPr>
+        <w:spacing w:before="0" w:after="160" w:lineRule="auto" w:line="360"/>
+        <w:jc w:val="both"/>
+      </w:pPr>
+      <w:r>
+        <w:rPr>
+          <w:rFonts w:ascii="Times New Roman" w:hAnsi="Times New Roman" w:eastAsia="Times New Roman" w:cs="Times New Roman"/>
+          <w:b w:val="0"/>
+          <w:i w:val="0"/>
+          <w:sz w:val="26"/>
+        </w:rPr>
+        <w:t>Dữ liệu nhận dạng: phiếu KHÔNG ghi thông tin định danh; thời gian chờ được ghép theo cách GIẢ DANH HÓA CÓ</w:t>
+      </w:r>
+    </w:p>
+    <w:p>
+      <w:pPr>
+        <w:spacing w:before="0" w:after="160" w:lineRule="auto" w:line="360"/>
+        <w:jc w:val="both"/>
+      </w:pPr>
+      <w:r>
+        <w:rPr>
+          <w:rFonts w:ascii="Times New Roman" w:hAnsi="Times New Roman" w:eastAsia="Times New Roman" w:cs="Times New Roman"/>
+          <w:b w:val="0"/>
+          <w:i w:val="0"/>
+          <w:sz w:val="26"/>
+        </w:rPr>
+        <w:t>KIỂM SOÁT — bảng đối chiếu HIS nêu trên là liên kết duy nhất về lượt khám, do CNTT/QLCL giữ và huỷ trong</w:t>
+      </w:r>
+    </w:p>
+    <w:p>
+      <w:pPr>
+        <w:spacing w:before="0" w:after="160" w:lineRule="auto" w:line="360"/>
+        <w:jc w:val="both"/>
+      </w:pPr>
+      <w:r>
+        <w:rPr>
+          <w:rFonts w:ascii="Times New Roman" w:hAnsi="Times New Roman" w:eastAsia="Times New Roman" w:cs="Times New Roman"/>
+          <w:b w:val="0"/>
+          <w:i w:val="0"/>
+          <w:sz w:val="26"/>
+        </w:rPr>
+        <w:t xml:space="preserve">30 ngày </w:t>
+      </w:r>
       <w:r>
         <w:rPr>
           <w:rFonts w:ascii="Times New Roman" w:hAnsi="Times New Roman" w:eastAsia="Times New Roman" w:cs="Times New Roman"/>
@@ -4123,22 +3430,188 @@
           <w:color w:val="CC7700"/>
           <w:sz w:val="26"/>
         </w:rPr>
-        <w:t>[TO BE COMPLETED, plain language, no jargon]</w:t>
-      </w:r>
-    </w:p>
-    <w:p>
-      <w:pPr>
-        <w:spacing w:before="0" w:after="160" w:lineRule="auto" w:line="360"/>
-        <w:jc w:val="both"/>
-      </w:pPr>
-      <w:r>
-        <w:rPr>
-          <w:rFonts w:ascii="Times New Roman" w:hAnsi="Times New Roman" w:eastAsia="Times New Roman" w:cs="Times New Roman"/>
-          <w:b w:val="0"/>
-          <w:i w:val="0"/>
-          <w:sz w:val="26"/>
-        </w:rPr>
-        <w:t xml:space="preserve">Estimated participants: </w:t>
+        <w:t>[BÁC SĨ RÀ]</w:t>
+      </w:r>
+    </w:p>
+    <w:p>
+      <w:pPr>
+        <w:spacing w:before="0" w:after="160" w:lineRule="auto" w:line="360"/>
+        <w:jc w:val="both"/>
+      </w:pPr>
+      <w:r>
+        <w:rPr>
+          <w:rFonts w:ascii="Times New Roman" w:hAnsi="Times New Roman" w:eastAsia="Times New Roman" w:cs="Times New Roman"/>
+          <w:b w:val="0"/>
+          <w:i w:val="0"/>
+          <w:sz w:val="26"/>
+        </w:rPr>
+        <w:t>Trong trường hợp rò rỉ, anh/chị sẽ được thông báo NGAY KHI XÁC NHẬN</w:t>
+      </w:r>
+    </w:p>
+    <w:p>
+      <w:pPr>
+        <w:spacing w:before="0" w:after="160" w:lineRule="auto" w:line="360"/>
+        <w:jc w:val="both"/>
+      </w:pPr>
+      <w:r>
+        <w:rPr>
+          <w:rFonts w:ascii="Times New Roman" w:hAnsi="Times New Roman" w:eastAsia="Times New Roman" w:cs="Times New Roman"/>
+          <w:b w:val="0"/>
+          <w:i w:val="0"/>
+          <w:sz w:val="26"/>
+        </w:rPr>
+        <w:t>(cơ quan bảo vệ dữ liệu được báo trong 72 giờ theo NĐ 356/2025/NĐ-CP,</w:t>
+      </w:r>
+    </w:p>
+    <w:p>
+      <w:pPr>
+        <w:spacing w:before="0" w:after="160" w:lineRule="auto" w:line="360"/>
+        <w:jc w:val="both"/>
+      </w:pPr>
+      <w:r>
+        <w:rPr>
+          <w:rFonts w:ascii="Times New Roman" w:hAnsi="Times New Roman" w:eastAsia="Times New Roman" w:cs="Times New Roman"/>
+          <w:b w:val="0"/>
+          <w:i w:val="0"/>
+          <w:sz w:val="26"/>
+        </w:rPr>
+        <w:t>mốc này áp cho cơ quan quản lý, không phải mốc cam kết với anh/chị)</w:t>
+      </w:r>
+    </w:p>
+    <w:p>
+      <w:pPr>
+        <w:spacing w:before="0" w:after="160" w:lineRule="auto" w:line="360"/>
+        <w:jc w:val="both"/>
+      </w:pPr>
+      <w:r>
+        <w:rPr>
+          <w:rFonts w:ascii="Times New Roman" w:hAnsi="Times New Roman" w:eastAsia="Times New Roman" w:cs="Times New Roman"/>
+          <w:b w:val="0"/>
+          <w:i w:val="0"/>
+          <w:sz w:val="26"/>
+        </w:rPr>
+        <w:t>Anh/chị có quyền yêu cầu xem, sửa hoặc xóa dữ liệu của mình</w:t>
+      </w:r>
+    </w:p>
+    <w:p>
+      <w:pPr>
+        <w:spacing w:before="0" w:after="160" w:lineRule="auto" w:line="360"/>
+        <w:jc w:val="both"/>
+      </w:pPr>
+      <w:r>
+        <w:rPr>
+          <w:rFonts w:ascii="Times New Roman" w:hAnsi="Times New Roman" w:eastAsia="Times New Roman" w:cs="Times New Roman"/>
+          <w:b w:val="0"/>
+          <w:i w:val="0"/>
+          <w:sz w:val="26"/>
+        </w:rPr>
+        <w:t>(trước khi chúng tôi tiến hành phân tích).</w:t>
+      </w:r>
+    </w:p>
+    <w:p>
+      <w:pPr>
+        <w:pStyle w:val="ListNumber"/>
+        <w:spacing w:before="0" w:after="120" w:lineRule="auto" w:line="360"/>
+        <w:jc w:val="both"/>
+      </w:pPr>
+      <w:r>
+        <w:rPr>
+          <w:rFonts w:ascii="Times New Roman" w:hAnsi="Times New Roman" w:eastAsia="Times New Roman" w:cs="Times New Roman"/>
+          <w:b w:val="0"/>
+          <w:i w:val="0"/>
+          <w:sz w:val="26"/>
+        </w:rPr>
+        <w:t>QUYỀN TỰ NGUYỆN VÀ RÚT LUI</w:t>
+      </w:r>
+    </w:p>
+    <w:p>
+      <w:pPr>
+        <w:spacing w:before="0" w:after="160" w:lineRule="auto" w:line="360"/>
+        <w:jc w:val="both"/>
+      </w:pPr>
+      <w:r>
+        <w:rPr>
+          <w:rFonts w:ascii="Times New Roman" w:hAnsi="Times New Roman" w:eastAsia="Times New Roman" w:cs="Times New Roman"/>
+          <w:b w:val="0"/>
+          <w:i w:val="0"/>
+          <w:sz w:val="26"/>
+        </w:rPr>
+        <w:t>Tham gia là HOÀN TOÀN TỰ NGUYỆN</w:t>
+      </w:r>
+    </w:p>
+    <w:p>
+      <w:pPr>
+        <w:spacing w:before="0" w:after="160" w:lineRule="auto" w:line="360"/>
+        <w:jc w:val="both"/>
+      </w:pPr>
+      <w:r>
+        <w:rPr>
+          <w:rFonts w:ascii="Times New Roman" w:hAnsi="Times New Roman" w:eastAsia="Times New Roman" w:cs="Times New Roman"/>
+          <w:b w:val="0"/>
+          <w:i w:val="0"/>
+          <w:sz w:val="26"/>
+        </w:rPr>
+        <w:t>Anh/chị có thể KHÔNG ĐỒNG Ý tham gia mà KHÔNG ảnh hưởng</w:t>
+      </w:r>
+    </w:p>
+    <w:p>
+      <w:pPr>
+        <w:spacing w:before="0" w:after="160" w:lineRule="auto" w:line="360"/>
+        <w:jc w:val="both"/>
+      </w:pPr>
+      <w:r>
+        <w:rPr>
+          <w:rFonts w:ascii="Times New Roman" w:hAnsi="Times New Roman" w:eastAsia="Times New Roman" w:cs="Times New Roman"/>
+          <w:b w:val="0"/>
+          <w:i w:val="0"/>
+          <w:sz w:val="26"/>
+        </w:rPr>
+        <w:t>đến dịch vụ y tế đang nhận</w:t>
+      </w:r>
+    </w:p>
+    <w:p>
+      <w:pPr>
+        <w:spacing w:before="0" w:after="160" w:lineRule="auto" w:line="360"/>
+        <w:jc w:val="both"/>
+      </w:pPr>
+      <w:r>
+        <w:rPr>
+          <w:rFonts w:ascii="Times New Roman" w:hAnsi="Times New Roman" w:eastAsia="Times New Roman" w:cs="Times New Roman"/>
+          <w:b w:val="0"/>
+          <w:i w:val="0"/>
+          <w:sz w:val="26"/>
+        </w:rPr>
+        <w:t>Anh/chị có thể RÚT LUI bất kỳ lúc nào, không cần giải thích</w:t>
+      </w:r>
+    </w:p>
+    <w:p>
+      <w:pPr>
+        <w:spacing w:before="0" w:after="160" w:lineRule="auto" w:line="360"/>
+        <w:jc w:val="both"/>
+      </w:pPr>
+      <w:r>
+        <w:rPr>
+          <w:rFonts w:ascii="Times New Roman" w:hAnsi="Times New Roman" w:eastAsia="Times New Roman" w:cs="Times New Roman"/>
+          <w:b w:val="0"/>
+          <w:i w:val="0"/>
+          <w:sz w:val="26"/>
+        </w:rPr>
+        <w:t>Nếu rút lui, dữ liệu đã thu thập: □ sẽ bị xóa □ vẫn dùng</w:t>
+      </w:r>
+    </w:p>
+    <w:p>
+      <w:pPr>
+        <w:spacing w:before="0" w:after="160" w:lineRule="auto" w:line="360"/>
+        <w:jc w:val="both"/>
+      </w:pPr>
+      <w:r>
+        <w:rPr>
+          <w:rFonts w:ascii="Times New Roman" w:hAnsi="Times New Roman" w:eastAsia="Times New Roman" w:cs="Times New Roman"/>
+          <w:b w:val="0"/>
+          <w:i w:val="0"/>
+          <w:sz w:val="26"/>
+        </w:rPr>
+        <w:t xml:space="preserve">(do tính nặc danh: SAU khi nộp phiếu không thể rút riêng phiếu của ông/bà vì không có cách nhận dạng; ông/bà có toàn quyền từ chối hoặc dừng bất kỳ lúc nào TRƯỚC khi nộp) </w:t>
       </w:r>
       <w:r>
         <w:rPr>
@@ -4148,22 +3621,230 @@
           <w:color w:val="CC7700"/>
           <w:sz w:val="26"/>
         </w:rPr>
-        <w:t>[TO BE COMPLETED, from G3]</w:t>
-      </w:r>
-    </w:p>
-    <w:p>
-      <w:pPr>
-        <w:spacing w:before="0" w:after="160" w:lineRule="auto" w:line="360"/>
-        <w:jc w:val="both"/>
-      </w:pPr>
-      <w:r>
-        <w:rPr>
-          <w:rFonts w:ascii="Times New Roman" w:hAnsi="Times New Roman" w:eastAsia="Times New Roman" w:cs="Times New Roman"/>
-          <w:b w:val="0"/>
-          <w:i w:val="0"/>
-          <w:sz w:val="26"/>
-        </w:rPr>
-        <w:t xml:space="preserve">Location: </w:t>
+        <w:t>[BÁC SĨ RÀ]</w:t>
+      </w:r>
+    </w:p>
+    <w:p>
+      <w:pPr>
+        <w:spacing w:before="0" w:after="160" w:lineRule="auto" w:line="360"/>
+        <w:jc w:val="both"/>
+      </w:pPr>
+      <w:r>
+        <w:rPr>
+          <w:rFonts w:ascii="Times New Roman" w:hAnsi="Times New Roman" w:eastAsia="Times New Roman" w:cs="Times New Roman"/>
+          <w:b w:val="0"/>
+          <w:i w:val="0"/>
+          <w:sz w:val="26"/>
+        </w:rPr>
+        <w:t>6c. BỒI THƯỜNG KHI CÓ TỔN HẠI</w:t>
+      </w:r>
+    </w:p>
+    <w:p>
+      <w:pPr>
+        <w:spacing w:before="0" w:after="160" w:lineRule="auto" w:line="360"/>
+        <w:jc w:val="both"/>
+      </w:pPr>
+      <w:r>
+        <w:rPr>
+          <w:rFonts w:ascii="Times New Roman" w:hAnsi="Times New Roman" w:eastAsia="Times New Roman" w:cs="Times New Roman"/>
+          <w:b w:val="0"/>
+          <w:i w:val="0"/>
+          <w:sz w:val="26"/>
+        </w:rPr>
+        <w:t>Đây là nghiên cứu quan sát nguy cơ tối thiểu, không phát sinh thủ thuật/can</w:t>
+      </w:r>
+    </w:p>
+    <w:p>
+      <w:pPr>
+        <w:spacing w:before="0" w:after="160" w:lineRule="auto" w:line="360"/>
+        <w:jc w:val="both"/>
+      </w:pPr>
+      <w:r>
+        <w:rPr>
+          <w:rFonts w:ascii="Times New Roman" w:hAnsi="Times New Roman" w:eastAsia="Times New Roman" w:cs="Times New Roman"/>
+          <w:b w:val="0"/>
+          <w:i w:val="0"/>
+          <w:sz w:val="26"/>
+        </w:rPr>
+        <w:t>thiệp nào ngoài thực hành khám chữa bệnh thường quy. Nếu xảy ra tổn hại liên</w:t>
+      </w:r>
+    </w:p>
+    <w:p>
+      <w:pPr>
+        <w:spacing w:before="0" w:after="160" w:lineRule="auto" w:line="360"/>
+        <w:jc w:val="both"/>
+      </w:pPr>
+      <w:r>
+        <w:rPr>
+          <w:rFonts w:ascii="Times New Roman" w:hAnsi="Times New Roman" w:eastAsia="Times New Roman" w:cs="Times New Roman"/>
+          <w:b w:val="0"/>
+          <w:i w:val="0"/>
+          <w:sz w:val="26"/>
+        </w:rPr>
+        <w:t>quan trực tiếp đến việc tham gia nghiên cứu, Bệnh viện Quân y 175 xử trí theo</w:t>
+      </w:r>
+    </w:p>
+    <w:p>
+      <w:pPr>
+        <w:spacing w:before="0" w:after="160" w:lineRule="auto" w:line="360"/>
+        <w:jc w:val="both"/>
+      </w:pPr>
+      <w:r>
+        <w:rPr>
+          <w:rFonts w:ascii="Times New Roman" w:hAnsi="Times New Roman" w:eastAsia="Times New Roman" w:cs="Times New Roman"/>
+          <w:b w:val="0"/>
+          <w:i w:val="0"/>
+          <w:sz w:val="26"/>
+        </w:rPr>
+        <w:t>quy trình khám chữa bệnh thường quy; nghiên cứu không có bảo hiểm riêng.</w:t>
+      </w:r>
+    </w:p>
+    <w:p>
+      <w:pPr>
+        <w:pStyle w:val="ListNumber"/>
+        <w:spacing w:before="0" w:after="120" w:lineRule="auto" w:line="360"/>
+        <w:jc w:val="both"/>
+      </w:pPr>
+      <w:r>
+        <w:rPr>
+          <w:rFonts w:ascii="Times New Roman" w:hAnsi="Times New Roman" w:eastAsia="Times New Roman" w:cs="Times New Roman"/>
+          <w:b w:val="0"/>
+          <w:i w:val="0"/>
+          <w:sz w:val="26"/>
+        </w:rPr>
+        <w:t>THÔNG TIN LIÊN HỆ</w:t>
+      </w:r>
+    </w:p>
+    <w:p>
+      <w:pPr>
+        <w:spacing w:before="0" w:after="160" w:lineRule="auto" w:line="360"/>
+        <w:jc w:val="both"/>
+      </w:pPr>
+      <w:r>
+        <w:rPr>
+          <w:rFonts w:ascii="Times New Roman" w:hAnsi="Times New Roman" w:eastAsia="Times New Roman" w:cs="Times New Roman"/>
+          <w:b w:val="0"/>
+          <w:i w:val="0"/>
+          <w:sz w:val="26"/>
+        </w:rPr>
+        <w:t>------------------------------------------------------------</w:t>
+      </w:r>
+    </w:p>
+    <w:p>
+      <w:pPr>
+        <w:spacing w:before="0" w:after="160" w:lineRule="auto" w:line="360"/>
+        <w:jc w:val="both"/>
+      </w:pPr>
+      <w:r>
+        <w:rPr>
+          <w:rFonts w:ascii="Times New Roman" w:hAnsi="Times New Roman" w:eastAsia="Times New Roman" w:cs="Times New Roman"/>
+          <w:b w:val="0"/>
+          <w:i w:val="0"/>
+          <w:sz w:val="26"/>
+        </w:rPr>
+        <w:t>Thắc mắc về nghiên cứu:</w:t>
+      </w:r>
+    </w:p>
+    <w:p>
+      <w:pPr>
+        <w:spacing w:before="0" w:after="160" w:lineRule="auto" w:line="360"/>
+        <w:jc w:val="both"/>
+      </w:pPr>
+      <w:r>
+        <w:rPr>
+          <w:rFonts w:ascii="Times New Roman" w:hAnsi="Times New Roman" w:eastAsia="Times New Roman" w:cs="Times New Roman"/>
+          <w:b w:val="0"/>
+          <w:i w:val="0"/>
+          <w:sz w:val="26"/>
+        </w:rPr>
+        <w:t>Chủ nhiệm đề tài: Nguyễn Hà Luân</w:t>
+      </w:r>
+    </w:p>
+    <w:p>
+      <w:pPr>
+        <w:spacing w:before="0" w:after="160" w:lineRule="auto" w:line="360"/>
+        <w:jc w:val="both"/>
+      </w:pPr>
+      <w:r>
+        <w:rPr>
+          <w:rFonts w:ascii="Times New Roman" w:hAnsi="Times New Roman" w:eastAsia="Times New Roman" w:cs="Times New Roman"/>
+          <w:b w:val="0"/>
+          <w:i w:val="0"/>
+          <w:sz w:val="26"/>
+        </w:rPr>
+        <w:t xml:space="preserve">Điện thoại: </w:t>
+      </w:r>
+      <w:r>
+        <w:rPr>
+          <w:rFonts w:ascii="Times New Roman" w:hAnsi="Times New Roman" w:eastAsia="Times New Roman" w:cs="Times New Roman"/>
+          <w:b w:val="0"/>
+          <w:i w:val="0"/>
+          <w:sz w:val="26"/>
+        </w:rPr>
+        <w:t>[PII — điền ở bản nộp ngoài hệ thống]</w:t>
+      </w:r>
+      <w:r>
+        <w:rPr>
+          <w:rFonts w:ascii="Times New Roman" w:hAnsi="Times New Roman" w:eastAsia="Times New Roman" w:cs="Times New Roman"/>
+          <w:b w:val="0"/>
+          <w:i w:val="0"/>
+          <w:sz w:val="26"/>
+        </w:rPr>
+        <w:t xml:space="preserve"> Email: </w:t>
+      </w:r>
+      <w:r>
+        <w:rPr>
+          <w:rFonts w:ascii="Times New Roman" w:hAnsi="Times New Roman" w:eastAsia="Times New Roman" w:cs="Times New Roman"/>
+          <w:b w:val="0"/>
+          <w:i w:val="0"/>
+          <w:sz w:val="26"/>
+        </w:rPr>
+        <w:t>[PII — điền ở bản nộp ngoài hệ thống]</w:t>
+      </w:r>
+    </w:p>
+    <w:p>
+      <w:pPr>
+        <w:spacing w:before="0" w:after="160" w:lineRule="auto" w:line="360"/>
+        <w:jc w:val="both"/>
+      </w:pPr>
+      <w:r>
+        <w:rPr>
+          <w:rFonts w:ascii="Times New Roman" w:hAnsi="Times New Roman" w:eastAsia="Times New Roman" w:cs="Times New Roman"/>
+          <w:b w:val="0"/>
+          <w:i w:val="0"/>
+          <w:sz w:val="26"/>
+        </w:rPr>
+        <w:t>Thắc mắc về quyền của người tham gia:</w:t>
+      </w:r>
+    </w:p>
+    <w:p>
+      <w:pPr>
+        <w:spacing w:before="0" w:after="160" w:lineRule="auto" w:line="360"/>
+        <w:jc w:val="both"/>
+      </w:pPr>
+      <w:r>
+        <w:rPr>
+          <w:rFonts w:ascii="Times New Roman" w:hAnsi="Times New Roman" w:eastAsia="Times New Roman" w:cs="Times New Roman"/>
+          <w:b w:val="0"/>
+          <w:i w:val="0"/>
+          <w:sz w:val="26"/>
+        </w:rPr>
+        <w:t>Hội đồng Đạo đức: Hội đồng Y đức Bệnh viện Quân y 175</w:t>
+      </w:r>
+    </w:p>
+    <w:p>
+      <w:pPr>
+        <w:spacing w:before="0" w:after="160" w:lineRule="auto" w:line="360"/>
+        <w:jc w:val="both"/>
+      </w:pPr>
+      <w:r>
+        <w:rPr>
+          <w:rFonts w:ascii="Times New Roman" w:hAnsi="Times New Roman" w:eastAsia="Times New Roman" w:cs="Times New Roman"/>
+          <w:b w:val="0"/>
+          <w:i w:val="0"/>
+          <w:sz w:val="26"/>
+        </w:rPr>
+        <w:t xml:space="preserve">Điện thoại: </w:t>
       </w:r>
       <w:r>
         <w:rPr>
@@ -4173,67 +3854,309 @@
           <w:color w:val="CC7700"/>
           <w:sz w:val="26"/>
         </w:rPr>
-        <w:t>[TO BE COMPLETED]</w:t>
-      </w:r>
-    </w:p>
-    <w:p>
-      <w:pPr>
-        <w:spacing w:before="0" w:after="160" w:lineRule="auto" w:line="360"/>
-        <w:jc w:val="both"/>
-      </w:pPr>
-      <w:r>
-        <w:rPr>
-          <w:rFonts w:ascii="Times New Roman" w:hAnsi="Times New Roman" w:eastAsia="Times New Roman" w:cs="Times New Roman"/>
-          <w:b w:val="0"/>
-          <w:i w:val="0"/>
-          <w:sz w:val="26"/>
-        </w:rPr>
-        <w:t>PARTICIPATION IS ENTIRELY VOLUNTARY.</w:t>
-      </w:r>
-    </w:p>
-    <w:p>
-      <w:pPr>
-        <w:spacing w:before="0" w:after="160" w:lineRule="auto" w:line="360"/>
-        <w:jc w:val="both"/>
-      </w:pPr>
-      <w:r>
-        <w:rPr>
-          <w:rFonts w:ascii="Times New Roman" w:hAnsi="Times New Roman" w:eastAsia="Times New Roman" w:cs="Times New Roman"/>
-          <w:b w:val="0"/>
-          <w:i w:val="0"/>
-          <w:sz w:val="26"/>
-        </w:rPr>
-        <w:t>1b. STUDY INVESTIGATOR</w:t>
-      </w:r>
-    </w:p>
-    <w:p>
-      <w:pPr>
-        <w:spacing w:before="0" w:after="160" w:lineRule="auto" w:line="360"/>
-        <w:jc w:val="both"/>
-      </w:pPr>
-      <w:r>
-        <w:rPr>
-          <w:rFonts w:ascii="Times New Roman" w:hAnsi="Times New Roman" w:eastAsia="Times New Roman" w:cs="Times New Roman"/>
-          <w:b w:val="0"/>
-          <w:i w:val="0"/>
-          <w:sz w:val="26"/>
-        </w:rPr>
-        <w:t>The study is led by Nguyễn Hà Luân, MD, Specialist Level I (BS.CKI), Outpatient Examination Department</w:t>
-      </w:r>
-    </w:p>
-    <w:p>
-      <w:pPr>
-        <w:spacing w:before="0" w:after="160" w:lineRule="auto" w:line="360"/>
-        <w:jc w:val="both"/>
-      </w:pPr>
-      <w:r>
-        <w:rPr>
-          <w:rFonts w:ascii="Times New Roman" w:hAnsi="Times New Roman" w:eastAsia="Times New Roman" w:cs="Times New Roman"/>
-          <w:b w:val="0"/>
-          <w:i w:val="0"/>
-          <w:sz w:val="26"/>
-        </w:rPr>
-        <w:t>C1a, Military Hospital 175.</w:t>
+        <w:t>[CẦN BỔ SUNG]</w:t>
+      </w:r>
+    </w:p>
+    <w:p>
+      <w:pPr>
+        <w:spacing w:before="0" w:after="160" w:lineRule="auto" w:line="360"/>
+        <w:jc w:val="both"/>
+      </w:pPr>
+      <w:r>
+        <w:rPr>
+          <w:rFonts w:ascii="Times New Roman" w:hAnsi="Times New Roman" w:eastAsia="Times New Roman" w:cs="Times New Roman"/>
+          <w:b w:val="0"/>
+          <w:i w:val="0"/>
+          <w:sz w:val="26"/>
+        </w:rPr>
+        <w:t>------------------------------------------------------------</w:t>
+      </w:r>
+    </w:p>
+    <w:p>
+      <w:pPr>
+        <w:spacing w:before="0" w:after="160" w:lineRule="auto" w:line="360"/>
+        <w:jc w:val="both"/>
+      </w:pPr>
+      <w:r>
+        <w:rPr>
+          <w:rFonts w:ascii="Times New Roman" w:hAnsi="Times New Roman" w:eastAsia="Times New Roman" w:cs="Times New Roman"/>
+          <w:b w:val="0"/>
+          <w:i w:val="0"/>
+          <w:sz w:val="26"/>
+        </w:rPr>
+        <w:t>PHẦN KÝ, BẢN NÀY DÀNH CHO NGƯỜI THAM GIA (GIỮ LẠI)</w:t>
+      </w:r>
+    </w:p>
+    <w:p>
+      <w:pPr>
+        <w:spacing w:before="0" w:after="160" w:lineRule="auto" w:line="360"/>
+        <w:jc w:val="both"/>
+      </w:pPr>
+      <w:r>
+        <w:rPr>
+          <w:rFonts w:ascii="Times New Roman" w:hAnsi="Times New Roman" w:eastAsia="Times New Roman" w:cs="Times New Roman"/>
+          <w:b w:val="0"/>
+          <w:i w:val="0"/>
+          <w:sz w:val="26"/>
+        </w:rPr>
+        <w:t>Tôi đã đọc / được giải thích thông tin bên trên và có đủ thời</w:t>
+      </w:r>
+    </w:p>
+    <w:p>
+      <w:pPr>
+        <w:spacing w:before="0" w:after="160" w:lineRule="auto" w:line="360"/>
+        <w:jc w:val="both"/>
+      </w:pPr>
+      <w:r>
+        <w:rPr>
+          <w:rFonts w:ascii="Times New Roman" w:hAnsi="Times New Roman" w:eastAsia="Times New Roman" w:cs="Times New Roman"/>
+          <w:b w:val="0"/>
+          <w:i w:val="0"/>
+          <w:sz w:val="26"/>
+        </w:rPr>
+        <w:t>gian để đặt câu hỏi. Tôi ĐỒNG Ý TỰ NGUYỆN tham gia nghiên cứu.</w:t>
+      </w:r>
+    </w:p>
+    <w:p>
+      <w:pPr>
+        <w:spacing w:before="0" w:after="160" w:lineRule="auto" w:line="360"/>
+        <w:jc w:val="both"/>
+      </w:pPr>
+      <w:r>
+        <w:rPr>
+          <w:rFonts w:ascii="Times New Roman" w:hAnsi="Times New Roman" w:eastAsia="Times New Roman" w:cs="Times New Roman"/>
+          <w:b w:val="0"/>
+          <w:i w:val="0"/>
+          <w:sz w:val="26"/>
+        </w:rPr>
+        <w:t>Họ tên người tham gia: _______________</w:t>
+      </w:r>
+    </w:p>
+    <w:p>
+      <w:pPr>
+        <w:spacing w:before="0" w:after="160" w:lineRule="auto" w:line="360"/>
+        <w:jc w:val="both"/>
+      </w:pPr>
+      <w:r>
+        <w:rPr>
+          <w:rFonts w:ascii="Times New Roman" w:hAnsi="Times New Roman" w:eastAsia="Times New Roman" w:cs="Times New Roman"/>
+          <w:b w:val="0"/>
+          <w:i w:val="0"/>
+          <w:sz w:val="26"/>
+        </w:rPr>
+        <w:t>Ký tên: _______________ Ngày: ___/___/2026</w:t>
+      </w:r>
+    </w:p>
+    <w:p>
+      <w:pPr>
+        <w:spacing w:before="0" w:after="160" w:lineRule="auto" w:line="360"/>
+        <w:jc w:val="both"/>
+      </w:pPr>
+      <w:r>
+        <w:rPr>
+          <w:rFonts w:ascii="Times New Roman" w:hAnsi="Times New Roman" w:eastAsia="Times New Roman" w:cs="Times New Roman"/>
+          <w:b w:val="0"/>
+          <w:i w:val="0"/>
+          <w:sz w:val="26"/>
+        </w:rPr>
+        <w:t>Họ tên người chứng kiến (nếu cần): _______________</w:t>
+      </w:r>
+    </w:p>
+    <w:p>
+      <w:pPr>
+        <w:spacing w:before="0" w:after="160" w:lineRule="auto" w:line="360"/>
+        <w:jc w:val="both"/>
+      </w:pPr>
+      <w:r>
+        <w:rPr>
+          <w:rFonts w:ascii="Times New Roman" w:hAnsi="Times New Roman" w:eastAsia="Times New Roman" w:cs="Times New Roman"/>
+          <w:b w:val="0"/>
+          <w:i w:val="0"/>
+          <w:sz w:val="26"/>
+        </w:rPr>
+        <w:t>Ký tên: _______________ Ngày: ___/___/2026</w:t>
+      </w:r>
+    </w:p>
+    <w:p>
+      <w:pPr>
+        <w:spacing w:before="0" w:after="160" w:lineRule="auto" w:line="360"/>
+        <w:jc w:val="both"/>
+      </w:pPr>
+      <w:r>
+        <w:rPr>
+          <w:rFonts w:ascii="Times New Roman" w:hAnsi="Times New Roman" w:eastAsia="Times New Roman" w:cs="Times New Roman"/>
+          <w:b w:val="0"/>
+          <w:i w:val="0"/>
+          <w:sz w:val="26"/>
+        </w:rPr>
+        <w:t>Họ tên nghiên cứu viên: _______________</w:t>
+      </w:r>
+    </w:p>
+    <w:p>
+      <w:pPr>
+        <w:spacing w:before="0" w:after="160" w:lineRule="auto" w:line="360"/>
+        <w:jc w:val="both"/>
+      </w:pPr>
+      <w:r>
+        <w:rPr>
+          <w:rFonts w:ascii="Times New Roman" w:hAnsi="Times New Roman" w:eastAsia="Times New Roman" w:cs="Times New Roman"/>
+          <w:b w:val="0"/>
+          <w:i w:val="0"/>
+          <w:sz w:val="26"/>
+        </w:rPr>
+        <w:t>Ký tên: _______________ Ngày: ___/___/2026</w:t>
+      </w:r>
+    </w:p>
+    <w:p>
+      <w:pPr>
+        <w:spacing w:before="0" w:after="160" w:lineRule="auto" w:line="360"/>
+        <w:jc w:val="both"/>
+      </w:pPr>
+      <w:r>
+        <w:rPr>
+          <w:rFonts w:ascii="Times New Roman" w:hAnsi="Times New Roman" w:eastAsia="Times New Roman" w:cs="Times New Roman"/>
+          <w:b w:val="0"/>
+          <w:i w:val="0"/>
+          <w:sz w:val="26"/>
+        </w:rPr>
+        <w:t xml:space="preserve">"Tài liệu này do AI hỗ trợ soạn thảo </w:t>
+      </w:r>
+      <w:r>
+        <w:rPr>
+          <w:rFonts w:ascii="Times New Roman" w:hAnsi="Times New Roman" w:eastAsia="Times New Roman" w:cs="Times New Roman"/>
+          <w:b w:val="0"/>
+          <w:i w:val="0"/>
+          <w:sz w:val="26"/>
+        </w:rPr>
+        <w:t>[DRAFT Phiên bản 1.0]</w:t>
+      </w:r>
+      <w:r>
+        <w:rPr>
+          <w:rFonts w:ascii="Times New Roman" w:hAnsi="Times New Roman" w:eastAsia="Times New Roman" w:cs="Times New Roman"/>
+          <w:b w:val="0"/>
+          <w:i w:val="0"/>
+          <w:sz w:val="26"/>
+        </w:rPr>
+        <w:t>.</w:t>
+      </w:r>
+    </w:p>
+    <w:p>
+      <w:pPr>
+        <w:spacing w:before="0" w:after="160" w:lineRule="auto" w:line="360"/>
+        <w:jc w:val="both"/>
+      </w:pPr>
+      <w:r>
+        <w:rPr>
+          <w:rFonts w:ascii="Times New Roman" w:hAnsi="Times New Roman" w:eastAsia="Times New Roman" w:cs="Times New Roman"/>
+          <w:b w:val="0"/>
+          <w:i w:val="0"/>
+          <w:sz w:val="26"/>
+        </w:rPr>
+        <w:t>Cần chủ nhiệm kiểm chứng và HĐ đạo đức phê duyệt trước khi dùng."</w:t>
+      </w:r>
+    </w:p>
+    <w:p>
+      <w:pPr>
+        <w:spacing w:before="280" w:after="160" w:lineRule="auto" w:line="312"/>
+      </w:pPr>
+      <w:r>
+        <w:rPr>
+          <w:rFonts w:ascii="Times New Roman" w:hAnsi="Times New Roman" w:eastAsia="Times New Roman" w:cs="Times New Roman"/>
+          <w:b/>
+          <w:i w:val="0"/>
+          <w:sz w:val="28"/>
+        </w:rPr>
+        <w:t>TÀI LIỆU 5. ICF TIẾNG ANH (English Translation, for journal submission)</w:t>
+      </w:r>
+    </w:p>
+    <w:p>
+      <w:pPr>
+        <w:spacing w:before="0" w:after="160" w:lineRule="auto" w:line="360"/>
+        <w:jc w:val="both"/>
+      </w:pPr>
+      <w:r>
+        <w:rPr>
+          <w:rFonts w:ascii="Times New Roman" w:hAnsi="Times New Roman" w:eastAsia="Times New Roman" w:cs="Times New Roman"/>
+          <w:b w:val="0"/>
+          <w:i w:val="0"/>
+          <w:sz w:val="26"/>
+        </w:rPr>
+        <w:t>INFORMED CONSENT FORM (ENGLISH TRANSLATION)</w:t>
+      </w:r>
+    </w:p>
+    <w:p>
+      <w:pPr>
+        <w:spacing w:before="0" w:after="160" w:lineRule="auto" w:line="360"/>
+        <w:jc w:val="both"/>
+      </w:pPr>
+      <w:r>
+        <w:rPr>
+          <w:rFonts w:ascii="Times New Roman" w:hAnsi="Times New Roman" w:eastAsia="Times New Roman" w:cs="Times New Roman"/>
+          <w:b w:val="0"/>
+          <w:i w:val="0"/>
+          <w:sz w:val="26"/>
+        </w:rPr>
+        <w:t>DRAFT Version 1.0, Date: 2026-07-31</w:t>
+      </w:r>
+    </w:p>
+    <w:p>
+      <w:pPr>
+        <w:spacing w:before="0" w:after="160" w:lineRule="auto" w:line="360"/>
+        <w:jc w:val="both"/>
+      </w:pPr>
+      <w:r>
+        <w:rPr>
+          <w:rFonts w:ascii="Times New Roman" w:hAnsi="Times New Roman" w:eastAsia="Times New Roman" w:cs="Times New Roman"/>
+          <w:b w:val="0"/>
+          <w:i w:val="0"/>
+          <w:sz w:val="26"/>
+        </w:rPr>
+        <w:t>"English translation of Vietnamese ICF, for journal submission only."</w:t>
+      </w:r>
+    </w:p>
+    <w:p>
+      <w:pPr>
+        <w:spacing w:before="0" w:after="160" w:lineRule="auto" w:line="360"/>
+        <w:jc w:val="both"/>
+      </w:pPr>
+      <w:r>
+        <w:rPr>
+          <w:rFonts w:ascii="Times New Roman" w:hAnsi="Times New Roman" w:eastAsia="Times New Roman" w:cs="Times New Roman"/>
+          <w:b w:val="0"/>
+          <w:i w:val="0"/>
+          <w:sz w:val="26"/>
+        </w:rPr>
+        <w:t>STUDY TITLE: Đánh giá sự hài lòng của bệnh nhân trong hoạt động khám chữa bệnh tại Khoa Khám bệnh C1a, Trung tâm Khám bệnh và Điều trị theo yêu cầu C1, Bệnh viện Quân y 175</w:t>
+      </w:r>
+    </w:p>
+    <w:p>
+      <w:pPr>
+        <w:spacing w:before="0" w:after="160" w:lineRule="auto" w:line="360"/>
+        <w:jc w:val="both"/>
+      </w:pPr>
+      <w:r>
+        <w:rPr>
+          <w:rFonts w:ascii="Times New Roman" w:hAnsi="Times New Roman" w:eastAsia="Times New Roman" w:cs="Times New Roman"/>
+          <w:b w:val="0"/>
+          <w:i w:val="0"/>
+          <w:sz w:val="26"/>
+        </w:rPr>
+        <w:t>Institution: Outpatient Examination Department C1a, On-Demand Examination and Treatment Center C1, Military Hospital 175 (Ho Chi Minh City)</w:t>
+      </w:r>
+    </w:p>
+    <w:p>
+      <w:pPr>
+        <w:spacing w:before="0" w:after="160" w:lineRule="auto" w:line="360"/>
+        <w:jc w:val="both"/>
+      </w:pPr>
+      <w:r>
+        <w:rPr>
+          <w:rFonts w:ascii="Times New Roman" w:hAnsi="Times New Roman" w:eastAsia="Times New Roman" w:cs="Times New Roman"/>
+          <w:b w:val="0"/>
+          <w:i w:val="0"/>
+          <w:sz w:val="26"/>
+        </w:rPr>
+        <w:t>Principal Investigator: Nguyễn Hà Luân</w:t>
       </w:r>
     </w:p>
     <w:p>
@@ -4249,6 +4172,142 @@
           <w:i w:val="0"/>
           <w:sz w:val="26"/>
         </w:rPr>
+        <w:t>PURPOSE</w:t>
+      </w:r>
+    </w:p>
+    <w:p>
+      <w:pPr>
+        <w:spacing w:before="0" w:after="160" w:lineRule="auto" w:line="360"/>
+        <w:jc w:val="both"/>
+      </w:pPr>
+      <w:r>
+        <w:rPr>
+          <w:rFonts w:ascii="Times New Roman" w:hAnsi="Times New Roman" w:eastAsia="Times New Roman" w:cs="Times New Roman"/>
+          <w:b w:val="0"/>
+          <w:i w:val="0"/>
+          <w:sz w:val="26"/>
+        </w:rPr>
+        <w:t>You are invited to participate in a study that aims to:</w:t>
+      </w:r>
+    </w:p>
+    <w:p>
+      <w:pPr>
+        <w:spacing w:before="0" w:after="160" w:lineRule="auto" w:line="360"/>
+        <w:jc w:val="both"/>
+      </w:pPr>
+      <w:r>
+        <w:rPr>
+          <w:rFonts w:ascii="Times New Roman" w:hAnsi="Times New Roman" w:eastAsia="Times New Roman" w:cs="Times New Roman"/>
+          <w:b w:val="0"/>
+          <w:i w:val="0"/>
+          <w:sz w:val="26"/>
+        </w:rPr>
+        <w:t>We would like to learn how satisfied you are with today's visit, from reception, waiting time and the examination area to the doctors, nurses and the results, so that the hospital can serve you better.</w:t>
+      </w:r>
+    </w:p>
+    <w:p>
+      <w:pPr>
+        <w:spacing w:before="0" w:after="160" w:lineRule="auto" w:line="360"/>
+        <w:jc w:val="both"/>
+      </w:pPr>
+      <w:r>
+        <w:rPr>
+          <w:rFonts w:ascii="Times New Roman" w:hAnsi="Times New Roman" w:eastAsia="Times New Roman" w:cs="Times New Roman"/>
+          <w:b w:val="0"/>
+          <w:i w:val="0"/>
+          <w:sz w:val="26"/>
+        </w:rPr>
+        <w:t>Estimated participants: about 1,000</w:t>
+      </w:r>
+    </w:p>
+    <w:p>
+      <w:pPr>
+        <w:spacing w:before="0" w:after="160" w:lineRule="auto" w:line="360"/>
+        <w:jc w:val="both"/>
+      </w:pPr>
+      <w:r>
+        <w:rPr>
+          <w:rFonts w:ascii="Times New Roman" w:hAnsi="Times New Roman" w:eastAsia="Times New Roman" w:cs="Times New Roman"/>
+          <w:b w:val="0"/>
+          <w:i w:val="0"/>
+          <w:sz w:val="26"/>
+        </w:rPr>
+        <w:t>Location: Outpatient Examination Department C1a, Military Hospital 175 (Ho Chi Minh City)</w:t>
+      </w:r>
+    </w:p>
+    <w:p>
+      <w:pPr>
+        <w:spacing w:before="0" w:after="160" w:lineRule="auto" w:line="360"/>
+        <w:jc w:val="both"/>
+      </w:pPr>
+      <w:r>
+        <w:rPr>
+          <w:rFonts w:ascii="Times New Roman" w:hAnsi="Times New Roman" w:eastAsia="Times New Roman" w:cs="Times New Roman"/>
+          <w:b w:val="0"/>
+          <w:i w:val="0"/>
+          <w:sz w:val="26"/>
+        </w:rPr>
+        <w:t>PARTICIPATION IS ENTIRELY VOLUNTARY.</w:t>
+      </w:r>
+    </w:p>
+    <w:p>
+      <w:pPr>
+        <w:spacing w:before="0" w:after="160" w:lineRule="auto" w:line="360"/>
+        <w:jc w:val="both"/>
+      </w:pPr>
+      <w:r>
+        <w:rPr>
+          <w:rFonts w:ascii="Times New Roman" w:hAnsi="Times New Roman" w:eastAsia="Times New Roman" w:cs="Times New Roman"/>
+          <w:b w:val="0"/>
+          <w:i w:val="0"/>
+          <w:sz w:val="26"/>
+        </w:rPr>
+        <w:t>1b. STUDY INVESTIGATOR</w:t>
+      </w:r>
+    </w:p>
+    <w:p>
+      <w:pPr>
+        <w:spacing w:before="0" w:after="160" w:lineRule="auto" w:line="360"/>
+        <w:jc w:val="both"/>
+      </w:pPr>
+      <w:r>
+        <w:rPr>
+          <w:rFonts w:ascii="Times New Roman" w:hAnsi="Times New Roman" w:eastAsia="Times New Roman" w:cs="Times New Roman"/>
+          <w:b w:val="0"/>
+          <w:i w:val="0"/>
+          <w:sz w:val="26"/>
+        </w:rPr>
+        <w:t>The study is led by Nguyễn Hà Luân, MD, Specialist Level I (BS.CKI), Outpatient Examination Department</w:t>
+      </w:r>
+    </w:p>
+    <w:p>
+      <w:pPr>
+        <w:spacing w:before="0" w:after="160" w:lineRule="auto" w:line="360"/>
+        <w:jc w:val="both"/>
+      </w:pPr>
+      <w:r>
+        <w:rPr>
+          <w:rFonts w:ascii="Times New Roman" w:hAnsi="Times New Roman" w:eastAsia="Times New Roman" w:cs="Times New Roman"/>
+          <w:b w:val="0"/>
+          <w:i w:val="0"/>
+          <w:sz w:val="26"/>
+        </w:rPr>
+        <w:t>C1a, Military Hospital 175.</w:t>
+      </w:r>
+    </w:p>
+    <w:p>
+      <w:pPr>
+        <w:pStyle w:val="ListNumber"/>
+        <w:spacing w:before="0" w:after="120" w:lineRule="auto" w:line="360"/>
+        <w:jc w:val="both"/>
+      </w:pPr>
+      <w:r>
+        <w:rPr>
+          <w:rFonts w:ascii="Times New Roman" w:hAnsi="Times New Roman" w:eastAsia="Times New Roman" w:cs="Times New Roman"/>
+          <w:b w:val="0"/>
+          <w:i w:val="0"/>
+          <w:sz w:val="26"/>
+        </w:rPr>
         <w:t>PROCEDURES</w:t>
       </w:r>
     </w:p>
@@ -4264,7 +4323,310 @@
           <w:i w:val="0"/>
           <w:sz w:val="26"/>
         </w:rPr>
-        <w:t xml:space="preserve">□ Step 1: </w:t>
+        <w:t>□ Step 1: read this information and confirm that you agree to take part (using the consent procedure approved by the Ethics Committee for anonymous surveys)</w:t>
+      </w:r>
+    </w:p>
+    <w:p>
+      <w:pPr>
+        <w:spacing w:before="0" w:after="160" w:lineRule="auto" w:line="360"/>
+        <w:jc w:val="both"/>
+      </w:pPr>
+      <w:r>
+        <w:rPr>
+          <w:rFonts w:ascii="Times New Roman" w:hAnsi="Times New Roman" w:eastAsia="Times New Roman" w:cs="Times New Roman"/>
+          <w:b w:val="0"/>
+          <w:i w:val="0"/>
+          <w:sz w:val="26"/>
+        </w:rPr>
+        <w:t>□ Step 2: complete the questionnaire yourself (~15–20 minutes), ONCE only</w:t>
+      </w:r>
+    </w:p>
+    <w:p>
+      <w:pPr>
+        <w:spacing w:before="0" w:after="160" w:lineRule="auto" w:line="360"/>
+        <w:jc w:val="both"/>
+      </w:pPr>
+      <w:r>
+        <w:rPr>
+          <w:rFonts w:ascii="Times New Roman" w:hAnsi="Times New Roman" w:eastAsia="Times New Roman" w:cs="Times New Roman"/>
+          <w:b w:val="0"/>
+          <w:i w:val="0"/>
+          <w:sz w:val="26"/>
+        </w:rPr>
+        <w:t>Estimated time commitment: ~15–20 minutes on ONE occasion only (no follow-up); no additional visits, as it is done during your routine clinic visit</w:t>
+      </w:r>
+    </w:p>
+    <w:p>
+      <w:pPr>
+        <w:pStyle w:val="ListNumber"/>
+        <w:spacing w:before="0" w:after="120" w:lineRule="auto" w:line="360"/>
+        <w:jc w:val="both"/>
+      </w:pPr>
+      <w:r>
+        <w:rPr>
+          <w:rFonts w:ascii="Times New Roman" w:hAnsi="Times New Roman" w:eastAsia="Times New Roman" w:cs="Times New Roman"/>
+          <w:b w:val="0"/>
+          <w:i w:val="0"/>
+          <w:sz w:val="26"/>
+        </w:rPr>
+        <w:t>RISKS AND DISCOMFORTS</w:t>
+      </w:r>
+    </w:p>
+    <w:p>
+      <w:pPr>
+        <w:spacing w:before="0" w:after="160" w:lineRule="auto" w:line="360"/>
+        <w:jc w:val="both"/>
+      </w:pPr>
+      <w:r>
+        <w:rPr>
+          <w:rFonts w:ascii="Times New Roman" w:hAnsi="Times New Roman" w:eastAsia="Times New Roman" w:cs="Times New Roman"/>
+          <w:b w:val="0"/>
+          <w:i w:val="0"/>
+          <w:sz w:val="26"/>
+        </w:rPr>
+        <w:t>- Rò rỉ thông tin từ bộ câu hỏi (Rất thấp probability / Nhẹ severity): Khuyết danh hoàn toàn nếu không cần theo dõi; mã hóa nếu cần liên kết</w:t>
+      </w:r>
+    </w:p>
+    <w:p>
+      <w:pPr>
+        <w:spacing w:before="0" w:after="160" w:lineRule="auto" w:line="360"/>
+        <w:jc w:val="both"/>
+      </w:pPr>
+      <w:r>
+        <w:rPr>
+          <w:rFonts w:ascii="Times New Roman" w:hAnsi="Times New Roman" w:eastAsia="Times New Roman" w:cs="Times New Roman"/>
+          <w:b w:val="0"/>
+          <w:i w:val="0"/>
+          <w:sz w:val="26"/>
+        </w:rPr>
+        <w:t>- Gánh nặng thời gian (Thấp probability / Không đáng kể severity): Bộ câu hỏi ngắn; tự điền hoặc qua điện thoại/email</w:t>
+      </w:r>
+    </w:p>
+    <w:p>
+      <w:pPr>
+        <w:pStyle w:val="ListNumber"/>
+        <w:spacing w:before="0" w:after="120" w:lineRule="auto" w:line="360"/>
+        <w:jc w:val="both"/>
+      </w:pPr>
+      <w:r>
+        <w:rPr>
+          <w:rFonts w:ascii="Times New Roman" w:hAnsi="Times New Roman" w:eastAsia="Times New Roman" w:cs="Times New Roman"/>
+          <w:b w:val="0"/>
+          <w:i w:val="0"/>
+          <w:sz w:val="26"/>
+        </w:rPr>
+        <w:t>POTENTIAL BENEFITS</w:t>
+      </w:r>
+    </w:p>
+    <w:p>
+      <w:pPr>
+        <w:spacing w:before="0" w:after="160" w:lineRule="auto" w:line="360"/>
+        <w:jc w:val="both"/>
+      </w:pPr>
+      <w:r>
+        <w:rPr>
+          <w:rFonts w:ascii="Times New Roman" w:hAnsi="Times New Roman" w:eastAsia="Times New Roman" w:cs="Times New Roman"/>
+          <w:b w:val="0"/>
+          <w:i w:val="0"/>
+          <w:sz w:val="26"/>
+        </w:rPr>
+        <w:t>Direct benefit: no direct medical benefit; your views help improve the quality of outpatient services, and NO medical intervention or procedure is added beyond routine examination and care. Community benefit: local data on the proportions of satisfaction and related factors, at low cost. We do NOT guarantee any personal benefit from participation.</w:t>
+      </w:r>
+    </w:p>
+    <w:p>
+      <w:pPr>
+        <w:spacing w:before="0" w:after="160" w:lineRule="auto" w:line="360"/>
+        <w:jc w:val="both"/>
+      </w:pPr>
+      <w:r>
+        <w:rPr>
+          <w:rFonts w:ascii="Times New Roman" w:hAnsi="Times New Roman" w:eastAsia="Times New Roman" w:cs="Times New Roman"/>
+          <w:b w:val="0"/>
+          <w:i w:val="0"/>
+          <w:sz w:val="26"/>
+        </w:rPr>
+        <w:t>4b. FUNDING AND CONFLICTS OF INTEREST</w:t>
+      </w:r>
+    </w:p>
+    <w:p>
+      <w:pPr>
+        <w:spacing w:before="0" w:after="160" w:lineRule="auto" w:line="360"/>
+        <w:jc w:val="both"/>
+      </w:pPr>
+      <w:r>
+        <w:rPr>
+          <w:rFonts w:ascii="Times New Roman" w:hAnsi="Times New Roman" w:eastAsia="Times New Roman" w:cs="Times New Roman"/>
+          <w:b w:val="0"/>
+          <w:i w:val="0"/>
+          <w:sz w:val="26"/>
+        </w:rPr>
+        <w:t>This study has no external funding (self-funded; costs are borne by the principal investigator).</w:t>
+      </w:r>
+    </w:p>
+    <w:p>
+      <w:pPr>
+        <w:spacing w:before="0" w:after="160" w:lineRule="auto" w:line="360"/>
+        <w:jc w:val="both"/>
+      </w:pPr>
+      <w:r>
+        <w:rPr>
+          <w:rFonts w:ascii="Times New Roman" w:hAnsi="Times New Roman" w:eastAsia="Times New Roman" w:cs="Times New Roman"/>
+          <w:b w:val="0"/>
+          <w:i w:val="0"/>
+          <w:sz w:val="26"/>
+        </w:rPr>
+        <w:t>The research team has no conflicts of interest related to the study topic (consistent with the COI</w:t>
+      </w:r>
+    </w:p>
+    <w:p>
+      <w:pPr>
+        <w:spacing w:before="0" w:after="160" w:lineRule="auto" w:line="360"/>
+        <w:jc w:val="both"/>
+      </w:pPr>
+      <w:r>
+        <w:rPr>
+          <w:rFonts w:ascii="Times New Roman" w:hAnsi="Times New Roman" w:eastAsia="Times New Roman" w:cs="Times New Roman"/>
+          <w:b w:val="0"/>
+          <w:i w:val="0"/>
+          <w:sz w:val="26"/>
+        </w:rPr>
+        <w:t>declaration in Document 8).</w:t>
+      </w:r>
+    </w:p>
+    <w:p>
+      <w:pPr>
+        <w:spacing w:before="0" w:after="160" w:lineRule="auto" w:line="360"/>
+        <w:jc w:val="both"/>
+      </w:pPr>
+      <w:r>
+        <w:rPr>
+          <w:rFonts w:ascii="Times New Roman" w:hAnsi="Times New Roman" w:eastAsia="Times New Roman" w:cs="Times New Roman"/>
+          <w:b w:val="0"/>
+          <w:i w:val="0"/>
+          <w:sz w:val="26"/>
+        </w:rPr>
+        <w:t>4c. PAYMENT OR SUPPORT FOR PARTICIPATION</w:t>
+      </w:r>
+    </w:p>
+    <w:p>
+      <w:pPr>
+        <w:spacing w:before="0" w:after="160" w:lineRule="auto" w:line="360"/>
+        <w:jc w:val="both"/>
+      </w:pPr>
+      <w:r>
+        <w:rPr>
+          <w:rFonts w:ascii="Times New Roman" w:hAnsi="Times New Roman" w:eastAsia="Times New Roman" w:cs="Times New Roman"/>
+          <w:b w:val="0"/>
+          <w:i w:val="0"/>
+          <w:sz w:val="26"/>
+        </w:rPr>
+        <w:t>■ No payment or support other than routine medical care.</w:t>
+      </w:r>
+    </w:p>
+    <w:p>
+      <w:pPr>
+        <w:pStyle w:val="ListNumber"/>
+        <w:spacing w:before="0" w:after="120" w:lineRule="auto" w:line="360"/>
+        <w:jc w:val="both"/>
+      </w:pPr>
+      <w:r>
+        <w:rPr>
+          <w:rFonts w:ascii="Times New Roman" w:hAnsi="Times New Roman" w:eastAsia="Times New Roman" w:cs="Times New Roman"/>
+          <w:b w:val="0"/>
+          <w:i w:val="0"/>
+          <w:sz w:val="26"/>
+        </w:rPr>
+        <w:t>CONFIDENTIALITY</w:t>
+      </w:r>
+    </w:p>
+    <w:p>
+      <w:pPr>
+        <w:spacing w:before="0" w:after="160" w:lineRule="auto" w:line="360"/>
+        <w:jc w:val="both"/>
+      </w:pPr>
+      <w:r>
+        <w:rPr>
+          <w:rFonts w:ascii="Times New Roman" w:hAnsi="Times New Roman" w:eastAsia="Times New Roman" w:cs="Times New Roman"/>
+          <w:b w:val="0"/>
+          <w:i w:val="0"/>
+          <w:sz w:val="26"/>
+        </w:rPr>
+        <w:t>Data encrypted per Vietnamese Personal Data Protection Law</w:t>
+      </w:r>
+    </w:p>
+    <w:p>
+      <w:pPr>
+        <w:spacing w:before="0" w:after="160" w:lineRule="auto" w:line="360"/>
+        <w:jc w:val="both"/>
+      </w:pPr>
+      <w:r>
+        <w:rPr>
+          <w:rFonts w:ascii="Times New Roman" w:hAnsi="Times New Roman" w:eastAsia="Times New Roman" w:cs="Times New Roman"/>
+          <w:b w:val="0"/>
+          <w:i w:val="0"/>
+          <w:sz w:val="26"/>
+        </w:rPr>
+        <w:t>No. 91/2025/QH15. Results published in aggregate form only.</w:t>
+      </w:r>
+    </w:p>
+    <w:p>
+      <w:pPr>
+        <w:spacing w:before="0" w:after="160" w:lineRule="auto" w:line="360"/>
+        <w:jc w:val="both"/>
+      </w:pPr>
+      <w:r>
+        <w:rPr>
+          <w:rFonts w:ascii="Times New Roman" w:hAnsi="Times New Roman" w:eastAsia="Times New Roman" w:cs="Times New Roman"/>
+          <w:b w:val="0"/>
+          <w:i w:val="0"/>
+          <w:sz w:val="26"/>
+        </w:rPr>
+        <w:t>Your waiting time will be taken from the hospital information system (HIS) via the STUDY CODE on your</w:t>
+      </w:r>
+    </w:p>
+    <w:p>
+      <w:pPr>
+        <w:spacing w:before="0" w:after="160" w:lineRule="auto" w:line="360"/>
+        <w:jc w:val="both"/>
+      </w:pPr>
+      <w:r>
+        <w:rPr>
+          <w:rFonts w:ascii="Times New Roman" w:hAnsi="Times New Roman" w:eastAsia="Times New Roman" w:cs="Times New Roman"/>
+          <w:b w:val="0"/>
+          <w:i w:val="0"/>
+          <w:sz w:val="26"/>
+        </w:rPr>
+        <w:t>questionnaire: authorised staff of the IT/Quality Management department match it and pass only the study code</w:t>
+      </w:r>
+    </w:p>
+    <w:p>
+      <w:pPr>
+        <w:spacing w:before="0" w:after="160" w:lineRule="auto" w:line="360"/>
+        <w:jc w:val="both"/>
+      </w:pPr>
+      <w:r>
+        <w:rPr>
+          <w:rFonts w:ascii="Times New Roman" w:hAnsi="Times New Roman" w:eastAsia="Times New Roman" w:cs="Times New Roman"/>
+          <w:b w:val="0"/>
+          <w:i w:val="0"/>
+          <w:sz w:val="26"/>
+        </w:rPr>
+        <w:t>and the number of minutes to the research team, which never receives your identity; the matching table is kept</w:t>
+      </w:r>
+    </w:p>
+    <w:p>
+      <w:pPr>
+        <w:spacing w:before="0" w:after="160" w:lineRule="auto" w:line="360"/>
+        <w:jc w:val="both"/>
+      </w:pPr>
+      <w:r>
+        <w:rPr>
+          <w:rFonts w:ascii="Times New Roman" w:hAnsi="Times New Roman" w:eastAsia="Times New Roman" w:cs="Times New Roman"/>
+          <w:b w:val="0"/>
+          <w:i w:val="0"/>
+          <w:sz w:val="26"/>
+        </w:rPr>
+        <w:t xml:space="preserve">by IT/Quality Management and destroyed within 30 days. </w:t>
       </w:r>
       <w:r>
         <w:rPr>
@@ -4274,22 +4636,393 @@
           <w:color w:val="CC7700"/>
           <w:sz w:val="26"/>
         </w:rPr>
-        <w:t>[TO BE COMPLETED]</w:t>
-      </w:r>
-    </w:p>
-    <w:p>
-      <w:pPr>
-        <w:spacing w:before="0" w:after="160" w:lineRule="auto" w:line="360"/>
-        <w:jc w:val="both"/>
-      </w:pPr>
-      <w:r>
-        <w:rPr>
-          <w:rFonts w:ascii="Times New Roman" w:hAnsi="Times New Roman" w:eastAsia="Times New Roman" w:cs="Times New Roman"/>
-          <w:b w:val="0"/>
-          <w:i w:val="0"/>
-          <w:sz w:val="26"/>
-        </w:rPr>
-        <w:t xml:space="preserve">□ Step 2: </w:t>
+        <w:t>[BÁC SĨ RÀ]</w:t>
+      </w:r>
+    </w:p>
+    <w:p>
+      <w:pPr>
+        <w:pStyle w:val="ListNumber"/>
+        <w:spacing w:before="0" w:after="120" w:lineRule="auto" w:line="360"/>
+        <w:jc w:val="both"/>
+      </w:pPr>
+      <w:r>
+        <w:rPr>
+          <w:rFonts w:ascii="Times New Roman" w:hAnsi="Times New Roman" w:eastAsia="Times New Roman" w:cs="Times New Roman"/>
+          <w:b w:val="0"/>
+          <w:i w:val="0"/>
+          <w:sz w:val="26"/>
+        </w:rPr>
+        <w:t>VOLUNTARY PARTICIPATION AND WITHDRAWAL</w:t>
+      </w:r>
+    </w:p>
+    <w:p>
+      <w:pPr>
+        <w:spacing w:before="0" w:after="160" w:lineRule="auto" w:line="360"/>
+        <w:jc w:val="both"/>
+      </w:pPr>
+      <w:r>
+        <w:rPr>
+          <w:rFonts w:ascii="Times New Roman" w:hAnsi="Times New Roman" w:eastAsia="Times New Roman" w:cs="Times New Roman"/>
+          <w:b w:val="0"/>
+          <w:i w:val="0"/>
+          <w:sz w:val="26"/>
+        </w:rPr>
+        <w:t>Participation is voluntary. You may withdraw at any time</w:t>
+      </w:r>
+    </w:p>
+    <w:p>
+      <w:pPr>
+        <w:spacing w:before="0" w:after="160" w:lineRule="auto" w:line="360"/>
+        <w:jc w:val="both"/>
+      </w:pPr>
+      <w:r>
+        <w:rPr>
+          <w:rFonts w:ascii="Times New Roman" w:hAnsi="Times New Roman" w:eastAsia="Times New Roman" w:cs="Times New Roman"/>
+          <w:b w:val="0"/>
+          <w:i w:val="0"/>
+          <w:sz w:val="26"/>
+        </w:rPr>
+        <w:t>without affecting your medical care.</w:t>
+      </w:r>
+    </w:p>
+    <w:p>
+      <w:pPr>
+        <w:spacing w:before="0" w:after="160" w:lineRule="auto" w:line="360"/>
+        <w:jc w:val="both"/>
+      </w:pPr>
+      <w:r>
+        <w:rPr>
+          <w:rFonts w:ascii="Times New Roman" w:hAnsi="Times New Roman" w:eastAsia="Times New Roman" w:cs="Times New Roman"/>
+          <w:b w:val="0"/>
+          <w:i w:val="0"/>
+          <w:sz w:val="26"/>
+        </w:rPr>
+        <w:t>6c. COMPENSATION FOR INJURY</w:t>
+      </w:r>
+    </w:p>
+    <w:p>
+      <w:pPr>
+        <w:spacing w:before="0" w:after="160" w:lineRule="auto" w:line="360"/>
+        <w:jc w:val="both"/>
+      </w:pPr>
+      <w:r>
+        <w:rPr>
+          <w:rFonts w:ascii="Times New Roman" w:hAnsi="Times New Roman" w:eastAsia="Times New Roman" w:cs="Times New Roman"/>
+          <w:b w:val="0"/>
+          <w:i w:val="0"/>
+          <w:sz w:val="26"/>
+        </w:rPr>
+        <w:t>This is a minimal-risk observational study; it involves no procedures or interventions beyond</w:t>
+      </w:r>
+    </w:p>
+    <w:p>
+      <w:pPr>
+        <w:spacing w:before="0" w:after="160" w:lineRule="auto" w:line="360"/>
+        <w:jc w:val="both"/>
+      </w:pPr>
+      <w:r>
+        <w:rPr>
+          <w:rFonts w:ascii="Times New Roman" w:hAnsi="Times New Roman" w:eastAsia="Times New Roman" w:cs="Times New Roman"/>
+          <w:b w:val="0"/>
+          <w:i w:val="0"/>
+          <w:sz w:val="26"/>
+        </w:rPr>
+        <w:t>routine clinical practice. If harm directly related to study participation occurs, Military Hospital 175</w:t>
+      </w:r>
+    </w:p>
+    <w:p>
+      <w:pPr>
+        <w:spacing w:before="0" w:after="160" w:lineRule="auto" w:line="360"/>
+        <w:jc w:val="both"/>
+      </w:pPr>
+      <w:r>
+        <w:rPr>
+          <w:rFonts w:ascii="Times New Roman" w:hAnsi="Times New Roman" w:eastAsia="Times New Roman" w:cs="Times New Roman"/>
+          <w:b w:val="0"/>
+          <w:i w:val="0"/>
+          <w:sz w:val="26"/>
+        </w:rPr>
+        <w:t>will manage it under its routine clinical care procedures; the study has no separate insurance.</w:t>
+      </w:r>
+    </w:p>
+    <w:p>
+      <w:pPr>
+        <w:pStyle w:val="ListNumber"/>
+        <w:spacing w:before="0" w:after="120" w:lineRule="auto" w:line="360"/>
+        <w:jc w:val="both"/>
+      </w:pPr>
+      <w:r>
+        <w:rPr>
+          <w:rFonts w:ascii="Times New Roman" w:hAnsi="Times New Roman" w:eastAsia="Times New Roman" w:cs="Times New Roman"/>
+          <w:b w:val="0"/>
+          <w:i w:val="0"/>
+          <w:sz w:val="26"/>
+        </w:rPr>
+        <w:t>CONTACTS</w:t>
+      </w:r>
+    </w:p>
+    <w:p>
+      <w:pPr>
+        <w:spacing w:before="0" w:after="160" w:lineRule="auto" w:line="360"/>
+        <w:jc w:val="both"/>
+      </w:pPr>
+      <w:r>
+        <w:rPr>
+          <w:rFonts w:ascii="Times New Roman" w:hAnsi="Times New Roman" w:eastAsia="Times New Roman" w:cs="Times New Roman"/>
+          <w:b w:val="0"/>
+          <w:i w:val="0"/>
+          <w:sz w:val="26"/>
+        </w:rPr>
+        <w:t xml:space="preserve">Investigator: Nguyễn Hà Luân | Phone/Email: </w:t>
+      </w:r>
+      <w:r>
+        <w:rPr>
+          <w:rFonts w:ascii="Times New Roman" w:hAnsi="Times New Roman" w:eastAsia="Times New Roman" w:cs="Times New Roman"/>
+          <w:b w:val="0"/>
+          <w:i w:val="0"/>
+          <w:sz w:val="26"/>
+        </w:rPr>
+        <w:t>[PII — điền ở bản nộp ngoài hệ thống]</w:t>
+      </w:r>
+    </w:p>
+    <w:p>
+      <w:pPr>
+        <w:spacing w:before="0" w:after="160" w:lineRule="auto" w:line="360"/>
+        <w:jc w:val="both"/>
+      </w:pPr>
+      <w:r>
+        <w:rPr>
+          <w:rFonts w:ascii="Times New Roman" w:hAnsi="Times New Roman" w:eastAsia="Times New Roman" w:cs="Times New Roman"/>
+          <w:b w:val="0"/>
+          <w:i w:val="0"/>
+          <w:sz w:val="26"/>
+        </w:rPr>
+        <w:t>Ethics Committee: Medical Ethics Committee of Military Hospital 175 (Hội đồng Y đức Bệnh viện Quân y 175)</w:t>
+      </w:r>
+    </w:p>
+    <w:p>
+      <w:pPr>
+        <w:spacing w:before="0" w:after="160" w:lineRule="auto" w:line="360"/>
+        <w:jc w:val="both"/>
+      </w:pPr>
+      <w:r>
+        <w:rPr>
+          <w:rFonts w:ascii="Times New Roman" w:hAnsi="Times New Roman" w:eastAsia="Times New Roman" w:cs="Times New Roman"/>
+          <w:b w:val="0"/>
+          <w:i w:val="0"/>
+          <w:sz w:val="26"/>
+        </w:rPr>
+        <w:t>CONSENT SIGNATURE (PARTICIPANT'S COPY)</w:t>
+      </w:r>
+    </w:p>
+    <w:p>
+      <w:pPr>
+        <w:spacing w:before="0" w:after="160" w:lineRule="auto" w:line="360"/>
+        <w:jc w:val="both"/>
+      </w:pPr>
+      <w:r>
+        <w:rPr>
+          <w:rFonts w:ascii="Times New Roman" w:hAnsi="Times New Roman" w:eastAsia="Times New Roman" w:cs="Times New Roman"/>
+          <w:b w:val="0"/>
+          <w:i w:val="0"/>
+          <w:sz w:val="26"/>
+        </w:rPr>
+        <w:t>I have read the above and agree to participate voluntarily.</w:t>
+      </w:r>
+    </w:p>
+    <w:p>
+      <w:pPr>
+        <w:spacing w:before="0" w:after="160" w:lineRule="auto" w:line="360"/>
+        <w:jc w:val="both"/>
+      </w:pPr>
+      <w:r>
+        <w:rPr>
+          <w:rFonts w:ascii="Times New Roman" w:hAnsi="Times New Roman" w:eastAsia="Times New Roman" w:cs="Times New Roman"/>
+          <w:b w:val="0"/>
+          <w:i w:val="0"/>
+          <w:sz w:val="26"/>
+        </w:rPr>
+        <w:t>Participant: _______________ Date: ___/___/2026</w:t>
+      </w:r>
+    </w:p>
+    <w:p>
+      <w:pPr>
+        <w:spacing w:before="0" w:after="160" w:lineRule="auto" w:line="360"/>
+        <w:jc w:val="both"/>
+      </w:pPr>
+      <w:r>
+        <w:rPr>
+          <w:rFonts w:ascii="Times New Roman" w:hAnsi="Times New Roman" w:eastAsia="Times New Roman" w:cs="Times New Roman"/>
+          <w:b w:val="0"/>
+          <w:i w:val="0"/>
+          <w:sz w:val="26"/>
+        </w:rPr>
+        <w:t>Witness (if applicable): _______________ Date: ___/___/2026</w:t>
+      </w:r>
+    </w:p>
+    <w:p>
+      <w:pPr>
+        <w:spacing w:before="0" w:after="160" w:lineRule="auto" w:line="360"/>
+        <w:jc w:val="both"/>
+      </w:pPr>
+      <w:r>
+        <w:rPr>
+          <w:rFonts w:ascii="Times New Roman" w:hAnsi="Times New Roman" w:eastAsia="Times New Roman" w:cs="Times New Roman"/>
+          <w:b w:val="0"/>
+          <w:i w:val="0"/>
+          <w:sz w:val="26"/>
+        </w:rPr>
+        <w:t>Investigator: _______________ Date: ___/___/2026</w:t>
+      </w:r>
+    </w:p>
+    <w:p>
+      <w:pPr>
+        <w:spacing w:before="280" w:after="160" w:lineRule="auto" w:line="312"/>
+      </w:pPr>
+      <w:r>
+        <w:rPr>
+          <w:rFonts w:ascii="Times New Roman" w:hAnsi="Times New Roman" w:eastAsia="Times New Roman" w:cs="Times New Roman"/>
+          <w:b/>
+          <w:i w:val="0"/>
+          <w:sz w:val="28"/>
+        </w:rPr>
+        <w:t>TÀI LIỆU 6. KẾ HOẠCH QUẢN LÝ DỮ LIỆU (DMP, Luật 91/2025/QH15)</w:t>
+      </w:r>
+    </w:p>
+    <w:p>
+      <w:pPr>
+        <w:spacing w:before="0" w:after="160" w:lineRule="auto" w:line="360"/>
+        <w:jc w:val="both"/>
+      </w:pPr>
+      <w:r>
+        <w:rPr>
+          <w:rFonts w:ascii="Times New Roman" w:hAnsi="Times New Roman" w:eastAsia="Times New Roman" w:cs="Times New Roman"/>
+          <w:b w:val="0"/>
+          <w:i w:val="0"/>
+          <w:sz w:val="26"/>
+        </w:rPr>
+        <w:t>KẾ HOẠCH QUẢN LÝ DỮ LIỆU, Cấp IRB</w:t>
+      </w:r>
+    </w:p>
+    <w:p>
+      <w:pPr>
+        <w:spacing w:before="0" w:after="160" w:lineRule="auto" w:line="360"/>
+        <w:jc w:val="both"/>
+      </w:pPr>
+      <w:r>
+        <w:rPr>
+          <w:rFonts w:ascii="Times New Roman" w:hAnsi="Times New Roman" w:eastAsia="Times New Roman" w:cs="Times New Roman"/>
+          <w:b w:val="0"/>
+          <w:i w:val="0"/>
+          <w:sz w:val="26"/>
+        </w:rPr>
+        <w:t>Đề tài: Đánh giá sự hài lòng của bệnh nhân trong hoạt động khám chữa bệnh tại Khoa Khám bệnh C1a, Trung tâm Khám bệnh và Điều trị theo yêu cầu C1, Bệnh viện Quân y 175 | Phiên bản: 1.0 | Ngày: 2026-07-31</w:t>
+      </w:r>
+    </w:p>
+    <w:p>
+      <w:pPr>
+        <w:pStyle w:val="ListNumber"/>
+        <w:spacing w:before="0" w:after="120" w:lineRule="auto" w:line="360"/>
+        <w:jc w:val="both"/>
+      </w:pPr>
+      <w:r>
+        <w:rPr>
+          <w:rFonts w:ascii="Times New Roman" w:hAnsi="Times New Roman" w:eastAsia="Times New Roman" w:cs="Times New Roman"/>
+          <w:b w:val="0"/>
+          <w:i w:val="0"/>
+          <w:sz w:val="26"/>
+        </w:rPr>
+        <w:t>LOẠI DỮ LIỆU THU THẬP:</w:t>
+      </w:r>
+    </w:p>
+    <w:p>
+      <w:pPr>
+        <w:spacing w:before="0" w:after="160" w:lineRule="auto" w:line="360"/>
+        <w:jc w:val="both"/>
+      </w:pPr>
+      <w:r>
+        <w:rPr>
+          <w:rFonts w:ascii="Times New Roman" w:hAnsi="Times New Roman" w:eastAsia="Times New Roman" w:cs="Times New Roman"/>
+          <w:b w:val="0"/>
+          <w:i w:val="0"/>
+          <w:sz w:val="26"/>
+        </w:rPr>
+        <w:t>□ Nhân khẩu học (tuổi, giới, dân tộc), KHÔNG lưu tên/CMND</w:t>
+      </w:r>
+    </w:p>
+    <w:p>
+      <w:pPr>
+        <w:spacing w:before="0" w:after="160" w:lineRule="auto" w:line="360"/>
+        <w:jc w:val="both"/>
+      </w:pPr>
+      <w:r>
+        <w:rPr>
+          <w:rFonts w:ascii="Times New Roman" w:hAnsi="Times New Roman" w:eastAsia="Times New Roman" w:cs="Times New Roman"/>
+          <w:b w:val="0"/>
+          <w:i w:val="0"/>
+          <w:sz w:val="26"/>
+        </w:rPr>
+        <w:t>□ Lâm sàng (bệnh sử, kết quả khám), mã hóa theo ID</w:t>
+      </w:r>
+    </w:p>
+    <w:p>
+      <w:pPr>
+        <w:spacing w:before="0" w:after="160" w:lineRule="auto" w:line="360"/>
+        <w:jc w:val="both"/>
+      </w:pPr>
+      <w:r>
+        <w:rPr>
+          <w:rFonts w:ascii="Times New Roman" w:hAnsi="Times New Roman" w:eastAsia="Times New Roman" w:cs="Times New Roman"/>
+          <w:b w:val="0"/>
+          <w:i w:val="0"/>
+          <w:sz w:val="26"/>
+        </w:rPr>
+        <w:t>□ Cận lâm sàng (xét nghiệm, hình ảnh), mã hóa</w:t>
+      </w:r>
+    </w:p>
+    <w:p>
+      <w:pPr>
+        <w:spacing w:before="0" w:after="160" w:lineRule="auto" w:line="360"/>
+        <w:jc w:val="both"/>
+      </w:pPr>
+      <w:r>
+        <w:rPr>
+          <w:rFonts w:ascii="Times New Roman" w:hAnsi="Times New Roman" w:eastAsia="Times New Roman" w:cs="Times New Roman"/>
+          <w:b w:val="0"/>
+          <w:i w:val="0"/>
+          <w:sz w:val="26"/>
+        </w:rPr>
+        <w:t>□ Kết quả điều tra/khảo sát, ẩn danh hoặc giả danh</w:t>
+      </w:r>
+    </w:p>
+    <w:p>
+      <w:pPr>
+        <w:spacing w:before="0" w:after="160" w:lineRule="auto" w:line="360"/>
+        <w:jc w:val="both"/>
+      </w:pPr>
+      <w:r>
+        <w:rPr>
+          <w:rFonts w:ascii="Times New Roman" w:hAnsi="Times New Roman" w:eastAsia="Times New Roman" w:cs="Times New Roman"/>
+          <w:b w:val="0"/>
+          <w:i w:val="0"/>
+          <w:sz w:val="26"/>
+        </w:rPr>
+        <w:t>□ Dữ liệu thứ cấp (hồ sơ bệnh án), mã giả danh</w:t>
+      </w:r>
+    </w:p>
+    <w:p>
+      <w:pPr>
+        <w:spacing w:before="0" w:after="160" w:lineRule="auto" w:line="360"/>
+        <w:jc w:val="both"/>
+      </w:pPr>
+      <w:r>
+        <w:rPr>
+          <w:rFonts w:ascii="Times New Roman" w:hAnsi="Times New Roman" w:eastAsia="Times New Roman" w:cs="Times New Roman"/>
+          <w:b w:val="0"/>
+          <w:i w:val="0"/>
+          <w:sz w:val="26"/>
+        </w:rPr>
+        <w:t xml:space="preserve">■ Kết quả khảo sát (phiếu tự điền, KHÔNG ghi thông tin định danh) — không dùng hồ sơ bệnh án </w:t>
       </w:r>
       <w:r>
         <w:rPr>
@@ -4299,22 +5032,37 @@
           <w:color w:val="CC7700"/>
           <w:sz w:val="26"/>
         </w:rPr>
-        <w:t>[TO BE COMPLETED]</w:t>
-      </w:r>
-    </w:p>
-    <w:p>
-      <w:pPr>
-        <w:spacing w:before="0" w:after="160" w:lineRule="auto" w:line="360"/>
-        <w:jc w:val="both"/>
-      </w:pPr>
-      <w:r>
-        <w:rPr>
-          <w:rFonts w:ascii="Times New Roman" w:hAnsi="Times New Roman" w:eastAsia="Times New Roman" w:cs="Times New Roman"/>
-          <w:b w:val="0"/>
-          <w:i w:val="0"/>
-          <w:sz w:val="26"/>
-        </w:rPr>
-        <w:t xml:space="preserve">Estimated time commitment: </w:t>
+        <w:t>[BÁC SĨ RÀ]</w:t>
+      </w:r>
+    </w:p>
+    <w:p>
+      <w:pPr>
+        <w:spacing w:before="0" w:after="160" w:lineRule="auto" w:line="360"/>
+        <w:jc w:val="both"/>
+      </w:pPr>
+      <w:r>
+        <w:rPr>
+          <w:rFonts w:ascii="Times New Roman" w:hAnsi="Times New Roman" w:eastAsia="Times New Roman" w:cs="Times New Roman"/>
+          <w:b w:val="0"/>
+          <w:i w:val="0"/>
+          <w:sz w:val="26"/>
+        </w:rPr>
+        <w:t>■ Mốc thời gian hành chính từ HIS/eHospital (hoàn tất đăng ký, gọi vào buồng khám) ghép theo mã nghiên cứu —</w:t>
+      </w:r>
+    </w:p>
+    <w:p>
+      <w:pPr>
+        <w:spacing w:before="0" w:after="160" w:lineRule="auto" w:line="360"/>
+        <w:jc w:val="both"/>
+      </w:pPr>
+      <w:r>
+        <w:rPr>
+          <w:rFonts w:ascii="Times New Roman" w:hAnsi="Times New Roman" w:eastAsia="Times New Roman" w:cs="Times New Roman"/>
+          <w:b w:val="0"/>
+          <w:i w:val="0"/>
+          <w:sz w:val="26"/>
+        </w:rPr>
+        <w:t xml:space="preserve">nhóm nghiên cứu chỉ nhận mã nghiên cứu + số phút chờ (đề cương §4.6.3) </w:t>
       </w:r>
       <w:r>
         <w:rPr>
@@ -4324,7 +5072,7 @@
           <w:color w:val="CC7700"/>
           <w:sz w:val="26"/>
         </w:rPr>
-        <w:t>[TO BE COMPLETED]</w:t>
+        <w:t>[BÁC SĨ RÀ]</w:t>
       </w:r>
     </w:p>
     <w:p>
@@ -4340,60 +5088,38 @@
           <w:i w:val="0"/>
           <w:sz w:val="26"/>
         </w:rPr>
-        <w:t>RISKS AND DISCOMFORTS</w:t>
-      </w:r>
-    </w:p>
-    <w:p>
-      <w:pPr>
-        <w:spacing w:before="0" w:after="160" w:lineRule="auto" w:line="360"/>
-        <w:jc w:val="both"/>
-      </w:pPr>
-      <w:r>
-        <w:rPr>
-          <w:rFonts w:ascii="Times New Roman" w:hAnsi="Times New Roman" w:eastAsia="Times New Roman" w:cs="Times New Roman"/>
-          <w:b w:val="0"/>
-          <w:i w:val="0"/>
-          <w:sz w:val="26"/>
-        </w:rPr>
-        <w:t>- Rò rỉ thông tin từ bộ câu hỏi (Rất thấp probability / Nhẹ severity): Khuyết danh hoàn toàn nếu không cần theo dõi; mã hóa nếu cần liên kết</w:t>
-      </w:r>
-    </w:p>
-    <w:p>
-      <w:pPr>
-        <w:spacing w:before="0" w:after="160" w:lineRule="auto" w:line="360"/>
-        <w:jc w:val="both"/>
-      </w:pPr>
-      <w:r>
-        <w:rPr>
-          <w:rFonts w:ascii="Times New Roman" w:hAnsi="Times New Roman" w:eastAsia="Times New Roman" w:cs="Times New Roman"/>
-          <w:b w:val="0"/>
-          <w:i w:val="0"/>
-          <w:sz w:val="26"/>
-        </w:rPr>
-        <w:t>- Gánh nặng thời gian (Thấp probability / Không đáng kể severity): Bộ câu hỏi ngắn; tự điền hoặc qua điện thoại/email</w:t>
-      </w:r>
-    </w:p>
-    <w:p>
-      <w:pPr>
-        <w:pStyle w:val="ListNumber"/>
-        <w:spacing w:before="0" w:after="120" w:lineRule="auto" w:line="360"/>
-        <w:jc w:val="both"/>
-      </w:pPr>
-      <w:r>
-        <w:rPr>
-          <w:rFonts w:ascii="Times New Roman" w:hAnsi="Times New Roman" w:eastAsia="Times New Roman" w:cs="Times New Roman"/>
-          <w:b w:val="0"/>
-          <w:i w:val="0"/>
-          <w:sz w:val="26"/>
-        </w:rPr>
-        <w:t>POTENTIAL BENEFITS</w:t>
-      </w:r>
-    </w:p>
-    <w:p>
-      <w:pPr>
-        <w:spacing w:before="0" w:after="160" w:lineRule="auto" w:line="360"/>
-        <w:jc w:val="both"/>
-      </w:pPr>
+        <w:t>THU THẬP:</w:t>
+      </w:r>
+    </w:p>
+    <w:p>
+      <w:pPr>
+        <w:spacing w:before="0" w:after="160" w:lineRule="auto" w:line="360"/>
+        <w:jc w:val="both"/>
+      </w:pPr>
+      <w:r>
+        <w:rPr>
+          <w:rFonts w:ascii="Times New Roman" w:hAnsi="Times New Roman" w:eastAsia="Times New Roman" w:cs="Times New Roman"/>
+          <w:b w:val="0"/>
+          <w:i w:val="0"/>
+          <w:sz w:val="26"/>
+        </w:rPr>
+        <w:t>Công cụ: □ REDCap □ Google Forms (institutional) □ Phiếu giấy</w:t>
+      </w:r>
+    </w:p>
+    <w:p>
+      <w:pPr>
+        <w:spacing w:before="0" w:after="160" w:lineRule="auto" w:line="360"/>
+        <w:jc w:val="both"/>
+      </w:pPr>
+      <w:r>
+        <w:rPr>
+          <w:rFonts w:ascii="Times New Roman" w:hAnsi="Times New Roman" w:eastAsia="Times New Roman" w:cs="Times New Roman"/>
+          <w:b w:val="0"/>
+          <w:i w:val="0"/>
+          <w:sz w:val="26"/>
+        </w:rPr>
+        <w:t xml:space="preserve">■ Phiếu giấy (nặc danh, tự điền tại khoa) </w:t>
+      </w:r>
       <w:r>
         <w:rPr>
           <w:rFonts w:ascii="Times New Roman" w:hAnsi="Times New Roman" w:eastAsia="Times New Roman" w:cs="Times New Roman"/>
@@ -4402,97 +5128,37 @@
           <w:color w:val="CC7700"/>
           <w:sz w:val="26"/>
         </w:rPr>
-        <w:t>[TO BE COMPLETED, include both direct and community benefits]</w:t>
-      </w:r>
-    </w:p>
-    <w:p>
-      <w:pPr>
-        <w:spacing w:before="0" w:after="160" w:lineRule="auto" w:line="360"/>
-        <w:jc w:val="both"/>
-      </w:pPr>
-      <w:r>
-        <w:rPr>
-          <w:rFonts w:ascii="Times New Roman" w:hAnsi="Times New Roman" w:eastAsia="Times New Roman" w:cs="Times New Roman"/>
-          <w:b w:val="0"/>
-          <w:i w:val="0"/>
-          <w:sz w:val="26"/>
-        </w:rPr>
-        <w:t>4b. FUNDING AND CONFLICTS OF INTEREST</w:t>
-      </w:r>
-    </w:p>
-    <w:p>
-      <w:pPr>
-        <w:spacing w:before="0" w:after="160" w:lineRule="auto" w:line="360"/>
-        <w:jc w:val="both"/>
-      </w:pPr>
-      <w:r>
-        <w:rPr>
-          <w:rFonts w:ascii="Times New Roman" w:hAnsi="Times New Roman" w:eastAsia="Times New Roman" w:cs="Times New Roman"/>
-          <w:b w:val="0"/>
-          <w:i w:val="0"/>
-          <w:sz w:val="26"/>
-        </w:rPr>
-        <w:t>This study has no external funding (self-funded; costs are borne by the principal investigator).</w:t>
-      </w:r>
-    </w:p>
-    <w:p>
-      <w:pPr>
-        <w:spacing w:before="0" w:after="160" w:lineRule="auto" w:line="360"/>
-        <w:jc w:val="both"/>
-      </w:pPr>
-      <w:r>
-        <w:rPr>
-          <w:rFonts w:ascii="Times New Roman" w:hAnsi="Times New Roman" w:eastAsia="Times New Roman" w:cs="Times New Roman"/>
-          <w:b w:val="0"/>
-          <w:i w:val="0"/>
-          <w:sz w:val="26"/>
-        </w:rPr>
-        <w:t>The research team has no conflicts of interest related to the study topic (consistent with the COI</w:t>
-      </w:r>
-    </w:p>
-    <w:p>
-      <w:pPr>
-        <w:spacing w:before="0" w:after="160" w:lineRule="auto" w:line="360"/>
-        <w:jc w:val="both"/>
-      </w:pPr>
-      <w:r>
-        <w:rPr>
-          <w:rFonts w:ascii="Times New Roman" w:hAnsi="Times New Roman" w:eastAsia="Times New Roman" w:cs="Times New Roman"/>
-          <w:b w:val="0"/>
-          <w:i w:val="0"/>
-          <w:sz w:val="26"/>
-        </w:rPr>
-        <w:t>declaration in Document 8).</w:t>
-      </w:r>
-    </w:p>
-    <w:p>
-      <w:pPr>
-        <w:spacing w:before="0" w:after="160" w:lineRule="auto" w:line="360"/>
-        <w:jc w:val="both"/>
-      </w:pPr>
-      <w:r>
-        <w:rPr>
-          <w:rFonts w:ascii="Times New Roman" w:hAnsi="Times New Roman" w:eastAsia="Times New Roman" w:cs="Times New Roman"/>
-          <w:b w:val="0"/>
-          <w:i w:val="0"/>
-          <w:sz w:val="26"/>
-        </w:rPr>
-        <w:t>4c. PAYMENT OR SUPPORT FOR PARTICIPATION</w:t>
-      </w:r>
-    </w:p>
-    <w:p>
-      <w:pPr>
-        <w:spacing w:before="0" w:after="160" w:lineRule="auto" w:line="360"/>
-        <w:jc w:val="both"/>
-      </w:pPr>
-      <w:r>
-        <w:rPr>
-          <w:rFonts w:ascii="Times New Roman" w:hAnsi="Times New Roman" w:eastAsia="Times New Roman" w:cs="Times New Roman"/>
-          <w:b w:val="0"/>
-          <w:i w:val="0"/>
-          <w:sz w:val="26"/>
-        </w:rPr>
-        <w:t>■ No payment or support other than routine medical care.</w:t>
+        <w:t>[BÁC SĨ RÀ — nếu dùng thêm bản điện tử thì tick bổ sung]</w:t>
+      </w:r>
+    </w:p>
+    <w:p>
+      <w:pPr>
+        <w:spacing w:before="0" w:after="160" w:lineRule="auto" w:line="360"/>
+        <w:jc w:val="both"/>
+      </w:pPr>
+      <w:r>
+        <w:rPr>
+          <w:rFonts w:ascii="Times New Roman" w:hAnsi="Times New Roman" w:eastAsia="Times New Roman" w:cs="Times New Roman"/>
+          <w:b w:val="0"/>
+          <w:i w:val="0"/>
+          <w:sz w:val="26"/>
+        </w:rPr>
+        <w:t>Phân quyền truy cập: Chỉ nhóm nghiên cứu được cấp phép</w:t>
+      </w:r>
+    </w:p>
+    <w:p>
+      <w:pPr>
+        <w:spacing w:before="0" w:after="160" w:lineRule="auto" w:line="360"/>
+        <w:jc w:val="both"/>
+      </w:pPr>
+      <w:r>
+        <w:rPr>
+          <w:rFonts w:ascii="Times New Roman" w:hAnsi="Times New Roman" w:eastAsia="Times New Roman" w:cs="Times New Roman"/>
+          <w:b w:val="0"/>
+          <w:i w:val="0"/>
+          <w:sz w:val="26"/>
+        </w:rPr>
+        <w:t>Phê duyệt quyền: Chủ nhiệm đề tài</w:t>
       </w:r>
     </w:p>
     <w:p>
@@ -4508,174 +5174,37 @@
           <w:i w:val="0"/>
           <w:sz w:val="26"/>
         </w:rPr>
-        <w:t>CONFIDENTIALITY</w:t>
-      </w:r>
-    </w:p>
-    <w:p>
-      <w:pPr>
-        <w:spacing w:before="0" w:after="160" w:lineRule="auto" w:line="360"/>
-        <w:jc w:val="both"/>
-      </w:pPr>
-      <w:r>
-        <w:rPr>
-          <w:rFonts w:ascii="Times New Roman" w:hAnsi="Times New Roman" w:eastAsia="Times New Roman" w:cs="Times New Roman"/>
-          <w:b w:val="0"/>
-          <w:i w:val="0"/>
-          <w:sz w:val="26"/>
-        </w:rPr>
-        <w:t>Data encrypted per Vietnamese Personal Data Protection Law</w:t>
-      </w:r>
-    </w:p>
-    <w:p>
-      <w:pPr>
-        <w:spacing w:before="0" w:after="160" w:lineRule="auto" w:line="360"/>
-        <w:jc w:val="both"/>
-      </w:pPr>
-      <w:r>
-        <w:rPr>
-          <w:rFonts w:ascii="Times New Roman" w:hAnsi="Times New Roman" w:eastAsia="Times New Roman" w:cs="Times New Roman"/>
-          <w:b w:val="0"/>
-          <w:i w:val="0"/>
-          <w:sz w:val="26"/>
-        </w:rPr>
-        <w:t>No. 91/2025/QH15. Results published in aggregate form only.</w:t>
-      </w:r>
-    </w:p>
-    <w:p>
-      <w:pPr>
-        <w:pStyle w:val="ListNumber"/>
-        <w:spacing w:before="0" w:after="120" w:lineRule="auto" w:line="360"/>
-        <w:jc w:val="both"/>
-      </w:pPr>
-      <w:r>
-        <w:rPr>
-          <w:rFonts w:ascii="Times New Roman" w:hAnsi="Times New Roman" w:eastAsia="Times New Roman" w:cs="Times New Roman"/>
-          <w:b w:val="0"/>
-          <w:i w:val="0"/>
-          <w:sz w:val="26"/>
-        </w:rPr>
-        <w:t>VOLUNTARY PARTICIPATION AND WITHDRAWAL</w:t>
-      </w:r>
-    </w:p>
-    <w:p>
-      <w:pPr>
-        <w:spacing w:before="0" w:after="160" w:lineRule="auto" w:line="360"/>
-        <w:jc w:val="both"/>
-      </w:pPr>
-      <w:r>
-        <w:rPr>
-          <w:rFonts w:ascii="Times New Roman" w:hAnsi="Times New Roman" w:eastAsia="Times New Roman" w:cs="Times New Roman"/>
-          <w:b w:val="0"/>
-          <w:i w:val="0"/>
-          <w:sz w:val="26"/>
-        </w:rPr>
-        <w:t>Participation is voluntary. You may withdraw at any time</w:t>
-      </w:r>
-    </w:p>
-    <w:p>
-      <w:pPr>
-        <w:spacing w:before="0" w:after="160" w:lineRule="auto" w:line="360"/>
-        <w:jc w:val="both"/>
-      </w:pPr>
-      <w:r>
-        <w:rPr>
-          <w:rFonts w:ascii="Times New Roman" w:hAnsi="Times New Roman" w:eastAsia="Times New Roman" w:cs="Times New Roman"/>
-          <w:b w:val="0"/>
-          <w:i w:val="0"/>
-          <w:sz w:val="26"/>
-        </w:rPr>
-        <w:t>without affecting your medical care.</w:t>
-      </w:r>
-    </w:p>
-    <w:p>
-      <w:pPr>
-        <w:spacing w:before="0" w:after="160" w:lineRule="auto" w:line="360"/>
-        <w:jc w:val="both"/>
-      </w:pPr>
-      <w:r>
-        <w:rPr>
-          <w:rFonts w:ascii="Times New Roman" w:hAnsi="Times New Roman" w:eastAsia="Times New Roman" w:cs="Times New Roman"/>
-          <w:b w:val="0"/>
-          <w:i w:val="0"/>
-          <w:sz w:val="26"/>
-        </w:rPr>
-        <w:t>6c. COMPENSATION FOR INJURY</w:t>
-      </w:r>
-    </w:p>
-    <w:p>
-      <w:pPr>
-        <w:spacing w:before="0" w:after="160" w:lineRule="auto" w:line="360"/>
-        <w:jc w:val="both"/>
-      </w:pPr>
-      <w:r>
-        <w:rPr>
-          <w:rFonts w:ascii="Times New Roman" w:hAnsi="Times New Roman" w:eastAsia="Times New Roman" w:cs="Times New Roman"/>
-          <w:b w:val="0"/>
-          <w:i w:val="0"/>
-          <w:sz w:val="26"/>
-        </w:rPr>
-        <w:t>This is a minimal-risk observational study; it involves no procedures or interventions beyond</w:t>
-      </w:r>
-    </w:p>
-    <w:p>
-      <w:pPr>
-        <w:spacing w:before="0" w:after="160" w:lineRule="auto" w:line="360"/>
-        <w:jc w:val="both"/>
-      </w:pPr>
-      <w:r>
-        <w:rPr>
-          <w:rFonts w:ascii="Times New Roman" w:hAnsi="Times New Roman" w:eastAsia="Times New Roman" w:cs="Times New Roman"/>
-          <w:b w:val="0"/>
-          <w:i w:val="0"/>
-          <w:sz w:val="26"/>
-        </w:rPr>
-        <w:t>routine clinical practice. If harm directly related to study participation occurs, Military Hospital 175</w:t>
-      </w:r>
-    </w:p>
-    <w:p>
-      <w:pPr>
-        <w:spacing w:before="0" w:after="160" w:lineRule="auto" w:line="360"/>
-        <w:jc w:val="both"/>
-      </w:pPr>
-      <w:r>
-        <w:rPr>
-          <w:rFonts w:ascii="Times New Roman" w:hAnsi="Times New Roman" w:eastAsia="Times New Roman" w:cs="Times New Roman"/>
-          <w:b w:val="0"/>
-          <w:i w:val="0"/>
-          <w:sz w:val="26"/>
-        </w:rPr>
-        <w:t>will manage it under its routine clinical care procedures; the study has no separate insurance.</w:t>
-      </w:r>
-    </w:p>
-    <w:p>
-      <w:pPr>
-        <w:pStyle w:val="ListNumber"/>
-        <w:spacing w:before="0" w:after="120" w:lineRule="auto" w:line="360"/>
-        <w:jc w:val="both"/>
-      </w:pPr>
-      <w:r>
-        <w:rPr>
-          <w:rFonts w:ascii="Times New Roman" w:hAnsi="Times New Roman" w:eastAsia="Times New Roman" w:cs="Times New Roman"/>
-          <w:b w:val="0"/>
-          <w:i w:val="0"/>
-          <w:sz w:val="26"/>
-        </w:rPr>
-        <w:t>CONTACTS</w:t>
-      </w:r>
-    </w:p>
-    <w:p>
-      <w:pPr>
-        <w:spacing w:before="0" w:after="160" w:lineRule="auto" w:line="360"/>
-        <w:jc w:val="both"/>
-      </w:pPr>
-      <w:r>
-        <w:rPr>
-          <w:rFonts w:ascii="Times New Roman" w:hAnsi="Times New Roman" w:eastAsia="Times New Roman" w:cs="Times New Roman"/>
-          <w:b w:val="0"/>
-          <w:i w:val="0"/>
-          <w:sz w:val="26"/>
-        </w:rPr>
-        <w:t xml:space="preserve">Investigator: </w:t>
+        <w:t>KHỬ ĐỊNH DANH:</w:t>
+      </w:r>
+    </w:p>
+    <w:p>
+      <w:pPr>
+        <w:spacing w:before="0" w:after="160" w:lineRule="auto" w:line="360"/>
+        <w:jc w:val="both"/>
+      </w:pPr>
+      <w:r>
+        <w:rPr>
+          <w:rFonts w:ascii="Times New Roman" w:hAnsi="Times New Roman" w:eastAsia="Times New Roman" w:cs="Times New Roman"/>
+          <w:b w:val="0"/>
+          <w:i w:val="0"/>
+          <w:sz w:val="26"/>
+        </w:rPr>
+        <w:t>Phương pháp: GIẢ DANH HÓA CÓ KIỂM SOÁT — phiếu KHÔNG có ô định danh, chỉ mang mã nghiên cứu; phiếu đồng ý (ICF) ký tên lưu</w:t>
+      </w:r>
+    </w:p>
+    <w:p>
+      <w:pPr>
+        <w:spacing w:before="0" w:after="160" w:lineRule="auto" w:line="360"/>
+        <w:jc w:val="both"/>
+      </w:pPr>
+      <w:r>
+        <w:rPr>
+          <w:rFonts w:ascii="Times New Roman" w:hAnsi="Times New Roman" w:eastAsia="Times New Roman" w:cs="Times New Roman"/>
+          <w:b w:val="0"/>
+          <w:i w:val="0"/>
+          <w:sz w:val="26"/>
+        </w:rPr>
+        <w:t xml:space="preserve">TÁCH BIỆT vật lý, không ghép với phiếu (đề cương §4.11) </w:t>
       </w:r>
       <w:r>
         <w:rPr>
@@ -4685,16 +5214,52 @@
           <w:color w:val="CC7700"/>
           <w:sz w:val="26"/>
         </w:rPr>
-        <w:t>[TO BE COMPLETED]</w:t>
-      </w:r>
-      <w:r>
-        <w:rPr>
-          <w:rFonts w:ascii="Times New Roman" w:hAnsi="Times New Roman" w:eastAsia="Times New Roman" w:cs="Times New Roman"/>
-          <w:b w:val="0"/>
-          <w:i w:val="0"/>
-          <w:sz w:val="26"/>
-        </w:rPr>
-        <w:t xml:space="preserve"> | Email: </w:t>
+        <w:t>[BÁC SĨ RÀ]</w:t>
+      </w:r>
+    </w:p>
+    <w:p>
+      <w:pPr>
+        <w:spacing w:before="0" w:after="160" w:lineRule="auto" w:line="360"/>
+        <w:jc w:val="both"/>
+      </w:pPr>
+      <w:r>
+        <w:rPr>
+          <w:rFonts w:ascii="Times New Roman" w:hAnsi="Times New Roman" w:eastAsia="Times New Roman" w:cs="Times New Roman"/>
+          <w:b w:val="0"/>
+          <w:i w:val="0"/>
+          <w:sz w:val="26"/>
+        </w:rPr>
+        <w:t xml:space="preserve">Ghép HIS: nhân sự được uỷ quyền của Phòng CNTT/QLCL trích hai mốc thời gian và giữ bảng ghép mã nghiên cứu - </w:t>
+      </w:r>
+    </w:p>
+    <w:p>
+      <w:pPr>
+        <w:spacing w:before="0" w:after="160" w:lineRule="auto" w:line="360"/>
+        <w:jc w:val="both"/>
+      </w:pPr>
+      <w:r>
+        <w:rPr>
+          <w:rFonts w:ascii="Times New Roman" w:hAnsi="Times New Roman" w:eastAsia="Times New Roman" w:cs="Times New Roman"/>
+          <w:b w:val="0"/>
+          <w:i w:val="0"/>
+          <w:sz w:val="26"/>
+        </w:rPr>
+        <w:t>lượt khám; nhóm nghiên cứu chỉ nhận mã nghiên cứu + số phút chờ; bảng ghép huỷ trong 30 ngày, có nhật ký huỷ</w:t>
+      </w:r>
+    </w:p>
+    <w:p>
+      <w:pPr>
+        <w:spacing w:before="0" w:after="160" w:lineRule="auto" w:line="360"/>
+        <w:jc w:val="both"/>
+      </w:pPr>
+      <w:r>
+        <w:rPr>
+          <w:rFonts w:ascii="Times New Roman" w:hAnsi="Times New Roman" w:eastAsia="Times New Roman" w:cs="Times New Roman"/>
+          <w:b w:val="0"/>
+          <w:i w:val="0"/>
+          <w:sz w:val="26"/>
+        </w:rPr>
+        <w:t xml:space="preserve">(đề cương §4.6.3, §4.11, §6.5) </w:t>
       </w:r>
       <w:r>
         <w:rPr>
@@ -4704,22 +5269,340 @@
           <w:color w:val="CC7700"/>
           <w:sz w:val="26"/>
         </w:rPr>
-        <w:t>[TO BE COMPLETED]</w:t>
-      </w:r>
-    </w:p>
-    <w:p>
-      <w:pPr>
-        <w:spacing w:before="0" w:after="160" w:lineRule="auto" w:line="360"/>
-        <w:jc w:val="both"/>
-      </w:pPr>
-      <w:r>
-        <w:rPr>
-          <w:rFonts w:ascii="Times New Roman" w:hAnsi="Times New Roman" w:eastAsia="Times New Roman" w:cs="Times New Roman"/>
-          <w:b w:val="0"/>
-          <w:i w:val="0"/>
-          <w:sz w:val="26"/>
-        </w:rPr>
-        <w:t xml:space="preserve">Ethics Committee: </w:t>
+        <w:t>[BÁC SĨ RÀ]</w:t>
+      </w:r>
+    </w:p>
+    <w:p>
+      <w:pPr>
+        <w:spacing w:before="0" w:after="160" w:lineRule="auto" w:line="360"/>
+        <w:jc w:val="both"/>
+      </w:pPr>
+      <w:r>
+        <w:rPr>
+          <w:rFonts w:ascii="Times New Roman" w:hAnsi="Times New Roman" w:eastAsia="Times New Roman" w:cs="Times New Roman"/>
+          <w:b w:val="0"/>
+          <w:i w:val="0"/>
+          <w:sz w:val="26"/>
+        </w:rPr>
+        <w:t>Ngưỡng k-ẩn danh: ≥5 (nhóm nhỏ sẽ nhóm lại trước công bố)</w:t>
+      </w:r>
+    </w:p>
+    <w:p>
+      <w:pPr>
+        <w:pStyle w:val="ListNumber"/>
+        <w:spacing w:before="0" w:after="120" w:lineRule="auto" w:line="360"/>
+        <w:jc w:val="both"/>
+      </w:pPr>
+      <w:r>
+        <w:rPr>
+          <w:rFonts w:ascii="Times New Roman" w:hAnsi="Times New Roman" w:eastAsia="Times New Roman" w:cs="Times New Roman"/>
+          <w:b w:val="0"/>
+          <w:i w:val="0"/>
+          <w:sz w:val="26"/>
+        </w:rPr>
+        <w:t>LƯU TRỮ:</w:t>
+      </w:r>
+    </w:p>
+    <w:p>
+      <w:pPr>
+        <w:spacing w:before="0" w:after="160" w:lineRule="auto" w:line="360"/>
+        <w:jc w:val="both"/>
+      </w:pPr>
+      <w:r>
+        <w:rPr>
+          <w:rFonts w:ascii="Times New Roman" w:hAnsi="Times New Roman" w:eastAsia="Times New Roman" w:cs="Times New Roman"/>
+          <w:b w:val="0"/>
+          <w:i w:val="0"/>
+          <w:sz w:val="26"/>
+        </w:rPr>
+        <w:t>Nơi lưu: ổ đĩa mã hóa AES-256 tại Khoa Khám bệnh C1a, Bệnh viện Quân y 175;</w:t>
+      </w:r>
+    </w:p>
+    <w:p>
+      <w:pPr>
+        <w:spacing w:before="0" w:after="160" w:lineRule="auto" w:line="360"/>
+        <w:jc w:val="both"/>
+      </w:pPr>
+      <w:r>
+        <w:rPr>
+          <w:rFonts w:ascii="Times New Roman" w:hAnsi="Times New Roman" w:eastAsia="Times New Roman" w:cs="Times New Roman"/>
+          <w:b w:val="0"/>
+          <w:i w:val="0"/>
+          <w:sz w:val="26"/>
+        </w:rPr>
+        <w:t>chỉ nhóm nghiên cứu được truy cập</w:t>
+      </w:r>
+    </w:p>
+    <w:p>
+      <w:pPr>
+        <w:spacing w:before="0" w:after="160" w:lineRule="auto" w:line="360"/>
+        <w:jc w:val="both"/>
+      </w:pPr>
+      <w:r>
+        <w:rPr>
+          <w:rFonts w:ascii="Times New Roman" w:hAnsi="Times New Roman" w:eastAsia="Times New Roman" w:cs="Times New Roman"/>
+          <w:b w:val="0"/>
+          <w:i w:val="0"/>
+          <w:sz w:val="26"/>
+        </w:rPr>
+        <w:t>Bảo mật: AES-256 · mật khẩu cấp người dùng · VPN (nếu từ xa)</w:t>
+      </w:r>
+    </w:p>
+    <w:p>
+      <w:pPr>
+        <w:spacing w:before="0" w:after="160" w:lineRule="auto" w:line="360"/>
+        <w:jc w:val="both"/>
+      </w:pPr>
+      <w:r>
+        <w:rPr>
+          <w:rFonts w:ascii="Times New Roman" w:hAnsi="Times New Roman" w:eastAsia="Times New Roman" w:cs="Times New Roman"/>
+          <w:b w:val="0"/>
+          <w:i w:val="0"/>
+          <w:sz w:val="26"/>
+        </w:rPr>
+        <w:t>Sao lưu: hằng tuần, 2 bản độc lập</w:t>
+      </w:r>
+    </w:p>
+    <w:p>
+      <w:pPr>
+        <w:spacing w:before="0" w:after="160" w:lineRule="auto" w:line="360"/>
+        <w:jc w:val="both"/>
+      </w:pPr>
+      <w:r>
+        <w:rPr>
+          <w:rFonts w:ascii="Times New Roman" w:hAnsi="Times New Roman" w:eastAsia="Times New Roman" w:cs="Times New Roman"/>
+          <w:b w:val="0"/>
+          <w:i w:val="0"/>
+          <w:sz w:val="26"/>
+        </w:rPr>
+        <w:t>Thời gian lưu: ___ năm sau kết thúc nghiên cứu</w:t>
+      </w:r>
+    </w:p>
+    <w:p>
+      <w:pPr>
+        <w:spacing w:before="0" w:after="160" w:lineRule="auto" w:line="360"/>
+        <w:jc w:val="both"/>
+      </w:pPr>
+      <w:r>
+        <w:rPr>
+          <w:rFonts w:ascii="Times New Roman" w:hAnsi="Times New Roman" w:eastAsia="Times New Roman" w:cs="Times New Roman"/>
+          <w:b w:val="0"/>
+          <w:i w:val="0"/>
+          <w:sz w:val="26"/>
+        </w:rPr>
+        <w:t>(theo TT38/2018/TT-BYT về lưu trữ hồ sơ y tế)</w:t>
+      </w:r>
+    </w:p>
+    <w:p>
+      <w:pPr>
+        <w:pStyle w:val="ListNumber"/>
+        <w:spacing w:before="0" w:after="120" w:lineRule="auto" w:line="360"/>
+        <w:jc w:val="both"/>
+      </w:pPr>
+      <w:r>
+        <w:rPr>
+          <w:rFonts w:ascii="Times New Roman" w:hAnsi="Times New Roman" w:eastAsia="Times New Roman" w:cs="Times New Roman"/>
+          <w:b w:val="0"/>
+          <w:i w:val="0"/>
+          <w:sz w:val="26"/>
+        </w:rPr>
+        <w:t>CHIA SẺ / MỞ DỮ LIỆU:</w:t>
+      </w:r>
+    </w:p>
+    <w:p>
+      <w:pPr>
+        <w:spacing w:before="0" w:after="160" w:lineRule="auto" w:line="360"/>
+        <w:jc w:val="both"/>
+      </w:pPr>
+      <w:r>
+        <w:rPr>
+          <w:rFonts w:ascii="Times New Roman" w:hAnsi="Times New Roman" w:eastAsia="Times New Roman" w:cs="Times New Roman"/>
+          <w:b w:val="0"/>
+          <w:i w:val="0"/>
+          <w:sz w:val="26"/>
+        </w:rPr>
+        <w:t>□ Không chia sẻ</w:t>
+      </w:r>
+    </w:p>
+    <w:p>
+      <w:pPr>
+        <w:spacing w:before="0" w:after="160" w:lineRule="auto" w:line="360"/>
+        <w:jc w:val="both"/>
+      </w:pPr>
+      <w:r>
+        <w:rPr>
+          <w:rFonts w:ascii="Times New Roman" w:hAnsi="Times New Roman" w:eastAsia="Times New Roman" w:cs="Times New Roman"/>
+          <w:b w:val="0"/>
+          <w:i w:val="0"/>
+          <w:sz w:val="26"/>
+        </w:rPr>
+        <w:t>■ Chia sẻ theo yêu cầu hợp lý (DTA cần ký trước)</w:t>
+      </w:r>
+    </w:p>
+    <w:p>
+      <w:pPr>
+        <w:spacing w:before="0" w:after="160" w:lineRule="auto" w:line="360"/>
+        <w:jc w:val="both"/>
+      </w:pPr>
+      <w:r>
+        <w:rPr>
+          <w:rFonts w:ascii="Times New Roman" w:hAnsi="Times New Roman" w:eastAsia="Times New Roman" w:cs="Times New Roman"/>
+          <w:b w:val="0"/>
+          <w:i w:val="0"/>
+          <w:sz w:val="26"/>
+        </w:rPr>
+        <w:t>□ Mở hoàn toàn sau ẩn danh hóa</w:t>
+      </w:r>
+    </w:p>
+    <w:p>
+      <w:pPr>
+        <w:spacing w:before="0" w:after="160" w:lineRule="auto" w:line="360"/>
+        <w:jc w:val="both"/>
+      </w:pPr>
+      <w:r>
+        <w:rPr>
+          <w:rFonts w:ascii="Times New Roman" w:hAnsi="Times New Roman" w:eastAsia="Times New Roman" w:cs="Times New Roman"/>
+          <w:b w:val="0"/>
+          <w:i w:val="0"/>
+          <w:sz w:val="26"/>
+        </w:rPr>
+        <w:t>Lựa chọn của chủ nhiệm (03/10/2026): chia sẻ có kiểm soát theo yêu cầu — bộ dữ</w:t>
+      </w:r>
+    </w:p>
+    <w:p>
+      <w:pPr>
+        <w:spacing w:before="0" w:after="160" w:lineRule="auto" w:line="360"/>
+        <w:jc w:val="both"/>
+      </w:pPr>
+      <w:r>
+        <w:rPr>
+          <w:rFonts w:ascii="Times New Roman" w:hAnsi="Times New Roman" w:eastAsia="Times New Roman" w:cs="Times New Roman"/>
+          <w:b w:val="0"/>
+          <w:i w:val="0"/>
+          <w:sz w:val="26"/>
+        </w:rPr>
+        <w:t>liệu đã khử định danh kèm từ điển biến, sau khi công bố, cho mục đích nghiên</w:t>
+      </w:r>
+    </w:p>
+    <w:p>
+      <w:pPr>
+        <w:spacing w:before="0" w:after="160" w:lineRule="auto" w:line="360"/>
+        <w:jc w:val="both"/>
+      </w:pPr>
+      <w:r>
+        <w:rPr>
+          <w:rFonts w:ascii="Times New Roman" w:hAnsi="Times New Roman" w:eastAsia="Times New Roman" w:cs="Times New Roman"/>
+          <w:b w:val="0"/>
+          <w:i w:val="0"/>
+          <w:sz w:val="26"/>
+        </w:rPr>
+        <w:t>cứu hợp lý, ký thoả thuận sử dụng dữ liệu (DTA) trước.</w:t>
+      </w:r>
+    </w:p>
+    <w:p>
+      <w:pPr>
+        <w:pStyle w:val="ListNumber"/>
+        <w:spacing w:before="0" w:after="120" w:lineRule="auto" w:line="360"/>
+        <w:jc w:val="both"/>
+      </w:pPr>
+      <w:r>
+        <w:rPr>
+          <w:rFonts w:ascii="Times New Roman" w:hAnsi="Times New Roman" w:eastAsia="Times New Roman" w:cs="Times New Roman"/>
+          <w:b w:val="0"/>
+          <w:i w:val="0"/>
+          <w:sz w:val="26"/>
+        </w:rPr>
+        <w:t>XỬ LÝ VI PHẠM DỮ LIỆU:</w:t>
+      </w:r>
+    </w:p>
+    <w:p>
+      <w:pPr>
+        <w:spacing w:before="0" w:after="160" w:lineRule="auto" w:line="360"/>
+        <w:jc w:val="both"/>
+      </w:pPr>
+      <w:r>
+        <w:rPr>
+          <w:rFonts w:ascii="Times New Roman" w:hAnsi="Times New Roman" w:eastAsia="Times New Roman" w:cs="Times New Roman"/>
+          <w:b w:val="0"/>
+          <w:i w:val="0"/>
+          <w:sz w:val="26"/>
+        </w:rPr>
+        <w:t>Theo NĐ 356/2025/NĐ-CP Điều 23:</w:t>
+      </w:r>
+    </w:p>
+    <w:p>
+      <w:pPr>
+        <w:spacing w:before="0" w:after="160" w:lineRule="auto" w:line="360"/>
+        <w:jc w:val="both"/>
+      </w:pPr>
+      <w:r>
+        <w:rPr>
+          <w:rFonts w:ascii="Times New Roman" w:hAnsi="Times New Roman" w:eastAsia="Times New Roman" w:cs="Times New Roman"/>
+          <w:b w:val="0"/>
+          <w:i w:val="0"/>
+          <w:sz w:val="26"/>
+        </w:rPr>
+        <w:t>■ Phát hiện vi phạm đến báo cáo nội bộ trong 24 giờ</w:t>
+      </w:r>
+    </w:p>
+    <w:p>
+      <w:pPr>
+        <w:spacing w:before="0" w:after="160" w:lineRule="auto" w:line="360"/>
+        <w:jc w:val="both"/>
+      </w:pPr>
+      <w:r>
+        <w:rPr>
+          <w:rFonts w:ascii="Times New Roman" w:hAnsi="Times New Roman" w:eastAsia="Times New Roman" w:cs="Times New Roman"/>
+          <w:b w:val="0"/>
+          <w:i w:val="0"/>
+          <w:sz w:val="26"/>
+        </w:rPr>
+        <w:t>■ Thông báo cơ quan bảo vệ dữ liệu trong 72 giờ</w:t>
+      </w:r>
+    </w:p>
+    <w:p>
+      <w:pPr>
+        <w:spacing w:before="0" w:after="160" w:lineRule="auto" w:line="360"/>
+        <w:jc w:val="both"/>
+      </w:pPr>
+      <w:r>
+        <w:rPr>
+          <w:rFonts w:ascii="Times New Roman" w:hAnsi="Times New Roman" w:eastAsia="Times New Roman" w:cs="Times New Roman"/>
+          <w:b w:val="0"/>
+          <w:i w:val="0"/>
+          <w:sz w:val="26"/>
+        </w:rPr>
+        <w:t>■ Thông báo người tham gia bị ảnh hưởng ngay khi xác nhận</w:t>
+      </w:r>
+    </w:p>
+    <w:p>
+      <w:pPr>
+        <w:spacing w:before="0" w:after="160" w:lineRule="auto" w:line="360"/>
+        <w:jc w:val="both"/>
+      </w:pPr>
+      <w:r>
+        <w:rPr>
+          <w:rFonts w:ascii="Times New Roman" w:hAnsi="Times New Roman" w:eastAsia="Times New Roman" w:cs="Times New Roman"/>
+          <w:b w:val="0"/>
+          <w:i w:val="0"/>
+          <w:sz w:val="26"/>
+        </w:rPr>
+        <w:t>■ Khắc phục và điều tra nguyên nhân, lưu hồ sơ xử lý</w:t>
+      </w:r>
+    </w:p>
+    <w:p>
+      <w:pPr>
+        <w:spacing w:before="0" w:after="160" w:lineRule="auto" w:line="360"/>
+        <w:jc w:val="both"/>
+      </w:pPr>
+      <w:r>
+        <w:rPr>
+          <w:rFonts w:ascii="Times New Roman" w:hAnsi="Times New Roman" w:eastAsia="Times New Roman" w:cs="Times New Roman"/>
+          <w:b w:val="0"/>
+          <w:i w:val="0"/>
+          <w:sz w:val="26"/>
+        </w:rPr>
+        <w:t xml:space="preserve">Quy trình: </w:t>
       </w:r>
       <w:r>
         <w:rPr>
@@ -4729,126 +5612,7 @@
           <w:color w:val="CC7700"/>
           <w:sz w:val="26"/>
         </w:rPr>
-        <w:t>[TO BE COMPLETED]</w:t>
-      </w:r>
-    </w:p>
-    <w:p>
-      <w:pPr>
-        <w:spacing w:before="0" w:after="160" w:lineRule="auto" w:line="360"/>
-        <w:jc w:val="both"/>
-      </w:pPr>
-      <w:r>
-        <w:rPr>
-          <w:rFonts w:ascii="Times New Roman" w:hAnsi="Times New Roman" w:eastAsia="Times New Roman" w:cs="Times New Roman"/>
-          <w:b w:val="0"/>
-          <w:i w:val="0"/>
-          <w:sz w:val="26"/>
-        </w:rPr>
-        <w:t>CONSENT SIGNATURE (PARTICIPANT'S COPY)</w:t>
-      </w:r>
-    </w:p>
-    <w:p>
-      <w:pPr>
-        <w:spacing w:before="0" w:after="160" w:lineRule="auto" w:line="360"/>
-        <w:jc w:val="both"/>
-      </w:pPr>
-      <w:r>
-        <w:rPr>
-          <w:rFonts w:ascii="Times New Roman" w:hAnsi="Times New Roman" w:eastAsia="Times New Roman" w:cs="Times New Roman"/>
-          <w:b w:val="0"/>
-          <w:i w:val="0"/>
-          <w:sz w:val="26"/>
-        </w:rPr>
-        <w:t>I have read the above and agree to participate voluntarily.</w:t>
-      </w:r>
-    </w:p>
-    <w:p>
-      <w:pPr>
-        <w:spacing w:before="0" w:after="160" w:lineRule="auto" w:line="360"/>
-        <w:jc w:val="both"/>
-      </w:pPr>
-      <w:r>
-        <w:rPr>
-          <w:rFonts w:ascii="Times New Roman" w:hAnsi="Times New Roman" w:eastAsia="Times New Roman" w:cs="Times New Roman"/>
-          <w:b w:val="0"/>
-          <w:i w:val="0"/>
-          <w:sz w:val="26"/>
-        </w:rPr>
-        <w:t>Participant: _______________ Date: ___/___/2026</w:t>
-      </w:r>
-    </w:p>
-    <w:p>
-      <w:pPr>
-        <w:spacing w:before="0" w:after="160" w:lineRule="auto" w:line="360"/>
-        <w:jc w:val="both"/>
-      </w:pPr>
-      <w:r>
-        <w:rPr>
-          <w:rFonts w:ascii="Times New Roman" w:hAnsi="Times New Roman" w:eastAsia="Times New Roman" w:cs="Times New Roman"/>
-          <w:b w:val="0"/>
-          <w:i w:val="0"/>
-          <w:sz w:val="26"/>
-        </w:rPr>
-        <w:t>Witness (if applicable): _______________ Date: ___/___/2026</w:t>
-      </w:r>
-    </w:p>
-    <w:p>
-      <w:pPr>
-        <w:spacing w:before="0" w:after="160" w:lineRule="auto" w:line="360"/>
-        <w:jc w:val="both"/>
-      </w:pPr>
-      <w:r>
-        <w:rPr>
-          <w:rFonts w:ascii="Times New Roman" w:hAnsi="Times New Roman" w:eastAsia="Times New Roman" w:cs="Times New Roman"/>
-          <w:b w:val="0"/>
-          <w:i w:val="0"/>
-          <w:sz w:val="26"/>
-        </w:rPr>
-        <w:t>Investigator: _______________ Date: ___/___/2026</w:t>
-      </w:r>
-    </w:p>
-    <w:p>
-      <w:pPr>
-        <w:spacing w:before="280" w:after="160" w:lineRule="auto" w:line="312"/>
-      </w:pPr>
-      <w:r>
-        <w:rPr>
-          <w:rFonts w:ascii="Times New Roman" w:hAnsi="Times New Roman" w:eastAsia="Times New Roman" w:cs="Times New Roman"/>
-          <w:b/>
-          <w:i w:val="0"/>
-          <w:sz w:val="28"/>
-        </w:rPr>
-        <w:t>TÀI LIỆU 6. KẾ HOẠCH QUẢN LÝ DỮ LIỆU (DMP, Luật 91/2025/QH15)</w:t>
-      </w:r>
-    </w:p>
-    <w:p>
-      <w:pPr>
-        <w:spacing w:before="0" w:after="160" w:lineRule="auto" w:line="360"/>
-        <w:jc w:val="both"/>
-      </w:pPr>
-      <w:r>
-        <w:rPr>
-          <w:rFonts w:ascii="Times New Roman" w:hAnsi="Times New Roman" w:eastAsia="Times New Roman" w:cs="Times New Roman"/>
-          <w:b w:val="0"/>
-          <w:i w:val="0"/>
-          <w:sz w:val="26"/>
-        </w:rPr>
-        <w:t>KẾ HOẠCH QUẢN LÝ DỮ LIỆU, Cấp IRB</w:t>
-      </w:r>
-    </w:p>
-    <w:p>
-      <w:pPr>
-        <w:spacing w:before="0" w:after="160" w:lineRule="auto" w:line="360"/>
-        <w:jc w:val="both"/>
-      </w:pPr>
-      <w:r>
-        <w:rPr>
-          <w:rFonts w:ascii="Times New Roman" w:hAnsi="Times New Roman" w:eastAsia="Times New Roman" w:cs="Times New Roman"/>
-          <w:b w:val="0"/>
-          <w:i w:val="0"/>
-          <w:sz w:val="26"/>
-        </w:rPr>
-        <w:t>Đề tài: Đánh giá sự hài lòng của bệnh nhân trong hoạt động khám chữa bệnh tại Khoa Khám bệnh C1a, Trung tâm Khám bệnh và Điều trị theo yêu cầu C1, Bệnh viện Quân y 175 | Phiên bản: 1.0 | Ngày: 2026-07-31</w:t>
+        <w:t>[CẦN BỔ SUNG quy trình cụ thể của đơn vị]</w:t>
       </w:r>
     </w:p>
     <w:p>
@@ -4864,97 +5628,504 @@
           <w:i w:val="0"/>
           <w:sz w:val="26"/>
         </w:rPr>
-        <w:t>LOẠI DỮ LIỆU THU THẬP:</w:t>
-      </w:r>
-    </w:p>
-    <w:p>
-      <w:pPr>
-        <w:spacing w:before="0" w:after="160" w:lineRule="auto" w:line="360"/>
-        <w:jc w:val="both"/>
-      </w:pPr>
-      <w:r>
-        <w:rPr>
-          <w:rFonts w:ascii="Times New Roman" w:hAnsi="Times New Roman" w:eastAsia="Times New Roman" w:cs="Times New Roman"/>
-          <w:b w:val="0"/>
-          <w:i w:val="0"/>
-          <w:sz w:val="26"/>
-        </w:rPr>
-        <w:t>□ Nhân khẩu học (tuổi, giới, dân tộc), KHÔNG lưu tên/CMND</w:t>
-      </w:r>
-    </w:p>
-    <w:p>
-      <w:pPr>
-        <w:spacing w:before="0" w:after="160" w:lineRule="auto" w:line="360"/>
-        <w:jc w:val="both"/>
-      </w:pPr>
-      <w:r>
-        <w:rPr>
-          <w:rFonts w:ascii="Times New Roman" w:hAnsi="Times New Roman" w:eastAsia="Times New Roman" w:cs="Times New Roman"/>
-          <w:b w:val="0"/>
-          <w:i w:val="0"/>
-          <w:sz w:val="26"/>
-        </w:rPr>
-        <w:t>□ Lâm sàng (bệnh sử, kết quả khám), mã hóa theo ID</w:t>
-      </w:r>
-    </w:p>
-    <w:p>
-      <w:pPr>
-        <w:spacing w:before="0" w:after="160" w:lineRule="auto" w:line="360"/>
-        <w:jc w:val="both"/>
-      </w:pPr>
-      <w:r>
-        <w:rPr>
-          <w:rFonts w:ascii="Times New Roman" w:hAnsi="Times New Roman" w:eastAsia="Times New Roman" w:cs="Times New Roman"/>
-          <w:b w:val="0"/>
-          <w:i w:val="0"/>
-          <w:sz w:val="26"/>
-        </w:rPr>
-        <w:t>□ Cận lâm sàng (xét nghiệm, hình ảnh), mã hóa</w:t>
-      </w:r>
-    </w:p>
-    <w:p>
-      <w:pPr>
-        <w:spacing w:before="0" w:after="160" w:lineRule="auto" w:line="360"/>
-        <w:jc w:val="both"/>
-      </w:pPr>
-      <w:r>
-        <w:rPr>
-          <w:rFonts w:ascii="Times New Roman" w:hAnsi="Times New Roman" w:eastAsia="Times New Roman" w:cs="Times New Roman"/>
-          <w:b w:val="0"/>
-          <w:i w:val="0"/>
-          <w:sz w:val="26"/>
-        </w:rPr>
-        <w:t>□ Kết quả điều tra/khảo sát, ẩn danh hoặc giả danh</w:t>
-      </w:r>
-    </w:p>
-    <w:p>
-      <w:pPr>
-        <w:spacing w:before="0" w:after="160" w:lineRule="auto" w:line="360"/>
-        <w:jc w:val="both"/>
-      </w:pPr>
-      <w:r>
-        <w:rPr>
-          <w:rFonts w:ascii="Times New Roman" w:hAnsi="Times New Roman" w:eastAsia="Times New Roman" w:cs="Times New Roman"/>
-          <w:b w:val="0"/>
-          <w:i w:val="0"/>
-          <w:sz w:val="26"/>
-        </w:rPr>
-        <w:t>□ Dữ liệu thứ cấp (hồ sơ bệnh án), mã giả danh</w:t>
-      </w:r>
-    </w:p>
-    <w:p>
-      <w:pPr>
-        <w:spacing w:before="0" w:after="160" w:lineRule="auto" w:line="360"/>
-        <w:jc w:val="both"/>
-      </w:pPr>
-      <w:r>
-        <w:rPr>
-          <w:rFonts w:ascii="Times New Roman" w:hAnsi="Times New Roman" w:eastAsia="Times New Roman" w:cs="Times New Roman"/>
-          <w:b w:val="0"/>
-          <w:i w:val="0"/>
-          <w:sz w:val="26"/>
-        </w:rPr>
-        <w:t xml:space="preserve">■ DUY NHẤT: kết quả khảo sát nặc danh (phiếu tự điền, không định danh) — không dùng hồ sơ bệnh án </w:t>
+        <w:t>CUỐI NGHIÊN CỨU:</w:t>
+      </w:r>
+    </w:p>
+    <w:p>
+      <w:pPr>
+        <w:spacing w:before="0" w:after="160" w:lineRule="auto" w:line="360"/>
+        <w:jc w:val="both"/>
+      </w:pPr>
+      <w:r>
+        <w:rPr>
+          <w:rFonts w:ascii="Times New Roman" w:hAnsi="Times New Roman" w:eastAsia="Times New Roman" w:cs="Times New Roman"/>
+          <w:b w:val="0"/>
+          <w:i w:val="0"/>
+          <w:sz w:val="26"/>
+        </w:rPr>
+        <w:t>■ Dữ liệu nhận dạng: xóa/hủy vật lý trong ___ tháng</w:t>
+      </w:r>
+    </w:p>
+    <w:p>
+      <w:pPr>
+        <w:spacing w:before="0" w:after="160" w:lineRule="auto" w:line="360"/>
+        <w:jc w:val="both"/>
+      </w:pPr>
+      <w:r>
+        <w:rPr>
+          <w:rFonts w:ascii="Times New Roman" w:hAnsi="Times New Roman" w:eastAsia="Times New Roman" w:cs="Times New Roman"/>
+          <w:b w:val="0"/>
+          <w:i w:val="0"/>
+          <w:sz w:val="26"/>
+        </w:rPr>
+        <w:t>■ Dữ liệu ẩn danh hóa: lưu theo quy định lưu trữ y tế</w:t>
+      </w:r>
+    </w:p>
+    <w:p>
+      <w:pPr>
+        <w:spacing w:before="0" w:after="160" w:lineRule="auto" w:line="360"/>
+        <w:jc w:val="both"/>
+      </w:pPr>
+      <w:r>
+        <w:rPr>
+          <w:rFonts w:ascii="Times New Roman" w:hAnsi="Times New Roman" w:eastAsia="Times New Roman" w:cs="Times New Roman"/>
+          <w:b w:val="0"/>
+          <w:i w:val="0"/>
+          <w:sz w:val="26"/>
+        </w:rPr>
+        <w:t>■ Backup: xóa an toàn (overwrite 3 lần tiêu chuẩn DoD)</w:t>
+      </w:r>
+    </w:p>
+    <w:p>
+      <w:pPr>
+        <w:spacing w:before="0" w:after="160" w:lineRule="auto" w:line="360"/>
+        <w:jc w:val="both"/>
+      </w:pPr>
+      <w:r>
+        <w:rPr>
+          <w:rFonts w:ascii="Times New Roman" w:hAnsi="Times New Roman" w:eastAsia="Times New Roman" w:cs="Times New Roman"/>
+          <w:b w:val="0"/>
+          <w:i w:val="0"/>
+          <w:sz w:val="26"/>
+        </w:rPr>
+        <w:t>"DRAFT, Cần chủ nhiệm kiểm chứng và DMP Luật 91/2025 hoàn chỉnh."</w:t>
+      </w:r>
+    </w:p>
+    <w:p>
+      <w:pPr>
+        <w:spacing w:before="280" w:after="160" w:lineRule="auto" w:line="312"/>
+      </w:pPr>
+      <w:r>
+        <w:rPr>
+          <w:rFonts w:ascii="Times New Roman" w:hAnsi="Times New Roman" w:eastAsia="Times New Roman" w:cs="Times New Roman"/>
+          <w:b/>
+          <w:i w:val="0"/>
+          <w:sz w:val="28"/>
+        </w:rPr>
+        <w:t>TÀI LIỆU 7. CHECKLIST NỘP HỘI ĐỒNG ĐẠO ĐỨC (theo TT43/2024/TT-BYT)</w:t>
+      </w:r>
+    </w:p>
+    <w:p>
+      <w:pPr>
+        <w:spacing w:before="0" w:after="160" w:lineRule="auto" w:line="360"/>
+        <w:jc w:val="both"/>
+      </w:pPr>
+      <w:r>
+        <w:rPr>
+          <w:rFonts w:ascii="Times New Roman" w:hAnsi="Times New Roman" w:eastAsia="Times New Roman" w:cs="Times New Roman"/>
+          <w:b w:val="0"/>
+          <w:i w:val="0"/>
+          <w:sz w:val="26"/>
+        </w:rPr>
+        <w:t>CHECKLIST HỒ SƠ NỘP HỘI ĐỒNG ĐẠO ĐỨC</w:t>
+      </w:r>
+    </w:p>
+    <w:p>
+      <w:pPr>
+        <w:spacing w:before="0" w:after="160" w:lineRule="auto" w:line="360"/>
+        <w:jc w:val="both"/>
+      </w:pPr>
+      <w:r>
+        <w:rPr>
+          <w:rFonts w:ascii="Times New Roman" w:hAnsi="Times New Roman" w:eastAsia="Times New Roman" w:cs="Times New Roman"/>
+          <w:b w:val="0"/>
+          <w:i w:val="0"/>
+          <w:sz w:val="26"/>
+        </w:rPr>
+        <w:t>Đề tài: Đánh giá sự hài lòng của bệnh nhân trong hoạt động khám chữa bệnh tại Khoa Khám bệnh C1a, Trung tâm Khám bệnh và Điều trị theo yêu cầu C1, Bệnh viện Quân y 175 | Ngày chuẩn bị: 2026-07-31</w:t>
+      </w:r>
+    </w:p>
+    <w:p>
+      <w:pPr>
+        <w:spacing w:before="0" w:after="160" w:lineRule="auto" w:line="360"/>
+        <w:jc w:val="both"/>
+      </w:pPr>
+      <w:r>
+        <w:rPr>
+          <w:rFonts w:ascii="Times New Roman" w:hAnsi="Times New Roman" w:eastAsia="Times New Roman" w:cs="Times New Roman"/>
+          <w:b w:val="0"/>
+          <w:i w:val="0"/>
+          <w:sz w:val="26"/>
+        </w:rPr>
+        <w:t>HỒ SƠ BẮT BUỘC:</w:t>
+      </w:r>
+    </w:p>
+    <w:p>
+      <w:pPr>
+        <w:spacing w:before="0" w:after="160" w:lineRule="auto" w:line="360"/>
+        <w:jc w:val="both"/>
+      </w:pPr>
+      <w:r>
+        <w:rPr>
+          <w:rFonts w:ascii="Times New Roman" w:hAnsi="Times New Roman" w:eastAsia="Times New Roman" w:cs="Times New Roman"/>
+          <w:b w:val="0"/>
+          <w:i w:val="0"/>
+          <w:sz w:val="26"/>
+        </w:rPr>
+        <w:t>□ Đơn xin phê duyệt (Tài liệu 1), ký tên chủ nhiệm + trưởng đơn vị</w:t>
+      </w:r>
+    </w:p>
+    <w:p>
+      <w:pPr>
+        <w:spacing w:before="0" w:after="160" w:lineRule="auto" w:line="360"/>
+        <w:jc w:val="both"/>
+      </w:pPr>
+      <w:r>
+        <w:rPr>
+          <w:rFonts w:ascii="Times New Roman" w:hAnsi="Times New Roman" w:eastAsia="Times New Roman" w:cs="Times New Roman"/>
+          <w:b w:val="0"/>
+          <w:i w:val="0"/>
+          <w:sz w:val="26"/>
+        </w:rPr>
+        <w:t>□ Tóm tắt đề cương ≤1 trang (Tài liệu 2)</w:t>
+      </w:r>
+    </w:p>
+    <w:p>
+      <w:pPr>
+        <w:spacing w:before="0" w:after="160" w:lineRule="auto" w:line="360"/>
+        <w:jc w:val="both"/>
+      </w:pPr>
+      <w:r>
+        <w:rPr>
+          <w:rFonts w:ascii="Times New Roman" w:hAnsi="Times New Roman" w:eastAsia="Times New Roman" w:cs="Times New Roman"/>
+          <w:b w:val="0"/>
+          <w:i w:val="0"/>
+          <w:sz w:val="26"/>
+        </w:rPr>
+        <w:t>□ Đề cương đầy đủ (từ G1, A2 Protocol Design)</w:t>
+      </w:r>
+    </w:p>
+    <w:p>
+      <w:pPr>
+        <w:spacing w:before="0" w:after="160" w:lineRule="auto" w:line="360"/>
+        <w:jc w:val="both"/>
+      </w:pPr>
+      <w:r>
+        <w:rPr>
+          <w:rFonts w:ascii="Times New Roman" w:hAnsi="Times New Roman" w:eastAsia="Times New Roman" w:cs="Times New Roman"/>
+          <w:b w:val="0"/>
+          <w:i w:val="0"/>
+          <w:sz w:val="26"/>
+        </w:rPr>
+        <w:t>□ Bảng rủi ro–lợi ích (Tài liệu 3), với phân loại mức nguy cơ</w:t>
+      </w:r>
+    </w:p>
+    <w:p>
+      <w:pPr>
+        <w:spacing w:before="0" w:after="160" w:lineRule="auto" w:line="360"/>
+        <w:jc w:val="both"/>
+      </w:pPr>
+      <w:r>
+        <w:rPr>
+          <w:rFonts w:ascii="Times New Roman" w:hAnsi="Times New Roman" w:eastAsia="Times New Roman" w:cs="Times New Roman"/>
+          <w:b w:val="0"/>
+          <w:i w:val="0"/>
+          <w:sz w:val="26"/>
+        </w:rPr>
+        <w:t>□ ICF tiếng Việt (Tài liệu 4) — 7 mục đủ</w:t>
+      </w:r>
+    </w:p>
+    <w:p>
+      <w:pPr>
+        <w:spacing w:before="0" w:after="160" w:lineRule="auto" w:line="360"/>
+        <w:jc w:val="both"/>
+      </w:pPr>
+      <w:r>
+        <w:rPr>
+          <w:rFonts w:ascii="Times New Roman" w:hAnsi="Times New Roman" w:eastAsia="Times New Roman" w:cs="Times New Roman"/>
+          <w:b w:val="0"/>
+          <w:i w:val="0"/>
+          <w:sz w:val="26"/>
+        </w:rPr>
+        <w:t>□ CV chủ nhiệm đề tài (cập nhật ≤ 2 năm)</w:t>
+      </w:r>
+    </w:p>
+    <w:p>
+      <w:pPr>
+        <w:spacing w:before="0" w:after="160" w:lineRule="auto" w:line="360"/>
+        <w:jc w:val="both"/>
+      </w:pPr>
+      <w:r>
+        <w:rPr>
+          <w:rFonts w:ascii="Times New Roman" w:hAnsi="Times New Roman" w:eastAsia="Times New Roman" w:cs="Times New Roman"/>
+          <w:b w:val="0"/>
+          <w:i w:val="0"/>
+          <w:sz w:val="26"/>
+        </w:rPr>
+        <w:t>□ CV nghiên cứu viên chính (nếu có)</w:t>
+      </w:r>
+    </w:p>
+    <w:p>
+      <w:pPr>
+        <w:spacing w:before="0" w:after="160" w:lineRule="auto" w:line="360"/>
+        <w:jc w:val="both"/>
+      </w:pPr>
+      <w:r>
+        <w:rPr>
+          <w:rFonts w:ascii="Times New Roman" w:hAnsi="Times New Roman" w:eastAsia="Times New Roman" w:cs="Times New Roman"/>
+          <w:b w:val="0"/>
+          <w:i w:val="0"/>
+          <w:sz w:val="26"/>
+        </w:rPr>
+        <w:t>□ Khai báo COI + AI (Tài liệu 8)</w:t>
+      </w:r>
+    </w:p>
+    <w:p>
+      <w:pPr>
+        <w:spacing w:before="0" w:after="160" w:lineRule="auto" w:line="360"/>
+        <w:jc w:val="both"/>
+      </w:pPr>
+      <w:r>
+        <w:rPr>
+          <w:rFonts w:ascii="Times New Roman" w:hAnsi="Times New Roman" w:eastAsia="Times New Roman" w:cs="Times New Roman"/>
+          <w:b w:val="0"/>
+          <w:i w:val="0"/>
+          <w:sz w:val="26"/>
+        </w:rPr>
+        <w:t>□ Kế hoạch Quản lý Dữ liệu (Tài liệu 6)</w:t>
+      </w:r>
+    </w:p>
+    <w:p>
+      <w:pPr>
+        <w:spacing w:before="0" w:after="160" w:lineRule="auto" w:line="360"/>
+        <w:jc w:val="both"/>
+      </w:pPr>
+      <w:r>
+        <w:rPr>
+          <w:rFonts w:ascii="Times New Roman" w:hAnsi="Times New Roman" w:eastAsia="Times New Roman" w:cs="Times New Roman"/>
+          <w:b w:val="0"/>
+          <w:i w:val="0"/>
+          <w:sz w:val="26"/>
+        </w:rPr>
+        <w:t>HỒ SƠ BỔ SUNG (theo loại NC):</w:t>
+      </w:r>
+    </w:p>
+    <w:p>
+      <w:pPr>
+        <w:spacing w:before="0" w:after="160" w:lineRule="auto" w:line="360"/>
+        <w:jc w:val="both"/>
+      </w:pPr>
+      <w:r>
+        <w:rPr>
+          <w:rFonts w:ascii="Times New Roman" w:hAnsi="Times New Roman" w:eastAsia="Times New Roman" w:cs="Times New Roman"/>
+          <w:b w:val="0"/>
+          <w:i w:val="0"/>
+          <w:sz w:val="26"/>
+        </w:rPr>
+        <w:t xml:space="preserve">□ </w:t>
+      </w:r>
+      <w:r>
+        <w:rPr>
+          <w:rFonts w:ascii="Times New Roman" w:hAnsi="Times New Roman" w:eastAsia="Times New Roman" w:cs="Times New Roman"/>
+          <w:b w:val="0"/>
+          <w:i w:val="0"/>
+          <w:sz w:val="26"/>
+        </w:rPr>
+        <w:t>[RCT / can thiệp]</w:t>
+      </w:r>
+      <w:r>
+        <w:rPr>
+          <w:rFonts w:ascii="Times New Roman" w:hAnsi="Times New Roman" w:eastAsia="Times New Roman" w:cs="Times New Roman"/>
+          <w:b w:val="0"/>
+          <w:i w:val="0"/>
+          <w:sz w:val="26"/>
+        </w:rPr>
+        <w:t>: Hồ sơ an toàn DSMB (an-toan-nghien-cuu)</w:t>
+      </w:r>
+    </w:p>
+    <w:p>
+      <w:pPr>
+        <w:spacing w:before="0" w:after="160" w:lineRule="auto" w:line="360"/>
+        <w:jc w:val="both"/>
+      </w:pPr>
+      <w:r>
+        <w:rPr>
+          <w:rFonts w:ascii="Times New Roman" w:hAnsi="Times New Roman" w:eastAsia="Times New Roman" w:cs="Times New Roman"/>
+          <w:b w:val="0"/>
+          <w:i w:val="0"/>
+          <w:sz w:val="26"/>
+        </w:rPr>
+        <w:t xml:space="preserve">□ </w:t>
+      </w:r>
+      <w:r>
+        <w:rPr>
+          <w:rFonts w:ascii="Times New Roman" w:hAnsi="Times New Roman" w:eastAsia="Times New Roman" w:cs="Times New Roman"/>
+          <w:b w:val="0"/>
+          <w:i w:val="0"/>
+          <w:sz w:val="26"/>
+        </w:rPr>
+        <w:t>[RCT]</w:t>
+      </w:r>
+      <w:r>
+        <w:rPr>
+          <w:rFonts w:ascii="Times New Roman" w:hAnsi="Times New Roman" w:eastAsia="Times New Roman" w:cs="Times New Roman"/>
+          <w:b w:val="0"/>
+          <w:i w:val="0"/>
+          <w:sz w:val="26"/>
+        </w:rPr>
+        <w:t>: Bằng chứng đã đăng ký / kế hoạch đăng ký trước tuyển</w:t>
+      </w:r>
+    </w:p>
+    <w:p>
+      <w:pPr>
+        <w:spacing w:before="0" w:after="160" w:lineRule="auto" w:line="360"/>
+        <w:jc w:val="both"/>
+      </w:pPr>
+      <w:r>
+        <w:rPr>
+          <w:rFonts w:ascii="Times New Roman" w:hAnsi="Times New Roman" w:eastAsia="Times New Roman" w:cs="Times New Roman"/>
+          <w:b w:val="0"/>
+          <w:i w:val="0"/>
+          <w:sz w:val="26"/>
+        </w:rPr>
+        <w:t xml:space="preserve">□ </w:t>
+      </w:r>
+      <w:r>
+        <w:rPr>
+          <w:rFonts w:ascii="Times New Roman" w:hAnsi="Times New Roman" w:eastAsia="Times New Roman" w:cs="Times New Roman"/>
+          <w:b w:val="0"/>
+          <w:i w:val="0"/>
+          <w:sz w:val="26"/>
+        </w:rPr>
+        <w:t>[Can thiệp thuốc]</w:t>
+      </w:r>
+      <w:r>
+        <w:rPr>
+          <w:rFonts w:ascii="Times New Roman" w:hAnsi="Times New Roman" w:eastAsia="Times New Roman" w:cs="Times New Roman"/>
+          <w:b w:val="0"/>
+          <w:i w:val="0"/>
+          <w:sz w:val="26"/>
+        </w:rPr>
+        <w:t>: Thông tin sản phẩm / IB (Investigator Brochure)</w:t>
+      </w:r>
+    </w:p>
+    <w:p>
+      <w:pPr>
+        <w:spacing w:before="0" w:after="160" w:lineRule="auto" w:line="360"/>
+        <w:jc w:val="both"/>
+      </w:pPr>
+      <w:r>
+        <w:rPr>
+          <w:rFonts w:ascii="Times New Roman" w:hAnsi="Times New Roman" w:eastAsia="Times New Roman" w:cs="Times New Roman"/>
+          <w:b w:val="0"/>
+          <w:i w:val="0"/>
+          <w:sz w:val="26"/>
+        </w:rPr>
+        <w:t xml:space="preserve">□ </w:t>
+      </w:r>
+      <w:r>
+        <w:rPr>
+          <w:rFonts w:ascii="Times New Roman" w:hAnsi="Times New Roman" w:eastAsia="Times New Roman" w:cs="Times New Roman"/>
+          <w:b w:val="0"/>
+          <w:i w:val="0"/>
+          <w:sz w:val="26"/>
+        </w:rPr>
+        <w:t>[Dữ liệu thứ cấp]</w:t>
+      </w:r>
+      <w:r>
+        <w:rPr>
+          <w:rFonts w:ascii="Times New Roman" w:hAnsi="Times New Roman" w:eastAsia="Times New Roman" w:cs="Times New Roman"/>
+          <w:b w:val="0"/>
+          <w:i w:val="0"/>
+          <w:sz w:val="26"/>
+        </w:rPr>
+        <w:t>: Văn bản chấp thuận cung cấp dữ liệu</w:t>
+      </w:r>
+    </w:p>
+    <w:p>
+      <w:pPr>
+        <w:spacing w:before="0" w:after="160" w:lineRule="auto" w:line="360"/>
+        <w:jc w:val="both"/>
+      </w:pPr>
+      <w:r>
+        <w:rPr>
+          <w:rFonts w:ascii="Times New Roman" w:hAnsi="Times New Roman" w:eastAsia="Times New Roman" w:cs="Times New Roman"/>
+          <w:b w:val="0"/>
+          <w:i w:val="0"/>
+          <w:sz w:val="26"/>
+        </w:rPr>
+        <w:t xml:space="preserve">□ </w:t>
+      </w:r>
+      <w:r>
+        <w:rPr>
+          <w:rFonts w:ascii="Times New Roman" w:hAnsi="Times New Roman" w:eastAsia="Times New Roman" w:cs="Times New Roman"/>
+          <w:b w:val="0"/>
+          <w:i w:val="0"/>
+          <w:sz w:val="26"/>
+        </w:rPr>
+        <w:t>[Nhóm dễ tổn thương, trẻ em, thai phụ, người mất NLHV]</w:t>
+      </w:r>
+      <w:r>
+        <w:rPr>
+          <w:rFonts w:ascii="Times New Roman" w:hAnsi="Times New Roman" w:eastAsia="Times New Roman" w:cs="Times New Roman"/>
+          <w:b w:val="0"/>
+          <w:i w:val="0"/>
+          <w:sz w:val="26"/>
+        </w:rPr>
+        <w:t>:</w:t>
+      </w:r>
+    </w:p>
+    <w:p>
+      <w:pPr>
+        <w:spacing w:before="0" w:after="160" w:lineRule="auto" w:line="360"/>
+        <w:jc w:val="both"/>
+      </w:pPr>
+      <w:r>
+        <w:rPr>
+          <w:rFonts w:ascii="Times New Roman" w:hAnsi="Times New Roman" w:eastAsia="Times New Roman" w:cs="Times New Roman"/>
+          <w:b w:val="0"/>
+          <w:i w:val="0"/>
+          <w:sz w:val="26"/>
+        </w:rPr>
+        <w:t>ICF người giám hộ + biện pháp bảo vệ đặc biệt</w:t>
+      </w:r>
+    </w:p>
+    <w:p>
+      <w:pPr>
+        <w:spacing w:before="0" w:after="160" w:lineRule="auto" w:line="360"/>
+        <w:jc w:val="both"/>
+      </w:pPr>
+      <w:r>
+        <w:rPr>
+          <w:rFonts w:ascii="Times New Roman" w:hAnsi="Times New Roman" w:eastAsia="Times New Roman" w:cs="Times New Roman"/>
+          <w:b w:val="0"/>
+          <w:i w:val="0"/>
+          <w:sz w:val="26"/>
+        </w:rPr>
+        <w:t xml:space="preserve">□ </w:t>
+      </w:r>
+      <w:r>
+        <w:rPr>
+          <w:rFonts w:ascii="Times New Roman" w:hAnsi="Times New Roman" w:eastAsia="Times New Roman" w:cs="Times New Roman"/>
+          <w:b w:val="0"/>
+          <w:i w:val="0"/>
+          <w:sz w:val="26"/>
+        </w:rPr>
+        <w:t>[Dùng dữ liệu di truyền/nhạy cảm]</w:t>
+      </w:r>
+      <w:r>
+        <w:rPr>
+          <w:rFonts w:ascii="Times New Roman" w:hAnsi="Times New Roman" w:eastAsia="Times New Roman" w:cs="Times New Roman"/>
+          <w:b w:val="0"/>
+          <w:i w:val="0"/>
+          <w:sz w:val="26"/>
+        </w:rPr>
+        <w:t>: ICF đặc biệt</w:t>
+      </w:r>
+    </w:p>
+    <w:p>
+      <w:pPr>
+        <w:spacing w:before="0" w:after="160" w:lineRule="auto" w:line="360"/>
+        <w:jc w:val="both"/>
+      </w:pPr>
+      <w:r>
+        <w:rPr>
+          <w:rFonts w:ascii="Times New Roman" w:hAnsi="Times New Roman" w:eastAsia="Times New Roman" w:cs="Times New Roman"/>
+          <w:b w:val="0"/>
+          <w:i w:val="0"/>
+          <w:sz w:val="26"/>
+        </w:rPr>
+        <w:t xml:space="preserve">SỐ BẢN NỘP: ___ </w:t>
       </w:r>
       <w:r>
         <w:rPr>
@@ -4964,1019 +6135,6 @@
           <w:color w:val="CC7700"/>
           <w:sz w:val="26"/>
         </w:rPr>
-        <w:t>[BÁC SĨ RÀ]</w:t>
-      </w:r>
-    </w:p>
-    <w:p>
-      <w:pPr>
-        <w:pStyle w:val="ListNumber"/>
-        <w:spacing w:before="0" w:after="120" w:lineRule="auto" w:line="360"/>
-        <w:jc w:val="both"/>
-      </w:pPr>
-      <w:r>
-        <w:rPr>
-          <w:rFonts w:ascii="Times New Roman" w:hAnsi="Times New Roman" w:eastAsia="Times New Roman" w:cs="Times New Roman"/>
-          <w:b w:val="0"/>
-          <w:i w:val="0"/>
-          <w:sz w:val="26"/>
-        </w:rPr>
-        <w:t>THU THẬP:</w:t>
-      </w:r>
-    </w:p>
-    <w:p>
-      <w:pPr>
-        <w:spacing w:before="0" w:after="160" w:lineRule="auto" w:line="360"/>
-        <w:jc w:val="both"/>
-      </w:pPr>
-      <w:r>
-        <w:rPr>
-          <w:rFonts w:ascii="Times New Roman" w:hAnsi="Times New Roman" w:eastAsia="Times New Roman" w:cs="Times New Roman"/>
-          <w:b w:val="0"/>
-          <w:i w:val="0"/>
-          <w:sz w:val="26"/>
-        </w:rPr>
-        <w:t>Công cụ: □ REDCap □ Google Forms (institutional) □ Phiếu giấy</w:t>
-      </w:r>
-    </w:p>
-    <w:p>
-      <w:pPr>
-        <w:spacing w:before="0" w:after="160" w:lineRule="auto" w:line="360"/>
-        <w:jc w:val="both"/>
-      </w:pPr>
-      <w:r>
-        <w:rPr>
-          <w:rFonts w:ascii="Times New Roman" w:hAnsi="Times New Roman" w:eastAsia="Times New Roman" w:cs="Times New Roman"/>
-          <w:b w:val="0"/>
-          <w:i w:val="0"/>
-          <w:sz w:val="26"/>
-        </w:rPr>
-        <w:t xml:space="preserve">■ Phiếu giấy (nặc danh, tự điền tại khoa) </w:t>
-      </w:r>
-      <w:r>
-        <w:rPr>
-          <w:rFonts w:ascii="Times New Roman" w:hAnsi="Times New Roman" w:eastAsia="Times New Roman" w:cs="Times New Roman"/>
-          <w:b/>
-          <w:i/>
-          <w:color w:val="CC7700"/>
-          <w:sz w:val="26"/>
-        </w:rPr>
-        <w:t>[BÁC SĨ RÀ — nếu dùng thêm bản điện tử thì tick bổ sung]</w:t>
-      </w:r>
-    </w:p>
-    <w:p>
-      <w:pPr>
-        <w:spacing w:before="0" w:after="160" w:lineRule="auto" w:line="360"/>
-        <w:jc w:val="both"/>
-      </w:pPr>
-      <w:r>
-        <w:rPr>
-          <w:rFonts w:ascii="Times New Roman" w:hAnsi="Times New Roman" w:eastAsia="Times New Roman" w:cs="Times New Roman"/>
-          <w:b w:val="0"/>
-          <w:i w:val="0"/>
-          <w:sz w:val="26"/>
-        </w:rPr>
-        <w:t>Phân quyền truy cập: Chỉ nhóm nghiên cứu được cấp phép</w:t>
-      </w:r>
-    </w:p>
-    <w:p>
-      <w:pPr>
-        <w:spacing w:before="0" w:after="160" w:lineRule="auto" w:line="360"/>
-        <w:jc w:val="both"/>
-      </w:pPr>
-      <w:r>
-        <w:rPr>
-          <w:rFonts w:ascii="Times New Roman" w:hAnsi="Times New Roman" w:eastAsia="Times New Roman" w:cs="Times New Roman"/>
-          <w:b w:val="0"/>
-          <w:i w:val="0"/>
-          <w:sz w:val="26"/>
-        </w:rPr>
-        <w:t>Phê duyệt quyền: Chủ nhiệm đề tài</w:t>
-      </w:r>
-    </w:p>
-    <w:p>
-      <w:pPr>
-        <w:pStyle w:val="ListNumber"/>
-        <w:spacing w:before="0" w:after="120" w:lineRule="auto" w:line="360"/>
-        <w:jc w:val="both"/>
-      </w:pPr>
-      <w:r>
-        <w:rPr>
-          <w:rFonts w:ascii="Times New Roman" w:hAnsi="Times New Roman" w:eastAsia="Times New Roman" w:cs="Times New Roman"/>
-          <w:b w:val="0"/>
-          <w:i w:val="0"/>
-          <w:sz w:val="26"/>
-        </w:rPr>
-        <w:t>KHỬ ĐỊNH DANH:</w:t>
-      </w:r>
-    </w:p>
-    <w:p>
-      <w:pPr>
-        <w:spacing w:before="0" w:after="160" w:lineRule="auto" w:line="360"/>
-        <w:jc w:val="both"/>
-      </w:pPr>
-      <w:r>
-        <w:rPr>
-          <w:rFonts w:ascii="Times New Roman" w:hAnsi="Times New Roman" w:eastAsia="Times New Roman" w:cs="Times New Roman"/>
-          <w:b w:val="0"/>
-          <w:i w:val="0"/>
-          <w:sz w:val="26"/>
-        </w:rPr>
-        <w:t>Phương pháp: Thay thế tên/CMND bằng ID nghiên cứu (vd: PT001)</w:t>
-      </w:r>
-    </w:p>
-    <w:p>
-      <w:pPr>
-        <w:spacing w:before="0" w:after="160" w:lineRule="auto" w:line="360"/>
-        <w:jc w:val="both"/>
-      </w:pPr>
-      <w:r>
-        <w:rPr>
-          <w:rFonts w:ascii="Times New Roman" w:hAnsi="Times New Roman" w:eastAsia="Times New Roman" w:cs="Times New Roman"/>
-          <w:b w:val="0"/>
-          <w:i w:val="0"/>
-          <w:sz w:val="26"/>
-        </w:rPr>
-        <w:t>Bảng liên kết ID–tên: Lưu riêng, mã hóa AES-256, mật khẩu</w:t>
-      </w:r>
-    </w:p>
-    <w:p>
-      <w:pPr>
-        <w:spacing w:before="0" w:after="160" w:lineRule="auto" w:line="360"/>
-        <w:jc w:val="both"/>
-      </w:pPr>
-      <w:r>
-        <w:rPr>
-          <w:rFonts w:ascii="Times New Roman" w:hAnsi="Times New Roman" w:eastAsia="Times New Roman" w:cs="Times New Roman"/>
-          <w:b w:val="0"/>
-          <w:i w:val="0"/>
-          <w:sz w:val="26"/>
-        </w:rPr>
-        <w:t>mạnh (≥12 ký tự), chỉ chủ nhiệm giữ</w:t>
-      </w:r>
-    </w:p>
-    <w:p>
-      <w:pPr>
-        <w:spacing w:before="0" w:after="160" w:lineRule="auto" w:line="360"/>
-        <w:jc w:val="both"/>
-      </w:pPr>
-      <w:r>
-        <w:rPr>
-          <w:rFonts w:ascii="Times New Roman" w:hAnsi="Times New Roman" w:eastAsia="Times New Roman" w:cs="Times New Roman"/>
-          <w:b w:val="0"/>
-          <w:i w:val="0"/>
-          <w:sz w:val="26"/>
-        </w:rPr>
-        <w:t>Ngưỡng k-ẩn danh: ≥5 (nhóm nhỏ sẽ nhóm lại trước công bố)</w:t>
-      </w:r>
-    </w:p>
-    <w:p>
-      <w:pPr>
-        <w:pStyle w:val="ListNumber"/>
-        <w:spacing w:before="0" w:after="120" w:lineRule="auto" w:line="360"/>
-        <w:jc w:val="both"/>
-      </w:pPr>
-      <w:r>
-        <w:rPr>
-          <w:rFonts w:ascii="Times New Roman" w:hAnsi="Times New Roman" w:eastAsia="Times New Roman" w:cs="Times New Roman"/>
-          <w:b w:val="0"/>
-          <w:i w:val="0"/>
-          <w:sz w:val="26"/>
-        </w:rPr>
-        <w:t>LƯU TRỮ:</w:t>
-      </w:r>
-    </w:p>
-    <w:p>
-      <w:pPr>
-        <w:spacing w:before="0" w:after="160" w:lineRule="auto" w:line="360"/>
-        <w:jc w:val="both"/>
-      </w:pPr>
-      <w:r>
-        <w:rPr>
-          <w:rFonts w:ascii="Times New Roman" w:hAnsi="Times New Roman" w:eastAsia="Times New Roman" w:cs="Times New Roman"/>
-          <w:b w:val="0"/>
-          <w:i w:val="0"/>
-          <w:sz w:val="26"/>
-        </w:rPr>
-        <w:t>Nơi lưu: ổ đĩa mã hóa AES-256 tại Khoa Khám bệnh C1a, Bệnh viện Quân y 175;</w:t>
-      </w:r>
-    </w:p>
-    <w:p>
-      <w:pPr>
-        <w:spacing w:before="0" w:after="160" w:lineRule="auto" w:line="360"/>
-        <w:jc w:val="both"/>
-      </w:pPr>
-      <w:r>
-        <w:rPr>
-          <w:rFonts w:ascii="Times New Roman" w:hAnsi="Times New Roman" w:eastAsia="Times New Roman" w:cs="Times New Roman"/>
-          <w:b w:val="0"/>
-          <w:i w:val="0"/>
-          <w:sz w:val="26"/>
-        </w:rPr>
-        <w:t>chỉ nhóm nghiên cứu được truy cập</w:t>
-      </w:r>
-    </w:p>
-    <w:p>
-      <w:pPr>
-        <w:spacing w:before="0" w:after="160" w:lineRule="auto" w:line="360"/>
-        <w:jc w:val="both"/>
-      </w:pPr>
-      <w:r>
-        <w:rPr>
-          <w:rFonts w:ascii="Times New Roman" w:hAnsi="Times New Roman" w:eastAsia="Times New Roman" w:cs="Times New Roman"/>
-          <w:b w:val="0"/>
-          <w:i w:val="0"/>
-          <w:sz w:val="26"/>
-        </w:rPr>
-        <w:t>Bảo mật: AES-256 · mật khẩu cấp người dùng · VPN (nếu từ xa)</w:t>
-      </w:r>
-    </w:p>
-    <w:p>
-      <w:pPr>
-        <w:spacing w:before="0" w:after="160" w:lineRule="auto" w:line="360"/>
-        <w:jc w:val="both"/>
-      </w:pPr>
-      <w:r>
-        <w:rPr>
-          <w:rFonts w:ascii="Times New Roman" w:hAnsi="Times New Roman" w:eastAsia="Times New Roman" w:cs="Times New Roman"/>
-          <w:b w:val="0"/>
-          <w:i w:val="0"/>
-          <w:sz w:val="26"/>
-        </w:rPr>
-        <w:t>Sao lưu: hằng tuần, 2 bản độc lập</w:t>
-      </w:r>
-    </w:p>
-    <w:p>
-      <w:pPr>
-        <w:spacing w:before="0" w:after="160" w:lineRule="auto" w:line="360"/>
-        <w:jc w:val="both"/>
-      </w:pPr>
-      <w:r>
-        <w:rPr>
-          <w:rFonts w:ascii="Times New Roman" w:hAnsi="Times New Roman" w:eastAsia="Times New Roman" w:cs="Times New Roman"/>
-          <w:b w:val="0"/>
-          <w:i w:val="0"/>
-          <w:sz w:val="26"/>
-        </w:rPr>
-        <w:t>Thời gian lưu: ___ năm sau kết thúc nghiên cứu</w:t>
-      </w:r>
-    </w:p>
-    <w:p>
-      <w:pPr>
-        <w:spacing w:before="0" w:after="160" w:lineRule="auto" w:line="360"/>
-        <w:jc w:val="both"/>
-      </w:pPr>
-      <w:r>
-        <w:rPr>
-          <w:rFonts w:ascii="Times New Roman" w:hAnsi="Times New Roman" w:eastAsia="Times New Roman" w:cs="Times New Roman"/>
-          <w:b w:val="0"/>
-          <w:i w:val="0"/>
-          <w:sz w:val="26"/>
-        </w:rPr>
-        <w:t>(theo TT38/2018/TT-BYT về lưu trữ hồ sơ y tế)</w:t>
-      </w:r>
-    </w:p>
-    <w:p>
-      <w:pPr>
-        <w:pStyle w:val="ListNumber"/>
-        <w:spacing w:before="0" w:after="120" w:lineRule="auto" w:line="360"/>
-        <w:jc w:val="both"/>
-      </w:pPr>
-      <w:r>
-        <w:rPr>
-          <w:rFonts w:ascii="Times New Roman" w:hAnsi="Times New Roman" w:eastAsia="Times New Roman" w:cs="Times New Roman"/>
-          <w:b w:val="0"/>
-          <w:i w:val="0"/>
-          <w:sz w:val="26"/>
-        </w:rPr>
-        <w:t>CHIA SẺ / MỞ DỮ LIỆU:</w:t>
-      </w:r>
-    </w:p>
-    <w:p>
-      <w:pPr>
-        <w:spacing w:before="0" w:after="160" w:lineRule="auto" w:line="360"/>
-        <w:jc w:val="both"/>
-      </w:pPr>
-      <w:r>
-        <w:rPr>
-          <w:rFonts w:ascii="Times New Roman" w:hAnsi="Times New Roman" w:eastAsia="Times New Roman" w:cs="Times New Roman"/>
-          <w:b w:val="0"/>
-          <w:i w:val="0"/>
-          <w:sz w:val="26"/>
-        </w:rPr>
-        <w:t>□ Không chia sẻ</w:t>
-      </w:r>
-    </w:p>
-    <w:p>
-      <w:pPr>
-        <w:spacing w:before="0" w:after="160" w:lineRule="auto" w:line="360"/>
-        <w:jc w:val="both"/>
-      </w:pPr>
-      <w:r>
-        <w:rPr>
-          <w:rFonts w:ascii="Times New Roman" w:hAnsi="Times New Roman" w:eastAsia="Times New Roman" w:cs="Times New Roman"/>
-          <w:b w:val="0"/>
-          <w:i w:val="0"/>
-          <w:sz w:val="26"/>
-        </w:rPr>
-        <w:t>■ Chia sẻ theo yêu cầu hợp lý (DTA cần ký trước)</w:t>
-      </w:r>
-    </w:p>
-    <w:p>
-      <w:pPr>
-        <w:spacing w:before="0" w:after="160" w:lineRule="auto" w:line="360"/>
-        <w:jc w:val="both"/>
-      </w:pPr>
-      <w:r>
-        <w:rPr>
-          <w:rFonts w:ascii="Times New Roman" w:hAnsi="Times New Roman" w:eastAsia="Times New Roman" w:cs="Times New Roman"/>
-          <w:b w:val="0"/>
-          <w:i w:val="0"/>
-          <w:sz w:val="26"/>
-        </w:rPr>
-        <w:t>□ Mở hoàn toàn sau ẩn danh hóa</w:t>
-      </w:r>
-    </w:p>
-    <w:p>
-      <w:pPr>
-        <w:spacing w:before="0" w:after="160" w:lineRule="auto" w:line="360"/>
-        <w:jc w:val="both"/>
-      </w:pPr>
-      <w:r>
-        <w:rPr>
-          <w:rFonts w:ascii="Times New Roman" w:hAnsi="Times New Roman" w:eastAsia="Times New Roman" w:cs="Times New Roman"/>
-          <w:b w:val="0"/>
-          <w:i w:val="0"/>
-          <w:sz w:val="26"/>
-        </w:rPr>
-        <w:t>Lựa chọn của chủ nhiệm (03/10/2026): chia sẻ có kiểm soát theo yêu cầu — bộ dữ</w:t>
-      </w:r>
-    </w:p>
-    <w:p>
-      <w:pPr>
-        <w:spacing w:before="0" w:after="160" w:lineRule="auto" w:line="360"/>
-        <w:jc w:val="both"/>
-      </w:pPr>
-      <w:r>
-        <w:rPr>
-          <w:rFonts w:ascii="Times New Roman" w:hAnsi="Times New Roman" w:eastAsia="Times New Roman" w:cs="Times New Roman"/>
-          <w:b w:val="0"/>
-          <w:i w:val="0"/>
-          <w:sz w:val="26"/>
-        </w:rPr>
-        <w:t>liệu đã khử định danh kèm từ điển biến, sau khi công bố, cho mục đích nghiên</w:t>
-      </w:r>
-    </w:p>
-    <w:p>
-      <w:pPr>
-        <w:spacing w:before="0" w:after="160" w:lineRule="auto" w:line="360"/>
-        <w:jc w:val="both"/>
-      </w:pPr>
-      <w:r>
-        <w:rPr>
-          <w:rFonts w:ascii="Times New Roman" w:hAnsi="Times New Roman" w:eastAsia="Times New Roman" w:cs="Times New Roman"/>
-          <w:b w:val="0"/>
-          <w:i w:val="0"/>
-          <w:sz w:val="26"/>
-        </w:rPr>
-        <w:t>cứu hợp lý, ký thoả thuận sử dụng dữ liệu (DTA) trước.</w:t>
-      </w:r>
-    </w:p>
-    <w:p>
-      <w:pPr>
-        <w:pStyle w:val="ListNumber"/>
-        <w:spacing w:before="0" w:after="120" w:lineRule="auto" w:line="360"/>
-        <w:jc w:val="both"/>
-      </w:pPr>
-      <w:r>
-        <w:rPr>
-          <w:rFonts w:ascii="Times New Roman" w:hAnsi="Times New Roman" w:eastAsia="Times New Roman" w:cs="Times New Roman"/>
-          <w:b w:val="0"/>
-          <w:i w:val="0"/>
-          <w:sz w:val="26"/>
-        </w:rPr>
-        <w:t>XỬ LÝ VI PHẠM DỮ LIỆU:</w:t>
-      </w:r>
-    </w:p>
-    <w:p>
-      <w:pPr>
-        <w:spacing w:before="0" w:after="160" w:lineRule="auto" w:line="360"/>
-        <w:jc w:val="both"/>
-      </w:pPr>
-      <w:r>
-        <w:rPr>
-          <w:rFonts w:ascii="Times New Roman" w:hAnsi="Times New Roman" w:eastAsia="Times New Roman" w:cs="Times New Roman"/>
-          <w:b w:val="0"/>
-          <w:i w:val="0"/>
-          <w:sz w:val="26"/>
-        </w:rPr>
-        <w:t>Theo NĐ 356/2025/NĐ-CP Điều 23:</w:t>
-      </w:r>
-    </w:p>
-    <w:p>
-      <w:pPr>
-        <w:spacing w:before="0" w:after="160" w:lineRule="auto" w:line="360"/>
-        <w:jc w:val="both"/>
-      </w:pPr>
-      <w:r>
-        <w:rPr>
-          <w:rFonts w:ascii="Times New Roman" w:hAnsi="Times New Roman" w:eastAsia="Times New Roman" w:cs="Times New Roman"/>
-          <w:b w:val="0"/>
-          <w:i w:val="0"/>
-          <w:sz w:val="26"/>
-        </w:rPr>
-        <w:t>■ Phát hiện vi phạm đến báo cáo nội bộ trong 24 giờ</w:t>
-      </w:r>
-    </w:p>
-    <w:p>
-      <w:pPr>
-        <w:spacing w:before="0" w:after="160" w:lineRule="auto" w:line="360"/>
-        <w:jc w:val="both"/>
-      </w:pPr>
-      <w:r>
-        <w:rPr>
-          <w:rFonts w:ascii="Times New Roman" w:hAnsi="Times New Roman" w:eastAsia="Times New Roman" w:cs="Times New Roman"/>
-          <w:b w:val="0"/>
-          <w:i w:val="0"/>
-          <w:sz w:val="26"/>
-        </w:rPr>
-        <w:t>■ Thông báo cơ quan bảo vệ dữ liệu trong 72 giờ</w:t>
-      </w:r>
-    </w:p>
-    <w:p>
-      <w:pPr>
-        <w:spacing w:before="0" w:after="160" w:lineRule="auto" w:line="360"/>
-        <w:jc w:val="both"/>
-      </w:pPr>
-      <w:r>
-        <w:rPr>
-          <w:rFonts w:ascii="Times New Roman" w:hAnsi="Times New Roman" w:eastAsia="Times New Roman" w:cs="Times New Roman"/>
-          <w:b w:val="0"/>
-          <w:i w:val="0"/>
-          <w:sz w:val="26"/>
-        </w:rPr>
-        <w:t>■ Thông báo người tham gia bị ảnh hưởng ngay khi xác nhận</w:t>
-      </w:r>
-    </w:p>
-    <w:p>
-      <w:pPr>
-        <w:spacing w:before="0" w:after="160" w:lineRule="auto" w:line="360"/>
-        <w:jc w:val="both"/>
-      </w:pPr>
-      <w:r>
-        <w:rPr>
-          <w:rFonts w:ascii="Times New Roman" w:hAnsi="Times New Roman" w:eastAsia="Times New Roman" w:cs="Times New Roman"/>
-          <w:b w:val="0"/>
-          <w:i w:val="0"/>
-          <w:sz w:val="26"/>
-        </w:rPr>
-        <w:t>■ Khắc phục và điều tra nguyên nhân, lưu hồ sơ xử lý</w:t>
-      </w:r>
-    </w:p>
-    <w:p>
-      <w:pPr>
-        <w:spacing w:before="0" w:after="160" w:lineRule="auto" w:line="360"/>
-        <w:jc w:val="both"/>
-      </w:pPr>
-      <w:r>
-        <w:rPr>
-          <w:rFonts w:ascii="Times New Roman" w:hAnsi="Times New Roman" w:eastAsia="Times New Roman" w:cs="Times New Roman"/>
-          <w:b w:val="0"/>
-          <w:i w:val="0"/>
-          <w:sz w:val="26"/>
-        </w:rPr>
-        <w:t xml:space="preserve">Quy trình: </w:t>
-      </w:r>
-      <w:r>
-        <w:rPr>
-          <w:rFonts w:ascii="Times New Roman" w:hAnsi="Times New Roman" w:eastAsia="Times New Roman" w:cs="Times New Roman"/>
-          <w:b/>
-          <w:i/>
-          <w:color w:val="CC7700"/>
-          <w:sz w:val="26"/>
-        </w:rPr>
-        <w:t>[CẦN BỔ SUNG quy trình cụ thể của đơn vị]</w:t>
-      </w:r>
-    </w:p>
-    <w:p>
-      <w:pPr>
-        <w:pStyle w:val="ListNumber"/>
-        <w:spacing w:before="0" w:after="120" w:lineRule="auto" w:line="360"/>
-        <w:jc w:val="both"/>
-      </w:pPr>
-      <w:r>
-        <w:rPr>
-          <w:rFonts w:ascii="Times New Roman" w:hAnsi="Times New Roman" w:eastAsia="Times New Roman" w:cs="Times New Roman"/>
-          <w:b w:val="0"/>
-          <w:i w:val="0"/>
-          <w:sz w:val="26"/>
-        </w:rPr>
-        <w:t>CUỐI NGHIÊN CỨU:</w:t>
-      </w:r>
-    </w:p>
-    <w:p>
-      <w:pPr>
-        <w:spacing w:before="0" w:after="160" w:lineRule="auto" w:line="360"/>
-        <w:jc w:val="both"/>
-      </w:pPr>
-      <w:r>
-        <w:rPr>
-          <w:rFonts w:ascii="Times New Roman" w:hAnsi="Times New Roman" w:eastAsia="Times New Roman" w:cs="Times New Roman"/>
-          <w:b w:val="0"/>
-          <w:i w:val="0"/>
-          <w:sz w:val="26"/>
-        </w:rPr>
-        <w:t>■ Dữ liệu nhận dạng: xóa/hủy vật lý trong ___ tháng</w:t>
-      </w:r>
-    </w:p>
-    <w:p>
-      <w:pPr>
-        <w:spacing w:before="0" w:after="160" w:lineRule="auto" w:line="360"/>
-        <w:jc w:val="both"/>
-      </w:pPr>
-      <w:r>
-        <w:rPr>
-          <w:rFonts w:ascii="Times New Roman" w:hAnsi="Times New Roman" w:eastAsia="Times New Roman" w:cs="Times New Roman"/>
-          <w:b w:val="0"/>
-          <w:i w:val="0"/>
-          <w:sz w:val="26"/>
-        </w:rPr>
-        <w:t>■ Dữ liệu ẩn danh hóa: lưu theo quy định lưu trữ y tế</w:t>
-      </w:r>
-    </w:p>
-    <w:p>
-      <w:pPr>
-        <w:spacing w:before="0" w:after="160" w:lineRule="auto" w:line="360"/>
-        <w:jc w:val="both"/>
-      </w:pPr>
-      <w:r>
-        <w:rPr>
-          <w:rFonts w:ascii="Times New Roman" w:hAnsi="Times New Roman" w:eastAsia="Times New Roman" w:cs="Times New Roman"/>
-          <w:b w:val="0"/>
-          <w:i w:val="0"/>
-          <w:sz w:val="26"/>
-        </w:rPr>
-        <w:t>■ Backup: xóa an toàn (overwrite 3 lần tiêu chuẩn DoD)</w:t>
-      </w:r>
-    </w:p>
-    <w:p>
-      <w:pPr>
-        <w:spacing w:before="0" w:after="160" w:lineRule="auto" w:line="360"/>
-        <w:jc w:val="both"/>
-      </w:pPr>
-      <w:r>
-        <w:rPr>
-          <w:rFonts w:ascii="Times New Roman" w:hAnsi="Times New Roman" w:eastAsia="Times New Roman" w:cs="Times New Roman"/>
-          <w:b w:val="0"/>
-          <w:i w:val="0"/>
-          <w:sz w:val="26"/>
-        </w:rPr>
-        <w:t>"DRAFT, Cần chủ nhiệm kiểm chứng và DMP Luật 91/2025 hoàn chỉnh."</w:t>
-      </w:r>
-    </w:p>
-    <w:p>
-      <w:pPr>
-        <w:spacing w:before="280" w:after="160" w:lineRule="auto" w:line="312"/>
-      </w:pPr>
-      <w:r>
-        <w:rPr>
-          <w:rFonts w:ascii="Times New Roman" w:hAnsi="Times New Roman" w:eastAsia="Times New Roman" w:cs="Times New Roman"/>
-          <w:b/>
-          <w:i w:val="0"/>
-          <w:sz w:val="28"/>
-        </w:rPr>
-        <w:t>TÀI LIỆU 7. CHECKLIST NỘP HỘI ĐỒNG ĐẠO ĐỨC (theo TT43/2024/TT-BYT)</w:t>
-      </w:r>
-    </w:p>
-    <w:p>
-      <w:pPr>
-        <w:spacing w:before="0" w:after="160" w:lineRule="auto" w:line="360"/>
-        <w:jc w:val="both"/>
-      </w:pPr>
-      <w:r>
-        <w:rPr>
-          <w:rFonts w:ascii="Times New Roman" w:hAnsi="Times New Roman" w:eastAsia="Times New Roman" w:cs="Times New Roman"/>
-          <w:b w:val="0"/>
-          <w:i w:val="0"/>
-          <w:sz w:val="26"/>
-        </w:rPr>
-        <w:t>CHECKLIST HỒ SƠ NỘP HỘI ĐỒNG ĐẠO ĐỨC</w:t>
-      </w:r>
-    </w:p>
-    <w:p>
-      <w:pPr>
-        <w:spacing w:before="0" w:after="160" w:lineRule="auto" w:line="360"/>
-        <w:jc w:val="both"/>
-      </w:pPr>
-      <w:r>
-        <w:rPr>
-          <w:rFonts w:ascii="Times New Roman" w:hAnsi="Times New Roman" w:eastAsia="Times New Roman" w:cs="Times New Roman"/>
-          <w:b w:val="0"/>
-          <w:i w:val="0"/>
-          <w:sz w:val="26"/>
-        </w:rPr>
-        <w:t>Đề tài: Đánh giá sự hài lòng của bệnh nhân trong hoạt động khám chữa bệnh tại Khoa Khám bệnh C1a, Trung tâm Khám bệnh và Điều trị theo yêu cầu C1, Bệnh viện Quân y 175 | Ngày chuẩn bị: 2026-07-31</w:t>
-      </w:r>
-    </w:p>
-    <w:p>
-      <w:pPr>
-        <w:spacing w:before="0" w:after="160" w:lineRule="auto" w:line="360"/>
-        <w:jc w:val="both"/>
-      </w:pPr>
-      <w:r>
-        <w:rPr>
-          <w:rFonts w:ascii="Times New Roman" w:hAnsi="Times New Roman" w:eastAsia="Times New Roman" w:cs="Times New Roman"/>
-          <w:b w:val="0"/>
-          <w:i w:val="0"/>
-          <w:sz w:val="26"/>
-        </w:rPr>
-        <w:t>HỒ SƠ BẮT BUỘC:</w:t>
-      </w:r>
-    </w:p>
-    <w:p>
-      <w:pPr>
-        <w:spacing w:before="0" w:after="160" w:lineRule="auto" w:line="360"/>
-        <w:jc w:val="both"/>
-      </w:pPr>
-      <w:r>
-        <w:rPr>
-          <w:rFonts w:ascii="Times New Roman" w:hAnsi="Times New Roman" w:eastAsia="Times New Roman" w:cs="Times New Roman"/>
-          <w:b w:val="0"/>
-          <w:i w:val="0"/>
-          <w:sz w:val="26"/>
-        </w:rPr>
-        <w:t>□ Đơn xin phê duyệt (Tài liệu 1), ký tên chủ nhiệm + trưởng đơn vị</w:t>
-      </w:r>
-    </w:p>
-    <w:p>
-      <w:pPr>
-        <w:spacing w:before="0" w:after="160" w:lineRule="auto" w:line="360"/>
-        <w:jc w:val="both"/>
-      </w:pPr>
-      <w:r>
-        <w:rPr>
-          <w:rFonts w:ascii="Times New Roman" w:hAnsi="Times New Roman" w:eastAsia="Times New Roman" w:cs="Times New Roman"/>
-          <w:b w:val="0"/>
-          <w:i w:val="0"/>
-          <w:sz w:val="26"/>
-        </w:rPr>
-        <w:t>□ Tóm tắt đề cương ≤1 trang (Tài liệu 2)</w:t>
-      </w:r>
-    </w:p>
-    <w:p>
-      <w:pPr>
-        <w:spacing w:before="0" w:after="160" w:lineRule="auto" w:line="360"/>
-        <w:jc w:val="both"/>
-      </w:pPr>
-      <w:r>
-        <w:rPr>
-          <w:rFonts w:ascii="Times New Roman" w:hAnsi="Times New Roman" w:eastAsia="Times New Roman" w:cs="Times New Roman"/>
-          <w:b w:val="0"/>
-          <w:i w:val="0"/>
-          <w:sz w:val="26"/>
-        </w:rPr>
-        <w:t>□ Đề cương đầy đủ (từ G1, A2 Protocol Design)</w:t>
-      </w:r>
-    </w:p>
-    <w:p>
-      <w:pPr>
-        <w:spacing w:before="0" w:after="160" w:lineRule="auto" w:line="360"/>
-        <w:jc w:val="both"/>
-      </w:pPr>
-      <w:r>
-        <w:rPr>
-          <w:rFonts w:ascii="Times New Roman" w:hAnsi="Times New Roman" w:eastAsia="Times New Roman" w:cs="Times New Roman"/>
-          <w:b w:val="0"/>
-          <w:i w:val="0"/>
-          <w:sz w:val="26"/>
-        </w:rPr>
-        <w:t>□ Bảng rủi ro–lợi ích (Tài liệu 3), với phân loại mức nguy cơ</w:t>
-      </w:r>
-    </w:p>
-    <w:p>
-      <w:pPr>
-        <w:spacing w:before="0" w:after="160" w:lineRule="auto" w:line="360"/>
-        <w:jc w:val="both"/>
-      </w:pPr>
-      <w:r>
-        <w:rPr>
-          <w:rFonts w:ascii="Times New Roman" w:hAnsi="Times New Roman" w:eastAsia="Times New Roman" w:cs="Times New Roman"/>
-          <w:b w:val="0"/>
-          <w:i w:val="0"/>
-          <w:sz w:val="26"/>
-        </w:rPr>
-        <w:t>□ ICF tiếng Việt (Tài liệu 4) — 7 mục đủ</w:t>
-      </w:r>
-    </w:p>
-    <w:p>
-      <w:pPr>
-        <w:spacing w:before="0" w:after="160" w:lineRule="auto" w:line="360"/>
-        <w:jc w:val="both"/>
-      </w:pPr>
-      <w:r>
-        <w:rPr>
-          <w:rFonts w:ascii="Times New Roman" w:hAnsi="Times New Roman" w:eastAsia="Times New Roman" w:cs="Times New Roman"/>
-          <w:b w:val="0"/>
-          <w:i w:val="0"/>
-          <w:sz w:val="26"/>
-        </w:rPr>
-        <w:t>□ CV chủ nhiệm đề tài (cập nhật ≤ 2 năm)</w:t>
-      </w:r>
-    </w:p>
-    <w:p>
-      <w:pPr>
-        <w:spacing w:before="0" w:after="160" w:lineRule="auto" w:line="360"/>
-        <w:jc w:val="both"/>
-      </w:pPr>
-      <w:r>
-        <w:rPr>
-          <w:rFonts w:ascii="Times New Roman" w:hAnsi="Times New Roman" w:eastAsia="Times New Roman" w:cs="Times New Roman"/>
-          <w:b w:val="0"/>
-          <w:i w:val="0"/>
-          <w:sz w:val="26"/>
-        </w:rPr>
-        <w:t>□ CV nghiên cứu viên chính (nếu có)</w:t>
-      </w:r>
-    </w:p>
-    <w:p>
-      <w:pPr>
-        <w:spacing w:before="0" w:after="160" w:lineRule="auto" w:line="360"/>
-        <w:jc w:val="both"/>
-      </w:pPr>
-      <w:r>
-        <w:rPr>
-          <w:rFonts w:ascii="Times New Roman" w:hAnsi="Times New Roman" w:eastAsia="Times New Roman" w:cs="Times New Roman"/>
-          <w:b w:val="0"/>
-          <w:i w:val="0"/>
-          <w:sz w:val="26"/>
-        </w:rPr>
-        <w:t>□ Khai báo COI + AI (Tài liệu 8)</w:t>
-      </w:r>
-    </w:p>
-    <w:p>
-      <w:pPr>
-        <w:spacing w:before="0" w:after="160" w:lineRule="auto" w:line="360"/>
-        <w:jc w:val="both"/>
-      </w:pPr>
-      <w:r>
-        <w:rPr>
-          <w:rFonts w:ascii="Times New Roman" w:hAnsi="Times New Roman" w:eastAsia="Times New Roman" w:cs="Times New Roman"/>
-          <w:b w:val="0"/>
-          <w:i w:val="0"/>
-          <w:sz w:val="26"/>
-        </w:rPr>
-        <w:t>□ Kế hoạch Quản lý Dữ liệu (Tài liệu 6)</w:t>
-      </w:r>
-    </w:p>
-    <w:p>
-      <w:pPr>
-        <w:spacing w:before="0" w:after="160" w:lineRule="auto" w:line="360"/>
-        <w:jc w:val="both"/>
-      </w:pPr>
-      <w:r>
-        <w:rPr>
-          <w:rFonts w:ascii="Times New Roman" w:hAnsi="Times New Roman" w:eastAsia="Times New Roman" w:cs="Times New Roman"/>
-          <w:b w:val="0"/>
-          <w:i w:val="0"/>
-          <w:sz w:val="26"/>
-        </w:rPr>
-        <w:t>HỒ SƠ BỔ SUNG (theo loại NC):</w:t>
-      </w:r>
-    </w:p>
-    <w:p>
-      <w:pPr>
-        <w:spacing w:before="0" w:after="160" w:lineRule="auto" w:line="360"/>
-        <w:jc w:val="both"/>
-      </w:pPr>
-      <w:r>
-        <w:rPr>
-          <w:rFonts w:ascii="Times New Roman" w:hAnsi="Times New Roman" w:eastAsia="Times New Roman" w:cs="Times New Roman"/>
-          <w:b w:val="0"/>
-          <w:i w:val="0"/>
-          <w:sz w:val="26"/>
-        </w:rPr>
-        <w:t xml:space="preserve">□ </w:t>
-      </w:r>
-      <w:r>
-        <w:rPr>
-          <w:rFonts w:ascii="Times New Roman" w:hAnsi="Times New Roman" w:eastAsia="Times New Roman" w:cs="Times New Roman"/>
-          <w:b w:val="0"/>
-          <w:i w:val="0"/>
-          <w:sz w:val="26"/>
-        </w:rPr>
-        <w:t>[RCT / can thiệp]</w:t>
-      </w:r>
-      <w:r>
-        <w:rPr>
-          <w:rFonts w:ascii="Times New Roman" w:hAnsi="Times New Roman" w:eastAsia="Times New Roman" w:cs="Times New Roman"/>
-          <w:b w:val="0"/>
-          <w:i w:val="0"/>
-          <w:sz w:val="26"/>
-        </w:rPr>
-        <w:t>: Hồ sơ an toàn DSMB (an-toan-nghien-cuu)</w:t>
-      </w:r>
-    </w:p>
-    <w:p>
-      <w:pPr>
-        <w:spacing w:before="0" w:after="160" w:lineRule="auto" w:line="360"/>
-        <w:jc w:val="both"/>
-      </w:pPr>
-      <w:r>
-        <w:rPr>
-          <w:rFonts w:ascii="Times New Roman" w:hAnsi="Times New Roman" w:eastAsia="Times New Roman" w:cs="Times New Roman"/>
-          <w:b w:val="0"/>
-          <w:i w:val="0"/>
-          <w:sz w:val="26"/>
-        </w:rPr>
-        <w:t xml:space="preserve">□ </w:t>
-      </w:r>
-      <w:r>
-        <w:rPr>
-          <w:rFonts w:ascii="Times New Roman" w:hAnsi="Times New Roman" w:eastAsia="Times New Roman" w:cs="Times New Roman"/>
-          <w:b w:val="0"/>
-          <w:i w:val="0"/>
-          <w:sz w:val="26"/>
-        </w:rPr>
-        <w:t>[RCT]</w:t>
-      </w:r>
-      <w:r>
-        <w:rPr>
-          <w:rFonts w:ascii="Times New Roman" w:hAnsi="Times New Roman" w:eastAsia="Times New Roman" w:cs="Times New Roman"/>
-          <w:b w:val="0"/>
-          <w:i w:val="0"/>
-          <w:sz w:val="26"/>
-        </w:rPr>
-        <w:t>: Bằng chứng đã đăng ký / kế hoạch đăng ký trước tuyển</w:t>
-      </w:r>
-    </w:p>
-    <w:p>
-      <w:pPr>
-        <w:spacing w:before="0" w:after="160" w:lineRule="auto" w:line="360"/>
-        <w:jc w:val="both"/>
-      </w:pPr>
-      <w:r>
-        <w:rPr>
-          <w:rFonts w:ascii="Times New Roman" w:hAnsi="Times New Roman" w:eastAsia="Times New Roman" w:cs="Times New Roman"/>
-          <w:b w:val="0"/>
-          <w:i w:val="0"/>
-          <w:sz w:val="26"/>
-        </w:rPr>
-        <w:t xml:space="preserve">□ </w:t>
-      </w:r>
-      <w:r>
-        <w:rPr>
-          <w:rFonts w:ascii="Times New Roman" w:hAnsi="Times New Roman" w:eastAsia="Times New Roman" w:cs="Times New Roman"/>
-          <w:b w:val="0"/>
-          <w:i w:val="0"/>
-          <w:sz w:val="26"/>
-        </w:rPr>
-        <w:t>[Can thiệp thuốc]</w:t>
-      </w:r>
-      <w:r>
-        <w:rPr>
-          <w:rFonts w:ascii="Times New Roman" w:hAnsi="Times New Roman" w:eastAsia="Times New Roman" w:cs="Times New Roman"/>
-          <w:b w:val="0"/>
-          <w:i w:val="0"/>
-          <w:sz w:val="26"/>
-        </w:rPr>
-        <w:t>: Thông tin sản phẩm / IB (Investigator Brochure)</w:t>
-      </w:r>
-    </w:p>
-    <w:p>
-      <w:pPr>
-        <w:spacing w:before="0" w:after="160" w:lineRule="auto" w:line="360"/>
-        <w:jc w:val="both"/>
-      </w:pPr>
-      <w:r>
-        <w:rPr>
-          <w:rFonts w:ascii="Times New Roman" w:hAnsi="Times New Roman" w:eastAsia="Times New Roman" w:cs="Times New Roman"/>
-          <w:b w:val="0"/>
-          <w:i w:val="0"/>
-          <w:sz w:val="26"/>
-        </w:rPr>
-        <w:t xml:space="preserve">□ </w:t>
-      </w:r>
-      <w:r>
-        <w:rPr>
-          <w:rFonts w:ascii="Times New Roman" w:hAnsi="Times New Roman" w:eastAsia="Times New Roman" w:cs="Times New Roman"/>
-          <w:b w:val="0"/>
-          <w:i w:val="0"/>
-          <w:sz w:val="26"/>
-        </w:rPr>
-        <w:t>[Dữ liệu thứ cấp]</w:t>
-      </w:r>
-      <w:r>
-        <w:rPr>
-          <w:rFonts w:ascii="Times New Roman" w:hAnsi="Times New Roman" w:eastAsia="Times New Roman" w:cs="Times New Roman"/>
-          <w:b w:val="0"/>
-          <w:i w:val="0"/>
-          <w:sz w:val="26"/>
-        </w:rPr>
-        <w:t>: Văn bản chấp thuận cung cấp dữ liệu</w:t>
-      </w:r>
-    </w:p>
-    <w:p>
-      <w:pPr>
-        <w:spacing w:before="0" w:after="160" w:lineRule="auto" w:line="360"/>
-        <w:jc w:val="both"/>
-      </w:pPr>
-      <w:r>
-        <w:rPr>
-          <w:rFonts w:ascii="Times New Roman" w:hAnsi="Times New Roman" w:eastAsia="Times New Roman" w:cs="Times New Roman"/>
-          <w:b w:val="0"/>
-          <w:i w:val="0"/>
-          <w:sz w:val="26"/>
-        </w:rPr>
-        <w:t xml:space="preserve">□ </w:t>
-      </w:r>
-      <w:r>
-        <w:rPr>
-          <w:rFonts w:ascii="Times New Roman" w:hAnsi="Times New Roman" w:eastAsia="Times New Roman" w:cs="Times New Roman"/>
-          <w:b w:val="0"/>
-          <w:i w:val="0"/>
-          <w:sz w:val="26"/>
-        </w:rPr>
-        <w:t>[Nhóm dễ tổn thương, trẻ em, thai phụ, người mất NLHV]</w:t>
-      </w:r>
-      <w:r>
-        <w:rPr>
-          <w:rFonts w:ascii="Times New Roman" w:hAnsi="Times New Roman" w:eastAsia="Times New Roman" w:cs="Times New Roman"/>
-          <w:b w:val="0"/>
-          <w:i w:val="0"/>
-          <w:sz w:val="26"/>
-        </w:rPr>
-        <w:t>:</w:t>
-      </w:r>
-    </w:p>
-    <w:p>
-      <w:pPr>
-        <w:spacing w:before="0" w:after="160" w:lineRule="auto" w:line="360"/>
-        <w:jc w:val="both"/>
-      </w:pPr>
-      <w:r>
-        <w:rPr>
-          <w:rFonts w:ascii="Times New Roman" w:hAnsi="Times New Roman" w:eastAsia="Times New Roman" w:cs="Times New Roman"/>
-          <w:b w:val="0"/>
-          <w:i w:val="0"/>
-          <w:sz w:val="26"/>
-        </w:rPr>
-        <w:t>ICF người giám hộ + biện pháp bảo vệ đặc biệt</w:t>
-      </w:r>
-    </w:p>
-    <w:p>
-      <w:pPr>
-        <w:spacing w:before="0" w:after="160" w:lineRule="auto" w:line="360"/>
-        <w:jc w:val="both"/>
-      </w:pPr>
-      <w:r>
-        <w:rPr>
-          <w:rFonts w:ascii="Times New Roman" w:hAnsi="Times New Roman" w:eastAsia="Times New Roman" w:cs="Times New Roman"/>
-          <w:b w:val="0"/>
-          <w:i w:val="0"/>
-          <w:sz w:val="26"/>
-        </w:rPr>
-        <w:t xml:space="preserve">□ </w:t>
-      </w:r>
-      <w:r>
-        <w:rPr>
-          <w:rFonts w:ascii="Times New Roman" w:hAnsi="Times New Roman" w:eastAsia="Times New Roman" w:cs="Times New Roman"/>
-          <w:b w:val="0"/>
-          <w:i w:val="0"/>
-          <w:sz w:val="26"/>
-        </w:rPr>
-        <w:t>[Dùng dữ liệu di truyền/nhạy cảm]</w:t>
-      </w:r>
-      <w:r>
-        <w:rPr>
-          <w:rFonts w:ascii="Times New Roman" w:hAnsi="Times New Roman" w:eastAsia="Times New Roman" w:cs="Times New Roman"/>
-          <w:b w:val="0"/>
-          <w:i w:val="0"/>
-          <w:sz w:val="26"/>
-        </w:rPr>
-        <w:t>: ICF đặc biệt</w:t>
-      </w:r>
-    </w:p>
-    <w:p>
-      <w:pPr>
-        <w:spacing w:before="0" w:after="160" w:lineRule="auto" w:line="360"/>
-        <w:jc w:val="both"/>
-      </w:pPr>
-      <w:r>
-        <w:rPr>
-          <w:rFonts w:ascii="Times New Roman" w:hAnsi="Times New Roman" w:eastAsia="Times New Roman" w:cs="Times New Roman"/>
-          <w:b w:val="0"/>
-          <w:i w:val="0"/>
-          <w:sz w:val="26"/>
-        </w:rPr>
-        <w:t xml:space="preserve">SỐ BẢN NỘP: ___ </w:t>
-      </w:r>
-      <w:r>
-        <w:rPr>
-          <w:rFonts w:ascii="Times New Roman" w:hAnsi="Times New Roman" w:eastAsia="Times New Roman" w:cs="Times New Roman"/>
-          <w:b/>
-          <w:i/>
-          <w:color w:val="CC7700"/>
-          <w:sz w:val="26"/>
-        </w:rPr>
         <w:t>[CẦN XÁC NHẬN tại Hội đồng đạo đức cơ sở]</w:t>
       </w:r>
     </w:p>
@@ -6939,7 +7097,7 @@
           <w:i/>
           <w:sz w:val="22"/>
         </w:rPr>
-        <w:t xml:space="preserve">hệ thống không tra được hai nguồn đầu vì không có API mở. </w:t>
+        <w:t xml:space="preserve">hệ thống không tra được hai nguồn đầu vì không có API mở. WHO ICTRP: PI đã tự tra 2026-10-11, không thấy nghiên cứu trùng (ghi ở G0); PROSPERO: không áp dụng (không phải tổng quan hệ thống); đăng ký trong nước: </w:t>
       </w:r>
       <w:r>
         <w:rPr>

--- a/exports/hai-long-benh-nhan-C1a-BVQY175/G2_A3_ETHICS_PACKAGE_hai-long-benh-nhan-C1a-BVQY175.docx
+++ b/exports/hai-long-benh-nhan-C1a-BVQY175/G2_A3_ETHICS_PACKAGE_hai-long-benh-nhan-C1a-BVQY175.docx
@@ -3390,37 +3390,37 @@
           <w:i w:val="0"/>
           <w:sz w:val="26"/>
         </w:rPr>
-        <w:t>Dữ liệu nhận dạng: phiếu KHÔNG ghi thông tin định danh; thời gian chờ được ghép theo cách GIẢ DANH HÓA CÓ</w:t>
-      </w:r>
-    </w:p>
-    <w:p>
-      <w:pPr>
-        <w:spacing w:before="0" w:after="160" w:lineRule="auto" w:line="360"/>
-        <w:jc w:val="both"/>
-      </w:pPr>
-      <w:r>
-        <w:rPr>
-          <w:rFonts w:ascii="Times New Roman" w:hAnsi="Times New Roman" w:eastAsia="Times New Roman" w:cs="Times New Roman"/>
-          <w:b w:val="0"/>
-          <w:i w:val="0"/>
-          <w:sz w:val="26"/>
-        </w:rPr>
-        <w:t>KIỂM SOÁT — bảng đối chiếu HIS nêu trên là liên kết duy nhất về lượt khám, do CNTT/QLCL giữ và huỷ trong</w:t>
-      </w:r>
-    </w:p>
-    <w:p>
-      <w:pPr>
-        <w:spacing w:before="0" w:after="160" w:lineRule="auto" w:line="360"/>
-        <w:jc w:val="both"/>
-      </w:pPr>
-      <w:r>
-        <w:rPr>
-          <w:rFonts w:ascii="Times New Roman" w:hAnsi="Times New Roman" w:eastAsia="Times New Roman" w:cs="Times New Roman"/>
-          <w:b w:val="0"/>
-          <w:i w:val="0"/>
-          <w:sz w:val="26"/>
-        </w:rPr>
-        <w:t xml:space="preserve">30 ngày </w:t>
+        <w:t>Dữ liệu nhận dạng: phiếu KHÔNG ghi thông tin định danh; thời gian chờ được ghép theo cách</w:t>
+      </w:r>
+    </w:p>
+    <w:p>
+      <w:pPr>
+        <w:spacing w:before="0" w:after="160" w:lineRule="auto" w:line="360"/>
+        <w:jc w:val="both"/>
+      </w:pPr>
+      <w:r>
+        <w:rPr>
+          <w:rFonts w:ascii="Times New Roman" w:hAnsi="Times New Roman" w:eastAsia="Times New Roman" w:cs="Times New Roman"/>
+          <w:b w:val="0"/>
+          <w:i w:val="0"/>
+          <w:sz w:val="26"/>
+        </w:rPr>
+        <w:t>giả danh hóa có kiểm soát — bảng đối chiếu HIS nêu trên là liên kết duy nhất về lượt khám, do CNTT/QLCL giữ</w:t>
+      </w:r>
+    </w:p>
+    <w:p>
+      <w:pPr>
+        <w:spacing w:before="0" w:after="160" w:lineRule="auto" w:line="360"/>
+        <w:jc w:val="both"/>
+      </w:pPr>
+      <w:r>
+        <w:rPr>
+          <w:rFonts w:ascii="Times New Roman" w:hAnsi="Times New Roman" w:eastAsia="Times New Roman" w:cs="Times New Roman"/>
+          <w:b w:val="0"/>
+          <w:i w:val="0"/>
+          <w:sz w:val="26"/>
+        </w:rPr>
+        <w:t xml:space="preserve">và huỷ trong 30 ngày </w:t>
       </w:r>
       <w:r>
         <w:rPr>
@@ -5189,22 +5189,22 @@
           <w:i w:val="0"/>
           <w:sz w:val="26"/>
         </w:rPr>
-        <w:t>Phương pháp: GIẢ DANH HÓA CÓ KIỂM SOÁT — phiếu KHÔNG có ô định danh, chỉ mang mã nghiên cứu; phiếu đồng ý (ICF) ký tên lưu</w:t>
-      </w:r>
-    </w:p>
-    <w:p>
-      <w:pPr>
-        <w:spacing w:before="0" w:after="160" w:lineRule="auto" w:line="360"/>
-        <w:jc w:val="both"/>
-      </w:pPr>
-      <w:r>
-        <w:rPr>
-          <w:rFonts w:ascii="Times New Roman" w:hAnsi="Times New Roman" w:eastAsia="Times New Roman" w:cs="Times New Roman"/>
-          <w:b w:val="0"/>
-          <w:i w:val="0"/>
-          <w:sz w:val="26"/>
-        </w:rPr>
-        <w:t xml:space="preserve">TÁCH BIỆT vật lý, không ghép với phiếu (đề cương §4.11) </w:t>
+        <w:t>Phương pháp: GIẢ DANH HÓA CÓ KIỂM SOÁT — phiếu KHÔNG có ô định danh, chỉ mang mã nghiên cứu; phiếu</w:t>
+      </w:r>
+    </w:p>
+    <w:p>
+      <w:pPr>
+        <w:spacing w:before="0" w:after="160" w:lineRule="auto" w:line="360"/>
+        <w:jc w:val="both"/>
+      </w:pPr>
+      <w:r>
+        <w:rPr>
+          <w:rFonts w:ascii="Times New Roman" w:hAnsi="Times New Roman" w:eastAsia="Times New Roman" w:cs="Times New Roman"/>
+          <w:b w:val="0"/>
+          <w:i w:val="0"/>
+          <w:sz w:val="26"/>
+        </w:rPr>
+        <w:t xml:space="preserve">đồng ý (ICF) ký tên lưu tách biệt vật lý, không ghép với phiếu (đề cương §4.11) </w:t>
       </w:r>
       <w:r>
         <w:rPr>

--- a/exports/hai-long-benh-nhan-C1a-BVQY175/G2_A3_ETHICS_PACKAGE_hai-long-benh-nhan-C1a-BVQY175.docx
+++ b/exports/hai-long-benh-nhan-C1a-BVQY175/G2_A3_ETHICS_PACKAGE_hai-long-benh-nhan-C1a-BVQY175.docx
@@ -782,17 +782,7 @@
           <w:i w:val="0"/>
           <w:sz w:val="26"/>
         </w:rPr>
-        <w:t xml:space="preserve">Thời gian nghiên cứu: bắt đầu SAU phê duyệt IRB — một giai đoạn liên tục phủ đều khung giờ/ngày trong tuần (đề cương §4.2); ngày cụ thể </w:t>
-      </w:r>
-      <w:r>
-        <w:rPr>
-          <w:rFonts w:ascii="Times New Roman" w:hAnsi="Times New Roman" w:eastAsia="Times New Roman" w:cs="Times New Roman"/>
-          <w:b/>
-          <w:i/>
-          <w:color w:val="CC7700"/>
-          <w:sz w:val="26"/>
-        </w:rPr>
-        <w:t>[BÁC SĨ ĐIỀN theo lịch khoa]</w:t>
+        <w:t>Thời gian nghiên cứu: bắt đầu SAU phê duyệt IRB — một giai đoạn liên tục phủ đều khung giờ/ngày trong tuần (đề cương §4.2); dự kiến từ tháng 12/2026 đến tháng 12/2028 theo thời gian nghiên cứu PI đã chốt ở G1 (11/10/2026); ngày bắt đầu thu thập = sau ngày Hội đồng phê duyệt</w:t>
       </w:r>
     </w:p>
     <w:p>
@@ -3305,233 +3295,7 @@
           <w:i w:val="0"/>
           <w:sz w:val="26"/>
         </w:rPr>
-        <w:t>Chỉ nhóm nghiên cứu được phép truy cập dữ liệu danh tính</w:t>
-      </w:r>
-    </w:p>
-    <w:p>
-      <w:pPr>
-        <w:spacing w:before="0" w:after="160" w:lineRule="auto" w:line="360"/>
-        <w:jc w:val="both"/>
-      </w:pPr>
-      <w:r>
-        <w:rPr>
-          <w:rFonts w:ascii="Times New Roman" w:hAnsi="Times New Roman" w:eastAsia="Times New Roman" w:cs="Times New Roman"/>
-          <w:b w:val="0"/>
-          <w:i w:val="0"/>
-          <w:sz w:val="26"/>
-        </w:rPr>
-        <w:t>Kết quả công bố dùng dữ liệu TỔNG HỢP, KHÔNG tiết lộ danh tính</w:t>
-      </w:r>
-    </w:p>
-    <w:p>
-      <w:pPr>
-        <w:spacing w:before="0" w:after="160" w:lineRule="auto" w:line="360"/>
-        <w:jc w:val="both"/>
-      </w:pPr>
-      <w:r>
-        <w:rPr>
-          <w:rFonts w:ascii="Times New Roman" w:hAnsi="Times New Roman" w:eastAsia="Times New Roman" w:cs="Times New Roman"/>
-          <w:b w:val="0"/>
-          <w:i w:val="0"/>
-          <w:sz w:val="26"/>
-        </w:rPr>
-        <w:t>Dữ liệu nhận dạng: KHÔNG THU THẬP — phiếu nặc danh ngay từ khâu phát, không tồn tại dữ liệu danh tính cần xóa</w:t>
-      </w:r>
-    </w:p>
-    <w:p>
-      <w:pPr>
-        <w:spacing w:before="0" w:after="160" w:lineRule="auto" w:line="360"/>
-        <w:jc w:val="both"/>
-      </w:pPr>
-      <w:r>
-        <w:rPr>
-          <w:rFonts w:ascii="Times New Roman" w:hAnsi="Times New Roman" w:eastAsia="Times New Roman" w:cs="Times New Roman"/>
-          <w:b w:val="0"/>
-          <w:i w:val="0"/>
-          <w:sz w:val="26"/>
-        </w:rPr>
-        <w:t>sau khi kết thúc nghiên cứu theo quy định lưu trữ y tế</w:t>
-      </w:r>
-    </w:p>
-    <w:p>
-      <w:pPr>
-        <w:spacing w:before="0" w:after="160" w:lineRule="auto" w:line="360"/>
-        <w:jc w:val="both"/>
-      </w:pPr>
-      <w:r>
-        <w:rPr>
-          <w:rFonts w:ascii="Times New Roman" w:hAnsi="Times New Roman" w:eastAsia="Times New Roman" w:cs="Times New Roman"/>
-          <w:b w:val="0"/>
-          <w:i w:val="0"/>
-          <w:sz w:val="26"/>
-        </w:rPr>
-        <w:t>Trong trường hợp rò rỉ, anh/chị sẽ được thông báo NGAY KHI XÁC NHẬN</w:t>
-      </w:r>
-    </w:p>
-    <w:p>
-      <w:pPr>
-        <w:spacing w:before="0" w:after="160" w:lineRule="auto" w:line="360"/>
-        <w:jc w:val="both"/>
-      </w:pPr>
-      <w:r>
-        <w:rPr>
-          <w:rFonts w:ascii="Times New Roman" w:hAnsi="Times New Roman" w:eastAsia="Times New Roman" w:cs="Times New Roman"/>
-          <w:b w:val="0"/>
-          <w:i w:val="0"/>
-          <w:sz w:val="26"/>
-        </w:rPr>
-        <w:t>(cơ quan bảo vệ dữ liệu được báo trong 72 giờ theo NĐ 356/2025/NĐ-CP,</w:t>
-      </w:r>
-    </w:p>
-    <w:p>
-      <w:pPr>
-        <w:spacing w:before="0" w:after="160" w:lineRule="auto" w:line="360"/>
-        <w:jc w:val="both"/>
-      </w:pPr>
-      <w:r>
-        <w:rPr>
-          <w:rFonts w:ascii="Times New Roman" w:hAnsi="Times New Roman" w:eastAsia="Times New Roman" w:cs="Times New Roman"/>
-          <w:b w:val="0"/>
-          <w:i w:val="0"/>
-          <w:sz w:val="26"/>
-        </w:rPr>
-        <w:t>mốc này áp cho cơ quan quản lý, không phải mốc cam kết với anh/chị)</w:t>
-      </w:r>
-    </w:p>
-    <w:p>
-      <w:pPr>
-        <w:spacing w:before="0" w:after="160" w:lineRule="auto" w:line="360"/>
-        <w:jc w:val="both"/>
-      </w:pPr>
-      <w:r>
-        <w:rPr>
-          <w:rFonts w:ascii="Times New Roman" w:hAnsi="Times New Roman" w:eastAsia="Times New Roman" w:cs="Times New Roman"/>
-          <w:b w:val="0"/>
-          <w:i w:val="0"/>
-          <w:sz w:val="26"/>
-        </w:rPr>
-        <w:t>Anh/chị có quyền yêu cầu xem, sửa hoặc xóa dữ liệu của mình</w:t>
-      </w:r>
-    </w:p>
-    <w:p>
-      <w:pPr>
-        <w:spacing w:before="0" w:after="160" w:lineRule="auto" w:line="360"/>
-        <w:jc w:val="both"/>
-      </w:pPr>
-      <w:r>
-        <w:rPr>
-          <w:rFonts w:ascii="Times New Roman" w:hAnsi="Times New Roman" w:eastAsia="Times New Roman" w:cs="Times New Roman"/>
-          <w:b w:val="0"/>
-          <w:i w:val="0"/>
-          <w:sz w:val="26"/>
-        </w:rPr>
-        <w:t>(trước khi chúng tôi tiến hành phân tích).</w:t>
-      </w:r>
-    </w:p>
-    <w:p>
-      <w:pPr>
-        <w:pStyle w:val="ListNumber"/>
-        <w:spacing w:before="0" w:after="120" w:lineRule="auto" w:line="360"/>
-        <w:jc w:val="both"/>
-      </w:pPr>
-      <w:r>
-        <w:rPr>
-          <w:rFonts w:ascii="Times New Roman" w:hAnsi="Times New Roman" w:eastAsia="Times New Roman" w:cs="Times New Roman"/>
-          <w:b w:val="0"/>
-          <w:i w:val="0"/>
-          <w:sz w:val="26"/>
-        </w:rPr>
-        <w:t>QUYỀN TỰ NGUYỆN VÀ RÚT LUI</w:t>
-      </w:r>
-    </w:p>
-    <w:p>
-      <w:pPr>
-        <w:spacing w:before="0" w:after="160" w:lineRule="auto" w:line="360"/>
-        <w:jc w:val="both"/>
-      </w:pPr>
-      <w:r>
-        <w:rPr>
-          <w:rFonts w:ascii="Times New Roman" w:hAnsi="Times New Roman" w:eastAsia="Times New Roman" w:cs="Times New Roman"/>
-          <w:b w:val="0"/>
-          <w:i w:val="0"/>
-          <w:sz w:val="26"/>
-        </w:rPr>
-        <w:t>Tham gia là HOÀN TOÀN TỰ NGUYỆN</w:t>
-      </w:r>
-    </w:p>
-    <w:p>
-      <w:pPr>
-        <w:spacing w:before="0" w:after="160" w:lineRule="auto" w:line="360"/>
-        <w:jc w:val="both"/>
-      </w:pPr>
-      <w:r>
-        <w:rPr>
-          <w:rFonts w:ascii="Times New Roman" w:hAnsi="Times New Roman" w:eastAsia="Times New Roman" w:cs="Times New Roman"/>
-          <w:b w:val="0"/>
-          <w:i w:val="0"/>
-          <w:sz w:val="26"/>
-        </w:rPr>
-        <w:t>Anh/chị có thể KHÔNG ĐỒNG Ý tham gia mà KHÔNG ảnh hưởng</w:t>
-      </w:r>
-    </w:p>
-    <w:p>
-      <w:pPr>
-        <w:spacing w:before="0" w:after="160" w:lineRule="auto" w:line="360"/>
-        <w:jc w:val="both"/>
-      </w:pPr>
-      <w:r>
-        <w:rPr>
-          <w:rFonts w:ascii="Times New Roman" w:hAnsi="Times New Roman" w:eastAsia="Times New Roman" w:cs="Times New Roman"/>
-          <w:b w:val="0"/>
-          <w:i w:val="0"/>
-          <w:sz w:val="26"/>
-        </w:rPr>
-        <w:t>đến dịch vụ y tế đang nhận</w:t>
-      </w:r>
-    </w:p>
-    <w:p>
-      <w:pPr>
-        <w:spacing w:before="0" w:after="160" w:lineRule="auto" w:line="360"/>
-        <w:jc w:val="both"/>
-      </w:pPr>
-      <w:r>
-        <w:rPr>
-          <w:rFonts w:ascii="Times New Roman" w:hAnsi="Times New Roman" w:eastAsia="Times New Roman" w:cs="Times New Roman"/>
-          <w:b w:val="0"/>
-          <w:i w:val="0"/>
-          <w:sz w:val="26"/>
-        </w:rPr>
-        <w:t>Anh/chị có thể RÚT LUI bất kỳ lúc nào, không cần giải thích</w:t>
-      </w:r>
-    </w:p>
-    <w:p>
-      <w:pPr>
-        <w:spacing w:before="0" w:after="160" w:lineRule="auto" w:line="360"/>
-        <w:jc w:val="both"/>
-      </w:pPr>
-      <w:r>
-        <w:rPr>
-          <w:rFonts w:ascii="Times New Roman" w:hAnsi="Times New Roman" w:eastAsia="Times New Roman" w:cs="Times New Roman"/>
-          <w:b w:val="0"/>
-          <w:i w:val="0"/>
-          <w:sz w:val="26"/>
-        </w:rPr>
-        <w:t>Nếu rút lui, dữ liệu đã thu thập: □ sẽ bị xóa □ vẫn dùng</w:t>
-      </w:r>
-    </w:p>
-    <w:p>
-      <w:pPr>
-        <w:spacing w:before="0" w:after="160" w:lineRule="auto" w:line="360"/>
-        <w:jc w:val="both"/>
-      </w:pPr>
-      <w:r>
-        <w:rPr>
-          <w:rFonts w:ascii="Times New Roman" w:hAnsi="Times New Roman" w:eastAsia="Times New Roman" w:cs="Times New Roman"/>
-          <w:b w:val="0"/>
-          <w:i w:val="0"/>
-          <w:sz w:val="26"/>
-        </w:rPr>
-        <w:t xml:space="preserve">(do tính nặc danh: SAU khi nộp phiếu không thể rút riêng phiếu của ông/bà vì không có cách nhận dạng; ông/bà có toàn quyền từ chối hoặc dừng bất kỳ lúc nào TRƯỚC khi nộp) </w:t>
+        <w:t xml:space="preserve">Nhóm nghiên cứu KHÔNG nhận thông tin danh tính của ông/bà </w:t>
       </w:r>
       <w:r>
         <w:rPr>
@@ -3556,215 +3320,37 @@
           <w:i w:val="0"/>
           <w:sz w:val="26"/>
         </w:rPr>
-        <w:t>6c. BỒI THƯỜNG KHI CÓ TỔN HẠI</w:t>
-      </w:r>
-    </w:p>
-    <w:p>
-      <w:pPr>
-        <w:spacing w:before="0" w:after="160" w:lineRule="auto" w:line="360"/>
-        <w:jc w:val="both"/>
-      </w:pPr>
-      <w:r>
-        <w:rPr>
-          <w:rFonts w:ascii="Times New Roman" w:hAnsi="Times New Roman" w:eastAsia="Times New Roman" w:cs="Times New Roman"/>
-          <w:b w:val="0"/>
-          <w:i w:val="0"/>
-          <w:sz w:val="26"/>
-        </w:rPr>
-        <w:t>Đây là nghiên cứu quan sát nguy cơ tối thiểu, không phát sinh thủ thuật/can</w:t>
-      </w:r>
-    </w:p>
-    <w:p>
-      <w:pPr>
-        <w:spacing w:before="0" w:after="160" w:lineRule="auto" w:line="360"/>
-        <w:jc w:val="both"/>
-      </w:pPr>
-      <w:r>
-        <w:rPr>
-          <w:rFonts w:ascii="Times New Roman" w:hAnsi="Times New Roman" w:eastAsia="Times New Roman" w:cs="Times New Roman"/>
-          <w:b w:val="0"/>
-          <w:i w:val="0"/>
-          <w:sz w:val="26"/>
-        </w:rPr>
-        <w:t>thiệp nào ngoài thực hành khám chữa bệnh thường quy. Nếu xảy ra tổn hại liên</w:t>
-      </w:r>
-    </w:p>
-    <w:p>
-      <w:pPr>
-        <w:spacing w:before="0" w:after="160" w:lineRule="auto" w:line="360"/>
-        <w:jc w:val="both"/>
-      </w:pPr>
-      <w:r>
-        <w:rPr>
-          <w:rFonts w:ascii="Times New Roman" w:hAnsi="Times New Roman" w:eastAsia="Times New Roman" w:cs="Times New Roman"/>
-          <w:b w:val="0"/>
-          <w:i w:val="0"/>
-          <w:sz w:val="26"/>
-        </w:rPr>
-        <w:t>quan trực tiếp đến việc tham gia nghiên cứu, Bệnh viện Quân y 175 xử trí theo</w:t>
-      </w:r>
-    </w:p>
-    <w:p>
-      <w:pPr>
-        <w:spacing w:before="0" w:after="160" w:lineRule="auto" w:line="360"/>
-        <w:jc w:val="both"/>
-      </w:pPr>
-      <w:r>
-        <w:rPr>
-          <w:rFonts w:ascii="Times New Roman" w:hAnsi="Times New Roman" w:eastAsia="Times New Roman" w:cs="Times New Roman"/>
-          <w:b w:val="0"/>
-          <w:i w:val="0"/>
-          <w:sz w:val="26"/>
-        </w:rPr>
-        <w:t>quy trình khám chữa bệnh thường quy; nghiên cứu không có bảo hiểm riêng.</w:t>
-      </w:r>
-    </w:p>
-    <w:p>
-      <w:pPr>
-        <w:pStyle w:val="ListNumber"/>
-        <w:spacing w:before="0" w:after="120" w:lineRule="auto" w:line="360"/>
-        <w:jc w:val="both"/>
-      </w:pPr>
-      <w:r>
-        <w:rPr>
-          <w:rFonts w:ascii="Times New Roman" w:hAnsi="Times New Roman" w:eastAsia="Times New Roman" w:cs="Times New Roman"/>
-          <w:b w:val="0"/>
-          <w:i w:val="0"/>
-          <w:sz w:val="26"/>
-        </w:rPr>
-        <w:t>THÔNG TIN LIÊN HỆ</w:t>
-      </w:r>
-    </w:p>
-    <w:p>
-      <w:pPr>
-        <w:spacing w:before="0" w:after="160" w:lineRule="auto" w:line="360"/>
-        <w:jc w:val="both"/>
-      </w:pPr>
-      <w:r>
-        <w:rPr>
-          <w:rFonts w:ascii="Times New Roman" w:hAnsi="Times New Roman" w:eastAsia="Times New Roman" w:cs="Times New Roman"/>
-          <w:b w:val="0"/>
-          <w:i w:val="0"/>
-          <w:sz w:val="26"/>
-        </w:rPr>
-        <w:t>------------------------------------------------------------</w:t>
-      </w:r>
-    </w:p>
-    <w:p>
-      <w:pPr>
-        <w:spacing w:before="0" w:after="160" w:lineRule="auto" w:line="360"/>
-        <w:jc w:val="both"/>
-      </w:pPr>
-      <w:r>
-        <w:rPr>
-          <w:rFonts w:ascii="Times New Roman" w:hAnsi="Times New Roman" w:eastAsia="Times New Roman" w:cs="Times New Roman"/>
-          <w:b w:val="0"/>
-          <w:i w:val="0"/>
-          <w:sz w:val="26"/>
-        </w:rPr>
-        <w:t>Thắc mắc về nghiên cứu:</w:t>
-      </w:r>
-    </w:p>
-    <w:p>
-      <w:pPr>
-        <w:spacing w:before="0" w:after="160" w:lineRule="auto" w:line="360"/>
-        <w:jc w:val="both"/>
-      </w:pPr>
-      <w:r>
-        <w:rPr>
-          <w:rFonts w:ascii="Times New Roman" w:hAnsi="Times New Roman" w:eastAsia="Times New Roman" w:cs="Times New Roman"/>
-          <w:b w:val="0"/>
-          <w:i w:val="0"/>
-          <w:sz w:val="26"/>
-        </w:rPr>
-        <w:t>Chủ nhiệm đề tài: Nguyễn Hà Luân</w:t>
-      </w:r>
-    </w:p>
-    <w:p>
-      <w:pPr>
-        <w:spacing w:before="0" w:after="160" w:lineRule="auto" w:line="360"/>
-        <w:jc w:val="both"/>
-      </w:pPr>
-      <w:r>
-        <w:rPr>
-          <w:rFonts w:ascii="Times New Roman" w:hAnsi="Times New Roman" w:eastAsia="Times New Roman" w:cs="Times New Roman"/>
-          <w:b w:val="0"/>
-          <w:i w:val="0"/>
-          <w:sz w:val="26"/>
-        </w:rPr>
-        <w:t xml:space="preserve">Điện thoại: </w:t>
-      </w:r>
-      <w:r>
-        <w:rPr>
-          <w:rFonts w:ascii="Times New Roman" w:hAnsi="Times New Roman" w:eastAsia="Times New Roman" w:cs="Times New Roman"/>
-          <w:b w:val="0"/>
-          <w:i w:val="0"/>
-          <w:sz w:val="26"/>
-        </w:rPr>
-        <w:t>[PII — điền ở bản nộp ngoài hệ thống]</w:t>
-      </w:r>
-      <w:r>
-        <w:rPr>
-          <w:rFonts w:ascii="Times New Roman" w:hAnsi="Times New Roman" w:eastAsia="Times New Roman" w:cs="Times New Roman"/>
-          <w:b w:val="0"/>
-          <w:i w:val="0"/>
-          <w:sz w:val="26"/>
-        </w:rPr>
-        <w:t xml:space="preserve"> Email: </w:t>
-      </w:r>
-      <w:r>
-        <w:rPr>
-          <w:rFonts w:ascii="Times New Roman" w:hAnsi="Times New Roman" w:eastAsia="Times New Roman" w:cs="Times New Roman"/>
-          <w:b w:val="0"/>
-          <w:i w:val="0"/>
-          <w:sz w:val="26"/>
-        </w:rPr>
-        <w:t>[PII — điền ở bản nộp ngoài hệ thống]</w:t>
-      </w:r>
-    </w:p>
-    <w:p>
-      <w:pPr>
-        <w:spacing w:before="0" w:after="160" w:lineRule="auto" w:line="360"/>
-        <w:jc w:val="both"/>
-      </w:pPr>
-      <w:r>
-        <w:rPr>
-          <w:rFonts w:ascii="Times New Roman" w:hAnsi="Times New Roman" w:eastAsia="Times New Roman" w:cs="Times New Roman"/>
-          <w:b w:val="0"/>
-          <w:i w:val="0"/>
-          <w:sz w:val="26"/>
-        </w:rPr>
-        <w:t>Thắc mắc về quyền của người tham gia:</w:t>
-      </w:r>
-    </w:p>
-    <w:p>
-      <w:pPr>
-        <w:spacing w:before="0" w:after="160" w:lineRule="auto" w:line="360"/>
-        <w:jc w:val="both"/>
-      </w:pPr>
-      <w:r>
-        <w:rPr>
-          <w:rFonts w:ascii="Times New Roman" w:hAnsi="Times New Roman" w:eastAsia="Times New Roman" w:cs="Times New Roman"/>
-          <w:b w:val="0"/>
-          <w:i w:val="0"/>
-          <w:sz w:val="26"/>
-        </w:rPr>
-        <w:t>Hội đồng Đạo đức: Hội đồng Y đức Bệnh viện Quân y 175</w:t>
-      </w:r>
-    </w:p>
-    <w:p>
-      <w:pPr>
-        <w:spacing w:before="0" w:after="160" w:lineRule="auto" w:line="360"/>
-        <w:jc w:val="both"/>
-      </w:pPr>
-      <w:r>
-        <w:rPr>
-          <w:rFonts w:ascii="Times New Roman" w:hAnsi="Times New Roman" w:eastAsia="Times New Roman" w:cs="Times New Roman"/>
-          <w:b w:val="0"/>
-          <w:i w:val="0"/>
-          <w:sz w:val="26"/>
-        </w:rPr>
-        <w:t xml:space="preserve">Điện thoại: </w:t>
+        <w:t>Thời gian chờ khám được lấy từ hệ thống quản lý bệnh viện (HIS) qua MÃ NGHIÊN CỨU trên phiếu: nhân viên được</w:t>
+      </w:r>
+    </w:p>
+    <w:p>
+      <w:pPr>
+        <w:spacing w:before="0" w:after="160" w:lineRule="auto" w:line="360"/>
+        <w:jc w:val="both"/>
+      </w:pPr>
+      <w:r>
+        <w:rPr>
+          <w:rFonts w:ascii="Times New Roman" w:hAnsi="Times New Roman" w:eastAsia="Times New Roman" w:cs="Times New Roman"/>
+          <w:b w:val="0"/>
+          <w:i w:val="0"/>
+          <w:sz w:val="26"/>
+        </w:rPr>
+        <w:t>uỷ quyền của Phòng CNTT/QLCL đối chiếu và chỉ chuyển cho nhóm nghiên cứu mã nghiên cứu cùng số phút chờ;</w:t>
+      </w:r>
+    </w:p>
+    <w:p>
+      <w:pPr>
+        <w:spacing w:before="0" w:after="160" w:lineRule="auto" w:line="360"/>
+        <w:jc w:val="both"/>
+      </w:pPr>
+      <w:r>
+        <w:rPr>
+          <w:rFonts w:ascii="Times New Roman" w:hAnsi="Times New Roman" w:eastAsia="Times New Roman" w:cs="Times New Roman"/>
+          <w:b w:val="0"/>
+          <w:i w:val="0"/>
+          <w:sz w:val="26"/>
+        </w:rPr>
+        <w:t xml:space="preserve">bảng đối chiếu do CNTT/QLCL giữ và huỷ trong 30 ngày </w:t>
       </w:r>
       <w:r>
         <w:rPr>
@@ -3774,347 +3360,68 @@
           <w:color w:val="CC7700"/>
           <w:sz w:val="26"/>
         </w:rPr>
-        <w:t>[CẦN BỔ SUNG]</w:t>
-      </w:r>
-    </w:p>
-    <w:p>
-      <w:pPr>
-        <w:spacing w:before="0" w:after="160" w:lineRule="auto" w:line="360"/>
-        <w:jc w:val="both"/>
-      </w:pPr>
-      <w:r>
-        <w:rPr>
-          <w:rFonts w:ascii="Times New Roman" w:hAnsi="Times New Roman" w:eastAsia="Times New Roman" w:cs="Times New Roman"/>
-          <w:b w:val="0"/>
-          <w:i w:val="0"/>
-          <w:sz w:val="26"/>
-        </w:rPr>
-        <w:t>------------------------------------------------------------</w:t>
-      </w:r>
-    </w:p>
-    <w:p>
-      <w:pPr>
-        <w:spacing w:before="0" w:after="160" w:lineRule="auto" w:line="360"/>
-        <w:jc w:val="both"/>
-      </w:pPr>
-      <w:r>
-        <w:rPr>
-          <w:rFonts w:ascii="Times New Roman" w:hAnsi="Times New Roman" w:eastAsia="Times New Roman" w:cs="Times New Roman"/>
-          <w:b w:val="0"/>
-          <w:i w:val="0"/>
-          <w:sz w:val="26"/>
-        </w:rPr>
-        <w:t>PHẦN KÝ, BẢN NÀY DÀNH CHO NGƯỜI THAM GIA (GIỮ LẠI)</w:t>
-      </w:r>
-    </w:p>
-    <w:p>
-      <w:pPr>
-        <w:spacing w:before="0" w:after="160" w:lineRule="auto" w:line="360"/>
-        <w:jc w:val="both"/>
-      </w:pPr>
-      <w:r>
-        <w:rPr>
-          <w:rFonts w:ascii="Times New Roman" w:hAnsi="Times New Roman" w:eastAsia="Times New Roman" w:cs="Times New Roman"/>
-          <w:b w:val="0"/>
-          <w:i w:val="0"/>
-          <w:sz w:val="26"/>
-        </w:rPr>
-        <w:t>Tôi đã đọc / được giải thích thông tin bên trên và có đủ thời</w:t>
-      </w:r>
-    </w:p>
-    <w:p>
-      <w:pPr>
-        <w:spacing w:before="0" w:after="160" w:lineRule="auto" w:line="360"/>
-        <w:jc w:val="both"/>
-      </w:pPr>
-      <w:r>
-        <w:rPr>
-          <w:rFonts w:ascii="Times New Roman" w:hAnsi="Times New Roman" w:eastAsia="Times New Roman" w:cs="Times New Roman"/>
-          <w:b w:val="0"/>
-          <w:i w:val="0"/>
-          <w:sz w:val="26"/>
-        </w:rPr>
-        <w:t>gian để đặt câu hỏi. Tôi ĐỒNG Ý TỰ NGUYỆN tham gia nghiên cứu.</w:t>
-      </w:r>
-    </w:p>
-    <w:p>
-      <w:pPr>
-        <w:spacing w:before="0" w:after="160" w:lineRule="auto" w:line="360"/>
-        <w:jc w:val="both"/>
-      </w:pPr>
-      <w:r>
-        <w:rPr>
-          <w:rFonts w:ascii="Times New Roman" w:hAnsi="Times New Roman" w:eastAsia="Times New Roman" w:cs="Times New Roman"/>
-          <w:b w:val="0"/>
-          <w:i w:val="0"/>
-          <w:sz w:val="26"/>
-        </w:rPr>
-        <w:t>Họ tên người tham gia: _______________</w:t>
-      </w:r>
-    </w:p>
-    <w:p>
-      <w:pPr>
-        <w:spacing w:before="0" w:after="160" w:lineRule="auto" w:line="360"/>
-        <w:jc w:val="both"/>
-      </w:pPr>
-      <w:r>
-        <w:rPr>
-          <w:rFonts w:ascii="Times New Roman" w:hAnsi="Times New Roman" w:eastAsia="Times New Roman" w:cs="Times New Roman"/>
-          <w:b w:val="0"/>
-          <w:i w:val="0"/>
-          <w:sz w:val="26"/>
-        </w:rPr>
-        <w:t>Ký tên: _______________ Ngày: ___/___/2026</w:t>
-      </w:r>
-    </w:p>
-    <w:p>
-      <w:pPr>
-        <w:spacing w:before="0" w:after="160" w:lineRule="auto" w:line="360"/>
-        <w:jc w:val="both"/>
-      </w:pPr>
-      <w:r>
-        <w:rPr>
-          <w:rFonts w:ascii="Times New Roman" w:hAnsi="Times New Roman" w:eastAsia="Times New Roman" w:cs="Times New Roman"/>
-          <w:b w:val="0"/>
-          <w:i w:val="0"/>
-          <w:sz w:val="26"/>
-        </w:rPr>
-        <w:t>Họ tên người chứng kiến (nếu cần): _______________</w:t>
-      </w:r>
-    </w:p>
-    <w:p>
-      <w:pPr>
-        <w:spacing w:before="0" w:after="160" w:lineRule="auto" w:line="360"/>
-        <w:jc w:val="both"/>
-      </w:pPr>
-      <w:r>
-        <w:rPr>
-          <w:rFonts w:ascii="Times New Roman" w:hAnsi="Times New Roman" w:eastAsia="Times New Roman" w:cs="Times New Roman"/>
-          <w:b w:val="0"/>
-          <w:i w:val="0"/>
-          <w:sz w:val="26"/>
-        </w:rPr>
-        <w:t>Ký tên: _______________ Ngày: ___/___/2026</w:t>
-      </w:r>
-    </w:p>
-    <w:p>
-      <w:pPr>
-        <w:spacing w:before="0" w:after="160" w:lineRule="auto" w:line="360"/>
-        <w:jc w:val="both"/>
-      </w:pPr>
-      <w:r>
-        <w:rPr>
-          <w:rFonts w:ascii="Times New Roman" w:hAnsi="Times New Roman" w:eastAsia="Times New Roman" w:cs="Times New Roman"/>
-          <w:b w:val="0"/>
-          <w:i w:val="0"/>
-          <w:sz w:val="26"/>
-        </w:rPr>
-        <w:t>Họ tên nghiên cứu viên: _______________</w:t>
-      </w:r>
-    </w:p>
-    <w:p>
-      <w:pPr>
-        <w:spacing w:before="0" w:after="160" w:lineRule="auto" w:line="360"/>
-        <w:jc w:val="both"/>
-      </w:pPr>
-      <w:r>
-        <w:rPr>
-          <w:rFonts w:ascii="Times New Roman" w:hAnsi="Times New Roman" w:eastAsia="Times New Roman" w:cs="Times New Roman"/>
-          <w:b w:val="0"/>
-          <w:i w:val="0"/>
-          <w:sz w:val="26"/>
-        </w:rPr>
-        <w:t>Ký tên: _______________ Ngày: ___/___/2026</w:t>
-      </w:r>
-    </w:p>
-    <w:p>
-      <w:pPr>
-        <w:spacing w:before="0" w:after="160" w:lineRule="auto" w:line="360"/>
-        <w:jc w:val="both"/>
-      </w:pPr>
-      <w:r>
-        <w:rPr>
-          <w:rFonts w:ascii="Times New Roman" w:hAnsi="Times New Roman" w:eastAsia="Times New Roman" w:cs="Times New Roman"/>
-          <w:b w:val="0"/>
-          <w:i w:val="0"/>
-          <w:sz w:val="26"/>
-        </w:rPr>
-        <w:t xml:space="preserve">"Tài liệu này do AI hỗ trợ soạn thảo </w:t>
-      </w:r>
-      <w:r>
-        <w:rPr>
-          <w:rFonts w:ascii="Times New Roman" w:hAnsi="Times New Roman" w:eastAsia="Times New Roman" w:cs="Times New Roman"/>
-          <w:b w:val="0"/>
-          <w:i w:val="0"/>
-          <w:sz w:val="26"/>
-        </w:rPr>
-        <w:t>[DRAFT Phiên bản 1.0]</w:t>
-      </w:r>
-      <w:r>
-        <w:rPr>
-          <w:rFonts w:ascii="Times New Roman" w:hAnsi="Times New Roman" w:eastAsia="Times New Roman" w:cs="Times New Roman"/>
-          <w:b w:val="0"/>
-          <w:i w:val="0"/>
-          <w:sz w:val="26"/>
-        </w:rPr>
-        <w:t>.</w:t>
-      </w:r>
-    </w:p>
-    <w:p>
-      <w:pPr>
-        <w:spacing w:before="0" w:after="160" w:lineRule="auto" w:line="360"/>
-        <w:jc w:val="both"/>
-      </w:pPr>
-      <w:r>
-        <w:rPr>
-          <w:rFonts w:ascii="Times New Roman" w:hAnsi="Times New Roman" w:eastAsia="Times New Roman" w:cs="Times New Roman"/>
-          <w:b w:val="0"/>
-          <w:i w:val="0"/>
-          <w:sz w:val="26"/>
-        </w:rPr>
-        <w:t>Cần chủ nhiệm kiểm chứng và HĐ đạo đức phê duyệt trước khi dùng."</w:t>
-      </w:r>
-    </w:p>
-    <w:p>
-      <w:pPr>
-        <w:spacing w:before="280" w:after="160" w:lineRule="auto" w:line="312"/>
-      </w:pPr>
-      <w:r>
-        <w:rPr>
-          <w:rFonts w:ascii="Times New Roman" w:hAnsi="Times New Roman" w:eastAsia="Times New Roman" w:cs="Times New Roman"/>
-          <w:b/>
-          <w:i w:val="0"/>
-          <w:sz w:val="28"/>
-        </w:rPr>
-        <w:t>TÀI LIỆU 5. ICF TIẾNG ANH (English Translation, for journal submission)</w:t>
-      </w:r>
-    </w:p>
-    <w:p>
-      <w:pPr>
-        <w:spacing w:before="0" w:after="160" w:lineRule="auto" w:line="360"/>
-        <w:jc w:val="both"/>
-      </w:pPr>
-      <w:r>
-        <w:rPr>
-          <w:rFonts w:ascii="Times New Roman" w:hAnsi="Times New Roman" w:eastAsia="Times New Roman" w:cs="Times New Roman"/>
-          <w:b w:val="0"/>
-          <w:i w:val="0"/>
-          <w:sz w:val="26"/>
-        </w:rPr>
-        <w:t>INFORMED CONSENT FORM (ENGLISH TRANSLATION)</w:t>
-      </w:r>
-    </w:p>
-    <w:p>
-      <w:pPr>
-        <w:spacing w:before="0" w:after="160" w:lineRule="auto" w:line="360"/>
-        <w:jc w:val="both"/>
-      </w:pPr>
-      <w:r>
-        <w:rPr>
-          <w:rFonts w:ascii="Times New Roman" w:hAnsi="Times New Roman" w:eastAsia="Times New Roman" w:cs="Times New Roman"/>
-          <w:b w:val="0"/>
-          <w:i w:val="0"/>
-          <w:sz w:val="26"/>
-        </w:rPr>
-        <w:t>DRAFT Version 1.0, Date: 2026-07-31</w:t>
-      </w:r>
-    </w:p>
-    <w:p>
-      <w:pPr>
-        <w:spacing w:before="0" w:after="160" w:lineRule="auto" w:line="360"/>
-        <w:jc w:val="both"/>
-      </w:pPr>
-      <w:r>
-        <w:rPr>
-          <w:rFonts w:ascii="Times New Roman" w:hAnsi="Times New Roman" w:eastAsia="Times New Roman" w:cs="Times New Roman"/>
-          <w:b w:val="0"/>
-          <w:i w:val="0"/>
-          <w:sz w:val="26"/>
-        </w:rPr>
-        <w:t>"English translation of Vietnamese ICF, for journal submission only."</w:t>
-      </w:r>
-    </w:p>
-    <w:p>
-      <w:pPr>
-        <w:spacing w:before="0" w:after="160" w:lineRule="auto" w:line="360"/>
-        <w:jc w:val="both"/>
-      </w:pPr>
-      <w:r>
-        <w:rPr>
-          <w:rFonts w:ascii="Times New Roman" w:hAnsi="Times New Roman" w:eastAsia="Times New Roman" w:cs="Times New Roman"/>
-          <w:b w:val="0"/>
-          <w:i w:val="0"/>
-          <w:sz w:val="26"/>
-        </w:rPr>
-        <w:t>STUDY TITLE: Đánh giá sự hài lòng của bệnh nhân trong hoạt động khám chữa bệnh tại Khoa Khám bệnh C1a, Trung tâm Khám bệnh và Điều trị theo yêu cầu C1, Bệnh viện Quân y 175</w:t>
-      </w:r>
-    </w:p>
-    <w:p>
-      <w:pPr>
-        <w:spacing w:before="0" w:after="160" w:lineRule="auto" w:line="360"/>
-        <w:jc w:val="both"/>
-      </w:pPr>
-      <w:r>
-        <w:rPr>
-          <w:rFonts w:ascii="Times New Roman" w:hAnsi="Times New Roman" w:eastAsia="Times New Roman" w:cs="Times New Roman"/>
-          <w:b w:val="0"/>
-          <w:i w:val="0"/>
-          <w:sz w:val="26"/>
-        </w:rPr>
-        <w:t>Institution: Outpatient Examination Department C1a, On-Demand Examination and Treatment Center C1, Military Hospital 175 (Ho Chi Minh City)</w:t>
-      </w:r>
-    </w:p>
-    <w:p>
-      <w:pPr>
-        <w:spacing w:before="0" w:after="160" w:lineRule="auto" w:line="360"/>
-        <w:jc w:val="both"/>
-      </w:pPr>
-      <w:r>
-        <w:rPr>
-          <w:rFonts w:ascii="Times New Roman" w:hAnsi="Times New Roman" w:eastAsia="Times New Roman" w:cs="Times New Roman"/>
-          <w:b w:val="0"/>
-          <w:i w:val="0"/>
-          <w:sz w:val="26"/>
-        </w:rPr>
-        <w:t>Principal Investigator: Nguyễn Hà Luân</w:t>
-      </w:r>
-    </w:p>
-    <w:p>
-      <w:pPr>
-        <w:pStyle w:val="ListNumber"/>
-        <w:spacing w:before="0" w:after="120" w:lineRule="auto" w:line="360"/>
-        <w:jc w:val="both"/>
-      </w:pPr>
-      <w:r>
-        <w:rPr>
-          <w:rFonts w:ascii="Times New Roman" w:hAnsi="Times New Roman" w:eastAsia="Times New Roman" w:cs="Times New Roman"/>
-          <w:b w:val="0"/>
-          <w:i w:val="0"/>
-          <w:sz w:val="26"/>
-        </w:rPr>
-        <w:t>PURPOSE</w:t>
-      </w:r>
-    </w:p>
-    <w:p>
-      <w:pPr>
-        <w:spacing w:before="0" w:after="160" w:lineRule="auto" w:line="360"/>
-        <w:jc w:val="both"/>
-      </w:pPr>
-      <w:r>
-        <w:rPr>
-          <w:rFonts w:ascii="Times New Roman" w:hAnsi="Times New Roman" w:eastAsia="Times New Roman" w:cs="Times New Roman"/>
-          <w:b w:val="0"/>
-          <w:i w:val="0"/>
-          <w:sz w:val="26"/>
-        </w:rPr>
-        <w:t>You are invited to participate in a study that aims to:</w:t>
-      </w:r>
-    </w:p>
-    <w:p>
-      <w:pPr>
-        <w:spacing w:before="0" w:after="160" w:lineRule="auto" w:line="360"/>
-        <w:jc w:val="both"/>
-      </w:pPr>
+        <w:t>[BÁC SĨ RÀ]</w:t>
+      </w:r>
+    </w:p>
+    <w:p>
+      <w:pPr>
+        <w:spacing w:before="0" w:after="160" w:lineRule="auto" w:line="360"/>
+        <w:jc w:val="both"/>
+      </w:pPr>
+      <w:r>
+        <w:rPr>
+          <w:rFonts w:ascii="Times New Roman" w:hAnsi="Times New Roman" w:eastAsia="Times New Roman" w:cs="Times New Roman"/>
+          <w:b w:val="0"/>
+          <w:i w:val="0"/>
+          <w:sz w:val="26"/>
+        </w:rPr>
+        <w:t>Kết quả công bố dùng dữ liệu TỔNG HỢP, KHÔNG tiết lộ danh tính</w:t>
+      </w:r>
+    </w:p>
+    <w:p>
+      <w:pPr>
+        <w:spacing w:before="0" w:after="160" w:lineRule="auto" w:line="360"/>
+        <w:jc w:val="both"/>
+      </w:pPr>
+      <w:r>
+        <w:rPr>
+          <w:rFonts w:ascii="Times New Roman" w:hAnsi="Times New Roman" w:eastAsia="Times New Roman" w:cs="Times New Roman"/>
+          <w:b w:val="0"/>
+          <w:i w:val="0"/>
+          <w:sz w:val="26"/>
+        </w:rPr>
+        <w:t>Dữ liệu nhận dạng: phiếu KHÔNG ghi thông tin định danh; thời gian chờ được ghép theo cách</w:t>
+      </w:r>
+    </w:p>
+    <w:p>
+      <w:pPr>
+        <w:spacing w:before="0" w:after="160" w:lineRule="auto" w:line="360"/>
+        <w:jc w:val="both"/>
+      </w:pPr>
+      <w:r>
+        <w:rPr>
+          <w:rFonts w:ascii="Times New Roman" w:hAnsi="Times New Roman" w:eastAsia="Times New Roman" w:cs="Times New Roman"/>
+          <w:b w:val="0"/>
+          <w:i w:val="0"/>
+          <w:sz w:val="26"/>
+        </w:rPr>
+        <w:t>giả danh hóa có kiểm soát — bảng đối chiếu HIS nêu trên là liên kết duy nhất về lượt khám, do CNTT/QLCL giữ</w:t>
+      </w:r>
+    </w:p>
+    <w:p>
+      <w:pPr>
+        <w:spacing w:before="0" w:after="160" w:lineRule="auto" w:line="360"/>
+        <w:jc w:val="both"/>
+      </w:pPr>
+      <w:r>
+        <w:rPr>
+          <w:rFonts w:ascii="Times New Roman" w:hAnsi="Times New Roman" w:eastAsia="Times New Roman" w:cs="Times New Roman"/>
+          <w:b w:val="0"/>
+          <w:i w:val="0"/>
+          <w:sz w:val="26"/>
+        </w:rPr>
+        <w:t xml:space="preserve">và huỷ trong 30 ngày </w:t>
+      </w:r>
       <w:r>
         <w:rPr>
           <w:rFonts w:ascii="Times New Roman" w:hAnsi="Times New Roman" w:eastAsia="Times New Roman" w:cs="Times New Roman"/>
@@ -4123,22 +3430,188 @@
           <w:color w:val="CC7700"/>
           <w:sz w:val="26"/>
         </w:rPr>
-        <w:t>[TO BE COMPLETED, plain language, no jargon]</w:t>
-      </w:r>
-    </w:p>
-    <w:p>
-      <w:pPr>
-        <w:spacing w:before="0" w:after="160" w:lineRule="auto" w:line="360"/>
-        <w:jc w:val="both"/>
-      </w:pPr>
-      <w:r>
-        <w:rPr>
-          <w:rFonts w:ascii="Times New Roman" w:hAnsi="Times New Roman" w:eastAsia="Times New Roman" w:cs="Times New Roman"/>
-          <w:b w:val="0"/>
-          <w:i w:val="0"/>
-          <w:sz w:val="26"/>
-        </w:rPr>
-        <w:t xml:space="preserve">Estimated participants: </w:t>
+        <w:t>[BÁC SĨ RÀ]</w:t>
+      </w:r>
+    </w:p>
+    <w:p>
+      <w:pPr>
+        <w:spacing w:before="0" w:after="160" w:lineRule="auto" w:line="360"/>
+        <w:jc w:val="both"/>
+      </w:pPr>
+      <w:r>
+        <w:rPr>
+          <w:rFonts w:ascii="Times New Roman" w:hAnsi="Times New Roman" w:eastAsia="Times New Roman" w:cs="Times New Roman"/>
+          <w:b w:val="0"/>
+          <w:i w:val="0"/>
+          <w:sz w:val="26"/>
+        </w:rPr>
+        <w:t>Trong trường hợp rò rỉ, anh/chị sẽ được thông báo NGAY KHI XÁC NHẬN</w:t>
+      </w:r>
+    </w:p>
+    <w:p>
+      <w:pPr>
+        <w:spacing w:before="0" w:after="160" w:lineRule="auto" w:line="360"/>
+        <w:jc w:val="both"/>
+      </w:pPr>
+      <w:r>
+        <w:rPr>
+          <w:rFonts w:ascii="Times New Roman" w:hAnsi="Times New Roman" w:eastAsia="Times New Roman" w:cs="Times New Roman"/>
+          <w:b w:val="0"/>
+          <w:i w:val="0"/>
+          <w:sz w:val="26"/>
+        </w:rPr>
+        <w:t>(cơ quan bảo vệ dữ liệu được báo trong 72 giờ theo NĐ 356/2025/NĐ-CP,</w:t>
+      </w:r>
+    </w:p>
+    <w:p>
+      <w:pPr>
+        <w:spacing w:before="0" w:after="160" w:lineRule="auto" w:line="360"/>
+        <w:jc w:val="both"/>
+      </w:pPr>
+      <w:r>
+        <w:rPr>
+          <w:rFonts w:ascii="Times New Roman" w:hAnsi="Times New Roman" w:eastAsia="Times New Roman" w:cs="Times New Roman"/>
+          <w:b w:val="0"/>
+          <w:i w:val="0"/>
+          <w:sz w:val="26"/>
+        </w:rPr>
+        <w:t>mốc này áp cho cơ quan quản lý, không phải mốc cam kết với anh/chị)</w:t>
+      </w:r>
+    </w:p>
+    <w:p>
+      <w:pPr>
+        <w:spacing w:before="0" w:after="160" w:lineRule="auto" w:line="360"/>
+        <w:jc w:val="both"/>
+      </w:pPr>
+      <w:r>
+        <w:rPr>
+          <w:rFonts w:ascii="Times New Roman" w:hAnsi="Times New Roman" w:eastAsia="Times New Roman" w:cs="Times New Roman"/>
+          <w:b w:val="0"/>
+          <w:i w:val="0"/>
+          <w:sz w:val="26"/>
+        </w:rPr>
+        <w:t>Anh/chị có quyền yêu cầu xem, sửa hoặc xóa dữ liệu của mình</w:t>
+      </w:r>
+    </w:p>
+    <w:p>
+      <w:pPr>
+        <w:spacing w:before="0" w:after="160" w:lineRule="auto" w:line="360"/>
+        <w:jc w:val="both"/>
+      </w:pPr>
+      <w:r>
+        <w:rPr>
+          <w:rFonts w:ascii="Times New Roman" w:hAnsi="Times New Roman" w:eastAsia="Times New Roman" w:cs="Times New Roman"/>
+          <w:b w:val="0"/>
+          <w:i w:val="0"/>
+          <w:sz w:val="26"/>
+        </w:rPr>
+        <w:t>(trước khi chúng tôi tiến hành phân tích).</w:t>
+      </w:r>
+    </w:p>
+    <w:p>
+      <w:pPr>
+        <w:pStyle w:val="ListNumber"/>
+        <w:spacing w:before="0" w:after="120" w:lineRule="auto" w:line="360"/>
+        <w:jc w:val="both"/>
+      </w:pPr>
+      <w:r>
+        <w:rPr>
+          <w:rFonts w:ascii="Times New Roman" w:hAnsi="Times New Roman" w:eastAsia="Times New Roman" w:cs="Times New Roman"/>
+          <w:b w:val="0"/>
+          <w:i w:val="0"/>
+          <w:sz w:val="26"/>
+        </w:rPr>
+        <w:t>QUYỀN TỰ NGUYỆN VÀ RÚT LUI</w:t>
+      </w:r>
+    </w:p>
+    <w:p>
+      <w:pPr>
+        <w:spacing w:before="0" w:after="160" w:lineRule="auto" w:line="360"/>
+        <w:jc w:val="both"/>
+      </w:pPr>
+      <w:r>
+        <w:rPr>
+          <w:rFonts w:ascii="Times New Roman" w:hAnsi="Times New Roman" w:eastAsia="Times New Roman" w:cs="Times New Roman"/>
+          <w:b w:val="0"/>
+          <w:i w:val="0"/>
+          <w:sz w:val="26"/>
+        </w:rPr>
+        <w:t>Tham gia là HOÀN TOÀN TỰ NGUYỆN</w:t>
+      </w:r>
+    </w:p>
+    <w:p>
+      <w:pPr>
+        <w:spacing w:before="0" w:after="160" w:lineRule="auto" w:line="360"/>
+        <w:jc w:val="both"/>
+      </w:pPr>
+      <w:r>
+        <w:rPr>
+          <w:rFonts w:ascii="Times New Roman" w:hAnsi="Times New Roman" w:eastAsia="Times New Roman" w:cs="Times New Roman"/>
+          <w:b w:val="0"/>
+          <w:i w:val="0"/>
+          <w:sz w:val="26"/>
+        </w:rPr>
+        <w:t>Anh/chị có thể KHÔNG ĐỒNG Ý tham gia mà KHÔNG ảnh hưởng</w:t>
+      </w:r>
+    </w:p>
+    <w:p>
+      <w:pPr>
+        <w:spacing w:before="0" w:after="160" w:lineRule="auto" w:line="360"/>
+        <w:jc w:val="both"/>
+      </w:pPr>
+      <w:r>
+        <w:rPr>
+          <w:rFonts w:ascii="Times New Roman" w:hAnsi="Times New Roman" w:eastAsia="Times New Roman" w:cs="Times New Roman"/>
+          <w:b w:val="0"/>
+          <w:i w:val="0"/>
+          <w:sz w:val="26"/>
+        </w:rPr>
+        <w:t>đến dịch vụ y tế đang nhận</w:t>
+      </w:r>
+    </w:p>
+    <w:p>
+      <w:pPr>
+        <w:spacing w:before="0" w:after="160" w:lineRule="auto" w:line="360"/>
+        <w:jc w:val="both"/>
+      </w:pPr>
+      <w:r>
+        <w:rPr>
+          <w:rFonts w:ascii="Times New Roman" w:hAnsi="Times New Roman" w:eastAsia="Times New Roman" w:cs="Times New Roman"/>
+          <w:b w:val="0"/>
+          <w:i w:val="0"/>
+          <w:sz w:val="26"/>
+        </w:rPr>
+        <w:t>Anh/chị có thể RÚT LUI bất kỳ lúc nào, không cần giải thích</w:t>
+      </w:r>
+    </w:p>
+    <w:p>
+      <w:pPr>
+        <w:spacing w:before="0" w:after="160" w:lineRule="auto" w:line="360"/>
+        <w:jc w:val="both"/>
+      </w:pPr>
+      <w:r>
+        <w:rPr>
+          <w:rFonts w:ascii="Times New Roman" w:hAnsi="Times New Roman" w:eastAsia="Times New Roman" w:cs="Times New Roman"/>
+          <w:b w:val="0"/>
+          <w:i w:val="0"/>
+          <w:sz w:val="26"/>
+        </w:rPr>
+        <w:t>Nếu rút lui, dữ liệu đã thu thập: □ sẽ bị xóa □ vẫn dùng</w:t>
+      </w:r>
+    </w:p>
+    <w:p>
+      <w:pPr>
+        <w:spacing w:before="0" w:after="160" w:lineRule="auto" w:line="360"/>
+        <w:jc w:val="both"/>
+      </w:pPr>
+      <w:r>
+        <w:rPr>
+          <w:rFonts w:ascii="Times New Roman" w:hAnsi="Times New Roman" w:eastAsia="Times New Roman" w:cs="Times New Roman"/>
+          <w:b w:val="0"/>
+          <w:i w:val="0"/>
+          <w:sz w:val="26"/>
+        </w:rPr>
+        <w:t xml:space="preserve">(do tính nặc danh: SAU khi nộp phiếu không thể rút riêng phiếu của ông/bà vì không có cách nhận dạng; ông/bà có toàn quyền từ chối hoặc dừng bất kỳ lúc nào TRƯỚC khi nộp) </w:t>
       </w:r>
       <w:r>
         <w:rPr>
@@ -4148,22 +3621,230 @@
           <w:color w:val="CC7700"/>
           <w:sz w:val="26"/>
         </w:rPr>
-        <w:t>[TO BE COMPLETED, from G3]</w:t>
-      </w:r>
-    </w:p>
-    <w:p>
-      <w:pPr>
-        <w:spacing w:before="0" w:after="160" w:lineRule="auto" w:line="360"/>
-        <w:jc w:val="both"/>
-      </w:pPr>
-      <w:r>
-        <w:rPr>
-          <w:rFonts w:ascii="Times New Roman" w:hAnsi="Times New Roman" w:eastAsia="Times New Roman" w:cs="Times New Roman"/>
-          <w:b w:val="0"/>
-          <w:i w:val="0"/>
-          <w:sz w:val="26"/>
-        </w:rPr>
-        <w:t xml:space="preserve">Location: </w:t>
+        <w:t>[BÁC SĨ RÀ]</w:t>
+      </w:r>
+    </w:p>
+    <w:p>
+      <w:pPr>
+        <w:spacing w:before="0" w:after="160" w:lineRule="auto" w:line="360"/>
+        <w:jc w:val="both"/>
+      </w:pPr>
+      <w:r>
+        <w:rPr>
+          <w:rFonts w:ascii="Times New Roman" w:hAnsi="Times New Roman" w:eastAsia="Times New Roman" w:cs="Times New Roman"/>
+          <w:b w:val="0"/>
+          <w:i w:val="0"/>
+          <w:sz w:val="26"/>
+        </w:rPr>
+        <w:t>6c. BỒI THƯỜNG KHI CÓ TỔN HẠI</w:t>
+      </w:r>
+    </w:p>
+    <w:p>
+      <w:pPr>
+        <w:spacing w:before="0" w:after="160" w:lineRule="auto" w:line="360"/>
+        <w:jc w:val="both"/>
+      </w:pPr>
+      <w:r>
+        <w:rPr>
+          <w:rFonts w:ascii="Times New Roman" w:hAnsi="Times New Roman" w:eastAsia="Times New Roman" w:cs="Times New Roman"/>
+          <w:b w:val="0"/>
+          <w:i w:val="0"/>
+          <w:sz w:val="26"/>
+        </w:rPr>
+        <w:t>Đây là nghiên cứu quan sát nguy cơ tối thiểu, không phát sinh thủ thuật/can</w:t>
+      </w:r>
+    </w:p>
+    <w:p>
+      <w:pPr>
+        <w:spacing w:before="0" w:after="160" w:lineRule="auto" w:line="360"/>
+        <w:jc w:val="both"/>
+      </w:pPr>
+      <w:r>
+        <w:rPr>
+          <w:rFonts w:ascii="Times New Roman" w:hAnsi="Times New Roman" w:eastAsia="Times New Roman" w:cs="Times New Roman"/>
+          <w:b w:val="0"/>
+          <w:i w:val="0"/>
+          <w:sz w:val="26"/>
+        </w:rPr>
+        <w:t>thiệp nào ngoài thực hành khám chữa bệnh thường quy. Nếu xảy ra tổn hại liên</w:t>
+      </w:r>
+    </w:p>
+    <w:p>
+      <w:pPr>
+        <w:spacing w:before="0" w:after="160" w:lineRule="auto" w:line="360"/>
+        <w:jc w:val="both"/>
+      </w:pPr>
+      <w:r>
+        <w:rPr>
+          <w:rFonts w:ascii="Times New Roman" w:hAnsi="Times New Roman" w:eastAsia="Times New Roman" w:cs="Times New Roman"/>
+          <w:b w:val="0"/>
+          <w:i w:val="0"/>
+          <w:sz w:val="26"/>
+        </w:rPr>
+        <w:t>quan trực tiếp đến việc tham gia nghiên cứu, Bệnh viện Quân y 175 xử trí theo</w:t>
+      </w:r>
+    </w:p>
+    <w:p>
+      <w:pPr>
+        <w:spacing w:before="0" w:after="160" w:lineRule="auto" w:line="360"/>
+        <w:jc w:val="both"/>
+      </w:pPr>
+      <w:r>
+        <w:rPr>
+          <w:rFonts w:ascii="Times New Roman" w:hAnsi="Times New Roman" w:eastAsia="Times New Roman" w:cs="Times New Roman"/>
+          <w:b w:val="0"/>
+          <w:i w:val="0"/>
+          <w:sz w:val="26"/>
+        </w:rPr>
+        <w:t>quy trình khám chữa bệnh thường quy; nghiên cứu không có bảo hiểm riêng.</w:t>
+      </w:r>
+    </w:p>
+    <w:p>
+      <w:pPr>
+        <w:pStyle w:val="ListNumber"/>
+        <w:spacing w:before="0" w:after="120" w:lineRule="auto" w:line="360"/>
+        <w:jc w:val="both"/>
+      </w:pPr>
+      <w:r>
+        <w:rPr>
+          <w:rFonts w:ascii="Times New Roman" w:hAnsi="Times New Roman" w:eastAsia="Times New Roman" w:cs="Times New Roman"/>
+          <w:b w:val="0"/>
+          <w:i w:val="0"/>
+          <w:sz w:val="26"/>
+        </w:rPr>
+        <w:t>THÔNG TIN LIÊN HỆ</w:t>
+      </w:r>
+    </w:p>
+    <w:p>
+      <w:pPr>
+        <w:spacing w:before="0" w:after="160" w:lineRule="auto" w:line="360"/>
+        <w:jc w:val="both"/>
+      </w:pPr>
+      <w:r>
+        <w:rPr>
+          <w:rFonts w:ascii="Times New Roman" w:hAnsi="Times New Roman" w:eastAsia="Times New Roman" w:cs="Times New Roman"/>
+          <w:b w:val="0"/>
+          <w:i w:val="0"/>
+          <w:sz w:val="26"/>
+        </w:rPr>
+        <w:t>------------------------------------------------------------</w:t>
+      </w:r>
+    </w:p>
+    <w:p>
+      <w:pPr>
+        <w:spacing w:before="0" w:after="160" w:lineRule="auto" w:line="360"/>
+        <w:jc w:val="both"/>
+      </w:pPr>
+      <w:r>
+        <w:rPr>
+          <w:rFonts w:ascii="Times New Roman" w:hAnsi="Times New Roman" w:eastAsia="Times New Roman" w:cs="Times New Roman"/>
+          <w:b w:val="0"/>
+          <w:i w:val="0"/>
+          <w:sz w:val="26"/>
+        </w:rPr>
+        <w:t>Thắc mắc về nghiên cứu:</w:t>
+      </w:r>
+    </w:p>
+    <w:p>
+      <w:pPr>
+        <w:spacing w:before="0" w:after="160" w:lineRule="auto" w:line="360"/>
+        <w:jc w:val="both"/>
+      </w:pPr>
+      <w:r>
+        <w:rPr>
+          <w:rFonts w:ascii="Times New Roman" w:hAnsi="Times New Roman" w:eastAsia="Times New Roman" w:cs="Times New Roman"/>
+          <w:b w:val="0"/>
+          <w:i w:val="0"/>
+          <w:sz w:val="26"/>
+        </w:rPr>
+        <w:t>Chủ nhiệm đề tài: Nguyễn Hà Luân</w:t>
+      </w:r>
+    </w:p>
+    <w:p>
+      <w:pPr>
+        <w:spacing w:before="0" w:after="160" w:lineRule="auto" w:line="360"/>
+        <w:jc w:val="both"/>
+      </w:pPr>
+      <w:r>
+        <w:rPr>
+          <w:rFonts w:ascii="Times New Roman" w:hAnsi="Times New Roman" w:eastAsia="Times New Roman" w:cs="Times New Roman"/>
+          <w:b w:val="0"/>
+          <w:i w:val="0"/>
+          <w:sz w:val="26"/>
+        </w:rPr>
+        <w:t xml:space="preserve">Điện thoại: </w:t>
+      </w:r>
+      <w:r>
+        <w:rPr>
+          <w:rFonts w:ascii="Times New Roman" w:hAnsi="Times New Roman" w:eastAsia="Times New Roman" w:cs="Times New Roman"/>
+          <w:b w:val="0"/>
+          <w:i w:val="0"/>
+          <w:sz w:val="26"/>
+        </w:rPr>
+        <w:t>[PII — điền ở bản nộp ngoài hệ thống]</w:t>
+      </w:r>
+      <w:r>
+        <w:rPr>
+          <w:rFonts w:ascii="Times New Roman" w:hAnsi="Times New Roman" w:eastAsia="Times New Roman" w:cs="Times New Roman"/>
+          <w:b w:val="0"/>
+          <w:i w:val="0"/>
+          <w:sz w:val="26"/>
+        </w:rPr>
+        <w:t xml:space="preserve"> Email: </w:t>
+      </w:r>
+      <w:r>
+        <w:rPr>
+          <w:rFonts w:ascii="Times New Roman" w:hAnsi="Times New Roman" w:eastAsia="Times New Roman" w:cs="Times New Roman"/>
+          <w:b w:val="0"/>
+          <w:i w:val="0"/>
+          <w:sz w:val="26"/>
+        </w:rPr>
+        <w:t>[PII — điền ở bản nộp ngoài hệ thống]</w:t>
+      </w:r>
+    </w:p>
+    <w:p>
+      <w:pPr>
+        <w:spacing w:before="0" w:after="160" w:lineRule="auto" w:line="360"/>
+        <w:jc w:val="both"/>
+      </w:pPr>
+      <w:r>
+        <w:rPr>
+          <w:rFonts w:ascii="Times New Roman" w:hAnsi="Times New Roman" w:eastAsia="Times New Roman" w:cs="Times New Roman"/>
+          <w:b w:val="0"/>
+          <w:i w:val="0"/>
+          <w:sz w:val="26"/>
+        </w:rPr>
+        <w:t>Thắc mắc về quyền của người tham gia:</w:t>
+      </w:r>
+    </w:p>
+    <w:p>
+      <w:pPr>
+        <w:spacing w:before="0" w:after="160" w:lineRule="auto" w:line="360"/>
+        <w:jc w:val="both"/>
+      </w:pPr>
+      <w:r>
+        <w:rPr>
+          <w:rFonts w:ascii="Times New Roman" w:hAnsi="Times New Roman" w:eastAsia="Times New Roman" w:cs="Times New Roman"/>
+          <w:b w:val="0"/>
+          <w:i w:val="0"/>
+          <w:sz w:val="26"/>
+        </w:rPr>
+        <w:t>Hội đồng Đạo đức: Hội đồng Y đức Bệnh viện Quân y 175</w:t>
+      </w:r>
+    </w:p>
+    <w:p>
+      <w:pPr>
+        <w:spacing w:before="0" w:after="160" w:lineRule="auto" w:line="360"/>
+        <w:jc w:val="both"/>
+      </w:pPr>
+      <w:r>
+        <w:rPr>
+          <w:rFonts w:ascii="Times New Roman" w:hAnsi="Times New Roman" w:eastAsia="Times New Roman" w:cs="Times New Roman"/>
+          <w:b w:val="0"/>
+          <w:i w:val="0"/>
+          <w:sz w:val="26"/>
+        </w:rPr>
+        <w:t xml:space="preserve">Điện thoại: </w:t>
       </w:r>
       <w:r>
         <w:rPr>
@@ -4173,67 +3854,309 @@
           <w:color w:val="CC7700"/>
           <w:sz w:val="26"/>
         </w:rPr>
-        <w:t>[TO BE COMPLETED]</w:t>
-      </w:r>
-    </w:p>
-    <w:p>
-      <w:pPr>
-        <w:spacing w:before="0" w:after="160" w:lineRule="auto" w:line="360"/>
-        <w:jc w:val="both"/>
-      </w:pPr>
-      <w:r>
-        <w:rPr>
-          <w:rFonts w:ascii="Times New Roman" w:hAnsi="Times New Roman" w:eastAsia="Times New Roman" w:cs="Times New Roman"/>
-          <w:b w:val="0"/>
-          <w:i w:val="0"/>
-          <w:sz w:val="26"/>
-        </w:rPr>
-        <w:t>PARTICIPATION IS ENTIRELY VOLUNTARY.</w:t>
-      </w:r>
-    </w:p>
-    <w:p>
-      <w:pPr>
-        <w:spacing w:before="0" w:after="160" w:lineRule="auto" w:line="360"/>
-        <w:jc w:val="both"/>
-      </w:pPr>
-      <w:r>
-        <w:rPr>
-          <w:rFonts w:ascii="Times New Roman" w:hAnsi="Times New Roman" w:eastAsia="Times New Roman" w:cs="Times New Roman"/>
-          <w:b w:val="0"/>
-          <w:i w:val="0"/>
-          <w:sz w:val="26"/>
-        </w:rPr>
-        <w:t>1b. STUDY INVESTIGATOR</w:t>
-      </w:r>
-    </w:p>
-    <w:p>
-      <w:pPr>
-        <w:spacing w:before="0" w:after="160" w:lineRule="auto" w:line="360"/>
-        <w:jc w:val="both"/>
-      </w:pPr>
-      <w:r>
-        <w:rPr>
-          <w:rFonts w:ascii="Times New Roman" w:hAnsi="Times New Roman" w:eastAsia="Times New Roman" w:cs="Times New Roman"/>
-          <w:b w:val="0"/>
-          <w:i w:val="0"/>
-          <w:sz w:val="26"/>
-        </w:rPr>
-        <w:t>The study is led by Nguyễn Hà Luân, MD, Specialist Level I (BS.CKI), Outpatient Examination Department</w:t>
-      </w:r>
-    </w:p>
-    <w:p>
-      <w:pPr>
-        <w:spacing w:before="0" w:after="160" w:lineRule="auto" w:line="360"/>
-        <w:jc w:val="both"/>
-      </w:pPr>
-      <w:r>
-        <w:rPr>
-          <w:rFonts w:ascii="Times New Roman" w:hAnsi="Times New Roman" w:eastAsia="Times New Roman" w:cs="Times New Roman"/>
-          <w:b w:val="0"/>
-          <w:i w:val="0"/>
-          <w:sz w:val="26"/>
-        </w:rPr>
-        <w:t>C1a, Military Hospital 175.</w:t>
+        <w:t>[CẦN BỔ SUNG]</w:t>
+      </w:r>
+    </w:p>
+    <w:p>
+      <w:pPr>
+        <w:spacing w:before="0" w:after="160" w:lineRule="auto" w:line="360"/>
+        <w:jc w:val="both"/>
+      </w:pPr>
+      <w:r>
+        <w:rPr>
+          <w:rFonts w:ascii="Times New Roman" w:hAnsi="Times New Roman" w:eastAsia="Times New Roman" w:cs="Times New Roman"/>
+          <w:b w:val="0"/>
+          <w:i w:val="0"/>
+          <w:sz w:val="26"/>
+        </w:rPr>
+        <w:t>------------------------------------------------------------</w:t>
+      </w:r>
+    </w:p>
+    <w:p>
+      <w:pPr>
+        <w:spacing w:before="0" w:after="160" w:lineRule="auto" w:line="360"/>
+        <w:jc w:val="both"/>
+      </w:pPr>
+      <w:r>
+        <w:rPr>
+          <w:rFonts w:ascii="Times New Roman" w:hAnsi="Times New Roman" w:eastAsia="Times New Roman" w:cs="Times New Roman"/>
+          <w:b w:val="0"/>
+          <w:i w:val="0"/>
+          <w:sz w:val="26"/>
+        </w:rPr>
+        <w:t>PHẦN KÝ, BẢN NÀY DÀNH CHO NGƯỜI THAM GIA (GIỮ LẠI)</w:t>
+      </w:r>
+    </w:p>
+    <w:p>
+      <w:pPr>
+        <w:spacing w:before="0" w:after="160" w:lineRule="auto" w:line="360"/>
+        <w:jc w:val="both"/>
+      </w:pPr>
+      <w:r>
+        <w:rPr>
+          <w:rFonts w:ascii="Times New Roman" w:hAnsi="Times New Roman" w:eastAsia="Times New Roman" w:cs="Times New Roman"/>
+          <w:b w:val="0"/>
+          <w:i w:val="0"/>
+          <w:sz w:val="26"/>
+        </w:rPr>
+        <w:t>Tôi đã đọc / được giải thích thông tin bên trên và có đủ thời</w:t>
+      </w:r>
+    </w:p>
+    <w:p>
+      <w:pPr>
+        <w:spacing w:before="0" w:after="160" w:lineRule="auto" w:line="360"/>
+        <w:jc w:val="both"/>
+      </w:pPr>
+      <w:r>
+        <w:rPr>
+          <w:rFonts w:ascii="Times New Roman" w:hAnsi="Times New Roman" w:eastAsia="Times New Roman" w:cs="Times New Roman"/>
+          <w:b w:val="0"/>
+          <w:i w:val="0"/>
+          <w:sz w:val="26"/>
+        </w:rPr>
+        <w:t>gian để đặt câu hỏi. Tôi ĐỒNG Ý TỰ NGUYỆN tham gia nghiên cứu.</w:t>
+      </w:r>
+    </w:p>
+    <w:p>
+      <w:pPr>
+        <w:spacing w:before="0" w:after="160" w:lineRule="auto" w:line="360"/>
+        <w:jc w:val="both"/>
+      </w:pPr>
+      <w:r>
+        <w:rPr>
+          <w:rFonts w:ascii="Times New Roman" w:hAnsi="Times New Roman" w:eastAsia="Times New Roman" w:cs="Times New Roman"/>
+          <w:b w:val="0"/>
+          <w:i w:val="0"/>
+          <w:sz w:val="26"/>
+        </w:rPr>
+        <w:t>Họ tên người tham gia: _______________</w:t>
+      </w:r>
+    </w:p>
+    <w:p>
+      <w:pPr>
+        <w:spacing w:before="0" w:after="160" w:lineRule="auto" w:line="360"/>
+        <w:jc w:val="both"/>
+      </w:pPr>
+      <w:r>
+        <w:rPr>
+          <w:rFonts w:ascii="Times New Roman" w:hAnsi="Times New Roman" w:eastAsia="Times New Roman" w:cs="Times New Roman"/>
+          <w:b w:val="0"/>
+          <w:i w:val="0"/>
+          <w:sz w:val="26"/>
+        </w:rPr>
+        <w:t>Ký tên: _______________ Ngày: ___/___/2026</w:t>
+      </w:r>
+    </w:p>
+    <w:p>
+      <w:pPr>
+        <w:spacing w:before="0" w:after="160" w:lineRule="auto" w:line="360"/>
+        <w:jc w:val="both"/>
+      </w:pPr>
+      <w:r>
+        <w:rPr>
+          <w:rFonts w:ascii="Times New Roman" w:hAnsi="Times New Roman" w:eastAsia="Times New Roman" w:cs="Times New Roman"/>
+          <w:b w:val="0"/>
+          <w:i w:val="0"/>
+          <w:sz w:val="26"/>
+        </w:rPr>
+        <w:t>Họ tên người chứng kiến (nếu cần): _______________</w:t>
+      </w:r>
+    </w:p>
+    <w:p>
+      <w:pPr>
+        <w:spacing w:before="0" w:after="160" w:lineRule="auto" w:line="360"/>
+        <w:jc w:val="both"/>
+      </w:pPr>
+      <w:r>
+        <w:rPr>
+          <w:rFonts w:ascii="Times New Roman" w:hAnsi="Times New Roman" w:eastAsia="Times New Roman" w:cs="Times New Roman"/>
+          <w:b w:val="0"/>
+          <w:i w:val="0"/>
+          <w:sz w:val="26"/>
+        </w:rPr>
+        <w:t>Ký tên: _______________ Ngày: ___/___/2026</w:t>
+      </w:r>
+    </w:p>
+    <w:p>
+      <w:pPr>
+        <w:spacing w:before="0" w:after="160" w:lineRule="auto" w:line="360"/>
+        <w:jc w:val="both"/>
+      </w:pPr>
+      <w:r>
+        <w:rPr>
+          <w:rFonts w:ascii="Times New Roman" w:hAnsi="Times New Roman" w:eastAsia="Times New Roman" w:cs="Times New Roman"/>
+          <w:b w:val="0"/>
+          <w:i w:val="0"/>
+          <w:sz w:val="26"/>
+        </w:rPr>
+        <w:t>Họ tên nghiên cứu viên: _______________</w:t>
+      </w:r>
+    </w:p>
+    <w:p>
+      <w:pPr>
+        <w:spacing w:before="0" w:after="160" w:lineRule="auto" w:line="360"/>
+        <w:jc w:val="both"/>
+      </w:pPr>
+      <w:r>
+        <w:rPr>
+          <w:rFonts w:ascii="Times New Roman" w:hAnsi="Times New Roman" w:eastAsia="Times New Roman" w:cs="Times New Roman"/>
+          <w:b w:val="0"/>
+          <w:i w:val="0"/>
+          <w:sz w:val="26"/>
+        </w:rPr>
+        <w:t>Ký tên: _______________ Ngày: ___/___/2026</w:t>
+      </w:r>
+    </w:p>
+    <w:p>
+      <w:pPr>
+        <w:spacing w:before="0" w:after="160" w:lineRule="auto" w:line="360"/>
+        <w:jc w:val="both"/>
+      </w:pPr>
+      <w:r>
+        <w:rPr>
+          <w:rFonts w:ascii="Times New Roman" w:hAnsi="Times New Roman" w:eastAsia="Times New Roman" w:cs="Times New Roman"/>
+          <w:b w:val="0"/>
+          <w:i w:val="0"/>
+          <w:sz w:val="26"/>
+        </w:rPr>
+        <w:t xml:space="preserve">"Tài liệu này do AI hỗ trợ soạn thảo </w:t>
+      </w:r>
+      <w:r>
+        <w:rPr>
+          <w:rFonts w:ascii="Times New Roman" w:hAnsi="Times New Roman" w:eastAsia="Times New Roman" w:cs="Times New Roman"/>
+          <w:b w:val="0"/>
+          <w:i w:val="0"/>
+          <w:sz w:val="26"/>
+        </w:rPr>
+        <w:t>[DRAFT Phiên bản 1.0]</w:t>
+      </w:r>
+      <w:r>
+        <w:rPr>
+          <w:rFonts w:ascii="Times New Roman" w:hAnsi="Times New Roman" w:eastAsia="Times New Roman" w:cs="Times New Roman"/>
+          <w:b w:val="0"/>
+          <w:i w:val="0"/>
+          <w:sz w:val="26"/>
+        </w:rPr>
+        <w:t>.</w:t>
+      </w:r>
+    </w:p>
+    <w:p>
+      <w:pPr>
+        <w:spacing w:before="0" w:after="160" w:lineRule="auto" w:line="360"/>
+        <w:jc w:val="both"/>
+      </w:pPr>
+      <w:r>
+        <w:rPr>
+          <w:rFonts w:ascii="Times New Roman" w:hAnsi="Times New Roman" w:eastAsia="Times New Roman" w:cs="Times New Roman"/>
+          <w:b w:val="0"/>
+          <w:i w:val="0"/>
+          <w:sz w:val="26"/>
+        </w:rPr>
+        <w:t>Cần chủ nhiệm kiểm chứng và HĐ đạo đức phê duyệt trước khi dùng."</w:t>
+      </w:r>
+    </w:p>
+    <w:p>
+      <w:pPr>
+        <w:spacing w:before="280" w:after="160" w:lineRule="auto" w:line="312"/>
+      </w:pPr>
+      <w:r>
+        <w:rPr>
+          <w:rFonts w:ascii="Times New Roman" w:hAnsi="Times New Roman" w:eastAsia="Times New Roman" w:cs="Times New Roman"/>
+          <w:b/>
+          <w:i w:val="0"/>
+          <w:sz w:val="28"/>
+        </w:rPr>
+        <w:t>TÀI LIỆU 5. ICF TIẾNG ANH (English Translation, for journal submission)</w:t>
+      </w:r>
+    </w:p>
+    <w:p>
+      <w:pPr>
+        <w:spacing w:before="0" w:after="160" w:lineRule="auto" w:line="360"/>
+        <w:jc w:val="both"/>
+      </w:pPr>
+      <w:r>
+        <w:rPr>
+          <w:rFonts w:ascii="Times New Roman" w:hAnsi="Times New Roman" w:eastAsia="Times New Roman" w:cs="Times New Roman"/>
+          <w:b w:val="0"/>
+          <w:i w:val="0"/>
+          <w:sz w:val="26"/>
+        </w:rPr>
+        <w:t>INFORMED CONSENT FORM (ENGLISH TRANSLATION)</w:t>
+      </w:r>
+    </w:p>
+    <w:p>
+      <w:pPr>
+        <w:spacing w:before="0" w:after="160" w:lineRule="auto" w:line="360"/>
+        <w:jc w:val="both"/>
+      </w:pPr>
+      <w:r>
+        <w:rPr>
+          <w:rFonts w:ascii="Times New Roman" w:hAnsi="Times New Roman" w:eastAsia="Times New Roman" w:cs="Times New Roman"/>
+          <w:b w:val="0"/>
+          <w:i w:val="0"/>
+          <w:sz w:val="26"/>
+        </w:rPr>
+        <w:t>DRAFT Version 1.0, Date: 2026-07-31</w:t>
+      </w:r>
+    </w:p>
+    <w:p>
+      <w:pPr>
+        <w:spacing w:before="0" w:after="160" w:lineRule="auto" w:line="360"/>
+        <w:jc w:val="both"/>
+      </w:pPr>
+      <w:r>
+        <w:rPr>
+          <w:rFonts w:ascii="Times New Roman" w:hAnsi="Times New Roman" w:eastAsia="Times New Roman" w:cs="Times New Roman"/>
+          <w:b w:val="0"/>
+          <w:i w:val="0"/>
+          <w:sz w:val="26"/>
+        </w:rPr>
+        <w:t>"English translation of Vietnamese ICF, for journal submission only."</w:t>
+      </w:r>
+    </w:p>
+    <w:p>
+      <w:pPr>
+        <w:spacing w:before="0" w:after="160" w:lineRule="auto" w:line="360"/>
+        <w:jc w:val="both"/>
+      </w:pPr>
+      <w:r>
+        <w:rPr>
+          <w:rFonts w:ascii="Times New Roman" w:hAnsi="Times New Roman" w:eastAsia="Times New Roman" w:cs="Times New Roman"/>
+          <w:b w:val="0"/>
+          <w:i w:val="0"/>
+          <w:sz w:val="26"/>
+        </w:rPr>
+        <w:t>STUDY TITLE: Đánh giá sự hài lòng của bệnh nhân trong hoạt động khám chữa bệnh tại Khoa Khám bệnh C1a, Trung tâm Khám bệnh và Điều trị theo yêu cầu C1, Bệnh viện Quân y 175</w:t>
+      </w:r>
+    </w:p>
+    <w:p>
+      <w:pPr>
+        <w:spacing w:before="0" w:after="160" w:lineRule="auto" w:line="360"/>
+        <w:jc w:val="both"/>
+      </w:pPr>
+      <w:r>
+        <w:rPr>
+          <w:rFonts w:ascii="Times New Roman" w:hAnsi="Times New Roman" w:eastAsia="Times New Roman" w:cs="Times New Roman"/>
+          <w:b w:val="0"/>
+          <w:i w:val="0"/>
+          <w:sz w:val="26"/>
+        </w:rPr>
+        <w:t>Institution: Outpatient Examination Department C1a, On-Demand Examination and Treatment Center C1, Military Hospital 175 (Ho Chi Minh City)</w:t>
+      </w:r>
+    </w:p>
+    <w:p>
+      <w:pPr>
+        <w:spacing w:before="0" w:after="160" w:lineRule="auto" w:line="360"/>
+        <w:jc w:val="both"/>
+      </w:pPr>
+      <w:r>
+        <w:rPr>
+          <w:rFonts w:ascii="Times New Roman" w:hAnsi="Times New Roman" w:eastAsia="Times New Roman" w:cs="Times New Roman"/>
+          <w:b w:val="0"/>
+          <w:i w:val="0"/>
+          <w:sz w:val="26"/>
+        </w:rPr>
+        <w:t>Principal Investigator: Nguyễn Hà Luân</w:t>
       </w:r>
     </w:p>
     <w:p>
@@ -4249,6 +4172,142 @@
           <w:i w:val="0"/>
           <w:sz w:val="26"/>
         </w:rPr>
+        <w:t>PURPOSE</w:t>
+      </w:r>
+    </w:p>
+    <w:p>
+      <w:pPr>
+        <w:spacing w:before="0" w:after="160" w:lineRule="auto" w:line="360"/>
+        <w:jc w:val="both"/>
+      </w:pPr>
+      <w:r>
+        <w:rPr>
+          <w:rFonts w:ascii="Times New Roman" w:hAnsi="Times New Roman" w:eastAsia="Times New Roman" w:cs="Times New Roman"/>
+          <w:b w:val="0"/>
+          <w:i w:val="0"/>
+          <w:sz w:val="26"/>
+        </w:rPr>
+        <w:t>You are invited to participate in a study that aims to:</w:t>
+      </w:r>
+    </w:p>
+    <w:p>
+      <w:pPr>
+        <w:spacing w:before="0" w:after="160" w:lineRule="auto" w:line="360"/>
+        <w:jc w:val="both"/>
+      </w:pPr>
+      <w:r>
+        <w:rPr>
+          <w:rFonts w:ascii="Times New Roman" w:hAnsi="Times New Roman" w:eastAsia="Times New Roman" w:cs="Times New Roman"/>
+          <w:b w:val="0"/>
+          <w:i w:val="0"/>
+          <w:sz w:val="26"/>
+        </w:rPr>
+        <w:t>We would like to learn how satisfied you are with today's visit, from reception, waiting time and the examination area to the doctors, nurses and the results, so that the hospital can serve you better.</w:t>
+      </w:r>
+    </w:p>
+    <w:p>
+      <w:pPr>
+        <w:spacing w:before="0" w:after="160" w:lineRule="auto" w:line="360"/>
+        <w:jc w:val="both"/>
+      </w:pPr>
+      <w:r>
+        <w:rPr>
+          <w:rFonts w:ascii="Times New Roman" w:hAnsi="Times New Roman" w:eastAsia="Times New Roman" w:cs="Times New Roman"/>
+          <w:b w:val="0"/>
+          <w:i w:val="0"/>
+          <w:sz w:val="26"/>
+        </w:rPr>
+        <w:t>Estimated participants: about 1,000</w:t>
+      </w:r>
+    </w:p>
+    <w:p>
+      <w:pPr>
+        <w:spacing w:before="0" w:after="160" w:lineRule="auto" w:line="360"/>
+        <w:jc w:val="both"/>
+      </w:pPr>
+      <w:r>
+        <w:rPr>
+          <w:rFonts w:ascii="Times New Roman" w:hAnsi="Times New Roman" w:eastAsia="Times New Roman" w:cs="Times New Roman"/>
+          <w:b w:val="0"/>
+          <w:i w:val="0"/>
+          <w:sz w:val="26"/>
+        </w:rPr>
+        <w:t>Location: Outpatient Examination Department C1a, Military Hospital 175 (Ho Chi Minh City)</w:t>
+      </w:r>
+    </w:p>
+    <w:p>
+      <w:pPr>
+        <w:spacing w:before="0" w:after="160" w:lineRule="auto" w:line="360"/>
+        <w:jc w:val="both"/>
+      </w:pPr>
+      <w:r>
+        <w:rPr>
+          <w:rFonts w:ascii="Times New Roman" w:hAnsi="Times New Roman" w:eastAsia="Times New Roman" w:cs="Times New Roman"/>
+          <w:b w:val="0"/>
+          <w:i w:val="0"/>
+          <w:sz w:val="26"/>
+        </w:rPr>
+        <w:t>PARTICIPATION IS ENTIRELY VOLUNTARY.</w:t>
+      </w:r>
+    </w:p>
+    <w:p>
+      <w:pPr>
+        <w:spacing w:before="0" w:after="160" w:lineRule="auto" w:line="360"/>
+        <w:jc w:val="both"/>
+      </w:pPr>
+      <w:r>
+        <w:rPr>
+          <w:rFonts w:ascii="Times New Roman" w:hAnsi="Times New Roman" w:eastAsia="Times New Roman" w:cs="Times New Roman"/>
+          <w:b w:val="0"/>
+          <w:i w:val="0"/>
+          <w:sz w:val="26"/>
+        </w:rPr>
+        <w:t>1b. STUDY INVESTIGATOR</w:t>
+      </w:r>
+    </w:p>
+    <w:p>
+      <w:pPr>
+        <w:spacing w:before="0" w:after="160" w:lineRule="auto" w:line="360"/>
+        <w:jc w:val="both"/>
+      </w:pPr>
+      <w:r>
+        <w:rPr>
+          <w:rFonts w:ascii="Times New Roman" w:hAnsi="Times New Roman" w:eastAsia="Times New Roman" w:cs="Times New Roman"/>
+          <w:b w:val="0"/>
+          <w:i w:val="0"/>
+          <w:sz w:val="26"/>
+        </w:rPr>
+        <w:t>The study is led by Nguyễn Hà Luân, MD, Specialist Level I (BS.CKI), Outpatient Examination Department</w:t>
+      </w:r>
+    </w:p>
+    <w:p>
+      <w:pPr>
+        <w:spacing w:before="0" w:after="160" w:lineRule="auto" w:line="360"/>
+        <w:jc w:val="both"/>
+      </w:pPr>
+      <w:r>
+        <w:rPr>
+          <w:rFonts w:ascii="Times New Roman" w:hAnsi="Times New Roman" w:eastAsia="Times New Roman" w:cs="Times New Roman"/>
+          <w:b w:val="0"/>
+          <w:i w:val="0"/>
+          <w:sz w:val="26"/>
+        </w:rPr>
+        <w:t>C1a, Military Hospital 175.</w:t>
+      </w:r>
+    </w:p>
+    <w:p>
+      <w:pPr>
+        <w:pStyle w:val="ListNumber"/>
+        <w:spacing w:before="0" w:after="120" w:lineRule="auto" w:line="360"/>
+        <w:jc w:val="both"/>
+      </w:pPr>
+      <w:r>
+        <w:rPr>
+          <w:rFonts w:ascii="Times New Roman" w:hAnsi="Times New Roman" w:eastAsia="Times New Roman" w:cs="Times New Roman"/>
+          <w:b w:val="0"/>
+          <w:i w:val="0"/>
+          <w:sz w:val="26"/>
+        </w:rPr>
         <w:t>PROCEDURES</w:t>
       </w:r>
     </w:p>
@@ -4264,7 +4323,310 @@
           <w:i w:val="0"/>
           <w:sz w:val="26"/>
         </w:rPr>
-        <w:t xml:space="preserve">□ Step 1: </w:t>
+        <w:t>□ Step 1: read this information and confirm that you agree to take part (using the consent procedure approved by the Ethics Committee for anonymous surveys)</w:t>
+      </w:r>
+    </w:p>
+    <w:p>
+      <w:pPr>
+        <w:spacing w:before="0" w:after="160" w:lineRule="auto" w:line="360"/>
+        <w:jc w:val="both"/>
+      </w:pPr>
+      <w:r>
+        <w:rPr>
+          <w:rFonts w:ascii="Times New Roman" w:hAnsi="Times New Roman" w:eastAsia="Times New Roman" w:cs="Times New Roman"/>
+          <w:b w:val="0"/>
+          <w:i w:val="0"/>
+          <w:sz w:val="26"/>
+        </w:rPr>
+        <w:t>□ Step 2: complete the questionnaire yourself (~15–20 minutes), ONCE only</w:t>
+      </w:r>
+    </w:p>
+    <w:p>
+      <w:pPr>
+        <w:spacing w:before="0" w:after="160" w:lineRule="auto" w:line="360"/>
+        <w:jc w:val="both"/>
+      </w:pPr>
+      <w:r>
+        <w:rPr>
+          <w:rFonts w:ascii="Times New Roman" w:hAnsi="Times New Roman" w:eastAsia="Times New Roman" w:cs="Times New Roman"/>
+          <w:b w:val="0"/>
+          <w:i w:val="0"/>
+          <w:sz w:val="26"/>
+        </w:rPr>
+        <w:t>Estimated time commitment: ~15–20 minutes on ONE occasion only (no follow-up); no additional visits, as it is done during your routine clinic visit</w:t>
+      </w:r>
+    </w:p>
+    <w:p>
+      <w:pPr>
+        <w:pStyle w:val="ListNumber"/>
+        <w:spacing w:before="0" w:after="120" w:lineRule="auto" w:line="360"/>
+        <w:jc w:val="both"/>
+      </w:pPr>
+      <w:r>
+        <w:rPr>
+          <w:rFonts w:ascii="Times New Roman" w:hAnsi="Times New Roman" w:eastAsia="Times New Roman" w:cs="Times New Roman"/>
+          <w:b w:val="0"/>
+          <w:i w:val="0"/>
+          <w:sz w:val="26"/>
+        </w:rPr>
+        <w:t>RISKS AND DISCOMFORTS</w:t>
+      </w:r>
+    </w:p>
+    <w:p>
+      <w:pPr>
+        <w:spacing w:before="0" w:after="160" w:lineRule="auto" w:line="360"/>
+        <w:jc w:val="both"/>
+      </w:pPr>
+      <w:r>
+        <w:rPr>
+          <w:rFonts w:ascii="Times New Roman" w:hAnsi="Times New Roman" w:eastAsia="Times New Roman" w:cs="Times New Roman"/>
+          <w:b w:val="0"/>
+          <w:i w:val="0"/>
+          <w:sz w:val="26"/>
+        </w:rPr>
+        <w:t>- Rò rỉ thông tin từ bộ câu hỏi (Rất thấp probability / Nhẹ severity): Khuyết danh hoàn toàn nếu không cần theo dõi; mã hóa nếu cần liên kết</w:t>
+      </w:r>
+    </w:p>
+    <w:p>
+      <w:pPr>
+        <w:spacing w:before="0" w:after="160" w:lineRule="auto" w:line="360"/>
+        <w:jc w:val="both"/>
+      </w:pPr>
+      <w:r>
+        <w:rPr>
+          <w:rFonts w:ascii="Times New Roman" w:hAnsi="Times New Roman" w:eastAsia="Times New Roman" w:cs="Times New Roman"/>
+          <w:b w:val="0"/>
+          <w:i w:val="0"/>
+          <w:sz w:val="26"/>
+        </w:rPr>
+        <w:t>- Gánh nặng thời gian (Thấp probability / Không đáng kể severity): Bộ câu hỏi ngắn; tự điền hoặc qua điện thoại/email</w:t>
+      </w:r>
+    </w:p>
+    <w:p>
+      <w:pPr>
+        <w:pStyle w:val="ListNumber"/>
+        <w:spacing w:before="0" w:after="120" w:lineRule="auto" w:line="360"/>
+        <w:jc w:val="both"/>
+      </w:pPr>
+      <w:r>
+        <w:rPr>
+          <w:rFonts w:ascii="Times New Roman" w:hAnsi="Times New Roman" w:eastAsia="Times New Roman" w:cs="Times New Roman"/>
+          <w:b w:val="0"/>
+          <w:i w:val="0"/>
+          <w:sz w:val="26"/>
+        </w:rPr>
+        <w:t>POTENTIAL BENEFITS</w:t>
+      </w:r>
+    </w:p>
+    <w:p>
+      <w:pPr>
+        <w:spacing w:before="0" w:after="160" w:lineRule="auto" w:line="360"/>
+        <w:jc w:val="both"/>
+      </w:pPr>
+      <w:r>
+        <w:rPr>
+          <w:rFonts w:ascii="Times New Roman" w:hAnsi="Times New Roman" w:eastAsia="Times New Roman" w:cs="Times New Roman"/>
+          <w:b w:val="0"/>
+          <w:i w:val="0"/>
+          <w:sz w:val="26"/>
+        </w:rPr>
+        <w:t>Direct benefit: no direct medical benefit; your views help improve the quality of outpatient services, and NO medical intervention or procedure is added beyond routine examination and care. Community benefit: local data on the proportions of satisfaction and related factors, at low cost. We do NOT guarantee any personal benefit from participation.</w:t>
+      </w:r>
+    </w:p>
+    <w:p>
+      <w:pPr>
+        <w:spacing w:before="0" w:after="160" w:lineRule="auto" w:line="360"/>
+        <w:jc w:val="both"/>
+      </w:pPr>
+      <w:r>
+        <w:rPr>
+          <w:rFonts w:ascii="Times New Roman" w:hAnsi="Times New Roman" w:eastAsia="Times New Roman" w:cs="Times New Roman"/>
+          <w:b w:val="0"/>
+          <w:i w:val="0"/>
+          <w:sz w:val="26"/>
+        </w:rPr>
+        <w:t>4b. FUNDING AND CONFLICTS OF INTEREST</w:t>
+      </w:r>
+    </w:p>
+    <w:p>
+      <w:pPr>
+        <w:spacing w:before="0" w:after="160" w:lineRule="auto" w:line="360"/>
+        <w:jc w:val="both"/>
+      </w:pPr>
+      <w:r>
+        <w:rPr>
+          <w:rFonts w:ascii="Times New Roman" w:hAnsi="Times New Roman" w:eastAsia="Times New Roman" w:cs="Times New Roman"/>
+          <w:b w:val="0"/>
+          <w:i w:val="0"/>
+          <w:sz w:val="26"/>
+        </w:rPr>
+        <w:t>This study has no external funding (self-funded; costs are borne by the principal investigator).</w:t>
+      </w:r>
+    </w:p>
+    <w:p>
+      <w:pPr>
+        <w:spacing w:before="0" w:after="160" w:lineRule="auto" w:line="360"/>
+        <w:jc w:val="both"/>
+      </w:pPr>
+      <w:r>
+        <w:rPr>
+          <w:rFonts w:ascii="Times New Roman" w:hAnsi="Times New Roman" w:eastAsia="Times New Roman" w:cs="Times New Roman"/>
+          <w:b w:val="0"/>
+          <w:i w:val="0"/>
+          <w:sz w:val="26"/>
+        </w:rPr>
+        <w:t>The research team has no conflicts of interest related to the study topic (consistent with the COI</w:t>
+      </w:r>
+    </w:p>
+    <w:p>
+      <w:pPr>
+        <w:spacing w:before="0" w:after="160" w:lineRule="auto" w:line="360"/>
+        <w:jc w:val="both"/>
+      </w:pPr>
+      <w:r>
+        <w:rPr>
+          <w:rFonts w:ascii="Times New Roman" w:hAnsi="Times New Roman" w:eastAsia="Times New Roman" w:cs="Times New Roman"/>
+          <w:b w:val="0"/>
+          <w:i w:val="0"/>
+          <w:sz w:val="26"/>
+        </w:rPr>
+        <w:t>declaration in Document 8).</w:t>
+      </w:r>
+    </w:p>
+    <w:p>
+      <w:pPr>
+        <w:spacing w:before="0" w:after="160" w:lineRule="auto" w:line="360"/>
+        <w:jc w:val="both"/>
+      </w:pPr>
+      <w:r>
+        <w:rPr>
+          <w:rFonts w:ascii="Times New Roman" w:hAnsi="Times New Roman" w:eastAsia="Times New Roman" w:cs="Times New Roman"/>
+          <w:b w:val="0"/>
+          <w:i w:val="0"/>
+          <w:sz w:val="26"/>
+        </w:rPr>
+        <w:t>4c. PAYMENT OR SUPPORT FOR PARTICIPATION</w:t>
+      </w:r>
+    </w:p>
+    <w:p>
+      <w:pPr>
+        <w:spacing w:before="0" w:after="160" w:lineRule="auto" w:line="360"/>
+        <w:jc w:val="both"/>
+      </w:pPr>
+      <w:r>
+        <w:rPr>
+          <w:rFonts w:ascii="Times New Roman" w:hAnsi="Times New Roman" w:eastAsia="Times New Roman" w:cs="Times New Roman"/>
+          <w:b w:val="0"/>
+          <w:i w:val="0"/>
+          <w:sz w:val="26"/>
+        </w:rPr>
+        <w:t>■ No payment or support other than routine medical care.</w:t>
+      </w:r>
+    </w:p>
+    <w:p>
+      <w:pPr>
+        <w:pStyle w:val="ListNumber"/>
+        <w:spacing w:before="0" w:after="120" w:lineRule="auto" w:line="360"/>
+        <w:jc w:val="both"/>
+      </w:pPr>
+      <w:r>
+        <w:rPr>
+          <w:rFonts w:ascii="Times New Roman" w:hAnsi="Times New Roman" w:eastAsia="Times New Roman" w:cs="Times New Roman"/>
+          <w:b w:val="0"/>
+          <w:i w:val="0"/>
+          <w:sz w:val="26"/>
+        </w:rPr>
+        <w:t>CONFIDENTIALITY</w:t>
+      </w:r>
+    </w:p>
+    <w:p>
+      <w:pPr>
+        <w:spacing w:before="0" w:after="160" w:lineRule="auto" w:line="360"/>
+        <w:jc w:val="both"/>
+      </w:pPr>
+      <w:r>
+        <w:rPr>
+          <w:rFonts w:ascii="Times New Roman" w:hAnsi="Times New Roman" w:eastAsia="Times New Roman" w:cs="Times New Roman"/>
+          <w:b w:val="0"/>
+          <w:i w:val="0"/>
+          <w:sz w:val="26"/>
+        </w:rPr>
+        <w:t>Data encrypted per Vietnamese Personal Data Protection Law</w:t>
+      </w:r>
+    </w:p>
+    <w:p>
+      <w:pPr>
+        <w:spacing w:before="0" w:after="160" w:lineRule="auto" w:line="360"/>
+        <w:jc w:val="both"/>
+      </w:pPr>
+      <w:r>
+        <w:rPr>
+          <w:rFonts w:ascii="Times New Roman" w:hAnsi="Times New Roman" w:eastAsia="Times New Roman" w:cs="Times New Roman"/>
+          <w:b w:val="0"/>
+          <w:i w:val="0"/>
+          <w:sz w:val="26"/>
+        </w:rPr>
+        <w:t>No. 91/2025/QH15. Results published in aggregate form only.</w:t>
+      </w:r>
+    </w:p>
+    <w:p>
+      <w:pPr>
+        <w:spacing w:before="0" w:after="160" w:lineRule="auto" w:line="360"/>
+        <w:jc w:val="both"/>
+      </w:pPr>
+      <w:r>
+        <w:rPr>
+          <w:rFonts w:ascii="Times New Roman" w:hAnsi="Times New Roman" w:eastAsia="Times New Roman" w:cs="Times New Roman"/>
+          <w:b w:val="0"/>
+          <w:i w:val="0"/>
+          <w:sz w:val="26"/>
+        </w:rPr>
+        <w:t>Your waiting time will be taken from the hospital information system (HIS) via the STUDY CODE on your</w:t>
+      </w:r>
+    </w:p>
+    <w:p>
+      <w:pPr>
+        <w:spacing w:before="0" w:after="160" w:lineRule="auto" w:line="360"/>
+        <w:jc w:val="both"/>
+      </w:pPr>
+      <w:r>
+        <w:rPr>
+          <w:rFonts w:ascii="Times New Roman" w:hAnsi="Times New Roman" w:eastAsia="Times New Roman" w:cs="Times New Roman"/>
+          <w:b w:val="0"/>
+          <w:i w:val="0"/>
+          <w:sz w:val="26"/>
+        </w:rPr>
+        <w:t>questionnaire: authorised staff of the IT/Quality Management department match it and pass only the study code</w:t>
+      </w:r>
+    </w:p>
+    <w:p>
+      <w:pPr>
+        <w:spacing w:before="0" w:after="160" w:lineRule="auto" w:line="360"/>
+        <w:jc w:val="both"/>
+      </w:pPr>
+      <w:r>
+        <w:rPr>
+          <w:rFonts w:ascii="Times New Roman" w:hAnsi="Times New Roman" w:eastAsia="Times New Roman" w:cs="Times New Roman"/>
+          <w:b w:val="0"/>
+          <w:i w:val="0"/>
+          <w:sz w:val="26"/>
+        </w:rPr>
+        <w:t>and the number of minutes to the research team, which never receives your identity; the matching table is kept</w:t>
+      </w:r>
+    </w:p>
+    <w:p>
+      <w:pPr>
+        <w:spacing w:before="0" w:after="160" w:lineRule="auto" w:line="360"/>
+        <w:jc w:val="both"/>
+      </w:pPr>
+      <w:r>
+        <w:rPr>
+          <w:rFonts w:ascii="Times New Roman" w:hAnsi="Times New Roman" w:eastAsia="Times New Roman" w:cs="Times New Roman"/>
+          <w:b w:val="0"/>
+          <w:i w:val="0"/>
+          <w:sz w:val="26"/>
+        </w:rPr>
+        <w:t xml:space="preserve">by IT/Quality Management and destroyed within 30 days. </w:t>
       </w:r>
       <w:r>
         <w:rPr>
@@ -4274,22 +4636,393 @@
           <w:color w:val="CC7700"/>
           <w:sz w:val="26"/>
         </w:rPr>
-        <w:t>[TO BE COMPLETED]</w:t>
-      </w:r>
-    </w:p>
-    <w:p>
-      <w:pPr>
-        <w:spacing w:before="0" w:after="160" w:lineRule="auto" w:line="360"/>
-        <w:jc w:val="both"/>
-      </w:pPr>
-      <w:r>
-        <w:rPr>
-          <w:rFonts w:ascii="Times New Roman" w:hAnsi="Times New Roman" w:eastAsia="Times New Roman" w:cs="Times New Roman"/>
-          <w:b w:val="0"/>
-          <w:i w:val="0"/>
-          <w:sz w:val="26"/>
-        </w:rPr>
-        <w:t xml:space="preserve">□ Step 2: </w:t>
+        <w:t>[BÁC SĨ RÀ]</w:t>
+      </w:r>
+    </w:p>
+    <w:p>
+      <w:pPr>
+        <w:pStyle w:val="ListNumber"/>
+        <w:spacing w:before="0" w:after="120" w:lineRule="auto" w:line="360"/>
+        <w:jc w:val="both"/>
+      </w:pPr>
+      <w:r>
+        <w:rPr>
+          <w:rFonts w:ascii="Times New Roman" w:hAnsi="Times New Roman" w:eastAsia="Times New Roman" w:cs="Times New Roman"/>
+          <w:b w:val="0"/>
+          <w:i w:val="0"/>
+          <w:sz w:val="26"/>
+        </w:rPr>
+        <w:t>VOLUNTARY PARTICIPATION AND WITHDRAWAL</w:t>
+      </w:r>
+    </w:p>
+    <w:p>
+      <w:pPr>
+        <w:spacing w:before="0" w:after="160" w:lineRule="auto" w:line="360"/>
+        <w:jc w:val="both"/>
+      </w:pPr>
+      <w:r>
+        <w:rPr>
+          <w:rFonts w:ascii="Times New Roman" w:hAnsi="Times New Roman" w:eastAsia="Times New Roman" w:cs="Times New Roman"/>
+          <w:b w:val="0"/>
+          <w:i w:val="0"/>
+          <w:sz w:val="26"/>
+        </w:rPr>
+        <w:t>Participation is voluntary. You may withdraw at any time</w:t>
+      </w:r>
+    </w:p>
+    <w:p>
+      <w:pPr>
+        <w:spacing w:before="0" w:after="160" w:lineRule="auto" w:line="360"/>
+        <w:jc w:val="both"/>
+      </w:pPr>
+      <w:r>
+        <w:rPr>
+          <w:rFonts w:ascii="Times New Roman" w:hAnsi="Times New Roman" w:eastAsia="Times New Roman" w:cs="Times New Roman"/>
+          <w:b w:val="0"/>
+          <w:i w:val="0"/>
+          <w:sz w:val="26"/>
+        </w:rPr>
+        <w:t>without affecting your medical care.</w:t>
+      </w:r>
+    </w:p>
+    <w:p>
+      <w:pPr>
+        <w:spacing w:before="0" w:after="160" w:lineRule="auto" w:line="360"/>
+        <w:jc w:val="both"/>
+      </w:pPr>
+      <w:r>
+        <w:rPr>
+          <w:rFonts w:ascii="Times New Roman" w:hAnsi="Times New Roman" w:eastAsia="Times New Roman" w:cs="Times New Roman"/>
+          <w:b w:val="0"/>
+          <w:i w:val="0"/>
+          <w:sz w:val="26"/>
+        </w:rPr>
+        <w:t>6c. COMPENSATION FOR INJURY</w:t>
+      </w:r>
+    </w:p>
+    <w:p>
+      <w:pPr>
+        <w:spacing w:before="0" w:after="160" w:lineRule="auto" w:line="360"/>
+        <w:jc w:val="both"/>
+      </w:pPr>
+      <w:r>
+        <w:rPr>
+          <w:rFonts w:ascii="Times New Roman" w:hAnsi="Times New Roman" w:eastAsia="Times New Roman" w:cs="Times New Roman"/>
+          <w:b w:val="0"/>
+          <w:i w:val="0"/>
+          <w:sz w:val="26"/>
+        </w:rPr>
+        <w:t>This is a minimal-risk observational study; it involves no procedures or interventions beyond</w:t>
+      </w:r>
+    </w:p>
+    <w:p>
+      <w:pPr>
+        <w:spacing w:before="0" w:after="160" w:lineRule="auto" w:line="360"/>
+        <w:jc w:val="both"/>
+      </w:pPr>
+      <w:r>
+        <w:rPr>
+          <w:rFonts w:ascii="Times New Roman" w:hAnsi="Times New Roman" w:eastAsia="Times New Roman" w:cs="Times New Roman"/>
+          <w:b w:val="0"/>
+          <w:i w:val="0"/>
+          <w:sz w:val="26"/>
+        </w:rPr>
+        <w:t>routine clinical practice. If harm directly related to study participation occurs, Military Hospital 175</w:t>
+      </w:r>
+    </w:p>
+    <w:p>
+      <w:pPr>
+        <w:spacing w:before="0" w:after="160" w:lineRule="auto" w:line="360"/>
+        <w:jc w:val="both"/>
+      </w:pPr>
+      <w:r>
+        <w:rPr>
+          <w:rFonts w:ascii="Times New Roman" w:hAnsi="Times New Roman" w:eastAsia="Times New Roman" w:cs="Times New Roman"/>
+          <w:b w:val="0"/>
+          <w:i w:val="0"/>
+          <w:sz w:val="26"/>
+        </w:rPr>
+        <w:t>will manage it under its routine clinical care procedures; the study has no separate insurance.</w:t>
+      </w:r>
+    </w:p>
+    <w:p>
+      <w:pPr>
+        <w:pStyle w:val="ListNumber"/>
+        <w:spacing w:before="0" w:after="120" w:lineRule="auto" w:line="360"/>
+        <w:jc w:val="both"/>
+      </w:pPr>
+      <w:r>
+        <w:rPr>
+          <w:rFonts w:ascii="Times New Roman" w:hAnsi="Times New Roman" w:eastAsia="Times New Roman" w:cs="Times New Roman"/>
+          <w:b w:val="0"/>
+          <w:i w:val="0"/>
+          <w:sz w:val="26"/>
+        </w:rPr>
+        <w:t>CONTACTS</w:t>
+      </w:r>
+    </w:p>
+    <w:p>
+      <w:pPr>
+        <w:spacing w:before="0" w:after="160" w:lineRule="auto" w:line="360"/>
+        <w:jc w:val="both"/>
+      </w:pPr>
+      <w:r>
+        <w:rPr>
+          <w:rFonts w:ascii="Times New Roman" w:hAnsi="Times New Roman" w:eastAsia="Times New Roman" w:cs="Times New Roman"/>
+          <w:b w:val="0"/>
+          <w:i w:val="0"/>
+          <w:sz w:val="26"/>
+        </w:rPr>
+        <w:t xml:space="preserve">Investigator: Nguyễn Hà Luân | Phone/Email: </w:t>
+      </w:r>
+      <w:r>
+        <w:rPr>
+          <w:rFonts w:ascii="Times New Roman" w:hAnsi="Times New Roman" w:eastAsia="Times New Roman" w:cs="Times New Roman"/>
+          <w:b w:val="0"/>
+          <w:i w:val="0"/>
+          <w:sz w:val="26"/>
+        </w:rPr>
+        <w:t>[PII — điền ở bản nộp ngoài hệ thống]</w:t>
+      </w:r>
+    </w:p>
+    <w:p>
+      <w:pPr>
+        <w:spacing w:before="0" w:after="160" w:lineRule="auto" w:line="360"/>
+        <w:jc w:val="both"/>
+      </w:pPr>
+      <w:r>
+        <w:rPr>
+          <w:rFonts w:ascii="Times New Roman" w:hAnsi="Times New Roman" w:eastAsia="Times New Roman" w:cs="Times New Roman"/>
+          <w:b w:val="0"/>
+          <w:i w:val="0"/>
+          <w:sz w:val="26"/>
+        </w:rPr>
+        <w:t>Ethics Committee: Medical Ethics Committee of Military Hospital 175 (Hội đồng Y đức Bệnh viện Quân y 175)</w:t>
+      </w:r>
+    </w:p>
+    <w:p>
+      <w:pPr>
+        <w:spacing w:before="0" w:after="160" w:lineRule="auto" w:line="360"/>
+        <w:jc w:val="both"/>
+      </w:pPr>
+      <w:r>
+        <w:rPr>
+          <w:rFonts w:ascii="Times New Roman" w:hAnsi="Times New Roman" w:eastAsia="Times New Roman" w:cs="Times New Roman"/>
+          <w:b w:val="0"/>
+          <w:i w:val="0"/>
+          <w:sz w:val="26"/>
+        </w:rPr>
+        <w:t>CONSENT SIGNATURE (PARTICIPANT'S COPY)</w:t>
+      </w:r>
+    </w:p>
+    <w:p>
+      <w:pPr>
+        <w:spacing w:before="0" w:after="160" w:lineRule="auto" w:line="360"/>
+        <w:jc w:val="both"/>
+      </w:pPr>
+      <w:r>
+        <w:rPr>
+          <w:rFonts w:ascii="Times New Roman" w:hAnsi="Times New Roman" w:eastAsia="Times New Roman" w:cs="Times New Roman"/>
+          <w:b w:val="0"/>
+          <w:i w:val="0"/>
+          <w:sz w:val="26"/>
+        </w:rPr>
+        <w:t>I have read the above and agree to participate voluntarily.</w:t>
+      </w:r>
+    </w:p>
+    <w:p>
+      <w:pPr>
+        <w:spacing w:before="0" w:after="160" w:lineRule="auto" w:line="360"/>
+        <w:jc w:val="both"/>
+      </w:pPr>
+      <w:r>
+        <w:rPr>
+          <w:rFonts w:ascii="Times New Roman" w:hAnsi="Times New Roman" w:eastAsia="Times New Roman" w:cs="Times New Roman"/>
+          <w:b w:val="0"/>
+          <w:i w:val="0"/>
+          <w:sz w:val="26"/>
+        </w:rPr>
+        <w:t>Participant: _______________ Date: ___/___/2026</w:t>
+      </w:r>
+    </w:p>
+    <w:p>
+      <w:pPr>
+        <w:spacing w:before="0" w:after="160" w:lineRule="auto" w:line="360"/>
+        <w:jc w:val="both"/>
+      </w:pPr>
+      <w:r>
+        <w:rPr>
+          <w:rFonts w:ascii="Times New Roman" w:hAnsi="Times New Roman" w:eastAsia="Times New Roman" w:cs="Times New Roman"/>
+          <w:b w:val="0"/>
+          <w:i w:val="0"/>
+          <w:sz w:val="26"/>
+        </w:rPr>
+        <w:t>Witness (if applicable): _______________ Date: ___/___/2026</w:t>
+      </w:r>
+    </w:p>
+    <w:p>
+      <w:pPr>
+        <w:spacing w:before="0" w:after="160" w:lineRule="auto" w:line="360"/>
+        <w:jc w:val="both"/>
+      </w:pPr>
+      <w:r>
+        <w:rPr>
+          <w:rFonts w:ascii="Times New Roman" w:hAnsi="Times New Roman" w:eastAsia="Times New Roman" w:cs="Times New Roman"/>
+          <w:b w:val="0"/>
+          <w:i w:val="0"/>
+          <w:sz w:val="26"/>
+        </w:rPr>
+        <w:t>Investigator: _______________ Date: ___/___/2026</w:t>
+      </w:r>
+    </w:p>
+    <w:p>
+      <w:pPr>
+        <w:spacing w:before="280" w:after="160" w:lineRule="auto" w:line="312"/>
+      </w:pPr>
+      <w:r>
+        <w:rPr>
+          <w:rFonts w:ascii="Times New Roman" w:hAnsi="Times New Roman" w:eastAsia="Times New Roman" w:cs="Times New Roman"/>
+          <w:b/>
+          <w:i w:val="0"/>
+          <w:sz w:val="28"/>
+        </w:rPr>
+        <w:t>TÀI LIỆU 6. KẾ HOẠCH QUẢN LÝ DỮ LIỆU (DMP, Luật 91/2025/QH15)</w:t>
+      </w:r>
+    </w:p>
+    <w:p>
+      <w:pPr>
+        <w:spacing w:before="0" w:after="160" w:lineRule="auto" w:line="360"/>
+        <w:jc w:val="both"/>
+      </w:pPr>
+      <w:r>
+        <w:rPr>
+          <w:rFonts w:ascii="Times New Roman" w:hAnsi="Times New Roman" w:eastAsia="Times New Roman" w:cs="Times New Roman"/>
+          <w:b w:val="0"/>
+          <w:i w:val="0"/>
+          <w:sz w:val="26"/>
+        </w:rPr>
+        <w:t>KẾ HOẠCH QUẢN LÝ DỮ LIỆU, Cấp IRB</w:t>
+      </w:r>
+    </w:p>
+    <w:p>
+      <w:pPr>
+        <w:spacing w:before="0" w:after="160" w:lineRule="auto" w:line="360"/>
+        <w:jc w:val="both"/>
+      </w:pPr>
+      <w:r>
+        <w:rPr>
+          <w:rFonts w:ascii="Times New Roman" w:hAnsi="Times New Roman" w:eastAsia="Times New Roman" w:cs="Times New Roman"/>
+          <w:b w:val="0"/>
+          <w:i w:val="0"/>
+          <w:sz w:val="26"/>
+        </w:rPr>
+        <w:t>Đề tài: Đánh giá sự hài lòng của bệnh nhân trong hoạt động khám chữa bệnh tại Khoa Khám bệnh C1a, Trung tâm Khám bệnh và Điều trị theo yêu cầu C1, Bệnh viện Quân y 175 | Phiên bản: 1.0 | Ngày: 2026-07-31</w:t>
+      </w:r>
+    </w:p>
+    <w:p>
+      <w:pPr>
+        <w:pStyle w:val="ListNumber"/>
+        <w:spacing w:before="0" w:after="120" w:lineRule="auto" w:line="360"/>
+        <w:jc w:val="both"/>
+      </w:pPr>
+      <w:r>
+        <w:rPr>
+          <w:rFonts w:ascii="Times New Roman" w:hAnsi="Times New Roman" w:eastAsia="Times New Roman" w:cs="Times New Roman"/>
+          <w:b w:val="0"/>
+          <w:i w:val="0"/>
+          <w:sz w:val="26"/>
+        </w:rPr>
+        <w:t>LOẠI DỮ LIỆU THU THẬP:</w:t>
+      </w:r>
+    </w:p>
+    <w:p>
+      <w:pPr>
+        <w:spacing w:before="0" w:after="160" w:lineRule="auto" w:line="360"/>
+        <w:jc w:val="both"/>
+      </w:pPr>
+      <w:r>
+        <w:rPr>
+          <w:rFonts w:ascii="Times New Roman" w:hAnsi="Times New Roman" w:eastAsia="Times New Roman" w:cs="Times New Roman"/>
+          <w:b w:val="0"/>
+          <w:i w:val="0"/>
+          <w:sz w:val="26"/>
+        </w:rPr>
+        <w:t>□ Nhân khẩu học (tuổi, giới, dân tộc), KHÔNG lưu tên/CMND</w:t>
+      </w:r>
+    </w:p>
+    <w:p>
+      <w:pPr>
+        <w:spacing w:before="0" w:after="160" w:lineRule="auto" w:line="360"/>
+        <w:jc w:val="both"/>
+      </w:pPr>
+      <w:r>
+        <w:rPr>
+          <w:rFonts w:ascii="Times New Roman" w:hAnsi="Times New Roman" w:eastAsia="Times New Roman" w:cs="Times New Roman"/>
+          <w:b w:val="0"/>
+          <w:i w:val="0"/>
+          <w:sz w:val="26"/>
+        </w:rPr>
+        <w:t>□ Lâm sàng (bệnh sử, kết quả khám), mã hóa theo ID</w:t>
+      </w:r>
+    </w:p>
+    <w:p>
+      <w:pPr>
+        <w:spacing w:before="0" w:after="160" w:lineRule="auto" w:line="360"/>
+        <w:jc w:val="both"/>
+      </w:pPr>
+      <w:r>
+        <w:rPr>
+          <w:rFonts w:ascii="Times New Roman" w:hAnsi="Times New Roman" w:eastAsia="Times New Roman" w:cs="Times New Roman"/>
+          <w:b w:val="0"/>
+          <w:i w:val="0"/>
+          <w:sz w:val="26"/>
+        </w:rPr>
+        <w:t>□ Cận lâm sàng (xét nghiệm, hình ảnh), mã hóa</w:t>
+      </w:r>
+    </w:p>
+    <w:p>
+      <w:pPr>
+        <w:spacing w:before="0" w:after="160" w:lineRule="auto" w:line="360"/>
+        <w:jc w:val="both"/>
+      </w:pPr>
+      <w:r>
+        <w:rPr>
+          <w:rFonts w:ascii="Times New Roman" w:hAnsi="Times New Roman" w:eastAsia="Times New Roman" w:cs="Times New Roman"/>
+          <w:b w:val="0"/>
+          <w:i w:val="0"/>
+          <w:sz w:val="26"/>
+        </w:rPr>
+        <w:t>□ Kết quả điều tra/khảo sát, ẩn danh hoặc giả danh</w:t>
+      </w:r>
+    </w:p>
+    <w:p>
+      <w:pPr>
+        <w:spacing w:before="0" w:after="160" w:lineRule="auto" w:line="360"/>
+        <w:jc w:val="both"/>
+      </w:pPr>
+      <w:r>
+        <w:rPr>
+          <w:rFonts w:ascii="Times New Roman" w:hAnsi="Times New Roman" w:eastAsia="Times New Roman" w:cs="Times New Roman"/>
+          <w:b w:val="0"/>
+          <w:i w:val="0"/>
+          <w:sz w:val="26"/>
+        </w:rPr>
+        <w:t>□ Dữ liệu thứ cấp (hồ sơ bệnh án), mã giả danh</w:t>
+      </w:r>
+    </w:p>
+    <w:p>
+      <w:pPr>
+        <w:spacing w:before="0" w:after="160" w:lineRule="auto" w:line="360"/>
+        <w:jc w:val="both"/>
+      </w:pPr>
+      <w:r>
+        <w:rPr>
+          <w:rFonts w:ascii="Times New Roman" w:hAnsi="Times New Roman" w:eastAsia="Times New Roman" w:cs="Times New Roman"/>
+          <w:b w:val="0"/>
+          <w:i w:val="0"/>
+          <w:sz w:val="26"/>
+        </w:rPr>
+        <w:t xml:space="preserve">■ Kết quả khảo sát (phiếu tự điền, KHÔNG ghi thông tin định danh) — không dùng hồ sơ bệnh án </w:t>
       </w:r>
       <w:r>
         <w:rPr>
@@ -4299,22 +5032,37 @@
           <w:color w:val="CC7700"/>
           <w:sz w:val="26"/>
         </w:rPr>
-        <w:t>[TO BE COMPLETED]</w:t>
-      </w:r>
-    </w:p>
-    <w:p>
-      <w:pPr>
-        <w:spacing w:before="0" w:after="160" w:lineRule="auto" w:line="360"/>
-        <w:jc w:val="both"/>
-      </w:pPr>
-      <w:r>
-        <w:rPr>
-          <w:rFonts w:ascii="Times New Roman" w:hAnsi="Times New Roman" w:eastAsia="Times New Roman" w:cs="Times New Roman"/>
-          <w:b w:val="0"/>
-          <w:i w:val="0"/>
-          <w:sz w:val="26"/>
-        </w:rPr>
-        <w:t xml:space="preserve">Estimated time commitment: </w:t>
+        <w:t>[BÁC SĨ RÀ]</w:t>
+      </w:r>
+    </w:p>
+    <w:p>
+      <w:pPr>
+        <w:spacing w:before="0" w:after="160" w:lineRule="auto" w:line="360"/>
+        <w:jc w:val="both"/>
+      </w:pPr>
+      <w:r>
+        <w:rPr>
+          <w:rFonts w:ascii="Times New Roman" w:hAnsi="Times New Roman" w:eastAsia="Times New Roman" w:cs="Times New Roman"/>
+          <w:b w:val="0"/>
+          <w:i w:val="0"/>
+          <w:sz w:val="26"/>
+        </w:rPr>
+        <w:t>■ Mốc thời gian hành chính từ HIS/eHospital (hoàn tất đăng ký, gọi vào buồng khám) ghép theo mã nghiên cứu —</w:t>
+      </w:r>
+    </w:p>
+    <w:p>
+      <w:pPr>
+        <w:spacing w:before="0" w:after="160" w:lineRule="auto" w:line="360"/>
+        <w:jc w:val="both"/>
+      </w:pPr>
+      <w:r>
+        <w:rPr>
+          <w:rFonts w:ascii="Times New Roman" w:hAnsi="Times New Roman" w:eastAsia="Times New Roman" w:cs="Times New Roman"/>
+          <w:b w:val="0"/>
+          <w:i w:val="0"/>
+          <w:sz w:val="26"/>
+        </w:rPr>
+        <w:t xml:space="preserve">nhóm nghiên cứu chỉ nhận mã nghiên cứu + số phút chờ (đề cương §4.6.3) </w:t>
       </w:r>
       <w:r>
         <w:rPr>
@@ -4324,7 +5072,7 @@
           <w:color w:val="CC7700"/>
           <w:sz w:val="26"/>
         </w:rPr>
-        <w:t>[TO BE COMPLETED]</w:t>
+        <w:t>[BÁC SĨ RÀ]</w:t>
       </w:r>
     </w:p>
     <w:p>
@@ -4340,60 +5088,38 @@
           <w:i w:val="0"/>
           <w:sz w:val="26"/>
         </w:rPr>
-        <w:t>RISKS AND DISCOMFORTS</w:t>
-      </w:r>
-    </w:p>
-    <w:p>
-      <w:pPr>
-        <w:spacing w:before="0" w:after="160" w:lineRule="auto" w:line="360"/>
-        <w:jc w:val="both"/>
-      </w:pPr>
-      <w:r>
-        <w:rPr>
-          <w:rFonts w:ascii="Times New Roman" w:hAnsi="Times New Roman" w:eastAsia="Times New Roman" w:cs="Times New Roman"/>
-          <w:b w:val="0"/>
-          <w:i w:val="0"/>
-          <w:sz w:val="26"/>
-        </w:rPr>
-        <w:t>- Rò rỉ thông tin từ bộ câu hỏi (Rất thấp probability / Nhẹ severity): Khuyết danh hoàn toàn nếu không cần theo dõi; mã hóa nếu cần liên kết</w:t>
-      </w:r>
-    </w:p>
-    <w:p>
-      <w:pPr>
-        <w:spacing w:before="0" w:after="160" w:lineRule="auto" w:line="360"/>
-        <w:jc w:val="both"/>
-      </w:pPr>
-      <w:r>
-        <w:rPr>
-          <w:rFonts w:ascii="Times New Roman" w:hAnsi="Times New Roman" w:eastAsia="Times New Roman" w:cs="Times New Roman"/>
-          <w:b w:val="0"/>
-          <w:i w:val="0"/>
-          <w:sz w:val="26"/>
-        </w:rPr>
-        <w:t>- Gánh nặng thời gian (Thấp probability / Không đáng kể severity): Bộ câu hỏi ngắn; tự điền hoặc qua điện thoại/email</w:t>
-      </w:r>
-    </w:p>
-    <w:p>
-      <w:pPr>
-        <w:pStyle w:val="ListNumber"/>
-        <w:spacing w:before="0" w:after="120" w:lineRule="auto" w:line="360"/>
-        <w:jc w:val="both"/>
-      </w:pPr>
-      <w:r>
-        <w:rPr>
-          <w:rFonts w:ascii="Times New Roman" w:hAnsi="Times New Roman" w:eastAsia="Times New Roman" w:cs="Times New Roman"/>
-          <w:b w:val="0"/>
-          <w:i w:val="0"/>
-          <w:sz w:val="26"/>
-        </w:rPr>
-        <w:t>POTENTIAL BENEFITS</w:t>
-      </w:r>
-    </w:p>
-    <w:p>
-      <w:pPr>
-        <w:spacing w:before="0" w:after="160" w:lineRule="auto" w:line="360"/>
-        <w:jc w:val="both"/>
-      </w:pPr>
+        <w:t>THU THẬP:</w:t>
+      </w:r>
+    </w:p>
+    <w:p>
+      <w:pPr>
+        <w:spacing w:before="0" w:after="160" w:lineRule="auto" w:line="360"/>
+        <w:jc w:val="both"/>
+      </w:pPr>
+      <w:r>
+        <w:rPr>
+          <w:rFonts w:ascii="Times New Roman" w:hAnsi="Times New Roman" w:eastAsia="Times New Roman" w:cs="Times New Roman"/>
+          <w:b w:val="0"/>
+          <w:i w:val="0"/>
+          <w:sz w:val="26"/>
+        </w:rPr>
+        <w:t>Công cụ: □ REDCap □ Google Forms (institutional) □ Phiếu giấy</w:t>
+      </w:r>
+    </w:p>
+    <w:p>
+      <w:pPr>
+        <w:spacing w:before="0" w:after="160" w:lineRule="auto" w:line="360"/>
+        <w:jc w:val="both"/>
+      </w:pPr>
+      <w:r>
+        <w:rPr>
+          <w:rFonts w:ascii="Times New Roman" w:hAnsi="Times New Roman" w:eastAsia="Times New Roman" w:cs="Times New Roman"/>
+          <w:b w:val="0"/>
+          <w:i w:val="0"/>
+          <w:sz w:val="26"/>
+        </w:rPr>
+        <w:t xml:space="preserve">■ Phiếu giấy (nặc danh, tự điền tại khoa) </w:t>
+      </w:r>
       <w:r>
         <w:rPr>
           <w:rFonts w:ascii="Times New Roman" w:hAnsi="Times New Roman" w:eastAsia="Times New Roman" w:cs="Times New Roman"/>
@@ -4402,97 +5128,37 @@
           <w:color w:val="CC7700"/>
           <w:sz w:val="26"/>
         </w:rPr>
-        <w:t>[TO BE COMPLETED, include both direct and community benefits]</w:t>
-      </w:r>
-    </w:p>
-    <w:p>
-      <w:pPr>
-        <w:spacing w:before="0" w:after="160" w:lineRule="auto" w:line="360"/>
-        <w:jc w:val="both"/>
-      </w:pPr>
-      <w:r>
-        <w:rPr>
-          <w:rFonts w:ascii="Times New Roman" w:hAnsi="Times New Roman" w:eastAsia="Times New Roman" w:cs="Times New Roman"/>
-          <w:b w:val="0"/>
-          <w:i w:val="0"/>
-          <w:sz w:val="26"/>
-        </w:rPr>
-        <w:t>4b. FUNDING AND CONFLICTS OF INTEREST</w:t>
-      </w:r>
-    </w:p>
-    <w:p>
-      <w:pPr>
-        <w:spacing w:before="0" w:after="160" w:lineRule="auto" w:line="360"/>
-        <w:jc w:val="both"/>
-      </w:pPr>
-      <w:r>
-        <w:rPr>
-          <w:rFonts w:ascii="Times New Roman" w:hAnsi="Times New Roman" w:eastAsia="Times New Roman" w:cs="Times New Roman"/>
-          <w:b w:val="0"/>
-          <w:i w:val="0"/>
-          <w:sz w:val="26"/>
-        </w:rPr>
-        <w:t>This study has no external funding (self-funded; costs are borne by the principal investigator).</w:t>
-      </w:r>
-    </w:p>
-    <w:p>
-      <w:pPr>
-        <w:spacing w:before="0" w:after="160" w:lineRule="auto" w:line="360"/>
-        <w:jc w:val="both"/>
-      </w:pPr>
-      <w:r>
-        <w:rPr>
-          <w:rFonts w:ascii="Times New Roman" w:hAnsi="Times New Roman" w:eastAsia="Times New Roman" w:cs="Times New Roman"/>
-          <w:b w:val="0"/>
-          <w:i w:val="0"/>
-          <w:sz w:val="26"/>
-        </w:rPr>
-        <w:t>The research team has no conflicts of interest related to the study topic (consistent with the COI</w:t>
-      </w:r>
-    </w:p>
-    <w:p>
-      <w:pPr>
-        <w:spacing w:before="0" w:after="160" w:lineRule="auto" w:line="360"/>
-        <w:jc w:val="both"/>
-      </w:pPr>
-      <w:r>
-        <w:rPr>
-          <w:rFonts w:ascii="Times New Roman" w:hAnsi="Times New Roman" w:eastAsia="Times New Roman" w:cs="Times New Roman"/>
-          <w:b w:val="0"/>
-          <w:i w:val="0"/>
-          <w:sz w:val="26"/>
-        </w:rPr>
-        <w:t>declaration in Document 8).</w:t>
-      </w:r>
-    </w:p>
-    <w:p>
-      <w:pPr>
-        <w:spacing w:before="0" w:after="160" w:lineRule="auto" w:line="360"/>
-        <w:jc w:val="both"/>
-      </w:pPr>
-      <w:r>
-        <w:rPr>
-          <w:rFonts w:ascii="Times New Roman" w:hAnsi="Times New Roman" w:eastAsia="Times New Roman" w:cs="Times New Roman"/>
-          <w:b w:val="0"/>
-          <w:i w:val="0"/>
-          <w:sz w:val="26"/>
-        </w:rPr>
-        <w:t>4c. PAYMENT OR SUPPORT FOR PARTICIPATION</w:t>
-      </w:r>
-    </w:p>
-    <w:p>
-      <w:pPr>
-        <w:spacing w:before="0" w:after="160" w:lineRule="auto" w:line="360"/>
-        <w:jc w:val="both"/>
-      </w:pPr>
-      <w:r>
-        <w:rPr>
-          <w:rFonts w:ascii="Times New Roman" w:hAnsi="Times New Roman" w:eastAsia="Times New Roman" w:cs="Times New Roman"/>
-          <w:b w:val="0"/>
-          <w:i w:val="0"/>
-          <w:sz w:val="26"/>
-        </w:rPr>
-        <w:t>■ No payment or support other than routine medical care.</w:t>
+        <w:t>[BÁC SĨ RÀ — nếu dùng thêm bản điện tử thì tick bổ sung]</w:t>
+      </w:r>
+    </w:p>
+    <w:p>
+      <w:pPr>
+        <w:spacing w:before="0" w:after="160" w:lineRule="auto" w:line="360"/>
+        <w:jc w:val="both"/>
+      </w:pPr>
+      <w:r>
+        <w:rPr>
+          <w:rFonts w:ascii="Times New Roman" w:hAnsi="Times New Roman" w:eastAsia="Times New Roman" w:cs="Times New Roman"/>
+          <w:b w:val="0"/>
+          <w:i w:val="0"/>
+          <w:sz w:val="26"/>
+        </w:rPr>
+        <w:t>Phân quyền truy cập: Chỉ nhóm nghiên cứu được cấp phép</w:t>
+      </w:r>
+    </w:p>
+    <w:p>
+      <w:pPr>
+        <w:spacing w:before="0" w:after="160" w:lineRule="auto" w:line="360"/>
+        <w:jc w:val="both"/>
+      </w:pPr>
+      <w:r>
+        <w:rPr>
+          <w:rFonts w:ascii="Times New Roman" w:hAnsi="Times New Roman" w:eastAsia="Times New Roman" w:cs="Times New Roman"/>
+          <w:b w:val="0"/>
+          <w:i w:val="0"/>
+          <w:sz w:val="26"/>
+        </w:rPr>
+        <w:t>Phê duyệt quyền: Chủ nhiệm đề tài</w:t>
       </w:r>
     </w:p>
     <w:p>
@@ -4508,174 +5174,37 @@
           <w:i w:val="0"/>
           <w:sz w:val="26"/>
         </w:rPr>
-        <w:t>CONFIDENTIALITY</w:t>
-      </w:r>
-    </w:p>
-    <w:p>
-      <w:pPr>
-        <w:spacing w:before="0" w:after="160" w:lineRule="auto" w:line="360"/>
-        <w:jc w:val="both"/>
-      </w:pPr>
-      <w:r>
-        <w:rPr>
-          <w:rFonts w:ascii="Times New Roman" w:hAnsi="Times New Roman" w:eastAsia="Times New Roman" w:cs="Times New Roman"/>
-          <w:b w:val="0"/>
-          <w:i w:val="0"/>
-          <w:sz w:val="26"/>
-        </w:rPr>
-        <w:t>Data encrypted per Vietnamese Personal Data Protection Law</w:t>
-      </w:r>
-    </w:p>
-    <w:p>
-      <w:pPr>
-        <w:spacing w:before="0" w:after="160" w:lineRule="auto" w:line="360"/>
-        <w:jc w:val="both"/>
-      </w:pPr>
-      <w:r>
-        <w:rPr>
-          <w:rFonts w:ascii="Times New Roman" w:hAnsi="Times New Roman" w:eastAsia="Times New Roman" w:cs="Times New Roman"/>
-          <w:b w:val="0"/>
-          <w:i w:val="0"/>
-          <w:sz w:val="26"/>
-        </w:rPr>
-        <w:t>No. 91/2025/QH15. Results published in aggregate form only.</w:t>
-      </w:r>
-    </w:p>
-    <w:p>
-      <w:pPr>
-        <w:pStyle w:val="ListNumber"/>
-        <w:spacing w:before="0" w:after="120" w:lineRule="auto" w:line="360"/>
-        <w:jc w:val="both"/>
-      </w:pPr>
-      <w:r>
-        <w:rPr>
-          <w:rFonts w:ascii="Times New Roman" w:hAnsi="Times New Roman" w:eastAsia="Times New Roman" w:cs="Times New Roman"/>
-          <w:b w:val="0"/>
-          <w:i w:val="0"/>
-          <w:sz w:val="26"/>
-        </w:rPr>
-        <w:t>VOLUNTARY PARTICIPATION AND WITHDRAWAL</w:t>
-      </w:r>
-    </w:p>
-    <w:p>
-      <w:pPr>
-        <w:spacing w:before="0" w:after="160" w:lineRule="auto" w:line="360"/>
-        <w:jc w:val="both"/>
-      </w:pPr>
-      <w:r>
-        <w:rPr>
-          <w:rFonts w:ascii="Times New Roman" w:hAnsi="Times New Roman" w:eastAsia="Times New Roman" w:cs="Times New Roman"/>
-          <w:b w:val="0"/>
-          <w:i w:val="0"/>
-          <w:sz w:val="26"/>
-        </w:rPr>
-        <w:t>Participation is voluntary. You may withdraw at any time</w:t>
-      </w:r>
-    </w:p>
-    <w:p>
-      <w:pPr>
-        <w:spacing w:before="0" w:after="160" w:lineRule="auto" w:line="360"/>
-        <w:jc w:val="both"/>
-      </w:pPr>
-      <w:r>
-        <w:rPr>
-          <w:rFonts w:ascii="Times New Roman" w:hAnsi="Times New Roman" w:eastAsia="Times New Roman" w:cs="Times New Roman"/>
-          <w:b w:val="0"/>
-          <w:i w:val="0"/>
-          <w:sz w:val="26"/>
-        </w:rPr>
-        <w:t>without affecting your medical care.</w:t>
-      </w:r>
-    </w:p>
-    <w:p>
-      <w:pPr>
-        <w:spacing w:before="0" w:after="160" w:lineRule="auto" w:line="360"/>
-        <w:jc w:val="both"/>
-      </w:pPr>
-      <w:r>
-        <w:rPr>
-          <w:rFonts w:ascii="Times New Roman" w:hAnsi="Times New Roman" w:eastAsia="Times New Roman" w:cs="Times New Roman"/>
-          <w:b w:val="0"/>
-          <w:i w:val="0"/>
-          <w:sz w:val="26"/>
-        </w:rPr>
-        <w:t>6c. COMPENSATION FOR INJURY</w:t>
-      </w:r>
-    </w:p>
-    <w:p>
-      <w:pPr>
-        <w:spacing w:before="0" w:after="160" w:lineRule="auto" w:line="360"/>
-        <w:jc w:val="both"/>
-      </w:pPr>
-      <w:r>
-        <w:rPr>
-          <w:rFonts w:ascii="Times New Roman" w:hAnsi="Times New Roman" w:eastAsia="Times New Roman" w:cs="Times New Roman"/>
-          <w:b w:val="0"/>
-          <w:i w:val="0"/>
-          <w:sz w:val="26"/>
-        </w:rPr>
-        <w:t>This is a minimal-risk observational study; it involves no procedures or interventions beyond</w:t>
-      </w:r>
-    </w:p>
-    <w:p>
-      <w:pPr>
-        <w:spacing w:before="0" w:after="160" w:lineRule="auto" w:line="360"/>
-        <w:jc w:val="both"/>
-      </w:pPr>
-      <w:r>
-        <w:rPr>
-          <w:rFonts w:ascii="Times New Roman" w:hAnsi="Times New Roman" w:eastAsia="Times New Roman" w:cs="Times New Roman"/>
-          <w:b w:val="0"/>
-          <w:i w:val="0"/>
-          <w:sz w:val="26"/>
-        </w:rPr>
-        <w:t>routine clinical practice. If harm directly related to study participation occurs, Military Hospital 175</w:t>
-      </w:r>
-    </w:p>
-    <w:p>
-      <w:pPr>
-        <w:spacing w:before="0" w:after="160" w:lineRule="auto" w:line="360"/>
-        <w:jc w:val="both"/>
-      </w:pPr>
-      <w:r>
-        <w:rPr>
-          <w:rFonts w:ascii="Times New Roman" w:hAnsi="Times New Roman" w:eastAsia="Times New Roman" w:cs="Times New Roman"/>
-          <w:b w:val="0"/>
-          <w:i w:val="0"/>
-          <w:sz w:val="26"/>
-        </w:rPr>
-        <w:t>will manage it under its routine clinical care procedures; the study has no separate insurance.</w:t>
-      </w:r>
-    </w:p>
-    <w:p>
-      <w:pPr>
-        <w:pStyle w:val="ListNumber"/>
-        <w:spacing w:before="0" w:after="120" w:lineRule="auto" w:line="360"/>
-        <w:jc w:val="both"/>
-      </w:pPr>
-      <w:r>
-        <w:rPr>
-          <w:rFonts w:ascii="Times New Roman" w:hAnsi="Times New Roman" w:eastAsia="Times New Roman" w:cs="Times New Roman"/>
-          <w:b w:val="0"/>
-          <w:i w:val="0"/>
-          <w:sz w:val="26"/>
-        </w:rPr>
-        <w:t>CONTACTS</w:t>
-      </w:r>
-    </w:p>
-    <w:p>
-      <w:pPr>
-        <w:spacing w:before="0" w:after="160" w:lineRule="auto" w:line="360"/>
-        <w:jc w:val="both"/>
-      </w:pPr>
-      <w:r>
-        <w:rPr>
-          <w:rFonts w:ascii="Times New Roman" w:hAnsi="Times New Roman" w:eastAsia="Times New Roman" w:cs="Times New Roman"/>
-          <w:b w:val="0"/>
-          <w:i w:val="0"/>
-          <w:sz w:val="26"/>
-        </w:rPr>
-        <w:t xml:space="preserve">Investigator: </w:t>
+        <w:t>KHỬ ĐỊNH DANH:</w:t>
+      </w:r>
+    </w:p>
+    <w:p>
+      <w:pPr>
+        <w:spacing w:before="0" w:after="160" w:lineRule="auto" w:line="360"/>
+        <w:jc w:val="both"/>
+      </w:pPr>
+      <w:r>
+        <w:rPr>
+          <w:rFonts w:ascii="Times New Roman" w:hAnsi="Times New Roman" w:eastAsia="Times New Roman" w:cs="Times New Roman"/>
+          <w:b w:val="0"/>
+          <w:i w:val="0"/>
+          <w:sz w:val="26"/>
+        </w:rPr>
+        <w:t>Phương pháp: GIẢ DANH HÓA CÓ KIỂM SOÁT — phiếu KHÔNG có ô định danh, chỉ mang mã nghiên cứu; phiếu</w:t>
+      </w:r>
+    </w:p>
+    <w:p>
+      <w:pPr>
+        <w:spacing w:before="0" w:after="160" w:lineRule="auto" w:line="360"/>
+        <w:jc w:val="both"/>
+      </w:pPr>
+      <w:r>
+        <w:rPr>
+          <w:rFonts w:ascii="Times New Roman" w:hAnsi="Times New Roman" w:eastAsia="Times New Roman" w:cs="Times New Roman"/>
+          <w:b w:val="0"/>
+          <w:i w:val="0"/>
+          <w:sz w:val="26"/>
+        </w:rPr>
+        <w:t xml:space="preserve">đồng ý (ICF) ký tên lưu tách biệt vật lý, không ghép với phiếu (đề cương §4.11) </w:t>
       </w:r>
       <w:r>
         <w:rPr>
@@ -4685,16 +5214,52 @@
           <w:color w:val="CC7700"/>
           <w:sz w:val="26"/>
         </w:rPr>
-        <w:t>[TO BE COMPLETED]</w:t>
-      </w:r>
-      <w:r>
-        <w:rPr>
-          <w:rFonts w:ascii="Times New Roman" w:hAnsi="Times New Roman" w:eastAsia="Times New Roman" w:cs="Times New Roman"/>
-          <w:b w:val="0"/>
-          <w:i w:val="0"/>
-          <w:sz w:val="26"/>
-        </w:rPr>
-        <w:t xml:space="preserve"> | Email: </w:t>
+        <w:t>[BÁC SĨ RÀ]</w:t>
+      </w:r>
+    </w:p>
+    <w:p>
+      <w:pPr>
+        <w:spacing w:before="0" w:after="160" w:lineRule="auto" w:line="360"/>
+        <w:jc w:val="both"/>
+      </w:pPr>
+      <w:r>
+        <w:rPr>
+          <w:rFonts w:ascii="Times New Roman" w:hAnsi="Times New Roman" w:eastAsia="Times New Roman" w:cs="Times New Roman"/>
+          <w:b w:val="0"/>
+          <w:i w:val="0"/>
+          <w:sz w:val="26"/>
+        </w:rPr>
+        <w:t xml:space="preserve">Ghép HIS: nhân sự được uỷ quyền của Phòng CNTT/QLCL trích hai mốc thời gian và giữ bảng ghép mã nghiên cứu - </w:t>
+      </w:r>
+    </w:p>
+    <w:p>
+      <w:pPr>
+        <w:spacing w:before="0" w:after="160" w:lineRule="auto" w:line="360"/>
+        <w:jc w:val="both"/>
+      </w:pPr>
+      <w:r>
+        <w:rPr>
+          <w:rFonts w:ascii="Times New Roman" w:hAnsi="Times New Roman" w:eastAsia="Times New Roman" w:cs="Times New Roman"/>
+          <w:b w:val="0"/>
+          <w:i w:val="0"/>
+          <w:sz w:val="26"/>
+        </w:rPr>
+        <w:t>lượt khám; nhóm nghiên cứu chỉ nhận mã nghiên cứu + số phút chờ; bảng ghép huỷ trong 30 ngày, có nhật ký huỷ</w:t>
+      </w:r>
+    </w:p>
+    <w:p>
+      <w:pPr>
+        <w:spacing w:before="0" w:after="160" w:lineRule="auto" w:line="360"/>
+        <w:jc w:val="both"/>
+      </w:pPr>
+      <w:r>
+        <w:rPr>
+          <w:rFonts w:ascii="Times New Roman" w:hAnsi="Times New Roman" w:eastAsia="Times New Roman" w:cs="Times New Roman"/>
+          <w:b w:val="0"/>
+          <w:i w:val="0"/>
+          <w:sz w:val="26"/>
+        </w:rPr>
+        <w:t xml:space="preserve">(đề cương §4.6.3, §4.11, §6.5) </w:t>
       </w:r>
       <w:r>
         <w:rPr>
@@ -4704,22 +5269,340 @@
           <w:color w:val="CC7700"/>
           <w:sz w:val="26"/>
         </w:rPr>
-        <w:t>[TO BE COMPLETED]</w:t>
-      </w:r>
-    </w:p>
-    <w:p>
-      <w:pPr>
-        <w:spacing w:before="0" w:after="160" w:lineRule="auto" w:line="360"/>
-        <w:jc w:val="both"/>
-      </w:pPr>
-      <w:r>
-        <w:rPr>
-          <w:rFonts w:ascii="Times New Roman" w:hAnsi="Times New Roman" w:eastAsia="Times New Roman" w:cs="Times New Roman"/>
-          <w:b w:val="0"/>
-          <w:i w:val="0"/>
-          <w:sz w:val="26"/>
-        </w:rPr>
-        <w:t xml:space="preserve">Ethics Committee: </w:t>
+        <w:t>[BÁC SĨ RÀ]</w:t>
+      </w:r>
+    </w:p>
+    <w:p>
+      <w:pPr>
+        <w:spacing w:before="0" w:after="160" w:lineRule="auto" w:line="360"/>
+        <w:jc w:val="both"/>
+      </w:pPr>
+      <w:r>
+        <w:rPr>
+          <w:rFonts w:ascii="Times New Roman" w:hAnsi="Times New Roman" w:eastAsia="Times New Roman" w:cs="Times New Roman"/>
+          <w:b w:val="0"/>
+          <w:i w:val="0"/>
+          <w:sz w:val="26"/>
+        </w:rPr>
+        <w:t>Ngưỡng k-ẩn danh: ≥5 (nhóm nhỏ sẽ nhóm lại trước công bố)</w:t>
+      </w:r>
+    </w:p>
+    <w:p>
+      <w:pPr>
+        <w:pStyle w:val="ListNumber"/>
+        <w:spacing w:before="0" w:after="120" w:lineRule="auto" w:line="360"/>
+        <w:jc w:val="both"/>
+      </w:pPr>
+      <w:r>
+        <w:rPr>
+          <w:rFonts w:ascii="Times New Roman" w:hAnsi="Times New Roman" w:eastAsia="Times New Roman" w:cs="Times New Roman"/>
+          <w:b w:val="0"/>
+          <w:i w:val="0"/>
+          <w:sz w:val="26"/>
+        </w:rPr>
+        <w:t>LƯU TRỮ:</w:t>
+      </w:r>
+    </w:p>
+    <w:p>
+      <w:pPr>
+        <w:spacing w:before="0" w:after="160" w:lineRule="auto" w:line="360"/>
+        <w:jc w:val="both"/>
+      </w:pPr>
+      <w:r>
+        <w:rPr>
+          <w:rFonts w:ascii="Times New Roman" w:hAnsi="Times New Roman" w:eastAsia="Times New Roman" w:cs="Times New Roman"/>
+          <w:b w:val="0"/>
+          <w:i w:val="0"/>
+          <w:sz w:val="26"/>
+        </w:rPr>
+        <w:t>Nơi lưu: ổ đĩa mã hóa AES-256 tại Khoa Khám bệnh C1a, Bệnh viện Quân y 175;</w:t>
+      </w:r>
+    </w:p>
+    <w:p>
+      <w:pPr>
+        <w:spacing w:before="0" w:after="160" w:lineRule="auto" w:line="360"/>
+        <w:jc w:val="both"/>
+      </w:pPr>
+      <w:r>
+        <w:rPr>
+          <w:rFonts w:ascii="Times New Roman" w:hAnsi="Times New Roman" w:eastAsia="Times New Roman" w:cs="Times New Roman"/>
+          <w:b w:val="0"/>
+          <w:i w:val="0"/>
+          <w:sz w:val="26"/>
+        </w:rPr>
+        <w:t>chỉ nhóm nghiên cứu được truy cập</w:t>
+      </w:r>
+    </w:p>
+    <w:p>
+      <w:pPr>
+        <w:spacing w:before="0" w:after="160" w:lineRule="auto" w:line="360"/>
+        <w:jc w:val="both"/>
+      </w:pPr>
+      <w:r>
+        <w:rPr>
+          <w:rFonts w:ascii="Times New Roman" w:hAnsi="Times New Roman" w:eastAsia="Times New Roman" w:cs="Times New Roman"/>
+          <w:b w:val="0"/>
+          <w:i w:val="0"/>
+          <w:sz w:val="26"/>
+        </w:rPr>
+        <w:t>Bảo mật: AES-256 · mật khẩu cấp người dùng · VPN (nếu từ xa)</w:t>
+      </w:r>
+    </w:p>
+    <w:p>
+      <w:pPr>
+        <w:spacing w:before="0" w:after="160" w:lineRule="auto" w:line="360"/>
+        <w:jc w:val="both"/>
+      </w:pPr>
+      <w:r>
+        <w:rPr>
+          <w:rFonts w:ascii="Times New Roman" w:hAnsi="Times New Roman" w:eastAsia="Times New Roman" w:cs="Times New Roman"/>
+          <w:b w:val="0"/>
+          <w:i w:val="0"/>
+          <w:sz w:val="26"/>
+        </w:rPr>
+        <w:t>Sao lưu: hằng tuần, 2 bản độc lập</w:t>
+      </w:r>
+    </w:p>
+    <w:p>
+      <w:pPr>
+        <w:spacing w:before="0" w:after="160" w:lineRule="auto" w:line="360"/>
+        <w:jc w:val="both"/>
+      </w:pPr>
+      <w:r>
+        <w:rPr>
+          <w:rFonts w:ascii="Times New Roman" w:hAnsi="Times New Roman" w:eastAsia="Times New Roman" w:cs="Times New Roman"/>
+          <w:b w:val="0"/>
+          <w:i w:val="0"/>
+          <w:sz w:val="26"/>
+        </w:rPr>
+        <w:t>Thời gian lưu: ___ năm sau kết thúc nghiên cứu</w:t>
+      </w:r>
+    </w:p>
+    <w:p>
+      <w:pPr>
+        <w:spacing w:before="0" w:after="160" w:lineRule="auto" w:line="360"/>
+        <w:jc w:val="both"/>
+      </w:pPr>
+      <w:r>
+        <w:rPr>
+          <w:rFonts w:ascii="Times New Roman" w:hAnsi="Times New Roman" w:eastAsia="Times New Roman" w:cs="Times New Roman"/>
+          <w:b w:val="0"/>
+          <w:i w:val="0"/>
+          <w:sz w:val="26"/>
+        </w:rPr>
+        <w:t>(theo TT38/2018/TT-BYT về lưu trữ hồ sơ y tế)</w:t>
+      </w:r>
+    </w:p>
+    <w:p>
+      <w:pPr>
+        <w:pStyle w:val="ListNumber"/>
+        <w:spacing w:before="0" w:after="120" w:lineRule="auto" w:line="360"/>
+        <w:jc w:val="both"/>
+      </w:pPr>
+      <w:r>
+        <w:rPr>
+          <w:rFonts w:ascii="Times New Roman" w:hAnsi="Times New Roman" w:eastAsia="Times New Roman" w:cs="Times New Roman"/>
+          <w:b w:val="0"/>
+          <w:i w:val="0"/>
+          <w:sz w:val="26"/>
+        </w:rPr>
+        <w:t>CHIA SẺ / MỞ DỮ LIỆU:</w:t>
+      </w:r>
+    </w:p>
+    <w:p>
+      <w:pPr>
+        <w:spacing w:before="0" w:after="160" w:lineRule="auto" w:line="360"/>
+        <w:jc w:val="both"/>
+      </w:pPr>
+      <w:r>
+        <w:rPr>
+          <w:rFonts w:ascii="Times New Roman" w:hAnsi="Times New Roman" w:eastAsia="Times New Roman" w:cs="Times New Roman"/>
+          <w:b w:val="0"/>
+          <w:i w:val="0"/>
+          <w:sz w:val="26"/>
+        </w:rPr>
+        <w:t>□ Không chia sẻ</w:t>
+      </w:r>
+    </w:p>
+    <w:p>
+      <w:pPr>
+        <w:spacing w:before="0" w:after="160" w:lineRule="auto" w:line="360"/>
+        <w:jc w:val="both"/>
+      </w:pPr>
+      <w:r>
+        <w:rPr>
+          <w:rFonts w:ascii="Times New Roman" w:hAnsi="Times New Roman" w:eastAsia="Times New Roman" w:cs="Times New Roman"/>
+          <w:b w:val="0"/>
+          <w:i w:val="0"/>
+          <w:sz w:val="26"/>
+        </w:rPr>
+        <w:t>■ Chia sẻ theo yêu cầu hợp lý (DTA cần ký trước)</w:t>
+      </w:r>
+    </w:p>
+    <w:p>
+      <w:pPr>
+        <w:spacing w:before="0" w:after="160" w:lineRule="auto" w:line="360"/>
+        <w:jc w:val="both"/>
+      </w:pPr>
+      <w:r>
+        <w:rPr>
+          <w:rFonts w:ascii="Times New Roman" w:hAnsi="Times New Roman" w:eastAsia="Times New Roman" w:cs="Times New Roman"/>
+          <w:b w:val="0"/>
+          <w:i w:val="0"/>
+          <w:sz w:val="26"/>
+        </w:rPr>
+        <w:t>□ Mở hoàn toàn sau ẩn danh hóa</w:t>
+      </w:r>
+    </w:p>
+    <w:p>
+      <w:pPr>
+        <w:spacing w:before="0" w:after="160" w:lineRule="auto" w:line="360"/>
+        <w:jc w:val="both"/>
+      </w:pPr>
+      <w:r>
+        <w:rPr>
+          <w:rFonts w:ascii="Times New Roman" w:hAnsi="Times New Roman" w:eastAsia="Times New Roman" w:cs="Times New Roman"/>
+          <w:b w:val="0"/>
+          <w:i w:val="0"/>
+          <w:sz w:val="26"/>
+        </w:rPr>
+        <w:t>Lựa chọn của chủ nhiệm (03/10/2026): chia sẻ có kiểm soát theo yêu cầu — bộ dữ</w:t>
+      </w:r>
+    </w:p>
+    <w:p>
+      <w:pPr>
+        <w:spacing w:before="0" w:after="160" w:lineRule="auto" w:line="360"/>
+        <w:jc w:val="both"/>
+      </w:pPr>
+      <w:r>
+        <w:rPr>
+          <w:rFonts w:ascii="Times New Roman" w:hAnsi="Times New Roman" w:eastAsia="Times New Roman" w:cs="Times New Roman"/>
+          <w:b w:val="0"/>
+          <w:i w:val="0"/>
+          <w:sz w:val="26"/>
+        </w:rPr>
+        <w:t>liệu đã khử định danh kèm từ điển biến, sau khi công bố, cho mục đích nghiên</w:t>
+      </w:r>
+    </w:p>
+    <w:p>
+      <w:pPr>
+        <w:spacing w:before="0" w:after="160" w:lineRule="auto" w:line="360"/>
+        <w:jc w:val="both"/>
+      </w:pPr>
+      <w:r>
+        <w:rPr>
+          <w:rFonts w:ascii="Times New Roman" w:hAnsi="Times New Roman" w:eastAsia="Times New Roman" w:cs="Times New Roman"/>
+          <w:b w:val="0"/>
+          <w:i w:val="0"/>
+          <w:sz w:val="26"/>
+        </w:rPr>
+        <w:t>cứu hợp lý, ký thoả thuận sử dụng dữ liệu (DTA) trước.</w:t>
+      </w:r>
+    </w:p>
+    <w:p>
+      <w:pPr>
+        <w:pStyle w:val="ListNumber"/>
+        <w:spacing w:before="0" w:after="120" w:lineRule="auto" w:line="360"/>
+        <w:jc w:val="both"/>
+      </w:pPr>
+      <w:r>
+        <w:rPr>
+          <w:rFonts w:ascii="Times New Roman" w:hAnsi="Times New Roman" w:eastAsia="Times New Roman" w:cs="Times New Roman"/>
+          <w:b w:val="0"/>
+          <w:i w:val="0"/>
+          <w:sz w:val="26"/>
+        </w:rPr>
+        <w:t>XỬ LÝ VI PHẠM DỮ LIỆU:</w:t>
+      </w:r>
+    </w:p>
+    <w:p>
+      <w:pPr>
+        <w:spacing w:before="0" w:after="160" w:lineRule="auto" w:line="360"/>
+        <w:jc w:val="both"/>
+      </w:pPr>
+      <w:r>
+        <w:rPr>
+          <w:rFonts w:ascii="Times New Roman" w:hAnsi="Times New Roman" w:eastAsia="Times New Roman" w:cs="Times New Roman"/>
+          <w:b w:val="0"/>
+          <w:i w:val="0"/>
+          <w:sz w:val="26"/>
+        </w:rPr>
+        <w:t>Theo NĐ 356/2025/NĐ-CP Điều 23:</w:t>
+      </w:r>
+    </w:p>
+    <w:p>
+      <w:pPr>
+        <w:spacing w:before="0" w:after="160" w:lineRule="auto" w:line="360"/>
+        <w:jc w:val="both"/>
+      </w:pPr>
+      <w:r>
+        <w:rPr>
+          <w:rFonts w:ascii="Times New Roman" w:hAnsi="Times New Roman" w:eastAsia="Times New Roman" w:cs="Times New Roman"/>
+          <w:b w:val="0"/>
+          <w:i w:val="0"/>
+          <w:sz w:val="26"/>
+        </w:rPr>
+        <w:t>■ Phát hiện vi phạm đến báo cáo nội bộ trong 24 giờ</w:t>
+      </w:r>
+    </w:p>
+    <w:p>
+      <w:pPr>
+        <w:spacing w:before="0" w:after="160" w:lineRule="auto" w:line="360"/>
+        <w:jc w:val="both"/>
+      </w:pPr>
+      <w:r>
+        <w:rPr>
+          <w:rFonts w:ascii="Times New Roman" w:hAnsi="Times New Roman" w:eastAsia="Times New Roman" w:cs="Times New Roman"/>
+          <w:b w:val="0"/>
+          <w:i w:val="0"/>
+          <w:sz w:val="26"/>
+        </w:rPr>
+        <w:t>■ Thông báo cơ quan bảo vệ dữ liệu trong 72 giờ</w:t>
+      </w:r>
+    </w:p>
+    <w:p>
+      <w:pPr>
+        <w:spacing w:before="0" w:after="160" w:lineRule="auto" w:line="360"/>
+        <w:jc w:val="both"/>
+      </w:pPr>
+      <w:r>
+        <w:rPr>
+          <w:rFonts w:ascii="Times New Roman" w:hAnsi="Times New Roman" w:eastAsia="Times New Roman" w:cs="Times New Roman"/>
+          <w:b w:val="0"/>
+          <w:i w:val="0"/>
+          <w:sz w:val="26"/>
+        </w:rPr>
+        <w:t>■ Thông báo người tham gia bị ảnh hưởng ngay khi xác nhận</w:t>
+      </w:r>
+    </w:p>
+    <w:p>
+      <w:pPr>
+        <w:spacing w:before="0" w:after="160" w:lineRule="auto" w:line="360"/>
+        <w:jc w:val="both"/>
+      </w:pPr>
+      <w:r>
+        <w:rPr>
+          <w:rFonts w:ascii="Times New Roman" w:hAnsi="Times New Roman" w:eastAsia="Times New Roman" w:cs="Times New Roman"/>
+          <w:b w:val="0"/>
+          <w:i w:val="0"/>
+          <w:sz w:val="26"/>
+        </w:rPr>
+        <w:t>■ Khắc phục và điều tra nguyên nhân, lưu hồ sơ xử lý</w:t>
+      </w:r>
+    </w:p>
+    <w:p>
+      <w:pPr>
+        <w:spacing w:before="0" w:after="160" w:lineRule="auto" w:line="360"/>
+        <w:jc w:val="both"/>
+      </w:pPr>
+      <w:r>
+        <w:rPr>
+          <w:rFonts w:ascii="Times New Roman" w:hAnsi="Times New Roman" w:eastAsia="Times New Roman" w:cs="Times New Roman"/>
+          <w:b w:val="0"/>
+          <w:i w:val="0"/>
+          <w:sz w:val="26"/>
+        </w:rPr>
+        <w:t xml:space="preserve">Quy trình: </w:t>
       </w:r>
       <w:r>
         <w:rPr>
@@ -4729,126 +5612,7 @@
           <w:color w:val="CC7700"/>
           <w:sz w:val="26"/>
         </w:rPr>
-        <w:t>[TO BE COMPLETED]</w:t>
-      </w:r>
-    </w:p>
-    <w:p>
-      <w:pPr>
-        <w:spacing w:before="0" w:after="160" w:lineRule="auto" w:line="360"/>
-        <w:jc w:val="both"/>
-      </w:pPr>
-      <w:r>
-        <w:rPr>
-          <w:rFonts w:ascii="Times New Roman" w:hAnsi="Times New Roman" w:eastAsia="Times New Roman" w:cs="Times New Roman"/>
-          <w:b w:val="0"/>
-          <w:i w:val="0"/>
-          <w:sz w:val="26"/>
-        </w:rPr>
-        <w:t>CONSENT SIGNATURE (PARTICIPANT'S COPY)</w:t>
-      </w:r>
-    </w:p>
-    <w:p>
-      <w:pPr>
-        <w:spacing w:before="0" w:after="160" w:lineRule="auto" w:line="360"/>
-        <w:jc w:val="both"/>
-      </w:pPr>
-      <w:r>
-        <w:rPr>
-          <w:rFonts w:ascii="Times New Roman" w:hAnsi="Times New Roman" w:eastAsia="Times New Roman" w:cs="Times New Roman"/>
-          <w:b w:val="0"/>
-          <w:i w:val="0"/>
-          <w:sz w:val="26"/>
-        </w:rPr>
-        <w:t>I have read the above and agree to participate voluntarily.</w:t>
-      </w:r>
-    </w:p>
-    <w:p>
-      <w:pPr>
-        <w:spacing w:before="0" w:after="160" w:lineRule="auto" w:line="360"/>
-        <w:jc w:val="both"/>
-      </w:pPr>
-      <w:r>
-        <w:rPr>
-          <w:rFonts w:ascii="Times New Roman" w:hAnsi="Times New Roman" w:eastAsia="Times New Roman" w:cs="Times New Roman"/>
-          <w:b w:val="0"/>
-          <w:i w:val="0"/>
-          <w:sz w:val="26"/>
-        </w:rPr>
-        <w:t>Participant: _______________ Date: ___/___/2026</w:t>
-      </w:r>
-    </w:p>
-    <w:p>
-      <w:pPr>
-        <w:spacing w:before="0" w:after="160" w:lineRule="auto" w:line="360"/>
-        <w:jc w:val="both"/>
-      </w:pPr>
-      <w:r>
-        <w:rPr>
-          <w:rFonts w:ascii="Times New Roman" w:hAnsi="Times New Roman" w:eastAsia="Times New Roman" w:cs="Times New Roman"/>
-          <w:b w:val="0"/>
-          <w:i w:val="0"/>
-          <w:sz w:val="26"/>
-        </w:rPr>
-        <w:t>Witness (if applicable): _______________ Date: ___/___/2026</w:t>
-      </w:r>
-    </w:p>
-    <w:p>
-      <w:pPr>
-        <w:spacing w:before="0" w:after="160" w:lineRule="auto" w:line="360"/>
-        <w:jc w:val="both"/>
-      </w:pPr>
-      <w:r>
-        <w:rPr>
-          <w:rFonts w:ascii="Times New Roman" w:hAnsi="Times New Roman" w:eastAsia="Times New Roman" w:cs="Times New Roman"/>
-          <w:b w:val="0"/>
-          <w:i w:val="0"/>
-          <w:sz w:val="26"/>
-        </w:rPr>
-        <w:t>Investigator: _______________ Date: ___/___/2026</w:t>
-      </w:r>
-    </w:p>
-    <w:p>
-      <w:pPr>
-        <w:spacing w:before="280" w:after="160" w:lineRule="auto" w:line="312"/>
-      </w:pPr>
-      <w:r>
-        <w:rPr>
-          <w:rFonts w:ascii="Times New Roman" w:hAnsi="Times New Roman" w:eastAsia="Times New Roman" w:cs="Times New Roman"/>
-          <w:b/>
-          <w:i w:val="0"/>
-          <w:sz w:val="28"/>
-        </w:rPr>
-        <w:t>TÀI LIỆU 6. KẾ HOẠCH QUẢN LÝ DỮ LIỆU (DMP, Luật 91/2025/QH15)</w:t>
-      </w:r>
-    </w:p>
-    <w:p>
-      <w:pPr>
-        <w:spacing w:before="0" w:after="160" w:lineRule="auto" w:line="360"/>
-        <w:jc w:val="both"/>
-      </w:pPr>
-      <w:r>
-        <w:rPr>
-          <w:rFonts w:ascii="Times New Roman" w:hAnsi="Times New Roman" w:eastAsia="Times New Roman" w:cs="Times New Roman"/>
-          <w:b w:val="0"/>
-          <w:i w:val="0"/>
-          <w:sz w:val="26"/>
-        </w:rPr>
-        <w:t>KẾ HOẠCH QUẢN LÝ DỮ LIỆU, Cấp IRB</w:t>
-      </w:r>
-    </w:p>
-    <w:p>
-      <w:pPr>
-        <w:spacing w:before="0" w:after="160" w:lineRule="auto" w:line="360"/>
-        <w:jc w:val="both"/>
-      </w:pPr>
-      <w:r>
-        <w:rPr>
-          <w:rFonts w:ascii="Times New Roman" w:hAnsi="Times New Roman" w:eastAsia="Times New Roman" w:cs="Times New Roman"/>
-          <w:b w:val="0"/>
-          <w:i w:val="0"/>
-          <w:sz w:val="26"/>
-        </w:rPr>
-        <w:t>Đề tài: Đánh giá sự hài lòng của bệnh nhân trong hoạt động khám chữa bệnh tại Khoa Khám bệnh C1a, Trung tâm Khám bệnh và Điều trị theo yêu cầu C1, Bệnh viện Quân y 175 | Phiên bản: 1.0 | Ngày: 2026-07-31</w:t>
+        <w:t>[CẦN BỔ SUNG quy trình cụ thể của đơn vị]</w:t>
       </w:r>
     </w:p>
     <w:p>
@@ -4864,97 +5628,504 @@
           <w:i w:val="0"/>
           <w:sz w:val="26"/>
         </w:rPr>
-        <w:t>LOẠI DỮ LIỆU THU THẬP:</w:t>
-      </w:r>
-    </w:p>
-    <w:p>
-      <w:pPr>
-        <w:spacing w:before="0" w:after="160" w:lineRule="auto" w:line="360"/>
-        <w:jc w:val="both"/>
-      </w:pPr>
-      <w:r>
-        <w:rPr>
-          <w:rFonts w:ascii="Times New Roman" w:hAnsi="Times New Roman" w:eastAsia="Times New Roman" w:cs="Times New Roman"/>
-          <w:b w:val="0"/>
-          <w:i w:val="0"/>
-          <w:sz w:val="26"/>
-        </w:rPr>
-        <w:t>□ Nhân khẩu học (tuổi, giới, dân tộc), KHÔNG lưu tên/CMND</w:t>
-      </w:r>
-    </w:p>
-    <w:p>
-      <w:pPr>
-        <w:spacing w:before="0" w:after="160" w:lineRule="auto" w:line="360"/>
-        <w:jc w:val="both"/>
-      </w:pPr>
-      <w:r>
-        <w:rPr>
-          <w:rFonts w:ascii="Times New Roman" w:hAnsi="Times New Roman" w:eastAsia="Times New Roman" w:cs="Times New Roman"/>
-          <w:b w:val="0"/>
-          <w:i w:val="0"/>
-          <w:sz w:val="26"/>
-        </w:rPr>
-        <w:t>□ Lâm sàng (bệnh sử, kết quả khám), mã hóa theo ID</w:t>
-      </w:r>
-    </w:p>
-    <w:p>
-      <w:pPr>
-        <w:spacing w:before="0" w:after="160" w:lineRule="auto" w:line="360"/>
-        <w:jc w:val="both"/>
-      </w:pPr>
-      <w:r>
-        <w:rPr>
-          <w:rFonts w:ascii="Times New Roman" w:hAnsi="Times New Roman" w:eastAsia="Times New Roman" w:cs="Times New Roman"/>
-          <w:b w:val="0"/>
-          <w:i w:val="0"/>
-          <w:sz w:val="26"/>
-        </w:rPr>
-        <w:t>□ Cận lâm sàng (xét nghiệm, hình ảnh), mã hóa</w:t>
-      </w:r>
-    </w:p>
-    <w:p>
-      <w:pPr>
-        <w:spacing w:before="0" w:after="160" w:lineRule="auto" w:line="360"/>
-        <w:jc w:val="both"/>
-      </w:pPr>
-      <w:r>
-        <w:rPr>
-          <w:rFonts w:ascii="Times New Roman" w:hAnsi="Times New Roman" w:eastAsia="Times New Roman" w:cs="Times New Roman"/>
-          <w:b w:val="0"/>
-          <w:i w:val="0"/>
-          <w:sz w:val="26"/>
-        </w:rPr>
-        <w:t>□ Kết quả điều tra/khảo sát, ẩn danh hoặc giả danh</w:t>
-      </w:r>
-    </w:p>
-    <w:p>
-      <w:pPr>
-        <w:spacing w:before="0" w:after="160" w:lineRule="auto" w:line="360"/>
-        <w:jc w:val="both"/>
-      </w:pPr>
-      <w:r>
-        <w:rPr>
-          <w:rFonts w:ascii="Times New Roman" w:hAnsi="Times New Roman" w:eastAsia="Times New Roman" w:cs="Times New Roman"/>
-          <w:b w:val="0"/>
-          <w:i w:val="0"/>
-          <w:sz w:val="26"/>
-        </w:rPr>
-        <w:t>□ Dữ liệu thứ cấp (hồ sơ bệnh án), mã giả danh</w:t>
-      </w:r>
-    </w:p>
-    <w:p>
-      <w:pPr>
-        <w:spacing w:before="0" w:after="160" w:lineRule="auto" w:line="360"/>
-        <w:jc w:val="both"/>
-      </w:pPr>
-      <w:r>
-        <w:rPr>
-          <w:rFonts w:ascii="Times New Roman" w:hAnsi="Times New Roman" w:eastAsia="Times New Roman" w:cs="Times New Roman"/>
-          <w:b w:val="0"/>
-          <w:i w:val="0"/>
-          <w:sz w:val="26"/>
-        </w:rPr>
-        <w:t xml:space="preserve">■ DUY NHẤT: kết quả khảo sát nặc danh (phiếu tự điền, không định danh) — không dùng hồ sơ bệnh án </w:t>
+        <w:t>CUỐI NGHIÊN CỨU:</w:t>
+      </w:r>
+    </w:p>
+    <w:p>
+      <w:pPr>
+        <w:spacing w:before="0" w:after="160" w:lineRule="auto" w:line="360"/>
+        <w:jc w:val="both"/>
+      </w:pPr>
+      <w:r>
+        <w:rPr>
+          <w:rFonts w:ascii="Times New Roman" w:hAnsi="Times New Roman" w:eastAsia="Times New Roman" w:cs="Times New Roman"/>
+          <w:b w:val="0"/>
+          <w:i w:val="0"/>
+          <w:sz w:val="26"/>
+        </w:rPr>
+        <w:t>■ Dữ liệu nhận dạng: xóa/hủy vật lý trong ___ tháng</w:t>
+      </w:r>
+    </w:p>
+    <w:p>
+      <w:pPr>
+        <w:spacing w:before="0" w:after="160" w:lineRule="auto" w:line="360"/>
+        <w:jc w:val="both"/>
+      </w:pPr>
+      <w:r>
+        <w:rPr>
+          <w:rFonts w:ascii="Times New Roman" w:hAnsi="Times New Roman" w:eastAsia="Times New Roman" w:cs="Times New Roman"/>
+          <w:b w:val="0"/>
+          <w:i w:val="0"/>
+          <w:sz w:val="26"/>
+        </w:rPr>
+        <w:t>■ Dữ liệu ẩn danh hóa: lưu theo quy định lưu trữ y tế</w:t>
+      </w:r>
+    </w:p>
+    <w:p>
+      <w:pPr>
+        <w:spacing w:before="0" w:after="160" w:lineRule="auto" w:line="360"/>
+        <w:jc w:val="both"/>
+      </w:pPr>
+      <w:r>
+        <w:rPr>
+          <w:rFonts w:ascii="Times New Roman" w:hAnsi="Times New Roman" w:eastAsia="Times New Roman" w:cs="Times New Roman"/>
+          <w:b w:val="0"/>
+          <w:i w:val="0"/>
+          <w:sz w:val="26"/>
+        </w:rPr>
+        <w:t>■ Backup: xóa an toàn (overwrite 3 lần tiêu chuẩn DoD)</w:t>
+      </w:r>
+    </w:p>
+    <w:p>
+      <w:pPr>
+        <w:spacing w:before="0" w:after="160" w:lineRule="auto" w:line="360"/>
+        <w:jc w:val="both"/>
+      </w:pPr>
+      <w:r>
+        <w:rPr>
+          <w:rFonts w:ascii="Times New Roman" w:hAnsi="Times New Roman" w:eastAsia="Times New Roman" w:cs="Times New Roman"/>
+          <w:b w:val="0"/>
+          <w:i w:val="0"/>
+          <w:sz w:val="26"/>
+        </w:rPr>
+        <w:t>"DRAFT, Cần chủ nhiệm kiểm chứng và DMP Luật 91/2025 hoàn chỉnh."</w:t>
+      </w:r>
+    </w:p>
+    <w:p>
+      <w:pPr>
+        <w:spacing w:before="280" w:after="160" w:lineRule="auto" w:line="312"/>
+      </w:pPr>
+      <w:r>
+        <w:rPr>
+          <w:rFonts w:ascii="Times New Roman" w:hAnsi="Times New Roman" w:eastAsia="Times New Roman" w:cs="Times New Roman"/>
+          <w:b/>
+          <w:i w:val="0"/>
+          <w:sz w:val="28"/>
+        </w:rPr>
+        <w:t>TÀI LIỆU 7. CHECKLIST NỘP HỘI ĐỒNG ĐẠO ĐỨC (theo TT43/2024/TT-BYT)</w:t>
+      </w:r>
+    </w:p>
+    <w:p>
+      <w:pPr>
+        <w:spacing w:before="0" w:after="160" w:lineRule="auto" w:line="360"/>
+        <w:jc w:val="both"/>
+      </w:pPr>
+      <w:r>
+        <w:rPr>
+          <w:rFonts w:ascii="Times New Roman" w:hAnsi="Times New Roman" w:eastAsia="Times New Roman" w:cs="Times New Roman"/>
+          <w:b w:val="0"/>
+          <w:i w:val="0"/>
+          <w:sz w:val="26"/>
+        </w:rPr>
+        <w:t>CHECKLIST HỒ SƠ NỘP HỘI ĐỒNG ĐẠO ĐỨC</w:t>
+      </w:r>
+    </w:p>
+    <w:p>
+      <w:pPr>
+        <w:spacing w:before="0" w:after="160" w:lineRule="auto" w:line="360"/>
+        <w:jc w:val="both"/>
+      </w:pPr>
+      <w:r>
+        <w:rPr>
+          <w:rFonts w:ascii="Times New Roman" w:hAnsi="Times New Roman" w:eastAsia="Times New Roman" w:cs="Times New Roman"/>
+          <w:b w:val="0"/>
+          <w:i w:val="0"/>
+          <w:sz w:val="26"/>
+        </w:rPr>
+        <w:t>Đề tài: Đánh giá sự hài lòng của bệnh nhân trong hoạt động khám chữa bệnh tại Khoa Khám bệnh C1a, Trung tâm Khám bệnh và Điều trị theo yêu cầu C1, Bệnh viện Quân y 175 | Ngày chuẩn bị: 2026-07-31</w:t>
+      </w:r>
+    </w:p>
+    <w:p>
+      <w:pPr>
+        <w:spacing w:before="0" w:after="160" w:lineRule="auto" w:line="360"/>
+        <w:jc w:val="both"/>
+      </w:pPr>
+      <w:r>
+        <w:rPr>
+          <w:rFonts w:ascii="Times New Roman" w:hAnsi="Times New Roman" w:eastAsia="Times New Roman" w:cs="Times New Roman"/>
+          <w:b w:val="0"/>
+          <w:i w:val="0"/>
+          <w:sz w:val="26"/>
+        </w:rPr>
+        <w:t>HỒ SƠ BẮT BUỘC:</w:t>
+      </w:r>
+    </w:p>
+    <w:p>
+      <w:pPr>
+        <w:spacing w:before="0" w:after="160" w:lineRule="auto" w:line="360"/>
+        <w:jc w:val="both"/>
+      </w:pPr>
+      <w:r>
+        <w:rPr>
+          <w:rFonts w:ascii="Times New Roman" w:hAnsi="Times New Roman" w:eastAsia="Times New Roman" w:cs="Times New Roman"/>
+          <w:b w:val="0"/>
+          <w:i w:val="0"/>
+          <w:sz w:val="26"/>
+        </w:rPr>
+        <w:t>□ Đơn xin phê duyệt (Tài liệu 1), ký tên chủ nhiệm + trưởng đơn vị</w:t>
+      </w:r>
+    </w:p>
+    <w:p>
+      <w:pPr>
+        <w:spacing w:before="0" w:after="160" w:lineRule="auto" w:line="360"/>
+        <w:jc w:val="both"/>
+      </w:pPr>
+      <w:r>
+        <w:rPr>
+          <w:rFonts w:ascii="Times New Roman" w:hAnsi="Times New Roman" w:eastAsia="Times New Roman" w:cs="Times New Roman"/>
+          <w:b w:val="0"/>
+          <w:i w:val="0"/>
+          <w:sz w:val="26"/>
+        </w:rPr>
+        <w:t>□ Tóm tắt đề cương ≤1 trang (Tài liệu 2)</w:t>
+      </w:r>
+    </w:p>
+    <w:p>
+      <w:pPr>
+        <w:spacing w:before="0" w:after="160" w:lineRule="auto" w:line="360"/>
+        <w:jc w:val="both"/>
+      </w:pPr>
+      <w:r>
+        <w:rPr>
+          <w:rFonts w:ascii="Times New Roman" w:hAnsi="Times New Roman" w:eastAsia="Times New Roman" w:cs="Times New Roman"/>
+          <w:b w:val="0"/>
+          <w:i w:val="0"/>
+          <w:sz w:val="26"/>
+        </w:rPr>
+        <w:t>□ Đề cương đầy đủ (từ G1, A2 Protocol Design)</w:t>
+      </w:r>
+    </w:p>
+    <w:p>
+      <w:pPr>
+        <w:spacing w:before="0" w:after="160" w:lineRule="auto" w:line="360"/>
+        <w:jc w:val="both"/>
+      </w:pPr>
+      <w:r>
+        <w:rPr>
+          <w:rFonts w:ascii="Times New Roman" w:hAnsi="Times New Roman" w:eastAsia="Times New Roman" w:cs="Times New Roman"/>
+          <w:b w:val="0"/>
+          <w:i w:val="0"/>
+          <w:sz w:val="26"/>
+        </w:rPr>
+        <w:t>□ Bảng rủi ro–lợi ích (Tài liệu 3), với phân loại mức nguy cơ</w:t>
+      </w:r>
+    </w:p>
+    <w:p>
+      <w:pPr>
+        <w:spacing w:before="0" w:after="160" w:lineRule="auto" w:line="360"/>
+        <w:jc w:val="both"/>
+      </w:pPr>
+      <w:r>
+        <w:rPr>
+          <w:rFonts w:ascii="Times New Roman" w:hAnsi="Times New Roman" w:eastAsia="Times New Roman" w:cs="Times New Roman"/>
+          <w:b w:val="0"/>
+          <w:i w:val="0"/>
+          <w:sz w:val="26"/>
+        </w:rPr>
+        <w:t>□ ICF tiếng Việt (Tài liệu 4) — 7 mục đủ</w:t>
+      </w:r>
+    </w:p>
+    <w:p>
+      <w:pPr>
+        <w:spacing w:before="0" w:after="160" w:lineRule="auto" w:line="360"/>
+        <w:jc w:val="both"/>
+      </w:pPr>
+      <w:r>
+        <w:rPr>
+          <w:rFonts w:ascii="Times New Roman" w:hAnsi="Times New Roman" w:eastAsia="Times New Roman" w:cs="Times New Roman"/>
+          <w:b w:val="0"/>
+          <w:i w:val="0"/>
+          <w:sz w:val="26"/>
+        </w:rPr>
+        <w:t>□ CV chủ nhiệm đề tài (cập nhật ≤ 2 năm)</w:t>
+      </w:r>
+    </w:p>
+    <w:p>
+      <w:pPr>
+        <w:spacing w:before="0" w:after="160" w:lineRule="auto" w:line="360"/>
+        <w:jc w:val="both"/>
+      </w:pPr>
+      <w:r>
+        <w:rPr>
+          <w:rFonts w:ascii="Times New Roman" w:hAnsi="Times New Roman" w:eastAsia="Times New Roman" w:cs="Times New Roman"/>
+          <w:b w:val="0"/>
+          <w:i w:val="0"/>
+          <w:sz w:val="26"/>
+        </w:rPr>
+        <w:t>□ CV nghiên cứu viên chính (nếu có)</w:t>
+      </w:r>
+    </w:p>
+    <w:p>
+      <w:pPr>
+        <w:spacing w:before="0" w:after="160" w:lineRule="auto" w:line="360"/>
+        <w:jc w:val="both"/>
+      </w:pPr>
+      <w:r>
+        <w:rPr>
+          <w:rFonts w:ascii="Times New Roman" w:hAnsi="Times New Roman" w:eastAsia="Times New Roman" w:cs="Times New Roman"/>
+          <w:b w:val="0"/>
+          <w:i w:val="0"/>
+          <w:sz w:val="26"/>
+        </w:rPr>
+        <w:t>□ Khai báo COI + AI (Tài liệu 8)</w:t>
+      </w:r>
+    </w:p>
+    <w:p>
+      <w:pPr>
+        <w:spacing w:before="0" w:after="160" w:lineRule="auto" w:line="360"/>
+        <w:jc w:val="both"/>
+      </w:pPr>
+      <w:r>
+        <w:rPr>
+          <w:rFonts w:ascii="Times New Roman" w:hAnsi="Times New Roman" w:eastAsia="Times New Roman" w:cs="Times New Roman"/>
+          <w:b w:val="0"/>
+          <w:i w:val="0"/>
+          <w:sz w:val="26"/>
+        </w:rPr>
+        <w:t>□ Kế hoạch Quản lý Dữ liệu (Tài liệu 6)</w:t>
+      </w:r>
+    </w:p>
+    <w:p>
+      <w:pPr>
+        <w:spacing w:before="0" w:after="160" w:lineRule="auto" w:line="360"/>
+        <w:jc w:val="both"/>
+      </w:pPr>
+      <w:r>
+        <w:rPr>
+          <w:rFonts w:ascii="Times New Roman" w:hAnsi="Times New Roman" w:eastAsia="Times New Roman" w:cs="Times New Roman"/>
+          <w:b w:val="0"/>
+          <w:i w:val="0"/>
+          <w:sz w:val="26"/>
+        </w:rPr>
+        <w:t>HỒ SƠ BỔ SUNG (theo loại NC):</w:t>
+      </w:r>
+    </w:p>
+    <w:p>
+      <w:pPr>
+        <w:spacing w:before="0" w:after="160" w:lineRule="auto" w:line="360"/>
+        <w:jc w:val="both"/>
+      </w:pPr>
+      <w:r>
+        <w:rPr>
+          <w:rFonts w:ascii="Times New Roman" w:hAnsi="Times New Roman" w:eastAsia="Times New Roman" w:cs="Times New Roman"/>
+          <w:b w:val="0"/>
+          <w:i w:val="0"/>
+          <w:sz w:val="26"/>
+        </w:rPr>
+        <w:t xml:space="preserve">□ </w:t>
+      </w:r>
+      <w:r>
+        <w:rPr>
+          <w:rFonts w:ascii="Times New Roman" w:hAnsi="Times New Roman" w:eastAsia="Times New Roman" w:cs="Times New Roman"/>
+          <w:b w:val="0"/>
+          <w:i w:val="0"/>
+          <w:sz w:val="26"/>
+        </w:rPr>
+        <w:t>[RCT / can thiệp]</w:t>
+      </w:r>
+      <w:r>
+        <w:rPr>
+          <w:rFonts w:ascii="Times New Roman" w:hAnsi="Times New Roman" w:eastAsia="Times New Roman" w:cs="Times New Roman"/>
+          <w:b w:val="0"/>
+          <w:i w:val="0"/>
+          <w:sz w:val="26"/>
+        </w:rPr>
+        <w:t>: Hồ sơ an toàn DSMB (an-toan-nghien-cuu)</w:t>
+      </w:r>
+    </w:p>
+    <w:p>
+      <w:pPr>
+        <w:spacing w:before="0" w:after="160" w:lineRule="auto" w:line="360"/>
+        <w:jc w:val="both"/>
+      </w:pPr>
+      <w:r>
+        <w:rPr>
+          <w:rFonts w:ascii="Times New Roman" w:hAnsi="Times New Roman" w:eastAsia="Times New Roman" w:cs="Times New Roman"/>
+          <w:b w:val="0"/>
+          <w:i w:val="0"/>
+          <w:sz w:val="26"/>
+        </w:rPr>
+        <w:t xml:space="preserve">□ </w:t>
+      </w:r>
+      <w:r>
+        <w:rPr>
+          <w:rFonts w:ascii="Times New Roman" w:hAnsi="Times New Roman" w:eastAsia="Times New Roman" w:cs="Times New Roman"/>
+          <w:b w:val="0"/>
+          <w:i w:val="0"/>
+          <w:sz w:val="26"/>
+        </w:rPr>
+        <w:t>[RCT]</w:t>
+      </w:r>
+      <w:r>
+        <w:rPr>
+          <w:rFonts w:ascii="Times New Roman" w:hAnsi="Times New Roman" w:eastAsia="Times New Roman" w:cs="Times New Roman"/>
+          <w:b w:val="0"/>
+          <w:i w:val="0"/>
+          <w:sz w:val="26"/>
+        </w:rPr>
+        <w:t>: Bằng chứng đã đăng ký / kế hoạch đăng ký trước tuyển</w:t>
+      </w:r>
+    </w:p>
+    <w:p>
+      <w:pPr>
+        <w:spacing w:before="0" w:after="160" w:lineRule="auto" w:line="360"/>
+        <w:jc w:val="both"/>
+      </w:pPr>
+      <w:r>
+        <w:rPr>
+          <w:rFonts w:ascii="Times New Roman" w:hAnsi="Times New Roman" w:eastAsia="Times New Roman" w:cs="Times New Roman"/>
+          <w:b w:val="0"/>
+          <w:i w:val="0"/>
+          <w:sz w:val="26"/>
+        </w:rPr>
+        <w:t xml:space="preserve">□ </w:t>
+      </w:r>
+      <w:r>
+        <w:rPr>
+          <w:rFonts w:ascii="Times New Roman" w:hAnsi="Times New Roman" w:eastAsia="Times New Roman" w:cs="Times New Roman"/>
+          <w:b w:val="0"/>
+          <w:i w:val="0"/>
+          <w:sz w:val="26"/>
+        </w:rPr>
+        <w:t>[Can thiệp thuốc]</w:t>
+      </w:r>
+      <w:r>
+        <w:rPr>
+          <w:rFonts w:ascii="Times New Roman" w:hAnsi="Times New Roman" w:eastAsia="Times New Roman" w:cs="Times New Roman"/>
+          <w:b w:val="0"/>
+          <w:i w:val="0"/>
+          <w:sz w:val="26"/>
+        </w:rPr>
+        <w:t>: Thông tin sản phẩm / IB (Investigator Brochure)</w:t>
+      </w:r>
+    </w:p>
+    <w:p>
+      <w:pPr>
+        <w:spacing w:before="0" w:after="160" w:lineRule="auto" w:line="360"/>
+        <w:jc w:val="both"/>
+      </w:pPr>
+      <w:r>
+        <w:rPr>
+          <w:rFonts w:ascii="Times New Roman" w:hAnsi="Times New Roman" w:eastAsia="Times New Roman" w:cs="Times New Roman"/>
+          <w:b w:val="0"/>
+          <w:i w:val="0"/>
+          <w:sz w:val="26"/>
+        </w:rPr>
+        <w:t xml:space="preserve">□ </w:t>
+      </w:r>
+      <w:r>
+        <w:rPr>
+          <w:rFonts w:ascii="Times New Roman" w:hAnsi="Times New Roman" w:eastAsia="Times New Roman" w:cs="Times New Roman"/>
+          <w:b w:val="0"/>
+          <w:i w:val="0"/>
+          <w:sz w:val="26"/>
+        </w:rPr>
+        <w:t>[Dữ liệu thứ cấp]</w:t>
+      </w:r>
+      <w:r>
+        <w:rPr>
+          <w:rFonts w:ascii="Times New Roman" w:hAnsi="Times New Roman" w:eastAsia="Times New Roman" w:cs="Times New Roman"/>
+          <w:b w:val="0"/>
+          <w:i w:val="0"/>
+          <w:sz w:val="26"/>
+        </w:rPr>
+        <w:t>: Văn bản chấp thuận cung cấp dữ liệu</w:t>
+      </w:r>
+    </w:p>
+    <w:p>
+      <w:pPr>
+        <w:spacing w:before="0" w:after="160" w:lineRule="auto" w:line="360"/>
+        <w:jc w:val="both"/>
+      </w:pPr>
+      <w:r>
+        <w:rPr>
+          <w:rFonts w:ascii="Times New Roman" w:hAnsi="Times New Roman" w:eastAsia="Times New Roman" w:cs="Times New Roman"/>
+          <w:b w:val="0"/>
+          <w:i w:val="0"/>
+          <w:sz w:val="26"/>
+        </w:rPr>
+        <w:t xml:space="preserve">□ </w:t>
+      </w:r>
+      <w:r>
+        <w:rPr>
+          <w:rFonts w:ascii="Times New Roman" w:hAnsi="Times New Roman" w:eastAsia="Times New Roman" w:cs="Times New Roman"/>
+          <w:b w:val="0"/>
+          <w:i w:val="0"/>
+          <w:sz w:val="26"/>
+        </w:rPr>
+        <w:t>[Nhóm dễ tổn thương, trẻ em, thai phụ, người mất NLHV]</w:t>
+      </w:r>
+      <w:r>
+        <w:rPr>
+          <w:rFonts w:ascii="Times New Roman" w:hAnsi="Times New Roman" w:eastAsia="Times New Roman" w:cs="Times New Roman"/>
+          <w:b w:val="0"/>
+          <w:i w:val="0"/>
+          <w:sz w:val="26"/>
+        </w:rPr>
+        <w:t>:</w:t>
+      </w:r>
+    </w:p>
+    <w:p>
+      <w:pPr>
+        <w:spacing w:before="0" w:after="160" w:lineRule="auto" w:line="360"/>
+        <w:jc w:val="both"/>
+      </w:pPr>
+      <w:r>
+        <w:rPr>
+          <w:rFonts w:ascii="Times New Roman" w:hAnsi="Times New Roman" w:eastAsia="Times New Roman" w:cs="Times New Roman"/>
+          <w:b w:val="0"/>
+          <w:i w:val="0"/>
+          <w:sz w:val="26"/>
+        </w:rPr>
+        <w:t>ICF người giám hộ + biện pháp bảo vệ đặc biệt</w:t>
+      </w:r>
+    </w:p>
+    <w:p>
+      <w:pPr>
+        <w:spacing w:before="0" w:after="160" w:lineRule="auto" w:line="360"/>
+        <w:jc w:val="both"/>
+      </w:pPr>
+      <w:r>
+        <w:rPr>
+          <w:rFonts w:ascii="Times New Roman" w:hAnsi="Times New Roman" w:eastAsia="Times New Roman" w:cs="Times New Roman"/>
+          <w:b w:val="0"/>
+          <w:i w:val="0"/>
+          <w:sz w:val="26"/>
+        </w:rPr>
+        <w:t xml:space="preserve">□ </w:t>
+      </w:r>
+      <w:r>
+        <w:rPr>
+          <w:rFonts w:ascii="Times New Roman" w:hAnsi="Times New Roman" w:eastAsia="Times New Roman" w:cs="Times New Roman"/>
+          <w:b w:val="0"/>
+          <w:i w:val="0"/>
+          <w:sz w:val="26"/>
+        </w:rPr>
+        <w:t>[Dùng dữ liệu di truyền/nhạy cảm]</w:t>
+      </w:r>
+      <w:r>
+        <w:rPr>
+          <w:rFonts w:ascii="Times New Roman" w:hAnsi="Times New Roman" w:eastAsia="Times New Roman" w:cs="Times New Roman"/>
+          <w:b w:val="0"/>
+          <w:i w:val="0"/>
+          <w:sz w:val="26"/>
+        </w:rPr>
+        <w:t>: ICF đặc biệt</w:t>
+      </w:r>
+    </w:p>
+    <w:p>
+      <w:pPr>
+        <w:spacing w:before="0" w:after="160" w:lineRule="auto" w:line="360"/>
+        <w:jc w:val="both"/>
+      </w:pPr>
+      <w:r>
+        <w:rPr>
+          <w:rFonts w:ascii="Times New Roman" w:hAnsi="Times New Roman" w:eastAsia="Times New Roman" w:cs="Times New Roman"/>
+          <w:b w:val="0"/>
+          <w:i w:val="0"/>
+          <w:sz w:val="26"/>
+        </w:rPr>
+        <w:t xml:space="preserve">SỐ BẢN NỘP: ___ </w:t>
       </w:r>
       <w:r>
         <w:rPr>
@@ -4964,1019 +6135,6 @@
           <w:color w:val="CC7700"/>
           <w:sz w:val="26"/>
         </w:rPr>
-        <w:t>[BÁC SĨ RÀ]</w:t>
-      </w:r>
-    </w:p>
-    <w:p>
-      <w:pPr>
-        <w:pStyle w:val="ListNumber"/>
-        <w:spacing w:before="0" w:after="120" w:lineRule="auto" w:line="360"/>
-        <w:jc w:val="both"/>
-      </w:pPr>
-      <w:r>
-        <w:rPr>
-          <w:rFonts w:ascii="Times New Roman" w:hAnsi="Times New Roman" w:eastAsia="Times New Roman" w:cs="Times New Roman"/>
-          <w:b w:val="0"/>
-          <w:i w:val="0"/>
-          <w:sz w:val="26"/>
-        </w:rPr>
-        <w:t>THU THẬP:</w:t>
-      </w:r>
-    </w:p>
-    <w:p>
-      <w:pPr>
-        <w:spacing w:before="0" w:after="160" w:lineRule="auto" w:line="360"/>
-        <w:jc w:val="both"/>
-      </w:pPr>
-      <w:r>
-        <w:rPr>
-          <w:rFonts w:ascii="Times New Roman" w:hAnsi="Times New Roman" w:eastAsia="Times New Roman" w:cs="Times New Roman"/>
-          <w:b w:val="0"/>
-          <w:i w:val="0"/>
-          <w:sz w:val="26"/>
-        </w:rPr>
-        <w:t>Công cụ: □ REDCap □ Google Forms (institutional) □ Phiếu giấy</w:t>
-      </w:r>
-    </w:p>
-    <w:p>
-      <w:pPr>
-        <w:spacing w:before="0" w:after="160" w:lineRule="auto" w:line="360"/>
-        <w:jc w:val="both"/>
-      </w:pPr>
-      <w:r>
-        <w:rPr>
-          <w:rFonts w:ascii="Times New Roman" w:hAnsi="Times New Roman" w:eastAsia="Times New Roman" w:cs="Times New Roman"/>
-          <w:b w:val="0"/>
-          <w:i w:val="0"/>
-          <w:sz w:val="26"/>
-        </w:rPr>
-        <w:t xml:space="preserve">■ Phiếu giấy (nặc danh, tự điền tại khoa) </w:t>
-      </w:r>
-      <w:r>
-        <w:rPr>
-          <w:rFonts w:ascii="Times New Roman" w:hAnsi="Times New Roman" w:eastAsia="Times New Roman" w:cs="Times New Roman"/>
-          <w:b/>
-          <w:i/>
-          <w:color w:val="CC7700"/>
-          <w:sz w:val="26"/>
-        </w:rPr>
-        <w:t>[BÁC SĨ RÀ — nếu dùng thêm bản điện tử thì tick bổ sung]</w:t>
-      </w:r>
-    </w:p>
-    <w:p>
-      <w:pPr>
-        <w:spacing w:before="0" w:after="160" w:lineRule="auto" w:line="360"/>
-        <w:jc w:val="both"/>
-      </w:pPr>
-      <w:r>
-        <w:rPr>
-          <w:rFonts w:ascii="Times New Roman" w:hAnsi="Times New Roman" w:eastAsia="Times New Roman" w:cs="Times New Roman"/>
-          <w:b w:val="0"/>
-          <w:i w:val="0"/>
-          <w:sz w:val="26"/>
-        </w:rPr>
-        <w:t>Phân quyền truy cập: Chỉ nhóm nghiên cứu được cấp phép</w:t>
-      </w:r>
-    </w:p>
-    <w:p>
-      <w:pPr>
-        <w:spacing w:before="0" w:after="160" w:lineRule="auto" w:line="360"/>
-        <w:jc w:val="both"/>
-      </w:pPr>
-      <w:r>
-        <w:rPr>
-          <w:rFonts w:ascii="Times New Roman" w:hAnsi="Times New Roman" w:eastAsia="Times New Roman" w:cs="Times New Roman"/>
-          <w:b w:val="0"/>
-          <w:i w:val="0"/>
-          <w:sz w:val="26"/>
-        </w:rPr>
-        <w:t>Phê duyệt quyền: Chủ nhiệm đề tài</w:t>
-      </w:r>
-    </w:p>
-    <w:p>
-      <w:pPr>
-        <w:pStyle w:val="ListNumber"/>
-        <w:spacing w:before="0" w:after="120" w:lineRule="auto" w:line="360"/>
-        <w:jc w:val="both"/>
-      </w:pPr>
-      <w:r>
-        <w:rPr>
-          <w:rFonts w:ascii="Times New Roman" w:hAnsi="Times New Roman" w:eastAsia="Times New Roman" w:cs="Times New Roman"/>
-          <w:b w:val="0"/>
-          <w:i w:val="0"/>
-          <w:sz w:val="26"/>
-        </w:rPr>
-        <w:t>KHỬ ĐỊNH DANH:</w:t>
-      </w:r>
-    </w:p>
-    <w:p>
-      <w:pPr>
-        <w:spacing w:before="0" w:after="160" w:lineRule="auto" w:line="360"/>
-        <w:jc w:val="both"/>
-      </w:pPr>
-      <w:r>
-        <w:rPr>
-          <w:rFonts w:ascii="Times New Roman" w:hAnsi="Times New Roman" w:eastAsia="Times New Roman" w:cs="Times New Roman"/>
-          <w:b w:val="0"/>
-          <w:i w:val="0"/>
-          <w:sz w:val="26"/>
-        </w:rPr>
-        <w:t>Phương pháp: Thay thế tên/CMND bằng ID nghiên cứu (vd: PT001)</w:t>
-      </w:r>
-    </w:p>
-    <w:p>
-      <w:pPr>
-        <w:spacing w:before="0" w:after="160" w:lineRule="auto" w:line="360"/>
-        <w:jc w:val="both"/>
-      </w:pPr>
-      <w:r>
-        <w:rPr>
-          <w:rFonts w:ascii="Times New Roman" w:hAnsi="Times New Roman" w:eastAsia="Times New Roman" w:cs="Times New Roman"/>
-          <w:b w:val="0"/>
-          <w:i w:val="0"/>
-          <w:sz w:val="26"/>
-        </w:rPr>
-        <w:t>Bảng liên kết ID–tên: Lưu riêng, mã hóa AES-256, mật khẩu</w:t>
-      </w:r>
-    </w:p>
-    <w:p>
-      <w:pPr>
-        <w:spacing w:before="0" w:after="160" w:lineRule="auto" w:line="360"/>
-        <w:jc w:val="both"/>
-      </w:pPr>
-      <w:r>
-        <w:rPr>
-          <w:rFonts w:ascii="Times New Roman" w:hAnsi="Times New Roman" w:eastAsia="Times New Roman" w:cs="Times New Roman"/>
-          <w:b w:val="0"/>
-          <w:i w:val="0"/>
-          <w:sz w:val="26"/>
-        </w:rPr>
-        <w:t>mạnh (≥12 ký tự), chỉ chủ nhiệm giữ</w:t>
-      </w:r>
-    </w:p>
-    <w:p>
-      <w:pPr>
-        <w:spacing w:before="0" w:after="160" w:lineRule="auto" w:line="360"/>
-        <w:jc w:val="both"/>
-      </w:pPr>
-      <w:r>
-        <w:rPr>
-          <w:rFonts w:ascii="Times New Roman" w:hAnsi="Times New Roman" w:eastAsia="Times New Roman" w:cs="Times New Roman"/>
-          <w:b w:val="0"/>
-          <w:i w:val="0"/>
-          <w:sz w:val="26"/>
-        </w:rPr>
-        <w:t>Ngưỡng k-ẩn danh: ≥5 (nhóm nhỏ sẽ nhóm lại trước công bố)</w:t>
-      </w:r>
-    </w:p>
-    <w:p>
-      <w:pPr>
-        <w:pStyle w:val="ListNumber"/>
-        <w:spacing w:before="0" w:after="120" w:lineRule="auto" w:line="360"/>
-        <w:jc w:val="both"/>
-      </w:pPr>
-      <w:r>
-        <w:rPr>
-          <w:rFonts w:ascii="Times New Roman" w:hAnsi="Times New Roman" w:eastAsia="Times New Roman" w:cs="Times New Roman"/>
-          <w:b w:val="0"/>
-          <w:i w:val="0"/>
-          <w:sz w:val="26"/>
-        </w:rPr>
-        <w:t>LƯU TRỮ:</w:t>
-      </w:r>
-    </w:p>
-    <w:p>
-      <w:pPr>
-        <w:spacing w:before="0" w:after="160" w:lineRule="auto" w:line="360"/>
-        <w:jc w:val="both"/>
-      </w:pPr>
-      <w:r>
-        <w:rPr>
-          <w:rFonts w:ascii="Times New Roman" w:hAnsi="Times New Roman" w:eastAsia="Times New Roman" w:cs="Times New Roman"/>
-          <w:b w:val="0"/>
-          <w:i w:val="0"/>
-          <w:sz w:val="26"/>
-        </w:rPr>
-        <w:t>Nơi lưu: ổ đĩa mã hóa AES-256 tại Khoa Khám bệnh C1a, Bệnh viện Quân y 175;</w:t>
-      </w:r>
-    </w:p>
-    <w:p>
-      <w:pPr>
-        <w:spacing w:before="0" w:after="160" w:lineRule="auto" w:line="360"/>
-        <w:jc w:val="both"/>
-      </w:pPr>
-      <w:r>
-        <w:rPr>
-          <w:rFonts w:ascii="Times New Roman" w:hAnsi="Times New Roman" w:eastAsia="Times New Roman" w:cs="Times New Roman"/>
-          <w:b w:val="0"/>
-          <w:i w:val="0"/>
-          <w:sz w:val="26"/>
-        </w:rPr>
-        <w:t>chỉ nhóm nghiên cứu được truy cập</w:t>
-      </w:r>
-    </w:p>
-    <w:p>
-      <w:pPr>
-        <w:spacing w:before="0" w:after="160" w:lineRule="auto" w:line="360"/>
-        <w:jc w:val="both"/>
-      </w:pPr>
-      <w:r>
-        <w:rPr>
-          <w:rFonts w:ascii="Times New Roman" w:hAnsi="Times New Roman" w:eastAsia="Times New Roman" w:cs="Times New Roman"/>
-          <w:b w:val="0"/>
-          <w:i w:val="0"/>
-          <w:sz w:val="26"/>
-        </w:rPr>
-        <w:t>Bảo mật: AES-256 · mật khẩu cấp người dùng · VPN (nếu từ xa)</w:t>
-      </w:r>
-    </w:p>
-    <w:p>
-      <w:pPr>
-        <w:spacing w:before="0" w:after="160" w:lineRule="auto" w:line="360"/>
-        <w:jc w:val="both"/>
-      </w:pPr>
-      <w:r>
-        <w:rPr>
-          <w:rFonts w:ascii="Times New Roman" w:hAnsi="Times New Roman" w:eastAsia="Times New Roman" w:cs="Times New Roman"/>
-          <w:b w:val="0"/>
-          <w:i w:val="0"/>
-          <w:sz w:val="26"/>
-        </w:rPr>
-        <w:t>Sao lưu: hằng tuần, 2 bản độc lập</w:t>
-      </w:r>
-    </w:p>
-    <w:p>
-      <w:pPr>
-        <w:spacing w:before="0" w:after="160" w:lineRule="auto" w:line="360"/>
-        <w:jc w:val="both"/>
-      </w:pPr>
-      <w:r>
-        <w:rPr>
-          <w:rFonts w:ascii="Times New Roman" w:hAnsi="Times New Roman" w:eastAsia="Times New Roman" w:cs="Times New Roman"/>
-          <w:b w:val="0"/>
-          <w:i w:val="0"/>
-          <w:sz w:val="26"/>
-        </w:rPr>
-        <w:t>Thời gian lưu: ___ năm sau kết thúc nghiên cứu</w:t>
-      </w:r>
-    </w:p>
-    <w:p>
-      <w:pPr>
-        <w:spacing w:before="0" w:after="160" w:lineRule="auto" w:line="360"/>
-        <w:jc w:val="both"/>
-      </w:pPr>
-      <w:r>
-        <w:rPr>
-          <w:rFonts w:ascii="Times New Roman" w:hAnsi="Times New Roman" w:eastAsia="Times New Roman" w:cs="Times New Roman"/>
-          <w:b w:val="0"/>
-          <w:i w:val="0"/>
-          <w:sz w:val="26"/>
-        </w:rPr>
-        <w:t>(theo TT38/2018/TT-BYT về lưu trữ hồ sơ y tế)</w:t>
-      </w:r>
-    </w:p>
-    <w:p>
-      <w:pPr>
-        <w:pStyle w:val="ListNumber"/>
-        <w:spacing w:before="0" w:after="120" w:lineRule="auto" w:line="360"/>
-        <w:jc w:val="both"/>
-      </w:pPr>
-      <w:r>
-        <w:rPr>
-          <w:rFonts w:ascii="Times New Roman" w:hAnsi="Times New Roman" w:eastAsia="Times New Roman" w:cs="Times New Roman"/>
-          <w:b w:val="0"/>
-          <w:i w:val="0"/>
-          <w:sz w:val="26"/>
-        </w:rPr>
-        <w:t>CHIA SẺ / MỞ DỮ LIỆU:</w:t>
-      </w:r>
-    </w:p>
-    <w:p>
-      <w:pPr>
-        <w:spacing w:before="0" w:after="160" w:lineRule="auto" w:line="360"/>
-        <w:jc w:val="both"/>
-      </w:pPr>
-      <w:r>
-        <w:rPr>
-          <w:rFonts w:ascii="Times New Roman" w:hAnsi="Times New Roman" w:eastAsia="Times New Roman" w:cs="Times New Roman"/>
-          <w:b w:val="0"/>
-          <w:i w:val="0"/>
-          <w:sz w:val="26"/>
-        </w:rPr>
-        <w:t>□ Không chia sẻ</w:t>
-      </w:r>
-    </w:p>
-    <w:p>
-      <w:pPr>
-        <w:spacing w:before="0" w:after="160" w:lineRule="auto" w:line="360"/>
-        <w:jc w:val="both"/>
-      </w:pPr>
-      <w:r>
-        <w:rPr>
-          <w:rFonts w:ascii="Times New Roman" w:hAnsi="Times New Roman" w:eastAsia="Times New Roman" w:cs="Times New Roman"/>
-          <w:b w:val="0"/>
-          <w:i w:val="0"/>
-          <w:sz w:val="26"/>
-        </w:rPr>
-        <w:t>■ Chia sẻ theo yêu cầu hợp lý (DTA cần ký trước)</w:t>
-      </w:r>
-    </w:p>
-    <w:p>
-      <w:pPr>
-        <w:spacing w:before="0" w:after="160" w:lineRule="auto" w:line="360"/>
-        <w:jc w:val="both"/>
-      </w:pPr>
-      <w:r>
-        <w:rPr>
-          <w:rFonts w:ascii="Times New Roman" w:hAnsi="Times New Roman" w:eastAsia="Times New Roman" w:cs="Times New Roman"/>
-          <w:b w:val="0"/>
-          <w:i w:val="0"/>
-          <w:sz w:val="26"/>
-        </w:rPr>
-        <w:t>□ Mở hoàn toàn sau ẩn danh hóa</w:t>
-      </w:r>
-    </w:p>
-    <w:p>
-      <w:pPr>
-        <w:spacing w:before="0" w:after="160" w:lineRule="auto" w:line="360"/>
-        <w:jc w:val="both"/>
-      </w:pPr>
-      <w:r>
-        <w:rPr>
-          <w:rFonts w:ascii="Times New Roman" w:hAnsi="Times New Roman" w:eastAsia="Times New Roman" w:cs="Times New Roman"/>
-          <w:b w:val="0"/>
-          <w:i w:val="0"/>
-          <w:sz w:val="26"/>
-        </w:rPr>
-        <w:t>Lựa chọn của chủ nhiệm (03/10/2026): chia sẻ có kiểm soát theo yêu cầu — bộ dữ</w:t>
-      </w:r>
-    </w:p>
-    <w:p>
-      <w:pPr>
-        <w:spacing w:before="0" w:after="160" w:lineRule="auto" w:line="360"/>
-        <w:jc w:val="both"/>
-      </w:pPr>
-      <w:r>
-        <w:rPr>
-          <w:rFonts w:ascii="Times New Roman" w:hAnsi="Times New Roman" w:eastAsia="Times New Roman" w:cs="Times New Roman"/>
-          <w:b w:val="0"/>
-          <w:i w:val="0"/>
-          <w:sz w:val="26"/>
-        </w:rPr>
-        <w:t>liệu đã khử định danh kèm từ điển biến, sau khi công bố, cho mục đích nghiên</w:t>
-      </w:r>
-    </w:p>
-    <w:p>
-      <w:pPr>
-        <w:spacing w:before="0" w:after="160" w:lineRule="auto" w:line="360"/>
-        <w:jc w:val="both"/>
-      </w:pPr>
-      <w:r>
-        <w:rPr>
-          <w:rFonts w:ascii="Times New Roman" w:hAnsi="Times New Roman" w:eastAsia="Times New Roman" w:cs="Times New Roman"/>
-          <w:b w:val="0"/>
-          <w:i w:val="0"/>
-          <w:sz w:val="26"/>
-        </w:rPr>
-        <w:t>cứu hợp lý, ký thoả thuận sử dụng dữ liệu (DTA) trước.</w:t>
-      </w:r>
-    </w:p>
-    <w:p>
-      <w:pPr>
-        <w:pStyle w:val="ListNumber"/>
-        <w:spacing w:before="0" w:after="120" w:lineRule="auto" w:line="360"/>
-        <w:jc w:val="both"/>
-      </w:pPr>
-      <w:r>
-        <w:rPr>
-          <w:rFonts w:ascii="Times New Roman" w:hAnsi="Times New Roman" w:eastAsia="Times New Roman" w:cs="Times New Roman"/>
-          <w:b w:val="0"/>
-          <w:i w:val="0"/>
-          <w:sz w:val="26"/>
-        </w:rPr>
-        <w:t>XỬ LÝ VI PHẠM DỮ LIỆU:</w:t>
-      </w:r>
-    </w:p>
-    <w:p>
-      <w:pPr>
-        <w:spacing w:before="0" w:after="160" w:lineRule="auto" w:line="360"/>
-        <w:jc w:val="both"/>
-      </w:pPr>
-      <w:r>
-        <w:rPr>
-          <w:rFonts w:ascii="Times New Roman" w:hAnsi="Times New Roman" w:eastAsia="Times New Roman" w:cs="Times New Roman"/>
-          <w:b w:val="0"/>
-          <w:i w:val="0"/>
-          <w:sz w:val="26"/>
-        </w:rPr>
-        <w:t>Theo NĐ 356/2025/NĐ-CP Điều 23:</w:t>
-      </w:r>
-    </w:p>
-    <w:p>
-      <w:pPr>
-        <w:spacing w:before="0" w:after="160" w:lineRule="auto" w:line="360"/>
-        <w:jc w:val="both"/>
-      </w:pPr>
-      <w:r>
-        <w:rPr>
-          <w:rFonts w:ascii="Times New Roman" w:hAnsi="Times New Roman" w:eastAsia="Times New Roman" w:cs="Times New Roman"/>
-          <w:b w:val="0"/>
-          <w:i w:val="0"/>
-          <w:sz w:val="26"/>
-        </w:rPr>
-        <w:t>■ Phát hiện vi phạm đến báo cáo nội bộ trong 24 giờ</w:t>
-      </w:r>
-    </w:p>
-    <w:p>
-      <w:pPr>
-        <w:spacing w:before="0" w:after="160" w:lineRule="auto" w:line="360"/>
-        <w:jc w:val="both"/>
-      </w:pPr>
-      <w:r>
-        <w:rPr>
-          <w:rFonts w:ascii="Times New Roman" w:hAnsi="Times New Roman" w:eastAsia="Times New Roman" w:cs="Times New Roman"/>
-          <w:b w:val="0"/>
-          <w:i w:val="0"/>
-          <w:sz w:val="26"/>
-        </w:rPr>
-        <w:t>■ Thông báo cơ quan bảo vệ dữ liệu trong 72 giờ</w:t>
-      </w:r>
-    </w:p>
-    <w:p>
-      <w:pPr>
-        <w:spacing w:before="0" w:after="160" w:lineRule="auto" w:line="360"/>
-        <w:jc w:val="both"/>
-      </w:pPr>
-      <w:r>
-        <w:rPr>
-          <w:rFonts w:ascii="Times New Roman" w:hAnsi="Times New Roman" w:eastAsia="Times New Roman" w:cs="Times New Roman"/>
-          <w:b w:val="0"/>
-          <w:i w:val="0"/>
-          <w:sz w:val="26"/>
-        </w:rPr>
-        <w:t>■ Thông báo người tham gia bị ảnh hưởng ngay khi xác nhận</w:t>
-      </w:r>
-    </w:p>
-    <w:p>
-      <w:pPr>
-        <w:spacing w:before="0" w:after="160" w:lineRule="auto" w:line="360"/>
-        <w:jc w:val="both"/>
-      </w:pPr>
-      <w:r>
-        <w:rPr>
-          <w:rFonts w:ascii="Times New Roman" w:hAnsi="Times New Roman" w:eastAsia="Times New Roman" w:cs="Times New Roman"/>
-          <w:b w:val="0"/>
-          <w:i w:val="0"/>
-          <w:sz w:val="26"/>
-        </w:rPr>
-        <w:t>■ Khắc phục và điều tra nguyên nhân, lưu hồ sơ xử lý</w:t>
-      </w:r>
-    </w:p>
-    <w:p>
-      <w:pPr>
-        <w:spacing w:before="0" w:after="160" w:lineRule="auto" w:line="360"/>
-        <w:jc w:val="both"/>
-      </w:pPr>
-      <w:r>
-        <w:rPr>
-          <w:rFonts w:ascii="Times New Roman" w:hAnsi="Times New Roman" w:eastAsia="Times New Roman" w:cs="Times New Roman"/>
-          <w:b w:val="0"/>
-          <w:i w:val="0"/>
-          <w:sz w:val="26"/>
-        </w:rPr>
-        <w:t xml:space="preserve">Quy trình: </w:t>
-      </w:r>
-      <w:r>
-        <w:rPr>
-          <w:rFonts w:ascii="Times New Roman" w:hAnsi="Times New Roman" w:eastAsia="Times New Roman" w:cs="Times New Roman"/>
-          <w:b/>
-          <w:i/>
-          <w:color w:val="CC7700"/>
-          <w:sz w:val="26"/>
-        </w:rPr>
-        <w:t>[CẦN BỔ SUNG quy trình cụ thể của đơn vị]</w:t>
-      </w:r>
-    </w:p>
-    <w:p>
-      <w:pPr>
-        <w:pStyle w:val="ListNumber"/>
-        <w:spacing w:before="0" w:after="120" w:lineRule="auto" w:line="360"/>
-        <w:jc w:val="both"/>
-      </w:pPr>
-      <w:r>
-        <w:rPr>
-          <w:rFonts w:ascii="Times New Roman" w:hAnsi="Times New Roman" w:eastAsia="Times New Roman" w:cs="Times New Roman"/>
-          <w:b w:val="0"/>
-          <w:i w:val="0"/>
-          <w:sz w:val="26"/>
-        </w:rPr>
-        <w:t>CUỐI NGHIÊN CỨU:</w:t>
-      </w:r>
-    </w:p>
-    <w:p>
-      <w:pPr>
-        <w:spacing w:before="0" w:after="160" w:lineRule="auto" w:line="360"/>
-        <w:jc w:val="both"/>
-      </w:pPr>
-      <w:r>
-        <w:rPr>
-          <w:rFonts w:ascii="Times New Roman" w:hAnsi="Times New Roman" w:eastAsia="Times New Roman" w:cs="Times New Roman"/>
-          <w:b w:val="0"/>
-          <w:i w:val="0"/>
-          <w:sz w:val="26"/>
-        </w:rPr>
-        <w:t>■ Dữ liệu nhận dạng: xóa/hủy vật lý trong ___ tháng</w:t>
-      </w:r>
-    </w:p>
-    <w:p>
-      <w:pPr>
-        <w:spacing w:before="0" w:after="160" w:lineRule="auto" w:line="360"/>
-        <w:jc w:val="both"/>
-      </w:pPr>
-      <w:r>
-        <w:rPr>
-          <w:rFonts w:ascii="Times New Roman" w:hAnsi="Times New Roman" w:eastAsia="Times New Roman" w:cs="Times New Roman"/>
-          <w:b w:val="0"/>
-          <w:i w:val="0"/>
-          <w:sz w:val="26"/>
-        </w:rPr>
-        <w:t>■ Dữ liệu ẩn danh hóa: lưu theo quy định lưu trữ y tế</w:t>
-      </w:r>
-    </w:p>
-    <w:p>
-      <w:pPr>
-        <w:spacing w:before="0" w:after="160" w:lineRule="auto" w:line="360"/>
-        <w:jc w:val="both"/>
-      </w:pPr>
-      <w:r>
-        <w:rPr>
-          <w:rFonts w:ascii="Times New Roman" w:hAnsi="Times New Roman" w:eastAsia="Times New Roman" w:cs="Times New Roman"/>
-          <w:b w:val="0"/>
-          <w:i w:val="0"/>
-          <w:sz w:val="26"/>
-        </w:rPr>
-        <w:t>■ Backup: xóa an toàn (overwrite 3 lần tiêu chuẩn DoD)</w:t>
-      </w:r>
-    </w:p>
-    <w:p>
-      <w:pPr>
-        <w:spacing w:before="0" w:after="160" w:lineRule="auto" w:line="360"/>
-        <w:jc w:val="both"/>
-      </w:pPr>
-      <w:r>
-        <w:rPr>
-          <w:rFonts w:ascii="Times New Roman" w:hAnsi="Times New Roman" w:eastAsia="Times New Roman" w:cs="Times New Roman"/>
-          <w:b w:val="0"/>
-          <w:i w:val="0"/>
-          <w:sz w:val="26"/>
-        </w:rPr>
-        <w:t>"DRAFT, Cần chủ nhiệm kiểm chứng và DMP Luật 91/2025 hoàn chỉnh."</w:t>
-      </w:r>
-    </w:p>
-    <w:p>
-      <w:pPr>
-        <w:spacing w:before="280" w:after="160" w:lineRule="auto" w:line="312"/>
-      </w:pPr>
-      <w:r>
-        <w:rPr>
-          <w:rFonts w:ascii="Times New Roman" w:hAnsi="Times New Roman" w:eastAsia="Times New Roman" w:cs="Times New Roman"/>
-          <w:b/>
-          <w:i w:val="0"/>
-          <w:sz w:val="28"/>
-        </w:rPr>
-        <w:t>TÀI LIỆU 7. CHECKLIST NỘP HỘI ĐỒNG ĐẠO ĐỨC (theo TT43/2024/TT-BYT)</w:t>
-      </w:r>
-    </w:p>
-    <w:p>
-      <w:pPr>
-        <w:spacing w:before="0" w:after="160" w:lineRule="auto" w:line="360"/>
-        <w:jc w:val="both"/>
-      </w:pPr>
-      <w:r>
-        <w:rPr>
-          <w:rFonts w:ascii="Times New Roman" w:hAnsi="Times New Roman" w:eastAsia="Times New Roman" w:cs="Times New Roman"/>
-          <w:b w:val="0"/>
-          <w:i w:val="0"/>
-          <w:sz w:val="26"/>
-        </w:rPr>
-        <w:t>CHECKLIST HỒ SƠ NỘP HỘI ĐỒNG ĐẠO ĐỨC</w:t>
-      </w:r>
-    </w:p>
-    <w:p>
-      <w:pPr>
-        <w:spacing w:before="0" w:after="160" w:lineRule="auto" w:line="360"/>
-        <w:jc w:val="both"/>
-      </w:pPr>
-      <w:r>
-        <w:rPr>
-          <w:rFonts w:ascii="Times New Roman" w:hAnsi="Times New Roman" w:eastAsia="Times New Roman" w:cs="Times New Roman"/>
-          <w:b w:val="0"/>
-          <w:i w:val="0"/>
-          <w:sz w:val="26"/>
-        </w:rPr>
-        <w:t>Đề tài: Đánh giá sự hài lòng của bệnh nhân trong hoạt động khám chữa bệnh tại Khoa Khám bệnh C1a, Trung tâm Khám bệnh và Điều trị theo yêu cầu C1, Bệnh viện Quân y 175 | Ngày chuẩn bị: 2026-07-31</w:t>
-      </w:r>
-    </w:p>
-    <w:p>
-      <w:pPr>
-        <w:spacing w:before="0" w:after="160" w:lineRule="auto" w:line="360"/>
-        <w:jc w:val="both"/>
-      </w:pPr>
-      <w:r>
-        <w:rPr>
-          <w:rFonts w:ascii="Times New Roman" w:hAnsi="Times New Roman" w:eastAsia="Times New Roman" w:cs="Times New Roman"/>
-          <w:b w:val="0"/>
-          <w:i w:val="0"/>
-          <w:sz w:val="26"/>
-        </w:rPr>
-        <w:t>HỒ SƠ BẮT BUỘC:</w:t>
-      </w:r>
-    </w:p>
-    <w:p>
-      <w:pPr>
-        <w:spacing w:before="0" w:after="160" w:lineRule="auto" w:line="360"/>
-        <w:jc w:val="both"/>
-      </w:pPr>
-      <w:r>
-        <w:rPr>
-          <w:rFonts w:ascii="Times New Roman" w:hAnsi="Times New Roman" w:eastAsia="Times New Roman" w:cs="Times New Roman"/>
-          <w:b w:val="0"/>
-          <w:i w:val="0"/>
-          <w:sz w:val="26"/>
-        </w:rPr>
-        <w:t>□ Đơn xin phê duyệt (Tài liệu 1), ký tên chủ nhiệm + trưởng đơn vị</w:t>
-      </w:r>
-    </w:p>
-    <w:p>
-      <w:pPr>
-        <w:spacing w:before="0" w:after="160" w:lineRule="auto" w:line="360"/>
-        <w:jc w:val="both"/>
-      </w:pPr>
-      <w:r>
-        <w:rPr>
-          <w:rFonts w:ascii="Times New Roman" w:hAnsi="Times New Roman" w:eastAsia="Times New Roman" w:cs="Times New Roman"/>
-          <w:b w:val="0"/>
-          <w:i w:val="0"/>
-          <w:sz w:val="26"/>
-        </w:rPr>
-        <w:t>□ Tóm tắt đề cương ≤1 trang (Tài liệu 2)</w:t>
-      </w:r>
-    </w:p>
-    <w:p>
-      <w:pPr>
-        <w:spacing w:before="0" w:after="160" w:lineRule="auto" w:line="360"/>
-        <w:jc w:val="both"/>
-      </w:pPr>
-      <w:r>
-        <w:rPr>
-          <w:rFonts w:ascii="Times New Roman" w:hAnsi="Times New Roman" w:eastAsia="Times New Roman" w:cs="Times New Roman"/>
-          <w:b w:val="0"/>
-          <w:i w:val="0"/>
-          <w:sz w:val="26"/>
-        </w:rPr>
-        <w:t>□ Đề cương đầy đủ (từ G1, A2 Protocol Design)</w:t>
-      </w:r>
-    </w:p>
-    <w:p>
-      <w:pPr>
-        <w:spacing w:before="0" w:after="160" w:lineRule="auto" w:line="360"/>
-        <w:jc w:val="both"/>
-      </w:pPr>
-      <w:r>
-        <w:rPr>
-          <w:rFonts w:ascii="Times New Roman" w:hAnsi="Times New Roman" w:eastAsia="Times New Roman" w:cs="Times New Roman"/>
-          <w:b w:val="0"/>
-          <w:i w:val="0"/>
-          <w:sz w:val="26"/>
-        </w:rPr>
-        <w:t>□ Bảng rủi ro–lợi ích (Tài liệu 3), với phân loại mức nguy cơ</w:t>
-      </w:r>
-    </w:p>
-    <w:p>
-      <w:pPr>
-        <w:spacing w:before="0" w:after="160" w:lineRule="auto" w:line="360"/>
-        <w:jc w:val="both"/>
-      </w:pPr>
-      <w:r>
-        <w:rPr>
-          <w:rFonts w:ascii="Times New Roman" w:hAnsi="Times New Roman" w:eastAsia="Times New Roman" w:cs="Times New Roman"/>
-          <w:b w:val="0"/>
-          <w:i w:val="0"/>
-          <w:sz w:val="26"/>
-        </w:rPr>
-        <w:t>□ ICF tiếng Việt (Tài liệu 4) — 7 mục đủ</w:t>
-      </w:r>
-    </w:p>
-    <w:p>
-      <w:pPr>
-        <w:spacing w:before="0" w:after="160" w:lineRule="auto" w:line="360"/>
-        <w:jc w:val="both"/>
-      </w:pPr>
-      <w:r>
-        <w:rPr>
-          <w:rFonts w:ascii="Times New Roman" w:hAnsi="Times New Roman" w:eastAsia="Times New Roman" w:cs="Times New Roman"/>
-          <w:b w:val="0"/>
-          <w:i w:val="0"/>
-          <w:sz w:val="26"/>
-        </w:rPr>
-        <w:t>□ CV chủ nhiệm đề tài (cập nhật ≤ 2 năm)</w:t>
-      </w:r>
-    </w:p>
-    <w:p>
-      <w:pPr>
-        <w:spacing w:before="0" w:after="160" w:lineRule="auto" w:line="360"/>
-        <w:jc w:val="both"/>
-      </w:pPr>
-      <w:r>
-        <w:rPr>
-          <w:rFonts w:ascii="Times New Roman" w:hAnsi="Times New Roman" w:eastAsia="Times New Roman" w:cs="Times New Roman"/>
-          <w:b w:val="0"/>
-          <w:i w:val="0"/>
-          <w:sz w:val="26"/>
-        </w:rPr>
-        <w:t>□ CV nghiên cứu viên chính (nếu có)</w:t>
-      </w:r>
-    </w:p>
-    <w:p>
-      <w:pPr>
-        <w:spacing w:before="0" w:after="160" w:lineRule="auto" w:line="360"/>
-        <w:jc w:val="both"/>
-      </w:pPr>
-      <w:r>
-        <w:rPr>
-          <w:rFonts w:ascii="Times New Roman" w:hAnsi="Times New Roman" w:eastAsia="Times New Roman" w:cs="Times New Roman"/>
-          <w:b w:val="0"/>
-          <w:i w:val="0"/>
-          <w:sz w:val="26"/>
-        </w:rPr>
-        <w:t>□ Khai báo COI + AI (Tài liệu 8)</w:t>
-      </w:r>
-    </w:p>
-    <w:p>
-      <w:pPr>
-        <w:spacing w:before="0" w:after="160" w:lineRule="auto" w:line="360"/>
-        <w:jc w:val="both"/>
-      </w:pPr>
-      <w:r>
-        <w:rPr>
-          <w:rFonts w:ascii="Times New Roman" w:hAnsi="Times New Roman" w:eastAsia="Times New Roman" w:cs="Times New Roman"/>
-          <w:b w:val="0"/>
-          <w:i w:val="0"/>
-          <w:sz w:val="26"/>
-        </w:rPr>
-        <w:t>□ Kế hoạch Quản lý Dữ liệu (Tài liệu 6)</w:t>
-      </w:r>
-    </w:p>
-    <w:p>
-      <w:pPr>
-        <w:spacing w:before="0" w:after="160" w:lineRule="auto" w:line="360"/>
-        <w:jc w:val="both"/>
-      </w:pPr>
-      <w:r>
-        <w:rPr>
-          <w:rFonts w:ascii="Times New Roman" w:hAnsi="Times New Roman" w:eastAsia="Times New Roman" w:cs="Times New Roman"/>
-          <w:b w:val="0"/>
-          <w:i w:val="0"/>
-          <w:sz w:val="26"/>
-        </w:rPr>
-        <w:t>HỒ SƠ BỔ SUNG (theo loại NC):</w:t>
-      </w:r>
-    </w:p>
-    <w:p>
-      <w:pPr>
-        <w:spacing w:before="0" w:after="160" w:lineRule="auto" w:line="360"/>
-        <w:jc w:val="both"/>
-      </w:pPr>
-      <w:r>
-        <w:rPr>
-          <w:rFonts w:ascii="Times New Roman" w:hAnsi="Times New Roman" w:eastAsia="Times New Roman" w:cs="Times New Roman"/>
-          <w:b w:val="0"/>
-          <w:i w:val="0"/>
-          <w:sz w:val="26"/>
-        </w:rPr>
-        <w:t xml:space="preserve">□ </w:t>
-      </w:r>
-      <w:r>
-        <w:rPr>
-          <w:rFonts w:ascii="Times New Roman" w:hAnsi="Times New Roman" w:eastAsia="Times New Roman" w:cs="Times New Roman"/>
-          <w:b w:val="0"/>
-          <w:i w:val="0"/>
-          <w:sz w:val="26"/>
-        </w:rPr>
-        <w:t>[RCT / can thiệp]</w:t>
-      </w:r>
-      <w:r>
-        <w:rPr>
-          <w:rFonts w:ascii="Times New Roman" w:hAnsi="Times New Roman" w:eastAsia="Times New Roman" w:cs="Times New Roman"/>
-          <w:b w:val="0"/>
-          <w:i w:val="0"/>
-          <w:sz w:val="26"/>
-        </w:rPr>
-        <w:t>: Hồ sơ an toàn DSMB (an-toan-nghien-cuu)</w:t>
-      </w:r>
-    </w:p>
-    <w:p>
-      <w:pPr>
-        <w:spacing w:before="0" w:after="160" w:lineRule="auto" w:line="360"/>
-        <w:jc w:val="both"/>
-      </w:pPr>
-      <w:r>
-        <w:rPr>
-          <w:rFonts w:ascii="Times New Roman" w:hAnsi="Times New Roman" w:eastAsia="Times New Roman" w:cs="Times New Roman"/>
-          <w:b w:val="0"/>
-          <w:i w:val="0"/>
-          <w:sz w:val="26"/>
-        </w:rPr>
-        <w:t xml:space="preserve">□ </w:t>
-      </w:r>
-      <w:r>
-        <w:rPr>
-          <w:rFonts w:ascii="Times New Roman" w:hAnsi="Times New Roman" w:eastAsia="Times New Roman" w:cs="Times New Roman"/>
-          <w:b w:val="0"/>
-          <w:i w:val="0"/>
-          <w:sz w:val="26"/>
-        </w:rPr>
-        <w:t>[RCT]</w:t>
-      </w:r>
-      <w:r>
-        <w:rPr>
-          <w:rFonts w:ascii="Times New Roman" w:hAnsi="Times New Roman" w:eastAsia="Times New Roman" w:cs="Times New Roman"/>
-          <w:b w:val="0"/>
-          <w:i w:val="0"/>
-          <w:sz w:val="26"/>
-        </w:rPr>
-        <w:t>: Bằng chứng đã đăng ký / kế hoạch đăng ký trước tuyển</w:t>
-      </w:r>
-    </w:p>
-    <w:p>
-      <w:pPr>
-        <w:spacing w:before="0" w:after="160" w:lineRule="auto" w:line="360"/>
-        <w:jc w:val="both"/>
-      </w:pPr>
-      <w:r>
-        <w:rPr>
-          <w:rFonts w:ascii="Times New Roman" w:hAnsi="Times New Roman" w:eastAsia="Times New Roman" w:cs="Times New Roman"/>
-          <w:b w:val="0"/>
-          <w:i w:val="0"/>
-          <w:sz w:val="26"/>
-        </w:rPr>
-        <w:t xml:space="preserve">□ </w:t>
-      </w:r>
-      <w:r>
-        <w:rPr>
-          <w:rFonts w:ascii="Times New Roman" w:hAnsi="Times New Roman" w:eastAsia="Times New Roman" w:cs="Times New Roman"/>
-          <w:b w:val="0"/>
-          <w:i w:val="0"/>
-          <w:sz w:val="26"/>
-        </w:rPr>
-        <w:t>[Can thiệp thuốc]</w:t>
-      </w:r>
-      <w:r>
-        <w:rPr>
-          <w:rFonts w:ascii="Times New Roman" w:hAnsi="Times New Roman" w:eastAsia="Times New Roman" w:cs="Times New Roman"/>
-          <w:b w:val="0"/>
-          <w:i w:val="0"/>
-          <w:sz w:val="26"/>
-        </w:rPr>
-        <w:t>: Thông tin sản phẩm / IB (Investigator Brochure)</w:t>
-      </w:r>
-    </w:p>
-    <w:p>
-      <w:pPr>
-        <w:spacing w:before="0" w:after="160" w:lineRule="auto" w:line="360"/>
-        <w:jc w:val="both"/>
-      </w:pPr>
-      <w:r>
-        <w:rPr>
-          <w:rFonts w:ascii="Times New Roman" w:hAnsi="Times New Roman" w:eastAsia="Times New Roman" w:cs="Times New Roman"/>
-          <w:b w:val="0"/>
-          <w:i w:val="0"/>
-          <w:sz w:val="26"/>
-        </w:rPr>
-        <w:t xml:space="preserve">□ </w:t>
-      </w:r>
-      <w:r>
-        <w:rPr>
-          <w:rFonts w:ascii="Times New Roman" w:hAnsi="Times New Roman" w:eastAsia="Times New Roman" w:cs="Times New Roman"/>
-          <w:b w:val="0"/>
-          <w:i w:val="0"/>
-          <w:sz w:val="26"/>
-        </w:rPr>
-        <w:t>[Dữ liệu thứ cấp]</w:t>
-      </w:r>
-      <w:r>
-        <w:rPr>
-          <w:rFonts w:ascii="Times New Roman" w:hAnsi="Times New Roman" w:eastAsia="Times New Roman" w:cs="Times New Roman"/>
-          <w:b w:val="0"/>
-          <w:i w:val="0"/>
-          <w:sz w:val="26"/>
-        </w:rPr>
-        <w:t>: Văn bản chấp thuận cung cấp dữ liệu</w:t>
-      </w:r>
-    </w:p>
-    <w:p>
-      <w:pPr>
-        <w:spacing w:before="0" w:after="160" w:lineRule="auto" w:line="360"/>
-        <w:jc w:val="both"/>
-      </w:pPr>
-      <w:r>
-        <w:rPr>
-          <w:rFonts w:ascii="Times New Roman" w:hAnsi="Times New Roman" w:eastAsia="Times New Roman" w:cs="Times New Roman"/>
-          <w:b w:val="0"/>
-          <w:i w:val="0"/>
-          <w:sz w:val="26"/>
-        </w:rPr>
-        <w:t xml:space="preserve">□ </w:t>
-      </w:r>
-      <w:r>
-        <w:rPr>
-          <w:rFonts w:ascii="Times New Roman" w:hAnsi="Times New Roman" w:eastAsia="Times New Roman" w:cs="Times New Roman"/>
-          <w:b w:val="0"/>
-          <w:i w:val="0"/>
-          <w:sz w:val="26"/>
-        </w:rPr>
-        <w:t>[Nhóm dễ tổn thương, trẻ em, thai phụ, người mất NLHV]</w:t>
-      </w:r>
-      <w:r>
-        <w:rPr>
-          <w:rFonts w:ascii="Times New Roman" w:hAnsi="Times New Roman" w:eastAsia="Times New Roman" w:cs="Times New Roman"/>
-          <w:b w:val="0"/>
-          <w:i w:val="0"/>
-          <w:sz w:val="26"/>
-        </w:rPr>
-        <w:t>:</w:t>
-      </w:r>
-    </w:p>
-    <w:p>
-      <w:pPr>
-        <w:spacing w:before="0" w:after="160" w:lineRule="auto" w:line="360"/>
-        <w:jc w:val="both"/>
-      </w:pPr>
-      <w:r>
-        <w:rPr>
-          <w:rFonts w:ascii="Times New Roman" w:hAnsi="Times New Roman" w:eastAsia="Times New Roman" w:cs="Times New Roman"/>
-          <w:b w:val="0"/>
-          <w:i w:val="0"/>
-          <w:sz w:val="26"/>
-        </w:rPr>
-        <w:t>ICF người giám hộ + biện pháp bảo vệ đặc biệt</w:t>
-      </w:r>
-    </w:p>
-    <w:p>
-      <w:pPr>
-        <w:spacing w:before="0" w:after="160" w:lineRule="auto" w:line="360"/>
-        <w:jc w:val="both"/>
-      </w:pPr>
-      <w:r>
-        <w:rPr>
-          <w:rFonts w:ascii="Times New Roman" w:hAnsi="Times New Roman" w:eastAsia="Times New Roman" w:cs="Times New Roman"/>
-          <w:b w:val="0"/>
-          <w:i w:val="0"/>
-          <w:sz w:val="26"/>
-        </w:rPr>
-        <w:t xml:space="preserve">□ </w:t>
-      </w:r>
-      <w:r>
-        <w:rPr>
-          <w:rFonts w:ascii="Times New Roman" w:hAnsi="Times New Roman" w:eastAsia="Times New Roman" w:cs="Times New Roman"/>
-          <w:b w:val="0"/>
-          <w:i w:val="0"/>
-          <w:sz w:val="26"/>
-        </w:rPr>
-        <w:t>[Dùng dữ liệu di truyền/nhạy cảm]</w:t>
-      </w:r>
-      <w:r>
-        <w:rPr>
-          <w:rFonts w:ascii="Times New Roman" w:hAnsi="Times New Roman" w:eastAsia="Times New Roman" w:cs="Times New Roman"/>
-          <w:b w:val="0"/>
-          <w:i w:val="0"/>
-          <w:sz w:val="26"/>
-        </w:rPr>
-        <w:t>: ICF đặc biệt</w:t>
-      </w:r>
-    </w:p>
-    <w:p>
-      <w:pPr>
-        <w:spacing w:before="0" w:after="160" w:lineRule="auto" w:line="360"/>
-        <w:jc w:val="both"/>
-      </w:pPr>
-      <w:r>
-        <w:rPr>
-          <w:rFonts w:ascii="Times New Roman" w:hAnsi="Times New Roman" w:eastAsia="Times New Roman" w:cs="Times New Roman"/>
-          <w:b w:val="0"/>
-          <w:i w:val="0"/>
-          <w:sz w:val="26"/>
-        </w:rPr>
-        <w:t xml:space="preserve">SỐ BẢN NỘP: ___ </w:t>
-      </w:r>
-      <w:r>
-        <w:rPr>
-          <w:rFonts w:ascii="Times New Roman" w:hAnsi="Times New Roman" w:eastAsia="Times New Roman" w:cs="Times New Roman"/>
-          <w:b/>
-          <w:i/>
-          <w:color w:val="CC7700"/>
-          <w:sz w:val="26"/>
-        </w:rPr>
         <w:t>[CẦN XÁC NHẬN tại Hội đồng đạo đức cơ sở]</w:t>
       </w:r>
     </w:p>
@@ -6939,7 +7097,7 @@
           <w:i/>
           <w:sz w:val="22"/>
         </w:rPr>
-        <w:t xml:space="preserve">hệ thống không tra được hai nguồn đầu vì không có API mở. </w:t>
+        <w:t xml:space="preserve">hệ thống không tra được hai nguồn đầu vì không có API mở. WHO ICTRP: PI đã tự tra 2026-10-11, không thấy nghiên cứu trùng (ghi ở G0); PROSPERO: không áp dụng (không phải tổng quan hệ thống); đăng ký trong nước: </w:t>
       </w:r>
       <w:r>
         <w:rPr>

--- a/exports/hai-long-benh-nhan-C1a-BVQY175/G2_A3_ETHICS_PACKAGE_hai-long-benh-nhan-C1a-BVQY175.docx
+++ b/exports/hai-long-benh-nhan-C1a-BVQY175/G2_A3_ETHICS_PACKAGE_hai-long-benh-nhan-C1a-BVQY175.docx
@@ -3019,26 +3019,7 @@
           <w:i w:val="0"/>
           <w:sz w:val="26"/>
         </w:rPr>
-        <w:t xml:space="preserve">Chi phí điều trị biến cố liên quan nghiên cứu: Không áp dụng — nghiên cứu chỉ khảo sát ý kiến, không can thiệp y khoa nên không phát sinh biến cố điều trị liên quan </w:t>
-      </w:r>
-      <w:r>
-        <w:rPr>
-          <w:rFonts w:ascii="Times New Roman" w:hAnsi="Times New Roman" w:eastAsia="Times New Roman" w:cs="Times New Roman"/>
-          <w:b/>
-          <w:i/>
-          <w:color w:val="CC7700"/>
-          <w:sz w:val="26"/>
-        </w:rPr>
-        <w:t>[BÁC SĨ RÀ]</w:t>
-      </w:r>
-      <w:r>
-        <w:rPr>
-          <w:rFonts w:ascii="Times New Roman" w:hAnsi="Times New Roman" w:eastAsia="Times New Roman" w:cs="Times New Roman"/>
-          <w:b w:val="0"/>
-          <w:i w:val="0"/>
-          <w:sz w:val="26"/>
-        </w:rPr>
-        <w:t>.</w:t>
+        <w:t>Chi phí điều trị biến cố liên quan nghiên cứu: Không áp dụng — nghiên cứu chỉ khảo sát ý kiến, không can thiệp y khoa nên không phát sinh biến cố điều trị liên quan.</w:t>
       </w:r>
     </w:p>
     <w:p>
@@ -3295,17 +3276,7 @@
           <w:i w:val="0"/>
           <w:sz w:val="26"/>
         </w:rPr>
-        <w:t xml:space="preserve">Nhóm nghiên cứu KHÔNG nhận thông tin danh tính của ông/bà </w:t>
-      </w:r>
-      <w:r>
-        <w:rPr>
-          <w:rFonts w:ascii="Times New Roman" w:hAnsi="Times New Roman" w:eastAsia="Times New Roman" w:cs="Times New Roman"/>
-          <w:b/>
-          <w:i/>
-          <w:color w:val="CC7700"/>
-          <w:sz w:val="26"/>
-        </w:rPr>
-        <w:t>[BÁC SĨ RÀ]</w:t>
+        <w:t>Nhóm nghiên cứu KHÔNG nhận thông tin danh tính của ông/bà</w:t>
       </w:r>
     </w:p>
     <w:p>
@@ -3350,17 +3321,7 @@
           <w:i w:val="0"/>
           <w:sz w:val="26"/>
         </w:rPr>
-        <w:t xml:space="preserve">bảng đối chiếu do CNTT/QLCL giữ và huỷ trong 30 ngày </w:t>
-      </w:r>
-      <w:r>
-        <w:rPr>
-          <w:rFonts w:ascii="Times New Roman" w:hAnsi="Times New Roman" w:eastAsia="Times New Roman" w:cs="Times New Roman"/>
-          <w:b/>
-          <w:i/>
-          <w:color w:val="CC7700"/>
-          <w:sz w:val="26"/>
-        </w:rPr>
-        <w:t>[BÁC SĨ RÀ]</w:t>
+        <w:t>bảng đối chiếu do CNTT/QLCL giữ và huỷ trong 30 ngày</w:t>
       </w:r>
     </w:p>
     <w:p>
@@ -3420,17 +3381,7 @@
           <w:i w:val="0"/>
           <w:sz w:val="26"/>
         </w:rPr>
-        <w:t xml:space="preserve">và huỷ trong 30 ngày </w:t>
-      </w:r>
-      <w:r>
-        <w:rPr>
-          <w:rFonts w:ascii="Times New Roman" w:hAnsi="Times New Roman" w:eastAsia="Times New Roman" w:cs="Times New Roman"/>
-          <w:b/>
-          <w:i/>
-          <w:color w:val="CC7700"/>
-          <w:sz w:val="26"/>
-        </w:rPr>
-        <w:t>[BÁC SĨ RÀ]</w:t>
+        <w:t>và huỷ trong 30 ngày</w:t>
       </w:r>
     </w:p>
     <w:p>
@@ -3611,17 +3562,7 @@
           <w:i w:val="0"/>
           <w:sz w:val="26"/>
         </w:rPr>
-        <w:t xml:space="preserve">(do tính nặc danh: SAU khi nộp phiếu không thể rút riêng phiếu của ông/bà vì không có cách nhận dạng; ông/bà có toàn quyền từ chối hoặc dừng bất kỳ lúc nào TRƯỚC khi nộp) </w:t>
-      </w:r>
-      <w:r>
-        <w:rPr>
-          <w:rFonts w:ascii="Times New Roman" w:hAnsi="Times New Roman" w:eastAsia="Times New Roman" w:cs="Times New Roman"/>
-          <w:b/>
-          <w:i/>
-          <w:color w:val="CC7700"/>
-          <w:sz w:val="26"/>
-        </w:rPr>
-        <w:t>[BÁC SĨ RÀ]</w:t>
+        <w:t>(do tính nặc danh: SAU khi nộp phiếu không thể rút riêng phiếu của ông/bà vì không có cách nhận dạng; ông/bà có toàn quyền từ chối hoặc dừng bất kỳ lúc nào TRƯỚC khi nộp)</w:t>
       </w:r>
     </w:p>
     <w:p>
@@ -3849,12 +3790,11 @@
       <w:r>
         <w:rPr>
           <w:rFonts w:ascii="Times New Roman" w:hAnsi="Times New Roman" w:eastAsia="Times New Roman" w:cs="Times New Roman"/>
-          <w:b/>
-          <w:i/>
-          <w:color w:val="CC7700"/>
-          <w:sz w:val="26"/>
-        </w:rPr>
-        <w:t>[CẦN BỔ SUNG]</w:t>
+          <w:b w:val="0"/>
+          <w:i w:val="0"/>
+          <w:sz w:val="26"/>
+        </w:rPr>
+        <w:t>[PII — điền ở bản nộp ngoài hệ thống]</w:t>
       </w:r>
     </w:p>
     <w:p>
@@ -4626,17 +4566,7 @@
           <w:i w:val="0"/>
           <w:sz w:val="26"/>
         </w:rPr>
-        <w:t xml:space="preserve">by IT/Quality Management and destroyed within 30 days. </w:t>
-      </w:r>
-      <w:r>
-        <w:rPr>
-          <w:rFonts w:ascii="Times New Roman" w:hAnsi="Times New Roman" w:eastAsia="Times New Roman" w:cs="Times New Roman"/>
-          <w:b/>
-          <w:i/>
-          <w:color w:val="CC7700"/>
-          <w:sz w:val="26"/>
-        </w:rPr>
-        <w:t>[BÁC SĨ RÀ]</w:t>
+        <w:t>by IT/Quality Management and destroyed within 30 days.</w:t>
       </w:r>
     </w:p>
     <w:p>
@@ -5022,17 +4952,7 @@
           <w:i w:val="0"/>
           <w:sz w:val="26"/>
         </w:rPr>
-        <w:t xml:space="preserve">■ Kết quả khảo sát (phiếu tự điền, KHÔNG ghi thông tin định danh) — không dùng hồ sơ bệnh án </w:t>
-      </w:r>
-      <w:r>
-        <w:rPr>
-          <w:rFonts w:ascii="Times New Roman" w:hAnsi="Times New Roman" w:eastAsia="Times New Roman" w:cs="Times New Roman"/>
-          <w:b/>
-          <w:i/>
-          <w:color w:val="CC7700"/>
-          <w:sz w:val="26"/>
-        </w:rPr>
-        <w:t>[BÁC SĨ RÀ]</w:t>
+        <w:t>■ Kết quả khảo sát (phiếu tự điền, KHÔNG ghi thông tin định danh) — không dùng hồ sơ bệnh án</w:t>
       </w:r>
     </w:p>
     <w:p>
@@ -5062,17 +4982,7 @@
           <w:i w:val="0"/>
           <w:sz w:val="26"/>
         </w:rPr>
-        <w:t xml:space="preserve">nhóm nghiên cứu chỉ nhận mã nghiên cứu + số phút chờ (đề cương §4.6.3) </w:t>
-      </w:r>
-      <w:r>
-        <w:rPr>
-          <w:rFonts w:ascii="Times New Roman" w:hAnsi="Times New Roman" w:eastAsia="Times New Roman" w:cs="Times New Roman"/>
-          <w:b/>
-          <w:i/>
-          <w:color w:val="CC7700"/>
-          <w:sz w:val="26"/>
-        </w:rPr>
-        <w:t>[BÁC SĨ RÀ]</w:t>
+        <w:t>nhóm nghiên cứu chỉ nhận mã nghiên cứu + số phút chờ (đề cương §4.6.3)</w:t>
       </w:r>
     </w:p>
     <w:p>
@@ -5118,17 +5028,7 @@
           <w:i w:val="0"/>
           <w:sz w:val="26"/>
         </w:rPr>
-        <w:t xml:space="preserve">■ Phiếu giấy (nặc danh, tự điền tại khoa) </w:t>
-      </w:r>
-      <w:r>
-        <w:rPr>
-          <w:rFonts w:ascii="Times New Roman" w:hAnsi="Times New Roman" w:eastAsia="Times New Roman" w:cs="Times New Roman"/>
-          <w:b/>
-          <w:i/>
-          <w:color w:val="CC7700"/>
-          <w:sz w:val="26"/>
-        </w:rPr>
-        <w:t>[BÁC SĨ RÀ — nếu dùng thêm bản điện tử thì tick bổ sung]</w:t>
+        <w:t>■ Phiếu giấy (nặc danh, tự điền tại khoa)</w:t>
       </w:r>
     </w:p>
     <w:p>
@@ -5204,17 +5104,7 @@
           <w:i w:val="0"/>
           <w:sz w:val="26"/>
         </w:rPr>
-        <w:t xml:space="preserve">đồng ý (ICF) ký tên lưu tách biệt vật lý, không ghép với phiếu (đề cương §4.11) </w:t>
-      </w:r>
-      <w:r>
-        <w:rPr>
-          <w:rFonts w:ascii="Times New Roman" w:hAnsi="Times New Roman" w:eastAsia="Times New Roman" w:cs="Times New Roman"/>
-          <w:b/>
-          <w:i/>
-          <w:color w:val="CC7700"/>
-          <w:sz w:val="26"/>
-        </w:rPr>
-        <w:t>[BÁC SĨ RÀ]</w:t>
+        <w:t>đồng ý (ICF) ký tên lưu tách biệt vật lý, không ghép với phiếu (đề cương §4.11)</w:t>
       </w:r>
     </w:p>
     <w:p>
@@ -5259,17 +5149,7 @@
           <w:i w:val="0"/>
           <w:sz w:val="26"/>
         </w:rPr>
-        <w:t xml:space="preserve">(đề cương §4.6.3, §4.11, §6.5) </w:t>
-      </w:r>
-      <w:r>
-        <w:rPr>
-          <w:rFonts w:ascii="Times New Roman" w:hAnsi="Times New Roman" w:eastAsia="Times New Roman" w:cs="Times New Roman"/>
-          <w:b/>
-          <w:i/>
-          <w:color w:val="CC7700"/>
-          <w:sz w:val="26"/>
-        </w:rPr>
-        <w:t>[BÁC SĨ RÀ]</w:t>
+        <w:t>(đề cương §4.6.3, §4.11, §6.5)</w:t>
       </w:r>
     </w:p>
     <w:p>
@@ -5375,7 +5255,7 @@
           <w:i w:val="0"/>
           <w:sz w:val="26"/>
         </w:rPr>
-        <w:t>Thời gian lưu: ___ năm sau kết thúc nghiên cứu</w:t>
+        <w:t>Thời gian lưu: 2 năm sau kết thúc nghiên cứu</w:t>
       </w:r>
     </w:p>
     <w:p>
@@ -5602,17 +5482,7 @@
           <w:i w:val="0"/>
           <w:sz w:val="26"/>
         </w:rPr>
-        <w:t xml:space="preserve">Quy trình: </w:t>
-      </w:r>
-      <w:r>
-        <w:rPr>
-          <w:rFonts w:ascii="Times New Roman" w:hAnsi="Times New Roman" w:eastAsia="Times New Roman" w:cs="Times New Roman"/>
-          <w:b/>
-          <w:i/>
-          <w:color w:val="CC7700"/>
-          <w:sz w:val="26"/>
-        </w:rPr>
-        <w:t>[CẦN BỔ SUNG quy trình cụ thể của đơn vị]</w:t>
+        <w:t>Quy trình: theo qui định của đơn vị</w:t>
       </w:r>
     </w:p>
     <w:p>
@@ -5643,7 +5513,7 @@
           <w:i w:val="0"/>
           <w:sz w:val="26"/>
         </w:rPr>
-        <w:t>■ Dữ liệu nhận dạng: xóa/hủy vật lý trong ___ tháng</w:t>
+        <w:t>■ Dữ liệu nhận dạng: xóa/hủy vật lý trong 12 tháng</w:t>
       </w:r>
     </w:p>
     <w:p>
@@ -6125,17 +5995,7 @@
           <w:i w:val="0"/>
           <w:sz w:val="26"/>
         </w:rPr>
-        <w:t xml:space="preserve">SỐ BẢN NỘP: ___ </w:t>
-      </w:r>
-      <w:r>
-        <w:rPr>
-          <w:rFonts w:ascii="Times New Roman" w:hAnsi="Times New Roman" w:eastAsia="Times New Roman" w:cs="Times New Roman"/>
-          <w:b/>
-          <w:i/>
-          <w:color w:val="CC7700"/>
-          <w:sz w:val="26"/>
-        </w:rPr>
-        <w:t>[CẦN XÁC NHẬN tại Hội đồng đạo đức cơ sở]</w:t>
+        <w:t>SỐ BẢN NỘP: 02</w:t>
       </w:r>
     </w:p>
     <w:p>
@@ -7299,17 +7159,7 @@
           <w:i w:val="0"/>
           <w:sz w:val="26"/>
         </w:rPr>
-        <w:t xml:space="preserve">Bệnh viện Quân y 175 (Military Hospital 175), TP. Hồ Chí Minh </w:t>
-      </w:r>
-      <w:r>
-        <w:rPr>
-          <w:rFonts w:ascii="Times New Roman" w:hAnsi="Times New Roman" w:eastAsia="Times New Roman" w:cs="Times New Roman"/>
-          <w:b/>
-          <w:i/>
-          <w:color w:val="CC7700"/>
-          <w:sz w:val="26"/>
-        </w:rPr>
-        <w:t>[BÁC SĨ RÀ]</w:t>
+        <w:t>Bệnh viện Quân y 175 (Military Hospital 175), TP. Hồ Chí Minh</w:t>
       </w:r>
     </w:p>
     <w:p>

--- a/exports/hai-long-benh-nhan-C1a-BVQY175/G2_A3_ETHICS_PACKAGE_hai-long-benh-nhan-C1a-BVQY175.docx
+++ b/exports/hai-long-benh-nhan-C1a-BVQY175/G2_A3_ETHICS_PACKAGE_hai-long-benh-nhan-C1a-BVQY175.docx
@@ -6957,17 +6957,7 @@
           <w:i/>
           <w:sz w:val="22"/>
         </w:rPr>
-        <w:t xml:space="preserve">hệ thống không tra được hai nguồn đầu vì không có API mở. WHO ICTRP: PI đã tự tra 2026-10-11, không thấy nghiên cứu trùng (ghi ở G0); PROSPERO: không áp dụng (không phải tổng quan hệ thống); đăng ký trong nước: </w:t>
-      </w:r>
-      <w:r>
-        <w:rPr>
-          <w:rFonts w:ascii="Times New Roman" w:hAnsi="Times New Roman" w:eastAsia="Times New Roman" w:cs="Times New Roman"/>
-          <w:b/>
-          <w:i/>
-          <w:color w:val="CC7700"/>
-          <w:sz w:val="22"/>
-        </w:rPr>
-        <w:t>[CẦN BÁC SĨ TỰ TRA]</w:t>
+        <w:t>hệ thống không tra được hai nguồn đầu vì không có API mở. WHO ICTRP: PI đã tự tra 2026-10-11, không thấy nghiên cứu trùng (ghi ở G0); PROSPERO: không áp dụng (không phải tổng quan hệ thống); đăng ký trong nước: 2026-10-14</w:t>
       </w:r>
     </w:p>
     <w:p>

--- a/exports/hai-long-benh-nhan-C1a-BVQY175/G2_A3_ETHICS_PACKAGE_hai-long-benh-nhan-C1a-BVQY175.docx
+++ b/exports/hai-long-benh-nhan-C1a-BVQY175/G2_A3_ETHICS_PACKAGE_hai-long-benh-nhan-C1a-BVQY175.docx
@@ -3019,8 +3019,3982 @@
           <w:i w:val="0"/>
           <w:sz w:val="26"/>
         </w:rPr>
-        <w:t xml:space="preserve">Chi phí điều trị biến cố liên quan nghiên cứu: Không áp dụng — nghiên cứu chỉ khảo sát ý kiến, không can thiệp y khoa nên không phát sinh biến cố điều trị liên quan </w:t>
-      </w:r>
+        <w:t>Chi phí điều trị biến cố liên quan nghiên cứu: Không áp dụng — nghiên cứu chỉ khảo sát ý kiến, không can thiệp y khoa nên không phát sinh biến cố điều trị liên quan.</w:t>
+      </w:r>
+    </w:p>
+    <w:p>
+      <w:pPr>
+        <w:pStyle w:val="ListNumber"/>
+        <w:spacing w:before="0" w:after="120" w:lineRule="auto" w:line="360"/>
+        <w:jc w:val="both"/>
+      </w:pPr>
+      <w:r>
+        <w:rPr>
+          <w:rFonts w:ascii="Times New Roman" w:hAnsi="Times New Roman" w:eastAsia="Times New Roman" w:cs="Times New Roman"/>
+          <w:b w:val="0"/>
+          <w:i w:val="0"/>
+          <w:sz w:val="26"/>
+        </w:rPr>
+        <w:t>LỢI ÍCH KỲ VỌNG</w:t>
+      </w:r>
+    </w:p>
+    <w:p>
+      <w:pPr>
+        <w:spacing w:before="0" w:after="160" w:lineRule="auto" w:line="360"/>
+        <w:jc w:val="both"/>
+      </w:pPr>
+      <w:r>
+        <w:rPr>
+          <w:rFonts w:ascii="Times New Roman" w:hAnsi="Times New Roman" w:eastAsia="Times New Roman" w:cs="Times New Roman"/>
+          <w:b w:val="0"/>
+          <w:i w:val="0"/>
+          <w:sz w:val="26"/>
+        </w:rPr>
+        <w:t>Lợi ích trực tiếp: không có lợi ích y khoa trực tiếp; ý kiến của ông/bà giúp cải thiện chất lượng dịch vụ khám bệnh — KHÔNG có can thiệp/thủ thuật y khoa nào thực hiện thêm ngoài quy trình khám/chăm sóc thường quy</w:t>
+      </w:r>
+    </w:p>
+    <w:p>
+      <w:pPr>
+        <w:spacing w:before="0" w:after="160" w:lineRule="auto" w:line="360"/>
+        <w:jc w:val="both"/>
+      </w:pPr>
+      <w:r>
+        <w:rPr>
+          <w:rFonts w:ascii="Times New Roman" w:hAnsi="Times New Roman" w:eastAsia="Times New Roman" w:cs="Times New Roman"/>
+          <w:b w:val="0"/>
+          <w:i w:val="0"/>
+          <w:sz w:val="26"/>
+        </w:rPr>
+        <w:t>Lợi ích cộng đồng: Cung cấp dữ liệu tỷ lệ hiện mắc/tỷ lệ các yếu tố liên quan tại địa phương; chi phí thấp</w:t>
+      </w:r>
+    </w:p>
+    <w:p>
+      <w:pPr>
+        <w:spacing w:before="0" w:after="160" w:lineRule="auto" w:line="360"/>
+        <w:jc w:val="both"/>
+      </w:pPr>
+      <w:r>
+        <w:rPr>
+          <w:rFonts w:ascii="Times New Roman" w:hAnsi="Times New Roman" w:eastAsia="Times New Roman" w:cs="Times New Roman"/>
+          <w:b w:val="0"/>
+          <w:i w:val="0"/>
+          <w:sz w:val="26"/>
+        </w:rPr>
+        <w:t>Chúng tôi KHÔNG đảm bảo lợi ích cá nhân từ việc tham gia.</w:t>
+      </w:r>
+    </w:p>
+    <w:p>
+      <w:pPr>
+        <w:spacing w:before="0" w:after="160" w:lineRule="auto" w:line="360"/>
+        <w:jc w:val="both"/>
+      </w:pPr>
+      <w:r>
+        <w:rPr>
+          <w:rFonts w:ascii="Times New Roman" w:hAnsi="Times New Roman" w:eastAsia="Times New Roman" w:cs="Times New Roman"/>
+          <w:b w:val="0"/>
+          <w:i w:val="0"/>
+          <w:sz w:val="26"/>
+        </w:rPr>
+        <w:t>Anh/chị sẽ nhận được tóm tắt kết quả nghiên cứu khi hoàn tất.</w:t>
+      </w:r>
+    </w:p>
+    <w:p>
+      <w:pPr>
+        <w:spacing w:before="0" w:after="160" w:lineRule="auto" w:line="360"/>
+        <w:jc w:val="both"/>
+      </w:pPr>
+      <w:r>
+        <w:rPr>
+          <w:rFonts w:ascii="Times New Roman" w:hAnsi="Times New Roman" w:eastAsia="Times New Roman" w:cs="Times New Roman"/>
+          <w:b w:val="0"/>
+          <w:i w:val="0"/>
+          <w:sz w:val="26"/>
+        </w:rPr>
+        <w:t>4b. NGUỒN TÀI TRỢ VÀ XUNG ĐỘT LỢI ÍCH</w:t>
+      </w:r>
+    </w:p>
+    <w:p>
+      <w:pPr>
+        <w:spacing w:before="0" w:after="160" w:lineRule="auto" w:line="360"/>
+        <w:jc w:val="both"/>
+      </w:pPr>
+      <w:r>
+        <w:rPr>
+          <w:rFonts w:ascii="Times New Roman" w:hAnsi="Times New Roman" w:eastAsia="Times New Roman" w:cs="Times New Roman"/>
+          <w:b w:val="0"/>
+          <w:i w:val="0"/>
+          <w:sz w:val="26"/>
+        </w:rPr>
+        <w:t>Nghiên cứu này không có tài trợ bên ngoài (kinh phí tự túc, chủ nhiệm đề tài tự</w:t>
+      </w:r>
+    </w:p>
+    <w:p>
+      <w:pPr>
+        <w:spacing w:before="0" w:after="160" w:lineRule="auto" w:line="360"/>
+        <w:jc w:val="both"/>
+      </w:pPr>
+      <w:r>
+        <w:rPr>
+          <w:rFonts w:ascii="Times New Roman" w:hAnsi="Times New Roman" w:eastAsia="Times New Roman" w:cs="Times New Roman"/>
+          <w:b w:val="0"/>
+          <w:i w:val="0"/>
+          <w:sz w:val="26"/>
+        </w:rPr>
+        <w:t>chi trả). Nhóm nghiên cứu không có xung đột lợi ích liên quan đến chủ đề</w:t>
+      </w:r>
+    </w:p>
+    <w:p>
+      <w:pPr>
+        <w:spacing w:before="0" w:after="160" w:lineRule="auto" w:line="360"/>
+        <w:jc w:val="both"/>
+      </w:pPr>
+      <w:r>
+        <w:rPr>
+          <w:rFonts w:ascii="Times New Roman" w:hAnsi="Times New Roman" w:eastAsia="Times New Roman" w:cs="Times New Roman"/>
+          <w:b w:val="0"/>
+          <w:i w:val="0"/>
+          <w:sz w:val="26"/>
+        </w:rPr>
+        <w:t>nghiên cứu (khớp khai báo COI ở Tài liệu 8).</w:t>
+      </w:r>
+    </w:p>
+    <w:p>
+      <w:pPr>
+        <w:spacing w:before="0" w:after="160" w:lineRule="auto" w:line="360"/>
+        <w:jc w:val="both"/>
+      </w:pPr>
+      <w:r>
+        <w:rPr>
+          <w:rFonts w:ascii="Times New Roman" w:hAnsi="Times New Roman" w:eastAsia="Times New Roman" w:cs="Times New Roman"/>
+          <w:b w:val="0"/>
+          <w:i w:val="0"/>
+          <w:sz w:val="26"/>
+        </w:rPr>
+        <w:t>4c. HỖ TRỢ/BỒI DƯỠNG KHI THAM GIA</w:t>
+      </w:r>
+    </w:p>
+    <w:p>
+      <w:pPr>
+        <w:spacing w:before="0" w:after="160" w:lineRule="auto" w:line="360"/>
+        <w:jc w:val="both"/>
+      </w:pPr>
+      <w:r>
+        <w:rPr>
+          <w:rFonts w:ascii="Times New Roman" w:hAnsi="Times New Roman" w:eastAsia="Times New Roman" w:cs="Times New Roman"/>
+          <w:b w:val="0"/>
+          <w:i w:val="0"/>
+          <w:sz w:val="26"/>
+        </w:rPr>
+        <w:t>■ Không có hỗ trợ/bồi dưỡng nào ngoài chăm sóc y tế thường quy.</w:t>
+      </w:r>
+    </w:p>
+    <w:p>
+      <w:pPr>
+        <w:pStyle w:val="ListNumber"/>
+        <w:spacing w:before="0" w:after="120" w:lineRule="auto" w:line="360"/>
+        <w:jc w:val="both"/>
+      </w:pPr>
+      <w:r>
+        <w:rPr>
+          <w:rFonts w:ascii="Times New Roman" w:hAnsi="Times New Roman" w:eastAsia="Times New Roman" w:cs="Times New Roman"/>
+          <w:b w:val="0"/>
+          <w:i w:val="0"/>
+          <w:sz w:val="26"/>
+        </w:rPr>
+        <w:t>BẢO MẬT THÔNG TIN CÁ NHÂN</w:t>
+      </w:r>
+    </w:p>
+    <w:p>
+      <w:pPr>
+        <w:spacing w:before="0" w:after="160" w:lineRule="auto" w:line="360"/>
+        <w:jc w:val="both"/>
+      </w:pPr>
+      <w:r>
+        <w:rPr>
+          <w:rFonts w:ascii="Times New Roman" w:hAnsi="Times New Roman" w:eastAsia="Times New Roman" w:cs="Times New Roman"/>
+          <w:b w:val="0"/>
+          <w:i w:val="0"/>
+          <w:sz w:val="26"/>
+        </w:rPr>
+        <w:t>Thông tin cá nhân của anh/chị được bảo vệ theo</w:t>
+      </w:r>
+    </w:p>
+    <w:p>
+      <w:pPr>
+        <w:spacing w:before="0" w:after="160" w:lineRule="auto" w:line="360"/>
+        <w:jc w:val="both"/>
+      </w:pPr>
+      <w:r>
+        <w:rPr>
+          <w:rFonts w:ascii="Times New Roman" w:hAnsi="Times New Roman" w:eastAsia="Times New Roman" w:cs="Times New Roman"/>
+          <w:b w:val="0"/>
+          <w:i w:val="0"/>
+          <w:sz w:val="26"/>
+        </w:rPr>
+        <w:t>Luật BVDLCN 91/2025/QH15:</w:t>
+      </w:r>
+    </w:p>
+    <w:p>
+      <w:pPr>
+        <w:spacing w:before="0" w:after="160" w:lineRule="auto" w:line="360"/>
+        <w:jc w:val="both"/>
+      </w:pPr>
+      <w:r>
+        <w:rPr>
+          <w:rFonts w:ascii="Times New Roman" w:hAnsi="Times New Roman" w:eastAsia="Times New Roman" w:cs="Times New Roman"/>
+          <w:b w:val="0"/>
+          <w:i w:val="0"/>
+          <w:sz w:val="26"/>
+        </w:rPr>
+        <w:t>Dữ liệu được mã hóa và lưu trên ổ đĩa mã hóa AES-256 tại Khoa Khám bệnh</w:t>
+      </w:r>
+    </w:p>
+    <w:p>
+      <w:pPr>
+        <w:spacing w:before="0" w:after="160" w:lineRule="auto" w:line="360"/>
+        <w:jc w:val="both"/>
+      </w:pPr>
+      <w:r>
+        <w:rPr>
+          <w:rFonts w:ascii="Times New Roman" w:hAnsi="Times New Roman" w:eastAsia="Times New Roman" w:cs="Times New Roman"/>
+          <w:b w:val="0"/>
+          <w:i w:val="0"/>
+          <w:sz w:val="26"/>
+        </w:rPr>
+        <w:t>C1a, Bệnh viện Quân y 175</w:t>
+      </w:r>
+    </w:p>
+    <w:p>
+      <w:pPr>
+        <w:spacing w:before="0" w:after="160" w:lineRule="auto" w:line="360"/>
+        <w:jc w:val="both"/>
+      </w:pPr>
+      <w:r>
+        <w:rPr>
+          <w:rFonts w:ascii="Times New Roman" w:hAnsi="Times New Roman" w:eastAsia="Times New Roman" w:cs="Times New Roman"/>
+          <w:b w:val="0"/>
+          <w:i w:val="0"/>
+          <w:sz w:val="26"/>
+        </w:rPr>
+        <w:t>Nhóm nghiên cứu KHÔNG nhận thông tin danh tính của ông/bà</w:t>
+      </w:r>
+    </w:p>
+    <w:p>
+      <w:pPr>
+        <w:spacing w:before="0" w:after="160" w:lineRule="auto" w:line="360"/>
+        <w:jc w:val="both"/>
+      </w:pPr>
+      <w:r>
+        <w:rPr>
+          <w:rFonts w:ascii="Times New Roman" w:hAnsi="Times New Roman" w:eastAsia="Times New Roman" w:cs="Times New Roman"/>
+          <w:b w:val="0"/>
+          <w:i w:val="0"/>
+          <w:sz w:val="26"/>
+        </w:rPr>
+        <w:t>Thời gian chờ khám được lấy từ hệ thống quản lý bệnh viện (HIS) qua MÃ NGHIÊN CỨU trên phiếu: nhân viên được</w:t>
+      </w:r>
+    </w:p>
+    <w:p>
+      <w:pPr>
+        <w:spacing w:before="0" w:after="160" w:lineRule="auto" w:line="360"/>
+        <w:jc w:val="both"/>
+      </w:pPr>
+      <w:r>
+        <w:rPr>
+          <w:rFonts w:ascii="Times New Roman" w:hAnsi="Times New Roman" w:eastAsia="Times New Roman" w:cs="Times New Roman"/>
+          <w:b w:val="0"/>
+          <w:i w:val="0"/>
+          <w:sz w:val="26"/>
+        </w:rPr>
+        <w:t>uỷ quyền của Phòng CNTT/QLCL đối chiếu và chỉ chuyển cho nhóm nghiên cứu mã nghiên cứu cùng số phút chờ;</w:t>
+      </w:r>
+    </w:p>
+    <w:p>
+      <w:pPr>
+        <w:spacing w:before="0" w:after="160" w:lineRule="auto" w:line="360"/>
+        <w:jc w:val="both"/>
+      </w:pPr>
+      <w:r>
+        <w:rPr>
+          <w:rFonts w:ascii="Times New Roman" w:hAnsi="Times New Roman" w:eastAsia="Times New Roman" w:cs="Times New Roman"/>
+          <w:b w:val="0"/>
+          <w:i w:val="0"/>
+          <w:sz w:val="26"/>
+        </w:rPr>
+        <w:t>bảng đối chiếu do CNTT/QLCL giữ và huỷ trong 30 ngày</w:t>
+      </w:r>
+    </w:p>
+    <w:p>
+      <w:pPr>
+        <w:spacing w:before="0" w:after="160" w:lineRule="auto" w:line="360"/>
+        <w:jc w:val="both"/>
+      </w:pPr>
+      <w:r>
+        <w:rPr>
+          <w:rFonts w:ascii="Times New Roman" w:hAnsi="Times New Roman" w:eastAsia="Times New Roman" w:cs="Times New Roman"/>
+          <w:b w:val="0"/>
+          <w:i w:val="0"/>
+          <w:sz w:val="26"/>
+        </w:rPr>
+        <w:t>Kết quả công bố dùng dữ liệu TỔNG HỢP, KHÔNG tiết lộ danh tính</w:t>
+      </w:r>
+    </w:p>
+    <w:p>
+      <w:pPr>
+        <w:spacing w:before="0" w:after="160" w:lineRule="auto" w:line="360"/>
+        <w:jc w:val="both"/>
+      </w:pPr>
+      <w:r>
+        <w:rPr>
+          <w:rFonts w:ascii="Times New Roman" w:hAnsi="Times New Roman" w:eastAsia="Times New Roman" w:cs="Times New Roman"/>
+          <w:b w:val="0"/>
+          <w:i w:val="0"/>
+          <w:sz w:val="26"/>
+        </w:rPr>
+        <w:t>Dữ liệu nhận dạng: phiếu KHÔNG ghi thông tin định danh; thời gian chờ được ghép theo cách</w:t>
+      </w:r>
+    </w:p>
+    <w:p>
+      <w:pPr>
+        <w:spacing w:before="0" w:after="160" w:lineRule="auto" w:line="360"/>
+        <w:jc w:val="both"/>
+      </w:pPr>
+      <w:r>
+        <w:rPr>
+          <w:rFonts w:ascii="Times New Roman" w:hAnsi="Times New Roman" w:eastAsia="Times New Roman" w:cs="Times New Roman"/>
+          <w:b w:val="0"/>
+          <w:i w:val="0"/>
+          <w:sz w:val="26"/>
+        </w:rPr>
+        <w:t>giả danh hóa có kiểm soát — bảng đối chiếu HIS nêu trên là liên kết duy nhất về lượt khám, do CNTT/QLCL giữ</w:t>
+      </w:r>
+    </w:p>
+    <w:p>
+      <w:pPr>
+        <w:spacing w:before="0" w:after="160" w:lineRule="auto" w:line="360"/>
+        <w:jc w:val="both"/>
+      </w:pPr>
+      <w:r>
+        <w:rPr>
+          <w:rFonts w:ascii="Times New Roman" w:hAnsi="Times New Roman" w:eastAsia="Times New Roman" w:cs="Times New Roman"/>
+          <w:b w:val="0"/>
+          <w:i w:val="0"/>
+          <w:sz w:val="26"/>
+        </w:rPr>
+        <w:t>và huỷ trong 30 ngày</w:t>
+      </w:r>
+    </w:p>
+    <w:p>
+      <w:pPr>
+        <w:spacing w:before="0" w:after="160" w:lineRule="auto" w:line="360"/>
+        <w:jc w:val="both"/>
+      </w:pPr>
+      <w:r>
+        <w:rPr>
+          <w:rFonts w:ascii="Times New Roman" w:hAnsi="Times New Roman" w:eastAsia="Times New Roman" w:cs="Times New Roman"/>
+          <w:b w:val="0"/>
+          <w:i w:val="0"/>
+          <w:sz w:val="26"/>
+        </w:rPr>
+        <w:t>Trong trường hợp rò rỉ, anh/chị sẽ được thông báo NGAY KHI XÁC NHẬN</w:t>
+      </w:r>
+    </w:p>
+    <w:p>
+      <w:pPr>
+        <w:spacing w:before="0" w:after="160" w:lineRule="auto" w:line="360"/>
+        <w:jc w:val="both"/>
+      </w:pPr>
+      <w:r>
+        <w:rPr>
+          <w:rFonts w:ascii="Times New Roman" w:hAnsi="Times New Roman" w:eastAsia="Times New Roman" w:cs="Times New Roman"/>
+          <w:b w:val="0"/>
+          <w:i w:val="0"/>
+          <w:sz w:val="26"/>
+        </w:rPr>
+        <w:t>(cơ quan bảo vệ dữ liệu được báo trong 72 giờ theo NĐ 356/2025/NĐ-CP,</w:t>
+      </w:r>
+    </w:p>
+    <w:p>
+      <w:pPr>
+        <w:spacing w:before="0" w:after="160" w:lineRule="auto" w:line="360"/>
+        <w:jc w:val="both"/>
+      </w:pPr>
+      <w:r>
+        <w:rPr>
+          <w:rFonts w:ascii="Times New Roman" w:hAnsi="Times New Roman" w:eastAsia="Times New Roman" w:cs="Times New Roman"/>
+          <w:b w:val="0"/>
+          <w:i w:val="0"/>
+          <w:sz w:val="26"/>
+        </w:rPr>
+        <w:t>mốc này áp cho cơ quan quản lý, không phải mốc cam kết với anh/chị)</w:t>
+      </w:r>
+    </w:p>
+    <w:p>
+      <w:pPr>
+        <w:spacing w:before="0" w:after="160" w:lineRule="auto" w:line="360"/>
+        <w:jc w:val="both"/>
+      </w:pPr>
+      <w:r>
+        <w:rPr>
+          <w:rFonts w:ascii="Times New Roman" w:hAnsi="Times New Roman" w:eastAsia="Times New Roman" w:cs="Times New Roman"/>
+          <w:b w:val="0"/>
+          <w:i w:val="0"/>
+          <w:sz w:val="26"/>
+        </w:rPr>
+        <w:t>Anh/chị có quyền yêu cầu xem, sửa hoặc xóa dữ liệu của mình</w:t>
+      </w:r>
+    </w:p>
+    <w:p>
+      <w:pPr>
+        <w:spacing w:before="0" w:after="160" w:lineRule="auto" w:line="360"/>
+        <w:jc w:val="both"/>
+      </w:pPr>
+      <w:r>
+        <w:rPr>
+          <w:rFonts w:ascii="Times New Roman" w:hAnsi="Times New Roman" w:eastAsia="Times New Roman" w:cs="Times New Roman"/>
+          <w:b w:val="0"/>
+          <w:i w:val="0"/>
+          <w:sz w:val="26"/>
+        </w:rPr>
+        <w:t>(trước khi chúng tôi tiến hành phân tích).</w:t>
+      </w:r>
+    </w:p>
+    <w:p>
+      <w:pPr>
+        <w:pStyle w:val="ListNumber"/>
+        <w:spacing w:before="0" w:after="120" w:lineRule="auto" w:line="360"/>
+        <w:jc w:val="both"/>
+      </w:pPr>
+      <w:r>
+        <w:rPr>
+          <w:rFonts w:ascii="Times New Roman" w:hAnsi="Times New Roman" w:eastAsia="Times New Roman" w:cs="Times New Roman"/>
+          <w:b w:val="0"/>
+          <w:i w:val="0"/>
+          <w:sz w:val="26"/>
+        </w:rPr>
+        <w:t>QUYỀN TỰ NGUYỆN VÀ RÚT LUI</w:t>
+      </w:r>
+    </w:p>
+    <w:p>
+      <w:pPr>
+        <w:spacing w:before="0" w:after="160" w:lineRule="auto" w:line="360"/>
+        <w:jc w:val="both"/>
+      </w:pPr>
+      <w:r>
+        <w:rPr>
+          <w:rFonts w:ascii="Times New Roman" w:hAnsi="Times New Roman" w:eastAsia="Times New Roman" w:cs="Times New Roman"/>
+          <w:b w:val="0"/>
+          <w:i w:val="0"/>
+          <w:sz w:val="26"/>
+        </w:rPr>
+        <w:t>Tham gia là HOÀN TOÀN TỰ NGUYỆN</w:t>
+      </w:r>
+    </w:p>
+    <w:p>
+      <w:pPr>
+        <w:spacing w:before="0" w:after="160" w:lineRule="auto" w:line="360"/>
+        <w:jc w:val="both"/>
+      </w:pPr>
+      <w:r>
+        <w:rPr>
+          <w:rFonts w:ascii="Times New Roman" w:hAnsi="Times New Roman" w:eastAsia="Times New Roman" w:cs="Times New Roman"/>
+          <w:b w:val="0"/>
+          <w:i w:val="0"/>
+          <w:sz w:val="26"/>
+        </w:rPr>
+        <w:t>Anh/chị có thể KHÔNG ĐỒNG Ý tham gia mà KHÔNG ảnh hưởng</w:t>
+      </w:r>
+    </w:p>
+    <w:p>
+      <w:pPr>
+        <w:spacing w:before="0" w:after="160" w:lineRule="auto" w:line="360"/>
+        <w:jc w:val="both"/>
+      </w:pPr>
+      <w:r>
+        <w:rPr>
+          <w:rFonts w:ascii="Times New Roman" w:hAnsi="Times New Roman" w:eastAsia="Times New Roman" w:cs="Times New Roman"/>
+          <w:b w:val="0"/>
+          <w:i w:val="0"/>
+          <w:sz w:val="26"/>
+        </w:rPr>
+        <w:t>đến dịch vụ y tế đang nhận</w:t>
+      </w:r>
+    </w:p>
+    <w:p>
+      <w:pPr>
+        <w:spacing w:before="0" w:after="160" w:lineRule="auto" w:line="360"/>
+        <w:jc w:val="both"/>
+      </w:pPr>
+      <w:r>
+        <w:rPr>
+          <w:rFonts w:ascii="Times New Roman" w:hAnsi="Times New Roman" w:eastAsia="Times New Roman" w:cs="Times New Roman"/>
+          <w:b w:val="0"/>
+          <w:i w:val="0"/>
+          <w:sz w:val="26"/>
+        </w:rPr>
+        <w:t>Anh/chị có thể RÚT LUI bất kỳ lúc nào, không cần giải thích</w:t>
+      </w:r>
+    </w:p>
+    <w:p>
+      <w:pPr>
+        <w:spacing w:before="0" w:after="160" w:lineRule="auto" w:line="360"/>
+        <w:jc w:val="both"/>
+      </w:pPr>
+      <w:r>
+        <w:rPr>
+          <w:rFonts w:ascii="Times New Roman" w:hAnsi="Times New Roman" w:eastAsia="Times New Roman" w:cs="Times New Roman"/>
+          <w:b w:val="0"/>
+          <w:i w:val="0"/>
+          <w:sz w:val="26"/>
+        </w:rPr>
+        <w:t>Nếu rút lui, dữ liệu đã thu thập: □ sẽ bị xóa □ vẫn dùng</w:t>
+      </w:r>
+    </w:p>
+    <w:p>
+      <w:pPr>
+        <w:spacing w:before="0" w:after="160" w:lineRule="auto" w:line="360"/>
+        <w:jc w:val="both"/>
+      </w:pPr>
+      <w:r>
+        <w:rPr>
+          <w:rFonts w:ascii="Times New Roman" w:hAnsi="Times New Roman" w:eastAsia="Times New Roman" w:cs="Times New Roman"/>
+          <w:b w:val="0"/>
+          <w:i w:val="0"/>
+          <w:sz w:val="26"/>
+        </w:rPr>
+        <w:t>(do tính nặc danh: SAU khi nộp phiếu không thể rút riêng phiếu của ông/bà vì không có cách nhận dạng; ông/bà có toàn quyền từ chối hoặc dừng bất kỳ lúc nào TRƯỚC khi nộp)</w:t>
+      </w:r>
+    </w:p>
+    <w:p>
+      <w:pPr>
+        <w:spacing w:before="0" w:after="160" w:lineRule="auto" w:line="360"/>
+        <w:jc w:val="both"/>
+      </w:pPr>
+      <w:r>
+        <w:rPr>
+          <w:rFonts w:ascii="Times New Roman" w:hAnsi="Times New Roman" w:eastAsia="Times New Roman" w:cs="Times New Roman"/>
+          <w:b w:val="0"/>
+          <w:i w:val="0"/>
+          <w:sz w:val="26"/>
+        </w:rPr>
+        <w:t>6c. BỒI THƯỜNG KHI CÓ TỔN HẠI</w:t>
+      </w:r>
+    </w:p>
+    <w:p>
+      <w:pPr>
+        <w:spacing w:before="0" w:after="160" w:lineRule="auto" w:line="360"/>
+        <w:jc w:val="both"/>
+      </w:pPr>
+      <w:r>
+        <w:rPr>
+          <w:rFonts w:ascii="Times New Roman" w:hAnsi="Times New Roman" w:eastAsia="Times New Roman" w:cs="Times New Roman"/>
+          <w:b w:val="0"/>
+          <w:i w:val="0"/>
+          <w:sz w:val="26"/>
+        </w:rPr>
+        <w:t>Đây là nghiên cứu quan sát nguy cơ tối thiểu, không phát sinh thủ thuật/can</w:t>
+      </w:r>
+    </w:p>
+    <w:p>
+      <w:pPr>
+        <w:spacing w:before="0" w:after="160" w:lineRule="auto" w:line="360"/>
+        <w:jc w:val="both"/>
+      </w:pPr>
+      <w:r>
+        <w:rPr>
+          <w:rFonts w:ascii="Times New Roman" w:hAnsi="Times New Roman" w:eastAsia="Times New Roman" w:cs="Times New Roman"/>
+          <w:b w:val="0"/>
+          <w:i w:val="0"/>
+          <w:sz w:val="26"/>
+        </w:rPr>
+        <w:t>thiệp nào ngoài thực hành khám chữa bệnh thường quy. Nếu xảy ra tổn hại liên</w:t>
+      </w:r>
+    </w:p>
+    <w:p>
+      <w:pPr>
+        <w:spacing w:before="0" w:after="160" w:lineRule="auto" w:line="360"/>
+        <w:jc w:val="both"/>
+      </w:pPr>
+      <w:r>
+        <w:rPr>
+          <w:rFonts w:ascii="Times New Roman" w:hAnsi="Times New Roman" w:eastAsia="Times New Roman" w:cs="Times New Roman"/>
+          <w:b w:val="0"/>
+          <w:i w:val="0"/>
+          <w:sz w:val="26"/>
+        </w:rPr>
+        <w:t>quan trực tiếp đến việc tham gia nghiên cứu, Bệnh viện Quân y 175 xử trí theo</w:t>
+      </w:r>
+    </w:p>
+    <w:p>
+      <w:pPr>
+        <w:spacing w:before="0" w:after="160" w:lineRule="auto" w:line="360"/>
+        <w:jc w:val="both"/>
+      </w:pPr>
+      <w:r>
+        <w:rPr>
+          <w:rFonts w:ascii="Times New Roman" w:hAnsi="Times New Roman" w:eastAsia="Times New Roman" w:cs="Times New Roman"/>
+          <w:b w:val="0"/>
+          <w:i w:val="0"/>
+          <w:sz w:val="26"/>
+        </w:rPr>
+        <w:t>quy trình khám chữa bệnh thường quy; nghiên cứu không có bảo hiểm riêng.</w:t>
+      </w:r>
+    </w:p>
+    <w:p>
+      <w:pPr>
+        <w:pStyle w:val="ListNumber"/>
+        <w:spacing w:before="0" w:after="120" w:lineRule="auto" w:line="360"/>
+        <w:jc w:val="both"/>
+      </w:pPr>
+      <w:r>
+        <w:rPr>
+          <w:rFonts w:ascii="Times New Roman" w:hAnsi="Times New Roman" w:eastAsia="Times New Roman" w:cs="Times New Roman"/>
+          <w:b w:val="0"/>
+          <w:i w:val="0"/>
+          <w:sz w:val="26"/>
+        </w:rPr>
+        <w:t>THÔNG TIN LIÊN HỆ</w:t>
+      </w:r>
+    </w:p>
+    <w:p>
+      <w:pPr>
+        <w:spacing w:before="0" w:after="160" w:lineRule="auto" w:line="360"/>
+        <w:jc w:val="both"/>
+      </w:pPr>
+      <w:r>
+        <w:rPr>
+          <w:rFonts w:ascii="Times New Roman" w:hAnsi="Times New Roman" w:eastAsia="Times New Roman" w:cs="Times New Roman"/>
+          <w:b w:val="0"/>
+          <w:i w:val="0"/>
+          <w:sz w:val="26"/>
+        </w:rPr>
+        <w:t>------------------------------------------------------------</w:t>
+      </w:r>
+    </w:p>
+    <w:p>
+      <w:pPr>
+        <w:spacing w:before="0" w:after="160" w:lineRule="auto" w:line="360"/>
+        <w:jc w:val="both"/>
+      </w:pPr>
+      <w:r>
+        <w:rPr>
+          <w:rFonts w:ascii="Times New Roman" w:hAnsi="Times New Roman" w:eastAsia="Times New Roman" w:cs="Times New Roman"/>
+          <w:b w:val="0"/>
+          <w:i w:val="0"/>
+          <w:sz w:val="26"/>
+        </w:rPr>
+        <w:t>Thắc mắc về nghiên cứu:</w:t>
+      </w:r>
+    </w:p>
+    <w:p>
+      <w:pPr>
+        <w:spacing w:before="0" w:after="160" w:lineRule="auto" w:line="360"/>
+        <w:jc w:val="both"/>
+      </w:pPr>
+      <w:r>
+        <w:rPr>
+          <w:rFonts w:ascii="Times New Roman" w:hAnsi="Times New Roman" w:eastAsia="Times New Roman" w:cs="Times New Roman"/>
+          <w:b w:val="0"/>
+          <w:i w:val="0"/>
+          <w:sz w:val="26"/>
+        </w:rPr>
+        <w:t>Chủ nhiệm đề tài: Nguyễn Hà Luân</w:t>
+      </w:r>
+    </w:p>
+    <w:p>
+      <w:pPr>
+        <w:spacing w:before="0" w:after="160" w:lineRule="auto" w:line="360"/>
+        <w:jc w:val="both"/>
+      </w:pPr>
+      <w:r>
+        <w:rPr>
+          <w:rFonts w:ascii="Times New Roman" w:hAnsi="Times New Roman" w:eastAsia="Times New Roman" w:cs="Times New Roman"/>
+          <w:b w:val="0"/>
+          <w:i w:val="0"/>
+          <w:sz w:val="26"/>
+        </w:rPr>
+        <w:t xml:space="preserve">Điện thoại: </w:t>
+      </w:r>
+      <w:r>
+        <w:rPr>
+          <w:rFonts w:ascii="Times New Roman" w:hAnsi="Times New Roman" w:eastAsia="Times New Roman" w:cs="Times New Roman"/>
+          <w:b w:val="0"/>
+          <w:i w:val="0"/>
+          <w:sz w:val="26"/>
+        </w:rPr>
+        <w:t>[PII — điền ở bản nộp ngoài hệ thống]</w:t>
+      </w:r>
+      <w:r>
+        <w:rPr>
+          <w:rFonts w:ascii="Times New Roman" w:hAnsi="Times New Roman" w:eastAsia="Times New Roman" w:cs="Times New Roman"/>
+          <w:b w:val="0"/>
+          <w:i w:val="0"/>
+          <w:sz w:val="26"/>
+        </w:rPr>
+        <w:t xml:space="preserve"> Email: </w:t>
+      </w:r>
+      <w:r>
+        <w:rPr>
+          <w:rFonts w:ascii="Times New Roman" w:hAnsi="Times New Roman" w:eastAsia="Times New Roman" w:cs="Times New Roman"/>
+          <w:b w:val="0"/>
+          <w:i w:val="0"/>
+          <w:sz w:val="26"/>
+        </w:rPr>
+        <w:t>[PII — điền ở bản nộp ngoài hệ thống]</w:t>
+      </w:r>
+    </w:p>
+    <w:p>
+      <w:pPr>
+        <w:spacing w:before="0" w:after="160" w:lineRule="auto" w:line="360"/>
+        <w:jc w:val="both"/>
+      </w:pPr>
+      <w:r>
+        <w:rPr>
+          <w:rFonts w:ascii="Times New Roman" w:hAnsi="Times New Roman" w:eastAsia="Times New Roman" w:cs="Times New Roman"/>
+          <w:b w:val="0"/>
+          <w:i w:val="0"/>
+          <w:sz w:val="26"/>
+        </w:rPr>
+        <w:t>Thắc mắc về quyền của người tham gia:</w:t>
+      </w:r>
+    </w:p>
+    <w:p>
+      <w:pPr>
+        <w:spacing w:before="0" w:after="160" w:lineRule="auto" w:line="360"/>
+        <w:jc w:val="both"/>
+      </w:pPr>
+      <w:r>
+        <w:rPr>
+          <w:rFonts w:ascii="Times New Roman" w:hAnsi="Times New Roman" w:eastAsia="Times New Roman" w:cs="Times New Roman"/>
+          <w:b w:val="0"/>
+          <w:i w:val="0"/>
+          <w:sz w:val="26"/>
+        </w:rPr>
+        <w:t>Hội đồng Đạo đức: Hội đồng Y đức Bệnh viện Quân y 175</w:t>
+      </w:r>
+    </w:p>
+    <w:p>
+      <w:pPr>
+        <w:spacing w:before="0" w:after="160" w:lineRule="auto" w:line="360"/>
+        <w:jc w:val="both"/>
+      </w:pPr>
+      <w:r>
+        <w:rPr>
+          <w:rFonts w:ascii="Times New Roman" w:hAnsi="Times New Roman" w:eastAsia="Times New Roman" w:cs="Times New Roman"/>
+          <w:b w:val="0"/>
+          <w:i w:val="0"/>
+          <w:sz w:val="26"/>
+        </w:rPr>
+        <w:t xml:space="preserve">Điện thoại: </w:t>
+      </w:r>
+      <w:r>
+        <w:rPr>
+          <w:rFonts w:ascii="Times New Roman" w:hAnsi="Times New Roman" w:eastAsia="Times New Roman" w:cs="Times New Roman"/>
+          <w:b w:val="0"/>
+          <w:i w:val="0"/>
+          <w:sz w:val="26"/>
+        </w:rPr>
+        <w:t>[PII — điền ở bản nộp ngoài hệ thống]</w:t>
+      </w:r>
+    </w:p>
+    <w:p>
+      <w:pPr>
+        <w:spacing w:before="0" w:after="160" w:lineRule="auto" w:line="360"/>
+        <w:jc w:val="both"/>
+      </w:pPr>
+      <w:r>
+        <w:rPr>
+          <w:rFonts w:ascii="Times New Roman" w:hAnsi="Times New Roman" w:eastAsia="Times New Roman" w:cs="Times New Roman"/>
+          <w:b w:val="0"/>
+          <w:i w:val="0"/>
+          <w:sz w:val="26"/>
+        </w:rPr>
+        <w:t>------------------------------------------------------------</w:t>
+      </w:r>
+    </w:p>
+    <w:p>
+      <w:pPr>
+        <w:spacing w:before="0" w:after="160" w:lineRule="auto" w:line="360"/>
+        <w:jc w:val="both"/>
+      </w:pPr>
+      <w:r>
+        <w:rPr>
+          <w:rFonts w:ascii="Times New Roman" w:hAnsi="Times New Roman" w:eastAsia="Times New Roman" w:cs="Times New Roman"/>
+          <w:b w:val="0"/>
+          <w:i w:val="0"/>
+          <w:sz w:val="26"/>
+        </w:rPr>
+        <w:t>PHẦN KÝ, BẢN NÀY DÀNH CHO NGƯỜI THAM GIA (GIỮ LẠI)</w:t>
+      </w:r>
+    </w:p>
+    <w:p>
+      <w:pPr>
+        <w:spacing w:before="0" w:after="160" w:lineRule="auto" w:line="360"/>
+        <w:jc w:val="both"/>
+      </w:pPr>
+      <w:r>
+        <w:rPr>
+          <w:rFonts w:ascii="Times New Roman" w:hAnsi="Times New Roman" w:eastAsia="Times New Roman" w:cs="Times New Roman"/>
+          <w:b w:val="0"/>
+          <w:i w:val="0"/>
+          <w:sz w:val="26"/>
+        </w:rPr>
+        <w:t>Tôi đã đọc / được giải thích thông tin bên trên và có đủ thời</w:t>
+      </w:r>
+    </w:p>
+    <w:p>
+      <w:pPr>
+        <w:spacing w:before="0" w:after="160" w:lineRule="auto" w:line="360"/>
+        <w:jc w:val="both"/>
+      </w:pPr>
+      <w:r>
+        <w:rPr>
+          <w:rFonts w:ascii="Times New Roman" w:hAnsi="Times New Roman" w:eastAsia="Times New Roman" w:cs="Times New Roman"/>
+          <w:b w:val="0"/>
+          <w:i w:val="0"/>
+          <w:sz w:val="26"/>
+        </w:rPr>
+        <w:t>gian để đặt câu hỏi. Tôi ĐỒNG Ý TỰ NGUYỆN tham gia nghiên cứu.</w:t>
+      </w:r>
+    </w:p>
+    <w:p>
+      <w:pPr>
+        <w:spacing w:before="0" w:after="160" w:lineRule="auto" w:line="360"/>
+        <w:jc w:val="both"/>
+      </w:pPr>
+      <w:r>
+        <w:rPr>
+          <w:rFonts w:ascii="Times New Roman" w:hAnsi="Times New Roman" w:eastAsia="Times New Roman" w:cs="Times New Roman"/>
+          <w:b w:val="0"/>
+          <w:i w:val="0"/>
+          <w:sz w:val="26"/>
+        </w:rPr>
+        <w:t>Họ tên người tham gia: _______________</w:t>
+      </w:r>
+    </w:p>
+    <w:p>
+      <w:pPr>
+        <w:spacing w:before="0" w:after="160" w:lineRule="auto" w:line="360"/>
+        <w:jc w:val="both"/>
+      </w:pPr>
+      <w:r>
+        <w:rPr>
+          <w:rFonts w:ascii="Times New Roman" w:hAnsi="Times New Roman" w:eastAsia="Times New Roman" w:cs="Times New Roman"/>
+          <w:b w:val="0"/>
+          <w:i w:val="0"/>
+          <w:sz w:val="26"/>
+        </w:rPr>
+        <w:t>Ký tên: _______________ Ngày: ___/___/2026</w:t>
+      </w:r>
+    </w:p>
+    <w:p>
+      <w:pPr>
+        <w:spacing w:before="0" w:after="160" w:lineRule="auto" w:line="360"/>
+        <w:jc w:val="both"/>
+      </w:pPr>
+      <w:r>
+        <w:rPr>
+          <w:rFonts w:ascii="Times New Roman" w:hAnsi="Times New Roman" w:eastAsia="Times New Roman" w:cs="Times New Roman"/>
+          <w:b w:val="0"/>
+          <w:i w:val="0"/>
+          <w:sz w:val="26"/>
+        </w:rPr>
+        <w:t>Họ tên người chứng kiến (nếu cần): _______________</w:t>
+      </w:r>
+    </w:p>
+    <w:p>
+      <w:pPr>
+        <w:spacing w:before="0" w:after="160" w:lineRule="auto" w:line="360"/>
+        <w:jc w:val="both"/>
+      </w:pPr>
+      <w:r>
+        <w:rPr>
+          <w:rFonts w:ascii="Times New Roman" w:hAnsi="Times New Roman" w:eastAsia="Times New Roman" w:cs="Times New Roman"/>
+          <w:b w:val="0"/>
+          <w:i w:val="0"/>
+          <w:sz w:val="26"/>
+        </w:rPr>
+        <w:t>Ký tên: _______________ Ngày: ___/___/2026</w:t>
+      </w:r>
+    </w:p>
+    <w:p>
+      <w:pPr>
+        <w:spacing w:before="0" w:after="160" w:lineRule="auto" w:line="360"/>
+        <w:jc w:val="both"/>
+      </w:pPr>
+      <w:r>
+        <w:rPr>
+          <w:rFonts w:ascii="Times New Roman" w:hAnsi="Times New Roman" w:eastAsia="Times New Roman" w:cs="Times New Roman"/>
+          <w:b w:val="0"/>
+          <w:i w:val="0"/>
+          <w:sz w:val="26"/>
+        </w:rPr>
+        <w:t>Họ tên nghiên cứu viên: _______________</w:t>
+      </w:r>
+    </w:p>
+    <w:p>
+      <w:pPr>
+        <w:spacing w:before="0" w:after="160" w:lineRule="auto" w:line="360"/>
+        <w:jc w:val="both"/>
+      </w:pPr>
+      <w:r>
+        <w:rPr>
+          <w:rFonts w:ascii="Times New Roman" w:hAnsi="Times New Roman" w:eastAsia="Times New Roman" w:cs="Times New Roman"/>
+          <w:b w:val="0"/>
+          <w:i w:val="0"/>
+          <w:sz w:val="26"/>
+        </w:rPr>
+        <w:t>Ký tên: _______________ Ngày: ___/___/2026</w:t>
+      </w:r>
+    </w:p>
+    <w:p>
+      <w:pPr>
+        <w:spacing w:before="0" w:after="160" w:lineRule="auto" w:line="360"/>
+        <w:jc w:val="both"/>
+      </w:pPr>
+      <w:r>
+        <w:rPr>
+          <w:rFonts w:ascii="Times New Roman" w:hAnsi="Times New Roman" w:eastAsia="Times New Roman" w:cs="Times New Roman"/>
+          <w:b w:val="0"/>
+          <w:i w:val="0"/>
+          <w:sz w:val="26"/>
+        </w:rPr>
+        <w:t xml:space="preserve">"Tài liệu này do AI hỗ trợ soạn thảo </w:t>
+      </w:r>
+      <w:r>
+        <w:rPr>
+          <w:rFonts w:ascii="Times New Roman" w:hAnsi="Times New Roman" w:eastAsia="Times New Roman" w:cs="Times New Roman"/>
+          <w:b w:val="0"/>
+          <w:i w:val="0"/>
+          <w:sz w:val="26"/>
+        </w:rPr>
+        <w:t>[DRAFT Phiên bản 1.0]</w:t>
+      </w:r>
+      <w:r>
+        <w:rPr>
+          <w:rFonts w:ascii="Times New Roman" w:hAnsi="Times New Roman" w:eastAsia="Times New Roman" w:cs="Times New Roman"/>
+          <w:b w:val="0"/>
+          <w:i w:val="0"/>
+          <w:sz w:val="26"/>
+        </w:rPr>
+        <w:t>.</w:t>
+      </w:r>
+    </w:p>
+    <w:p>
+      <w:pPr>
+        <w:spacing w:before="0" w:after="160" w:lineRule="auto" w:line="360"/>
+        <w:jc w:val="both"/>
+      </w:pPr>
+      <w:r>
+        <w:rPr>
+          <w:rFonts w:ascii="Times New Roman" w:hAnsi="Times New Roman" w:eastAsia="Times New Roman" w:cs="Times New Roman"/>
+          <w:b w:val="0"/>
+          <w:i w:val="0"/>
+          <w:sz w:val="26"/>
+        </w:rPr>
+        <w:t>Cần chủ nhiệm kiểm chứng và HĐ đạo đức phê duyệt trước khi dùng."</w:t>
+      </w:r>
+    </w:p>
+    <w:p>
+      <w:pPr>
+        <w:spacing w:before="280" w:after="160" w:lineRule="auto" w:line="312"/>
+      </w:pPr>
+      <w:r>
+        <w:rPr>
+          <w:rFonts w:ascii="Times New Roman" w:hAnsi="Times New Roman" w:eastAsia="Times New Roman" w:cs="Times New Roman"/>
+          <w:b/>
+          <w:i w:val="0"/>
+          <w:sz w:val="28"/>
+        </w:rPr>
+        <w:t>TÀI LIỆU 5. ICF TIẾNG ANH (English Translation, for journal submission)</w:t>
+      </w:r>
+    </w:p>
+    <w:p>
+      <w:pPr>
+        <w:spacing w:before="0" w:after="160" w:lineRule="auto" w:line="360"/>
+        <w:jc w:val="both"/>
+      </w:pPr>
+      <w:r>
+        <w:rPr>
+          <w:rFonts w:ascii="Times New Roman" w:hAnsi="Times New Roman" w:eastAsia="Times New Roman" w:cs="Times New Roman"/>
+          <w:b w:val="0"/>
+          <w:i w:val="0"/>
+          <w:sz w:val="26"/>
+        </w:rPr>
+        <w:t>INFORMED CONSENT FORM (ENGLISH TRANSLATION)</w:t>
+      </w:r>
+    </w:p>
+    <w:p>
+      <w:pPr>
+        <w:spacing w:before="0" w:after="160" w:lineRule="auto" w:line="360"/>
+        <w:jc w:val="both"/>
+      </w:pPr>
+      <w:r>
+        <w:rPr>
+          <w:rFonts w:ascii="Times New Roman" w:hAnsi="Times New Roman" w:eastAsia="Times New Roman" w:cs="Times New Roman"/>
+          <w:b w:val="0"/>
+          <w:i w:val="0"/>
+          <w:sz w:val="26"/>
+        </w:rPr>
+        <w:t>DRAFT Version 1.0, Date: 2026-07-31</w:t>
+      </w:r>
+    </w:p>
+    <w:p>
+      <w:pPr>
+        <w:spacing w:before="0" w:after="160" w:lineRule="auto" w:line="360"/>
+        <w:jc w:val="both"/>
+      </w:pPr>
+      <w:r>
+        <w:rPr>
+          <w:rFonts w:ascii="Times New Roman" w:hAnsi="Times New Roman" w:eastAsia="Times New Roman" w:cs="Times New Roman"/>
+          <w:b w:val="0"/>
+          <w:i w:val="0"/>
+          <w:sz w:val="26"/>
+        </w:rPr>
+        <w:t>"English translation of Vietnamese ICF, for journal submission only."</w:t>
+      </w:r>
+    </w:p>
+    <w:p>
+      <w:pPr>
+        <w:spacing w:before="0" w:after="160" w:lineRule="auto" w:line="360"/>
+        <w:jc w:val="both"/>
+      </w:pPr>
+      <w:r>
+        <w:rPr>
+          <w:rFonts w:ascii="Times New Roman" w:hAnsi="Times New Roman" w:eastAsia="Times New Roman" w:cs="Times New Roman"/>
+          <w:b w:val="0"/>
+          <w:i w:val="0"/>
+          <w:sz w:val="26"/>
+        </w:rPr>
+        <w:t>STUDY TITLE: Đánh giá sự hài lòng của bệnh nhân trong hoạt động khám chữa bệnh tại Khoa Khám bệnh C1a, Trung tâm Khám bệnh và Điều trị theo yêu cầu C1, Bệnh viện Quân y 175</w:t>
+      </w:r>
+    </w:p>
+    <w:p>
+      <w:pPr>
+        <w:spacing w:before="0" w:after="160" w:lineRule="auto" w:line="360"/>
+        <w:jc w:val="both"/>
+      </w:pPr>
+      <w:r>
+        <w:rPr>
+          <w:rFonts w:ascii="Times New Roman" w:hAnsi="Times New Roman" w:eastAsia="Times New Roman" w:cs="Times New Roman"/>
+          <w:b w:val="0"/>
+          <w:i w:val="0"/>
+          <w:sz w:val="26"/>
+        </w:rPr>
+        <w:t>Institution: Outpatient Examination Department C1a, On-Demand Examination and Treatment Center C1, Military Hospital 175 (Ho Chi Minh City)</w:t>
+      </w:r>
+    </w:p>
+    <w:p>
+      <w:pPr>
+        <w:spacing w:before="0" w:after="160" w:lineRule="auto" w:line="360"/>
+        <w:jc w:val="both"/>
+      </w:pPr>
+      <w:r>
+        <w:rPr>
+          <w:rFonts w:ascii="Times New Roman" w:hAnsi="Times New Roman" w:eastAsia="Times New Roman" w:cs="Times New Roman"/>
+          <w:b w:val="0"/>
+          <w:i w:val="0"/>
+          <w:sz w:val="26"/>
+        </w:rPr>
+        <w:t>Principal Investigator: Nguyễn Hà Luân</w:t>
+      </w:r>
+    </w:p>
+    <w:p>
+      <w:pPr>
+        <w:pStyle w:val="ListNumber"/>
+        <w:spacing w:before="0" w:after="120" w:lineRule="auto" w:line="360"/>
+        <w:jc w:val="both"/>
+      </w:pPr>
+      <w:r>
+        <w:rPr>
+          <w:rFonts w:ascii="Times New Roman" w:hAnsi="Times New Roman" w:eastAsia="Times New Roman" w:cs="Times New Roman"/>
+          <w:b w:val="0"/>
+          <w:i w:val="0"/>
+          <w:sz w:val="26"/>
+        </w:rPr>
+        <w:t>PURPOSE</w:t>
+      </w:r>
+    </w:p>
+    <w:p>
+      <w:pPr>
+        <w:spacing w:before="0" w:after="160" w:lineRule="auto" w:line="360"/>
+        <w:jc w:val="both"/>
+      </w:pPr>
+      <w:r>
+        <w:rPr>
+          <w:rFonts w:ascii="Times New Roman" w:hAnsi="Times New Roman" w:eastAsia="Times New Roman" w:cs="Times New Roman"/>
+          <w:b w:val="0"/>
+          <w:i w:val="0"/>
+          <w:sz w:val="26"/>
+        </w:rPr>
+        <w:t>You are invited to participate in a study that aims to:</w:t>
+      </w:r>
+    </w:p>
+    <w:p>
+      <w:pPr>
+        <w:spacing w:before="0" w:after="160" w:lineRule="auto" w:line="360"/>
+        <w:jc w:val="both"/>
+      </w:pPr>
+      <w:r>
+        <w:rPr>
+          <w:rFonts w:ascii="Times New Roman" w:hAnsi="Times New Roman" w:eastAsia="Times New Roman" w:cs="Times New Roman"/>
+          <w:b w:val="0"/>
+          <w:i w:val="0"/>
+          <w:sz w:val="26"/>
+        </w:rPr>
+        <w:t>We would like to learn how satisfied you are with today's visit, from reception, waiting time and the examination area to the doctors, nurses and the results, so that the hospital can serve you better.</w:t>
+      </w:r>
+    </w:p>
+    <w:p>
+      <w:pPr>
+        <w:spacing w:before="0" w:after="160" w:lineRule="auto" w:line="360"/>
+        <w:jc w:val="both"/>
+      </w:pPr>
+      <w:r>
+        <w:rPr>
+          <w:rFonts w:ascii="Times New Roman" w:hAnsi="Times New Roman" w:eastAsia="Times New Roman" w:cs="Times New Roman"/>
+          <w:b w:val="0"/>
+          <w:i w:val="0"/>
+          <w:sz w:val="26"/>
+        </w:rPr>
+        <w:t>Estimated participants: about 1,000</w:t>
+      </w:r>
+    </w:p>
+    <w:p>
+      <w:pPr>
+        <w:spacing w:before="0" w:after="160" w:lineRule="auto" w:line="360"/>
+        <w:jc w:val="both"/>
+      </w:pPr>
+      <w:r>
+        <w:rPr>
+          <w:rFonts w:ascii="Times New Roman" w:hAnsi="Times New Roman" w:eastAsia="Times New Roman" w:cs="Times New Roman"/>
+          <w:b w:val="0"/>
+          <w:i w:val="0"/>
+          <w:sz w:val="26"/>
+        </w:rPr>
+        <w:t>Location: Outpatient Examination Department C1a, Military Hospital 175 (Ho Chi Minh City)</w:t>
+      </w:r>
+    </w:p>
+    <w:p>
+      <w:pPr>
+        <w:spacing w:before="0" w:after="160" w:lineRule="auto" w:line="360"/>
+        <w:jc w:val="both"/>
+      </w:pPr>
+      <w:r>
+        <w:rPr>
+          <w:rFonts w:ascii="Times New Roman" w:hAnsi="Times New Roman" w:eastAsia="Times New Roman" w:cs="Times New Roman"/>
+          <w:b w:val="0"/>
+          <w:i w:val="0"/>
+          <w:sz w:val="26"/>
+        </w:rPr>
+        <w:t>PARTICIPATION IS ENTIRELY VOLUNTARY.</w:t>
+      </w:r>
+    </w:p>
+    <w:p>
+      <w:pPr>
+        <w:spacing w:before="0" w:after="160" w:lineRule="auto" w:line="360"/>
+        <w:jc w:val="both"/>
+      </w:pPr>
+      <w:r>
+        <w:rPr>
+          <w:rFonts w:ascii="Times New Roman" w:hAnsi="Times New Roman" w:eastAsia="Times New Roman" w:cs="Times New Roman"/>
+          <w:b w:val="0"/>
+          <w:i w:val="0"/>
+          <w:sz w:val="26"/>
+        </w:rPr>
+        <w:t>1b. STUDY INVESTIGATOR</w:t>
+      </w:r>
+    </w:p>
+    <w:p>
+      <w:pPr>
+        <w:spacing w:before="0" w:after="160" w:lineRule="auto" w:line="360"/>
+        <w:jc w:val="both"/>
+      </w:pPr>
+      <w:r>
+        <w:rPr>
+          <w:rFonts w:ascii="Times New Roman" w:hAnsi="Times New Roman" w:eastAsia="Times New Roman" w:cs="Times New Roman"/>
+          <w:b w:val="0"/>
+          <w:i w:val="0"/>
+          <w:sz w:val="26"/>
+        </w:rPr>
+        <w:t>The study is led by Nguyễn Hà Luân, MD, Specialist Level I (BS.CKI), Outpatient Examination Department</w:t>
+      </w:r>
+    </w:p>
+    <w:p>
+      <w:pPr>
+        <w:spacing w:before="0" w:after="160" w:lineRule="auto" w:line="360"/>
+        <w:jc w:val="both"/>
+      </w:pPr>
+      <w:r>
+        <w:rPr>
+          <w:rFonts w:ascii="Times New Roman" w:hAnsi="Times New Roman" w:eastAsia="Times New Roman" w:cs="Times New Roman"/>
+          <w:b w:val="0"/>
+          <w:i w:val="0"/>
+          <w:sz w:val="26"/>
+        </w:rPr>
+        <w:t>C1a, Military Hospital 175.</w:t>
+      </w:r>
+    </w:p>
+    <w:p>
+      <w:pPr>
+        <w:pStyle w:val="ListNumber"/>
+        <w:spacing w:before="0" w:after="120" w:lineRule="auto" w:line="360"/>
+        <w:jc w:val="both"/>
+      </w:pPr>
+      <w:r>
+        <w:rPr>
+          <w:rFonts w:ascii="Times New Roman" w:hAnsi="Times New Roman" w:eastAsia="Times New Roman" w:cs="Times New Roman"/>
+          <w:b w:val="0"/>
+          <w:i w:val="0"/>
+          <w:sz w:val="26"/>
+        </w:rPr>
+        <w:t>PROCEDURES</w:t>
+      </w:r>
+    </w:p>
+    <w:p>
+      <w:pPr>
+        <w:spacing w:before="0" w:after="160" w:lineRule="auto" w:line="360"/>
+        <w:jc w:val="both"/>
+      </w:pPr>
+      <w:r>
+        <w:rPr>
+          <w:rFonts w:ascii="Times New Roman" w:hAnsi="Times New Roman" w:eastAsia="Times New Roman" w:cs="Times New Roman"/>
+          <w:b w:val="0"/>
+          <w:i w:val="0"/>
+          <w:sz w:val="26"/>
+        </w:rPr>
+        <w:t>□ Step 1: read this information and confirm that you agree to take part (using the consent procedure approved by the Ethics Committee for anonymous surveys)</w:t>
+      </w:r>
+    </w:p>
+    <w:p>
+      <w:pPr>
+        <w:spacing w:before="0" w:after="160" w:lineRule="auto" w:line="360"/>
+        <w:jc w:val="both"/>
+      </w:pPr>
+      <w:r>
+        <w:rPr>
+          <w:rFonts w:ascii="Times New Roman" w:hAnsi="Times New Roman" w:eastAsia="Times New Roman" w:cs="Times New Roman"/>
+          <w:b w:val="0"/>
+          <w:i w:val="0"/>
+          <w:sz w:val="26"/>
+        </w:rPr>
+        <w:t>□ Step 2: complete the questionnaire yourself (~15–20 minutes), ONCE only</w:t>
+      </w:r>
+    </w:p>
+    <w:p>
+      <w:pPr>
+        <w:spacing w:before="0" w:after="160" w:lineRule="auto" w:line="360"/>
+        <w:jc w:val="both"/>
+      </w:pPr>
+      <w:r>
+        <w:rPr>
+          <w:rFonts w:ascii="Times New Roman" w:hAnsi="Times New Roman" w:eastAsia="Times New Roman" w:cs="Times New Roman"/>
+          <w:b w:val="0"/>
+          <w:i w:val="0"/>
+          <w:sz w:val="26"/>
+        </w:rPr>
+        <w:t>Estimated time commitment: ~15–20 minutes on ONE occasion only (no follow-up); no additional visits, as it is done during your routine clinic visit</w:t>
+      </w:r>
+    </w:p>
+    <w:p>
+      <w:pPr>
+        <w:pStyle w:val="ListNumber"/>
+        <w:spacing w:before="0" w:after="120" w:lineRule="auto" w:line="360"/>
+        <w:jc w:val="both"/>
+      </w:pPr>
+      <w:r>
+        <w:rPr>
+          <w:rFonts w:ascii="Times New Roman" w:hAnsi="Times New Roman" w:eastAsia="Times New Roman" w:cs="Times New Roman"/>
+          <w:b w:val="0"/>
+          <w:i w:val="0"/>
+          <w:sz w:val="26"/>
+        </w:rPr>
+        <w:t>RISKS AND DISCOMFORTS</w:t>
+      </w:r>
+    </w:p>
+    <w:p>
+      <w:pPr>
+        <w:spacing w:before="0" w:after="160" w:lineRule="auto" w:line="360"/>
+        <w:jc w:val="both"/>
+      </w:pPr>
+      <w:r>
+        <w:rPr>
+          <w:rFonts w:ascii="Times New Roman" w:hAnsi="Times New Roman" w:eastAsia="Times New Roman" w:cs="Times New Roman"/>
+          <w:b w:val="0"/>
+          <w:i w:val="0"/>
+          <w:sz w:val="26"/>
+        </w:rPr>
+        <w:t>- Rò rỉ thông tin từ bộ câu hỏi (Rất thấp probability / Nhẹ severity): Khuyết danh hoàn toàn nếu không cần theo dõi; mã hóa nếu cần liên kết</w:t>
+      </w:r>
+    </w:p>
+    <w:p>
+      <w:pPr>
+        <w:spacing w:before="0" w:after="160" w:lineRule="auto" w:line="360"/>
+        <w:jc w:val="both"/>
+      </w:pPr>
+      <w:r>
+        <w:rPr>
+          <w:rFonts w:ascii="Times New Roman" w:hAnsi="Times New Roman" w:eastAsia="Times New Roman" w:cs="Times New Roman"/>
+          <w:b w:val="0"/>
+          <w:i w:val="0"/>
+          <w:sz w:val="26"/>
+        </w:rPr>
+        <w:t>- Gánh nặng thời gian (Thấp probability / Không đáng kể severity): Bộ câu hỏi ngắn; tự điền hoặc qua điện thoại/email</w:t>
+      </w:r>
+    </w:p>
+    <w:p>
+      <w:pPr>
+        <w:pStyle w:val="ListNumber"/>
+        <w:spacing w:before="0" w:after="120" w:lineRule="auto" w:line="360"/>
+        <w:jc w:val="both"/>
+      </w:pPr>
+      <w:r>
+        <w:rPr>
+          <w:rFonts w:ascii="Times New Roman" w:hAnsi="Times New Roman" w:eastAsia="Times New Roman" w:cs="Times New Roman"/>
+          <w:b w:val="0"/>
+          <w:i w:val="0"/>
+          <w:sz w:val="26"/>
+        </w:rPr>
+        <w:t>POTENTIAL BENEFITS</w:t>
+      </w:r>
+    </w:p>
+    <w:p>
+      <w:pPr>
+        <w:spacing w:before="0" w:after="160" w:lineRule="auto" w:line="360"/>
+        <w:jc w:val="both"/>
+      </w:pPr>
+      <w:r>
+        <w:rPr>
+          <w:rFonts w:ascii="Times New Roman" w:hAnsi="Times New Roman" w:eastAsia="Times New Roman" w:cs="Times New Roman"/>
+          <w:b w:val="0"/>
+          <w:i w:val="0"/>
+          <w:sz w:val="26"/>
+        </w:rPr>
+        <w:t>Direct benefit: no direct medical benefit; your views help improve the quality of outpatient services, and NO medical intervention or procedure is added beyond routine examination and care. Community benefit: local data on the proportions of satisfaction and related factors, at low cost. We do NOT guarantee any personal benefit from participation.</w:t>
+      </w:r>
+    </w:p>
+    <w:p>
+      <w:pPr>
+        <w:spacing w:before="0" w:after="160" w:lineRule="auto" w:line="360"/>
+        <w:jc w:val="both"/>
+      </w:pPr>
+      <w:r>
+        <w:rPr>
+          <w:rFonts w:ascii="Times New Roman" w:hAnsi="Times New Roman" w:eastAsia="Times New Roman" w:cs="Times New Roman"/>
+          <w:b w:val="0"/>
+          <w:i w:val="0"/>
+          <w:sz w:val="26"/>
+        </w:rPr>
+        <w:t>4b. FUNDING AND CONFLICTS OF INTEREST</w:t>
+      </w:r>
+    </w:p>
+    <w:p>
+      <w:pPr>
+        <w:spacing w:before="0" w:after="160" w:lineRule="auto" w:line="360"/>
+        <w:jc w:val="both"/>
+      </w:pPr>
+      <w:r>
+        <w:rPr>
+          <w:rFonts w:ascii="Times New Roman" w:hAnsi="Times New Roman" w:eastAsia="Times New Roman" w:cs="Times New Roman"/>
+          <w:b w:val="0"/>
+          <w:i w:val="0"/>
+          <w:sz w:val="26"/>
+        </w:rPr>
+        <w:t>This study has no external funding (self-funded; costs are borne by the principal investigator).</w:t>
+      </w:r>
+    </w:p>
+    <w:p>
+      <w:pPr>
+        <w:spacing w:before="0" w:after="160" w:lineRule="auto" w:line="360"/>
+        <w:jc w:val="both"/>
+      </w:pPr>
+      <w:r>
+        <w:rPr>
+          <w:rFonts w:ascii="Times New Roman" w:hAnsi="Times New Roman" w:eastAsia="Times New Roman" w:cs="Times New Roman"/>
+          <w:b w:val="0"/>
+          <w:i w:val="0"/>
+          <w:sz w:val="26"/>
+        </w:rPr>
+        <w:t>The research team has no conflicts of interest related to the study topic (consistent with the COI</w:t>
+      </w:r>
+    </w:p>
+    <w:p>
+      <w:pPr>
+        <w:spacing w:before="0" w:after="160" w:lineRule="auto" w:line="360"/>
+        <w:jc w:val="both"/>
+      </w:pPr>
+      <w:r>
+        <w:rPr>
+          <w:rFonts w:ascii="Times New Roman" w:hAnsi="Times New Roman" w:eastAsia="Times New Roman" w:cs="Times New Roman"/>
+          <w:b w:val="0"/>
+          <w:i w:val="0"/>
+          <w:sz w:val="26"/>
+        </w:rPr>
+        <w:t>declaration in Document 8).</w:t>
+      </w:r>
+    </w:p>
+    <w:p>
+      <w:pPr>
+        <w:spacing w:before="0" w:after="160" w:lineRule="auto" w:line="360"/>
+        <w:jc w:val="both"/>
+      </w:pPr>
+      <w:r>
+        <w:rPr>
+          <w:rFonts w:ascii="Times New Roman" w:hAnsi="Times New Roman" w:eastAsia="Times New Roman" w:cs="Times New Roman"/>
+          <w:b w:val="0"/>
+          <w:i w:val="0"/>
+          <w:sz w:val="26"/>
+        </w:rPr>
+        <w:t>4c. PAYMENT OR SUPPORT FOR PARTICIPATION</w:t>
+      </w:r>
+    </w:p>
+    <w:p>
+      <w:pPr>
+        <w:spacing w:before="0" w:after="160" w:lineRule="auto" w:line="360"/>
+        <w:jc w:val="both"/>
+      </w:pPr>
+      <w:r>
+        <w:rPr>
+          <w:rFonts w:ascii="Times New Roman" w:hAnsi="Times New Roman" w:eastAsia="Times New Roman" w:cs="Times New Roman"/>
+          <w:b w:val="0"/>
+          <w:i w:val="0"/>
+          <w:sz w:val="26"/>
+        </w:rPr>
+        <w:t>■ No payment or support other than routine medical care.</w:t>
+      </w:r>
+    </w:p>
+    <w:p>
+      <w:pPr>
+        <w:pStyle w:val="ListNumber"/>
+        <w:spacing w:before="0" w:after="120" w:lineRule="auto" w:line="360"/>
+        <w:jc w:val="both"/>
+      </w:pPr>
+      <w:r>
+        <w:rPr>
+          <w:rFonts w:ascii="Times New Roman" w:hAnsi="Times New Roman" w:eastAsia="Times New Roman" w:cs="Times New Roman"/>
+          <w:b w:val="0"/>
+          <w:i w:val="0"/>
+          <w:sz w:val="26"/>
+        </w:rPr>
+        <w:t>CONFIDENTIALITY</w:t>
+      </w:r>
+    </w:p>
+    <w:p>
+      <w:pPr>
+        <w:spacing w:before="0" w:after="160" w:lineRule="auto" w:line="360"/>
+        <w:jc w:val="both"/>
+      </w:pPr>
+      <w:r>
+        <w:rPr>
+          <w:rFonts w:ascii="Times New Roman" w:hAnsi="Times New Roman" w:eastAsia="Times New Roman" w:cs="Times New Roman"/>
+          <w:b w:val="0"/>
+          <w:i w:val="0"/>
+          <w:sz w:val="26"/>
+        </w:rPr>
+        <w:t>Data encrypted per Vietnamese Personal Data Protection Law</w:t>
+      </w:r>
+    </w:p>
+    <w:p>
+      <w:pPr>
+        <w:spacing w:before="0" w:after="160" w:lineRule="auto" w:line="360"/>
+        <w:jc w:val="both"/>
+      </w:pPr>
+      <w:r>
+        <w:rPr>
+          <w:rFonts w:ascii="Times New Roman" w:hAnsi="Times New Roman" w:eastAsia="Times New Roman" w:cs="Times New Roman"/>
+          <w:b w:val="0"/>
+          <w:i w:val="0"/>
+          <w:sz w:val="26"/>
+        </w:rPr>
+        <w:t>No. 91/2025/QH15. Results published in aggregate form only.</w:t>
+      </w:r>
+    </w:p>
+    <w:p>
+      <w:pPr>
+        <w:spacing w:before="0" w:after="160" w:lineRule="auto" w:line="360"/>
+        <w:jc w:val="both"/>
+      </w:pPr>
+      <w:r>
+        <w:rPr>
+          <w:rFonts w:ascii="Times New Roman" w:hAnsi="Times New Roman" w:eastAsia="Times New Roman" w:cs="Times New Roman"/>
+          <w:b w:val="0"/>
+          <w:i w:val="0"/>
+          <w:sz w:val="26"/>
+        </w:rPr>
+        <w:t>Your waiting time will be taken from the hospital information system (HIS) via the STUDY CODE on your</w:t>
+      </w:r>
+    </w:p>
+    <w:p>
+      <w:pPr>
+        <w:spacing w:before="0" w:after="160" w:lineRule="auto" w:line="360"/>
+        <w:jc w:val="both"/>
+      </w:pPr>
+      <w:r>
+        <w:rPr>
+          <w:rFonts w:ascii="Times New Roman" w:hAnsi="Times New Roman" w:eastAsia="Times New Roman" w:cs="Times New Roman"/>
+          <w:b w:val="0"/>
+          <w:i w:val="0"/>
+          <w:sz w:val="26"/>
+        </w:rPr>
+        <w:t>questionnaire: authorised staff of the IT/Quality Management department match it and pass only the study code</w:t>
+      </w:r>
+    </w:p>
+    <w:p>
+      <w:pPr>
+        <w:spacing w:before="0" w:after="160" w:lineRule="auto" w:line="360"/>
+        <w:jc w:val="both"/>
+      </w:pPr>
+      <w:r>
+        <w:rPr>
+          <w:rFonts w:ascii="Times New Roman" w:hAnsi="Times New Roman" w:eastAsia="Times New Roman" w:cs="Times New Roman"/>
+          <w:b w:val="0"/>
+          <w:i w:val="0"/>
+          <w:sz w:val="26"/>
+        </w:rPr>
+        <w:t>and the number of minutes to the research team, which never receives your identity; the matching table is kept</w:t>
+      </w:r>
+    </w:p>
+    <w:p>
+      <w:pPr>
+        <w:spacing w:before="0" w:after="160" w:lineRule="auto" w:line="360"/>
+        <w:jc w:val="both"/>
+      </w:pPr>
+      <w:r>
+        <w:rPr>
+          <w:rFonts w:ascii="Times New Roman" w:hAnsi="Times New Roman" w:eastAsia="Times New Roman" w:cs="Times New Roman"/>
+          <w:b w:val="0"/>
+          <w:i w:val="0"/>
+          <w:sz w:val="26"/>
+        </w:rPr>
+        <w:t>by IT/Quality Management and destroyed within 30 days.</w:t>
+      </w:r>
+    </w:p>
+    <w:p>
+      <w:pPr>
+        <w:pStyle w:val="ListNumber"/>
+        <w:spacing w:before="0" w:after="120" w:lineRule="auto" w:line="360"/>
+        <w:jc w:val="both"/>
+      </w:pPr>
+      <w:r>
+        <w:rPr>
+          <w:rFonts w:ascii="Times New Roman" w:hAnsi="Times New Roman" w:eastAsia="Times New Roman" w:cs="Times New Roman"/>
+          <w:b w:val="0"/>
+          <w:i w:val="0"/>
+          <w:sz w:val="26"/>
+        </w:rPr>
+        <w:t>VOLUNTARY PARTICIPATION AND WITHDRAWAL</w:t>
+      </w:r>
+    </w:p>
+    <w:p>
+      <w:pPr>
+        <w:spacing w:before="0" w:after="160" w:lineRule="auto" w:line="360"/>
+        <w:jc w:val="both"/>
+      </w:pPr>
+      <w:r>
+        <w:rPr>
+          <w:rFonts w:ascii="Times New Roman" w:hAnsi="Times New Roman" w:eastAsia="Times New Roman" w:cs="Times New Roman"/>
+          <w:b w:val="0"/>
+          <w:i w:val="0"/>
+          <w:sz w:val="26"/>
+        </w:rPr>
+        <w:t>Participation is voluntary. You may withdraw at any time</w:t>
+      </w:r>
+    </w:p>
+    <w:p>
+      <w:pPr>
+        <w:spacing w:before="0" w:after="160" w:lineRule="auto" w:line="360"/>
+        <w:jc w:val="both"/>
+      </w:pPr>
+      <w:r>
+        <w:rPr>
+          <w:rFonts w:ascii="Times New Roman" w:hAnsi="Times New Roman" w:eastAsia="Times New Roman" w:cs="Times New Roman"/>
+          <w:b w:val="0"/>
+          <w:i w:val="0"/>
+          <w:sz w:val="26"/>
+        </w:rPr>
+        <w:t>without affecting your medical care.</w:t>
+      </w:r>
+    </w:p>
+    <w:p>
+      <w:pPr>
+        <w:spacing w:before="0" w:after="160" w:lineRule="auto" w:line="360"/>
+        <w:jc w:val="both"/>
+      </w:pPr>
+      <w:r>
+        <w:rPr>
+          <w:rFonts w:ascii="Times New Roman" w:hAnsi="Times New Roman" w:eastAsia="Times New Roman" w:cs="Times New Roman"/>
+          <w:b w:val="0"/>
+          <w:i w:val="0"/>
+          <w:sz w:val="26"/>
+        </w:rPr>
+        <w:t>6c. COMPENSATION FOR INJURY</w:t>
+      </w:r>
+    </w:p>
+    <w:p>
+      <w:pPr>
+        <w:spacing w:before="0" w:after="160" w:lineRule="auto" w:line="360"/>
+        <w:jc w:val="both"/>
+      </w:pPr>
+      <w:r>
+        <w:rPr>
+          <w:rFonts w:ascii="Times New Roman" w:hAnsi="Times New Roman" w:eastAsia="Times New Roman" w:cs="Times New Roman"/>
+          <w:b w:val="0"/>
+          <w:i w:val="0"/>
+          <w:sz w:val="26"/>
+        </w:rPr>
+        <w:t>This is a minimal-risk observational study; it involves no procedures or interventions beyond</w:t>
+      </w:r>
+    </w:p>
+    <w:p>
+      <w:pPr>
+        <w:spacing w:before="0" w:after="160" w:lineRule="auto" w:line="360"/>
+        <w:jc w:val="both"/>
+      </w:pPr>
+      <w:r>
+        <w:rPr>
+          <w:rFonts w:ascii="Times New Roman" w:hAnsi="Times New Roman" w:eastAsia="Times New Roman" w:cs="Times New Roman"/>
+          <w:b w:val="0"/>
+          <w:i w:val="0"/>
+          <w:sz w:val="26"/>
+        </w:rPr>
+        <w:t>routine clinical practice. If harm directly related to study participation occurs, Military Hospital 175</w:t>
+      </w:r>
+    </w:p>
+    <w:p>
+      <w:pPr>
+        <w:spacing w:before="0" w:after="160" w:lineRule="auto" w:line="360"/>
+        <w:jc w:val="both"/>
+      </w:pPr>
+      <w:r>
+        <w:rPr>
+          <w:rFonts w:ascii="Times New Roman" w:hAnsi="Times New Roman" w:eastAsia="Times New Roman" w:cs="Times New Roman"/>
+          <w:b w:val="0"/>
+          <w:i w:val="0"/>
+          <w:sz w:val="26"/>
+        </w:rPr>
+        <w:t>will manage it under its routine clinical care procedures; the study has no separate insurance.</w:t>
+      </w:r>
+    </w:p>
+    <w:p>
+      <w:pPr>
+        <w:pStyle w:val="ListNumber"/>
+        <w:spacing w:before="0" w:after="120" w:lineRule="auto" w:line="360"/>
+        <w:jc w:val="both"/>
+      </w:pPr>
+      <w:r>
+        <w:rPr>
+          <w:rFonts w:ascii="Times New Roman" w:hAnsi="Times New Roman" w:eastAsia="Times New Roman" w:cs="Times New Roman"/>
+          <w:b w:val="0"/>
+          <w:i w:val="0"/>
+          <w:sz w:val="26"/>
+        </w:rPr>
+        <w:t>CONTACTS</w:t>
+      </w:r>
+    </w:p>
+    <w:p>
+      <w:pPr>
+        <w:spacing w:before="0" w:after="160" w:lineRule="auto" w:line="360"/>
+        <w:jc w:val="both"/>
+      </w:pPr>
+      <w:r>
+        <w:rPr>
+          <w:rFonts w:ascii="Times New Roman" w:hAnsi="Times New Roman" w:eastAsia="Times New Roman" w:cs="Times New Roman"/>
+          <w:b w:val="0"/>
+          <w:i w:val="0"/>
+          <w:sz w:val="26"/>
+        </w:rPr>
+        <w:t xml:space="preserve">Investigator: Nguyễn Hà Luân | Phone/Email: </w:t>
+      </w:r>
+      <w:r>
+        <w:rPr>
+          <w:rFonts w:ascii="Times New Roman" w:hAnsi="Times New Roman" w:eastAsia="Times New Roman" w:cs="Times New Roman"/>
+          <w:b w:val="0"/>
+          <w:i w:val="0"/>
+          <w:sz w:val="26"/>
+        </w:rPr>
+        <w:t>[PII — điền ở bản nộp ngoài hệ thống]</w:t>
+      </w:r>
+    </w:p>
+    <w:p>
+      <w:pPr>
+        <w:spacing w:before="0" w:after="160" w:lineRule="auto" w:line="360"/>
+        <w:jc w:val="both"/>
+      </w:pPr>
+      <w:r>
+        <w:rPr>
+          <w:rFonts w:ascii="Times New Roman" w:hAnsi="Times New Roman" w:eastAsia="Times New Roman" w:cs="Times New Roman"/>
+          <w:b w:val="0"/>
+          <w:i w:val="0"/>
+          <w:sz w:val="26"/>
+        </w:rPr>
+        <w:t>Ethics Committee: Medical Ethics Committee of Military Hospital 175 (Hội đồng Y đức Bệnh viện Quân y 175)</w:t>
+      </w:r>
+    </w:p>
+    <w:p>
+      <w:pPr>
+        <w:spacing w:before="0" w:after="160" w:lineRule="auto" w:line="360"/>
+        <w:jc w:val="both"/>
+      </w:pPr>
+      <w:r>
+        <w:rPr>
+          <w:rFonts w:ascii="Times New Roman" w:hAnsi="Times New Roman" w:eastAsia="Times New Roman" w:cs="Times New Roman"/>
+          <w:b w:val="0"/>
+          <w:i w:val="0"/>
+          <w:sz w:val="26"/>
+        </w:rPr>
+        <w:t>CONSENT SIGNATURE (PARTICIPANT'S COPY)</w:t>
+      </w:r>
+    </w:p>
+    <w:p>
+      <w:pPr>
+        <w:spacing w:before="0" w:after="160" w:lineRule="auto" w:line="360"/>
+        <w:jc w:val="both"/>
+      </w:pPr>
+      <w:r>
+        <w:rPr>
+          <w:rFonts w:ascii="Times New Roman" w:hAnsi="Times New Roman" w:eastAsia="Times New Roman" w:cs="Times New Roman"/>
+          <w:b w:val="0"/>
+          <w:i w:val="0"/>
+          <w:sz w:val="26"/>
+        </w:rPr>
+        <w:t>I have read the above and agree to participate voluntarily.</w:t>
+      </w:r>
+    </w:p>
+    <w:p>
+      <w:pPr>
+        <w:spacing w:before="0" w:after="160" w:lineRule="auto" w:line="360"/>
+        <w:jc w:val="both"/>
+      </w:pPr>
+      <w:r>
+        <w:rPr>
+          <w:rFonts w:ascii="Times New Roman" w:hAnsi="Times New Roman" w:eastAsia="Times New Roman" w:cs="Times New Roman"/>
+          <w:b w:val="0"/>
+          <w:i w:val="0"/>
+          <w:sz w:val="26"/>
+        </w:rPr>
+        <w:t>Participant: _______________ Date: ___/___/2026</w:t>
+      </w:r>
+    </w:p>
+    <w:p>
+      <w:pPr>
+        <w:spacing w:before="0" w:after="160" w:lineRule="auto" w:line="360"/>
+        <w:jc w:val="both"/>
+      </w:pPr>
+      <w:r>
+        <w:rPr>
+          <w:rFonts w:ascii="Times New Roman" w:hAnsi="Times New Roman" w:eastAsia="Times New Roman" w:cs="Times New Roman"/>
+          <w:b w:val="0"/>
+          <w:i w:val="0"/>
+          <w:sz w:val="26"/>
+        </w:rPr>
+        <w:t>Witness (if applicable): _______________ Date: ___/___/2026</w:t>
+      </w:r>
+    </w:p>
+    <w:p>
+      <w:pPr>
+        <w:spacing w:before="0" w:after="160" w:lineRule="auto" w:line="360"/>
+        <w:jc w:val="both"/>
+      </w:pPr>
+      <w:r>
+        <w:rPr>
+          <w:rFonts w:ascii="Times New Roman" w:hAnsi="Times New Roman" w:eastAsia="Times New Roman" w:cs="Times New Roman"/>
+          <w:b w:val="0"/>
+          <w:i w:val="0"/>
+          <w:sz w:val="26"/>
+        </w:rPr>
+        <w:t>Investigator: _______________ Date: ___/___/2026</w:t>
+      </w:r>
+    </w:p>
+    <w:p>
+      <w:pPr>
+        <w:spacing w:before="280" w:after="160" w:lineRule="auto" w:line="312"/>
+      </w:pPr>
+      <w:r>
+        <w:rPr>
+          <w:rFonts w:ascii="Times New Roman" w:hAnsi="Times New Roman" w:eastAsia="Times New Roman" w:cs="Times New Roman"/>
+          <w:b/>
+          <w:i w:val="0"/>
+          <w:sz w:val="28"/>
+        </w:rPr>
+        <w:t>TÀI LIỆU 6. KẾ HOẠCH QUẢN LÝ DỮ LIỆU (DMP, Luật 91/2025/QH15)</w:t>
+      </w:r>
+    </w:p>
+    <w:p>
+      <w:pPr>
+        <w:spacing w:before="0" w:after="160" w:lineRule="auto" w:line="360"/>
+        <w:jc w:val="both"/>
+      </w:pPr>
+      <w:r>
+        <w:rPr>
+          <w:rFonts w:ascii="Times New Roman" w:hAnsi="Times New Roman" w:eastAsia="Times New Roman" w:cs="Times New Roman"/>
+          <w:b w:val="0"/>
+          <w:i w:val="0"/>
+          <w:sz w:val="26"/>
+        </w:rPr>
+        <w:t>KẾ HOẠCH QUẢN LÝ DỮ LIỆU, Cấp IRB</w:t>
+      </w:r>
+    </w:p>
+    <w:p>
+      <w:pPr>
+        <w:spacing w:before="0" w:after="160" w:lineRule="auto" w:line="360"/>
+        <w:jc w:val="both"/>
+      </w:pPr>
+      <w:r>
+        <w:rPr>
+          <w:rFonts w:ascii="Times New Roman" w:hAnsi="Times New Roman" w:eastAsia="Times New Roman" w:cs="Times New Roman"/>
+          <w:b w:val="0"/>
+          <w:i w:val="0"/>
+          <w:sz w:val="26"/>
+        </w:rPr>
+        <w:t>Đề tài: Đánh giá sự hài lòng của bệnh nhân trong hoạt động khám chữa bệnh tại Khoa Khám bệnh C1a, Trung tâm Khám bệnh và Điều trị theo yêu cầu C1, Bệnh viện Quân y 175 | Phiên bản: 1.0 | Ngày: 2026-07-31</w:t>
+      </w:r>
+    </w:p>
+    <w:p>
+      <w:pPr>
+        <w:pStyle w:val="ListNumber"/>
+        <w:spacing w:before="0" w:after="120" w:lineRule="auto" w:line="360"/>
+        <w:jc w:val="both"/>
+      </w:pPr>
+      <w:r>
+        <w:rPr>
+          <w:rFonts w:ascii="Times New Roman" w:hAnsi="Times New Roman" w:eastAsia="Times New Roman" w:cs="Times New Roman"/>
+          <w:b w:val="0"/>
+          <w:i w:val="0"/>
+          <w:sz w:val="26"/>
+        </w:rPr>
+        <w:t>LOẠI DỮ LIỆU THU THẬP:</w:t>
+      </w:r>
+    </w:p>
+    <w:p>
+      <w:pPr>
+        <w:spacing w:before="0" w:after="160" w:lineRule="auto" w:line="360"/>
+        <w:jc w:val="both"/>
+      </w:pPr>
+      <w:r>
+        <w:rPr>
+          <w:rFonts w:ascii="Times New Roman" w:hAnsi="Times New Roman" w:eastAsia="Times New Roman" w:cs="Times New Roman"/>
+          <w:b w:val="0"/>
+          <w:i w:val="0"/>
+          <w:sz w:val="26"/>
+        </w:rPr>
+        <w:t>□ Nhân khẩu học (tuổi, giới, dân tộc), KHÔNG lưu tên/CMND</w:t>
+      </w:r>
+    </w:p>
+    <w:p>
+      <w:pPr>
+        <w:spacing w:before="0" w:after="160" w:lineRule="auto" w:line="360"/>
+        <w:jc w:val="both"/>
+      </w:pPr>
+      <w:r>
+        <w:rPr>
+          <w:rFonts w:ascii="Times New Roman" w:hAnsi="Times New Roman" w:eastAsia="Times New Roman" w:cs="Times New Roman"/>
+          <w:b w:val="0"/>
+          <w:i w:val="0"/>
+          <w:sz w:val="26"/>
+        </w:rPr>
+        <w:t>□ Lâm sàng (bệnh sử, kết quả khám), mã hóa theo ID</w:t>
+      </w:r>
+    </w:p>
+    <w:p>
+      <w:pPr>
+        <w:spacing w:before="0" w:after="160" w:lineRule="auto" w:line="360"/>
+        <w:jc w:val="both"/>
+      </w:pPr>
+      <w:r>
+        <w:rPr>
+          <w:rFonts w:ascii="Times New Roman" w:hAnsi="Times New Roman" w:eastAsia="Times New Roman" w:cs="Times New Roman"/>
+          <w:b w:val="0"/>
+          <w:i w:val="0"/>
+          <w:sz w:val="26"/>
+        </w:rPr>
+        <w:t>□ Cận lâm sàng (xét nghiệm, hình ảnh), mã hóa</w:t>
+      </w:r>
+    </w:p>
+    <w:p>
+      <w:pPr>
+        <w:spacing w:before="0" w:after="160" w:lineRule="auto" w:line="360"/>
+        <w:jc w:val="both"/>
+      </w:pPr>
+      <w:r>
+        <w:rPr>
+          <w:rFonts w:ascii="Times New Roman" w:hAnsi="Times New Roman" w:eastAsia="Times New Roman" w:cs="Times New Roman"/>
+          <w:b w:val="0"/>
+          <w:i w:val="0"/>
+          <w:sz w:val="26"/>
+        </w:rPr>
+        <w:t>□ Kết quả điều tra/khảo sát, ẩn danh hoặc giả danh</w:t>
+      </w:r>
+    </w:p>
+    <w:p>
+      <w:pPr>
+        <w:spacing w:before="0" w:after="160" w:lineRule="auto" w:line="360"/>
+        <w:jc w:val="both"/>
+      </w:pPr>
+      <w:r>
+        <w:rPr>
+          <w:rFonts w:ascii="Times New Roman" w:hAnsi="Times New Roman" w:eastAsia="Times New Roman" w:cs="Times New Roman"/>
+          <w:b w:val="0"/>
+          <w:i w:val="0"/>
+          <w:sz w:val="26"/>
+        </w:rPr>
+        <w:t>□ Dữ liệu thứ cấp (hồ sơ bệnh án), mã giả danh</w:t>
+      </w:r>
+    </w:p>
+    <w:p>
+      <w:pPr>
+        <w:spacing w:before="0" w:after="160" w:lineRule="auto" w:line="360"/>
+        <w:jc w:val="both"/>
+      </w:pPr>
+      <w:r>
+        <w:rPr>
+          <w:rFonts w:ascii="Times New Roman" w:hAnsi="Times New Roman" w:eastAsia="Times New Roman" w:cs="Times New Roman"/>
+          <w:b w:val="0"/>
+          <w:i w:val="0"/>
+          <w:sz w:val="26"/>
+        </w:rPr>
+        <w:t>■ Kết quả khảo sát (phiếu tự điền, KHÔNG ghi thông tin định danh) — không dùng hồ sơ bệnh án</w:t>
+      </w:r>
+    </w:p>
+    <w:p>
+      <w:pPr>
+        <w:spacing w:before="0" w:after="160" w:lineRule="auto" w:line="360"/>
+        <w:jc w:val="both"/>
+      </w:pPr>
+      <w:r>
+        <w:rPr>
+          <w:rFonts w:ascii="Times New Roman" w:hAnsi="Times New Roman" w:eastAsia="Times New Roman" w:cs="Times New Roman"/>
+          <w:b w:val="0"/>
+          <w:i w:val="0"/>
+          <w:sz w:val="26"/>
+        </w:rPr>
+        <w:t>■ Mốc thời gian hành chính từ HIS/eHospital (hoàn tất đăng ký, gọi vào buồng khám) ghép theo mã nghiên cứu —</w:t>
+      </w:r>
+    </w:p>
+    <w:p>
+      <w:pPr>
+        <w:spacing w:before="0" w:after="160" w:lineRule="auto" w:line="360"/>
+        <w:jc w:val="both"/>
+      </w:pPr>
+      <w:r>
+        <w:rPr>
+          <w:rFonts w:ascii="Times New Roman" w:hAnsi="Times New Roman" w:eastAsia="Times New Roman" w:cs="Times New Roman"/>
+          <w:b w:val="0"/>
+          <w:i w:val="0"/>
+          <w:sz w:val="26"/>
+        </w:rPr>
+        <w:t>nhóm nghiên cứu chỉ nhận mã nghiên cứu + số phút chờ (đề cương §4.6.3)</w:t>
+      </w:r>
+    </w:p>
+    <w:p>
+      <w:pPr>
+        <w:pStyle w:val="ListNumber"/>
+        <w:spacing w:before="0" w:after="120" w:lineRule="auto" w:line="360"/>
+        <w:jc w:val="both"/>
+      </w:pPr>
+      <w:r>
+        <w:rPr>
+          <w:rFonts w:ascii="Times New Roman" w:hAnsi="Times New Roman" w:eastAsia="Times New Roman" w:cs="Times New Roman"/>
+          <w:b w:val="0"/>
+          <w:i w:val="0"/>
+          <w:sz w:val="26"/>
+        </w:rPr>
+        <w:t>THU THẬP:</w:t>
+      </w:r>
+    </w:p>
+    <w:p>
+      <w:pPr>
+        <w:spacing w:before="0" w:after="160" w:lineRule="auto" w:line="360"/>
+        <w:jc w:val="both"/>
+      </w:pPr>
+      <w:r>
+        <w:rPr>
+          <w:rFonts w:ascii="Times New Roman" w:hAnsi="Times New Roman" w:eastAsia="Times New Roman" w:cs="Times New Roman"/>
+          <w:b w:val="0"/>
+          <w:i w:val="0"/>
+          <w:sz w:val="26"/>
+        </w:rPr>
+        <w:t>Công cụ: □ REDCap □ Google Forms (institutional) □ Phiếu giấy</w:t>
+      </w:r>
+    </w:p>
+    <w:p>
+      <w:pPr>
+        <w:spacing w:before="0" w:after="160" w:lineRule="auto" w:line="360"/>
+        <w:jc w:val="both"/>
+      </w:pPr>
+      <w:r>
+        <w:rPr>
+          <w:rFonts w:ascii="Times New Roman" w:hAnsi="Times New Roman" w:eastAsia="Times New Roman" w:cs="Times New Roman"/>
+          <w:b w:val="0"/>
+          <w:i w:val="0"/>
+          <w:sz w:val="26"/>
+        </w:rPr>
+        <w:t>■ Phiếu giấy (nặc danh, tự điền tại khoa)</w:t>
+      </w:r>
+    </w:p>
+    <w:p>
+      <w:pPr>
+        <w:spacing w:before="0" w:after="160" w:lineRule="auto" w:line="360"/>
+        <w:jc w:val="both"/>
+      </w:pPr>
+      <w:r>
+        <w:rPr>
+          <w:rFonts w:ascii="Times New Roman" w:hAnsi="Times New Roman" w:eastAsia="Times New Roman" w:cs="Times New Roman"/>
+          <w:b w:val="0"/>
+          <w:i w:val="0"/>
+          <w:sz w:val="26"/>
+        </w:rPr>
+        <w:t>Phân quyền truy cập: Chỉ nhóm nghiên cứu được cấp phép</w:t>
+      </w:r>
+    </w:p>
+    <w:p>
+      <w:pPr>
+        <w:spacing w:before="0" w:after="160" w:lineRule="auto" w:line="360"/>
+        <w:jc w:val="both"/>
+      </w:pPr>
+      <w:r>
+        <w:rPr>
+          <w:rFonts w:ascii="Times New Roman" w:hAnsi="Times New Roman" w:eastAsia="Times New Roman" w:cs="Times New Roman"/>
+          <w:b w:val="0"/>
+          <w:i w:val="0"/>
+          <w:sz w:val="26"/>
+        </w:rPr>
+        <w:t>Phê duyệt quyền: Chủ nhiệm đề tài</w:t>
+      </w:r>
+    </w:p>
+    <w:p>
+      <w:pPr>
+        <w:pStyle w:val="ListNumber"/>
+        <w:spacing w:before="0" w:after="120" w:lineRule="auto" w:line="360"/>
+        <w:jc w:val="both"/>
+      </w:pPr>
+      <w:r>
+        <w:rPr>
+          <w:rFonts w:ascii="Times New Roman" w:hAnsi="Times New Roman" w:eastAsia="Times New Roman" w:cs="Times New Roman"/>
+          <w:b w:val="0"/>
+          <w:i w:val="0"/>
+          <w:sz w:val="26"/>
+        </w:rPr>
+        <w:t>KHỬ ĐỊNH DANH:</w:t>
+      </w:r>
+    </w:p>
+    <w:p>
+      <w:pPr>
+        <w:spacing w:before="0" w:after="160" w:lineRule="auto" w:line="360"/>
+        <w:jc w:val="both"/>
+      </w:pPr>
+      <w:r>
+        <w:rPr>
+          <w:rFonts w:ascii="Times New Roman" w:hAnsi="Times New Roman" w:eastAsia="Times New Roman" w:cs="Times New Roman"/>
+          <w:b w:val="0"/>
+          <w:i w:val="0"/>
+          <w:sz w:val="26"/>
+        </w:rPr>
+        <w:t>Phương pháp: GIẢ DANH HÓA CÓ KIỂM SOÁT — phiếu KHÔNG có ô định danh, chỉ mang mã nghiên cứu; phiếu</w:t>
+      </w:r>
+    </w:p>
+    <w:p>
+      <w:pPr>
+        <w:spacing w:before="0" w:after="160" w:lineRule="auto" w:line="360"/>
+        <w:jc w:val="both"/>
+      </w:pPr>
+      <w:r>
+        <w:rPr>
+          <w:rFonts w:ascii="Times New Roman" w:hAnsi="Times New Roman" w:eastAsia="Times New Roman" w:cs="Times New Roman"/>
+          <w:b w:val="0"/>
+          <w:i w:val="0"/>
+          <w:sz w:val="26"/>
+        </w:rPr>
+        <w:t>đồng ý (ICF) ký tên lưu tách biệt vật lý, không ghép với phiếu (đề cương §4.11)</w:t>
+      </w:r>
+    </w:p>
+    <w:p>
+      <w:pPr>
+        <w:spacing w:before="0" w:after="160" w:lineRule="auto" w:line="360"/>
+        <w:jc w:val="both"/>
+      </w:pPr>
+      <w:r>
+        <w:rPr>
+          <w:rFonts w:ascii="Times New Roman" w:hAnsi="Times New Roman" w:eastAsia="Times New Roman" w:cs="Times New Roman"/>
+          <w:b w:val="0"/>
+          <w:i w:val="0"/>
+          <w:sz w:val="26"/>
+        </w:rPr>
+        <w:t xml:space="preserve">Ghép HIS: nhân sự được uỷ quyền của Phòng CNTT/QLCL trích hai mốc thời gian và giữ bảng ghép mã nghiên cứu - </w:t>
+      </w:r>
+    </w:p>
+    <w:p>
+      <w:pPr>
+        <w:spacing w:before="0" w:after="160" w:lineRule="auto" w:line="360"/>
+        <w:jc w:val="both"/>
+      </w:pPr>
+      <w:r>
+        <w:rPr>
+          <w:rFonts w:ascii="Times New Roman" w:hAnsi="Times New Roman" w:eastAsia="Times New Roman" w:cs="Times New Roman"/>
+          <w:b w:val="0"/>
+          <w:i w:val="0"/>
+          <w:sz w:val="26"/>
+        </w:rPr>
+        <w:t>lượt khám; nhóm nghiên cứu chỉ nhận mã nghiên cứu + số phút chờ; bảng ghép huỷ trong 30 ngày, có nhật ký huỷ</w:t>
+      </w:r>
+    </w:p>
+    <w:p>
+      <w:pPr>
+        <w:spacing w:before="0" w:after="160" w:lineRule="auto" w:line="360"/>
+        <w:jc w:val="both"/>
+      </w:pPr>
+      <w:r>
+        <w:rPr>
+          <w:rFonts w:ascii="Times New Roman" w:hAnsi="Times New Roman" w:eastAsia="Times New Roman" w:cs="Times New Roman"/>
+          <w:b w:val="0"/>
+          <w:i w:val="0"/>
+          <w:sz w:val="26"/>
+        </w:rPr>
+        <w:t>(đề cương §4.6.3, §4.11, §6.5)</w:t>
+      </w:r>
+    </w:p>
+    <w:p>
+      <w:pPr>
+        <w:spacing w:before="0" w:after="160" w:lineRule="auto" w:line="360"/>
+        <w:jc w:val="both"/>
+      </w:pPr>
+      <w:r>
+        <w:rPr>
+          <w:rFonts w:ascii="Times New Roman" w:hAnsi="Times New Roman" w:eastAsia="Times New Roman" w:cs="Times New Roman"/>
+          <w:b w:val="0"/>
+          <w:i w:val="0"/>
+          <w:sz w:val="26"/>
+        </w:rPr>
+        <w:t>Ngưỡng k-ẩn danh: ≥5 (nhóm nhỏ sẽ nhóm lại trước công bố)</w:t>
+      </w:r>
+    </w:p>
+    <w:p>
+      <w:pPr>
+        <w:pStyle w:val="ListNumber"/>
+        <w:spacing w:before="0" w:after="120" w:lineRule="auto" w:line="360"/>
+        <w:jc w:val="both"/>
+      </w:pPr>
+      <w:r>
+        <w:rPr>
+          <w:rFonts w:ascii="Times New Roman" w:hAnsi="Times New Roman" w:eastAsia="Times New Roman" w:cs="Times New Roman"/>
+          <w:b w:val="0"/>
+          <w:i w:val="0"/>
+          <w:sz w:val="26"/>
+        </w:rPr>
+        <w:t>LƯU TRỮ:</w:t>
+      </w:r>
+    </w:p>
+    <w:p>
+      <w:pPr>
+        <w:spacing w:before="0" w:after="160" w:lineRule="auto" w:line="360"/>
+        <w:jc w:val="both"/>
+      </w:pPr>
+      <w:r>
+        <w:rPr>
+          <w:rFonts w:ascii="Times New Roman" w:hAnsi="Times New Roman" w:eastAsia="Times New Roman" w:cs="Times New Roman"/>
+          <w:b w:val="0"/>
+          <w:i w:val="0"/>
+          <w:sz w:val="26"/>
+        </w:rPr>
+        <w:t>Nơi lưu: ổ đĩa mã hóa AES-256 tại Khoa Khám bệnh C1a, Bệnh viện Quân y 175;</w:t>
+      </w:r>
+    </w:p>
+    <w:p>
+      <w:pPr>
+        <w:spacing w:before="0" w:after="160" w:lineRule="auto" w:line="360"/>
+        <w:jc w:val="both"/>
+      </w:pPr>
+      <w:r>
+        <w:rPr>
+          <w:rFonts w:ascii="Times New Roman" w:hAnsi="Times New Roman" w:eastAsia="Times New Roman" w:cs="Times New Roman"/>
+          <w:b w:val="0"/>
+          <w:i w:val="0"/>
+          <w:sz w:val="26"/>
+        </w:rPr>
+        <w:t>chỉ nhóm nghiên cứu được truy cập</w:t>
+      </w:r>
+    </w:p>
+    <w:p>
+      <w:pPr>
+        <w:spacing w:before="0" w:after="160" w:lineRule="auto" w:line="360"/>
+        <w:jc w:val="both"/>
+      </w:pPr>
+      <w:r>
+        <w:rPr>
+          <w:rFonts w:ascii="Times New Roman" w:hAnsi="Times New Roman" w:eastAsia="Times New Roman" w:cs="Times New Roman"/>
+          <w:b w:val="0"/>
+          <w:i w:val="0"/>
+          <w:sz w:val="26"/>
+        </w:rPr>
+        <w:t>Bảo mật: AES-256 · mật khẩu cấp người dùng · VPN (nếu từ xa)</w:t>
+      </w:r>
+    </w:p>
+    <w:p>
+      <w:pPr>
+        <w:spacing w:before="0" w:after="160" w:lineRule="auto" w:line="360"/>
+        <w:jc w:val="both"/>
+      </w:pPr>
+      <w:r>
+        <w:rPr>
+          <w:rFonts w:ascii="Times New Roman" w:hAnsi="Times New Roman" w:eastAsia="Times New Roman" w:cs="Times New Roman"/>
+          <w:b w:val="0"/>
+          <w:i w:val="0"/>
+          <w:sz w:val="26"/>
+        </w:rPr>
+        <w:t>Sao lưu: hằng tuần, 2 bản độc lập</w:t>
+      </w:r>
+    </w:p>
+    <w:p>
+      <w:pPr>
+        <w:spacing w:before="0" w:after="160" w:lineRule="auto" w:line="360"/>
+        <w:jc w:val="both"/>
+      </w:pPr>
+      <w:r>
+        <w:rPr>
+          <w:rFonts w:ascii="Times New Roman" w:hAnsi="Times New Roman" w:eastAsia="Times New Roman" w:cs="Times New Roman"/>
+          <w:b w:val="0"/>
+          <w:i w:val="0"/>
+          <w:sz w:val="26"/>
+        </w:rPr>
+        <w:t>Thời gian lưu: 2 năm sau kết thúc nghiên cứu</w:t>
+      </w:r>
+    </w:p>
+    <w:p>
+      <w:pPr>
+        <w:spacing w:before="0" w:after="160" w:lineRule="auto" w:line="360"/>
+        <w:jc w:val="both"/>
+      </w:pPr>
+      <w:r>
+        <w:rPr>
+          <w:rFonts w:ascii="Times New Roman" w:hAnsi="Times New Roman" w:eastAsia="Times New Roman" w:cs="Times New Roman"/>
+          <w:b w:val="0"/>
+          <w:i w:val="0"/>
+          <w:sz w:val="26"/>
+        </w:rPr>
+        <w:t>(theo TT38/2018/TT-BYT về lưu trữ hồ sơ y tế)</w:t>
+      </w:r>
+    </w:p>
+    <w:p>
+      <w:pPr>
+        <w:pStyle w:val="ListNumber"/>
+        <w:spacing w:before="0" w:after="120" w:lineRule="auto" w:line="360"/>
+        <w:jc w:val="both"/>
+      </w:pPr>
+      <w:r>
+        <w:rPr>
+          <w:rFonts w:ascii="Times New Roman" w:hAnsi="Times New Roman" w:eastAsia="Times New Roman" w:cs="Times New Roman"/>
+          <w:b w:val="0"/>
+          <w:i w:val="0"/>
+          <w:sz w:val="26"/>
+        </w:rPr>
+        <w:t>CHIA SẺ / MỞ DỮ LIỆU:</w:t>
+      </w:r>
+    </w:p>
+    <w:p>
+      <w:pPr>
+        <w:spacing w:before="0" w:after="160" w:lineRule="auto" w:line="360"/>
+        <w:jc w:val="both"/>
+      </w:pPr>
+      <w:r>
+        <w:rPr>
+          <w:rFonts w:ascii="Times New Roman" w:hAnsi="Times New Roman" w:eastAsia="Times New Roman" w:cs="Times New Roman"/>
+          <w:b w:val="0"/>
+          <w:i w:val="0"/>
+          <w:sz w:val="26"/>
+        </w:rPr>
+        <w:t>□ Không chia sẻ</w:t>
+      </w:r>
+    </w:p>
+    <w:p>
+      <w:pPr>
+        <w:spacing w:before="0" w:after="160" w:lineRule="auto" w:line="360"/>
+        <w:jc w:val="both"/>
+      </w:pPr>
+      <w:r>
+        <w:rPr>
+          <w:rFonts w:ascii="Times New Roman" w:hAnsi="Times New Roman" w:eastAsia="Times New Roman" w:cs="Times New Roman"/>
+          <w:b w:val="0"/>
+          <w:i w:val="0"/>
+          <w:sz w:val="26"/>
+        </w:rPr>
+        <w:t>■ Chia sẻ theo yêu cầu hợp lý (DTA cần ký trước)</w:t>
+      </w:r>
+    </w:p>
+    <w:p>
+      <w:pPr>
+        <w:spacing w:before="0" w:after="160" w:lineRule="auto" w:line="360"/>
+        <w:jc w:val="both"/>
+      </w:pPr>
+      <w:r>
+        <w:rPr>
+          <w:rFonts w:ascii="Times New Roman" w:hAnsi="Times New Roman" w:eastAsia="Times New Roman" w:cs="Times New Roman"/>
+          <w:b w:val="0"/>
+          <w:i w:val="0"/>
+          <w:sz w:val="26"/>
+        </w:rPr>
+        <w:t>□ Mở hoàn toàn sau ẩn danh hóa</w:t>
+      </w:r>
+    </w:p>
+    <w:p>
+      <w:pPr>
+        <w:spacing w:before="0" w:after="160" w:lineRule="auto" w:line="360"/>
+        <w:jc w:val="both"/>
+      </w:pPr>
+      <w:r>
+        <w:rPr>
+          <w:rFonts w:ascii="Times New Roman" w:hAnsi="Times New Roman" w:eastAsia="Times New Roman" w:cs="Times New Roman"/>
+          <w:b w:val="0"/>
+          <w:i w:val="0"/>
+          <w:sz w:val="26"/>
+        </w:rPr>
+        <w:t>Lựa chọn của chủ nhiệm (03/10/2026): chia sẻ có kiểm soát theo yêu cầu — bộ dữ</w:t>
+      </w:r>
+    </w:p>
+    <w:p>
+      <w:pPr>
+        <w:spacing w:before="0" w:after="160" w:lineRule="auto" w:line="360"/>
+        <w:jc w:val="both"/>
+      </w:pPr>
+      <w:r>
+        <w:rPr>
+          <w:rFonts w:ascii="Times New Roman" w:hAnsi="Times New Roman" w:eastAsia="Times New Roman" w:cs="Times New Roman"/>
+          <w:b w:val="0"/>
+          <w:i w:val="0"/>
+          <w:sz w:val="26"/>
+        </w:rPr>
+        <w:t>liệu đã khử định danh kèm từ điển biến, sau khi công bố, cho mục đích nghiên</w:t>
+      </w:r>
+    </w:p>
+    <w:p>
+      <w:pPr>
+        <w:spacing w:before="0" w:after="160" w:lineRule="auto" w:line="360"/>
+        <w:jc w:val="both"/>
+      </w:pPr>
+      <w:r>
+        <w:rPr>
+          <w:rFonts w:ascii="Times New Roman" w:hAnsi="Times New Roman" w:eastAsia="Times New Roman" w:cs="Times New Roman"/>
+          <w:b w:val="0"/>
+          <w:i w:val="0"/>
+          <w:sz w:val="26"/>
+        </w:rPr>
+        <w:t>cứu hợp lý, ký thoả thuận sử dụng dữ liệu (DTA) trước.</w:t>
+      </w:r>
+    </w:p>
+    <w:p>
+      <w:pPr>
+        <w:pStyle w:val="ListNumber"/>
+        <w:spacing w:before="0" w:after="120" w:lineRule="auto" w:line="360"/>
+        <w:jc w:val="both"/>
+      </w:pPr>
+      <w:r>
+        <w:rPr>
+          <w:rFonts w:ascii="Times New Roman" w:hAnsi="Times New Roman" w:eastAsia="Times New Roman" w:cs="Times New Roman"/>
+          <w:b w:val="0"/>
+          <w:i w:val="0"/>
+          <w:sz w:val="26"/>
+        </w:rPr>
+        <w:t>XỬ LÝ VI PHẠM DỮ LIỆU:</w:t>
+      </w:r>
+    </w:p>
+    <w:p>
+      <w:pPr>
+        <w:spacing w:before="0" w:after="160" w:lineRule="auto" w:line="360"/>
+        <w:jc w:val="both"/>
+      </w:pPr>
+      <w:r>
+        <w:rPr>
+          <w:rFonts w:ascii="Times New Roman" w:hAnsi="Times New Roman" w:eastAsia="Times New Roman" w:cs="Times New Roman"/>
+          <w:b w:val="0"/>
+          <w:i w:val="0"/>
+          <w:sz w:val="26"/>
+        </w:rPr>
+        <w:t>Theo NĐ 356/2025/NĐ-CP Điều 23:</w:t>
+      </w:r>
+    </w:p>
+    <w:p>
+      <w:pPr>
+        <w:spacing w:before="0" w:after="160" w:lineRule="auto" w:line="360"/>
+        <w:jc w:val="both"/>
+      </w:pPr>
+      <w:r>
+        <w:rPr>
+          <w:rFonts w:ascii="Times New Roman" w:hAnsi="Times New Roman" w:eastAsia="Times New Roman" w:cs="Times New Roman"/>
+          <w:b w:val="0"/>
+          <w:i w:val="0"/>
+          <w:sz w:val="26"/>
+        </w:rPr>
+        <w:t>■ Phát hiện vi phạm đến báo cáo nội bộ trong 24 giờ</w:t>
+      </w:r>
+    </w:p>
+    <w:p>
+      <w:pPr>
+        <w:spacing w:before="0" w:after="160" w:lineRule="auto" w:line="360"/>
+        <w:jc w:val="both"/>
+      </w:pPr>
+      <w:r>
+        <w:rPr>
+          <w:rFonts w:ascii="Times New Roman" w:hAnsi="Times New Roman" w:eastAsia="Times New Roman" w:cs="Times New Roman"/>
+          <w:b w:val="0"/>
+          <w:i w:val="0"/>
+          <w:sz w:val="26"/>
+        </w:rPr>
+        <w:t>■ Thông báo cơ quan bảo vệ dữ liệu trong 72 giờ</w:t>
+      </w:r>
+    </w:p>
+    <w:p>
+      <w:pPr>
+        <w:spacing w:before="0" w:after="160" w:lineRule="auto" w:line="360"/>
+        <w:jc w:val="both"/>
+      </w:pPr>
+      <w:r>
+        <w:rPr>
+          <w:rFonts w:ascii="Times New Roman" w:hAnsi="Times New Roman" w:eastAsia="Times New Roman" w:cs="Times New Roman"/>
+          <w:b w:val="0"/>
+          <w:i w:val="0"/>
+          <w:sz w:val="26"/>
+        </w:rPr>
+        <w:t>■ Thông báo người tham gia bị ảnh hưởng ngay khi xác nhận</w:t>
+      </w:r>
+    </w:p>
+    <w:p>
+      <w:pPr>
+        <w:spacing w:before="0" w:after="160" w:lineRule="auto" w:line="360"/>
+        <w:jc w:val="both"/>
+      </w:pPr>
+      <w:r>
+        <w:rPr>
+          <w:rFonts w:ascii="Times New Roman" w:hAnsi="Times New Roman" w:eastAsia="Times New Roman" w:cs="Times New Roman"/>
+          <w:b w:val="0"/>
+          <w:i w:val="0"/>
+          <w:sz w:val="26"/>
+        </w:rPr>
+        <w:t>■ Khắc phục và điều tra nguyên nhân, lưu hồ sơ xử lý</w:t>
+      </w:r>
+    </w:p>
+    <w:p>
+      <w:pPr>
+        <w:spacing w:before="0" w:after="160" w:lineRule="auto" w:line="360"/>
+        <w:jc w:val="both"/>
+      </w:pPr>
+      <w:r>
+        <w:rPr>
+          <w:rFonts w:ascii="Times New Roman" w:hAnsi="Times New Roman" w:eastAsia="Times New Roman" w:cs="Times New Roman"/>
+          <w:b w:val="0"/>
+          <w:i w:val="0"/>
+          <w:sz w:val="26"/>
+        </w:rPr>
+        <w:t>Quy trình: theo qui định của đơn vị</w:t>
+      </w:r>
+    </w:p>
+    <w:p>
+      <w:pPr>
+        <w:pStyle w:val="ListNumber"/>
+        <w:spacing w:before="0" w:after="120" w:lineRule="auto" w:line="360"/>
+        <w:jc w:val="both"/>
+      </w:pPr>
+      <w:r>
+        <w:rPr>
+          <w:rFonts w:ascii="Times New Roman" w:hAnsi="Times New Roman" w:eastAsia="Times New Roman" w:cs="Times New Roman"/>
+          <w:b w:val="0"/>
+          <w:i w:val="0"/>
+          <w:sz w:val="26"/>
+        </w:rPr>
+        <w:t>CUỐI NGHIÊN CỨU:</w:t>
+      </w:r>
+    </w:p>
+    <w:p>
+      <w:pPr>
+        <w:spacing w:before="0" w:after="160" w:lineRule="auto" w:line="360"/>
+        <w:jc w:val="both"/>
+      </w:pPr>
+      <w:r>
+        <w:rPr>
+          <w:rFonts w:ascii="Times New Roman" w:hAnsi="Times New Roman" w:eastAsia="Times New Roman" w:cs="Times New Roman"/>
+          <w:b w:val="0"/>
+          <w:i w:val="0"/>
+          <w:sz w:val="26"/>
+        </w:rPr>
+        <w:t>■ Dữ liệu nhận dạng: xóa/hủy vật lý trong 12 tháng</w:t>
+      </w:r>
+    </w:p>
+    <w:p>
+      <w:pPr>
+        <w:spacing w:before="0" w:after="160" w:lineRule="auto" w:line="360"/>
+        <w:jc w:val="both"/>
+      </w:pPr>
+      <w:r>
+        <w:rPr>
+          <w:rFonts w:ascii="Times New Roman" w:hAnsi="Times New Roman" w:eastAsia="Times New Roman" w:cs="Times New Roman"/>
+          <w:b w:val="0"/>
+          <w:i w:val="0"/>
+          <w:sz w:val="26"/>
+        </w:rPr>
+        <w:t>■ Dữ liệu ẩn danh hóa: lưu theo quy định lưu trữ y tế</w:t>
+      </w:r>
+    </w:p>
+    <w:p>
+      <w:pPr>
+        <w:spacing w:before="0" w:after="160" w:lineRule="auto" w:line="360"/>
+        <w:jc w:val="both"/>
+      </w:pPr>
+      <w:r>
+        <w:rPr>
+          <w:rFonts w:ascii="Times New Roman" w:hAnsi="Times New Roman" w:eastAsia="Times New Roman" w:cs="Times New Roman"/>
+          <w:b w:val="0"/>
+          <w:i w:val="0"/>
+          <w:sz w:val="26"/>
+        </w:rPr>
+        <w:t>■ Backup: xóa an toàn (overwrite 3 lần tiêu chuẩn DoD)</w:t>
+      </w:r>
+    </w:p>
+    <w:p>
+      <w:pPr>
+        <w:spacing w:before="0" w:after="160" w:lineRule="auto" w:line="360"/>
+        <w:jc w:val="both"/>
+      </w:pPr>
+      <w:r>
+        <w:rPr>
+          <w:rFonts w:ascii="Times New Roman" w:hAnsi="Times New Roman" w:eastAsia="Times New Roman" w:cs="Times New Roman"/>
+          <w:b w:val="0"/>
+          <w:i w:val="0"/>
+          <w:sz w:val="26"/>
+        </w:rPr>
+        <w:t>"DRAFT, Cần chủ nhiệm kiểm chứng và DMP Luật 91/2025 hoàn chỉnh."</w:t>
+      </w:r>
+    </w:p>
+    <w:p>
+      <w:pPr>
+        <w:spacing w:before="280" w:after="160" w:lineRule="auto" w:line="312"/>
+      </w:pPr>
+      <w:r>
+        <w:rPr>
+          <w:rFonts w:ascii="Times New Roman" w:hAnsi="Times New Roman" w:eastAsia="Times New Roman" w:cs="Times New Roman"/>
+          <w:b/>
+          <w:i w:val="0"/>
+          <w:sz w:val="28"/>
+        </w:rPr>
+        <w:t>TÀI LIỆU 7. CHECKLIST NỘP HỘI ĐỒNG ĐẠO ĐỨC (theo TT43/2024/TT-BYT)</w:t>
+      </w:r>
+    </w:p>
+    <w:p>
+      <w:pPr>
+        <w:spacing w:before="0" w:after="160" w:lineRule="auto" w:line="360"/>
+        <w:jc w:val="both"/>
+      </w:pPr>
+      <w:r>
+        <w:rPr>
+          <w:rFonts w:ascii="Times New Roman" w:hAnsi="Times New Roman" w:eastAsia="Times New Roman" w:cs="Times New Roman"/>
+          <w:b w:val="0"/>
+          <w:i w:val="0"/>
+          <w:sz w:val="26"/>
+        </w:rPr>
+        <w:t>CHECKLIST HỒ SƠ NỘP HỘI ĐỒNG ĐẠO ĐỨC</w:t>
+      </w:r>
+    </w:p>
+    <w:p>
+      <w:pPr>
+        <w:spacing w:before="0" w:after="160" w:lineRule="auto" w:line="360"/>
+        <w:jc w:val="both"/>
+      </w:pPr>
+      <w:r>
+        <w:rPr>
+          <w:rFonts w:ascii="Times New Roman" w:hAnsi="Times New Roman" w:eastAsia="Times New Roman" w:cs="Times New Roman"/>
+          <w:b w:val="0"/>
+          <w:i w:val="0"/>
+          <w:sz w:val="26"/>
+        </w:rPr>
+        <w:t>Đề tài: Đánh giá sự hài lòng của bệnh nhân trong hoạt động khám chữa bệnh tại Khoa Khám bệnh C1a, Trung tâm Khám bệnh và Điều trị theo yêu cầu C1, Bệnh viện Quân y 175 | Ngày chuẩn bị: 2026-07-31</w:t>
+      </w:r>
+    </w:p>
+    <w:p>
+      <w:pPr>
+        <w:spacing w:before="0" w:after="160" w:lineRule="auto" w:line="360"/>
+        <w:jc w:val="both"/>
+      </w:pPr>
+      <w:r>
+        <w:rPr>
+          <w:rFonts w:ascii="Times New Roman" w:hAnsi="Times New Roman" w:eastAsia="Times New Roman" w:cs="Times New Roman"/>
+          <w:b w:val="0"/>
+          <w:i w:val="0"/>
+          <w:sz w:val="26"/>
+        </w:rPr>
+        <w:t>HỒ SƠ BẮT BUỘC:</w:t>
+      </w:r>
+    </w:p>
+    <w:p>
+      <w:pPr>
+        <w:spacing w:before="0" w:after="160" w:lineRule="auto" w:line="360"/>
+        <w:jc w:val="both"/>
+      </w:pPr>
+      <w:r>
+        <w:rPr>
+          <w:rFonts w:ascii="Times New Roman" w:hAnsi="Times New Roman" w:eastAsia="Times New Roman" w:cs="Times New Roman"/>
+          <w:b w:val="0"/>
+          <w:i w:val="0"/>
+          <w:sz w:val="26"/>
+        </w:rPr>
+        <w:t>□ Đơn xin phê duyệt (Tài liệu 1), ký tên chủ nhiệm + trưởng đơn vị</w:t>
+      </w:r>
+    </w:p>
+    <w:p>
+      <w:pPr>
+        <w:spacing w:before="0" w:after="160" w:lineRule="auto" w:line="360"/>
+        <w:jc w:val="both"/>
+      </w:pPr>
+      <w:r>
+        <w:rPr>
+          <w:rFonts w:ascii="Times New Roman" w:hAnsi="Times New Roman" w:eastAsia="Times New Roman" w:cs="Times New Roman"/>
+          <w:b w:val="0"/>
+          <w:i w:val="0"/>
+          <w:sz w:val="26"/>
+        </w:rPr>
+        <w:t>□ Tóm tắt đề cương ≤1 trang (Tài liệu 2)</w:t>
+      </w:r>
+    </w:p>
+    <w:p>
+      <w:pPr>
+        <w:spacing w:before="0" w:after="160" w:lineRule="auto" w:line="360"/>
+        <w:jc w:val="both"/>
+      </w:pPr>
+      <w:r>
+        <w:rPr>
+          <w:rFonts w:ascii="Times New Roman" w:hAnsi="Times New Roman" w:eastAsia="Times New Roman" w:cs="Times New Roman"/>
+          <w:b w:val="0"/>
+          <w:i w:val="0"/>
+          <w:sz w:val="26"/>
+        </w:rPr>
+        <w:t>□ Đề cương đầy đủ (từ G1, A2 Protocol Design)</w:t>
+      </w:r>
+    </w:p>
+    <w:p>
+      <w:pPr>
+        <w:spacing w:before="0" w:after="160" w:lineRule="auto" w:line="360"/>
+        <w:jc w:val="both"/>
+      </w:pPr>
+      <w:r>
+        <w:rPr>
+          <w:rFonts w:ascii="Times New Roman" w:hAnsi="Times New Roman" w:eastAsia="Times New Roman" w:cs="Times New Roman"/>
+          <w:b w:val="0"/>
+          <w:i w:val="0"/>
+          <w:sz w:val="26"/>
+        </w:rPr>
+        <w:t>□ Bảng rủi ro–lợi ích (Tài liệu 3), với phân loại mức nguy cơ</w:t>
+      </w:r>
+    </w:p>
+    <w:p>
+      <w:pPr>
+        <w:spacing w:before="0" w:after="160" w:lineRule="auto" w:line="360"/>
+        <w:jc w:val="both"/>
+      </w:pPr>
+      <w:r>
+        <w:rPr>
+          <w:rFonts w:ascii="Times New Roman" w:hAnsi="Times New Roman" w:eastAsia="Times New Roman" w:cs="Times New Roman"/>
+          <w:b w:val="0"/>
+          <w:i w:val="0"/>
+          <w:sz w:val="26"/>
+        </w:rPr>
+        <w:t>□ ICF tiếng Việt (Tài liệu 4) — 7 mục đủ</w:t>
+      </w:r>
+    </w:p>
+    <w:p>
+      <w:pPr>
+        <w:spacing w:before="0" w:after="160" w:lineRule="auto" w:line="360"/>
+        <w:jc w:val="both"/>
+      </w:pPr>
+      <w:r>
+        <w:rPr>
+          <w:rFonts w:ascii="Times New Roman" w:hAnsi="Times New Roman" w:eastAsia="Times New Roman" w:cs="Times New Roman"/>
+          <w:b w:val="0"/>
+          <w:i w:val="0"/>
+          <w:sz w:val="26"/>
+        </w:rPr>
+        <w:t>□ CV chủ nhiệm đề tài (cập nhật ≤ 2 năm)</w:t>
+      </w:r>
+    </w:p>
+    <w:p>
+      <w:pPr>
+        <w:spacing w:before="0" w:after="160" w:lineRule="auto" w:line="360"/>
+        <w:jc w:val="both"/>
+      </w:pPr>
+      <w:r>
+        <w:rPr>
+          <w:rFonts w:ascii="Times New Roman" w:hAnsi="Times New Roman" w:eastAsia="Times New Roman" w:cs="Times New Roman"/>
+          <w:b w:val="0"/>
+          <w:i w:val="0"/>
+          <w:sz w:val="26"/>
+        </w:rPr>
+        <w:t>□ CV nghiên cứu viên chính (nếu có)</w:t>
+      </w:r>
+    </w:p>
+    <w:p>
+      <w:pPr>
+        <w:spacing w:before="0" w:after="160" w:lineRule="auto" w:line="360"/>
+        <w:jc w:val="both"/>
+      </w:pPr>
+      <w:r>
+        <w:rPr>
+          <w:rFonts w:ascii="Times New Roman" w:hAnsi="Times New Roman" w:eastAsia="Times New Roman" w:cs="Times New Roman"/>
+          <w:b w:val="0"/>
+          <w:i w:val="0"/>
+          <w:sz w:val="26"/>
+        </w:rPr>
+        <w:t>□ Khai báo COI + AI (Tài liệu 8)</w:t>
+      </w:r>
+    </w:p>
+    <w:p>
+      <w:pPr>
+        <w:spacing w:before="0" w:after="160" w:lineRule="auto" w:line="360"/>
+        <w:jc w:val="both"/>
+      </w:pPr>
+      <w:r>
+        <w:rPr>
+          <w:rFonts w:ascii="Times New Roman" w:hAnsi="Times New Roman" w:eastAsia="Times New Roman" w:cs="Times New Roman"/>
+          <w:b w:val="0"/>
+          <w:i w:val="0"/>
+          <w:sz w:val="26"/>
+        </w:rPr>
+        <w:t>□ Kế hoạch Quản lý Dữ liệu (Tài liệu 6)</w:t>
+      </w:r>
+    </w:p>
+    <w:p>
+      <w:pPr>
+        <w:spacing w:before="0" w:after="160" w:lineRule="auto" w:line="360"/>
+        <w:jc w:val="both"/>
+      </w:pPr>
+      <w:r>
+        <w:rPr>
+          <w:rFonts w:ascii="Times New Roman" w:hAnsi="Times New Roman" w:eastAsia="Times New Roman" w:cs="Times New Roman"/>
+          <w:b w:val="0"/>
+          <w:i w:val="0"/>
+          <w:sz w:val="26"/>
+        </w:rPr>
+        <w:t>HỒ SƠ BỔ SUNG (theo loại NC):</w:t>
+      </w:r>
+    </w:p>
+    <w:p>
+      <w:pPr>
+        <w:spacing w:before="0" w:after="160" w:lineRule="auto" w:line="360"/>
+        <w:jc w:val="both"/>
+      </w:pPr>
+      <w:r>
+        <w:rPr>
+          <w:rFonts w:ascii="Times New Roman" w:hAnsi="Times New Roman" w:eastAsia="Times New Roman" w:cs="Times New Roman"/>
+          <w:b w:val="0"/>
+          <w:i w:val="0"/>
+          <w:sz w:val="26"/>
+        </w:rPr>
+        <w:t xml:space="preserve">□ </w:t>
+      </w:r>
+      <w:r>
+        <w:rPr>
+          <w:rFonts w:ascii="Times New Roman" w:hAnsi="Times New Roman" w:eastAsia="Times New Roman" w:cs="Times New Roman"/>
+          <w:b w:val="0"/>
+          <w:i w:val="0"/>
+          <w:sz w:val="26"/>
+        </w:rPr>
+        <w:t>[RCT / can thiệp]</w:t>
+      </w:r>
+      <w:r>
+        <w:rPr>
+          <w:rFonts w:ascii="Times New Roman" w:hAnsi="Times New Roman" w:eastAsia="Times New Roman" w:cs="Times New Roman"/>
+          <w:b w:val="0"/>
+          <w:i w:val="0"/>
+          <w:sz w:val="26"/>
+        </w:rPr>
+        <w:t>: Hồ sơ an toàn DSMB (an-toan-nghien-cuu)</w:t>
+      </w:r>
+    </w:p>
+    <w:p>
+      <w:pPr>
+        <w:spacing w:before="0" w:after="160" w:lineRule="auto" w:line="360"/>
+        <w:jc w:val="both"/>
+      </w:pPr>
+      <w:r>
+        <w:rPr>
+          <w:rFonts w:ascii="Times New Roman" w:hAnsi="Times New Roman" w:eastAsia="Times New Roman" w:cs="Times New Roman"/>
+          <w:b w:val="0"/>
+          <w:i w:val="0"/>
+          <w:sz w:val="26"/>
+        </w:rPr>
+        <w:t xml:space="preserve">□ </w:t>
+      </w:r>
+      <w:r>
+        <w:rPr>
+          <w:rFonts w:ascii="Times New Roman" w:hAnsi="Times New Roman" w:eastAsia="Times New Roman" w:cs="Times New Roman"/>
+          <w:b w:val="0"/>
+          <w:i w:val="0"/>
+          <w:sz w:val="26"/>
+        </w:rPr>
+        <w:t>[RCT]</w:t>
+      </w:r>
+      <w:r>
+        <w:rPr>
+          <w:rFonts w:ascii="Times New Roman" w:hAnsi="Times New Roman" w:eastAsia="Times New Roman" w:cs="Times New Roman"/>
+          <w:b w:val="0"/>
+          <w:i w:val="0"/>
+          <w:sz w:val="26"/>
+        </w:rPr>
+        <w:t>: Bằng chứng đã đăng ký / kế hoạch đăng ký trước tuyển</w:t>
+      </w:r>
+    </w:p>
+    <w:p>
+      <w:pPr>
+        <w:spacing w:before="0" w:after="160" w:lineRule="auto" w:line="360"/>
+        <w:jc w:val="both"/>
+      </w:pPr>
+      <w:r>
+        <w:rPr>
+          <w:rFonts w:ascii="Times New Roman" w:hAnsi="Times New Roman" w:eastAsia="Times New Roman" w:cs="Times New Roman"/>
+          <w:b w:val="0"/>
+          <w:i w:val="0"/>
+          <w:sz w:val="26"/>
+        </w:rPr>
+        <w:t xml:space="preserve">□ </w:t>
+      </w:r>
+      <w:r>
+        <w:rPr>
+          <w:rFonts w:ascii="Times New Roman" w:hAnsi="Times New Roman" w:eastAsia="Times New Roman" w:cs="Times New Roman"/>
+          <w:b w:val="0"/>
+          <w:i w:val="0"/>
+          <w:sz w:val="26"/>
+        </w:rPr>
+        <w:t>[Can thiệp thuốc]</w:t>
+      </w:r>
+      <w:r>
+        <w:rPr>
+          <w:rFonts w:ascii="Times New Roman" w:hAnsi="Times New Roman" w:eastAsia="Times New Roman" w:cs="Times New Roman"/>
+          <w:b w:val="0"/>
+          <w:i w:val="0"/>
+          <w:sz w:val="26"/>
+        </w:rPr>
+        <w:t>: Thông tin sản phẩm / IB (Investigator Brochure)</w:t>
+      </w:r>
+    </w:p>
+    <w:p>
+      <w:pPr>
+        <w:spacing w:before="0" w:after="160" w:lineRule="auto" w:line="360"/>
+        <w:jc w:val="both"/>
+      </w:pPr>
+      <w:r>
+        <w:rPr>
+          <w:rFonts w:ascii="Times New Roman" w:hAnsi="Times New Roman" w:eastAsia="Times New Roman" w:cs="Times New Roman"/>
+          <w:b w:val="0"/>
+          <w:i w:val="0"/>
+          <w:sz w:val="26"/>
+        </w:rPr>
+        <w:t xml:space="preserve">□ </w:t>
+      </w:r>
+      <w:r>
+        <w:rPr>
+          <w:rFonts w:ascii="Times New Roman" w:hAnsi="Times New Roman" w:eastAsia="Times New Roman" w:cs="Times New Roman"/>
+          <w:b w:val="0"/>
+          <w:i w:val="0"/>
+          <w:sz w:val="26"/>
+        </w:rPr>
+        <w:t>[Dữ liệu thứ cấp]</w:t>
+      </w:r>
+      <w:r>
+        <w:rPr>
+          <w:rFonts w:ascii="Times New Roman" w:hAnsi="Times New Roman" w:eastAsia="Times New Roman" w:cs="Times New Roman"/>
+          <w:b w:val="0"/>
+          <w:i w:val="0"/>
+          <w:sz w:val="26"/>
+        </w:rPr>
+        <w:t>: Văn bản chấp thuận cung cấp dữ liệu</w:t>
+      </w:r>
+    </w:p>
+    <w:p>
+      <w:pPr>
+        <w:spacing w:before="0" w:after="160" w:lineRule="auto" w:line="360"/>
+        <w:jc w:val="both"/>
+      </w:pPr>
+      <w:r>
+        <w:rPr>
+          <w:rFonts w:ascii="Times New Roman" w:hAnsi="Times New Roman" w:eastAsia="Times New Roman" w:cs="Times New Roman"/>
+          <w:b w:val="0"/>
+          <w:i w:val="0"/>
+          <w:sz w:val="26"/>
+        </w:rPr>
+        <w:t xml:space="preserve">□ </w:t>
+      </w:r>
+      <w:r>
+        <w:rPr>
+          <w:rFonts w:ascii="Times New Roman" w:hAnsi="Times New Roman" w:eastAsia="Times New Roman" w:cs="Times New Roman"/>
+          <w:b w:val="0"/>
+          <w:i w:val="0"/>
+          <w:sz w:val="26"/>
+        </w:rPr>
+        <w:t>[Nhóm dễ tổn thương, trẻ em, thai phụ, người mất NLHV]</w:t>
+      </w:r>
+      <w:r>
+        <w:rPr>
+          <w:rFonts w:ascii="Times New Roman" w:hAnsi="Times New Roman" w:eastAsia="Times New Roman" w:cs="Times New Roman"/>
+          <w:b w:val="0"/>
+          <w:i w:val="0"/>
+          <w:sz w:val="26"/>
+        </w:rPr>
+        <w:t>:</w:t>
+      </w:r>
+    </w:p>
+    <w:p>
+      <w:pPr>
+        <w:spacing w:before="0" w:after="160" w:lineRule="auto" w:line="360"/>
+        <w:jc w:val="both"/>
+      </w:pPr>
+      <w:r>
+        <w:rPr>
+          <w:rFonts w:ascii="Times New Roman" w:hAnsi="Times New Roman" w:eastAsia="Times New Roman" w:cs="Times New Roman"/>
+          <w:b w:val="0"/>
+          <w:i w:val="0"/>
+          <w:sz w:val="26"/>
+        </w:rPr>
+        <w:t>ICF người giám hộ + biện pháp bảo vệ đặc biệt</w:t>
+      </w:r>
+    </w:p>
+    <w:p>
+      <w:pPr>
+        <w:spacing w:before="0" w:after="160" w:lineRule="auto" w:line="360"/>
+        <w:jc w:val="both"/>
+      </w:pPr>
+      <w:r>
+        <w:rPr>
+          <w:rFonts w:ascii="Times New Roman" w:hAnsi="Times New Roman" w:eastAsia="Times New Roman" w:cs="Times New Roman"/>
+          <w:b w:val="0"/>
+          <w:i w:val="0"/>
+          <w:sz w:val="26"/>
+        </w:rPr>
+        <w:t xml:space="preserve">□ </w:t>
+      </w:r>
+      <w:r>
+        <w:rPr>
+          <w:rFonts w:ascii="Times New Roman" w:hAnsi="Times New Roman" w:eastAsia="Times New Roman" w:cs="Times New Roman"/>
+          <w:b w:val="0"/>
+          <w:i w:val="0"/>
+          <w:sz w:val="26"/>
+        </w:rPr>
+        <w:t>[Dùng dữ liệu di truyền/nhạy cảm]</w:t>
+      </w:r>
+      <w:r>
+        <w:rPr>
+          <w:rFonts w:ascii="Times New Roman" w:hAnsi="Times New Roman" w:eastAsia="Times New Roman" w:cs="Times New Roman"/>
+          <w:b w:val="0"/>
+          <w:i w:val="0"/>
+          <w:sz w:val="26"/>
+        </w:rPr>
+        <w:t>: ICF đặc biệt</w:t>
+      </w:r>
+    </w:p>
+    <w:p>
+      <w:pPr>
+        <w:spacing w:before="0" w:after="160" w:lineRule="auto" w:line="360"/>
+        <w:jc w:val="both"/>
+      </w:pPr>
+      <w:r>
+        <w:rPr>
+          <w:rFonts w:ascii="Times New Roman" w:hAnsi="Times New Roman" w:eastAsia="Times New Roman" w:cs="Times New Roman"/>
+          <w:b w:val="0"/>
+          <w:i w:val="0"/>
+          <w:sz w:val="26"/>
+        </w:rPr>
+        <w:t>SỐ BẢN NỘP: 02</w:t>
+      </w:r>
+    </w:p>
+    <w:p>
+      <w:pPr>
+        <w:spacing w:before="0" w:after="160" w:lineRule="auto" w:line="360"/>
+        <w:jc w:val="both"/>
+      </w:pPr>
+      <w:r>
+        <w:rPr>
+          <w:rFonts w:ascii="Times New Roman" w:hAnsi="Times New Roman" w:eastAsia="Times New Roman" w:cs="Times New Roman"/>
+          <w:b w:val="0"/>
+          <w:i w:val="0"/>
+          <w:sz w:val="26"/>
+        </w:rPr>
+        <w:t>HÌNH THỨC: □ Bản cứng □ Điện tử □ Cả hai</w:t>
+      </w:r>
+    </w:p>
+    <w:p>
+      <w:pPr>
+        <w:spacing w:before="0" w:after="160" w:lineRule="auto" w:line="360"/>
+        <w:jc w:val="both"/>
+      </w:pPr>
+      <w:r>
+        <w:rPr>
+          <w:rFonts w:ascii="Times New Roman" w:hAnsi="Times New Roman" w:eastAsia="Times New Roman" w:cs="Times New Roman"/>
+          <w:b w:val="0"/>
+          <w:i w:val="0"/>
+          <w:sz w:val="26"/>
+        </w:rPr>
+        <w:t>LỘ TRÌNH XÉT DUYỆT DỰ KIẾN: EXPEDITED REVIEW (hoặc EXEMPT nếu không có PII và rủi ro tối thiểu)</w:t>
+      </w:r>
+    </w:p>
+    <w:p>
+      <w:pPr>
+        <w:spacing w:before="0" w:after="160" w:lineRule="auto" w:line="360"/>
+        <w:jc w:val="both"/>
+      </w:pPr>
+      <w:r>
+        <w:rPr>
+          <w:rFonts w:ascii="Times New Roman" w:hAnsi="Times New Roman" w:eastAsia="Times New Roman" w:cs="Times New Roman"/>
+          <w:b w:val="0"/>
+          <w:i w:val="0"/>
+          <w:sz w:val="26"/>
+        </w:rPr>
+        <w:t>Full review: thường 4–8 tuần</w:t>
+      </w:r>
+    </w:p>
+    <w:p>
+      <w:pPr>
+        <w:spacing w:before="0" w:after="160" w:lineRule="auto" w:line="360"/>
+        <w:jc w:val="both"/>
+      </w:pPr>
+      <w:r>
+        <w:rPr>
+          <w:rFonts w:ascii="Times New Roman" w:hAnsi="Times New Roman" w:eastAsia="Times New Roman" w:cs="Times New Roman"/>
+          <w:b w:val="0"/>
+          <w:i w:val="0"/>
+          <w:sz w:val="26"/>
+        </w:rPr>
+        <w:t>Expedited: thường 2–4 tuần</w:t>
+      </w:r>
+    </w:p>
+    <w:p>
+      <w:pPr>
+        <w:spacing w:before="0" w:after="160" w:lineRule="auto" w:line="360"/>
+        <w:jc w:val="both"/>
+      </w:pPr>
+      <w:r>
+        <w:rPr>
+          <w:rFonts w:ascii="Times New Roman" w:hAnsi="Times New Roman" w:eastAsia="Times New Roman" w:cs="Times New Roman"/>
+          <w:b w:val="0"/>
+          <w:i w:val="0"/>
+          <w:sz w:val="26"/>
+        </w:rPr>
+        <w:t>Exempt: thường 1–2 tuần (xác nhận từ Hội đồng)</w:t>
+      </w:r>
+    </w:p>
+    <w:p>
+      <w:pPr>
+        <w:spacing w:before="0" w:after="160" w:lineRule="auto" w:line="360"/>
+        <w:jc w:val="both"/>
+      </w:pPr>
+      <w:r>
+        <w:rPr>
+          <w:rFonts w:ascii="Times New Roman" w:hAnsi="Times New Roman" w:eastAsia="Times New Roman" w:cs="Times New Roman"/>
+          <w:b w:val="0"/>
+          <w:i w:val="0"/>
+          <w:sz w:val="26"/>
+        </w:rPr>
+        <w:t>SAU KHI NHẬN SỐ PHÊ DUYỆT:</w:t>
+      </w:r>
+    </w:p>
+    <w:p>
+      <w:pPr>
+        <w:spacing w:before="0" w:after="160" w:lineRule="auto" w:line="360"/>
+        <w:jc w:val="both"/>
+      </w:pPr>
+      <w:r>
+        <w:rPr>
+          <w:rFonts w:ascii="Times New Roman" w:hAnsi="Times New Roman" w:eastAsia="Times New Roman" w:cs="Times New Roman"/>
+          <w:b w:val="0"/>
+          <w:i w:val="0"/>
+          <w:sz w:val="26"/>
+        </w:rPr>
+        <w:t>■ Cập nhật số IRB vào ICF (ICF sẽ có phiên bản 1.0 chính thức)</w:t>
+      </w:r>
+    </w:p>
+    <w:p>
+      <w:pPr>
+        <w:spacing w:before="0" w:after="160" w:lineRule="auto" w:line="360"/>
+        <w:jc w:val="both"/>
+      </w:pPr>
+      <w:r>
+        <w:rPr>
+          <w:rFonts w:ascii="Times New Roman" w:hAnsi="Times New Roman" w:eastAsia="Times New Roman" w:cs="Times New Roman"/>
+          <w:b w:val="0"/>
+          <w:i w:val="0"/>
+          <w:sz w:val="26"/>
+        </w:rPr>
+        <w:t>■ Cung cấp số IRB + ngày phê duyệt để hệ thống ghi G2_STATUS: LOCKED</w:t>
+      </w:r>
+    </w:p>
+    <w:p>
+      <w:pPr>
+        <w:spacing w:before="0" w:after="160" w:lineRule="auto" w:line="360"/>
+        <w:jc w:val="both"/>
+      </w:pPr>
+      <w:r>
+        <w:rPr>
+          <w:rFonts w:ascii="Times New Roman" w:hAnsi="Times New Roman" w:eastAsia="Times New Roman" w:cs="Times New Roman"/>
+          <w:b w:val="0"/>
+          <w:i w:val="0"/>
+          <w:sz w:val="26"/>
+        </w:rPr>
+        <w:t>■ Chỉ sau khi G2 LOCKED mới được bắt đầu thu thập dữ liệu thật</w:t>
+      </w:r>
+    </w:p>
+    <w:p>
+      <w:pPr>
+        <w:spacing w:before="280" w:after="160" w:lineRule="auto" w:line="312"/>
+      </w:pPr>
+      <w:r>
+        <w:rPr>
+          <w:rFonts w:ascii="Times New Roman" w:hAnsi="Times New Roman" w:eastAsia="Times New Roman" w:cs="Times New Roman"/>
+          <w:b/>
+          <w:i w:val="0"/>
+          <w:sz w:val="28"/>
+        </w:rPr>
+        <w:t>TÀI LIỆU 8. KHAI BÁO COI + TÀI TRỢ + AI</w:t>
+      </w:r>
+    </w:p>
+    <w:p>
+      <w:pPr>
+        <w:spacing w:before="0" w:after="160" w:lineRule="auto" w:line="360"/>
+        <w:jc w:val="both"/>
+      </w:pPr>
+      <w:r>
+        <w:rPr>
+          <w:rFonts w:ascii="Times New Roman" w:hAnsi="Times New Roman" w:eastAsia="Times New Roman" w:cs="Times New Roman"/>
+          <w:b w:val="0"/>
+          <w:i w:val="0"/>
+          <w:sz w:val="26"/>
+        </w:rPr>
+        <w:t>KHAI BÁO XUNG ĐỘT LỢI ÍCH, TÀI TRỢ VÀ SỬ DỤNG AI</w:t>
+      </w:r>
+    </w:p>
+    <w:p>
+      <w:pPr>
+        <w:spacing w:before="0" w:after="160" w:lineRule="auto" w:line="360"/>
+        <w:jc w:val="both"/>
+      </w:pPr>
+      <w:r>
+        <w:rPr>
+          <w:rFonts w:ascii="Times New Roman" w:hAnsi="Times New Roman" w:eastAsia="Times New Roman" w:cs="Times New Roman"/>
+          <w:b w:val="0"/>
+          <w:i w:val="0"/>
+          <w:sz w:val="26"/>
+        </w:rPr>
+        <w:t>(Dựa theo ICMJE Form, phiên bản rút gọn cho IRB)</w:t>
+      </w:r>
+    </w:p>
+    <w:p>
+      <w:pPr>
+        <w:spacing w:before="0" w:after="160" w:lineRule="auto" w:line="360"/>
+        <w:jc w:val="both"/>
+      </w:pPr>
+      <w:r>
+        <w:rPr>
+          <w:rFonts w:ascii="Times New Roman" w:hAnsi="Times New Roman" w:eastAsia="Times New Roman" w:cs="Times New Roman"/>
+          <w:b w:val="0"/>
+          <w:i w:val="0"/>
+          <w:sz w:val="26"/>
+        </w:rPr>
+        <w:t>Tên chủ nhiệm: Nguyễn Hà Luân</w:t>
+      </w:r>
+    </w:p>
+    <w:p>
+      <w:pPr>
+        <w:spacing w:before="0" w:after="160" w:lineRule="auto" w:line="360"/>
+        <w:jc w:val="both"/>
+      </w:pPr>
+      <w:r>
+        <w:rPr>
+          <w:rFonts w:ascii="Times New Roman" w:hAnsi="Times New Roman" w:eastAsia="Times New Roman" w:cs="Times New Roman"/>
+          <w:b w:val="0"/>
+          <w:i w:val="0"/>
+          <w:sz w:val="26"/>
+        </w:rPr>
+        <w:t>Chức vụ: Bác sĩ Chuyên khoa I (BS.CKI) | Đơn vị: Khoa Khám bệnh C1a, Trung tâm Khám bệnh và Điều trị theo yêu cầu C1, Bệnh viện Quân y 175</w:t>
+      </w:r>
+    </w:p>
+    <w:p>
+      <w:pPr>
+        <w:spacing w:before="0" w:after="160" w:lineRule="auto" w:line="360"/>
+        <w:jc w:val="both"/>
+      </w:pPr>
+      <w:r>
+        <w:rPr>
+          <w:rFonts w:ascii="Times New Roman" w:hAnsi="Times New Roman" w:eastAsia="Times New Roman" w:cs="Times New Roman"/>
+          <w:b w:val="0"/>
+          <w:i w:val="0"/>
+          <w:sz w:val="26"/>
+        </w:rPr>
+        <w:t>Ngày khai báo: 31/07/2026</w:t>
+      </w:r>
+    </w:p>
+    <w:p>
+      <w:pPr>
+        <w:spacing w:before="0" w:after="160" w:lineRule="auto" w:line="360"/>
+        <w:jc w:val="both"/>
+      </w:pPr>
+      <w:r>
+        <w:rPr>
+          <w:rFonts w:ascii="Times New Roman" w:hAnsi="Times New Roman" w:eastAsia="Times New Roman" w:cs="Times New Roman"/>
+          <w:b w:val="0"/>
+          <w:i w:val="0"/>
+          <w:sz w:val="26"/>
+        </w:rPr>
+        <w:t>A. XUNG ĐỘT LỢI ÍCH TÀI CHÍNH (12 tháng gần nhất):</w:t>
+      </w:r>
+    </w:p>
+    <w:p>
+      <w:pPr>
+        <w:spacing w:before="0" w:after="160" w:lineRule="auto" w:line="360"/>
+        <w:jc w:val="both"/>
+      </w:pPr>
+      <w:r>
+        <w:rPr>
+          <w:rFonts w:ascii="Times New Roman" w:hAnsi="Times New Roman" w:eastAsia="Times New Roman" w:cs="Times New Roman"/>
+          <w:b w:val="0"/>
+          <w:i w:val="0"/>
+          <w:sz w:val="26"/>
+        </w:rPr>
+        <w:t>■ Không có</w:t>
+      </w:r>
+    </w:p>
+    <w:p>
+      <w:pPr>
+        <w:spacing w:before="0" w:after="160" w:lineRule="auto" w:line="360"/>
+        <w:jc w:val="both"/>
+      </w:pPr>
+      <w:r>
+        <w:rPr>
+          <w:rFonts w:ascii="Times New Roman" w:hAnsi="Times New Roman" w:eastAsia="Times New Roman" w:cs="Times New Roman"/>
+          <w:b w:val="0"/>
+          <w:i w:val="0"/>
+          <w:sz w:val="26"/>
+        </w:rPr>
+        <w:t>□ Có đến [Liệt kê: Tên công ty · Loại quan hệ (cổ phần/tư vấn/</w:t>
+      </w:r>
+    </w:p>
+    <w:p>
+      <w:pPr>
+        <w:spacing w:before="0" w:after="160" w:lineRule="auto" w:line="360"/>
+        <w:jc w:val="both"/>
+      </w:pPr>
+      <w:r>
+        <w:rPr>
+          <w:rFonts w:ascii="Times New Roman" w:hAnsi="Times New Roman" w:eastAsia="Times New Roman" w:cs="Times New Roman"/>
+          <w:b w:val="0"/>
+          <w:i w:val="0"/>
+          <w:sz w:val="26"/>
+        </w:rPr>
+        <w:t>thù lao/tài trợ hội nghị) · Giá trị (nếu phải khai)]</w:t>
+      </w:r>
+    </w:p>
+    <w:p>
+      <w:pPr>
+        <w:spacing w:before="0" w:after="160" w:lineRule="auto" w:line="360"/>
+        <w:jc w:val="both"/>
+      </w:pPr>
+      <w:r>
+        <w:rPr>
+          <w:rFonts w:ascii="Times New Roman" w:hAnsi="Times New Roman" w:eastAsia="Times New Roman" w:cs="Times New Roman"/>
+          <w:b w:val="0"/>
+          <w:i w:val="0"/>
+          <w:sz w:val="26"/>
+        </w:rPr>
+        <w:t>B. XUNG ĐỘT LỢI ÍCH PHI TÀI CHÍNH:</w:t>
+      </w:r>
+    </w:p>
+    <w:p>
+      <w:pPr>
+        <w:spacing w:before="0" w:after="160" w:lineRule="auto" w:line="360"/>
+        <w:jc w:val="both"/>
+      </w:pPr>
+      <w:r>
+        <w:rPr>
+          <w:rFonts w:ascii="Times New Roman" w:hAnsi="Times New Roman" w:eastAsia="Times New Roman" w:cs="Times New Roman"/>
+          <w:b w:val="0"/>
+          <w:i w:val="0"/>
+          <w:sz w:val="26"/>
+        </w:rPr>
+        <w:t>■ Không có</w:t>
+      </w:r>
+    </w:p>
+    <w:p>
+      <w:pPr>
+        <w:spacing w:before="0" w:after="160" w:lineRule="auto" w:line="360"/>
+        <w:jc w:val="both"/>
+      </w:pPr>
+      <w:r>
+        <w:rPr>
+          <w:rFonts w:ascii="Times New Roman" w:hAnsi="Times New Roman" w:eastAsia="Times New Roman" w:cs="Times New Roman"/>
+          <w:b w:val="0"/>
+          <w:i w:val="0"/>
+          <w:sz w:val="26"/>
+        </w:rPr>
+        <w:t>□ Có đến [Quan hệ cá nhân với người được nghiên cứu / lợi ích</w:t>
+      </w:r>
+    </w:p>
+    <w:p>
+      <w:pPr>
+        <w:spacing w:before="0" w:after="160" w:lineRule="auto" w:line="360"/>
+        <w:jc w:val="both"/>
+      </w:pPr>
+      <w:r>
+        <w:rPr>
+          <w:rFonts w:ascii="Times New Roman" w:hAnsi="Times New Roman" w:eastAsia="Times New Roman" w:cs="Times New Roman"/>
+          <w:b w:val="0"/>
+          <w:i w:val="0"/>
+          <w:sz w:val="26"/>
+        </w:rPr>
+        <w:t>học thuật (thăng tiến/bằng sáng chế) / quan điểm đối nghịch]</w:t>
+      </w:r>
+    </w:p>
+    <w:p>
+      <w:pPr>
+        <w:spacing w:before="0" w:after="160" w:lineRule="auto" w:line="360"/>
+        <w:jc w:val="both"/>
+      </w:pPr>
+      <w:r>
+        <w:rPr>
+          <w:rFonts w:ascii="Times New Roman" w:hAnsi="Times New Roman" w:eastAsia="Times New Roman" w:cs="Times New Roman"/>
+          <w:b w:val="0"/>
+          <w:i w:val="0"/>
+          <w:sz w:val="26"/>
+        </w:rPr>
+        <w:t>C. NGUỒN TÀI TRỢ:</w:t>
+      </w:r>
+    </w:p>
+    <w:p>
+      <w:pPr>
+        <w:spacing w:before="0" w:after="160" w:lineRule="auto" w:line="360"/>
+        <w:jc w:val="both"/>
+      </w:pPr>
+      <w:r>
+        <w:rPr>
+          <w:rFonts w:ascii="Times New Roman" w:hAnsi="Times New Roman" w:eastAsia="Times New Roman" w:cs="Times New Roman"/>
+          <w:b w:val="0"/>
+          <w:i w:val="0"/>
+          <w:sz w:val="26"/>
+        </w:rPr>
+        <w:t>Tài trợ chính: Không có tài trợ bên ngoài — kinh phí tự túc (chủ nhiệm đề tài tự chi trả)</w:t>
+      </w:r>
+    </w:p>
+    <w:p>
+      <w:pPr>
+        <w:spacing w:before="0" w:after="160" w:lineRule="auto" w:line="360"/>
+        <w:jc w:val="both"/>
+      </w:pPr>
+      <w:r>
+        <w:rPr>
+          <w:rFonts w:ascii="Times New Roman" w:hAnsi="Times New Roman" w:eastAsia="Times New Roman" w:cs="Times New Roman"/>
+          <w:b w:val="0"/>
+          <w:i w:val="0"/>
+          <w:sz w:val="26"/>
+        </w:rPr>
+        <w:t>Tài trợ bổ sung: Không có</w:t>
+      </w:r>
+    </w:p>
+    <w:p>
+      <w:pPr>
+        <w:spacing w:before="0" w:after="160" w:lineRule="auto" w:line="360"/>
+        <w:jc w:val="both"/>
+      </w:pPr>
+      <w:r>
+        <w:rPr>
+          <w:rFonts w:ascii="Times New Roman" w:hAnsi="Times New Roman" w:eastAsia="Times New Roman" w:cs="Times New Roman"/>
+          <w:b w:val="0"/>
+          <w:i w:val="0"/>
+          <w:sz w:val="26"/>
+        </w:rPr>
+        <w:t>Số hợp đồng (nếu có): Không áp dụng</w:t>
+      </w:r>
+    </w:p>
+    <w:p>
+      <w:pPr>
+        <w:spacing w:before="0" w:after="160" w:lineRule="auto" w:line="360"/>
+        <w:jc w:val="both"/>
+      </w:pPr>
+      <w:r>
+        <w:rPr>
+          <w:rFonts w:ascii="Times New Roman" w:hAnsi="Times New Roman" w:eastAsia="Times New Roman" w:cs="Times New Roman"/>
+          <w:b w:val="0"/>
+          <w:i w:val="0"/>
+          <w:sz w:val="26"/>
+        </w:rPr>
+        <w:t>D. VAI TRÒ NHÀ TÀI TRỢ: Không áp dụng — không có nhà tài trợ bên ngoài.</w:t>
+      </w:r>
+    </w:p>
+    <w:p>
+      <w:pPr>
+        <w:spacing w:before="0" w:after="160" w:lineRule="auto" w:line="360"/>
+        <w:jc w:val="both"/>
+      </w:pPr>
+      <w:r>
+        <w:rPr>
+          <w:rFonts w:ascii="Times New Roman" w:hAnsi="Times New Roman" w:eastAsia="Times New Roman" w:cs="Times New Roman"/>
+          <w:b w:val="0"/>
+          <w:i w:val="0"/>
+          <w:sz w:val="26"/>
+        </w:rPr>
+        <w:t>Nhà tài trợ có can thiệp vào:</w:t>
+      </w:r>
+    </w:p>
+    <w:p>
+      <w:pPr>
+        <w:spacing w:before="0" w:after="160" w:lineRule="auto" w:line="360"/>
+        <w:jc w:val="both"/>
+      </w:pPr>
+      <w:r>
+        <w:rPr>
+          <w:rFonts w:ascii="Times New Roman" w:hAnsi="Times New Roman" w:eastAsia="Times New Roman" w:cs="Times New Roman"/>
+          <w:b w:val="0"/>
+          <w:i w:val="0"/>
+          <w:sz w:val="26"/>
+        </w:rPr>
+        <w:t>□ Thiết kế nghiên cứu: □ Có □ Không</w:t>
+      </w:r>
+    </w:p>
+    <w:p>
+      <w:pPr>
+        <w:spacing w:before="0" w:after="160" w:lineRule="auto" w:line="360"/>
+        <w:jc w:val="both"/>
+      </w:pPr>
+      <w:r>
+        <w:rPr>
+          <w:rFonts w:ascii="Times New Roman" w:hAnsi="Times New Roman" w:eastAsia="Times New Roman" w:cs="Times New Roman"/>
+          <w:b w:val="0"/>
+          <w:i w:val="0"/>
+          <w:sz w:val="26"/>
+        </w:rPr>
+        <w:t>□ Thu thập / phân tích dữ liệu: □ Có □ Không</w:t>
+      </w:r>
+    </w:p>
+    <w:p>
+      <w:pPr>
+        <w:spacing w:before="0" w:after="160" w:lineRule="auto" w:line="360"/>
+        <w:jc w:val="both"/>
+      </w:pPr>
+      <w:r>
+        <w:rPr>
+          <w:rFonts w:ascii="Times New Roman" w:hAnsi="Times New Roman" w:eastAsia="Times New Roman" w:cs="Times New Roman"/>
+          <w:b w:val="0"/>
+          <w:i w:val="0"/>
+          <w:sz w:val="26"/>
+        </w:rPr>
+        <w:t>□ Báo cáo / quyết định công bố: □ Có □ Không</w:t>
+      </w:r>
+    </w:p>
+    <w:p>
+      <w:pPr>
+        <w:spacing w:before="0" w:after="160" w:lineRule="auto" w:line="360"/>
+        <w:jc w:val="both"/>
+      </w:pPr>
+      <w:r>
+        <w:rPr>
+          <w:rFonts w:ascii="Times New Roman" w:hAnsi="Times New Roman" w:eastAsia="Times New Roman" w:cs="Times New Roman"/>
+          <w:b w:val="0"/>
+          <w:i w:val="0"/>
+          <w:sz w:val="26"/>
+        </w:rPr>
+        <w:t>E. SỬ DỤNG CÔNG CỤ AI TRONG NGHIÊN CỨU:</w:t>
+      </w:r>
+    </w:p>
+    <w:p>
+      <w:pPr>
+        <w:spacing w:before="0" w:after="160" w:lineRule="auto" w:line="360"/>
+        <w:jc w:val="both"/>
+      </w:pPr>
+      <w:r>
+        <w:rPr>
+          <w:rFonts w:ascii="Times New Roman" w:hAnsi="Times New Roman" w:eastAsia="Times New Roman" w:cs="Times New Roman"/>
+          <w:b w:val="0"/>
+          <w:i w:val="0"/>
+          <w:sz w:val="26"/>
+        </w:rPr>
+        <w:t>□ Không sử dụng công cụ AI nào</w:t>
+      </w:r>
+    </w:p>
+    <w:p>
+      <w:pPr>
+        <w:spacing w:before="0" w:after="160" w:lineRule="auto" w:line="360"/>
+        <w:jc w:val="both"/>
+      </w:pPr>
+      <w:r>
+        <w:rPr>
+          <w:rFonts w:ascii="Times New Roman" w:hAnsi="Times New Roman" w:eastAsia="Times New Roman" w:cs="Times New Roman"/>
+          <w:b w:val="0"/>
+          <w:i w:val="0"/>
+          <w:sz w:val="26"/>
+        </w:rPr>
+        <w:t>□ Có sử dụng:</w:t>
+      </w:r>
+    </w:p>
+    <w:p>
+      <w:pPr>
+        <w:spacing w:before="0" w:after="160" w:lineRule="auto" w:line="360"/>
+        <w:jc w:val="both"/>
+      </w:pPr>
+      <w:r>
+        <w:rPr>
+          <w:rFonts w:ascii="Times New Roman" w:hAnsi="Times New Roman" w:eastAsia="Times New Roman" w:cs="Times New Roman"/>
+          <w:b w:val="0"/>
+          <w:i w:val="0"/>
+          <w:sz w:val="26"/>
+        </w:rPr>
+        <w:t>Tên công cụ: Claude AI (EBM Copilot) · Không dùng công cụ AI nào khác</w:t>
+      </w:r>
+    </w:p>
+    <w:p>
+      <w:pPr>
+        <w:spacing w:before="0" w:after="160" w:lineRule="auto" w:line="360"/>
+        <w:jc w:val="both"/>
+      </w:pPr>
+      <w:r>
+        <w:rPr>
+          <w:rFonts w:ascii="Times New Roman" w:hAnsi="Times New Roman" w:eastAsia="Times New Roman" w:cs="Times New Roman"/>
+          <w:b w:val="0"/>
+          <w:i w:val="0"/>
+          <w:sz w:val="26"/>
+        </w:rPr>
+        <w:t>Mục đích: Hỗ trợ soạn hồ sơ G2 · tổng quan y văn · thống kê</w:t>
+      </w:r>
+    </w:p>
+    <w:p>
+      <w:pPr>
+        <w:spacing w:before="0" w:after="160" w:lineRule="auto" w:line="360"/>
+        <w:jc w:val="both"/>
+      </w:pPr>
+      <w:r>
+        <w:rPr>
+          <w:rFonts w:ascii="Times New Roman" w:hAnsi="Times New Roman" w:eastAsia="Times New Roman" w:cs="Times New Roman"/>
+          <w:b w:val="0"/>
+          <w:i w:val="0"/>
+          <w:sz w:val="26"/>
+        </w:rPr>
+        <w:t>Người kiểm tra đầu ra: Nguyễn Hà Luân (chủ nhiệm đề tài)</w:t>
+      </w:r>
+    </w:p>
+    <w:p>
+      <w:pPr>
+        <w:spacing w:before="0" w:after="160" w:lineRule="auto" w:line="360"/>
+        <w:jc w:val="both"/>
+      </w:pPr>
+      <w:r>
+        <w:rPr>
+          <w:rFonts w:ascii="Times New Roman" w:hAnsi="Times New Roman" w:eastAsia="Times New Roman" w:cs="Times New Roman"/>
+          <w:b w:val="0"/>
+          <w:i w:val="0"/>
+          <w:sz w:val="26"/>
+        </w:rPr>
+        <w:t>XÁC NHẬN (bắt buộc): "Tôi đã kiểm chứng TOÀN BỘ nội dung AI</w:t>
+      </w:r>
+    </w:p>
+    <w:p>
+      <w:pPr>
+        <w:spacing w:before="0" w:after="160" w:lineRule="auto" w:line="360"/>
+        <w:jc w:val="both"/>
+      </w:pPr>
+      <w:r>
+        <w:rPr>
+          <w:rFonts w:ascii="Times New Roman" w:hAnsi="Times New Roman" w:eastAsia="Times New Roman" w:cs="Times New Roman"/>
+          <w:b w:val="0"/>
+          <w:i w:val="0"/>
+          <w:sz w:val="26"/>
+        </w:rPr>
+        <w:t>hỗ trợ. Mọi số liệu, trích dẫn và kết quả đã được xác minh</w:t>
+      </w:r>
+    </w:p>
+    <w:p>
+      <w:pPr>
+        <w:spacing w:before="0" w:after="160" w:lineRule="auto" w:line="360"/>
+        <w:jc w:val="both"/>
+      </w:pPr>
+      <w:r>
+        <w:rPr>
+          <w:rFonts w:ascii="Times New Roman" w:hAnsi="Times New Roman" w:eastAsia="Times New Roman" w:cs="Times New Roman"/>
+          <w:b w:val="0"/>
+          <w:i w:val="0"/>
+          <w:sz w:val="26"/>
+        </w:rPr>
+        <w:t>từ nguồn gốc. AI KHÔNG được liệt kê là tác giả. Nội dung do</w:t>
+      </w:r>
+    </w:p>
+    <w:p>
+      <w:pPr>
+        <w:spacing w:before="0" w:after="160" w:lineRule="auto" w:line="360"/>
+        <w:jc w:val="both"/>
+      </w:pPr>
+      <w:r>
+        <w:rPr>
+          <w:rFonts w:ascii="Times New Roman" w:hAnsi="Times New Roman" w:eastAsia="Times New Roman" w:cs="Times New Roman"/>
+          <w:b w:val="0"/>
+          <w:i w:val="0"/>
+          <w:sz w:val="26"/>
+        </w:rPr>
+        <w:t xml:space="preserve">AI sinh KHÔNG được trích dẫn như nguồn gốc." </w:t>
+      </w:r>
+      <w:r>
+        <w:rPr>
+          <w:rFonts w:ascii="Times New Roman" w:hAnsi="Times New Roman" w:eastAsia="Times New Roman" w:cs="Times New Roman"/>
+          <w:b w:val="0"/>
+          <w:i w:val="0"/>
+          <w:sz w:val="26"/>
+        </w:rPr>
+        <w:t>[ICMJE Mục V, bản 1/2026]</w:t>
+      </w:r>
+    </w:p>
+    <w:p>
+      <w:pPr>
+        <w:spacing w:before="0" w:after="160" w:lineRule="auto" w:line="360"/>
+        <w:jc w:val="both"/>
+      </w:pPr>
+      <w:r>
+        <w:rPr>
+          <w:rFonts w:ascii="Times New Roman" w:hAnsi="Times New Roman" w:eastAsia="Times New Roman" w:cs="Times New Roman"/>
+          <w:b w:val="0"/>
+          <w:i w:val="0"/>
+          <w:sz w:val="26"/>
+        </w:rPr>
+        <w:t>Chữ ký chủ nhiệm: _______________ Ngày: ___/___/2026</w:t>
+      </w:r>
+    </w:p>
+    <w:p>
+      <w:pPr>
+        <w:spacing w:before="0" w:after="160" w:lineRule="auto" w:line="360"/>
+        <w:jc w:val="both"/>
+      </w:pPr>
+      <w:r>
+        <w:rPr>
+          <w:rFonts w:ascii="Times New Roman" w:hAnsi="Times New Roman" w:eastAsia="Times New Roman" w:cs="Times New Roman"/>
+          <w:b w:val="0"/>
+          <w:i w:val="0"/>
+          <w:sz w:val="26"/>
+        </w:rPr>
+        <w:t>[Mỗi đồng tác giả cần khai báo COI riêng theo mẫu ICMJE]</w:t>
+      </w:r>
+    </w:p>
+    <w:p>
+      <w:pPr>
+        <w:spacing w:before="0" w:after="160" w:lineRule="auto" w:line="360"/>
+        <w:jc w:val="both"/>
+      </w:pPr>
+      <w:r>
+        <w:rPr>
+          <w:rFonts w:ascii="Times New Roman" w:hAnsi="Times New Roman" w:eastAsia="Times New Roman" w:cs="Times New Roman"/>
+          <w:b w:val="0"/>
+          <w:i w:val="0"/>
+          <w:sz w:val="26"/>
+        </w:rPr>
+        <w:t>"DRAFT, Cần chủ nhiệm điền và ký trước khi nộp."</w:t>
+      </w:r>
+    </w:p>
+    <w:p>
+      <w:pPr>
+        <w:spacing w:before="280" w:after="160" w:lineRule="auto" w:line="312"/>
+      </w:pPr>
+      <w:r>
+        <w:rPr>
+          <w:rFonts w:ascii="Times New Roman" w:hAnsi="Times New Roman" w:eastAsia="Times New Roman" w:cs="Times New Roman"/>
+          <w:b/>
+          <w:i w:val="0"/>
+          <w:sz w:val="28"/>
+        </w:rPr>
+        <w:t>TÀI LIỆU 9. ĐỀ NGHỊ MIỄN ICF — KHÔNG NỘP</w:t>
+      </w:r>
+    </w:p>
+    <w:p>
+      <w:pPr>
+        <w:spacing w:before="120" w:after="200" w:lineRule="auto" w:line="312"/>
+        <w:jc w:val="both"/>
+        <w:ind w:left="567" w:right="567"/>
+      </w:pPr>
+      <w:r>
+        <w:rPr>
+          <w:rFonts w:ascii="Times New Roman" w:hAnsi="Times New Roman" w:eastAsia="Times New Roman" w:cs="Times New Roman"/>
+          <w:b w:val="0"/>
+          <w:i/>
+          <w:sz w:val="22"/>
+        </w:rPr>
+        <w:t>Bác sĩ/chủ nhiệm quyết 03/10/2026: KHÔNG xin miễn ICF — dùng Bản thông tin &amp; Đồng thuận ICF ký tên riêng theo đề cương</w:t>
+      </w:r>
+    </w:p>
+    <w:p>
+      <w:pPr>
+        <w:spacing w:before="120" w:after="200" w:lineRule="auto" w:line="312"/>
+        <w:jc w:val="both"/>
+        <w:ind w:left="567" w:right="567"/>
+      </w:pPr>
+      <w:r>
+        <w:rPr>
+          <w:rFonts w:ascii="Times New Roman" w:hAnsi="Times New Roman" w:eastAsia="Times New Roman" w:cs="Times New Roman"/>
+          <w:b w:val="0"/>
+          <w:i/>
+          <w:sz w:val="22"/>
+        </w:rPr>
+        <w:t>(Phụ lục B); khảo sát có điều tra viên tiếp xúc người tham gia nên ICF bắt buộc (TT43/2024/TT-BYT · Helsinki §25–26).</w:t>
+      </w:r>
+    </w:p>
+    <w:p>
+      <w:pPr>
+        <w:spacing w:before="280" w:after="160" w:lineRule="auto" w:line="312"/>
+      </w:pPr>
+      <w:r>
+        <w:rPr>
+          <w:rFonts w:ascii="Times New Roman" w:hAnsi="Times New Roman" w:eastAsia="Times New Roman" w:cs="Times New Roman"/>
+          <w:b/>
+          <w:i w:val="0"/>
+          <w:sz w:val="28"/>
+        </w:rPr>
+        <w:t>ĐĂNG KÝ NGHIÊN CỨU, 24 MỤC WHO TRIAL REGISTRATION DATA SET 1.3.1</w:t>
+      </w:r>
+    </w:p>
+    <w:p>
+      <w:pPr>
+        <w:spacing w:before="0" w:after="160" w:lineRule="auto" w:line="360"/>
+        <w:jc w:val="both"/>
+      </w:pPr>
+      <w:r>
+        <w:rPr>
+          <w:rFonts w:ascii="Times New Roman" w:hAnsi="Times New Roman" w:eastAsia="Times New Roman" w:cs="Times New Roman"/>
+          <w:b/>
+          <w:i w:val="0"/>
+          <w:sz w:val="26"/>
+        </w:rPr>
+        <w:t>Nơi đăng ký đề nghị:</w:t>
+      </w:r>
+      <w:r>
+        <w:rPr>
+          <w:rFonts w:ascii="Times New Roman" w:hAnsi="Times New Roman" w:eastAsia="Times New Roman" w:cs="Times New Roman"/>
+          <w:b w:val="0"/>
+          <w:i w:val="0"/>
+          <w:sz w:val="26"/>
+        </w:rPr>
+        <w:t xml:space="preserve"> OSF Registries (https://osf.io/registries) (nếu tiến cứu tuyển mới)</w:t>
+      </w:r>
+    </w:p>
+    <w:p>
+      <w:pPr>
+        <w:spacing w:before="0" w:after="160" w:lineRule="auto" w:line="360"/>
+        <w:jc w:val="both"/>
+      </w:pPr>
+      <w:r>
+        <w:rPr>
+          <w:rFonts w:ascii="Times New Roman" w:hAnsi="Times New Roman" w:eastAsia="Times New Roman" w:cs="Times New Roman"/>
+          <w:b/>
+          <w:i w:val="0"/>
+          <w:sz w:val="26"/>
+        </w:rPr>
+        <w:t>Thời điểm:</w:t>
+      </w:r>
+      <w:r>
+        <w:rPr>
+          <w:rFonts w:ascii="Times New Roman" w:hAnsi="Times New Roman" w:eastAsia="Times New Roman" w:cs="Times New Roman"/>
+          <w:b w:val="0"/>
+          <w:i w:val="0"/>
+          <w:sz w:val="26"/>
+        </w:rPr>
+        <w:t xml:space="preserve"> BẮT BUỘC nếu TIẾN CỨU khảo sát người tham gia mới (Helsinki §35, trước NTG đầu tiên), TÙY CHỌN chỉ khi HỒI CỨU hồ sơ/dữ liệu thứ cấp thuần túy, không khảo sát ai mới, loại hình thu thập: TIẾN CỨU — khảo sát nặc danh người tham gia mới suy ra đăng ký BẮT BUỘC TRƯỚC người tham gia đầu tiên</w:t>
+      </w:r>
+    </w:p>
+    <w:p>
+      <w:pPr>
+        <w:spacing w:before="0" w:after="160" w:lineRule="auto" w:line="360"/>
+        <w:jc w:val="both"/>
+      </w:pPr>
+      <w:r>
+        <w:rPr>
+          <w:rFonts w:ascii="Times New Roman" w:hAnsi="Times New Roman" w:eastAsia="Times New Roman" w:cs="Times New Roman"/>
+          <w:b/>
+          <w:i w:val="0"/>
+          <w:sz w:val="26"/>
+        </w:rPr>
+        <w:t>Nghiên cứu tương tự đã đăng ký (prior art, tra thật trên ClinicalTrials.gov API v2):</w:t>
+      </w:r>
+    </w:p>
+    <w:p>
+      <w:pPr>
+        <w:spacing w:before="120" w:after="200" w:lineRule="auto" w:line="312"/>
+        <w:jc w:val="both"/>
+        <w:ind w:left="567" w:right="567"/>
+      </w:pPr>
+      <w:r>
+        <w:rPr>
+          <w:rFonts w:ascii="Times New Roman" w:hAnsi="Times New Roman" w:eastAsia="Times New Roman" w:cs="Times New Roman"/>
+          <w:b/>
+          <w:i/>
+          <w:sz w:val="22"/>
+        </w:rPr>
+        <w:t>ĐÃ TRA THẬT ngày 2026-07-31</w:t>
+      </w:r>
+      <w:r>
+        <w:rPr>
+          <w:rFonts w:ascii="Times New Roman" w:hAnsi="Times New Roman" w:eastAsia="Times New Roman" w:cs="Times New Roman"/>
+          <w:b w:val="0"/>
+          <w:i/>
+          <w:sz w:val="22"/>
+        </w:rPr>
+        <w:t xml:space="preserve"> trên ClinicalTrials.gov API v2 với truy vấn `patient satisfaction outpatient department Vietnam hospital`. </w:t>
+      </w:r>
+      <w:r>
+        <w:rPr>
+          <w:rFonts w:ascii="Times New Roman" w:hAnsi="Times New Roman" w:eastAsia="Times New Roman" w:cs="Times New Roman"/>
+          <w:b/>
+          <w:i/>
+          <w:sz w:val="22"/>
+        </w:rPr>
+        <w:t>0 hồ sơ khớp</w:t>
+      </w:r>
+      <w:r>
+        <w:rPr>
+          <w:rFonts w:ascii="Times New Roman" w:hAnsi="Times New Roman" w:eastAsia="Times New Roman" w:cs="Times New Roman"/>
+          <w:b w:val="0"/>
+          <w:i/>
+          <w:sz w:val="22"/>
+        </w:rPr>
+        <w:t xml:space="preserve">, trong đó </w:t>
+      </w:r>
+      <w:r>
+        <w:rPr>
+          <w:rFonts w:ascii="Times New Roman" w:hAnsi="Times New Roman" w:eastAsia="Times New Roman" w:cs="Times New Roman"/>
+          <w:b/>
+          <w:i/>
+          <w:sz w:val="22"/>
+        </w:rPr>
+        <w:t>0 đang/sắp tuyển</w:t>
+      </w:r>
+      <w:r>
+        <w:rPr>
+          <w:rFonts w:ascii="Times New Roman" w:hAnsi="Times New Roman" w:eastAsia="Times New Roman" w:cs="Times New Roman"/>
+          <w:b w:val="0"/>
+          <w:i/>
+          <w:sz w:val="22"/>
+        </w:rPr>
+        <w:t>. Tra lại: https://clinicaltrials.gov/search?term=patient+satisfaction+outpatient+department+Vietnam+hospital</w:t>
+      </w:r>
+    </w:p>
+    <w:p>
+      <w:pPr>
+        <w:spacing w:before="120" w:after="200" w:lineRule="auto" w:line="312"/>
+        <w:jc w:val="both"/>
+        <w:ind w:left="567" w:right="567"/>
+      </w:pPr>
+      <w:r>
+        <w:rPr>
+          <w:rFonts w:ascii="Times New Roman" w:hAnsi="Times New Roman" w:eastAsia="Times New Roman" w:cs="Times New Roman"/>
+          <w:b w:val="0"/>
+          <w:i/>
+          <w:sz w:val="22"/>
+        </w:rPr>
+        <w:t>Đây là kết quả tra THẬT (khác hẳn "CHƯA TRA ĐƯỢC"): không có hồ sơ đăng ký nào khớp truy vấn này.</w:t>
+      </w:r>
+    </w:p>
+    <w:p>
+      <w:pPr>
+        <w:spacing w:before="120" w:after="200" w:lineRule="auto" w:line="312"/>
+        <w:jc w:val="both"/>
+        <w:ind w:left="567" w:right="567"/>
+      </w:pPr>
+      <w:r>
+        <w:rPr>
+          <w:rFonts w:ascii="Times New Roman" w:hAnsi="Times New Roman" w:eastAsia="Times New Roman" w:cs="Times New Roman"/>
+          <w:b w:val="0"/>
+          <w:i/>
+          <w:sz w:val="22"/>
+        </w:rPr>
+        <w:t>Lưu ý: ClinicalTrials.gov không bao phủ mọi đăng ký. WHO ICTRP, PROSPERO (nếu SR/MA) và đăng ký trong nước vẫn cần bác sĩ tự tra.</w:t>
+      </w:r>
+    </w:p>
+    <w:p>
+      <w:pPr>
+        <w:spacing w:before="0" w:after="160" w:lineRule="auto" w:line="360"/>
+        <w:jc w:val="both"/>
+      </w:pPr>
+      <w:r>
+        <w:rPr>
+          <w:rFonts w:ascii="Times New Roman" w:hAnsi="Times New Roman" w:eastAsia="Times New Roman" w:cs="Times New Roman"/>
+          <w:b w:val="0"/>
+          <w:i/>
+          <w:sz w:val="26"/>
+        </w:rPr>
+        <w:t>(Tham chiếu NCT: [Đã tra thật: 0 hồ sơ đăng ký khớp truy vấn])</w:t>
+      </w:r>
+    </w:p>
+    <w:p>
+      <w:pPr>
+        <w:spacing w:before="120" w:after="200" w:lineRule="auto" w:line="312"/>
+        <w:jc w:val="both"/>
+        <w:ind w:left="567" w:right="567"/>
+      </w:pPr>
+      <w:r>
+        <w:rPr>
+          <w:rFonts w:ascii="Times New Roman" w:hAnsi="Times New Roman" w:eastAsia="Times New Roman" w:cs="Times New Roman"/>
+          <w:b w:val="0"/>
+          <w:i/>
+          <w:sz w:val="22"/>
+        </w:rPr>
+        <w:t>ClinicalTrials.gov KHÔNG bao phủ mọi đăng ký. Dù mục trên có kết quả hay không,</w:t>
+      </w:r>
+    </w:p>
+    <w:p>
+      <w:pPr>
+        <w:spacing w:before="120" w:after="200" w:lineRule="auto" w:line="312"/>
+        <w:jc w:val="both"/>
+        <w:ind w:left="567" w:right="567"/>
+      </w:pPr>
+      <w:r>
+        <w:rPr>
+          <w:rFonts w:ascii="Times New Roman" w:hAnsi="Times New Roman" w:eastAsia="Times New Roman" w:cs="Times New Roman"/>
+          <w:b w:val="0"/>
+          <w:i/>
+          <w:sz w:val="22"/>
+        </w:rPr>
+        <w:t>WHO ICTRP, PROSPERO (nếu SR/MA) và đăng ký trong nước vẫn cần bác sĩ tự tra,</w:t>
+      </w:r>
+    </w:p>
+    <w:p>
+      <w:pPr>
+        <w:spacing w:before="120" w:after="200" w:lineRule="auto" w:line="312"/>
+        <w:jc w:val="both"/>
+        <w:ind w:left="567" w:right="567"/>
+      </w:pPr>
+      <w:r>
+        <w:rPr>
+          <w:rFonts w:ascii="Times New Roman" w:hAnsi="Times New Roman" w:eastAsia="Times New Roman" w:cs="Times New Roman"/>
+          <w:b w:val="0"/>
+          <w:i/>
+          <w:sz w:val="22"/>
+        </w:rPr>
+        <w:t>hệ thống không tra được hai nguồn đầu vì không có API mở. WHO ICTRP: PI đã tự tra 2026-10-11, không thấy nghiên cứu trùng (ghi ở G0); PROSPERO: không áp dụng (không phải tổng quan hệ thống); đăng ký trong nước: 2026-10-14</w:t>
+      </w:r>
+    </w:p>
+    <w:p>
+      <w:pPr>
+        <w:spacing w:before="0" w:after="160" w:lineRule="auto" w:line="360"/>
+        <w:jc w:val="both"/>
+      </w:pPr>
+      <w:r>
+        <w:rPr>
+          <w:rFonts w:ascii="Times New Roman" w:hAnsi="Times New Roman" w:eastAsia="Times New Roman" w:cs="Times New Roman"/>
+          <w:b w:val="0"/>
+          <w:i w:val="0"/>
+          <w:sz w:val="26"/>
+        </w:rPr>
+        <w:t>WHO Trial Registration Data Set 1.3.1, DRAFT Phiên bản 1.0</w:t>
+      </w:r>
+    </w:p>
+    <w:p>
+      <w:pPr>
+        <w:spacing w:before="0" w:after="160" w:lineRule="auto" w:line="360"/>
+        <w:jc w:val="both"/>
+      </w:pPr>
+      <w:r>
+        <w:rPr>
+          <w:rFonts w:ascii="Times New Roman" w:hAnsi="Times New Roman" w:eastAsia="Times New Roman" w:cs="Times New Roman"/>
+          <w:b w:val="0"/>
+          <w:i w:val="0"/>
+          <w:sz w:val="26"/>
+        </w:rPr>
+        <w:t>Trường 1, Primary registry &amp; Trial ID:</w:t>
+      </w:r>
+    </w:p>
+    <w:p>
+      <w:pPr>
+        <w:spacing w:before="0" w:after="160" w:lineRule="auto" w:line="360"/>
+        <w:jc w:val="both"/>
+      </w:pPr>
       <w:r>
         <w:rPr>
           <w:rFonts w:ascii="Times New Roman" w:hAnsi="Times New Roman" w:eastAsia="Times New Roman" w:cs="Times New Roman"/>
@@ -3029,274 +7003,29 @@
           <w:color w:val="CC7700"/>
           <w:sz w:val="26"/>
         </w:rPr>
-        <w:t>[BÁC SĨ RÀ]</w:t>
-      </w:r>
-      <w:r>
-        <w:rPr>
-          <w:rFonts w:ascii="Times New Roman" w:hAnsi="Times New Roman" w:eastAsia="Times New Roman" w:cs="Times New Roman"/>
-          <w:b w:val="0"/>
-          <w:i w:val="0"/>
-          <w:sz w:val="26"/>
-        </w:rPr>
-        <w:t>.</w:t>
-      </w:r>
-    </w:p>
-    <w:p>
-      <w:pPr>
-        <w:pStyle w:val="ListNumber"/>
-        <w:spacing w:before="0" w:after="120" w:lineRule="auto" w:line="360"/>
-        <w:jc w:val="both"/>
-      </w:pPr>
-      <w:r>
-        <w:rPr>
-          <w:rFonts w:ascii="Times New Roman" w:hAnsi="Times New Roman" w:eastAsia="Times New Roman" w:cs="Times New Roman"/>
-          <w:b w:val="0"/>
-          <w:i w:val="0"/>
-          <w:sz w:val="26"/>
-        </w:rPr>
-        <w:t>LỢI ÍCH KỲ VỌNG</w:t>
-      </w:r>
-    </w:p>
-    <w:p>
-      <w:pPr>
-        <w:spacing w:before="0" w:after="160" w:lineRule="auto" w:line="360"/>
-        <w:jc w:val="both"/>
-      </w:pPr>
-      <w:r>
-        <w:rPr>
-          <w:rFonts w:ascii="Times New Roman" w:hAnsi="Times New Roman" w:eastAsia="Times New Roman" w:cs="Times New Roman"/>
-          <w:b w:val="0"/>
-          <w:i w:val="0"/>
-          <w:sz w:val="26"/>
-        </w:rPr>
-        <w:t>Lợi ích trực tiếp: không có lợi ích y khoa trực tiếp; ý kiến của ông/bà giúp cải thiện chất lượng dịch vụ khám bệnh — KHÔNG có can thiệp/thủ thuật y khoa nào thực hiện thêm ngoài quy trình khám/chăm sóc thường quy</w:t>
-      </w:r>
-    </w:p>
-    <w:p>
-      <w:pPr>
-        <w:spacing w:before="0" w:after="160" w:lineRule="auto" w:line="360"/>
-        <w:jc w:val="both"/>
-      </w:pPr>
-      <w:r>
-        <w:rPr>
-          <w:rFonts w:ascii="Times New Roman" w:hAnsi="Times New Roman" w:eastAsia="Times New Roman" w:cs="Times New Roman"/>
-          <w:b w:val="0"/>
-          <w:i w:val="0"/>
-          <w:sz w:val="26"/>
-        </w:rPr>
-        <w:t>Lợi ích cộng đồng: Cung cấp dữ liệu tỷ lệ hiện mắc/tỷ lệ các yếu tố liên quan tại địa phương; chi phí thấp</w:t>
-      </w:r>
-    </w:p>
-    <w:p>
-      <w:pPr>
-        <w:spacing w:before="0" w:after="160" w:lineRule="auto" w:line="360"/>
-        <w:jc w:val="both"/>
-      </w:pPr>
-      <w:r>
-        <w:rPr>
-          <w:rFonts w:ascii="Times New Roman" w:hAnsi="Times New Roman" w:eastAsia="Times New Roman" w:cs="Times New Roman"/>
-          <w:b w:val="0"/>
-          <w:i w:val="0"/>
-          <w:sz w:val="26"/>
-        </w:rPr>
-        <w:t>Chúng tôi KHÔNG đảm bảo lợi ích cá nhân từ việc tham gia.</w:t>
-      </w:r>
-    </w:p>
-    <w:p>
-      <w:pPr>
-        <w:spacing w:before="0" w:after="160" w:lineRule="auto" w:line="360"/>
-        <w:jc w:val="both"/>
-      </w:pPr>
-      <w:r>
-        <w:rPr>
-          <w:rFonts w:ascii="Times New Roman" w:hAnsi="Times New Roman" w:eastAsia="Times New Roman" w:cs="Times New Roman"/>
-          <w:b w:val="0"/>
-          <w:i w:val="0"/>
-          <w:sz w:val="26"/>
-        </w:rPr>
-        <w:t>Anh/chị sẽ nhận được tóm tắt kết quả nghiên cứu khi hoàn tất.</w:t>
-      </w:r>
-    </w:p>
-    <w:p>
-      <w:pPr>
-        <w:spacing w:before="0" w:after="160" w:lineRule="auto" w:line="360"/>
-        <w:jc w:val="both"/>
-      </w:pPr>
-      <w:r>
-        <w:rPr>
-          <w:rFonts w:ascii="Times New Roman" w:hAnsi="Times New Roman" w:eastAsia="Times New Roman" w:cs="Times New Roman"/>
-          <w:b w:val="0"/>
-          <w:i w:val="0"/>
-          <w:sz w:val="26"/>
-        </w:rPr>
-        <w:t>4b. NGUỒN TÀI TRỢ VÀ XUNG ĐỘT LỢI ÍCH</w:t>
-      </w:r>
-    </w:p>
-    <w:p>
-      <w:pPr>
-        <w:spacing w:before="0" w:after="160" w:lineRule="auto" w:line="360"/>
-        <w:jc w:val="both"/>
-      </w:pPr>
-      <w:r>
-        <w:rPr>
-          <w:rFonts w:ascii="Times New Roman" w:hAnsi="Times New Roman" w:eastAsia="Times New Roman" w:cs="Times New Roman"/>
-          <w:b w:val="0"/>
-          <w:i w:val="0"/>
-          <w:sz w:val="26"/>
-        </w:rPr>
-        <w:t>Nghiên cứu này không có tài trợ bên ngoài (kinh phí tự túc, chủ nhiệm đề tài tự</w:t>
-      </w:r>
-    </w:p>
-    <w:p>
-      <w:pPr>
-        <w:spacing w:before="0" w:after="160" w:lineRule="auto" w:line="360"/>
-        <w:jc w:val="both"/>
-      </w:pPr>
-      <w:r>
-        <w:rPr>
-          <w:rFonts w:ascii="Times New Roman" w:hAnsi="Times New Roman" w:eastAsia="Times New Roman" w:cs="Times New Roman"/>
-          <w:b w:val="0"/>
-          <w:i w:val="0"/>
-          <w:sz w:val="26"/>
-        </w:rPr>
-        <w:t>chi trả). Nhóm nghiên cứu không có xung đột lợi ích liên quan đến chủ đề</w:t>
-      </w:r>
-    </w:p>
-    <w:p>
-      <w:pPr>
-        <w:spacing w:before="0" w:after="160" w:lineRule="auto" w:line="360"/>
-        <w:jc w:val="both"/>
-      </w:pPr>
-      <w:r>
-        <w:rPr>
-          <w:rFonts w:ascii="Times New Roman" w:hAnsi="Times New Roman" w:eastAsia="Times New Roman" w:cs="Times New Roman"/>
-          <w:b w:val="0"/>
-          <w:i w:val="0"/>
-          <w:sz w:val="26"/>
-        </w:rPr>
-        <w:t>nghiên cứu (khớp khai báo COI ở Tài liệu 8).</w:t>
-      </w:r>
-    </w:p>
-    <w:p>
-      <w:pPr>
-        <w:spacing w:before="0" w:after="160" w:lineRule="auto" w:line="360"/>
-        <w:jc w:val="both"/>
-      </w:pPr>
-      <w:r>
-        <w:rPr>
-          <w:rFonts w:ascii="Times New Roman" w:hAnsi="Times New Roman" w:eastAsia="Times New Roman" w:cs="Times New Roman"/>
-          <w:b w:val="0"/>
-          <w:i w:val="0"/>
-          <w:sz w:val="26"/>
-        </w:rPr>
-        <w:t>4c. HỖ TRỢ/BỒI DƯỠNG KHI THAM GIA</w:t>
-      </w:r>
-    </w:p>
-    <w:p>
-      <w:pPr>
-        <w:spacing w:before="0" w:after="160" w:lineRule="auto" w:line="360"/>
-        <w:jc w:val="both"/>
-      </w:pPr>
-      <w:r>
-        <w:rPr>
-          <w:rFonts w:ascii="Times New Roman" w:hAnsi="Times New Roman" w:eastAsia="Times New Roman" w:cs="Times New Roman"/>
-          <w:b w:val="0"/>
-          <w:i w:val="0"/>
-          <w:sz w:val="26"/>
-        </w:rPr>
-        <w:t>■ Không có hỗ trợ/bồi dưỡng nào ngoài chăm sóc y tế thường quy.</w:t>
-      </w:r>
-    </w:p>
-    <w:p>
-      <w:pPr>
-        <w:pStyle w:val="ListNumber"/>
-        <w:spacing w:before="0" w:after="120" w:lineRule="auto" w:line="360"/>
-        <w:jc w:val="both"/>
-      </w:pPr>
-      <w:r>
-        <w:rPr>
-          <w:rFonts w:ascii="Times New Roman" w:hAnsi="Times New Roman" w:eastAsia="Times New Roman" w:cs="Times New Roman"/>
-          <w:b w:val="0"/>
-          <w:i w:val="0"/>
-          <w:sz w:val="26"/>
-        </w:rPr>
-        <w:t>BẢO MẬT THÔNG TIN CÁ NHÂN</w:t>
-      </w:r>
-    </w:p>
-    <w:p>
-      <w:pPr>
-        <w:spacing w:before="0" w:after="160" w:lineRule="auto" w:line="360"/>
-        <w:jc w:val="both"/>
-      </w:pPr>
-      <w:r>
-        <w:rPr>
-          <w:rFonts w:ascii="Times New Roman" w:hAnsi="Times New Roman" w:eastAsia="Times New Roman" w:cs="Times New Roman"/>
-          <w:b w:val="0"/>
-          <w:i w:val="0"/>
-          <w:sz w:val="26"/>
-        </w:rPr>
-        <w:t>Thông tin cá nhân của anh/chị được bảo vệ theo</w:t>
-      </w:r>
-    </w:p>
-    <w:p>
-      <w:pPr>
-        <w:spacing w:before="0" w:after="160" w:lineRule="auto" w:line="360"/>
-        <w:jc w:val="both"/>
-      </w:pPr>
-      <w:r>
-        <w:rPr>
-          <w:rFonts w:ascii="Times New Roman" w:hAnsi="Times New Roman" w:eastAsia="Times New Roman" w:cs="Times New Roman"/>
-          <w:b w:val="0"/>
-          <w:i w:val="0"/>
-          <w:sz w:val="26"/>
-        </w:rPr>
-        <w:t>Luật BVDLCN 91/2025/QH15:</w:t>
-      </w:r>
-    </w:p>
-    <w:p>
-      <w:pPr>
-        <w:spacing w:before="0" w:after="160" w:lineRule="auto" w:line="360"/>
-        <w:jc w:val="both"/>
-      </w:pPr>
-      <w:r>
-        <w:rPr>
-          <w:rFonts w:ascii="Times New Roman" w:hAnsi="Times New Roman" w:eastAsia="Times New Roman" w:cs="Times New Roman"/>
-          <w:b w:val="0"/>
-          <w:i w:val="0"/>
-          <w:sz w:val="26"/>
-        </w:rPr>
-        <w:t>Dữ liệu được mã hóa và lưu trên ổ đĩa mã hóa AES-256 tại Khoa Khám bệnh</w:t>
-      </w:r>
-    </w:p>
-    <w:p>
-      <w:pPr>
-        <w:spacing w:before="0" w:after="160" w:lineRule="auto" w:line="360"/>
-        <w:jc w:val="both"/>
-      </w:pPr>
-      <w:r>
-        <w:rPr>
-          <w:rFonts w:ascii="Times New Roman" w:hAnsi="Times New Roman" w:eastAsia="Times New Roman" w:cs="Times New Roman"/>
-          <w:b w:val="0"/>
-          <w:i w:val="0"/>
-          <w:sz w:val="26"/>
-        </w:rPr>
-        <w:t>C1a, Bệnh viện Quân y 175</w:t>
-      </w:r>
-    </w:p>
-    <w:p>
-      <w:pPr>
-        <w:spacing w:before="0" w:after="160" w:lineRule="auto" w:line="360"/>
-        <w:jc w:val="both"/>
-      </w:pPr>
-      <w:r>
-        <w:rPr>
-          <w:rFonts w:ascii="Times New Roman" w:hAnsi="Times New Roman" w:eastAsia="Times New Roman" w:cs="Times New Roman"/>
-          <w:b w:val="0"/>
-          <w:i w:val="0"/>
-          <w:sz w:val="26"/>
-        </w:rPr>
-        <w:t xml:space="preserve">Nhóm nghiên cứu KHÔNG nhận thông tin danh tính của ông/bà </w:t>
-      </w:r>
+        <w:t>[CẦN — sẽ có sau khi đăng ký trên OSF Registries: mã/URL đăng ký dạng osf.io/xxxxx]</w:t>
+      </w:r>
+    </w:p>
+    <w:p>
+      <w:pPr>
+        <w:spacing w:before="0" w:after="160" w:lineRule="auto" w:line="360"/>
+        <w:jc w:val="both"/>
+      </w:pPr>
+      <w:r>
+        <w:rPr>
+          <w:rFonts w:ascii="Times New Roman" w:hAnsi="Times New Roman" w:eastAsia="Times New Roman" w:cs="Times New Roman"/>
+          <w:b w:val="0"/>
+          <w:i w:val="0"/>
+          <w:sz w:val="26"/>
+        </w:rPr>
+        <w:t>Trường 2, Date of registration in primary registry:</w:t>
+      </w:r>
+    </w:p>
+    <w:p>
+      <w:pPr>
+        <w:spacing w:before="0" w:after="160" w:lineRule="auto" w:line="360"/>
+        <w:jc w:val="both"/>
+      </w:pPr>
       <w:r>
         <w:rPr>
           <w:rFonts w:ascii="Times New Roman" w:hAnsi="Times New Roman" w:eastAsia="Times New Roman" w:cs="Times New Roman"/>
@@ -3305,52 +7034,37 @@
           <w:color w:val="CC7700"/>
           <w:sz w:val="26"/>
         </w:rPr>
-        <w:t>[BÁC SĨ RÀ]</w:t>
-      </w:r>
-    </w:p>
-    <w:p>
-      <w:pPr>
-        <w:spacing w:before="0" w:after="160" w:lineRule="auto" w:line="360"/>
-        <w:jc w:val="both"/>
-      </w:pPr>
-      <w:r>
-        <w:rPr>
-          <w:rFonts w:ascii="Times New Roman" w:hAnsi="Times New Roman" w:eastAsia="Times New Roman" w:cs="Times New Roman"/>
-          <w:b w:val="0"/>
-          <w:i w:val="0"/>
-          <w:sz w:val="26"/>
-        </w:rPr>
-        <w:t>Thời gian chờ khám được lấy từ hệ thống quản lý bệnh viện (HIS) qua MÃ NGHIÊN CỨU trên phiếu: nhân viên được</w:t>
-      </w:r>
-    </w:p>
-    <w:p>
-      <w:pPr>
-        <w:spacing w:before="0" w:after="160" w:lineRule="auto" w:line="360"/>
-        <w:jc w:val="both"/>
-      </w:pPr>
-      <w:r>
-        <w:rPr>
-          <w:rFonts w:ascii="Times New Roman" w:hAnsi="Times New Roman" w:eastAsia="Times New Roman" w:cs="Times New Roman"/>
-          <w:b w:val="0"/>
-          <w:i w:val="0"/>
-          <w:sz w:val="26"/>
-        </w:rPr>
-        <w:t>uỷ quyền của Phòng CNTT/QLCL đối chiếu và chỉ chuyển cho nhóm nghiên cứu mã nghiên cứu cùng số phút chờ;</w:t>
-      </w:r>
-    </w:p>
-    <w:p>
-      <w:pPr>
-        <w:spacing w:before="0" w:after="160" w:lineRule="auto" w:line="360"/>
-        <w:jc w:val="both"/>
-      </w:pPr>
-      <w:r>
-        <w:rPr>
-          <w:rFonts w:ascii="Times New Roman" w:hAnsi="Times New Roman" w:eastAsia="Times New Roman" w:cs="Times New Roman"/>
-          <w:b w:val="0"/>
-          <w:i w:val="0"/>
-          <w:sz w:val="26"/>
-        </w:rPr>
-        <w:t xml:space="preserve">bảng đối chiếu do CNTT/QLCL giữ và huỷ trong 30 ngày </w:t>
+        <w:t>[CẦN — ngày đăng ký thành công]</w:t>
+      </w:r>
+    </w:p>
+    <w:p>
+      <w:pPr>
+        <w:spacing w:before="0" w:after="160" w:lineRule="auto" w:line="360"/>
+        <w:jc w:val="both"/>
+      </w:pPr>
+      <w:r>
+        <w:rPr>
+          <w:rFonts w:ascii="Times New Roman" w:hAnsi="Times New Roman" w:eastAsia="Times New Roman" w:cs="Times New Roman"/>
+          <w:b w:val="0"/>
+          <w:i w:val="0"/>
+          <w:sz w:val="26"/>
+        </w:rPr>
+        <w:t>Trường 3, Secondary IDs (nếu có):</w:t>
+      </w:r>
+    </w:p>
+    <w:p>
+      <w:pPr>
+        <w:spacing w:before="0" w:after="160" w:lineRule="auto" w:line="360"/>
+        <w:jc w:val="both"/>
+      </w:pPr>
+      <w:r>
+        <w:rPr>
+          <w:rFonts w:ascii="Times New Roman" w:hAnsi="Times New Roman" w:eastAsia="Times New Roman" w:cs="Times New Roman"/>
+          <w:b w:val="0"/>
+          <w:i w:val="0"/>
+          <w:sz w:val="26"/>
+        </w:rPr>
+        <w:t xml:space="preserve">Số phê duyệt IRB: </w:t>
       </w:r>
       <w:r>
         <w:rPr>
@@ -3360,3870 +7074,6 @@
           <w:color w:val="CC7700"/>
           <w:sz w:val="26"/>
         </w:rPr>
-        <w:t>[BÁC SĨ RÀ]</w:t>
-      </w:r>
-    </w:p>
-    <w:p>
-      <w:pPr>
-        <w:spacing w:before="0" w:after="160" w:lineRule="auto" w:line="360"/>
-        <w:jc w:val="both"/>
-      </w:pPr>
-      <w:r>
-        <w:rPr>
-          <w:rFonts w:ascii="Times New Roman" w:hAnsi="Times New Roman" w:eastAsia="Times New Roman" w:cs="Times New Roman"/>
-          <w:b w:val="0"/>
-          <w:i w:val="0"/>
-          <w:sz w:val="26"/>
-        </w:rPr>
-        <w:t>Kết quả công bố dùng dữ liệu TỔNG HỢP, KHÔNG tiết lộ danh tính</w:t>
-      </w:r>
-    </w:p>
-    <w:p>
-      <w:pPr>
-        <w:spacing w:before="0" w:after="160" w:lineRule="auto" w:line="360"/>
-        <w:jc w:val="both"/>
-      </w:pPr>
-      <w:r>
-        <w:rPr>
-          <w:rFonts w:ascii="Times New Roman" w:hAnsi="Times New Roman" w:eastAsia="Times New Roman" w:cs="Times New Roman"/>
-          <w:b w:val="0"/>
-          <w:i w:val="0"/>
-          <w:sz w:val="26"/>
-        </w:rPr>
-        <w:t>Dữ liệu nhận dạng: phiếu KHÔNG ghi thông tin định danh; thời gian chờ được ghép theo cách</w:t>
-      </w:r>
-    </w:p>
-    <w:p>
-      <w:pPr>
-        <w:spacing w:before="0" w:after="160" w:lineRule="auto" w:line="360"/>
-        <w:jc w:val="both"/>
-      </w:pPr>
-      <w:r>
-        <w:rPr>
-          <w:rFonts w:ascii="Times New Roman" w:hAnsi="Times New Roman" w:eastAsia="Times New Roman" w:cs="Times New Roman"/>
-          <w:b w:val="0"/>
-          <w:i w:val="0"/>
-          <w:sz w:val="26"/>
-        </w:rPr>
-        <w:t>giả danh hóa có kiểm soát — bảng đối chiếu HIS nêu trên là liên kết duy nhất về lượt khám, do CNTT/QLCL giữ</w:t>
-      </w:r>
-    </w:p>
-    <w:p>
-      <w:pPr>
-        <w:spacing w:before="0" w:after="160" w:lineRule="auto" w:line="360"/>
-        <w:jc w:val="both"/>
-      </w:pPr>
-      <w:r>
-        <w:rPr>
-          <w:rFonts w:ascii="Times New Roman" w:hAnsi="Times New Roman" w:eastAsia="Times New Roman" w:cs="Times New Roman"/>
-          <w:b w:val="0"/>
-          <w:i w:val="0"/>
-          <w:sz w:val="26"/>
-        </w:rPr>
-        <w:t xml:space="preserve">và huỷ trong 30 ngày </w:t>
-      </w:r>
-      <w:r>
-        <w:rPr>
-          <w:rFonts w:ascii="Times New Roman" w:hAnsi="Times New Roman" w:eastAsia="Times New Roman" w:cs="Times New Roman"/>
-          <w:b/>
-          <w:i/>
-          <w:color w:val="CC7700"/>
-          <w:sz w:val="26"/>
-        </w:rPr>
-        <w:t>[BÁC SĨ RÀ]</w:t>
-      </w:r>
-    </w:p>
-    <w:p>
-      <w:pPr>
-        <w:spacing w:before="0" w:after="160" w:lineRule="auto" w:line="360"/>
-        <w:jc w:val="both"/>
-      </w:pPr>
-      <w:r>
-        <w:rPr>
-          <w:rFonts w:ascii="Times New Roman" w:hAnsi="Times New Roman" w:eastAsia="Times New Roman" w:cs="Times New Roman"/>
-          <w:b w:val="0"/>
-          <w:i w:val="0"/>
-          <w:sz w:val="26"/>
-        </w:rPr>
-        <w:t>Trong trường hợp rò rỉ, anh/chị sẽ được thông báo NGAY KHI XÁC NHẬN</w:t>
-      </w:r>
-    </w:p>
-    <w:p>
-      <w:pPr>
-        <w:spacing w:before="0" w:after="160" w:lineRule="auto" w:line="360"/>
-        <w:jc w:val="both"/>
-      </w:pPr>
-      <w:r>
-        <w:rPr>
-          <w:rFonts w:ascii="Times New Roman" w:hAnsi="Times New Roman" w:eastAsia="Times New Roman" w:cs="Times New Roman"/>
-          <w:b w:val="0"/>
-          <w:i w:val="0"/>
-          <w:sz w:val="26"/>
-        </w:rPr>
-        <w:t>(cơ quan bảo vệ dữ liệu được báo trong 72 giờ theo NĐ 356/2025/NĐ-CP,</w:t>
-      </w:r>
-    </w:p>
-    <w:p>
-      <w:pPr>
-        <w:spacing w:before="0" w:after="160" w:lineRule="auto" w:line="360"/>
-        <w:jc w:val="both"/>
-      </w:pPr>
-      <w:r>
-        <w:rPr>
-          <w:rFonts w:ascii="Times New Roman" w:hAnsi="Times New Roman" w:eastAsia="Times New Roman" w:cs="Times New Roman"/>
-          <w:b w:val="0"/>
-          <w:i w:val="0"/>
-          <w:sz w:val="26"/>
-        </w:rPr>
-        <w:t>mốc này áp cho cơ quan quản lý, không phải mốc cam kết với anh/chị)</w:t>
-      </w:r>
-    </w:p>
-    <w:p>
-      <w:pPr>
-        <w:spacing w:before="0" w:after="160" w:lineRule="auto" w:line="360"/>
-        <w:jc w:val="both"/>
-      </w:pPr>
-      <w:r>
-        <w:rPr>
-          <w:rFonts w:ascii="Times New Roman" w:hAnsi="Times New Roman" w:eastAsia="Times New Roman" w:cs="Times New Roman"/>
-          <w:b w:val="0"/>
-          <w:i w:val="0"/>
-          <w:sz w:val="26"/>
-        </w:rPr>
-        <w:t>Anh/chị có quyền yêu cầu xem, sửa hoặc xóa dữ liệu của mình</w:t>
-      </w:r>
-    </w:p>
-    <w:p>
-      <w:pPr>
-        <w:spacing w:before="0" w:after="160" w:lineRule="auto" w:line="360"/>
-        <w:jc w:val="both"/>
-      </w:pPr>
-      <w:r>
-        <w:rPr>
-          <w:rFonts w:ascii="Times New Roman" w:hAnsi="Times New Roman" w:eastAsia="Times New Roman" w:cs="Times New Roman"/>
-          <w:b w:val="0"/>
-          <w:i w:val="0"/>
-          <w:sz w:val="26"/>
-        </w:rPr>
-        <w:t>(trước khi chúng tôi tiến hành phân tích).</w:t>
-      </w:r>
-    </w:p>
-    <w:p>
-      <w:pPr>
-        <w:pStyle w:val="ListNumber"/>
-        <w:spacing w:before="0" w:after="120" w:lineRule="auto" w:line="360"/>
-        <w:jc w:val="both"/>
-      </w:pPr>
-      <w:r>
-        <w:rPr>
-          <w:rFonts w:ascii="Times New Roman" w:hAnsi="Times New Roman" w:eastAsia="Times New Roman" w:cs="Times New Roman"/>
-          <w:b w:val="0"/>
-          <w:i w:val="0"/>
-          <w:sz w:val="26"/>
-        </w:rPr>
-        <w:t>QUYỀN TỰ NGUYỆN VÀ RÚT LUI</w:t>
-      </w:r>
-    </w:p>
-    <w:p>
-      <w:pPr>
-        <w:spacing w:before="0" w:after="160" w:lineRule="auto" w:line="360"/>
-        <w:jc w:val="both"/>
-      </w:pPr>
-      <w:r>
-        <w:rPr>
-          <w:rFonts w:ascii="Times New Roman" w:hAnsi="Times New Roman" w:eastAsia="Times New Roman" w:cs="Times New Roman"/>
-          <w:b w:val="0"/>
-          <w:i w:val="0"/>
-          <w:sz w:val="26"/>
-        </w:rPr>
-        <w:t>Tham gia là HOÀN TOÀN TỰ NGUYỆN</w:t>
-      </w:r>
-    </w:p>
-    <w:p>
-      <w:pPr>
-        <w:spacing w:before="0" w:after="160" w:lineRule="auto" w:line="360"/>
-        <w:jc w:val="both"/>
-      </w:pPr>
-      <w:r>
-        <w:rPr>
-          <w:rFonts w:ascii="Times New Roman" w:hAnsi="Times New Roman" w:eastAsia="Times New Roman" w:cs="Times New Roman"/>
-          <w:b w:val="0"/>
-          <w:i w:val="0"/>
-          <w:sz w:val="26"/>
-        </w:rPr>
-        <w:t>Anh/chị có thể KHÔNG ĐỒNG Ý tham gia mà KHÔNG ảnh hưởng</w:t>
-      </w:r>
-    </w:p>
-    <w:p>
-      <w:pPr>
-        <w:spacing w:before="0" w:after="160" w:lineRule="auto" w:line="360"/>
-        <w:jc w:val="both"/>
-      </w:pPr>
-      <w:r>
-        <w:rPr>
-          <w:rFonts w:ascii="Times New Roman" w:hAnsi="Times New Roman" w:eastAsia="Times New Roman" w:cs="Times New Roman"/>
-          <w:b w:val="0"/>
-          <w:i w:val="0"/>
-          <w:sz w:val="26"/>
-        </w:rPr>
-        <w:t>đến dịch vụ y tế đang nhận</w:t>
-      </w:r>
-    </w:p>
-    <w:p>
-      <w:pPr>
-        <w:spacing w:before="0" w:after="160" w:lineRule="auto" w:line="360"/>
-        <w:jc w:val="both"/>
-      </w:pPr>
-      <w:r>
-        <w:rPr>
-          <w:rFonts w:ascii="Times New Roman" w:hAnsi="Times New Roman" w:eastAsia="Times New Roman" w:cs="Times New Roman"/>
-          <w:b w:val="0"/>
-          <w:i w:val="0"/>
-          <w:sz w:val="26"/>
-        </w:rPr>
-        <w:t>Anh/chị có thể RÚT LUI bất kỳ lúc nào, không cần giải thích</w:t>
-      </w:r>
-    </w:p>
-    <w:p>
-      <w:pPr>
-        <w:spacing w:before="0" w:after="160" w:lineRule="auto" w:line="360"/>
-        <w:jc w:val="both"/>
-      </w:pPr>
-      <w:r>
-        <w:rPr>
-          <w:rFonts w:ascii="Times New Roman" w:hAnsi="Times New Roman" w:eastAsia="Times New Roman" w:cs="Times New Roman"/>
-          <w:b w:val="0"/>
-          <w:i w:val="0"/>
-          <w:sz w:val="26"/>
-        </w:rPr>
-        <w:t>Nếu rút lui, dữ liệu đã thu thập: □ sẽ bị xóa □ vẫn dùng</w:t>
-      </w:r>
-    </w:p>
-    <w:p>
-      <w:pPr>
-        <w:spacing w:before="0" w:after="160" w:lineRule="auto" w:line="360"/>
-        <w:jc w:val="both"/>
-      </w:pPr>
-      <w:r>
-        <w:rPr>
-          <w:rFonts w:ascii="Times New Roman" w:hAnsi="Times New Roman" w:eastAsia="Times New Roman" w:cs="Times New Roman"/>
-          <w:b w:val="0"/>
-          <w:i w:val="0"/>
-          <w:sz w:val="26"/>
-        </w:rPr>
-        <w:t xml:space="preserve">(do tính nặc danh: SAU khi nộp phiếu không thể rút riêng phiếu của ông/bà vì không có cách nhận dạng; ông/bà có toàn quyền từ chối hoặc dừng bất kỳ lúc nào TRƯỚC khi nộp) </w:t>
-      </w:r>
-      <w:r>
-        <w:rPr>
-          <w:rFonts w:ascii="Times New Roman" w:hAnsi="Times New Roman" w:eastAsia="Times New Roman" w:cs="Times New Roman"/>
-          <w:b/>
-          <w:i/>
-          <w:color w:val="CC7700"/>
-          <w:sz w:val="26"/>
-        </w:rPr>
-        <w:t>[BÁC SĨ RÀ]</w:t>
-      </w:r>
-    </w:p>
-    <w:p>
-      <w:pPr>
-        <w:spacing w:before="0" w:after="160" w:lineRule="auto" w:line="360"/>
-        <w:jc w:val="both"/>
-      </w:pPr>
-      <w:r>
-        <w:rPr>
-          <w:rFonts w:ascii="Times New Roman" w:hAnsi="Times New Roman" w:eastAsia="Times New Roman" w:cs="Times New Roman"/>
-          <w:b w:val="0"/>
-          <w:i w:val="0"/>
-          <w:sz w:val="26"/>
-        </w:rPr>
-        <w:t>6c. BỒI THƯỜNG KHI CÓ TỔN HẠI</w:t>
-      </w:r>
-    </w:p>
-    <w:p>
-      <w:pPr>
-        <w:spacing w:before="0" w:after="160" w:lineRule="auto" w:line="360"/>
-        <w:jc w:val="both"/>
-      </w:pPr>
-      <w:r>
-        <w:rPr>
-          <w:rFonts w:ascii="Times New Roman" w:hAnsi="Times New Roman" w:eastAsia="Times New Roman" w:cs="Times New Roman"/>
-          <w:b w:val="0"/>
-          <w:i w:val="0"/>
-          <w:sz w:val="26"/>
-        </w:rPr>
-        <w:t>Đây là nghiên cứu quan sát nguy cơ tối thiểu, không phát sinh thủ thuật/can</w:t>
-      </w:r>
-    </w:p>
-    <w:p>
-      <w:pPr>
-        <w:spacing w:before="0" w:after="160" w:lineRule="auto" w:line="360"/>
-        <w:jc w:val="both"/>
-      </w:pPr>
-      <w:r>
-        <w:rPr>
-          <w:rFonts w:ascii="Times New Roman" w:hAnsi="Times New Roman" w:eastAsia="Times New Roman" w:cs="Times New Roman"/>
-          <w:b w:val="0"/>
-          <w:i w:val="0"/>
-          <w:sz w:val="26"/>
-        </w:rPr>
-        <w:t>thiệp nào ngoài thực hành khám chữa bệnh thường quy. Nếu xảy ra tổn hại liên</w:t>
-      </w:r>
-    </w:p>
-    <w:p>
-      <w:pPr>
-        <w:spacing w:before="0" w:after="160" w:lineRule="auto" w:line="360"/>
-        <w:jc w:val="both"/>
-      </w:pPr>
-      <w:r>
-        <w:rPr>
-          <w:rFonts w:ascii="Times New Roman" w:hAnsi="Times New Roman" w:eastAsia="Times New Roman" w:cs="Times New Roman"/>
-          <w:b w:val="0"/>
-          <w:i w:val="0"/>
-          <w:sz w:val="26"/>
-        </w:rPr>
-        <w:t>quan trực tiếp đến việc tham gia nghiên cứu, Bệnh viện Quân y 175 xử trí theo</w:t>
-      </w:r>
-    </w:p>
-    <w:p>
-      <w:pPr>
-        <w:spacing w:before="0" w:after="160" w:lineRule="auto" w:line="360"/>
-        <w:jc w:val="both"/>
-      </w:pPr>
-      <w:r>
-        <w:rPr>
-          <w:rFonts w:ascii="Times New Roman" w:hAnsi="Times New Roman" w:eastAsia="Times New Roman" w:cs="Times New Roman"/>
-          <w:b w:val="0"/>
-          <w:i w:val="0"/>
-          <w:sz w:val="26"/>
-        </w:rPr>
-        <w:t>quy trình khám chữa bệnh thường quy; nghiên cứu không có bảo hiểm riêng.</w:t>
-      </w:r>
-    </w:p>
-    <w:p>
-      <w:pPr>
-        <w:pStyle w:val="ListNumber"/>
-        <w:spacing w:before="0" w:after="120" w:lineRule="auto" w:line="360"/>
-        <w:jc w:val="both"/>
-      </w:pPr>
-      <w:r>
-        <w:rPr>
-          <w:rFonts w:ascii="Times New Roman" w:hAnsi="Times New Roman" w:eastAsia="Times New Roman" w:cs="Times New Roman"/>
-          <w:b w:val="0"/>
-          <w:i w:val="0"/>
-          <w:sz w:val="26"/>
-        </w:rPr>
-        <w:t>THÔNG TIN LIÊN HỆ</w:t>
-      </w:r>
-    </w:p>
-    <w:p>
-      <w:pPr>
-        <w:spacing w:before="0" w:after="160" w:lineRule="auto" w:line="360"/>
-        <w:jc w:val="both"/>
-      </w:pPr>
-      <w:r>
-        <w:rPr>
-          <w:rFonts w:ascii="Times New Roman" w:hAnsi="Times New Roman" w:eastAsia="Times New Roman" w:cs="Times New Roman"/>
-          <w:b w:val="0"/>
-          <w:i w:val="0"/>
-          <w:sz w:val="26"/>
-        </w:rPr>
-        <w:t>------------------------------------------------------------</w:t>
-      </w:r>
-    </w:p>
-    <w:p>
-      <w:pPr>
-        <w:spacing w:before="0" w:after="160" w:lineRule="auto" w:line="360"/>
-        <w:jc w:val="both"/>
-      </w:pPr>
-      <w:r>
-        <w:rPr>
-          <w:rFonts w:ascii="Times New Roman" w:hAnsi="Times New Roman" w:eastAsia="Times New Roman" w:cs="Times New Roman"/>
-          <w:b w:val="0"/>
-          <w:i w:val="0"/>
-          <w:sz w:val="26"/>
-        </w:rPr>
-        <w:t>Thắc mắc về nghiên cứu:</w:t>
-      </w:r>
-    </w:p>
-    <w:p>
-      <w:pPr>
-        <w:spacing w:before="0" w:after="160" w:lineRule="auto" w:line="360"/>
-        <w:jc w:val="both"/>
-      </w:pPr>
-      <w:r>
-        <w:rPr>
-          <w:rFonts w:ascii="Times New Roman" w:hAnsi="Times New Roman" w:eastAsia="Times New Roman" w:cs="Times New Roman"/>
-          <w:b w:val="0"/>
-          <w:i w:val="0"/>
-          <w:sz w:val="26"/>
-        </w:rPr>
-        <w:t>Chủ nhiệm đề tài: Nguyễn Hà Luân</w:t>
-      </w:r>
-    </w:p>
-    <w:p>
-      <w:pPr>
-        <w:spacing w:before="0" w:after="160" w:lineRule="auto" w:line="360"/>
-        <w:jc w:val="both"/>
-      </w:pPr>
-      <w:r>
-        <w:rPr>
-          <w:rFonts w:ascii="Times New Roman" w:hAnsi="Times New Roman" w:eastAsia="Times New Roman" w:cs="Times New Roman"/>
-          <w:b w:val="0"/>
-          <w:i w:val="0"/>
-          <w:sz w:val="26"/>
-        </w:rPr>
-        <w:t xml:space="preserve">Điện thoại: </w:t>
-      </w:r>
-      <w:r>
-        <w:rPr>
-          <w:rFonts w:ascii="Times New Roman" w:hAnsi="Times New Roman" w:eastAsia="Times New Roman" w:cs="Times New Roman"/>
-          <w:b w:val="0"/>
-          <w:i w:val="0"/>
-          <w:sz w:val="26"/>
-        </w:rPr>
-        <w:t>[PII — điền ở bản nộp ngoài hệ thống]</w:t>
-      </w:r>
-      <w:r>
-        <w:rPr>
-          <w:rFonts w:ascii="Times New Roman" w:hAnsi="Times New Roman" w:eastAsia="Times New Roman" w:cs="Times New Roman"/>
-          <w:b w:val="0"/>
-          <w:i w:val="0"/>
-          <w:sz w:val="26"/>
-        </w:rPr>
-        <w:t xml:space="preserve"> Email: </w:t>
-      </w:r>
-      <w:r>
-        <w:rPr>
-          <w:rFonts w:ascii="Times New Roman" w:hAnsi="Times New Roman" w:eastAsia="Times New Roman" w:cs="Times New Roman"/>
-          <w:b w:val="0"/>
-          <w:i w:val="0"/>
-          <w:sz w:val="26"/>
-        </w:rPr>
-        <w:t>[PII — điền ở bản nộp ngoài hệ thống]</w:t>
-      </w:r>
-    </w:p>
-    <w:p>
-      <w:pPr>
-        <w:spacing w:before="0" w:after="160" w:lineRule="auto" w:line="360"/>
-        <w:jc w:val="both"/>
-      </w:pPr>
-      <w:r>
-        <w:rPr>
-          <w:rFonts w:ascii="Times New Roman" w:hAnsi="Times New Roman" w:eastAsia="Times New Roman" w:cs="Times New Roman"/>
-          <w:b w:val="0"/>
-          <w:i w:val="0"/>
-          <w:sz w:val="26"/>
-        </w:rPr>
-        <w:t>Thắc mắc về quyền của người tham gia:</w:t>
-      </w:r>
-    </w:p>
-    <w:p>
-      <w:pPr>
-        <w:spacing w:before="0" w:after="160" w:lineRule="auto" w:line="360"/>
-        <w:jc w:val="both"/>
-      </w:pPr>
-      <w:r>
-        <w:rPr>
-          <w:rFonts w:ascii="Times New Roman" w:hAnsi="Times New Roman" w:eastAsia="Times New Roman" w:cs="Times New Roman"/>
-          <w:b w:val="0"/>
-          <w:i w:val="0"/>
-          <w:sz w:val="26"/>
-        </w:rPr>
-        <w:t>Hội đồng Đạo đức: Hội đồng Y đức Bệnh viện Quân y 175</w:t>
-      </w:r>
-    </w:p>
-    <w:p>
-      <w:pPr>
-        <w:spacing w:before="0" w:after="160" w:lineRule="auto" w:line="360"/>
-        <w:jc w:val="both"/>
-      </w:pPr>
-      <w:r>
-        <w:rPr>
-          <w:rFonts w:ascii="Times New Roman" w:hAnsi="Times New Roman" w:eastAsia="Times New Roman" w:cs="Times New Roman"/>
-          <w:b w:val="0"/>
-          <w:i w:val="0"/>
-          <w:sz w:val="26"/>
-        </w:rPr>
-        <w:t xml:space="preserve">Điện thoại: </w:t>
-      </w:r>
-      <w:r>
-        <w:rPr>
-          <w:rFonts w:ascii="Times New Roman" w:hAnsi="Times New Roman" w:eastAsia="Times New Roman" w:cs="Times New Roman"/>
-          <w:b/>
-          <w:i/>
-          <w:color w:val="CC7700"/>
-          <w:sz w:val="26"/>
-        </w:rPr>
-        <w:t>[CẦN BỔ SUNG]</w:t>
-      </w:r>
-    </w:p>
-    <w:p>
-      <w:pPr>
-        <w:spacing w:before="0" w:after="160" w:lineRule="auto" w:line="360"/>
-        <w:jc w:val="both"/>
-      </w:pPr>
-      <w:r>
-        <w:rPr>
-          <w:rFonts w:ascii="Times New Roman" w:hAnsi="Times New Roman" w:eastAsia="Times New Roman" w:cs="Times New Roman"/>
-          <w:b w:val="0"/>
-          <w:i w:val="0"/>
-          <w:sz w:val="26"/>
-        </w:rPr>
-        <w:t>------------------------------------------------------------</w:t>
-      </w:r>
-    </w:p>
-    <w:p>
-      <w:pPr>
-        <w:spacing w:before="0" w:after="160" w:lineRule="auto" w:line="360"/>
-        <w:jc w:val="both"/>
-      </w:pPr>
-      <w:r>
-        <w:rPr>
-          <w:rFonts w:ascii="Times New Roman" w:hAnsi="Times New Roman" w:eastAsia="Times New Roman" w:cs="Times New Roman"/>
-          <w:b w:val="0"/>
-          <w:i w:val="0"/>
-          <w:sz w:val="26"/>
-        </w:rPr>
-        <w:t>PHẦN KÝ, BẢN NÀY DÀNH CHO NGƯỜI THAM GIA (GIỮ LẠI)</w:t>
-      </w:r>
-    </w:p>
-    <w:p>
-      <w:pPr>
-        <w:spacing w:before="0" w:after="160" w:lineRule="auto" w:line="360"/>
-        <w:jc w:val="both"/>
-      </w:pPr>
-      <w:r>
-        <w:rPr>
-          <w:rFonts w:ascii="Times New Roman" w:hAnsi="Times New Roman" w:eastAsia="Times New Roman" w:cs="Times New Roman"/>
-          <w:b w:val="0"/>
-          <w:i w:val="0"/>
-          <w:sz w:val="26"/>
-        </w:rPr>
-        <w:t>Tôi đã đọc / được giải thích thông tin bên trên và có đủ thời</w:t>
-      </w:r>
-    </w:p>
-    <w:p>
-      <w:pPr>
-        <w:spacing w:before="0" w:after="160" w:lineRule="auto" w:line="360"/>
-        <w:jc w:val="both"/>
-      </w:pPr>
-      <w:r>
-        <w:rPr>
-          <w:rFonts w:ascii="Times New Roman" w:hAnsi="Times New Roman" w:eastAsia="Times New Roman" w:cs="Times New Roman"/>
-          <w:b w:val="0"/>
-          <w:i w:val="0"/>
-          <w:sz w:val="26"/>
-        </w:rPr>
-        <w:t>gian để đặt câu hỏi. Tôi ĐỒNG Ý TỰ NGUYỆN tham gia nghiên cứu.</w:t>
-      </w:r>
-    </w:p>
-    <w:p>
-      <w:pPr>
-        <w:spacing w:before="0" w:after="160" w:lineRule="auto" w:line="360"/>
-        <w:jc w:val="both"/>
-      </w:pPr>
-      <w:r>
-        <w:rPr>
-          <w:rFonts w:ascii="Times New Roman" w:hAnsi="Times New Roman" w:eastAsia="Times New Roman" w:cs="Times New Roman"/>
-          <w:b w:val="0"/>
-          <w:i w:val="0"/>
-          <w:sz w:val="26"/>
-        </w:rPr>
-        <w:t>Họ tên người tham gia: _______________</w:t>
-      </w:r>
-    </w:p>
-    <w:p>
-      <w:pPr>
-        <w:spacing w:before="0" w:after="160" w:lineRule="auto" w:line="360"/>
-        <w:jc w:val="both"/>
-      </w:pPr>
-      <w:r>
-        <w:rPr>
-          <w:rFonts w:ascii="Times New Roman" w:hAnsi="Times New Roman" w:eastAsia="Times New Roman" w:cs="Times New Roman"/>
-          <w:b w:val="0"/>
-          <w:i w:val="0"/>
-          <w:sz w:val="26"/>
-        </w:rPr>
-        <w:t>Ký tên: _______________ Ngày: ___/___/2026</w:t>
-      </w:r>
-    </w:p>
-    <w:p>
-      <w:pPr>
-        <w:spacing w:before="0" w:after="160" w:lineRule="auto" w:line="360"/>
-        <w:jc w:val="both"/>
-      </w:pPr>
-      <w:r>
-        <w:rPr>
-          <w:rFonts w:ascii="Times New Roman" w:hAnsi="Times New Roman" w:eastAsia="Times New Roman" w:cs="Times New Roman"/>
-          <w:b w:val="0"/>
-          <w:i w:val="0"/>
-          <w:sz w:val="26"/>
-        </w:rPr>
-        <w:t>Họ tên người chứng kiến (nếu cần): _______________</w:t>
-      </w:r>
-    </w:p>
-    <w:p>
-      <w:pPr>
-        <w:spacing w:before="0" w:after="160" w:lineRule="auto" w:line="360"/>
-        <w:jc w:val="both"/>
-      </w:pPr>
-      <w:r>
-        <w:rPr>
-          <w:rFonts w:ascii="Times New Roman" w:hAnsi="Times New Roman" w:eastAsia="Times New Roman" w:cs="Times New Roman"/>
-          <w:b w:val="0"/>
-          <w:i w:val="0"/>
-          <w:sz w:val="26"/>
-        </w:rPr>
-        <w:t>Ký tên: _______________ Ngày: ___/___/2026</w:t>
-      </w:r>
-    </w:p>
-    <w:p>
-      <w:pPr>
-        <w:spacing w:before="0" w:after="160" w:lineRule="auto" w:line="360"/>
-        <w:jc w:val="both"/>
-      </w:pPr>
-      <w:r>
-        <w:rPr>
-          <w:rFonts w:ascii="Times New Roman" w:hAnsi="Times New Roman" w:eastAsia="Times New Roman" w:cs="Times New Roman"/>
-          <w:b w:val="0"/>
-          <w:i w:val="0"/>
-          <w:sz w:val="26"/>
-        </w:rPr>
-        <w:t>Họ tên nghiên cứu viên: _______________</w:t>
-      </w:r>
-    </w:p>
-    <w:p>
-      <w:pPr>
-        <w:spacing w:before="0" w:after="160" w:lineRule="auto" w:line="360"/>
-        <w:jc w:val="both"/>
-      </w:pPr>
-      <w:r>
-        <w:rPr>
-          <w:rFonts w:ascii="Times New Roman" w:hAnsi="Times New Roman" w:eastAsia="Times New Roman" w:cs="Times New Roman"/>
-          <w:b w:val="0"/>
-          <w:i w:val="0"/>
-          <w:sz w:val="26"/>
-        </w:rPr>
-        <w:t>Ký tên: _______________ Ngày: ___/___/2026</w:t>
-      </w:r>
-    </w:p>
-    <w:p>
-      <w:pPr>
-        <w:spacing w:before="0" w:after="160" w:lineRule="auto" w:line="360"/>
-        <w:jc w:val="both"/>
-      </w:pPr>
-      <w:r>
-        <w:rPr>
-          <w:rFonts w:ascii="Times New Roman" w:hAnsi="Times New Roman" w:eastAsia="Times New Roman" w:cs="Times New Roman"/>
-          <w:b w:val="0"/>
-          <w:i w:val="0"/>
-          <w:sz w:val="26"/>
-        </w:rPr>
-        <w:t xml:space="preserve">"Tài liệu này do AI hỗ trợ soạn thảo </w:t>
-      </w:r>
-      <w:r>
-        <w:rPr>
-          <w:rFonts w:ascii="Times New Roman" w:hAnsi="Times New Roman" w:eastAsia="Times New Roman" w:cs="Times New Roman"/>
-          <w:b w:val="0"/>
-          <w:i w:val="0"/>
-          <w:sz w:val="26"/>
-        </w:rPr>
-        <w:t>[DRAFT Phiên bản 1.0]</w:t>
-      </w:r>
-      <w:r>
-        <w:rPr>
-          <w:rFonts w:ascii="Times New Roman" w:hAnsi="Times New Roman" w:eastAsia="Times New Roman" w:cs="Times New Roman"/>
-          <w:b w:val="0"/>
-          <w:i w:val="0"/>
-          <w:sz w:val="26"/>
-        </w:rPr>
-        <w:t>.</w:t>
-      </w:r>
-    </w:p>
-    <w:p>
-      <w:pPr>
-        <w:spacing w:before="0" w:after="160" w:lineRule="auto" w:line="360"/>
-        <w:jc w:val="both"/>
-      </w:pPr>
-      <w:r>
-        <w:rPr>
-          <w:rFonts w:ascii="Times New Roman" w:hAnsi="Times New Roman" w:eastAsia="Times New Roman" w:cs="Times New Roman"/>
-          <w:b w:val="0"/>
-          <w:i w:val="0"/>
-          <w:sz w:val="26"/>
-        </w:rPr>
-        <w:t>Cần chủ nhiệm kiểm chứng và HĐ đạo đức phê duyệt trước khi dùng."</w:t>
-      </w:r>
-    </w:p>
-    <w:p>
-      <w:pPr>
-        <w:spacing w:before="280" w:after="160" w:lineRule="auto" w:line="312"/>
-      </w:pPr>
-      <w:r>
-        <w:rPr>
-          <w:rFonts w:ascii="Times New Roman" w:hAnsi="Times New Roman" w:eastAsia="Times New Roman" w:cs="Times New Roman"/>
-          <w:b/>
-          <w:i w:val="0"/>
-          <w:sz w:val="28"/>
-        </w:rPr>
-        <w:t>TÀI LIỆU 5. ICF TIẾNG ANH (English Translation, for journal submission)</w:t>
-      </w:r>
-    </w:p>
-    <w:p>
-      <w:pPr>
-        <w:spacing w:before="0" w:after="160" w:lineRule="auto" w:line="360"/>
-        <w:jc w:val="both"/>
-      </w:pPr>
-      <w:r>
-        <w:rPr>
-          <w:rFonts w:ascii="Times New Roman" w:hAnsi="Times New Roman" w:eastAsia="Times New Roman" w:cs="Times New Roman"/>
-          <w:b w:val="0"/>
-          <w:i w:val="0"/>
-          <w:sz w:val="26"/>
-        </w:rPr>
-        <w:t>INFORMED CONSENT FORM (ENGLISH TRANSLATION)</w:t>
-      </w:r>
-    </w:p>
-    <w:p>
-      <w:pPr>
-        <w:spacing w:before="0" w:after="160" w:lineRule="auto" w:line="360"/>
-        <w:jc w:val="both"/>
-      </w:pPr>
-      <w:r>
-        <w:rPr>
-          <w:rFonts w:ascii="Times New Roman" w:hAnsi="Times New Roman" w:eastAsia="Times New Roman" w:cs="Times New Roman"/>
-          <w:b w:val="0"/>
-          <w:i w:val="0"/>
-          <w:sz w:val="26"/>
-        </w:rPr>
-        <w:t>DRAFT Version 1.0, Date: 2026-07-31</w:t>
-      </w:r>
-    </w:p>
-    <w:p>
-      <w:pPr>
-        <w:spacing w:before="0" w:after="160" w:lineRule="auto" w:line="360"/>
-        <w:jc w:val="both"/>
-      </w:pPr>
-      <w:r>
-        <w:rPr>
-          <w:rFonts w:ascii="Times New Roman" w:hAnsi="Times New Roman" w:eastAsia="Times New Roman" w:cs="Times New Roman"/>
-          <w:b w:val="0"/>
-          <w:i w:val="0"/>
-          <w:sz w:val="26"/>
-        </w:rPr>
-        <w:t>"English translation of Vietnamese ICF, for journal submission only."</w:t>
-      </w:r>
-    </w:p>
-    <w:p>
-      <w:pPr>
-        <w:spacing w:before="0" w:after="160" w:lineRule="auto" w:line="360"/>
-        <w:jc w:val="both"/>
-      </w:pPr>
-      <w:r>
-        <w:rPr>
-          <w:rFonts w:ascii="Times New Roman" w:hAnsi="Times New Roman" w:eastAsia="Times New Roman" w:cs="Times New Roman"/>
-          <w:b w:val="0"/>
-          <w:i w:val="0"/>
-          <w:sz w:val="26"/>
-        </w:rPr>
-        <w:t>STUDY TITLE: Đánh giá sự hài lòng của bệnh nhân trong hoạt động khám chữa bệnh tại Khoa Khám bệnh C1a, Trung tâm Khám bệnh và Điều trị theo yêu cầu C1, Bệnh viện Quân y 175</w:t>
-      </w:r>
-    </w:p>
-    <w:p>
-      <w:pPr>
-        <w:spacing w:before="0" w:after="160" w:lineRule="auto" w:line="360"/>
-        <w:jc w:val="both"/>
-      </w:pPr>
-      <w:r>
-        <w:rPr>
-          <w:rFonts w:ascii="Times New Roman" w:hAnsi="Times New Roman" w:eastAsia="Times New Roman" w:cs="Times New Roman"/>
-          <w:b w:val="0"/>
-          <w:i w:val="0"/>
-          <w:sz w:val="26"/>
-        </w:rPr>
-        <w:t>Institution: Outpatient Examination Department C1a, On-Demand Examination and Treatment Center C1, Military Hospital 175 (Ho Chi Minh City)</w:t>
-      </w:r>
-    </w:p>
-    <w:p>
-      <w:pPr>
-        <w:spacing w:before="0" w:after="160" w:lineRule="auto" w:line="360"/>
-        <w:jc w:val="both"/>
-      </w:pPr>
-      <w:r>
-        <w:rPr>
-          <w:rFonts w:ascii="Times New Roman" w:hAnsi="Times New Roman" w:eastAsia="Times New Roman" w:cs="Times New Roman"/>
-          <w:b w:val="0"/>
-          <w:i w:val="0"/>
-          <w:sz w:val="26"/>
-        </w:rPr>
-        <w:t>Principal Investigator: Nguyễn Hà Luân</w:t>
-      </w:r>
-    </w:p>
-    <w:p>
-      <w:pPr>
-        <w:pStyle w:val="ListNumber"/>
-        <w:spacing w:before="0" w:after="120" w:lineRule="auto" w:line="360"/>
-        <w:jc w:val="both"/>
-      </w:pPr>
-      <w:r>
-        <w:rPr>
-          <w:rFonts w:ascii="Times New Roman" w:hAnsi="Times New Roman" w:eastAsia="Times New Roman" w:cs="Times New Roman"/>
-          <w:b w:val="0"/>
-          <w:i w:val="0"/>
-          <w:sz w:val="26"/>
-        </w:rPr>
-        <w:t>PURPOSE</w:t>
-      </w:r>
-    </w:p>
-    <w:p>
-      <w:pPr>
-        <w:spacing w:before="0" w:after="160" w:lineRule="auto" w:line="360"/>
-        <w:jc w:val="both"/>
-      </w:pPr>
-      <w:r>
-        <w:rPr>
-          <w:rFonts w:ascii="Times New Roman" w:hAnsi="Times New Roman" w:eastAsia="Times New Roman" w:cs="Times New Roman"/>
-          <w:b w:val="0"/>
-          <w:i w:val="0"/>
-          <w:sz w:val="26"/>
-        </w:rPr>
-        <w:t>You are invited to participate in a study that aims to:</w:t>
-      </w:r>
-    </w:p>
-    <w:p>
-      <w:pPr>
-        <w:spacing w:before="0" w:after="160" w:lineRule="auto" w:line="360"/>
-        <w:jc w:val="both"/>
-      </w:pPr>
-      <w:r>
-        <w:rPr>
-          <w:rFonts w:ascii="Times New Roman" w:hAnsi="Times New Roman" w:eastAsia="Times New Roman" w:cs="Times New Roman"/>
-          <w:b w:val="0"/>
-          <w:i w:val="0"/>
-          <w:sz w:val="26"/>
-        </w:rPr>
-        <w:t>We would like to learn how satisfied you are with today's visit, from reception, waiting time and the examination area to the doctors, nurses and the results, so that the hospital can serve you better.</w:t>
-      </w:r>
-    </w:p>
-    <w:p>
-      <w:pPr>
-        <w:spacing w:before="0" w:after="160" w:lineRule="auto" w:line="360"/>
-        <w:jc w:val="both"/>
-      </w:pPr>
-      <w:r>
-        <w:rPr>
-          <w:rFonts w:ascii="Times New Roman" w:hAnsi="Times New Roman" w:eastAsia="Times New Roman" w:cs="Times New Roman"/>
-          <w:b w:val="0"/>
-          <w:i w:val="0"/>
-          <w:sz w:val="26"/>
-        </w:rPr>
-        <w:t>Estimated participants: about 1,000</w:t>
-      </w:r>
-    </w:p>
-    <w:p>
-      <w:pPr>
-        <w:spacing w:before="0" w:after="160" w:lineRule="auto" w:line="360"/>
-        <w:jc w:val="both"/>
-      </w:pPr>
-      <w:r>
-        <w:rPr>
-          <w:rFonts w:ascii="Times New Roman" w:hAnsi="Times New Roman" w:eastAsia="Times New Roman" w:cs="Times New Roman"/>
-          <w:b w:val="0"/>
-          <w:i w:val="0"/>
-          <w:sz w:val="26"/>
-        </w:rPr>
-        <w:t>Location: Outpatient Examination Department C1a, Military Hospital 175 (Ho Chi Minh City)</w:t>
-      </w:r>
-    </w:p>
-    <w:p>
-      <w:pPr>
-        <w:spacing w:before="0" w:after="160" w:lineRule="auto" w:line="360"/>
-        <w:jc w:val="both"/>
-      </w:pPr>
-      <w:r>
-        <w:rPr>
-          <w:rFonts w:ascii="Times New Roman" w:hAnsi="Times New Roman" w:eastAsia="Times New Roman" w:cs="Times New Roman"/>
-          <w:b w:val="0"/>
-          <w:i w:val="0"/>
-          <w:sz w:val="26"/>
-        </w:rPr>
-        <w:t>PARTICIPATION IS ENTIRELY VOLUNTARY.</w:t>
-      </w:r>
-    </w:p>
-    <w:p>
-      <w:pPr>
-        <w:spacing w:before="0" w:after="160" w:lineRule="auto" w:line="360"/>
-        <w:jc w:val="both"/>
-      </w:pPr>
-      <w:r>
-        <w:rPr>
-          <w:rFonts w:ascii="Times New Roman" w:hAnsi="Times New Roman" w:eastAsia="Times New Roman" w:cs="Times New Roman"/>
-          <w:b w:val="0"/>
-          <w:i w:val="0"/>
-          <w:sz w:val="26"/>
-        </w:rPr>
-        <w:t>1b. STUDY INVESTIGATOR</w:t>
-      </w:r>
-    </w:p>
-    <w:p>
-      <w:pPr>
-        <w:spacing w:before="0" w:after="160" w:lineRule="auto" w:line="360"/>
-        <w:jc w:val="both"/>
-      </w:pPr>
-      <w:r>
-        <w:rPr>
-          <w:rFonts w:ascii="Times New Roman" w:hAnsi="Times New Roman" w:eastAsia="Times New Roman" w:cs="Times New Roman"/>
-          <w:b w:val="0"/>
-          <w:i w:val="0"/>
-          <w:sz w:val="26"/>
-        </w:rPr>
-        <w:t>The study is led by Nguyễn Hà Luân, MD, Specialist Level I (BS.CKI), Outpatient Examination Department</w:t>
-      </w:r>
-    </w:p>
-    <w:p>
-      <w:pPr>
-        <w:spacing w:before="0" w:after="160" w:lineRule="auto" w:line="360"/>
-        <w:jc w:val="both"/>
-      </w:pPr>
-      <w:r>
-        <w:rPr>
-          <w:rFonts w:ascii="Times New Roman" w:hAnsi="Times New Roman" w:eastAsia="Times New Roman" w:cs="Times New Roman"/>
-          <w:b w:val="0"/>
-          <w:i w:val="0"/>
-          <w:sz w:val="26"/>
-        </w:rPr>
-        <w:t>C1a, Military Hospital 175.</w:t>
-      </w:r>
-    </w:p>
-    <w:p>
-      <w:pPr>
-        <w:pStyle w:val="ListNumber"/>
-        <w:spacing w:before="0" w:after="120" w:lineRule="auto" w:line="360"/>
-        <w:jc w:val="both"/>
-      </w:pPr>
-      <w:r>
-        <w:rPr>
-          <w:rFonts w:ascii="Times New Roman" w:hAnsi="Times New Roman" w:eastAsia="Times New Roman" w:cs="Times New Roman"/>
-          <w:b w:val="0"/>
-          <w:i w:val="0"/>
-          <w:sz w:val="26"/>
-        </w:rPr>
-        <w:t>PROCEDURES</w:t>
-      </w:r>
-    </w:p>
-    <w:p>
-      <w:pPr>
-        <w:spacing w:before="0" w:after="160" w:lineRule="auto" w:line="360"/>
-        <w:jc w:val="both"/>
-      </w:pPr>
-      <w:r>
-        <w:rPr>
-          <w:rFonts w:ascii="Times New Roman" w:hAnsi="Times New Roman" w:eastAsia="Times New Roman" w:cs="Times New Roman"/>
-          <w:b w:val="0"/>
-          <w:i w:val="0"/>
-          <w:sz w:val="26"/>
-        </w:rPr>
-        <w:t>□ Step 1: read this information and confirm that you agree to take part (using the consent procedure approved by the Ethics Committee for anonymous surveys)</w:t>
-      </w:r>
-    </w:p>
-    <w:p>
-      <w:pPr>
-        <w:spacing w:before="0" w:after="160" w:lineRule="auto" w:line="360"/>
-        <w:jc w:val="both"/>
-      </w:pPr>
-      <w:r>
-        <w:rPr>
-          <w:rFonts w:ascii="Times New Roman" w:hAnsi="Times New Roman" w:eastAsia="Times New Roman" w:cs="Times New Roman"/>
-          <w:b w:val="0"/>
-          <w:i w:val="0"/>
-          <w:sz w:val="26"/>
-        </w:rPr>
-        <w:t>□ Step 2: complete the questionnaire yourself (~15–20 minutes), ONCE only</w:t>
-      </w:r>
-    </w:p>
-    <w:p>
-      <w:pPr>
-        <w:spacing w:before="0" w:after="160" w:lineRule="auto" w:line="360"/>
-        <w:jc w:val="both"/>
-      </w:pPr>
-      <w:r>
-        <w:rPr>
-          <w:rFonts w:ascii="Times New Roman" w:hAnsi="Times New Roman" w:eastAsia="Times New Roman" w:cs="Times New Roman"/>
-          <w:b w:val="0"/>
-          <w:i w:val="0"/>
-          <w:sz w:val="26"/>
-        </w:rPr>
-        <w:t>Estimated time commitment: ~15–20 minutes on ONE occasion only (no follow-up); no additional visits, as it is done during your routine clinic visit</w:t>
-      </w:r>
-    </w:p>
-    <w:p>
-      <w:pPr>
-        <w:pStyle w:val="ListNumber"/>
-        <w:spacing w:before="0" w:after="120" w:lineRule="auto" w:line="360"/>
-        <w:jc w:val="both"/>
-      </w:pPr>
-      <w:r>
-        <w:rPr>
-          <w:rFonts w:ascii="Times New Roman" w:hAnsi="Times New Roman" w:eastAsia="Times New Roman" w:cs="Times New Roman"/>
-          <w:b w:val="0"/>
-          <w:i w:val="0"/>
-          <w:sz w:val="26"/>
-        </w:rPr>
-        <w:t>RISKS AND DISCOMFORTS</w:t>
-      </w:r>
-    </w:p>
-    <w:p>
-      <w:pPr>
-        <w:spacing w:before="0" w:after="160" w:lineRule="auto" w:line="360"/>
-        <w:jc w:val="both"/>
-      </w:pPr>
-      <w:r>
-        <w:rPr>
-          <w:rFonts w:ascii="Times New Roman" w:hAnsi="Times New Roman" w:eastAsia="Times New Roman" w:cs="Times New Roman"/>
-          <w:b w:val="0"/>
-          <w:i w:val="0"/>
-          <w:sz w:val="26"/>
-        </w:rPr>
-        <w:t>- Rò rỉ thông tin từ bộ câu hỏi (Rất thấp probability / Nhẹ severity): Khuyết danh hoàn toàn nếu không cần theo dõi; mã hóa nếu cần liên kết</w:t>
-      </w:r>
-    </w:p>
-    <w:p>
-      <w:pPr>
-        <w:spacing w:before="0" w:after="160" w:lineRule="auto" w:line="360"/>
-        <w:jc w:val="both"/>
-      </w:pPr>
-      <w:r>
-        <w:rPr>
-          <w:rFonts w:ascii="Times New Roman" w:hAnsi="Times New Roman" w:eastAsia="Times New Roman" w:cs="Times New Roman"/>
-          <w:b w:val="0"/>
-          <w:i w:val="0"/>
-          <w:sz w:val="26"/>
-        </w:rPr>
-        <w:t>- Gánh nặng thời gian (Thấp probability / Không đáng kể severity): Bộ câu hỏi ngắn; tự điền hoặc qua điện thoại/email</w:t>
-      </w:r>
-    </w:p>
-    <w:p>
-      <w:pPr>
-        <w:pStyle w:val="ListNumber"/>
-        <w:spacing w:before="0" w:after="120" w:lineRule="auto" w:line="360"/>
-        <w:jc w:val="both"/>
-      </w:pPr>
-      <w:r>
-        <w:rPr>
-          <w:rFonts w:ascii="Times New Roman" w:hAnsi="Times New Roman" w:eastAsia="Times New Roman" w:cs="Times New Roman"/>
-          <w:b w:val="0"/>
-          <w:i w:val="0"/>
-          <w:sz w:val="26"/>
-        </w:rPr>
-        <w:t>POTENTIAL BENEFITS</w:t>
-      </w:r>
-    </w:p>
-    <w:p>
-      <w:pPr>
-        <w:spacing w:before="0" w:after="160" w:lineRule="auto" w:line="360"/>
-        <w:jc w:val="both"/>
-      </w:pPr>
-      <w:r>
-        <w:rPr>
-          <w:rFonts w:ascii="Times New Roman" w:hAnsi="Times New Roman" w:eastAsia="Times New Roman" w:cs="Times New Roman"/>
-          <w:b w:val="0"/>
-          <w:i w:val="0"/>
-          <w:sz w:val="26"/>
-        </w:rPr>
-        <w:t>Direct benefit: no direct medical benefit; your views help improve the quality of outpatient services, and NO medical intervention or procedure is added beyond routine examination and care. Community benefit: local data on the proportions of satisfaction and related factors, at low cost. We do NOT guarantee any personal benefit from participation.</w:t>
-      </w:r>
-    </w:p>
-    <w:p>
-      <w:pPr>
-        <w:spacing w:before="0" w:after="160" w:lineRule="auto" w:line="360"/>
-        <w:jc w:val="both"/>
-      </w:pPr>
-      <w:r>
-        <w:rPr>
-          <w:rFonts w:ascii="Times New Roman" w:hAnsi="Times New Roman" w:eastAsia="Times New Roman" w:cs="Times New Roman"/>
-          <w:b w:val="0"/>
-          <w:i w:val="0"/>
-          <w:sz w:val="26"/>
-        </w:rPr>
-        <w:t>4b. FUNDING AND CONFLICTS OF INTEREST</w:t>
-      </w:r>
-    </w:p>
-    <w:p>
-      <w:pPr>
-        <w:spacing w:before="0" w:after="160" w:lineRule="auto" w:line="360"/>
-        <w:jc w:val="both"/>
-      </w:pPr>
-      <w:r>
-        <w:rPr>
-          <w:rFonts w:ascii="Times New Roman" w:hAnsi="Times New Roman" w:eastAsia="Times New Roman" w:cs="Times New Roman"/>
-          <w:b w:val="0"/>
-          <w:i w:val="0"/>
-          <w:sz w:val="26"/>
-        </w:rPr>
-        <w:t>This study has no external funding (self-funded; costs are borne by the principal investigator).</w:t>
-      </w:r>
-    </w:p>
-    <w:p>
-      <w:pPr>
-        <w:spacing w:before="0" w:after="160" w:lineRule="auto" w:line="360"/>
-        <w:jc w:val="both"/>
-      </w:pPr>
-      <w:r>
-        <w:rPr>
-          <w:rFonts w:ascii="Times New Roman" w:hAnsi="Times New Roman" w:eastAsia="Times New Roman" w:cs="Times New Roman"/>
-          <w:b w:val="0"/>
-          <w:i w:val="0"/>
-          <w:sz w:val="26"/>
-        </w:rPr>
-        <w:t>The research team has no conflicts of interest related to the study topic (consistent with the COI</w:t>
-      </w:r>
-    </w:p>
-    <w:p>
-      <w:pPr>
-        <w:spacing w:before="0" w:after="160" w:lineRule="auto" w:line="360"/>
-        <w:jc w:val="both"/>
-      </w:pPr>
-      <w:r>
-        <w:rPr>
-          <w:rFonts w:ascii="Times New Roman" w:hAnsi="Times New Roman" w:eastAsia="Times New Roman" w:cs="Times New Roman"/>
-          <w:b w:val="0"/>
-          <w:i w:val="0"/>
-          <w:sz w:val="26"/>
-        </w:rPr>
-        <w:t>declaration in Document 8).</w:t>
-      </w:r>
-    </w:p>
-    <w:p>
-      <w:pPr>
-        <w:spacing w:before="0" w:after="160" w:lineRule="auto" w:line="360"/>
-        <w:jc w:val="both"/>
-      </w:pPr>
-      <w:r>
-        <w:rPr>
-          <w:rFonts w:ascii="Times New Roman" w:hAnsi="Times New Roman" w:eastAsia="Times New Roman" w:cs="Times New Roman"/>
-          <w:b w:val="0"/>
-          <w:i w:val="0"/>
-          <w:sz w:val="26"/>
-        </w:rPr>
-        <w:t>4c. PAYMENT OR SUPPORT FOR PARTICIPATION</w:t>
-      </w:r>
-    </w:p>
-    <w:p>
-      <w:pPr>
-        <w:spacing w:before="0" w:after="160" w:lineRule="auto" w:line="360"/>
-        <w:jc w:val="both"/>
-      </w:pPr>
-      <w:r>
-        <w:rPr>
-          <w:rFonts w:ascii="Times New Roman" w:hAnsi="Times New Roman" w:eastAsia="Times New Roman" w:cs="Times New Roman"/>
-          <w:b w:val="0"/>
-          <w:i w:val="0"/>
-          <w:sz w:val="26"/>
-        </w:rPr>
-        <w:t>■ No payment or support other than routine medical care.</w:t>
-      </w:r>
-    </w:p>
-    <w:p>
-      <w:pPr>
-        <w:pStyle w:val="ListNumber"/>
-        <w:spacing w:before="0" w:after="120" w:lineRule="auto" w:line="360"/>
-        <w:jc w:val="both"/>
-      </w:pPr>
-      <w:r>
-        <w:rPr>
-          <w:rFonts w:ascii="Times New Roman" w:hAnsi="Times New Roman" w:eastAsia="Times New Roman" w:cs="Times New Roman"/>
-          <w:b w:val="0"/>
-          <w:i w:val="0"/>
-          <w:sz w:val="26"/>
-        </w:rPr>
-        <w:t>CONFIDENTIALITY</w:t>
-      </w:r>
-    </w:p>
-    <w:p>
-      <w:pPr>
-        <w:spacing w:before="0" w:after="160" w:lineRule="auto" w:line="360"/>
-        <w:jc w:val="both"/>
-      </w:pPr>
-      <w:r>
-        <w:rPr>
-          <w:rFonts w:ascii="Times New Roman" w:hAnsi="Times New Roman" w:eastAsia="Times New Roman" w:cs="Times New Roman"/>
-          <w:b w:val="0"/>
-          <w:i w:val="0"/>
-          <w:sz w:val="26"/>
-        </w:rPr>
-        <w:t>Data encrypted per Vietnamese Personal Data Protection Law</w:t>
-      </w:r>
-    </w:p>
-    <w:p>
-      <w:pPr>
-        <w:spacing w:before="0" w:after="160" w:lineRule="auto" w:line="360"/>
-        <w:jc w:val="both"/>
-      </w:pPr>
-      <w:r>
-        <w:rPr>
-          <w:rFonts w:ascii="Times New Roman" w:hAnsi="Times New Roman" w:eastAsia="Times New Roman" w:cs="Times New Roman"/>
-          <w:b w:val="0"/>
-          <w:i w:val="0"/>
-          <w:sz w:val="26"/>
-        </w:rPr>
-        <w:t>No. 91/2025/QH15. Results published in aggregate form only.</w:t>
-      </w:r>
-    </w:p>
-    <w:p>
-      <w:pPr>
-        <w:spacing w:before="0" w:after="160" w:lineRule="auto" w:line="360"/>
-        <w:jc w:val="both"/>
-      </w:pPr>
-      <w:r>
-        <w:rPr>
-          <w:rFonts w:ascii="Times New Roman" w:hAnsi="Times New Roman" w:eastAsia="Times New Roman" w:cs="Times New Roman"/>
-          <w:b w:val="0"/>
-          <w:i w:val="0"/>
-          <w:sz w:val="26"/>
-        </w:rPr>
-        <w:t>Your waiting time will be taken from the hospital information system (HIS) via the STUDY CODE on your</w:t>
-      </w:r>
-    </w:p>
-    <w:p>
-      <w:pPr>
-        <w:spacing w:before="0" w:after="160" w:lineRule="auto" w:line="360"/>
-        <w:jc w:val="both"/>
-      </w:pPr>
-      <w:r>
-        <w:rPr>
-          <w:rFonts w:ascii="Times New Roman" w:hAnsi="Times New Roman" w:eastAsia="Times New Roman" w:cs="Times New Roman"/>
-          <w:b w:val="0"/>
-          <w:i w:val="0"/>
-          <w:sz w:val="26"/>
-        </w:rPr>
-        <w:t>questionnaire: authorised staff of the IT/Quality Management department match it and pass only the study code</w:t>
-      </w:r>
-    </w:p>
-    <w:p>
-      <w:pPr>
-        <w:spacing w:before="0" w:after="160" w:lineRule="auto" w:line="360"/>
-        <w:jc w:val="both"/>
-      </w:pPr>
-      <w:r>
-        <w:rPr>
-          <w:rFonts w:ascii="Times New Roman" w:hAnsi="Times New Roman" w:eastAsia="Times New Roman" w:cs="Times New Roman"/>
-          <w:b w:val="0"/>
-          <w:i w:val="0"/>
-          <w:sz w:val="26"/>
-        </w:rPr>
-        <w:t>and the number of minutes to the research team, which never receives your identity; the matching table is kept</w:t>
-      </w:r>
-    </w:p>
-    <w:p>
-      <w:pPr>
-        <w:spacing w:before="0" w:after="160" w:lineRule="auto" w:line="360"/>
-        <w:jc w:val="both"/>
-      </w:pPr>
-      <w:r>
-        <w:rPr>
-          <w:rFonts w:ascii="Times New Roman" w:hAnsi="Times New Roman" w:eastAsia="Times New Roman" w:cs="Times New Roman"/>
-          <w:b w:val="0"/>
-          <w:i w:val="0"/>
-          <w:sz w:val="26"/>
-        </w:rPr>
-        <w:t xml:space="preserve">by IT/Quality Management and destroyed within 30 days. </w:t>
-      </w:r>
-      <w:r>
-        <w:rPr>
-          <w:rFonts w:ascii="Times New Roman" w:hAnsi="Times New Roman" w:eastAsia="Times New Roman" w:cs="Times New Roman"/>
-          <w:b/>
-          <w:i/>
-          <w:color w:val="CC7700"/>
-          <w:sz w:val="26"/>
-        </w:rPr>
-        <w:t>[BÁC SĨ RÀ]</w:t>
-      </w:r>
-    </w:p>
-    <w:p>
-      <w:pPr>
-        <w:pStyle w:val="ListNumber"/>
-        <w:spacing w:before="0" w:after="120" w:lineRule="auto" w:line="360"/>
-        <w:jc w:val="both"/>
-      </w:pPr>
-      <w:r>
-        <w:rPr>
-          <w:rFonts w:ascii="Times New Roman" w:hAnsi="Times New Roman" w:eastAsia="Times New Roman" w:cs="Times New Roman"/>
-          <w:b w:val="0"/>
-          <w:i w:val="0"/>
-          <w:sz w:val="26"/>
-        </w:rPr>
-        <w:t>VOLUNTARY PARTICIPATION AND WITHDRAWAL</w:t>
-      </w:r>
-    </w:p>
-    <w:p>
-      <w:pPr>
-        <w:spacing w:before="0" w:after="160" w:lineRule="auto" w:line="360"/>
-        <w:jc w:val="both"/>
-      </w:pPr>
-      <w:r>
-        <w:rPr>
-          <w:rFonts w:ascii="Times New Roman" w:hAnsi="Times New Roman" w:eastAsia="Times New Roman" w:cs="Times New Roman"/>
-          <w:b w:val="0"/>
-          <w:i w:val="0"/>
-          <w:sz w:val="26"/>
-        </w:rPr>
-        <w:t>Participation is voluntary. You may withdraw at any time</w:t>
-      </w:r>
-    </w:p>
-    <w:p>
-      <w:pPr>
-        <w:spacing w:before="0" w:after="160" w:lineRule="auto" w:line="360"/>
-        <w:jc w:val="both"/>
-      </w:pPr>
-      <w:r>
-        <w:rPr>
-          <w:rFonts w:ascii="Times New Roman" w:hAnsi="Times New Roman" w:eastAsia="Times New Roman" w:cs="Times New Roman"/>
-          <w:b w:val="0"/>
-          <w:i w:val="0"/>
-          <w:sz w:val="26"/>
-        </w:rPr>
-        <w:t>without affecting your medical care.</w:t>
-      </w:r>
-    </w:p>
-    <w:p>
-      <w:pPr>
-        <w:spacing w:before="0" w:after="160" w:lineRule="auto" w:line="360"/>
-        <w:jc w:val="both"/>
-      </w:pPr>
-      <w:r>
-        <w:rPr>
-          <w:rFonts w:ascii="Times New Roman" w:hAnsi="Times New Roman" w:eastAsia="Times New Roman" w:cs="Times New Roman"/>
-          <w:b w:val="0"/>
-          <w:i w:val="0"/>
-          <w:sz w:val="26"/>
-        </w:rPr>
-        <w:t>6c. COMPENSATION FOR INJURY</w:t>
-      </w:r>
-    </w:p>
-    <w:p>
-      <w:pPr>
-        <w:spacing w:before="0" w:after="160" w:lineRule="auto" w:line="360"/>
-        <w:jc w:val="both"/>
-      </w:pPr>
-      <w:r>
-        <w:rPr>
-          <w:rFonts w:ascii="Times New Roman" w:hAnsi="Times New Roman" w:eastAsia="Times New Roman" w:cs="Times New Roman"/>
-          <w:b w:val="0"/>
-          <w:i w:val="0"/>
-          <w:sz w:val="26"/>
-        </w:rPr>
-        <w:t>This is a minimal-risk observational study; it involves no procedures or interventions beyond</w:t>
-      </w:r>
-    </w:p>
-    <w:p>
-      <w:pPr>
-        <w:spacing w:before="0" w:after="160" w:lineRule="auto" w:line="360"/>
-        <w:jc w:val="both"/>
-      </w:pPr>
-      <w:r>
-        <w:rPr>
-          <w:rFonts w:ascii="Times New Roman" w:hAnsi="Times New Roman" w:eastAsia="Times New Roman" w:cs="Times New Roman"/>
-          <w:b w:val="0"/>
-          <w:i w:val="0"/>
-          <w:sz w:val="26"/>
-        </w:rPr>
-        <w:t>routine clinical practice. If harm directly related to study participation occurs, Military Hospital 175</w:t>
-      </w:r>
-    </w:p>
-    <w:p>
-      <w:pPr>
-        <w:spacing w:before="0" w:after="160" w:lineRule="auto" w:line="360"/>
-        <w:jc w:val="both"/>
-      </w:pPr>
-      <w:r>
-        <w:rPr>
-          <w:rFonts w:ascii="Times New Roman" w:hAnsi="Times New Roman" w:eastAsia="Times New Roman" w:cs="Times New Roman"/>
-          <w:b w:val="0"/>
-          <w:i w:val="0"/>
-          <w:sz w:val="26"/>
-        </w:rPr>
-        <w:t>will manage it under its routine clinical care procedures; the study has no separate insurance.</w:t>
-      </w:r>
-    </w:p>
-    <w:p>
-      <w:pPr>
-        <w:pStyle w:val="ListNumber"/>
-        <w:spacing w:before="0" w:after="120" w:lineRule="auto" w:line="360"/>
-        <w:jc w:val="both"/>
-      </w:pPr>
-      <w:r>
-        <w:rPr>
-          <w:rFonts w:ascii="Times New Roman" w:hAnsi="Times New Roman" w:eastAsia="Times New Roman" w:cs="Times New Roman"/>
-          <w:b w:val="0"/>
-          <w:i w:val="0"/>
-          <w:sz w:val="26"/>
-        </w:rPr>
-        <w:t>CONTACTS</w:t>
-      </w:r>
-    </w:p>
-    <w:p>
-      <w:pPr>
-        <w:spacing w:before="0" w:after="160" w:lineRule="auto" w:line="360"/>
-        <w:jc w:val="both"/>
-      </w:pPr>
-      <w:r>
-        <w:rPr>
-          <w:rFonts w:ascii="Times New Roman" w:hAnsi="Times New Roman" w:eastAsia="Times New Roman" w:cs="Times New Roman"/>
-          <w:b w:val="0"/>
-          <w:i w:val="0"/>
-          <w:sz w:val="26"/>
-        </w:rPr>
-        <w:t xml:space="preserve">Investigator: Nguyễn Hà Luân | Phone/Email: </w:t>
-      </w:r>
-      <w:r>
-        <w:rPr>
-          <w:rFonts w:ascii="Times New Roman" w:hAnsi="Times New Roman" w:eastAsia="Times New Roman" w:cs="Times New Roman"/>
-          <w:b w:val="0"/>
-          <w:i w:val="0"/>
-          <w:sz w:val="26"/>
-        </w:rPr>
-        <w:t>[PII — điền ở bản nộp ngoài hệ thống]</w:t>
-      </w:r>
-    </w:p>
-    <w:p>
-      <w:pPr>
-        <w:spacing w:before="0" w:after="160" w:lineRule="auto" w:line="360"/>
-        <w:jc w:val="both"/>
-      </w:pPr>
-      <w:r>
-        <w:rPr>
-          <w:rFonts w:ascii="Times New Roman" w:hAnsi="Times New Roman" w:eastAsia="Times New Roman" w:cs="Times New Roman"/>
-          <w:b w:val="0"/>
-          <w:i w:val="0"/>
-          <w:sz w:val="26"/>
-        </w:rPr>
-        <w:t>Ethics Committee: Medical Ethics Committee of Military Hospital 175 (Hội đồng Y đức Bệnh viện Quân y 175)</w:t>
-      </w:r>
-    </w:p>
-    <w:p>
-      <w:pPr>
-        <w:spacing w:before="0" w:after="160" w:lineRule="auto" w:line="360"/>
-        <w:jc w:val="both"/>
-      </w:pPr>
-      <w:r>
-        <w:rPr>
-          <w:rFonts w:ascii="Times New Roman" w:hAnsi="Times New Roman" w:eastAsia="Times New Roman" w:cs="Times New Roman"/>
-          <w:b w:val="0"/>
-          <w:i w:val="0"/>
-          <w:sz w:val="26"/>
-        </w:rPr>
-        <w:t>CONSENT SIGNATURE (PARTICIPANT'S COPY)</w:t>
-      </w:r>
-    </w:p>
-    <w:p>
-      <w:pPr>
-        <w:spacing w:before="0" w:after="160" w:lineRule="auto" w:line="360"/>
-        <w:jc w:val="both"/>
-      </w:pPr>
-      <w:r>
-        <w:rPr>
-          <w:rFonts w:ascii="Times New Roman" w:hAnsi="Times New Roman" w:eastAsia="Times New Roman" w:cs="Times New Roman"/>
-          <w:b w:val="0"/>
-          <w:i w:val="0"/>
-          <w:sz w:val="26"/>
-        </w:rPr>
-        <w:t>I have read the above and agree to participate voluntarily.</w:t>
-      </w:r>
-    </w:p>
-    <w:p>
-      <w:pPr>
-        <w:spacing w:before="0" w:after="160" w:lineRule="auto" w:line="360"/>
-        <w:jc w:val="both"/>
-      </w:pPr>
-      <w:r>
-        <w:rPr>
-          <w:rFonts w:ascii="Times New Roman" w:hAnsi="Times New Roman" w:eastAsia="Times New Roman" w:cs="Times New Roman"/>
-          <w:b w:val="0"/>
-          <w:i w:val="0"/>
-          <w:sz w:val="26"/>
-        </w:rPr>
-        <w:t>Participant: _______________ Date: ___/___/2026</w:t>
-      </w:r>
-    </w:p>
-    <w:p>
-      <w:pPr>
-        <w:spacing w:before="0" w:after="160" w:lineRule="auto" w:line="360"/>
-        <w:jc w:val="both"/>
-      </w:pPr>
-      <w:r>
-        <w:rPr>
-          <w:rFonts w:ascii="Times New Roman" w:hAnsi="Times New Roman" w:eastAsia="Times New Roman" w:cs="Times New Roman"/>
-          <w:b w:val="0"/>
-          <w:i w:val="0"/>
-          <w:sz w:val="26"/>
-        </w:rPr>
-        <w:t>Witness (if applicable): _______________ Date: ___/___/2026</w:t>
-      </w:r>
-    </w:p>
-    <w:p>
-      <w:pPr>
-        <w:spacing w:before="0" w:after="160" w:lineRule="auto" w:line="360"/>
-        <w:jc w:val="both"/>
-      </w:pPr>
-      <w:r>
-        <w:rPr>
-          <w:rFonts w:ascii="Times New Roman" w:hAnsi="Times New Roman" w:eastAsia="Times New Roman" w:cs="Times New Roman"/>
-          <w:b w:val="0"/>
-          <w:i w:val="0"/>
-          <w:sz w:val="26"/>
-        </w:rPr>
-        <w:t>Investigator: _______________ Date: ___/___/2026</w:t>
-      </w:r>
-    </w:p>
-    <w:p>
-      <w:pPr>
-        <w:spacing w:before="280" w:after="160" w:lineRule="auto" w:line="312"/>
-      </w:pPr>
-      <w:r>
-        <w:rPr>
-          <w:rFonts w:ascii="Times New Roman" w:hAnsi="Times New Roman" w:eastAsia="Times New Roman" w:cs="Times New Roman"/>
-          <w:b/>
-          <w:i w:val="0"/>
-          <w:sz w:val="28"/>
-        </w:rPr>
-        <w:t>TÀI LIỆU 6. KẾ HOẠCH QUẢN LÝ DỮ LIỆU (DMP, Luật 91/2025/QH15)</w:t>
-      </w:r>
-    </w:p>
-    <w:p>
-      <w:pPr>
-        <w:spacing w:before="0" w:after="160" w:lineRule="auto" w:line="360"/>
-        <w:jc w:val="both"/>
-      </w:pPr>
-      <w:r>
-        <w:rPr>
-          <w:rFonts w:ascii="Times New Roman" w:hAnsi="Times New Roman" w:eastAsia="Times New Roman" w:cs="Times New Roman"/>
-          <w:b w:val="0"/>
-          <w:i w:val="0"/>
-          <w:sz w:val="26"/>
-        </w:rPr>
-        <w:t>KẾ HOẠCH QUẢN LÝ DỮ LIỆU, Cấp IRB</w:t>
-      </w:r>
-    </w:p>
-    <w:p>
-      <w:pPr>
-        <w:spacing w:before="0" w:after="160" w:lineRule="auto" w:line="360"/>
-        <w:jc w:val="both"/>
-      </w:pPr>
-      <w:r>
-        <w:rPr>
-          <w:rFonts w:ascii="Times New Roman" w:hAnsi="Times New Roman" w:eastAsia="Times New Roman" w:cs="Times New Roman"/>
-          <w:b w:val="0"/>
-          <w:i w:val="0"/>
-          <w:sz w:val="26"/>
-        </w:rPr>
-        <w:t>Đề tài: Đánh giá sự hài lòng của bệnh nhân trong hoạt động khám chữa bệnh tại Khoa Khám bệnh C1a, Trung tâm Khám bệnh và Điều trị theo yêu cầu C1, Bệnh viện Quân y 175 | Phiên bản: 1.0 | Ngày: 2026-07-31</w:t>
-      </w:r>
-    </w:p>
-    <w:p>
-      <w:pPr>
-        <w:pStyle w:val="ListNumber"/>
-        <w:spacing w:before="0" w:after="120" w:lineRule="auto" w:line="360"/>
-        <w:jc w:val="both"/>
-      </w:pPr>
-      <w:r>
-        <w:rPr>
-          <w:rFonts w:ascii="Times New Roman" w:hAnsi="Times New Roman" w:eastAsia="Times New Roman" w:cs="Times New Roman"/>
-          <w:b w:val="0"/>
-          <w:i w:val="0"/>
-          <w:sz w:val="26"/>
-        </w:rPr>
-        <w:t>LOẠI DỮ LIỆU THU THẬP:</w:t>
-      </w:r>
-    </w:p>
-    <w:p>
-      <w:pPr>
-        <w:spacing w:before="0" w:after="160" w:lineRule="auto" w:line="360"/>
-        <w:jc w:val="both"/>
-      </w:pPr>
-      <w:r>
-        <w:rPr>
-          <w:rFonts w:ascii="Times New Roman" w:hAnsi="Times New Roman" w:eastAsia="Times New Roman" w:cs="Times New Roman"/>
-          <w:b w:val="0"/>
-          <w:i w:val="0"/>
-          <w:sz w:val="26"/>
-        </w:rPr>
-        <w:t>□ Nhân khẩu học (tuổi, giới, dân tộc), KHÔNG lưu tên/CMND</w:t>
-      </w:r>
-    </w:p>
-    <w:p>
-      <w:pPr>
-        <w:spacing w:before="0" w:after="160" w:lineRule="auto" w:line="360"/>
-        <w:jc w:val="both"/>
-      </w:pPr>
-      <w:r>
-        <w:rPr>
-          <w:rFonts w:ascii="Times New Roman" w:hAnsi="Times New Roman" w:eastAsia="Times New Roman" w:cs="Times New Roman"/>
-          <w:b w:val="0"/>
-          <w:i w:val="0"/>
-          <w:sz w:val="26"/>
-        </w:rPr>
-        <w:t>□ Lâm sàng (bệnh sử, kết quả khám), mã hóa theo ID</w:t>
-      </w:r>
-    </w:p>
-    <w:p>
-      <w:pPr>
-        <w:spacing w:before="0" w:after="160" w:lineRule="auto" w:line="360"/>
-        <w:jc w:val="both"/>
-      </w:pPr>
-      <w:r>
-        <w:rPr>
-          <w:rFonts w:ascii="Times New Roman" w:hAnsi="Times New Roman" w:eastAsia="Times New Roman" w:cs="Times New Roman"/>
-          <w:b w:val="0"/>
-          <w:i w:val="0"/>
-          <w:sz w:val="26"/>
-        </w:rPr>
-        <w:t>□ Cận lâm sàng (xét nghiệm, hình ảnh), mã hóa</w:t>
-      </w:r>
-    </w:p>
-    <w:p>
-      <w:pPr>
-        <w:spacing w:before="0" w:after="160" w:lineRule="auto" w:line="360"/>
-        <w:jc w:val="both"/>
-      </w:pPr>
-      <w:r>
-        <w:rPr>
-          <w:rFonts w:ascii="Times New Roman" w:hAnsi="Times New Roman" w:eastAsia="Times New Roman" w:cs="Times New Roman"/>
-          <w:b w:val="0"/>
-          <w:i w:val="0"/>
-          <w:sz w:val="26"/>
-        </w:rPr>
-        <w:t>□ Kết quả điều tra/khảo sát, ẩn danh hoặc giả danh</w:t>
-      </w:r>
-    </w:p>
-    <w:p>
-      <w:pPr>
-        <w:spacing w:before="0" w:after="160" w:lineRule="auto" w:line="360"/>
-        <w:jc w:val="both"/>
-      </w:pPr>
-      <w:r>
-        <w:rPr>
-          <w:rFonts w:ascii="Times New Roman" w:hAnsi="Times New Roman" w:eastAsia="Times New Roman" w:cs="Times New Roman"/>
-          <w:b w:val="0"/>
-          <w:i w:val="0"/>
-          <w:sz w:val="26"/>
-        </w:rPr>
-        <w:t>□ Dữ liệu thứ cấp (hồ sơ bệnh án), mã giả danh</w:t>
-      </w:r>
-    </w:p>
-    <w:p>
-      <w:pPr>
-        <w:spacing w:before="0" w:after="160" w:lineRule="auto" w:line="360"/>
-        <w:jc w:val="both"/>
-      </w:pPr>
-      <w:r>
-        <w:rPr>
-          <w:rFonts w:ascii="Times New Roman" w:hAnsi="Times New Roman" w:eastAsia="Times New Roman" w:cs="Times New Roman"/>
-          <w:b w:val="0"/>
-          <w:i w:val="0"/>
-          <w:sz w:val="26"/>
-        </w:rPr>
-        <w:t xml:space="preserve">■ Kết quả khảo sát (phiếu tự điền, KHÔNG ghi thông tin định danh) — không dùng hồ sơ bệnh án </w:t>
-      </w:r>
-      <w:r>
-        <w:rPr>
-          <w:rFonts w:ascii="Times New Roman" w:hAnsi="Times New Roman" w:eastAsia="Times New Roman" w:cs="Times New Roman"/>
-          <w:b/>
-          <w:i/>
-          <w:color w:val="CC7700"/>
-          <w:sz w:val="26"/>
-        </w:rPr>
-        <w:t>[BÁC SĨ RÀ]</w:t>
-      </w:r>
-    </w:p>
-    <w:p>
-      <w:pPr>
-        <w:spacing w:before="0" w:after="160" w:lineRule="auto" w:line="360"/>
-        <w:jc w:val="both"/>
-      </w:pPr>
-      <w:r>
-        <w:rPr>
-          <w:rFonts w:ascii="Times New Roman" w:hAnsi="Times New Roman" w:eastAsia="Times New Roman" w:cs="Times New Roman"/>
-          <w:b w:val="0"/>
-          <w:i w:val="0"/>
-          <w:sz w:val="26"/>
-        </w:rPr>
-        <w:t>■ Mốc thời gian hành chính từ HIS/eHospital (hoàn tất đăng ký, gọi vào buồng khám) ghép theo mã nghiên cứu —</w:t>
-      </w:r>
-    </w:p>
-    <w:p>
-      <w:pPr>
-        <w:spacing w:before="0" w:after="160" w:lineRule="auto" w:line="360"/>
-        <w:jc w:val="both"/>
-      </w:pPr>
-      <w:r>
-        <w:rPr>
-          <w:rFonts w:ascii="Times New Roman" w:hAnsi="Times New Roman" w:eastAsia="Times New Roman" w:cs="Times New Roman"/>
-          <w:b w:val="0"/>
-          <w:i w:val="0"/>
-          <w:sz w:val="26"/>
-        </w:rPr>
-        <w:t xml:space="preserve">nhóm nghiên cứu chỉ nhận mã nghiên cứu + số phút chờ (đề cương §4.6.3) </w:t>
-      </w:r>
-      <w:r>
-        <w:rPr>
-          <w:rFonts w:ascii="Times New Roman" w:hAnsi="Times New Roman" w:eastAsia="Times New Roman" w:cs="Times New Roman"/>
-          <w:b/>
-          <w:i/>
-          <w:color w:val="CC7700"/>
-          <w:sz w:val="26"/>
-        </w:rPr>
-        <w:t>[BÁC SĨ RÀ]</w:t>
-      </w:r>
-    </w:p>
-    <w:p>
-      <w:pPr>
-        <w:pStyle w:val="ListNumber"/>
-        <w:spacing w:before="0" w:after="120" w:lineRule="auto" w:line="360"/>
-        <w:jc w:val="both"/>
-      </w:pPr>
-      <w:r>
-        <w:rPr>
-          <w:rFonts w:ascii="Times New Roman" w:hAnsi="Times New Roman" w:eastAsia="Times New Roman" w:cs="Times New Roman"/>
-          <w:b w:val="0"/>
-          <w:i w:val="0"/>
-          <w:sz w:val="26"/>
-        </w:rPr>
-        <w:t>THU THẬP:</w:t>
-      </w:r>
-    </w:p>
-    <w:p>
-      <w:pPr>
-        <w:spacing w:before="0" w:after="160" w:lineRule="auto" w:line="360"/>
-        <w:jc w:val="both"/>
-      </w:pPr>
-      <w:r>
-        <w:rPr>
-          <w:rFonts w:ascii="Times New Roman" w:hAnsi="Times New Roman" w:eastAsia="Times New Roman" w:cs="Times New Roman"/>
-          <w:b w:val="0"/>
-          <w:i w:val="0"/>
-          <w:sz w:val="26"/>
-        </w:rPr>
-        <w:t>Công cụ: □ REDCap □ Google Forms (institutional) □ Phiếu giấy</w:t>
-      </w:r>
-    </w:p>
-    <w:p>
-      <w:pPr>
-        <w:spacing w:before="0" w:after="160" w:lineRule="auto" w:line="360"/>
-        <w:jc w:val="both"/>
-      </w:pPr>
-      <w:r>
-        <w:rPr>
-          <w:rFonts w:ascii="Times New Roman" w:hAnsi="Times New Roman" w:eastAsia="Times New Roman" w:cs="Times New Roman"/>
-          <w:b w:val="0"/>
-          <w:i w:val="0"/>
-          <w:sz w:val="26"/>
-        </w:rPr>
-        <w:t xml:space="preserve">■ Phiếu giấy (nặc danh, tự điền tại khoa) </w:t>
-      </w:r>
-      <w:r>
-        <w:rPr>
-          <w:rFonts w:ascii="Times New Roman" w:hAnsi="Times New Roman" w:eastAsia="Times New Roman" w:cs="Times New Roman"/>
-          <w:b/>
-          <w:i/>
-          <w:color w:val="CC7700"/>
-          <w:sz w:val="26"/>
-        </w:rPr>
-        <w:t>[BÁC SĨ RÀ — nếu dùng thêm bản điện tử thì tick bổ sung]</w:t>
-      </w:r>
-    </w:p>
-    <w:p>
-      <w:pPr>
-        <w:spacing w:before="0" w:after="160" w:lineRule="auto" w:line="360"/>
-        <w:jc w:val="both"/>
-      </w:pPr>
-      <w:r>
-        <w:rPr>
-          <w:rFonts w:ascii="Times New Roman" w:hAnsi="Times New Roman" w:eastAsia="Times New Roman" w:cs="Times New Roman"/>
-          <w:b w:val="0"/>
-          <w:i w:val="0"/>
-          <w:sz w:val="26"/>
-        </w:rPr>
-        <w:t>Phân quyền truy cập: Chỉ nhóm nghiên cứu được cấp phép</w:t>
-      </w:r>
-    </w:p>
-    <w:p>
-      <w:pPr>
-        <w:spacing w:before="0" w:after="160" w:lineRule="auto" w:line="360"/>
-        <w:jc w:val="both"/>
-      </w:pPr>
-      <w:r>
-        <w:rPr>
-          <w:rFonts w:ascii="Times New Roman" w:hAnsi="Times New Roman" w:eastAsia="Times New Roman" w:cs="Times New Roman"/>
-          <w:b w:val="0"/>
-          <w:i w:val="0"/>
-          <w:sz w:val="26"/>
-        </w:rPr>
-        <w:t>Phê duyệt quyền: Chủ nhiệm đề tài</w:t>
-      </w:r>
-    </w:p>
-    <w:p>
-      <w:pPr>
-        <w:pStyle w:val="ListNumber"/>
-        <w:spacing w:before="0" w:after="120" w:lineRule="auto" w:line="360"/>
-        <w:jc w:val="both"/>
-      </w:pPr>
-      <w:r>
-        <w:rPr>
-          <w:rFonts w:ascii="Times New Roman" w:hAnsi="Times New Roman" w:eastAsia="Times New Roman" w:cs="Times New Roman"/>
-          <w:b w:val="0"/>
-          <w:i w:val="0"/>
-          <w:sz w:val="26"/>
-        </w:rPr>
-        <w:t>KHỬ ĐỊNH DANH:</w:t>
-      </w:r>
-    </w:p>
-    <w:p>
-      <w:pPr>
-        <w:spacing w:before="0" w:after="160" w:lineRule="auto" w:line="360"/>
-        <w:jc w:val="both"/>
-      </w:pPr>
-      <w:r>
-        <w:rPr>
-          <w:rFonts w:ascii="Times New Roman" w:hAnsi="Times New Roman" w:eastAsia="Times New Roman" w:cs="Times New Roman"/>
-          <w:b w:val="0"/>
-          <w:i w:val="0"/>
-          <w:sz w:val="26"/>
-        </w:rPr>
-        <w:t>Phương pháp: GIẢ DANH HÓA CÓ KIỂM SOÁT — phiếu KHÔNG có ô định danh, chỉ mang mã nghiên cứu; phiếu</w:t>
-      </w:r>
-    </w:p>
-    <w:p>
-      <w:pPr>
-        <w:spacing w:before="0" w:after="160" w:lineRule="auto" w:line="360"/>
-        <w:jc w:val="both"/>
-      </w:pPr>
-      <w:r>
-        <w:rPr>
-          <w:rFonts w:ascii="Times New Roman" w:hAnsi="Times New Roman" w:eastAsia="Times New Roman" w:cs="Times New Roman"/>
-          <w:b w:val="0"/>
-          <w:i w:val="0"/>
-          <w:sz w:val="26"/>
-        </w:rPr>
-        <w:t xml:space="preserve">đồng ý (ICF) ký tên lưu tách biệt vật lý, không ghép với phiếu (đề cương §4.11) </w:t>
-      </w:r>
-      <w:r>
-        <w:rPr>
-          <w:rFonts w:ascii="Times New Roman" w:hAnsi="Times New Roman" w:eastAsia="Times New Roman" w:cs="Times New Roman"/>
-          <w:b/>
-          <w:i/>
-          <w:color w:val="CC7700"/>
-          <w:sz w:val="26"/>
-        </w:rPr>
-        <w:t>[BÁC SĨ RÀ]</w:t>
-      </w:r>
-    </w:p>
-    <w:p>
-      <w:pPr>
-        <w:spacing w:before="0" w:after="160" w:lineRule="auto" w:line="360"/>
-        <w:jc w:val="both"/>
-      </w:pPr>
-      <w:r>
-        <w:rPr>
-          <w:rFonts w:ascii="Times New Roman" w:hAnsi="Times New Roman" w:eastAsia="Times New Roman" w:cs="Times New Roman"/>
-          <w:b w:val="0"/>
-          <w:i w:val="0"/>
-          <w:sz w:val="26"/>
-        </w:rPr>
-        <w:t xml:space="preserve">Ghép HIS: nhân sự được uỷ quyền của Phòng CNTT/QLCL trích hai mốc thời gian và giữ bảng ghép mã nghiên cứu - </w:t>
-      </w:r>
-    </w:p>
-    <w:p>
-      <w:pPr>
-        <w:spacing w:before="0" w:after="160" w:lineRule="auto" w:line="360"/>
-        <w:jc w:val="both"/>
-      </w:pPr>
-      <w:r>
-        <w:rPr>
-          <w:rFonts w:ascii="Times New Roman" w:hAnsi="Times New Roman" w:eastAsia="Times New Roman" w:cs="Times New Roman"/>
-          <w:b w:val="0"/>
-          <w:i w:val="0"/>
-          <w:sz w:val="26"/>
-        </w:rPr>
-        <w:t>lượt khám; nhóm nghiên cứu chỉ nhận mã nghiên cứu + số phút chờ; bảng ghép huỷ trong 30 ngày, có nhật ký huỷ</w:t>
-      </w:r>
-    </w:p>
-    <w:p>
-      <w:pPr>
-        <w:spacing w:before="0" w:after="160" w:lineRule="auto" w:line="360"/>
-        <w:jc w:val="both"/>
-      </w:pPr>
-      <w:r>
-        <w:rPr>
-          <w:rFonts w:ascii="Times New Roman" w:hAnsi="Times New Roman" w:eastAsia="Times New Roman" w:cs="Times New Roman"/>
-          <w:b w:val="0"/>
-          <w:i w:val="0"/>
-          <w:sz w:val="26"/>
-        </w:rPr>
-        <w:t xml:space="preserve">(đề cương §4.6.3, §4.11, §6.5) </w:t>
-      </w:r>
-      <w:r>
-        <w:rPr>
-          <w:rFonts w:ascii="Times New Roman" w:hAnsi="Times New Roman" w:eastAsia="Times New Roman" w:cs="Times New Roman"/>
-          <w:b/>
-          <w:i/>
-          <w:color w:val="CC7700"/>
-          <w:sz w:val="26"/>
-        </w:rPr>
-        <w:t>[BÁC SĨ RÀ]</w:t>
-      </w:r>
-    </w:p>
-    <w:p>
-      <w:pPr>
-        <w:spacing w:before="0" w:after="160" w:lineRule="auto" w:line="360"/>
-        <w:jc w:val="both"/>
-      </w:pPr>
-      <w:r>
-        <w:rPr>
-          <w:rFonts w:ascii="Times New Roman" w:hAnsi="Times New Roman" w:eastAsia="Times New Roman" w:cs="Times New Roman"/>
-          <w:b w:val="0"/>
-          <w:i w:val="0"/>
-          <w:sz w:val="26"/>
-        </w:rPr>
-        <w:t>Ngưỡng k-ẩn danh: ≥5 (nhóm nhỏ sẽ nhóm lại trước công bố)</w:t>
-      </w:r>
-    </w:p>
-    <w:p>
-      <w:pPr>
-        <w:pStyle w:val="ListNumber"/>
-        <w:spacing w:before="0" w:after="120" w:lineRule="auto" w:line="360"/>
-        <w:jc w:val="both"/>
-      </w:pPr>
-      <w:r>
-        <w:rPr>
-          <w:rFonts w:ascii="Times New Roman" w:hAnsi="Times New Roman" w:eastAsia="Times New Roman" w:cs="Times New Roman"/>
-          <w:b w:val="0"/>
-          <w:i w:val="0"/>
-          <w:sz w:val="26"/>
-        </w:rPr>
-        <w:t>LƯU TRỮ:</w:t>
-      </w:r>
-    </w:p>
-    <w:p>
-      <w:pPr>
-        <w:spacing w:before="0" w:after="160" w:lineRule="auto" w:line="360"/>
-        <w:jc w:val="both"/>
-      </w:pPr>
-      <w:r>
-        <w:rPr>
-          <w:rFonts w:ascii="Times New Roman" w:hAnsi="Times New Roman" w:eastAsia="Times New Roman" w:cs="Times New Roman"/>
-          <w:b w:val="0"/>
-          <w:i w:val="0"/>
-          <w:sz w:val="26"/>
-        </w:rPr>
-        <w:t>Nơi lưu: ổ đĩa mã hóa AES-256 tại Khoa Khám bệnh C1a, Bệnh viện Quân y 175;</w:t>
-      </w:r>
-    </w:p>
-    <w:p>
-      <w:pPr>
-        <w:spacing w:before="0" w:after="160" w:lineRule="auto" w:line="360"/>
-        <w:jc w:val="both"/>
-      </w:pPr>
-      <w:r>
-        <w:rPr>
-          <w:rFonts w:ascii="Times New Roman" w:hAnsi="Times New Roman" w:eastAsia="Times New Roman" w:cs="Times New Roman"/>
-          <w:b w:val="0"/>
-          <w:i w:val="0"/>
-          <w:sz w:val="26"/>
-        </w:rPr>
-        <w:t>chỉ nhóm nghiên cứu được truy cập</w:t>
-      </w:r>
-    </w:p>
-    <w:p>
-      <w:pPr>
-        <w:spacing w:before="0" w:after="160" w:lineRule="auto" w:line="360"/>
-        <w:jc w:val="both"/>
-      </w:pPr>
-      <w:r>
-        <w:rPr>
-          <w:rFonts w:ascii="Times New Roman" w:hAnsi="Times New Roman" w:eastAsia="Times New Roman" w:cs="Times New Roman"/>
-          <w:b w:val="0"/>
-          <w:i w:val="0"/>
-          <w:sz w:val="26"/>
-        </w:rPr>
-        <w:t>Bảo mật: AES-256 · mật khẩu cấp người dùng · VPN (nếu từ xa)</w:t>
-      </w:r>
-    </w:p>
-    <w:p>
-      <w:pPr>
-        <w:spacing w:before="0" w:after="160" w:lineRule="auto" w:line="360"/>
-        <w:jc w:val="both"/>
-      </w:pPr>
-      <w:r>
-        <w:rPr>
-          <w:rFonts w:ascii="Times New Roman" w:hAnsi="Times New Roman" w:eastAsia="Times New Roman" w:cs="Times New Roman"/>
-          <w:b w:val="0"/>
-          <w:i w:val="0"/>
-          <w:sz w:val="26"/>
-        </w:rPr>
-        <w:t>Sao lưu: hằng tuần, 2 bản độc lập</w:t>
-      </w:r>
-    </w:p>
-    <w:p>
-      <w:pPr>
-        <w:spacing w:before="0" w:after="160" w:lineRule="auto" w:line="360"/>
-        <w:jc w:val="both"/>
-      </w:pPr>
-      <w:r>
-        <w:rPr>
-          <w:rFonts w:ascii="Times New Roman" w:hAnsi="Times New Roman" w:eastAsia="Times New Roman" w:cs="Times New Roman"/>
-          <w:b w:val="0"/>
-          <w:i w:val="0"/>
-          <w:sz w:val="26"/>
-        </w:rPr>
-        <w:t>Thời gian lưu: ___ năm sau kết thúc nghiên cứu</w:t>
-      </w:r>
-    </w:p>
-    <w:p>
-      <w:pPr>
-        <w:spacing w:before="0" w:after="160" w:lineRule="auto" w:line="360"/>
-        <w:jc w:val="both"/>
-      </w:pPr>
-      <w:r>
-        <w:rPr>
-          <w:rFonts w:ascii="Times New Roman" w:hAnsi="Times New Roman" w:eastAsia="Times New Roman" w:cs="Times New Roman"/>
-          <w:b w:val="0"/>
-          <w:i w:val="0"/>
-          <w:sz w:val="26"/>
-        </w:rPr>
-        <w:t>(theo TT38/2018/TT-BYT về lưu trữ hồ sơ y tế)</w:t>
-      </w:r>
-    </w:p>
-    <w:p>
-      <w:pPr>
-        <w:pStyle w:val="ListNumber"/>
-        <w:spacing w:before="0" w:after="120" w:lineRule="auto" w:line="360"/>
-        <w:jc w:val="both"/>
-      </w:pPr>
-      <w:r>
-        <w:rPr>
-          <w:rFonts w:ascii="Times New Roman" w:hAnsi="Times New Roman" w:eastAsia="Times New Roman" w:cs="Times New Roman"/>
-          <w:b w:val="0"/>
-          <w:i w:val="0"/>
-          <w:sz w:val="26"/>
-        </w:rPr>
-        <w:t>CHIA SẺ / MỞ DỮ LIỆU:</w:t>
-      </w:r>
-    </w:p>
-    <w:p>
-      <w:pPr>
-        <w:spacing w:before="0" w:after="160" w:lineRule="auto" w:line="360"/>
-        <w:jc w:val="both"/>
-      </w:pPr>
-      <w:r>
-        <w:rPr>
-          <w:rFonts w:ascii="Times New Roman" w:hAnsi="Times New Roman" w:eastAsia="Times New Roman" w:cs="Times New Roman"/>
-          <w:b w:val="0"/>
-          <w:i w:val="0"/>
-          <w:sz w:val="26"/>
-        </w:rPr>
-        <w:t>□ Không chia sẻ</w:t>
-      </w:r>
-    </w:p>
-    <w:p>
-      <w:pPr>
-        <w:spacing w:before="0" w:after="160" w:lineRule="auto" w:line="360"/>
-        <w:jc w:val="both"/>
-      </w:pPr>
-      <w:r>
-        <w:rPr>
-          <w:rFonts w:ascii="Times New Roman" w:hAnsi="Times New Roman" w:eastAsia="Times New Roman" w:cs="Times New Roman"/>
-          <w:b w:val="0"/>
-          <w:i w:val="0"/>
-          <w:sz w:val="26"/>
-        </w:rPr>
-        <w:t>■ Chia sẻ theo yêu cầu hợp lý (DTA cần ký trước)</w:t>
-      </w:r>
-    </w:p>
-    <w:p>
-      <w:pPr>
-        <w:spacing w:before="0" w:after="160" w:lineRule="auto" w:line="360"/>
-        <w:jc w:val="both"/>
-      </w:pPr>
-      <w:r>
-        <w:rPr>
-          <w:rFonts w:ascii="Times New Roman" w:hAnsi="Times New Roman" w:eastAsia="Times New Roman" w:cs="Times New Roman"/>
-          <w:b w:val="0"/>
-          <w:i w:val="0"/>
-          <w:sz w:val="26"/>
-        </w:rPr>
-        <w:t>□ Mở hoàn toàn sau ẩn danh hóa</w:t>
-      </w:r>
-    </w:p>
-    <w:p>
-      <w:pPr>
-        <w:spacing w:before="0" w:after="160" w:lineRule="auto" w:line="360"/>
-        <w:jc w:val="both"/>
-      </w:pPr>
-      <w:r>
-        <w:rPr>
-          <w:rFonts w:ascii="Times New Roman" w:hAnsi="Times New Roman" w:eastAsia="Times New Roman" w:cs="Times New Roman"/>
-          <w:b w:val="0"/>
-          <w:i w:val="0"/>
-          <w:sz w:val="26"/>
-        </w:rPr>
-        <w:t>Lựa chọn của chủ nhiệm (03/10/2026): chia sẻ có kiểm soát theo yêu cầu — bộ dữ</w:t>
-      </w:r>
-    </w:p>
-    <w:p>
-      <w:pPr>
-        <w:spacing w:before="0" w:after="160" w:lineRule="auto" w:line="360"/>
-        <w:jc w:val="both"/>
-      </w:pPr>
-      <w:r>
-        <w:rPr>
-          <w:rFonts w:ascii="Times New Roman" w:hAnsi="Times New Roman" w:eastAsia="Times New Roman" w:cs="Times New Roman"/>
-          <w:b w:val="0"/>
-          <w:i w:val="0"/>
-          <w:sz w:val="26"/>
-        </w:rPr>
-        <w:t>liệu đã khử định danh kèm từ điển biến, sau khi công bố, cho mục đích nghiên</w:t>
-      </w:r>
-    </w:p>
-    <w:p>
-      <w:pPr>
-        <w:spacing w:before="0" w:after="160" w:lineRule="auto" w:line="360"/>
-        <w:jc w:val="both"/>
-      </w:pPr>
-      <w:r>
-        <w:rPr>
-          <w:rFonts w:ascii="Times New Roman" w:hAnsi="Times New Roman" w:eastAsia="Times New Roman" w:cs="Times New Roman"/>
-          <w:b w:val="0"/>
-          <w:i w:val="0"/>
-          <w:sz w:val="26"/>
-        </w:rPr>
-        <w:t>cứu hợp lý, ký thoả thuận sử dụng dữ liệu (DTA) trước.</w:t>
-      </w:r>
-    </w:p>
-    <w:p>
-      <w:pPr>
-        <w:pStyle w:val="ListNumber"/>
-        <w:spacing w:before="0" w:after="120" w:lineRule="auto" w:line="360"/>
-        <w:jc w:val="both"/>
-      </w:pPr>
-      <w:r>
-        <w:rPr>
-          <w:rFonts w:ascii="Times New Roman" w:hAnsi="Times New Roman" w:eastAsia="Times New Roman" w:cs="Times New Roman"/>
-          <w:b w:val="0"/>
-          <w:i w:val="0"/>
-          <w:sz w:val="26"/>
-        </w:rPr>
-        <w:t>XỬ LÝ VI PHẠM DỮ LIỆU:</w:t>
-      </w:r>
-    </w:p>
-    <w:p>
-      <w:pPr>
-        <w:spacing w:before="0" w:after="160" w:lineRule="auto" w:line="360"/>
-        <w:jc w:val="both"/>
-      </w:pPr>
-      <w:r>
-        <w:rPr>
-          <w:rFonts w:ascii="Times New Roman" w:hAnsi="Times New Roman" w:eastAsia="Times New Roman" w:cs="Times New Roman"/>
-          <w:b w:val="0"/>
-          <w:i w:val="0"/>
-          <w:sz w:val="26"/>
-        </w:rPr>
-        <w:t>Theo NĐ 356/2025/NĐ-CP Điều 23:</w:t>
-      </w:r>
-    </w:p>
-    <w:p>
-      <w:pPr>
-        <w:spacing w:before="0" w:after="160" w:lineRule="auto" w:line="360"/>
-        <w:jc w:val="both"/>
-      </w:pPr>
-      <w:r>
-        <w:rPr>
-          <w:rFonts w:ascii="Times New Roman" w:hAnsi="Times New Roman" w:eastAsia="Times New Roman" w:cs="Times New Roman"/>
-          <w:b w:val="0"/>
-          <w:i w:val="0"/>
-          <w:sz w:val="26"/>
-        </w:rPr>
-        <w:t>■ Phát hiện vi phạm đến báo cáo nội bộ trong 24 giờ</w:t>
-      </w:r>
-    </w:p>
-    <w:p>
-      <w:pPr>
-        <w:spacing w:before="0" w:after="160" w:lineRule="auto" w:line="360"/>
-        <w:jc w:val="both"/>
-      </w:pPr>
-      <w:r>
-        <w:rPr>
-          <w:rFonts w:ascii="Times New Roman" w:hAnsi="Times New Roman" w:eastAsia="Times New Roman" w:cs="Times New Roman"/>
-          <w:b w:val="0"/>
-          <w:i w:val="0"/>
-          <w:sz w:val="26"/>
-        </w:rPr>
-        <w:t>■ Thông báo cơ quan bảo vệ dữ liệu trong 72 giờ</w:t>
-      </w:r>
-    </w:p>
-    <w:p>
-      <w:pPr>
-        <w:spacing w:before="0" w:after="160" w:lineRule="auto" w:line="360"/>
-        <w:jc w:val="both"/>
-      </w:pPr>
-      <w:r>
-        <w:rPr>
-          <w:rFonts w:ascii="Times New Roman" w:hAnsi="Times New Roman" w:eastAsia="Times New Roman" w:cs="Times New Roman"/>
-          <w:b w:val="0"/>
-          <w:i w:val="0"/>
-          <w:sz w:val="26"/>
-        </w:rPr>
-        <w:t>■ Thông báo người tham gia bị ảnh hưởng ngay khi xác nhận</w:t>
-      </w:r>
-    </w:p>
-    <w:p>
-      <w:pPr>
-        <w:spacing w:before="0" w:after="160" w:lineRule="auto" w:line="360"/>
-        <w:jc w:val="both"/>
-      </w:pPr>
-      <w:r>
-        <w:rPr>
-          <w:rFonts w:ascii="Times New Roman" w:hAnsi="Times New Roman" w:eastAsia="Times New Roman" w:cs="Times New Roman"/>
-          <w:b w:val="0"/>
-          <w:i w:val="0"/>
-          <w:sz w:val="26"/>
-        </w:rPr>
-        <w:t>■ Khắc phục và điều tra nguyên nhân, lưu hồ sơ xử lý</w:t>
-      </w:r>
-    </w:p>
-    <w:p>
-      <w:pPr>
-        <w:spacing w:before="0" w:after="160" w:lineRule="auto" w:line="360"/>
-        <w:jc w:val="both"/>
-      </w:pPr>
-      <w:r>
-        <w:rPr>
-          <w:rFonts w:ascii="Times New Roman" w:hAnsi="Times New Roman" w:eastAsia="Times New Roman" w:cs="Times New Roman"/>
-          <w:b w:val="0"/>
-          <w:i w:val="0"/>
-          <w:sz w:val="26"/>
-        </w:rPr>
-        <w:t xml:space="preserve">Quy trình: </w:t>
-      </w:r>
-      <w:r>
-        <w:rPr>
-          <w:rFonts w:ascii="Times New Roman" w:hAnsi="Times New Roman" w:eastAsia="Times New Roman" w:cs="Times New Roman"/>
-          <w:b/>
-          <w:i/>
-          <w:color w:val="CC7700"/>
-          <w:sz w:val="26"/>
-        </w:rPr>
-        <w:t>[CẦN BỔ SUNG quy trình cụ thể của đơn vị]</w:t>
-      </w:r>
-    </w:p>
-    <w:p>
-      <w:pPr>
-        <w:pStyle w:val="ListNumber"/>
-        <w:spacing w:before="0" w:after="120" w:lineRule="auto" w:line="360"/>
-        <w:jc w:val="both"/>
-      </w:pPr>
-      <w:r>
-        <w:rPr>
-          <w:rFonts w:ascii="Times New Roman" w:hAnsi="Times New Roman" w:eastAsia="Times New Roman" w:cs="Times New Roman"/>
-          <w:b w:val="0"/>
-          <w:i w:val="0"/>
-          <w:sz w:val="26"/>
-        </w:rPr>
-        <w:t>CUỐI NGHIÊN CỨU:</w:t>
-      </w:r>
-    </w:p>
-    <w:p>
-      <w:pPr>
-        <w:spacing w:before="0" w:after="160" w:lineRule="auto" w:line="360"/>
-        <w:jc w:val="both"/>
-      </w:pPr>
-      <w:r>
-        <w:rPr>
-          <w:rFonts w:ascii="Times New Roman" w:hAnsi="Times New Roman" w:eastAsia="Times New Roman" w:cs="Times New Roman"/>
-          <w:b w:val="0"/>
-          <w:i w:val="0"/>
-          <w:sz w:val="26"/>
-        </w:rPr>
-        <w:t>■ Dữ liệu nhận dạng: xóa/hủy vật lý trong ___ tháng</w:t>
-      </w:r>
-    </w:p>
-    <w:p>
-      <w:pPr>
-        <w:spacing w:before="0" w:after="160" w:lineRule="auto" w:line="360"/>
-        <w:jc w:val="both"/>
-      </w:pPr>
-      <w:r>
-        <w:rPr>
-          <w:rFonts w:ascii="Times New Roman" w:hAnsi="Times New Roman" w:eastAsia="Times New Roman" w:cs="Times New Roman"/>
-          <w:b w:val="0"/>
-          <w:i w:val="0"/>
-          <w:sz w:val="26"/>
-        </w:rPr>
-        <w:t>■ Dữ liệu ẩn danh hóa: lưu theo quy định lưu trữ y tế</w:t>
-      </w:r>
-    </w:p>
-    <w:p>
-      <w:pPr>
-        <w:spacing w:before="0" w:after="160" w:lineRule="auto" w:line="360"/>
-        <w:jc w:val="both"/>
-      </w:pPr>
-      <w:r>
-        <w:rPr>
-          <w:rFonts w:ascii="Times New Roman" w:hAnsi="Times New Roman" w:eastAsia="Times New Roman" w:cs="Times New Roman"/>
-          <w:b w:val="0"/>
-          <w:i w:val="0"/>
-          <w:sz w:val="26"/>
-        </w:rPr>
-        <w:t>■ Backup: xóa an toàn (overwrite 3 lần tiêu chuẩn DoD)</w:t>
-      </w:r>
-    </w:p>
-    <w:p>
-      <w:pPr>
-        <w:spacing w:before="0" w:after="160" w:lineRule="auto" w:line="360"/>
-        <w:jc w:val="both"/>
-      </w:pPr>
-      <w:r>
-        <w:rPr>
-          <w:rFonts w:ascii="Times New Roman" w:hAnsi="Times New Roman" w:eastAsia="Times New Roman" w:cs="Times New Roman"/>
-          <w:b w:val="0"/>
-          <w:i w:val="0"/>
-          <w:sz w:val="26"/>
-        </w:rPr>
-        <w:t>"DRAFT, Cần chủ nhiệm kiểm chứng và DMP Luật 91/2025 hoàn chỉnh."</w:t>
-      </w:r>
-    </w:p>
-    <w:p>
-      <w:pPr>
-        <w:spacing w:before="280" w:after="160" w:lineRule="auto" w:line="312"/>
-      </w:pPr>
-      <w:r>
-        <w:rPr>
-          <w:rFonts w:ascii="Times New Roman" w:hAnsi="Times New Roman" w:eastAsia="Times New Roman" w:cs="Times New Roman"/>
-          <w:b/>
-          <w:i w:val="0"/>
-          <w:sz w:val="28"/>
-        </w:rPr>
-        <w:t>TÀI LIỆU 7. CHECKLIST NỘP HỘI ĐỒNG ĐẠO ĐỨC (theo TT43/2024/TT-BYT)</w:t>
-      </w:r>
-    </w:p>
-    <w:p>
-      <w:pPr>
-        <w:spacing w:before="0" w:after="160" w:lineRule="auto" w:line="360"/>
-        <w:jc w:val="both"/>
-      </w:pPr>
-      <w:r>
-        <w:rPr>
-          <w:rFonts w:ascii="Times New Roman" w:hAnsi="Times New Roman" w:eastAsia="Times New Roman" w:cs="Times New Roman"/>
-          <w:b w:val="0"/>
-          <w:i w:val="0"/>
-          <w:sz w:val="26"/>
-        </w:rPr>
-        <w:t>CHECKLIST HỒ SƠ NỘP HỘI ĐỒNG ĐẠO ĐỨC</w:t>
-      </w:r>
-    </w:p>
-    <w:p>
-      <w:pPr>
-        <w:spacing w:before="0" w:after="160" w:lineRule="auto" w:line="360"/>
-        <w:jc w:val="both"/>
-      </w:pPr>
-      <w:r>
-        <w:rPr>
-          <w:rFonts w:ascii="Times New Roman" w:hAnsi="Times New Roman" w:eastAsia="Times New Roman" w:cs="Times New Roman"/>
-          <w:b w:val="0"/>
-          <w:i w:val="0"/>
-          <w:sz w:val="26"/>
-        </w:rPr>
-        <w:t>Đề tài: Đánh giá sự hài lòng của bệnh nhân trong hoạt động khám chữa bệnh tại Khoa Khám bệnh C1a, Trung tâm Khám bệnh và Điều trị theo yêu cầu C1, Bệnh viện Quân y 175 | Ngày chuẩn bị: 2026-07-31</w:t>
-      </w:r>
-    </w:p>
-    <w:p>
-      <w:pPr>
-        <w:spacing w:before="0" w:after="160" w:lineRule="auto" w:line="360"/>
-        <w:jc w:val="both"/>
-      </w:pPr>
-      <w:r>
-        <w:rPr>
-          <w:rFonts w:ascii="Times New Roman" w:hAnsi="Times New Roman" w:eastAsia="Times New Roman" w:cs="Times New Roman"/>
-          <w:b w:val="0"/>
-          <w:i w:val="0"/>
-          <w:sz w:val="26"/>
-        </w:rPr>
-        <w:t>HỒ SƠ BẮT BUỘC:</w:t>
-      </w:r>
-    </w:p>
-    <w:p>
-      <w:pPr>
-        <w:spacing w:before="0" w:after="160" w:lineRule="auto" w:line="360"/>
-        <w:jc w:val="both"/>
-      </w:pPr>
-      <w:r>
-        <w:rPr>
-          <w:rFonts w:ascii="Times New Roman" w:hAnsi="Times New Roman" w:eastAsia="Times New Roman" w:cs="Times New Roman"/>
-          <w:b w:val="0"/>
-          <w:i w:val="0"/>
-          <w:sz w:val="26"/>
-        </w:rPr>
-        <w:t>□ Đơn xin phê duyệt (Tài liệu 1), ký tên chủ nhiệm + trưởng đơn vị</w:t>
-      </w:r>
-    </w:p>
-    <w:p>
-      <w:pPr>
-        <w:spacing w:before="0" w:after="160" w:lineRule="auto" w:line="360"/>
-        <w:jc w:val="both"/>
-      </w:pPr>
-      <w:r>
-        <w:rPr>
-          <w:rFonts w:ascii="Times New Roman" w:hAnsi="Times New Roman" w:eastAsia="Times New Roman" w:cs="Times New Roman"/>
-          <w:b w:val="0"/>
-          <w:i w:val="0"/>
-          <w:sz w:val="26"/>
-        </w:rPr>
-        <w:t>□ Tóm tắt đề cương ≤1 trang (Tài liệu 2)</w:t>
-      </w:r>
-    </w:p>
-    <w:p>
-      <w:pPr>
-        <w:spacing w:before="0" w:after="160" w:lineRule="auto" w:line="360"/>
-        <w:jc w:val="both"/>
-      </w:pPr>
-      <w:r>
-        <w:rPr>
-          <w:rFonts w:ascii="Times New Roman" w:hAnsi="Times New Roman" w:eastAsia="Times New Roman" w:cs="Times New Roman"/>
-          <w:b w:val="0"/>
-          <w:i w:val="0"/>
-          <w:sz w:val="26"/>
-        </w:rPr>
-        <w:t>□ Đề cương đầy đủ (từ G1, A2 Protocol Design)</w:t>
-      </w:r>
-    </w:p>
-    <w:p>
-      <w:pPr>
-        <w:spacing w:before="0" w:after="160" w:lineRule="auto" w:line="360"/>
-        <w:jc w:val="both"/>
-      </w:pPr>
-      <w:r>
-        <w:rPr>
-          <w:rFonts w:ascii="Times New Roman" w:hAnsi="Times New Roman" w:eastAsia="Times New Roman" w:cs="Times New Roman"/>
-          <w:b w:val="0"/>
-          <w:i w:val="0"/>
-          <w:sz w:val="26"/>
-        </w:rPr>
-        <w:t>□ Bảng rủi ro–lợi ích (Tài liệu 3), với phân loại mức nguy cơ</w:t>
-      </w:r>
-    </w:p>
-    <w:p>
-      <w:pPr>
-        <w:spacing w:before="0" w:after="160" w:lineRule="auto" w:line="360"/>
-        <w:jc w:val="both"/>
-      </w:pPr>
-      <w:r>
-        <w:rPr>
-          <w:rFonts w:ascii="Times New Roman" w:hAnsi="Times New Roman" w:eastAsia="Times New Roman" w:cs="Times New Roman"/>
-          <w:b w:val="0"/>
-          <w:i w:val="0"/>
-          <w:sz w:val="26"/>
-        </w:rPr>
-        <w:t>□ ICF tiếng Việt (Tài liệu 4) — 7 mục đủ</w:t>
-      </w:r>
-    </w:p>
-    <w:p>
-      <w:pPr>
-        <w:spacing w:before="0" w:after="160" w:lineRule="auto" w:line="360"/>
-        <w:jc w:val="both"/>
-      </w:pPr>
-      <w:r>
-        <w:rPr>
-          <w:rFonts w:ascii="Times New Roman" w:hAnsi="Times New Roman" w:eastAsia="Times New Roman" w:cs="Times New Roman"/>
-          <w:b w:val="0"/>
-          <w:i w:val="0"/>
-          <w:sz w:val="26"/>
-        </w:rPr>
-        <w:t>□ CV chủ nhiệm đề tài (cập nhật ≤ 2 năm)</w:t>
-      </w:r>
-    </w:p>
-    <w:p>
-      <w:pPr>
-        <w:spacing w:before="0" w:after="160" w:lineRule="auto" w:line="360"/>
-        <w:jc w:val="both"/>
-      </w:pPr>
-      <w:r>
-        <w:rPr>
-          <w:rFonts w:ascii="Times New Roman" w:hAnsi="Times New Roman" w:eastAsia="Times New Roman" w:cs="Times New Roman"/>
-          <w:b w:val="0"/>
-          <w:i w:val="0"/>
-          <w:sz w:val="26"/>
-        </w:rPr>
-        <w:t>□ CV nghiên cứu viên chính (nếu có)</w:t>
-      </w:r>
-    </w:p>
-    <w:p>
-      <w:pPr>
-        <w:spacing w:before="0" w:after="160" w:lineRule="auto" w:line="360"/>
-        <w:jc w:val="both"/>
-      </w:pPr>
-      <w:r>
-        <w:rPr>
-          <w:rFonts w:ascii="Times New Roman" w:hAnsi="Times New Roman" w:eastAsia="Times New Roman" w:cs="Times New Roman"/>
-          <w:b w:val="0"/>
-          <w:i w:val="0"/>
-          <w:sz w:val="26"/>
-        </w:rPr>
-        <w:t>□ Khai báo COI + AI (Tài liệu 8)</w:t>
-      </w:r>
-    </w:p>
-    <w:p>
-      <w:pPr>
-        <w:spacing w:before="0" w:after="160" w:lineRule="auto" w:line="360"/>
-        <w:jc w:val="both"/>
-      </w:pPr>
-      <w:r>
-        <w:rPr>
-          <w:rFonts w:ascii="Times New Roman" w:hAnsi="Times New Roman" w:eastAsia="Times New Roman" w:cs="Times New Roman"/>
-          <w:b w:val="0"/>
-          <w:i w:val="0"/>
-          <w:sz w:val="26"/>
-        </w:rPr>
-        <w:t>□ Kế hoạch Quản lý Dữ liệu (Tài liệu 6)</w:t>
-      </w:r>
-    </w:p>
-    <w:p>
-      <w:pPr>
-        <w:spacing w:before="0" w:after="160" w:lineRule="auto" w:line="360"/>
-        <w:jc w:val="both"/>
-      </w:pPr>
-      <w:r>
-        <w:rPr>
-          <w:rFonts w:ascii="Times New Roman" w:hAnsi="Times New Roman" w:eastAsia="Times New Roman" w:cs="Times New Roman"/>
-          <w:b w:val="0"/>
-          <w:i w:val="0"/>
-          <w:sz w:val="26"/>
-        </w:rPr>
-        <w:t>HỒ SƠ BỔ SUNG (theo loại NC):</w:t>
-      </w:r>
-    </w:p>
-    <w:p>
-      <w:pPr>
-        <w:spacing w:before="0" w:after="160" w:lineRule="auto" w:line="360"/>
-        <w:jc w:val="both"/>
-      </w:pPr>
-      <w:r>
-        <w:rPr>
-          <w:rFonts w:ascii="Times New Roman" w:hAnsi="Times New Roman" w:eastAsia="Times New Roman" w:cs="Times New Roman"/>
-          <w:b w:val="0"/>
-          <w:i w:val="0"/>
-          <w:sz w:val="26"/>
-        </w:rPr>
-        <w:t xml:space="preserve">□ </w:t>
-      </w:r>
-      <w:r>
-        <w:rPr>
-          <w:rFonts w:ascii="Times New Roman" w:hAnsi="Times New Roman" w:eastAsia="Times New Roman" w:cs="Times New Roman"/>
-          <w:b w:val="0"/>
-          <w:i w:val="0"/>
-          <w:sz w:val="26"/>
-        </w:rPr>
-        <w:t>[RCT / can thiệp]</w:t>
-      </w:r>
-      <w:r>
-        <w:rPr>
-          <w:rFonts w:ascii="Times New Roman" w:hAnsi="Times New Roman" w:eastAsia="Times New Roman" w:cs="Times New Roman"/>
-          <w:b w:val="0"/>
-          <w:i w:val="0"/>
-          <w:sz w:val="26"/>
-        </w:rPr>
-        <w:t>: Hồ sơ an toàn DSMB (an-toan-nghien-cuu)</w:t>
-      </w:r>
-    </w:p>
-    <w:p>
-      <w:pPr>
-        <w:spacing w:before="0" w:after="160" w:lineRule="auto" w:line="360"/>
-        <w:jc w:val="both"/>
-      </w:pPr>
-      <w:r>
-        <w:rPr>
-          <w:rFonts w:ascii="Times New Roman" w:hAnsi="Times New Roman" w:eastAsia="Times New Roman" w:cs="Times New Roman"/>
-          <w:b w:val="0"/>
-          <w:i w:val="0"/>
-          <w:sz w:val="26"/>
-        </w:rPr>
-        <w:t xml:space="preserve">□ </w:t>
-      </w:r>
-      <w:r>
-        <w:rPr>
-          <w:rFonts w:ascii="Times New Roman" w:hAnsi="Times New Roman" w:eastAsia="Times New Roman" w:cs="Times New Roman"/>
-          <w:b w:val="0"/>
-          <w:i w:val="0"/>
-          <w:sz w:val="26"/>
-        </w:rPr>
-        <w:t>[RCT]</w:t>
-      </w:r>
-      <w:r>
-        <w:rPr>
-          <w:rFonts w:ascii="Times New Roman" w:hAnsi="Times New Roman" w:eastAsia="Times New Roman" w:cs="Times New Roman"/>
-          <w:b w:val="0"/>
-          <w:i w:val="0"/>
-          <w:sz w:val="26"/>
-        </w:rPr>
-        <w:t>: Bằng chứng đã đăng ký / kế hoạch đăng ký trước tuyển</w:t>
-      </w:r>
-    </w:p>
-    <w:p>
-      <w:pPr>
-        <w:spacing w:before="0" w:after="160" w:lineRule="auto" w:line="360"/>
-        <w:jc w:val="both"/>
-      </w:pPr>
-      <w:r>
-        <w:rPr>
-          <w:rFonts w:ascii="Times New Roman" w:hAnsi="Times New Roman" w:eastAsia="Times New Roman" w:cs="Times New Roman"/>
-          <w:b w:val="0"/>
-          <w:i w:val="0"/>
-          <w:sz w:val="26"/>
-        </w:rPr>
-        <w:t xml:space="preserve">□ </w:t>
-      </w:r>
-      <w:r>
-        <w:rPr>
-          <w:rFonts w:ascii="Times New Roman" w:hAnsi="Times New Roman" w:eastAsia="Times New Roman" w:cs="Times New Roman"/>
-          <w:b w:val="0"/>
-          <w:i w:val="0"/>
-          <w:sz w:val="26"/>
-        </w:rPr>
-        <w:t>[Can thiệp thuốc]</w:t>
-      </w:r>
-      <w:r>
-        <w:rPr>
-          <w:rFonts w:ascii="Times New Roman" w:hAnsi="Times New Roman" w:eastAsia="Times New Roman" w:cs="Times New Roman"/>
-          <w:b w:val="0"/>
-          <w:i w:val="0"/>
-          <w:sz w:val="26"/>
-        </w:rPr>
-        <w:t>: Thông tin sản phẩm / IB (Investigator Brochure)</w:t>
-      </w:r>
-    </w:p>
-    <w:p>
-      <w:pPr>
-        <w:spacing w:before="0" w:after="160" w:lineRule="auto" w:line="360"/>
-        <w:jc w:val="both"/>
-      </w:pPr>
-      <w:r>
-        <w:rPr>
-          <w:rFonts w:ascii="Times New Roman" w:hAnsi="Times New Roman" w:eastAsia="Times New Roman" w:cs="Times New Roman"/>
-          <w:b w:val="0"/>
-          <w:i w:val="0"/>
-          <w:sz w:val="26"/>
-        </w:rPr>
-        <w:t xml:space="preserve">□ </w:t>
-      </w:r>
-      <w:r>
-        <w:rPr>
-          <w:rFonts w:ascii="Times New Roman" w:hAnsi="Times New Roman" w:eastAsia="Times New Roman" w:cs="Times New Roman"/>
-          <w:b w:val="0"/>
-          <w:i w:val="0"/>
-          <w:sz w:val="26"/>
-        </w:rPr>
-        <w:t>[Dữ liệu thứ cấp]</w:t>
-      </w:r>
-      <w:r>
-        <w:rPr>
-          <w:rFonts w:ascii="Times New Roman" w:hAnsi="Times New Roman" w:eastAsia="Times New Roman" w:cs="Times New Roman"/>
-          <w:b w:val="0"/>
-          <w:i w:val="0"/>
-          <w:sz w:val="26"/>
-        </w:rPr>
-        <w:t>: Văn bản chấp thuận cung cấp dữ liệu</w:t>
-      </w:r>
-    </w:p>
-    <w:p>
-      <w:pPr>
-        <w:spacing w:before="0" w:after="160" w:lineRule="auto" w:line="360"/>
-        <w:jc w:val="both"/>
-      </w:pPr>
-      <w:r>
-        <w:rPr>
-          <w:rFonts w:ascii="Times New Roman" w:hAnsi="Times New Roman" w:eastAsia="Times New Roman" w:cs="Times New Roman"/>
-          <w:b w:val="0"/>
-          <w:i w:val="0"/>
-          <w:sz w:val="26"/>
-        </w:rPr>
-        <w:t xml:space="preserve">□ </w:t>
-      </w:r>
-      <w:r>
-        <w:rPr>
-          <w:rFonts w:ascii="Times New Roman" w:hAnsi="Times New Roman" w:eastAsia="Times New Roman" w:cs="Times New Roman"/>
-          <w:b w:val="0"/>
-          <w:i w:val="0"/>
-          <w:sz w:val="26"/>
-        </w:rPr>
-        <w:t>[Nhóm dễ tổn thương, trẻ em, thai phụ, người mất NLHV]</w:t>
-      </w:r>
-      <w:r>
-        <w:rPr>
-          <w:rFonts w:ascii="Times New Roman" w:hAnsi="Times New Roman" w:eastAsia="Times New Roman" w:cs="Times New Roman"/>
-          <w:b w:val="0"/>
-          <w:i w:val="0"/>
-          <w:sz w:val="26"/>
-        </w:rPr>
-        <w:t>:</w:t>
-      </w:r>
-    </w:p>
-    <w:p>
-      <w:pPr>
-        <w:spacing w:before="0" w:after="160" w:lineRule="auto" w:line="360"/>
-        <w:jc w:val="both"/>
-      </w:pPr>
-      <w:r>
-        <w:rPr>
-          <w:rFonts w:ascii="Times New Roman" w:hAnsi="Times New Roman" w:eastAsia="Times New Roman" w:cs="Times New Roman"/>
-          <w:b w:val="0"/>
-          <w:i w:val="0"/>
-          <w:sz w:val="26"/>
-        </w:rPr>
-        <w:t>ICF người giám hộ + biện pháp bảo vệ đặc biệt</w:t>
-      </w:r>
-    </w:p>
-    <w:p>
-      <w:pPr>
-        <w:spacing w:before="0" w:after="160" w:lineRule="auto" w:line="360"/>
-        <w:jc w:val="both"/>
-      </w:pPr>
-      <w:r>
-        <w:rPr>
-          <w:rFonts w:ascii="Times New Roman" w:hAnsi="Times New Roman" w:eastAsia="Times New Roman" w:cs="Times New Roman"/>
-          <w:b w:val="0"/>
-          <w:i w:val="0"/>
-          <w:sz w:val="26"/>
-        </w:rPr>
-        <w:t xml:space="preserve">□ </w:t>
-      </w:r>
-      <w:r>
-        <w:rPr>
-          <w:rFonts w:ascii="Times New Roman" w:hAnsi="Times New Roman" w:eastAsia="Times New Roman" w:cs="Times New Roman"/>
-          <w:b w:val="0"/>
-          <w:i w:val="0"/>
-          <w:sz w:val="26"/>
-        </w:rPr>
-        <w:t>[Dùng dữ liệu di truyền/nhạy cảm]</w:t>
-      </w:r>
-      <w:r>
-        <w:rPr>
-          <w:rFonts w:ascii="Times New Roman" w:hAnsi="Times New Roman" w:eastAsia="Times New Roman" w:cs="Times New Roman"/>
-          <w:b w:val="0"/>
-          <w:i w:val="0"/>
-          <w:sz w:val="26"/>
-        </w:rPr>
-        <w:t>: ICF đặc biệt</w:t>
-      </w:r>
-    </w:p>
-    <w:p>
-      <w:pPr>
-        <w:spacing w:before="0" w:after="160" w:lineRule="auto" w:line="360"/>
-        <w:jc w:val="both"/>
-      </w:pPr>
-      <w:r>
-        <w:rPr>
-          <w:rFonts w:ascii="Times New Roman" w:hAnsi="Times New Roman" w:eastAsia="Times New Roman" w:cs="Times New Roman"/>
-          <w:b w:val="0"/>
-          <w:i w:val="0"/>
-          <w:sz w:val="26"/>
-        </w:rPr>
-        <w:t xml:space="preserve">SỐ BẢN NỘP: ___ </w:t>
-      </w:r>
-      <w:r>
-        <w:rPr>
-          <w:rFonts w:ascii="Times New Roman" w:hAnsi="Times New Roman" w:eastAsia="Times New Roman" w:cs="Times New Roman"/>
-          <w:b/>
-          <w:i/>
-          <w:color w:val="CC7700"/>
-          <w:sz w:val="26"/>
-        </w:rPr>
-        <w:t>[CẦN XÁC NHẬN tại Hội đồng đạo đức cơ sở]</w:t>
-      </w:r>
-    </w:p>
-    <w:p>
-      <w:pPr>
-        <w:spacing w:before="0" w:after="160" w:lineRule="auto" w:line="360"/>
-        <w:jc w:val="both"/>
-      </w:pPr>
-      <w:r>
-        <w:rPr>
-          <w:rFonts w:ascii="Times New Roman" w:hAnsi="Times New Roman" w:eastAsia="Times New Roman" w:cs="Times New Roman"/>
-          <w:b w:val="0"/>
-          <w:i w:val="0"/>
-          <w:sz w:val="26"/>
-        </w:rPr>
-        <w:t>HÌNH THỨC: □ Bản cứng □ Điện tử □ Cả hai</w:t>
-      </w:r>
-    </w:p>
-    <w:p>
-      <w:pPr>
-        <w:spacing w:before="0" w:after="160" w:lineRule="auto" w:line="360"/>
-        <w:jc w:val="both"/>
-      </w:pPr>
-      <w:r>
-        <w:rPr>
-          <w:rFonts w:ascii="Times New Roman" w:hAnsi="Times New Roman" w:eastAsia="Times New Roman" w:cs="Times New Roman"/>
-          <w:b w:val="0"/>
-          <w:i w:val="0"/>
-          <w:sz w:val="26"/>
-        </w:rPr>
-        <w:t>LỘ TRÌNH XÉT DUYỆT DỰ KIẾN: EXPEDITED REVIEW (hoặc EXEMPT nếu không có PII và rủi ro tối thiểu)</w:t>
-      </w:r>
-    </w:p>
-    <w:p>
-      <w:pPr>
-        <w:spacing w:before="0" w:after="160" w:lineRule="auto" w:line="360"/>
-        <w:jc w:val="both"/>
-      </w:pPr>
-      <w:r>
-        <w:rPr>
-          <w:rFonts w:ascii="Times New Roman" w:hAnsi="Times New Roman" w:eastAsia="Times New Roman" w:cs="Times New Roman"/>
-          <w:b w:val="0"/>
-          <w:i w:val="0"/>
-          <w:sz w:val="26"/>
-        </w:rPr>
-        <w:t>Full review: thường 4–8 tuần</w:t>
-      </w:r>
-    </w:p>
-    <w:p>
-      <w:pPr>
-        <w:spacing w:before="0" w:after="160" w:lineRule="auto" w:line="360"/>
-        <w:jc w:val="both"/>
-      </w:pPr>
-      <w:r>
-        <w:rPr>
-          <w:rFonts w:ascii="Times New Roman" w:hAnsi="Times New Roman" w:eastAsia="Times New Roman" w:cs="Times New Roman"/>
-          <w:b w:val="0"/>
-          <w:i w:val="0"/>
-          <w:sz w:val="26"/>
-        </w:rPr>
-        <w:t>Expedited: thường 2–4 tuần</w:t>
-      </w:r>
-    </w:p>
-    <w:p>
-      <w:pPr>
-        <w:spacing w:before="0" w:after="160" w:lineRule="auto" w:line="360"/>
-        <w:jc w:val="both"/>
-      </w:pPr>
-      <w:r>
-        <w:rPr>
-          <w:rFonts w:ascii="Times New Roman" w:hAnsi="Times New Roman" w:eastAsia="Times New Roman" w:cs="Times New Roman"/>
-          <w:b w:val="0"/>
-          <w:i w:val="0"/>
-          <w:sz w:val="26"/>
-        </w:rPr>
-        <w:t>Exempt: thường 1–2 tuần (xác nhận từ Hội đồng)</w:t>
-      </w:r>
-    </w:p>
-    <w:p>
-      <w:pPr>
-        <w:spacing w:before="0" w:after="160" w:lineRule="auto" w:line="360"/>
-        <w:jc w:val="both"/>
-      </w:pPr>
-      <w:r>
-        <w:rPr>
-          <w:rFonts w:ascii="Times New Roman" w:hAnsi="Times New Roman" w:eastAsia="Times New Roman" w:cs="Times New Roman"/>
-          <w:b w:val="0"/>
-          <w:i w:val="0"/>
-          <w:sz w:val="26"/>
-        </w:rPr>
-        <w:t>SAU KHI NHẬN SỐ PHÊ DUYỆT:</w:t>
-      </w:r>
-    </w:p>
-    <w:p>
-      <w:pPr>
-        <w:spacing w:before="0" w:after="160" w:lineRule="auto" w:line="360"/>
-        <w:jc w:val="both"/>
-      </w:pPr>
-      <w:r>
-        <w:rPr>
-          <w:rFonts w:ascii="Times New Roman" w:hAnsi="Times New Roman" w:eastAsia="Times New Roman" w:cs="Times New Roman"/>
-          <w:b w:val="0"/>
-          <w:i w:val="0"/>
-          <w:sz w:val="26"/>
-        </w:rPr>
-        <w:t>■ Cập nhật số IRB vào ICF (ICF sẽ có phiên bản 1.0 chính thức)</w:t>
-      </w:r>
-    </w:p>
-    <w:p>
-      <w:pPr>
-        <w:spacing w:before="0" w:after="160" w:lineRule="auto" w:line="360"/>
-        <w:jc w:val="both"/>
-      </w:pPr>
-      <w:r>
-        <w:rPr>
-          <w:rFonts w:ascii="Times New Roman" w:hAnsi="Times New Roman" w:eastAsia="Times New Roman" w:cs="Times New Roman"/>
-          <w:b w:val="0"/>
-          <w:i w:val="0"/>
-          <w:sz w:val="26"/>
-        </w:rPr>
-        <w:t>■ Cung cấp số IRB + ngày phê duyệt để hệ thống ghi G2_STATUS: LOCKED</w:t>
-      </w:r>
-    </w:p>
-    <w:p>
-      <w:pPr>
-        <w:spacing w:before="0" w:after="160" w:lineRule="auto" w:line="360"/>
-        <w:jc w:val="both"/>
-      </w:pPr>
-      <w:r>
-        <w:rPr>
-          <w:rFonts w:ascii="Times New Roman" w:hAnsi="Times New Roman" w:eastAsia="Times New Roman" w:cs="Times New Roman"/>
-          <w:b w:val="0"/>
-          <w:i w:val="0"/>
-          <w:sz w:val="26"/>
-        </w:rPr>
-        <w:t>■ Chỉ sau khi G2 LOCKED mới được bắt đầu thu thập dữ liệu thật</w:t>
-      </w:r>
-    </w:p>
-    <w:p>
-      <w:pPr>
-        <w:spacing w:before="280" w:after="160" w:lineRule="auto" w:line="312"/>
-      </w:pPr>
-      <w:r>
-        <w:rPr>
-          <w:rFonts w:ascii="Times New Roman" w:hAnsi="Times New Roman" w:eastAsia="Times New Roman" w:cs="Times New Roman"/>
-          <w:b/>
-          <w:i w:val="0"/>
-          <w:sz w:val="28"/>
-        </w:rPr>
-        <w:t>TÀI LIỆU 8. KHAI BÁO COI + TÀI TRỢ + AI</w:t>
-      </w:r>
-    </w:p>
-    <w:p>
-      <w:pPr>
-        <w:spacing w:before="0" w:after="160" w:lineRule="auto" w:line="360"/>
-        <w:jc w:val="both"/>
-      </w:pPr>
-      <w:r>
-        <w:rPr>
-          <w:rFonts w:ascii="Times New Roman" w:hAnsi="Times New Roman" w:eastAsia="Times New Roman" w:cs="Times New Roman"/>
-          <w:b w:val="0"/>
-          <w:i w:val="0"/>
-          <w:sz w:val="26"/>
-        </w:rPr>
-        <w:t>KHAI BÁO XUNG ĐỘT LỢI ÍCH, TÀI TRỢ VÀ SỬ DỤNG AI</w:t>
-      </w:r>
-    </w:p>
-    <w:p>
-      <w:pPr>
-        <w:spacing w:before="0" w:after="160" w:lineRule="auto" w:line="360"/>
-        <w:jc w:val="both"/>
-      </w:pPr>
-      <w:r>
-        <w:rPr>
-          <w:rFonts w:ascii="Times New Roman" w:hAnsi="Times New Roman" w:eastAsia="Times New Roman" w:cs="Times New Roman"/>
-          <w:b w:val="0"/>
-          <w:i w:val="0"/>
-          <w:sz w:val="26"/>
-        </w:rPr>
-        <w:t>(Dựa theo ICMJE Form, phiên bản rút gọn cho IRB)</w:t>
-      </w:r>
-    </w:p>
-    <w:p>
-      <w:pPr>
-        <w:spacing w:before="0" w:after="160" w:lineRule="auto" w:line="360"/>
-        <w:jc w:val="both"/>
-      </w:pPr>
-      <w:r>
-        <w:rPr>
-          <w:rFonts w:ascii="Times New Roman" w:hAnsi="Times New Roman" w:eastAsia="Times New Roman" w:cs="Times New Roman"/>
-          <w:b w:val="0"/>
-          <w:i w:val="0"/>
-          <w:sz w:val="26"/>
-        </w:rPr>
-        <w:t>Tên chủ nhiệm: Nguyễn Hà Luân</w:t>
-      </w:r>
-    </w:p>
-    <w:p>
-      <w:pPr>
-        <w:spacing w:before="0" w:after="160" w:lineRule="auto" w:line="360"/>
-        <w:jc w:val="both"/>
-      </w:pPr>
-      <w:r>
-        <w:rPr>
-          <w:rFonts w:ascii="Times New Roman" w:hAnsi="Times New Roman" w:eastAsia="Times New Roman" w:cs="Times New Roman"/>
-          <w:b w:val="0"/>
-          <w:i w:val="0"/>
-          <w:sz w:val="26"/>
-        </w:rPr>
-        <w:t>Chức vụ: Bác sĩ Chuyên khoa I (BS.CKI) | Đơn vị: Khoa Khám bệnh C1a, Trung tâm Khám bệnh và Điều trị theo yêu cầu C1, Bệnh viện Quân y 175</w:t>
-      </w:r>
-    </w:p>
-    <w:p>
-      <w:pPr>
-        <w:spacing w:before="0" w:after="160" w:lineRule="auto" w:line="360"/>
-        <w:jc w:val="both"/>
-      </w:pPr>
-      <w:r>
-        <w:rPr>
-          <w:rFonts w:ascii="Times New Roman" w:hAnsi="Times New Roman" w:eastAsia="Times New Roman" w:cs="Times New Roman"/>
-          <w:b w:val="0"/>
-          <w:i w:val="0"/>
-          <w:sz w:val="26"/>
-        </w:rPr>
-        <w:t>Ngày khai báo: 31/07/2026</w:t>
-      </w:r>
-    </w:p>
-    <w:p>
-      <w:pPr>
-        <w:spacing w:before="0" w:after="160" w:lineRule="auto" w:line="360"/>
-        <w:jc w:val="both"/>
-      </w:pPr>
-      <w:r>
-        <w:rPr>
-          <w:rFonts w:ascii="Times New Roman" w:hAnsi="Times New Roman" w:eastAsia="Times New Roman" w:cs="Times New Roman"/>
-          <w:b w:val="0"/>
-          <w:i w:val="0"/>
-          <w:sz w:val="26"/>
-        </w:rPr>
-        <w:t>A. XUNG ĐỘT LỢI ÍCH TÀI CHÍNH (12 tháng gần nhất):</w:t>
-      </w:r>
-    </w:p>
-    <w:p>
-      <w:pPr>
-        <w:spacing w:before="0" w:after="160" w:lineRule="auto" w:line="360"/>
-        <w:jc w:val="both"/>
-      </w:pPr>
-      <w:r>
-        <w:rPr>
-          <w:rFonts w:ascii="Times New Roman" w:hAnsi="Times New Roman" w:eastAsia="Times New Roman" w:cs="Times New Roman"/>
-          <w:b w:val="0"/>
-          <w:i w:val="0"/>
-          <w:sz w:val="26"/>
-        </w:rPr>
-        <w:t>■ Không có</w:t>
-      </w:r>
-    </w:p>
-    <w:p>
-      <w:pPr>
-        <w:spacing w:before="0" w:after="160" w:lineRule="auto" w:line="360"/>
-        <w:jc w:val="both"/>
-      </w:pPr>
-      <w:r>
-        <w:rPr>
-          <w:rFonts w:ascii="Times New Roman" w:hAnsi="Times New Roman" w:eastAsia="Times New Roman" w:cs="Times New Roman"/>
-          <w:b w:val="0"/>
-          <w:i w:val="0"/>
-          <w:sz w:val="26"/>
-        </w:rPr>
-        <w:t>□ Có đến [Liệt kê: Tên công ty · Loại quan hệ (cổ phần/tư vấn/</w:t>
-      </w:r>
-    </w:p>
-    <w:p>
-      <w:pPr>
-        <w:spacing w:before="0" w:after="160" w:lineRule="auto" w:line="360"/>
-        <w:jc w:val="both"/>
-      </w:pPr>
-      <w:r>
-        <w:rPr>
-          <w:rFonts w:ascii="Times New Roman" w:hAnsi="Times New Roman" w:eastAsia="Times New Roman" w:cs="Times New Roman"/>
-          <w:b w:val="0"/>
-          <w:i w:val="0"/>
-          <w:sz w:val="26"/>
-        </w:rPr>
-        <w:t>thù lao/tài trợ hội nghị) · Giá trị (nếu phải khai)]</w:t>
-      </w:r>
-    </w:p>
-    <w:p>
-      <w:pPr>
-        <w:spacing w:before="0" w:after="160" w:lineRule="auto" w:line="360"/>
-        <w:jc w:val="both"/>
-      </w:pPr>
-      <w:r>
-        <w:rPr>
-          <w:rFonts w:ascii="Times New Roman" w:hAnsi="Times New Roman" w:eastAsia="Times New Roman" w:cs="Times New Roman"/>
-          <w:b w:val="0"/>
-          <w:i w:val="0"/>
-          <w:sz w:val="26"/>
-        </w:rPr>
-        <w:t>B. XUNG ĐỘT LỢI ÍCH PHI TÀI CHÍNH:</w:t>
-      </w:r>
-    </w:p>
-    <w:p>
-      <w:pPr>
-        <w:spacing w:before="0" w:after="160" w:lineRule="auto" w:line="360"/>
-        <w:jc w:val="both"/>
-      </w:pPr>
-      <w:r>
-        <w:rPr>
-          <w:rFonts w:ascii="Times New Roman" w:hAnsi="Times New Roman" w:eastAsia="Times New Roman" w:cs="Times New Roman"/>
-          <w:b w:val="0"/>
-          <w:i w:val="0"/>
-          <w:sz w:val="26"/>
-        </w:rPr>
-        <w:t>■ Không có</w:t>
-      </w:r>
-    </w:p>
-    <w:p>
-      <w:pPr>
-        <w:spacing w:before="0" w:after="160" w:lineRule="auto" w:line="360"/>
-        <w:jc w:val="both"/>
-      </w:pPr>
-      <w:r>
-        <w:rPr>
-          <w:rFonts w:ascii="Times New Roman" w:hAnsi="Times New Roman" w:eastAsia="Times New Roman" w:cs="Times New Roman"/>
-          <w:b w:val="0"/>
-          <w:i w:val="0"/>
-          <w:sz w:val="26"/>
-        </w:rPr>
-        <w:t>□ Có đến [Quan hệ cá nhân với người được nghiên cứu / lợi ích</w:t>
-      </w:r>
-    </w:p>
-    <w:p>
-      <w:pPr>
-        <w:spacing w:before="0" w:after="160" w:lineRule="auto" w:line="360"/>
-        <w:jc w:val="both"/>
-      </w:pPr>
-      <w:r>
-        <w:rPr>
-          <w:rFonts w:ascii="Times New Roman" w:hAnsi="Times New Roman" w:eastAsia="Times New Roman" w:cs="Times New Roman"/>
-          <w:b w:val="0"/>
-          <w:i w:val="0"/>
-          <w:sz w:val="26"/>
-        </w:rPr>
-        <w:t>học thuật (thăng tiến/bằng sáng chế) / quan điểm đối nghịch]</w:t>
-      </w:r>
-    </w:p>
-    <w:p>
-      <w:pPr>
-        <w:spacing w:before="0" w:after="160" w:lineRule="auto" w:line="360"/>
-        <w:jc w:val="both"/>
-      </w:pPr>
-      <w:r>
-        <w:rPr>
-          <w:rFonts w:ascii="Times New Roman" w:hAnsi="Times New Roman" w:eastAsia="Times New Roman" w:cs="Times New Roman"/>
-          <w:b w:val="0"/>
-          <w:i w:val="0"/>
-          <w:sz w:val="26"/>
-        </w:rPr>
-        <w:t>C. NGUỒN TÀI TRỢ:</w:t>
-      </w:r>
-    </w:p>
-    <w:p>
-      <w:pPr>
-        <w:spacing w:before="0" w:after="160" w:lineRule="auto" w:line="360"/>
-        <w:jc w:val="both"/>
-      </w:pPr>
-      <w:r>
-        <w:rPr>
-          <w:rFonts w:ascii="Times New Roman" w:hAnsi="Times New Roman" w:eastAsia="Times New Roman" w:cs="Times New Roman"/>
-          <w:b w:val="0"/>
-          <w:i w:val="0"/>
-          <w:sz w:val="26"/>
-        </w:rPr>
-        <w:t>Tài trợ chính: Không có tài trợ bên ngoài — kinh phí tự túc (chủ nhiệm đề tài tự chi trả)</w:t>
-      </w:r>
-    </w:p>
-    <w:p>
-      <w:pPr>
-        <w:spacing w:before="0" w:after="160" w:lineRule="auto" w:line="360"/>
-        <w:jc w:val="both"/>
-      </w:pPr>
-      <w:r>
-        <w:rPr>
-          <w:rFonts w:ascii="Times New Roman" w:hAnsi="Times New Roman" w:eastAsia="Times New Roman" w:cs="Times New Roman"/>
-          <w:b w:val="0"/>
-          <w:i w:val="0"/>
-          <w:sz w:val="26"/>
-        </w:rPr>
-        <w:t>Tài trợ bổ sung: Không có</w:t>
-      </w:r>
-    </w:p>
-    <w:p>
-      <w:pPr>
-        <w:spacing w:before="0" w:after="160" w:lineRule="auto" w:line="360"/>
-        <w:jc w:val="both"/>
-      </w:pPr>
-      <w:r>
-        <w:rPr>
-          <w:rFonts w:ascii="Times New Roman" w:hAnsi="Times New Roman" w:eastAsia="Times New Roman" w:cs="Times New Roman"/>
-          <w:b w:val="0"/>
-          <w:i w:val="0"/>
-          <w:sz w:val="26"/>
-        </w:rPr>
-        <w:t>Số hợp đồng (nếu có): Không áp dụng</w:t>
-      </w:r>
-    </w:p>
-    <w:p>
-      <w:pPr>
-        <w:spacing w:before="0" w:after="160" w:lineRule="auto" w:line="360"/>
-        <w:jc w:val="both"/>
-      </w:pPr>
-      <w:r>
-        <w:rPr>
-          <w:rFonts w:ascii="Times New Roman" w:hAnsi="Times New Roman" w:eastAsia="Times New Roman" w:cs="Times New Roman"/>
-          <w:b w:val="0"/>
-          <w:i w:val="0"/>
-          <w:sz w:val="26"/>
-        </w:rPr>
-        <w:t>D. VAI TRÒ NHÀ TÀI TRỢ: Không áp dụng — không có nhà tài trợ bên ngoài.</w:t>
-      </w:r>
-    </w:p>
-    <w:p>
-      <w:pPr>
-        <w:spacing w:before="0" w:after="160" w:lineRule="auto" w:line="360"/>
-        <w:jc w:val="both"/>
-      </w:pPr>
-      <w:r>
-        <w:rPr>
-          <w:rFonts w:ascii="Times New Roman" w:hAnsi="Times New Roman" w:eastAsia="Times New Roman" w:cs="Times New Roman"/>
-          <w:b w:val="0"/>
-          <w:i w:val="0"/>
-          <w:sz w:val="26"/>
-        </w:rPr>
-        <w:t>Nhà tài trợ có can thiệp vào:</w:t>
-      </w:r>
-    </w:p>
-    <w:p>
-      <w:pPr>
-        <w:spacing w:before="0" w:after="160" w:lineRule="auto" w:line="360"/>
-        <w:jc w:val="both"/>
-      </w:pPr>
-      <w:r>
-        <w:rPr>
-          <w:rFonts w:ascii="Times New Roman" w:hAnsi="Times New Roman" w:eastAsia="Times New Roman" w:cs="Times New Roman"/>
-          <w:b w:val="0"/>
-          <w:i w:val="0"/>
-          <w:sz w:val="26"/>
-        </w:rPr>
-        <w:t>□ Thiết kế nghiên cứu: □ Có □ Không</w:t>
-      </w:r>
-    </w:p>
-    <w:p>
-      <w:pPr>
-        <w:spacing w:before="0" w:after="160" w:lineRule="auto" w:line="360"/>
-        <w:jc w:val="both"/>
-      </w:pPr>
-      <w:r>
-        <w:rPr>
-          <w:rFonts w:ascii="Times New Roman" w:hAnsi="Times New Roman" w:eastAsia="Times New Roman" w:cs="Times New Roman"/>
-          <w:b w:val="0"/>
-          <w:i w:val="0"/>
-          <w:sz w:val="26"/>
-        </w:rPr>
-        <w:t>□ Thu thập / phân tích dữ liệu: □ Có □ Không</w:t>
-      </w:r>
-    </w:p>
-    <w:p>
-      <w:pPr>
-        <w:spacing w:before="0" w:after="160" w:lineRule="auto" w:line="360"/>
-        <w:jc w:val="both"/>
-      </w:pPr>
-      <w:r>
-        <w:rPr>
-          <w:rFonts w:ascii="Times New Roman" w:hAnsi="Times New Roman" w:eastAsia="Times New Roman" w:cs="Times New Roman"/>
-          <w:b w:val="0"/>
-          <w:i w:val="0"/>
-          <w:sz w:val="26"/>
-        </w:rPr>
-        <w:t>□ Báo cáo / quyết định công bố: □ Có □ Không</w:t>
-      </w:r>
-    </w:p>
-    <w:p>
-      <w:pPr>
-        <w:spacing w:before="0" w:after="160" w:lineRule="auto" w:line="360"/>
-        <w:jc w:val="both"/>
-      </w:pPr>
-      <w:r>
-        <w:rPr>
-          <w:rFonts w:ascii="Times New Roman" w:hAnsi="Times New Roman" w:eastAsia="Times New Roman" w:cs="Times New Roman"/>
-          <w:b w:val="0"/>
-          <w:i w:val="0"/>
-          <w:sz w:val="26"/>
-        </w:rPr>
-        <w:t>E. SỬ DỤNG CÔNG CỤ AI TRONG NGHIÊN CỨU:</w:t>
-      </w:r>
-    </w:p>
-    <w:p>
-      <w:pPr>
-        <w:spacing w:before="0" w:after="160" w:lineRule="auto" w:line="360"/>
-        <w:jc w:val="both"/>
-      </w:pPr>
-      <w:r>
-        <w:rPr>
-          <w:rFonts w:ascii="Times New Roman" w:hAnsi="Times New Roman" w:eastAsia="Times New Roman" w:cs="Times New Roman"/>
-          <w:b w:val="0"/>
-          <w:i w:val="0"/>
-          <w:sz w:val="26"/>
-        </w:rPr>
-        <w:t>□ Không sử dụng công cụ AI nào</w:t>
-      </w:r>
-    </w:p>
-    <w:p>
-      <w:pPr>
-        <w:spacing w:before="0" w:after="160" w:lineRule="auto" w:line="360"/>
-        <w:jc w:val="both"/>
-      </w:pPr>
-      <w:r>
-        <w:rPr>
-          <w:rFonts w:ascii="Times New Roman" w:hAnsi="Times New Roman" w:eastAsia="Times New Roman" w:cs="Times New Roman"/>
-          <w:b w:val="0"/>
-          <w:i w:val="0"/>
-          <w:sz w:val="26"/>
-        </w:rPr>
-        <w:t>□ Có sử dụng:</w:t>
-      </w:r>
-    </w:p>
-    <w:p>
-      <w:pPr>
-        <w:spacing w:before="0" w:after="160" w:lineRule="auto" w:line="360"/>
-        <w:jc w:val="both"/>
-      </w:pPr>
-      <w:r>
-        <w:rPr>
-          <w:rFonts w:ascii="Times New Roman" w:hAnsi="Times New Roman" w:eastAsia="Times New Roman" w:cs="Times New Roman"/>
-          <w:b w:val="0"/>
-          <w:i w:val="0"/>
-          <w:sz w:val="26"/>
-        </w:rPr>
-        <w:t>Tên công cụ: Claude AI (EBM Copilot) · Không dùng công cụ AI nào khác</w:t>
-      </w:r>
-    </w:p>
-    <w:p>
-      <w:pPr>
-        <w:spacing w:before="0" w:after="160" w:lineRule="auto" w:line="360"/>
-        <w:jc w:val="both"/>
-      </w:pPr>
-      <w:r>
-        <w:rPr>
-          <w:rFonts w:ascii="Times New Roman" w:hAnsi="Times New Roman" w:eastAsia="Times New Roman" w:cs="Times New Roman"/>
-          <w:b w:val="0"/>
-          <w:i w:val="0"/>
-          <w:sz w:val="26"/>
-        </w:rPr>
-        <w:t>Mục đích: Hỗ trợ soạn hồ sơ G2 · tổng quan y văn · thống kê</w:t>
-      </w:r>
-    </w:p>
-    <w:p>
-      <w:pPr>
-        <w:spacing w:before="0" w:after="160" w:lineRule="auto" w:line="360"/>
-        <w:jc w:val="both"/>
-      </w:pPr>
-      <w:r>
-        <w:rPr>
-          <w:rFonts w:ascii="Times New Roman" w:hAnsi="Times New Roman" w:eastAsia="Times New Roman" w:cs="Times New Roman"/>
-          <w:b w:val="0"/>
-          <w:i w:val="0"/>
-          <w:sz w:val="26"/>
-        </w:rPr>
-        <w:t>Người kiểm tra đầu ra: Nguyễn Hà Luân (chủ nhiệm đề tài)</w:t>
-      </w:r>
-    </w:p>
-    <w:p>
-      <w:pPr>
-        <w:spacing w:before="0" w:after="160" w:lineRule="auto" w:line="360"/>
-        <w:jc w:val="both"/>
-      </w:pPr>
-      <w:r>
-        <w:rPr>
-          <w:rFonts w:ascii="Times New Roman" w:hAnsi="Times New Roman" w:eastAsia="Times New Roman" w:cs="Times New Roman"/>
-          <w:b w:val="0"/>
-          <w:i w:val="0"/>
-          <w:sz w:val="26"/>
-        </w:rPr>
-        <w:t>XÁC NHẬN (bắt buộc): "Tôi đã kiểm chứng TOÀN BỘ nội dung AI</w:t>
-      </w:r>
-    </w:p>
-    <w:p>
-      <w:pPr>
-        <w:spacing w:before="0" w:after="160" w:lineRule="auto" w:line="360"/>
-        <w:jc w:val="both"/>
-      </w:pPr>
-      <w:r>
-        <w:rPr>
-          <w:rFonts w:ascii="Times New Roman" w:hAnsi="Times New Roman" w:eastAsia="Times New Roman" w:cs="Times New Roman"/>
-          <w:b w:val="0"/>
-          <w:i w:val="0"/>
-          <w:sz w:val="26"/>
-        </w:rPr>
-        <w:t>hỗ trợ. Mọi số liệu, trích dẫn và kết quả đã được xác minh</w:t>
-      </w:r>
-    </w:p>
-    <w:p>
-      <w:pPr>
-        <w:spacing w:before="0" w:after="160" w:lineRule="auto" w:line="360"/>
-        <w:jc w:val="both"/>
-      </w:pPr>
-      <w:r>
-        <w:rPr>
-          <w:rFonts w:ascii="Times New Roman" w:hAnsi="Times New Roman" w:eastAsia="Times New Roman" w:cs="Times New Roman"/>
-          <w:b w:val="0"/>
-          <w:i w:val="0"/>
-          <w:sz w:val="26"/>
-        </w:rPr>
-        <w:t>từ nguồn gốc. AI KHÔNG được liệt kê là tác giả. Nội dung do</w:t>
-      </w:r>
-    </w:p>
-    <w:p>
-      <w:pPr>
-        <w:spacing w:before="0" w:after="160" w:lineRule="auto" w:line="360"/>
-        <w:jc w:val="both"/>
-      </w:pPr>
-      <w:r>
-        <w:rPr>
-          <w:rFonts w:ascii="Times New Roman" w:hAnsi="Times New Roman" w:eastAsia="Times New Roman" w:cs="Times New Roman"/>
-          <w:b w:val="0"/>
-          <w:i w:val="0"/>
-          <w:sz w:val="26"/>
-        </w:rPr>
-        <w:t xml:space="preserve">AI sinh KHÔNG được trích dẫn như nguồn gốc." </w:t>
-      </w:r>
-      <w:r>
-        <w:rPr>
-          <w:rFonts w:ascii="Times New Roman" w:hAnsi="Times New Roman" w:eastAsia="Times New Roman" w:cs="Times New Roman"/>
-          <w:b w:val="0"/>
-          <w:i w:val="0"/>
-          <w:sz w:val="26"/>
-        </w:rPr>
-        <w:t>[ICMJE Mục V, bản 1/2026]</w:t>
-      </w:r>
-    </w:p>
-    <w:p>
-      <w:pPr>
-        <w:spacing w:before="0" w:after="160" w:lineRule="auto" w:line="360"/>
-        <w:jc w:val="both"/>
-      </w:pPr>
-      <w:r>
-        <w:rPr>
-          <w:rFonts w:ascii="Times New Roman" w:hAnsi="Times New Roman" w:eastAsia="Times New Roman" w:cs="Times New Roman"/>
-          <w:b w:val="0"/>
-          <w:i w:val="0"/>
-          <w:sz w:val="26"/>
-        </w:rPr>
-        <w:t>Chữ ký chủ nhiệm: _______________ Ngày: ___/___/2026</w:t>
-      </w:r>
-    </w:p>
-    <w:p>
-      <w:pPr>
-        <w:spacing w:before="0" w:after="160" w:lineRule="auto" w:line="360"/>
-        <w:jc w:val="both"/>
-      </w:pPr>
-      <w:r>
-        <w:rPr>
-          <w:rFonts w:ascii="Times New Roman" w:hAnsi="Times New Roman" w:eastAsia="Times New Roman" w:cs="Times New Roman"/>
-          <w:b w:val="0"/>
-          <w:i w:val="0"/>
-          <w:sz w:val="26"/>
-        </w:rPr>
-        <w:t>[Mỗi đồng tác giả cần khai báo COI riêng theo mẫu ICMJE]</w:t>
-      </w:r>
-    </w:p>
-    <w:p>
-      <w:pPr>
-        <w:spacing w:before="0" w:after="160" w:lineRule="auto" w:line="360"/>
-        <w:jc w:val="both"/>
-      </w:pPr>
-      <w:r>
-        <w:rPr>
-          <w:rFonts w:ascii="Times New Roman" w:hAnsi="Times New Roman" w:eastAsia="Times New Roman" w:cs="Times New Roman"/>
-          <w:b w:val="0"/>
-          <w:i w:val="0"/>
-          <w:sz w:val="26"/>
-        </w:rPr>
-        <w:t>"DRAFT, Cần chủ nhiệm điền và ký trước khi nộp."</w:t>
-      </w:r>
-    </w:p>
-    <w:p>
-      <w:pPr>
-        <w:spacing w:before="280" w:after="160" w:lineRule="auto" w:line="312"/>
-      </w:pPr>
-      <w:r>
-        <w:rPr>
-          <w:rFonts w:ascii="Times New Roman" w:hAnsi="Times New Roman" w:eastAsia="Times New Roman" w:cs="Times New Roman"/>
-          <w:b/>
-          <w:i w:val="0"/>
-          <w:sz w:val="28"/>
-        </w:rPr>
-        <w:t>TÀI LIỆU 9. ĐỀ NGHỊ MIỄN ICF — KHÔNG NỘP</w:t>
-      </w:r>
-    </w:p>
-    <w:p>
-      <w:pPr>
-        <w:spacing w:before="120" w:after="200" w:lineRule="auto" w:line="312"/>
-        <w:jc w:val="both"/>
-        <w:ind w:left="567" w:right="567"/>
-      </w:pPr>
-      <w:r>
-        <w:rPr>
-          <w:rFonts w:ascii="Times New Roman" w:hAnsi="Times New Roman" w:eastAsia="Times New Roman" w:cs="Times New Roman"/>
-          <w:b w:val="0"/>
-          <w:i/>
-          <w:sz w:val="22"/>
-        </w:rPr>
-        <w:t>Bác sĩ/chủ nhiệm quyết 03/10/2026: KHÔNG xin miễn ICF — dùng Bản thông tin &amp; Đồng thuận ICF ký tên riêng theo đề cương</w:t>
-      </w:r>
-    </w:p>
-    <w:p>
-      <w:pPr>
-        <w:spacing w:before="120" w:after="200" w:lineRule="auto" w:line="312"/>
-        <w:jc w:val="both"/>
-        <w:ind w:left="567" w:right="567"/>
-      </w:pPr>
-      <w:r>
-        <w:rPr>
-          <w:rFonts w:ascii="Times New Roman" w:hAnsi="Times New Roman" w:eastAsia="Times New Roman" w:cs="Times New Roman"/>
-          <w:b w:val="0"/>
-          <w:i/>
-          <w:sz w:val="22"/>
-        </w:rPr>
-        <w:t>(Phụ lục B); khảo sát có điều tra viên tiếp xúc người tham gia nên ICF bắt buộc (TT43/2024/TT-BYT · Helsinki §25–26).</w:t>
-      </w:r>
-    </w:p>
-    <w:p>
-      <w:pPr>
-        <w:spacing w:before="280" w:after="160" w:lineRule="auto" w:line="312"/>
-      </w:pPr>
-      <w:r>
-        <w:rPr>
-          <w:rFonts w:ascii="Times New Roman" w:hAnsi="Times New Roman" w:eastAsia="Times New Roman" w:cs="Times New Roman"/>
-          <w:b/>
-          <w:i w:val="0"/>
-          <w:sz w:val="28"/>
-        </w:rPr>
-        <w:t>ĐĂNG KÝ NGHIÊN CỨU, 24 MỤC WHO TRIAL REGISTRATION DATA SET 1.3.1</w:t>
-      </w:r>
-    </w:p>
-    <w:p>
-      <w:pPr>
-        <w:spacing w:before="0" w:after="160" w:lineRule="auto" w:line="360"/>
-        <w:jc w:val="both"/>
-      </w:pPr>
-      <w:r>
-        <w:rPr>
-          <w:rFonts w:ascii="Times New Roman" w:hAnsi="Times New Roman" w:eastAsia="Times New Roman" w:cs="Times New Roman"/>
-          <w:b/>
-          <w:i w:val="0"/>
-          <w:sz w:val="26"/>
-        </w:rPr>
-        <w:t>Nơi đăng ký đề nghị:</w:t>
-      </w:r>
-      <w:r>
-        <w:rPr>
-          <w:rFonts w:ascii="Times New Roman" w:hAnsi="Times New Roman" w:eastAsia="Times New Roman" w:cs="Times New Roman"/>
-          <w:b w:val="0"/>
-          <w:i w:val="0"/>
-          <w:sz w:val="26"/>
-        </w:rPr>
-        <w:t xml:space="preserve"> OSF Registries (https://osf.io/registries) (nếu tiến cứu tuyển mới)</w:t>
-      </w:r>
-    </w:p>
-    <w:p>
-      <w:pPr>
-        <w:spacing w:before="0" w:after="160" w:lineRule="auto" w:line="360"/>
-        <w:jc w:val="both"/>
-      </w:pPr>
-      <w:r>
-        <w:rPr>
-          <w:rFonts w:ascii="Times New Roman" w:hAnsi="Times New Roman" w:eastAsia="Times New Roman" w:cs="Times New Roman"/>
-          <w:b/>
-          <w:i w:val="0"/>
-          <w:sz w:val="26"/>
-        </w:rPr>
-        <w:t>Thời điểm:</w:t>
-      </w:r>
-      <w:r>
-        <w:rPr>
-          <w:rFonts w:ascii="Times New Roman" w:hAnsi="Times New Roman" w:eastAsia="Times New Roman" w:cs="Times New Roman"/>
-          <w:b w:val="0"/>
-          <w:i w:val="0"/>
-          <w:sz w:val="26"/>
-        </w:rPr>
-        <w:t xml:space="preserve"> BẮT BUỘC nếu TIẾN CỨU khảo sát người tham gia mới (Helsinki §35, trước NTG đầu tiên), TÙY CHỌN chỉ khi HỒI CỨU hồ sơ/dữ liệu thứ cấp thuần túy, không khảo sát ai mới, loại hình thu thập: TIẾN CỨU — khảo sát nặc danh người tham gia mới suy ra đăng ký BẮT BUỘC TRƯỚC người tham gia đầu tiên</w:t>
-      </w:r>
-    </w:p>
-    <w:p>
-      <w:pPr>
-        <w:spacing w:before="0" w:after="160" w:lineRule="auto" w:line="360"/>
-        <w:jc w:val="both"/>
-      </w:pPr>
-      <w:r>
-        <w:rPr>
-          <w:rFonts w:ascii="Times New Roman" w:hAnsi="Times New Roman" w:eastAsia="Times New Roman" w:cs="Times New Roman"/>
-          <w:b/>
-          <w:i w:val="0"/>
-          <w:sz w:val="26"/>
-        </w:rPr>
-        <w:t>Nghiên cứu tương tự đã đăng ký (prior art, tra thật trên ClinicalTrials.gov API v2):</w:t>
-      </w:r>
-    </w:p>
-    <w:p>
-      <w:pPr>
-        <w:spacing w:before="120" w:after="200" w:lineRule="auto" w:line="312"/>
-        <w:jc w:val="both"/>
-        <w:ind w:left="567" w:right="567"/>
-      </w:pPr>
-      <w:r>
-        <w:rPr>
-          <w:rFonts w:ascii="Times New Roman" w:hAnsi="Times New Roman" w:eastAsia="Times New Roman" w:cs="Times New Roman"/>
-          <w:b/>
-          <w:i/>
-          <w:sz w:val="22"/>
-        </w:rPr>
-        <w:t>ĐÃ TRA THẬT ngày 2026-07-31</w:t>
-      </w:r>
-      <w:r>
-        <w:rPr>
-          <w:rFonts w:ascii="Times New Roman" w:hAnsi="Times New Roman" w:eastAsia="Times New Roman" w:cs="Times New Roman"/>
-          <w:b w:val="0"/>
-          <w:i/>
-          <w:sz w:val="22"/>
-        </w:rPr>
-        <w:t xml:space="preserve"> trên ClinicalTrials.gov API v2 với truy vấn `patient satisfaction outpatient department Vietnam hospital`. </w:t>
-      </w:r>
-      <w:r>
-        <w:rPr>
-          <w:rFonts w:ascii="Times New Roman" w:hAnsi="Times New Roman" w:eastAsia="Times New Roman" w:cs="Times New Roman"/>
-          <w:b/>
-          <w:i/>
-          <w:sz w:val="22"/>
-        </w:rPr>
-        <w:t>0 hồ sơ khớp</w:t>
-      </w:r>
-      <w:r>
-        <w:rPr>
-          <w:rFonts w:ascii="Times New Roman" w:hAnsi="Times New Roman" w:eastAsia="Times New Roman" w:cs="Times New Roman"/>
-          <w:b w:val="0"/>
-          <w:i/>
-          <w:sz w:val="22"/>
-        </w:rPr>
-        <w:t xml:space="preserve">, trong đó </w:t>
-      </w:r>
-      <w:r>
-        <w:rPr>
-          <w:rFonts w:ascii="Times New Roman" w:hAnsi="Times New Roman" w:eastAsia="Times New Roman" w:cs="Times New Roman"/>
-          <w:b/>
-          <w:i/>
-          <w:sz w:val="22"/>
-        </w:rPr>
-        <w:t>0 đang/sắp tuyển</w:t>
-      </w:r>
-      <w:r>
-        <w:rPr>
-          <w:rFonts w:ascii="Times New Roman" w:hAnsi="Times New Roman" w:eastAsia="Times New Roman" w:cs="Times New Roman"/>
-          <w:b w:val="0"/>
-          <w:i/>
-          <w:sz w:val="22"/>
-        </w:rPr>
-        <w:t>. Tra lại: https://clinicaltrials.gov/search?term=patient+satisfaction+outpatient+department+Vietnam+hospital</w:t>
-      </w:r>
-    </w:p>
-    <w:p>
-      <w:pPr>
-        <w:spacing w:before="120" w:after="200" w:lineRule="auto" w:line="312"/>
-        <w:jc w:val="both"/>
-        <w:ind w:left="567" w:right="567"/>
-      </w:pPr>
-      <w:r>
-        <w:rPr>
-          <w:rFonts w:ascii="Times New Roman" w:hAnsi="Times New Roman" w:eastAsia="Times New Roman" w:cs="Times New Roman"/>
-          <w:b w:val="0"/>
-          <w:i/>
-          <w:sz w:val="22"/>
-        </w:rPr>
-        <w:t>Đây là kết quả tra THẬT (khác hẳn "CHƯA TRA ĐƯỢC"): không có hồ sơ đăng ký nào khớp truy vấn này.</w:t>
-      </w:r>
-    </w:p>
-    <w:p>
-      <w:pPr>
-        <w:spacing w:before="120" w:after="200" w:lineRule="auto" w:line="312"/>
-        <w:jc w:val="both"/>
-        <w:ind w:left="567" w:right="567"/>
-      </w:pPr>
-      <w:r>
-        <w:rPr>
-          <w:rFonts w:ascii="Times New Roman" w:hAnsi="Times New Roman" w:eastAsia="Times New Roman" w:cs="Times New Roman"/>
-          <w:b w:val="0"/>
-          <w:i/>
-          <w:sz w:val="22"/>
-        </w:rPr>
-        <w:t>Lưu ý: ClinicalTrials.gov không bao phủ mọi đăng ký. WHO ICTRP, PROSPERO (nếu SR/MA) và đăng ký trong nước vẫn cần bác sĩ tự tra.</w:t>
-      </w:r>
-    </w:p>
-    <w:p>
-      <w:pPr>
-        <w:spacing w:before="0" w:after="160" w:lineRule="auto" w:line="360"/>
-        <w:jc w:val="both"/>
-      </w:pPr>
-      <w:r>
-        <w:rPr>
-          <w:rFonts w:ascii="Times New Roman" w:hAnsi="Times New Roman" w:eastAsia="Times New Roman" w:cs="Times New Roman"/>
-          <w:b w:val="0"/>
-          <w:i/>
-          <w:sz w:val="26"/>
-        </w:rPr>
-        <w:t>(Tham chiếu NCT: [Đã tra thật: 0 hồ sơ đăng ký khớp truy vấn])</w:t>
-      </w:r>
-    </w:p>
-    <w:p>
-      <w:pPr>
-        <w:spacing w:before="120" w:after="200" w:lineRule="auto" w:line="312"/>
-        <w:jc w:val="both"/>
-        <w:ind w:left="567" w:right="567"/>
-      </w:pPr>
-      <w:r>
-        <w:rPr>
-          <w:rFonts w:ascii="Times New Roman" w:hAnsi="Times New Roman" w:eastAsia="Times New Roman" w:cs="Times New Roman"/>
-          <w:b w:val="0"/>
-          <w:i/>
-          <w:sz w:val="22"/>
-        </w:rPr>
-        <w:t>ClinicalTrials.gov KHÔNG bao phủ mọi đăng ký. Dù mục trên có kết quả hay không,</w:t>
-      </w:r>
-    </w:p>
-    <w:p>
-      <w:pPr>
-        <w:spacing w:before="120" w:after="200" w:lineRule="auto" w:line="312"/>
-        <w:jc w:val="both"/>
-        <w:ind w:left="567" w:right="567"/>
-      </w:pPr>
-      <w:r>
-        <w:rPr>
-          <w:rFonts w:ascii="Times New Roman" w:hAnsi="Times New Roman" w:eastAsia="Times New Roman" w:cs="Times New Roman"/>
-          <w:b w:val="0"/>
-          <w:i/>
-          <w:sz w:val="22"/>
-        </w:rPr>
-        <w:t>WHO ICTRP, PROSPERO (nếu SR/MA) và đăng ký trong nước vẫn cần bác sĩ tự tra,</w:t>
-      </w:r>
-    </w:p>
-    <w:p>
-      <w:pPr>
-        <w:spacing w:before="120" w:after="200" w:lineRule="auto" w:line="312"/>
-        <w:jc w:val="both"/>
-        <w:ind w:left="567" w:right="567"/>
-      </w:pPr>
-      <w:r>
-        <w:rPr>
-          <w:rFonts w:ascii="Times New Roman" w:hAnsi="Times New Roman" w:eastAsia="Times New Roman" w:cs="Times New Roman"/>
-          <w:b w:val="0"/>
-          <w:i/>
-          <w:sz w:val="22"/>
-        </w:rPr>
-        <w:t xml:space="preserve">hệ thống không tra được hai nguồn đầu vì không có API mở. WHO ICTRP: PI đã tự tra 2026-10-11, không thấy nghiên cứu trùng (ghi ở G0); PROSPERO: không áp dụng (không phải tổng quan hệ thống); đăng ký trong nước: </w:t>
-      </w:r>
-      <w:r>
-        <w:rPr>
-          <w:rFonts w:ascii="Times New Roman" w:hAnsi="Times New Roman" w:eastAsia="Times New Roman" w:cs="Times New Roman"/>
-          <w:b/>
-          <w:i/>
-          <w:color w:val="CC7700"/>
-          <w:sz w:val="22"/>
-        </w:rPr>
-        <w:t>[CẦN BÁC SĨ TỰ TRA]</w:t>
-      </w:r>
-    </w:p>
-    <w:p>
-      <w:pPr>
-        <w:spacing w:before="0" w:after="160" w:lineRule="auto" w:line="360"/>
-        <w:jc w:val="both"/>
-      </w:pPr>
-      <w:r>
-        <w:rPr>
-          <w:rFonts w:ascii="Times New Roman" w:hAnsi="Times New Roman" w:eastAsia="Times New Roman" w:cs="Times New Roman"/>
-          <w:b w:val="0"/>
-          <w:i w:val="0"/>
-          <w:sz w:val="26"/>
-        </w:rPr>
-        <w:t>WHO Trial Registration Data Set 1.3.1, DRAFT Phiên bản 1.0</w:t>
-      </w:r>
-    </w:p>
-    <w:p>
-      <w:pPr>
-        <w:spacing w:before="0" w:after="160" w:lineRule="auto" w:line="360"/>
-        <w:jc w:val="both"/>
-      </w:pPr>
-      <w:r>
-        <w:rPr>
-          <w:rFonts w:ascii="Times New Roman" w:hAnsi="Times New Roman" w:eastAsia="Times New Roman" w:cs="Times New Roman"/>
-          <w:b w:val="0"/>
-          <w:i w:val="0"/>
-          <w:sz w:val="26"/>
-        </w:rPr>
-        <w:t>Trường 1, Primary registry &amp; Trial ID:</w:t>
-      </w:r>
-    </w:p>
-    <w:p>
-      <w:pPr>
-        <w:spacing w:before="0" w:after="160" w:lineRule="auto" w:line="360"/>
-        <w:jc w:val="both"/>
-      </w:pPr>
-      <w:r>
-        <w:rPr>
-          <w:rFonts w:ascii="Times New Roman" w:hAnsi="Times New Roman" w:eastAsia="Times New Roman" w:cs="Times New Roman"/>
-          <w:b/>
-          <w:i/>
-          <w:color w:val="CC7700"/>
-          <w:sz w:val="26"/>
-        </w:rPr>
-        <w:t>[CẦN — sẽ có sau khi đăng ký trên OSF Registries: mã/URL đăng ký dạng osf.io/xxxxx]</w:t>
-      </w:r>
-    </w:p>
-    <w:p>
-      <w:pPr>
-        <w:spacing w:before="0" w:after="160" w:lineRule="auto" w:line="360"/>
-        <w:jc w:val="both"/>
-      </w:pPr>
-      <w:r>
-        <w:rPr>
-          <w:rFonts w:ascii="Times New Roman" w:hAnsi="Times New Roman" w:eastAsia="Times New Roman" w:cs="Times New Roman"/>
-          <w:b w:val="0"/>
-          <w:i w:val="0"/>
-          <w:sz w:val="26"/>
-        </w:rPr>
-        <w:t>Trường 2, Date of registration in primary registry:</w:t>
-      </w:r>
-    </w:p>
-    <w:p>
-      <w:pPr>
-        <w:spacing w:before="0" w:after="160" w:lineRule="auto" w:line="360"/>
-        <w:jc w:val="both"/>
-      </w:pPr>
-      <w:r>
-        <w:rPr>
-          <w:rFonts w:ascii="Times New Roman" w:hAnsi="Times New Roman" w:eastAsia="Times New Roman" w:cs="Times New Roman"/>
-          <w:b/>
-          <w:i/>
-          <w:color w:val="CC7700"/>
-          <w:sz w:val="26"/>
-        </w:rPr>
-        <w:t>[CẦN — ngày đăng ký thành công]</w:t>
-      </w:r>
-    </w:p>
-    <w:p>
-      <w:pPr>
-        <w:spacing w:before="0" w:after="160" w:lineRule="auto" w:line="360"/>
-        <w:jc w:val="both"/>
-      </w:pPr>
-      <w:r>
-        <w:rPr>
-          <w:rFonts w:ascii="Times New Roman" w:hAnsi="Times New Roman" w:eastAsia="Times New Roman" w:cs="Times New Roman"/>
-          <w:b w:val="0"/>
-          <w:i w:val="0"/>
-          <w:sz w:val="26"/>
-        </w:rPr>
-        <w:t>Trường 3, Secondary IDs (nếu có):</w:t>
-      </w:r>
-    </w:p>
-    <w:p>
-      <w:pPr>
-        <w:spacing w:before="0" w:after="160" w:lineRule="auto" w:line="360"/>
-        <w:jc w:val="both"/>
-      </w:pPr>
-      <w:r>
-        <w:rPr>
-          <w:rFonts w:ascii="Times New Roman" w:hAnsi="Times New Roman" w:eastAsia="Times New Roman" w:cs="Times New Roman"/>
-          <w:b w:val="0"/>
-          <w:i w:val="0"/>
-          <w:sz w:val="26"/>
-        </w:rPr>
-        <w:t xml:space="preserve">Số phê duyệt IRB: </w:t>
-      </w:r>
-      <w:r>
-        <w:rPr>
-          <w:rFonts w:ascii="Times New Roman" w:hAnsi="Times New Roman" w:eastAsia="Times New Roman" w:cs="Times New Roman"/>
-          <w:b/>
-          <w:i/>
-          <w:color w:val="CC7700"/>
-          <w:sz w:val="26"/>
-        </w:rPr>
         <w:t>[CẦN sau khi nhận]</w:t>
       </w:r>
     </w:p>
@@ -7299,17 +7149,7 @@
           <w:i w:val="0"/>
           <w:sz w:val="26"/>
         </w:rPr>
-        <w:t xml:space="preserve">Bệnh viện Quân y 175 (Military Hospital 175), TP. Hồ Chí Minh </w:t>
-      </w:r>
-      <w:r>
-        <w:rPr>
-          <w:rFonts w:ascii="Times New Roman" w:hAnsi="Times New Roman" w:eastAsia="Times New Roman" w:cs="Times New Roman"/>
-          <w:b/>
-          <w:i/>
-          <w:color w:val="CC7700"/>
-          <w:sz w:val="26"/>
-        </w:rPr>
-        <w:t>[BÁC SĨ RÀ]</w:t>
+        <w:t>Bệnh viện Quân y 175 (Military Hospital 175), TP. Hồ Chí Minh</w:t>
       </w:r>
     </w:p>
     <w:p>

--- a/exports/hai-long-benh-nhan-C1a-BVQY175/G2_A3_ETHICS_PACKAGE_hai-long-benh-nhan-C1a-BVQY175.docx
+++ b/exports/hai-long-benh-nhan-C1a-BVQY175/G2_A3_ETHICS_PACKAGE_hai-long-benh-nhan-C1a-BVQY175.docx
@@ -2536,22 +2536,22 @@
           <w:i w:val="0"/>
           <w:sz w:val="26"/>
         </w:rPr>
-        <w:t>PHIẾU ĐỒNG Ý THAM GIA NGHIÊN CỨU</w:t>
-      </w:r>
-    </w:p>
-    <w:p>
-      <w:pPr>
-        <w:spacing w:before="0" w:after="160" w:lineRule="auto" w:line="360"/>
-        <w:jc w:val="both"/>
-      </w:pPr>
-      <w:r>
-        <w:rPr>
-          <w:rFonts w:ascii="Times New Roman" w:hAnsi="Times New Roman" w:eastAsia="Times New Roman" w:cs="Times New Roman"/>
-          <w:b w:val="0"/>
-          <w:i w:val="0"/>
-          <w:sz w:val="26"/>
-        </w:rPr>
-        <w:t>DRAFT Phiên bản 1.0, Ngày soạn: 2026-07-31</w:t>
+        <w:t>BẢN THÔNG TIN VÀ PHIẾU ĐỒNG Ý THAM GIA NGHIÊN CỨU</w:t>
+      </w:r>
+    </w:p>
+    <w:p>
+      <w:pPr>
+        <w:spacing w:before="0" w:after="160" w:lineRule="auto" w:line="360"/>
+        <w:jc w:val="both"/>
+      </w:pPr>
+      <w:r>
+        <w:rPr>
+          <w:rFonts w:ascii="Times New Roman" w:hAnsi="Times New Roman" w:eastAsia="Times New Roman" w:cs="Times New Roman"/>
+          <w:b w:val="0"/>
+          <w:i w:val="0"/>
+          <w:sz w:val="26"/>
+        </w:rPr>
+        <w:t>Phiên bản 1.0 (tài liệu riêng, in tách khỏi phiếu khảo sát)</w:t>
       </w:r>
     </w:p>
     <w:p>
@@ -2611,37 +2611,37 @@
           <w:i w:val="0"/>
           <w:sz w:val="26"/>
         </w:rPr>
-        <w:t>Chủ nhiệm đề tài: Nguyễn Hà Luân</w:t>
-      </w:r>
-    </w:p>
-    <w:p>
-      <w:pPr>
-        <w:spacing w:before="0" w:after="160" w:lineRule="auto" w:line="360"/>
-        <w:jc w:val="both"/>
-      </w:pPr>
-      <w:r>
-        <w:rPr>
-          <w:rFonts w:ascii="Times New Roman" w:hAnsi="Times New Roman" w:eastAsia="Times New Roman" w:cs="Times New Roman"/>
-          <w:b w:val="0"/>
-          <w:i w:val="0"/>
-          <w:sz w:val="26"/>
-        </w:rPr>
-        <w:t>PHẦN THÔNG TIN CHO NGƯỜI THAM GIA</w:t>
-      </w:r>
-    </w:p>
-    <w:p>
-      <w:pPr>
-        <w:spacing w:before="0" w:after="160" w:lineRule="auto" w:line="360"/>
-        <w:jc w:val="both"/>
-      </w:pPr>
-      <w:r>
-        <w:rPr>
-          <w:rFonts w:ascii="Times New Roman" w:hAnsi="Times New Roman" w:eastAsia="Times New Roman" w:cs="Times New Roman"/>
-          <w:b w:val="0"/>
-          <w:i w:val="0"/>
-          <w:sz w:val="26"/>
-        </w:rPr>
-        <w:t>(Xin đọc kỹ trước khi quyết định tham gia)</w:t>
+        <w:t>Chủ nhiệm đề tài: BS.CKI Nguyễn Hà Luân</w:t>
+      </w:r>
+    </w:p>
+    <w:p>
+      <w:pPr>
+        <w:spacing w:before="0" w:after="160" w:lineRule="auto" w:line="360"/>
+        <w:jc w:val="both"/>
+      </w:pPr>
+      <w:r>
+        <w:rPr>
+          <w:rFonts w:ascii="Times New Roman" w:hAnsi="Times New Roman" w:eastAsia="Times New Roman" w:cs="Times New Roman"/>
+          <w:b w:val="0"/>
+          <w:i w:val="0"/>
+          <w:sz w:val="26"/>
+        </w:rPr>
+        <w:t>Kính gửi Ông/Bà,</w:t>
+      </w:r>
+    </w:p>
+    <w:p>
+      <w:pPr>
+        <w:spacing w:before="0" w:after="160" w:lineRule="auto" w:line="360"/>
+        <w:jc w:val="both"/>
+      </w:pPr>
+      <w:r>
+        <w:rPr>
+          <w:rFonts w:ascii="Times New Roman" w:hAnsi="Times New Roman" w:eastAsia="Times New Roman" w:cs="Times New Roman"/>
+          <w:b w:val="0"/>
+          <w:i w:val="0"/>
+          <w:sz w:val="26"/>
+        </w:rPr>
+        <w:t>Chúng tôi trân trọng mời Ông/Bà tham gia một nghiên cứu về sự hài lòng của người bệnh tại Khoa Khám bệnh C1a. Xin Ông/Bà đọc kỹ (hoặc nghe điều tra viên đọc) các thông tin dưới đây trước khi quyết định. Ông/Bà có thể đặt bất kỳ câu hỏi nào.</w:t>
       </w:r>
     </w:p>
     <w:p>
@@ -2672,97 +2672,22 @@
           <w:i w:val="0"/>
           <w:sz w:val="26"/>
         </w:rPr>
-        <w:t>Chúng tôi kính mời anh/chị tham gia nghiên cứu nhằm:</w:t>
-      </w:r>
-    </w:p>
-    <w:p>
-      <w:pPr>
-        <w:spacing w:before="0" w:after="160" w:lineRule="auto" w:line="360"/>
-        <w:jc w:val="both"/>
-      </w:pPr>
-      <w:r>
-        <w:rPr>
-          <w:rFonts w:ascii="Times New Roman" w:hAnsi="Times New Roman" w:eastAsia="Times New Roman" w:cs="Times New Roman"/>
-          <w:b w:val="0"/>
-          <w:i w:val="0"/>
-          <w:sz w:val="26"/>
-        </w:rPr>
-        <w:t>Chúng tôi muốn tìm hiểu ông/bà hài lòng đến đâu về lần khám hôm nay — từ khâu đón tiếp, thời gian chờ, nơi khám, đến bác sĩ, điều dưỡng và kết quả — để bệnh viện phục vụ tốt hơn.</w:t>
-      </w:r>
-    </w:p>
-    <w:p>
-      <w:pPr>
-        <w:spacing w:before="0" w:after="160" w:lineRule="auto" w:line="360"/>
-        <w:jc w:val="both"/>
-      </w:pPr>
-      <w:r>
-        <w:rPr>
-          <w:rFonts w:ascii="Times New Roman" w:hAnsi="Times New Roman" w:eastAsia="Times New Roman" w:cs="Times New Roman"/>
-          <w:b w:val="0"/>
-          <w:i w:val="0"/>
-          <w:sz w:val="26"/>
-        </w:rPr>
-        <w:t>Nghiên cứu do Khoa Khám bệnh C1a, Bệnh viện Quân y 175 thực hiện, không có tài trợ bên</w:t>
-      </w:r>
-    </w:p>
-    <w:p>
-      <w:pPr>
-        <w:spacing w:before="0" w:after="160" w:lineRule="auto" w:line="360"/>
-        <w:jc w:val="both"/>
-      </w:pPr>
-      <w:r>
-        <w:rPr>
-          <w:rFonts w:ascii="Times New Roman" w:hAnsi="Times New Roman" w:eastAsia="Times New Roman" w:cs="Times New Roman"/>
-          <w:b w:val="0"/>
-          <w:i w:val="0"/>
-          <w:sz w:val="26"/>
-        </w:rPr>
-        <w:t>ngoài (kinh phí tự túc). Cỡ mẫu dự kiến: khoảng 1000 người tham gia</w:t>
-      </w:r>
-    </w:p>
-    <w:p>
-      <w:pPr>
-        <w:spacing w:before="0" w:after="160" w:lineRule="auto" w:line="360"/>
-        <w:jc w:val="both"/>
-      </w:pPr>
-      <w:r>
-        <w:rPr>
-          <w:rFonts w:ascii="Times New Roman" w:hAnsi="Times New Roman" w:eastAsia="Times New Roman" w:cs="Times New Roman"/>
-          <w:b w:val="0"/>
-          <w:i w:val="0"/>
-          <w:sz w:val="26"/>
-        </w:rPr>
-        <w:t>tại Khoa Khám bệnh C1a, Bệnh viện Quân y 175.</w:t>
-      </w:r>
-    </w:p>
-    <w:p>
-      <w:pPr>
-        <w:spacing w:before="0" w:after="160" w:lineRule="auto" w:line="360"/>
-        <w:jc w:val="both"/>
-      </w:pPr>
-      <w:r>
-        <w:rPr>
-          <w:rFonts w:ascii="Times New Roman" w:hAnsi="Times New Roman" w:eastAsia="Times New Roman" w:cs="Times New Roman"/>
-          <w:b w:val="0"/>
-          <w:i w:val="0"/>
-          <w:sz w:val="26"/>
-        </w:rPr>
-        <w:t>THAM GIA LÀ HOÀN TOÀN TỰ NGUYỆN. Quyết định không tham gia</w:t>
-      </w:r>
-    </w:p>
-    <w:p>
-      <w:pPr>
-        <w:spacing w:before="0" w:after="160" w:lineRule="auto" w:line="360"/>
-        <w:jc w:val="both"/>
-      </w:pPr>
-      <w:r>
-        <w:rPr>
-          <w:rFonts w:ascii="Times New Roman" w:hAnsi="Times New Roman" w:eastAsia="Times New Roman" w:cs="Times New Roman"/>
-          <w:b w:val="0"/>
-          <w:i w:val="0"/>
-          <w:sz w:val="26"/>
-        </w:rPr>
-        <w:t>KHÔNG ảnh hưởng đến chất lượng chăm sóc y tế của anh/chị.</w:t>
+        <w:t>Nghiên cứu nhằm tìm hiểu mức độ hài lòng của người bệnh đối với lần khám tại Khoa Khám bệnh C1a – từ khâu đăng ký, thời gian chờ, cơ sở vật chất, thái độ và năng lực của nhân viên y tế, chi phí đến kết quả khám – và các yếu tố liên quan, để Bệnh viện cải tiến chất lượng phục vụ. Nghiên cứu dự kiến có khoảng 1.000 người bệnh tham gia.</w:t>
+      </w:r>
+    </w:p>
+    <w:p>
+      <w:pPr>
+        <w:spacing w:before="0" w:after="160" w:lineRule="auto" w:line="360"/>
+        <w:jc w:val="both"/>
+      </w:pPr>
+      <w:r>
+        <w:rPr>
+          <w:rFonts w:ascii="Times New Roman" w:hAnsi="Times New Roman" w:eastAsia="Times New Roman" w:cs="Times New Roman"/>
+          <w:b w:val="0"/>
+          <w:i w:val="0"/>
+          <w:sz w:val="26"/>
+        </w:rPr>
+        <w:t>Ông/Bà được mời vì là người bệnh từ đủ 18 tuổi, vừa hoàn thành lượt khám tại Khoa và được chọn ngẫu nhiên theo quy trình chọn mẫu của nghiên cứu.</w:t>
       </w:r>
     </w:p>
     <w:p>
@@ -2792,22 +2717,7 @@
           <w:i w:val="0"/>
           <w:sz w:val="26"/>
         </w:rPr>
-        <w:t>Nghiên cứu do Nguyễn Hà Luân, Bác sĩ Chuyên khoa I (BS.CKI), công tác tại Khoa Khám bệnh C1a, Bệnh viện Quân y 175, chủ trì</w:t>
-      </w:r>
-    </w:p>
-    <w:p>
-      <w:pPr>
-        <w:spacing w:before="0" w:after="160" w:lineRule="auto" w:line="360"/>
-        <w:jc w:val="both"/>
-      </w:pPr>
-      <w:r>
-        <w:rPr>
-          <w:rFonts w:ascii="Times New Roman" w:hAnsi="Times New Roman" w:eastAsia="Times New Roman" w:cs="Times New Roman"/>
-          <w:b w:val="0"/>
-          <w:i w:val="0"/>
-          <w:sz w:val="26"/>
-        </w:rPr>
-        <w:t>thực hiện.</w:t>
+        <w:t>Nghiên cứu do BS.CKI Nguyễn Hà Luân, Khoa Khám bệnh C1a, Bệnh viện Quân y 175, chủ trì thực hiện. Người mời Ông/Bà tham gia và phát, thu phiếu là điều tra viên không thuộc Khoa C1a.</w:t>
       </w:r>
     </w:p>
     <w:p>
@@ -2838,97 +2748,85 @@
           <w:i w:val="0"/>
           <w:sz w:val="26"/>
         </w:rPr>
-        <w:t>Nếu anh/chị đồng ý, chúng tôi sẽ yêu cầu:</w:t>
-      </w:r>
-    </w:p>
-    <w:p>
-      <w:pPr>
-        <w:spacing w:before="0" w:after="160" w:lineRule="auto" w:line="360"/>
-        <w:jc w:val="both"/>
-      </w:pPr>
-      <w:r>
-        <w:rPr>
-          <w:rFonts w:ascii="Times New Roman" w:hAnsi="Times New Roman" w:eastAsia="Times New Roman" w:cs="Times New Roman"/>
-          <w:b w:val="0"/>
-          <w:i w:val="0"/>
-          <w:sz w:val="26"/>
-        </w:rPr>
-        <w:t>□ Bước 1: đọc thông tin này và xác nhận đồng ý tham gia (theo hình thức đồng thuận được Hội đồng phê duyệt cho khảo sát nặc danh)</w:t>
-      </w:r>
-    </w:p>
-    <w:p>
-      <w:pPr>
-        <w:spacing w:before="0" w:after="160" w:lineRule="auto" w:line="360"/>
-        <w:jc w:val="both"/>
-      </w:pPr>
-      <w:r>
-        <w:rPr>
-          <w:rFonts w:ascii="Times New Roman" w:hAnsi="Times New Roman" w:eastAsia="Times New Roman" w:cs="Times New Roman"/>
-          <w:b w:val="0"/>
-          <w:i w:val="0"/>
-          <w:sz w:val="26"/>
-        </w:rPr>
-        <w:t>□ Bước 2: tự điền bộ câu hỏi ~15–20 phút, MỘT lần duy nhất</w:t>
-      </w:r>
-    </w:p>
-    <w:p>
-      <w:pPr>
-        <w:spacing w:before="0" w:after="160" w:lineRule="auto" w:line="360"/>
-        <w:jc w:val="both"/>
-      </w:pPr>
-      <w:r>
-        <w:rPr>
-          <w:rFonts w:ascii="Times New Roman" w:hAnsi="Times New Roman" w:eastAsia="Times New Roman" w:cs="Times New Roman"/>
-          <w:b w:val="0"/>
-          <w:i w:val="0"/>
-          <w:sz w:val="26"/>
-        </w:rPr>
-        <w:t>Tổng thời gian tham gia ước tính: ~15–20 phút, trong MỘT lần duy nhất (không theo dõi thêm)</w:t>
-      </w:r>
-    </w:p>
-    <w:p>
-      <w:pPr>
-        <w:spacing w:before="0" w:after="160" w:lineRule="auto" w:line="360"/>
-        <w:jc w:val="both"/>
-      </w:pPr>
-      <w:r>
-        <w:rPr>
-          <w:rFonts w:ascii="Times New Roman" w:hAnsi="Times New Roman" w:eastAsia="Times New Roman" w:cs="Times New Roman"/>
-          <w:b w:val="0"/>
-          <w:i w:val="0"/>
-          <w:sz w:val="26"/>
-        </w:rPr>
-        <w:t>Số lần đến cơ sở y tế: 0 lần thêm — thực hiện ngay trong lượt khám thường quy</w:t>
-      </w:r>
-    </w:p>
-    <w:p>
-      <w:pPr>
-        <w:spacing w:before="0" w:after="160" w:lineRule="auto" w:line="360"/>
-        <w:jc w:val="both"/>
-      </w:pPr>
-      <w:r>
-        <w:rPr>
-          <w:rFonts w:ascii="Times New Roman" w:hAnsi="Times New Roman" w:eastAsia="Times New Roman" w:cs="Times New Roman"/>
-          <w:b w:val="0"/>
-          <w:i w:val="0"/>
-          <w:sz w:val="26"/>
-        </w:rPr>
-        <w:t>Chúng tôi sẽ cố gắng lên lịch hẹn trùng với lần tái khám</w:t>
-      </w:r>
-    </w:p>
-    <w:p>
-      <w:pPr>
-        <w:spacing w:before="0" w:after="160" w:lineRule="auto" w:line="360"/>
-        <w:jc w:val="both"/>
-      </w:pPr>
-      <w:r>
-        <w:rPr>
-          <w:rFonts w:ascii="Times New Roman" w:hAnsi="Times New Roman" w:eastAsia="Times New Roman" w:cs="Times New Roman"/>
-          <w:b w:val="0"/>
-          <w:i w:val="0"/>
-          <w:sz w:val="26"/>
-        </w:rPr>
-        <w:t>thường quy để giảm bất tiện cho anh/chị.</w:t>
+        <w:t>Nếu đồng ý, Ông/Bà sẽ:</w:t>
+      </w:r>
+    </w:p>
+    <w:p>
+      <w:pPr>
+        <w:pStyle w:val="ListBullet"/>
+        <w:spacing w:before="0" w:after="80" w:lineRule="auto" w:line="360"/>
+        <w:jc w:val="both"/>
+      </w:pPr>
+      <w:r>
+        <w:rPr>
+          <w:rFonts w:ascii="Times New Roman" w:hAnsi="Times New Roman" w:eastAsia="Times New Roman" w:cs="Times New Roman"/>
+          <w:b w:val="0"/>
+          <w:i w:val="0"/>
+          <w:sz w:val="26"/>
+        </w:rPr>
+        <w:t>Ký tên (hoặc điểm chỉ) vào phiếu đồng ý này;</w:t>
+      </w:r>
+    </w:p>
+    <w:p>
+      <w:pPr>
+        <w:pStyle w:val="ListBullet"/>
+        <w:spacing w:before="0" w:after="80" w:lineRule="auto" w:line="360"/>
+        <w:jc w:val="both"/>
+      </w:pPr>
+      <w:r>
+        <w:rPr>
+          <w:rFonts w:ascii="Times New Roman" w:hAnsi="Times New Roman" w:eastAsia="Times New Roman" w:cs="Times New Roman"/>
+          <w:b w:val="0"/>
+          <w:i w:val="0"/>
+          <w:sz w:val="26"/>
+        </w:rPr>
+        <w:t>Tự điền một phiếu khảo sát không ghi họ tên tại khu vực chờ, mất khoảng 15–20 phút, một lần duy nhất ngay trong lượt khám hôm nay;</w:t>
+      </w:r>
+    </w:p>
+    <w:p>
+      <w:pPr>
+        <w:pStyle w:val="ListBullet"/>
+        <w:spacing w:before="0" w:after="80" w:lineRule="auto" w:line="360"/>
+        <w:jc w:val="both"/>
+      </w:pPr>
+      <w:r>
+        <w:rPr>
+          <w:rFonts w:ascii="Times New Roman" w:hAnsi="Times New Roman" w:eastAsia="Times New Roman" w:cs="Times New Roman"/>
+          <w:b w:val="0"/>
+          <w:i w:val="0"/>
+          <w:sz w:val="26"/>
+        </w:rPr>
+        <w:t>Bỏ phiếu khảo sát vào hòm phiếu kín.</w:t>
+      </w:r>
+    </w:p>
+    <w:p>
+      <w:pPr>
+        <w:spacing w:before="0" w:after="160" w:lineRule="auto" w:line="360"/>
+        <w:jc w:val="both"/>
+      </w:pPr>
+      <w:r>
+        <w:rPr>
+          <w:rFonts w:ascii="Times New Roman" w:hAnsi="Times New Roman" w:eastAsia="Times New Roman" w:cs="Times New Roman"/>
+          <w:b w:val="0"/>
+          <w:i w:val="0"/>
+          <w:sz w:val="26"/>
+        </w:rPr>
+        <w:t>Ông/Bà không phải đến bệnh viện thêm lần nào và không phải làm thêm xét nghiệm hay thủ thuật nào.</w:t>
+      </w:r>
+    </w:p>
+    <w:p>
+      <w:pPr>
+        <w:spacing w:before="0" w:after="160" w:lineRule="auto" w:line="360"/>
+        <w:jc w:val="both"/>
+      </w:pPr>
+      <w:r>
+        <w:rPr>
+          <w:rFonts w:ascii="Times New Roman" w:hAnsi="Times New Roman" w:eastAsia="Times New Roman" w:cs="Times New Roman"/>
+          <w:b w:val="0"/>
+          <w:i w:val="0"/>
+          <w:sz w:val="26"/>
+        </w:rPr>
+        <w:t>Phiếu khảo sát chỉ mang một mã nghiên cứu. Nhân viên được ủy quyền của Phòng Công nghệ thông tin/Quản lý chất lượng dùng mã này để lấy từ hệ thống thông tin bệnh viện (HIS) một số thông tin về lượt khám của Ông/Bà: số phút chờ khám, bàn khám (dưới dạng mã), ngày và khung giờ khám, có làm xét nghiệm/chẩn đoán hình ảnh hay không và số quầy phải qua. Chỉ các thông tin này được chuyển cho nhóm nghiên cứu, kèm mã nghiên cứu. Nhóm nghiên cứu không nhận họ tên, số hồ sơ bệnh án hay thông tin về bệnh của Ông/Bà. Bảng đối chiếu mã do Phòng Công nghệ thông tin/Quản lý chất lượng giữ và hủy trong vòng 30 ngày.</w:t>
       </w:r>
     </w:p>
     <w:p>
@@ -2959,67 +2857,71 @@
           <w:i w:val="0"/>
           <w:sz w:val="26"/>
         </w:rPr>
-        <w:t>- Rò rỉ thông tin từ bộ câu hỏi: Nhẹ đến Khuyết danh hoàn toàn nếu không cần theo dõi; mã hóa nếu cần liên kết</w:t>
-      </w:r>
-    </w:p>
-    <w:p>
-      <w:pPr>
-        <w:spacing w:before="0" w:after="160" w:lineRule="auto" w:line="360"/>
-        <w:jc w:val="both"/>
-      </w:pPr>
-      <w:r>
-        <w:rPr>
-          <w:rFonts w:ascii="Times New Roman" w:hAnsi="Times New Roman" w:eastAsia="Times New Roman" w:cs="Times New Roman"/>
-          <w:b w:val="0"/>
-          <w:i w:val="0"/>
-          <w:sz w:val="26"/>
-        </w:rPr>
-        <w:t>- Gánh nặng thời gian: Không đáng kể đến Bộ câu hỏi ngắn; tự điền hoặc qua điện thoại/email</w:t>
-      </w:r>
-    </w:p>
-    <w:p>
-      <w:pPr>
-        <w:spacing w:before="0" w:after="160" w:lineRule="auto" w:line="360"/>
-        <w:jc w:val="both"/>
-      </w:pPr>
-      <w:r>
-        <w:rPr>
-          <w:rFonts w:ascii="Times New Roman" w:hAnsi="Times New Roman" w:eastAsia="Times New Roman" w:cs="Times New Roman"/>
-          <w:b w:val="0"/>
-          <w:i w:val="0"/>
-          <w:sz w:val="26"/>
-        </w:rPr>
-        <w:t>Nếu có bất kỳ vấn đề sức khỏe nào liên quan đến nghiên cứu,</w:t>
-      </w:r>
-    </w:p>
-    <w:p>
-      <w:pPr>
-        <w:spacing w:before="0" w:after="160" w:lineRule="auto" w:line="360"/>
-        <w:jc w:val="both"/>
-      </w:pPr>
-      <w:r>
-        <w:rPr>
-          <w:rFonts w:ascii="Times New Roman" w:hAnsi="Times New Roman" w:eastAsia="Times New Roman" w:cs="Times New Roman"/>
-          <w:b w:val="0"/>
-          <w:i w:val="0"/>
-          <w:sz w:val="26"/>
-        </w:rPr>
-        <w:t>xin liên hệ ngay chủ nhiệm đề tài (số điện thoại bên dưới).</w:t>
-      </w:r>
-    </w:p>
-    <w:p>
-      <w:pPr>
-        <w:spacing w:before="0" w:after="160" w:lineRule="auto" w:line="360"/>
-        <w:jc w:val="both"/>
-      </w:pPr>
-      <w:r>
-        <w:rPr>
-          <w:rFonts w:ascii="Times New Roman" w:hAnsi="Times New Roman" w:eastAsia="Times New Roman" w:cs="Times New Roman"/>
-          <w:b w:val="0"/>
-          <w:i w:val="0"/>
-          <w:sz w:val="26"/>
-        </w:rPr>
-        <w:t>Chi phí điều trị biến cố liên quan nghiên cứu: Không áp dụng — nghiên cứu chỉ khảo sát ý kiến, không can thiệp y khoa nên không phát sinh biến cố điều trị liên quan.</w:t>
+        <w:t>Nghiên cứu chỉ hỏi ý kiến, không can thiệp vào việc khám chữa bệnh.</w:t>
+      </w:r>
+    </w:p>
+    <w:p>
+      <w:pPr>
+        <w:pStyle w:val="ListBullet"/>
+        <w:spacing w:before="0" w:after="80" w:lineRule="auto" w:line="360"/>
+        <w:jc w:val="both"/>
+      </w:pPr>
+      <w:r>
+        <w:rPr>
+          <w:rFonts w:ascii="Times New Roman" w:hAnsi="Times New Roman" w:eastAsia="Times New Roman" w:cs="Times New Roman"/>
+          <w:b w:val="0"/>
+          <w:i w:val="0"/>
+          <w:sz w:val="26"/>
+        </w:rPr>
+        <w:t>Mất khoảng 15–20 phút để điền phiếu; Ông/Bà có thể dừng bất cứ lúc nào.</w:t>
+      </w:r>
+    </w:p>
+    <w:p>
+      <w:pPr>
+        <w:pStyle w:val="ListBullet"/>
+        <w:spacing w:before="0" w:after="80" w:lineRule="auto" w:line="360"/>
+        <w:jc w:val="both"/>
+      </w:pPr>
+      <w:r>
+        <w:rPr>
+          <w:rFonts w:ascii="Times New Roman" w:hAnsi="Times New Roman" w:eastAsia="Times New Roman" w:cs="Times New Roman"/>
+          <w:b w:val="0"/>
+          <w:i w:val="0"/>
+          <w:sz w:val="26"/>
+        </w:rPr>
+        <w:t>Nguy cơ lộ thông tin rất thấp: phiếu khảo sát không ghi họ tên; phiếu đồng ý có chữ ký được cất giữ riêng, không gắn với phiếu khảo sát.</w:t>
+      </w:r>
+    </w:p>
+    <w:p>
+      <w:pPr>
+        <w:pStyle w:val="ListBullet"/>
+        <w:spacing w:before="0" w:after="80" w:lineRule="auto" w:line="360"/>
+        <w:jc w:val="both"/>
+      </w:pPr>
+      <w:r>
+        <w:rPr>
+          <w:rFonts w:ascii="Times New Roman" w:hAnsi="Times New Roman" w:eastAsia="Times New Roman" w:cs="Times New Roman"/>
+          <w:b w:val="0"/>
+          <w:i w:val="0"/>
+          <w:sz w:val="26"/>
+        </w:rPr>
+        <w:t>Một số câu hỏi về thu nhập hoặc chi phí có thể khiến Ông/Bà ngại trả lời: Ông/Bà có thể bỏ qua bất kỳ câu nào không muốn trả lời.</w:t>
+      </w:r>
+    </w:p>
+    <w:p>
+      <w:pPr>
+        <w:pStyle w:val="ListBullet"/>
+        <w:spacing w:before="0" w:after="80" w:lineRule="auto" w:line="360"/>
+        <w:jc w:val="both"/>
+      </w:pPr>
+      <w:r>
+        <w:rPr>
+          <w:rFonts w:ascii="Times New Roman" w:hAnsi="Times New Roman" w:eastAsia="Times New Roman" w:cs="Times New Roman"/>
+          <w:b w:val="0"/>
+          <w:i w:val="0"/>
+          <w:sz w:val="26"/>
+        </w:rPr>
+        <w:t>Ông/Bà có thể ngại nhận xét về nhân viên y tế: phiếu không ghi tên, bỏ vào hòm kín, người thu phiếu không thuộc Khoa; ý kiến của Ông/Bà không ảnh hưởng đến việc khám chữa bệnh.</w:t>
       </w:r>
     </w:p>
     <w:p>
@@ -3050,52 +2952,7 @@
           <w:i w:val="0"/>
           <w:sz w:val="26"/>
         </w:rPr>
-        <w:t>Lợi ích trực tiếp: không có lợi ích y khoa trực tiếp; ý kiến của ông/bà giúp cải thiện chất lượng dịch vụ khám bệnh — KHÔNG có can thiệp/thủ thuật y khoa nào thực hiện thêm ngoài quy trình khám/chăm sóc thường quy</w:t>
-      </w:r>
-    </w:p>
-    <w:p>
-      <w:pPr>
-        <w:spacing w:before="0" w:after="160" w:lineRule="auto" w:line="360"/>
-        <w:jc w:val="both"/>
-      </w:pPr>
-      <w:r>
-        <w:rPr>
-          <w:rFonts w:ascii="Times New Roman" w:hAnsi="Times New Roman" w:eastAsia="Times New Roman" w:cs="Times New Roman"/>
-          <w:b w:val="0"/>
-          <w:i w:val="0"/>
-          <w:sz w:val="26"/>
-        </w:rPr>
-        <w:t>Lợi ích cộng đồng: Cung cấp dữ liệu tỷ lệ hiện mắc/tỷ lệ các yếu tố liên quan tại địa phương; chi phí thấp</w:t>
-      </w:r>
-    </w:p>
-    <w:p>
-      <w:pPr>
-        <w:spacing w:before="0" w:after="160" w:lineRule="auto" w:line="360"/>
-        <w:jc w:val="both"/>
-      </w:pPr>
-      <w:r>
-        <w:rPr>
-          <w:rFonts w:ascii="Times New Roman" w:hAnsi="Times New Roman" w:eastAsia="Times New Roman" w:cs="Times New Roman"/>
-          <w:b w:val="0"/>
-          <w:i w:val="0"/>
-          <w:sz w:val="26"/>
-        </w:rPr>
-        <w:t>Chúng tôi KHÔNG đảm bảo lợi ích cá nhân từ việc tham gia.</w:t>
-      </w:r>
-    </w:p>
-    <w:p>
-      <w:pPr>
-        <w:spacing w:before="0" w:after="160" w:lineRule="auto" w:line="360"/>
-        <w:jc w:val="both"/>
-      </w:pPr>
-      <w:r>
-        <w:rPr>
-          <w:rFonts w:ascii="Times New Roman" w:hAnsi="Times New Roman" w:eastAsia="Times New Roman" w:cs="Times New Roman"/>
-          <w:b w:val="0"/>
-          <w:i w:val="0"/>
-          <w:sz w:val="26"/>
-        </w:rPr>
-        <w:t>Anh/chị sẽ nhận được tóm tắt kết quả nghiên cứu khi hoàn tất.</w:t>
+        <w:t>Ông/Bà không nhận được lợi ích trực tiếp về y khoa. Ý kiến của Ông/Bà giúp Bệnh viện cải tiến chất lượng phục vụ cho chính Ông/Bà và những người bệnh khác.</w:t>
       </w:r>
     </w:p>
     <w:p>
@@ -3125,37 +2982,7 @@
           <w:i w:val="0"/>
           <w:sz w:val="26"/>
         </w:rPr>
-        <w:t>Nghiên cứu này không có tài trợ bên ngoài (kinh phí tự túc, chủ nhiệm đề tài tự</w:t>
-      </w:r>
-    </w:p>
-    <w:p>
-      <w:pPr>
-        <w:spacing w:before="0" w:after="160" w:lineRule="auto" w:line="360"/>
-        <w:jc w:val="both"/>
-      </w:pPr>
-      <w:r>
-        <w:rPr>
-          <w:rFonts w:ascii="Times New Roman" w:hAnsi="Times New Roman" w:eastAsia="Times New Roman" w:cs="Times New Roman"/>
-          <w:b w:val="0"/>
-          <w:i w:val="0"/>
-          <w:sz w:val="26"/>
-        </w:rPr>
-        <w:t>chi trả). Nhóm nghiên cứu không có xung đột lợi ích liên quan đến chủ đề</w:t>
-      </w:r>
-    </w:p>
-    <w:p>
-      <w:pPr>
-        <w:spacing w:before="0" w:after="160" w:lineRule="auto" w:line="360"/>
-        <w:jc w:val="both"/>
-      </w:pPr>
-      <w:r>
-        <w:rPr>
-          <w:rFonts w:ascii="Times New Roman" w:hAnsi="Times New Roman" w:eastAsia="Times New Roman" w:cs="Times New Roman"/>
-          <w:b w:val="0"/>
-          <w:i w:val="0"/>
-          <w:sz w:val="26"/>
-        </w:rPr>
-        <w:t>nghiên cứu (khớp khai báo COI ở Tài liệu 8).</w:t>
+        <w:t>Nghiên cứu không có tài trợ bên ngoài (kinh phí tự túc, chủ nhiệm đề tài tự chi trả). Chủ nhiệm đề tài công tác tại Khoa C1a – đơn vị được đánh giá; vì vậy việc mời tham gia, thu phiếu, mở hòm phiếu, nhập liệu và mã hóa ý kiến đều do người ngoài Khoa thực hiện.</w:t>
       </w:r>
     </w:p>
     <w:p>
@@ -3185,7 +3012,7 @@
           <w:i w:val="0"/>
           <w:sz w:val="26"/>
         </w:rPr>
-        <w:t>■ Không có hỗ trợ/bồi dưỡng nào ngoài chăm sóc y tế thường quy.</w:t>
+        <w:t>Ông/Bà không phải trả bất kỳ chi phí nào và không nhận khoản bồi dưỡng nào khi tham gia.</w:t>
       </w:r>
     </w:p>
     <w:p>
@@ -3206,257 +3033,82 @@
     </w:p>
     <w:p>
       <w:pPr>
-        <w:spacing w:before="0" w:after="160" w:lineRule="auto" w:line="360"/>
-        <w:jc w:val="both"/>
-      </w:pPr>
-      <w:r>
-        <w:rPr>
-          <w:rFonts w:ascii="Times New Roman" w:hAnsi="Times New Roman" w:eastAsia="Times New Roman" w:cs="Times New Roman"/>
-          <w:b w:val="0"/>
-          <w:i w:val="0"/>
-          <w:sz w:val="26"/>
-        </w:rPr>
-        <w:t>Thông tin cá nhân của anh/chị được bảo vệ theo</w:t>
-      </w:r>
-    </w:p>
-    <w:p>
-      <w:pPr>
-        <w:spacing w:before="0" w:after="160" w:lineRule="auto" w:line="360"/>
-        <w:jc w:val="both"/>
-      </w:pPr>
-      <w:r>
-        <w:rPr>
-          <w:rFonts w:ascii="Times New Roman" w:hAnsi="Times New Roman" w:eastAsia="Times New Roman" w:cs="Times New Roman"/>
-          <w:b w:val="0"/>
-          <w:i w:val="0"/>
-          <w:sz w:val="26"/>
-        </w:rPr>
-        <w:t>Luật BVDLCN 91/2025/QH15:</w:t>
-      </w:r>
-    </w:p>
-    <w:p>
-      <w:pPr>
-        <w:spacing w:before="0" w:after="160" w:lineRule="auto" w:line="360"/>
-        <w:jc w:val="both"/>
-      </w:pPr>
-      <w:r>
-        <w:rPr>
-          <w:rFonts w:ascii="Times New Roman" w:hAnsi="Times New Roman" w:eastAsia="Times New Roman" w:cs="Times New Roman"/>
-          <w:b w:val="0"/>
-          <w:i w:val="0"/>
-          <w:sz w:val="26"/>
-        </w:rPr>
-        <w:t>Dữ liệu được mã hóa và lưu trên ổ đĩa mã hóa AES-256 tại Khoa Khám bệnh</w:t>
-      </w:r>
-    </w:p>
-    <w:p>
-      <w:pPr>
-        <w:spacing w:before="0" w:after="160" w:lineRule="auto" w:line="360"/>
-        <w:jc w:val="both"/>
-      </w:pPr>
-      <w:r>
-        <w:rPr>
-          <w:rFonts w:ascii="Times New Roman" w:hAnsi="Times New Roman" w:eastAsia="Times New Roman" w:cs="Times New Roman"/>
-          <w:b w:val="0"/>
-          <w:i w:val="0"/>
-          <w:sz w:val="26"/>
-        </w:rPr>
-        <w:t>C1a, Bệnh viện Quân y 175</w:t>
-      </w:r>
-    </w:p>
-    <w:p>
-      <w:pPr>
-        <w:spacing w:before="0" w:after="160" w:lineRule="auto" w:line="360"/>
-        <w:jc w:val="both"/>
-      </w:pPr>
-      <w:r>
-        <w:rPr>
-          <w:rFonts w:ascii="Times New Roman" w:hAnsi="Times New Roman" w:eastAsia="Times New Roman" w:cs="Times New Roman"/>
-          <w:b w:val="0"/>
-          <w:i w:val="0"/>
-          <w:sz w:val="26"/>
-        </w:rPr>
-        <w:t>Nhóm nghiên cứu KHÔNG nhận thông tin danh tính của ông/bà</w:t>
-      </w:r>
-    </w:p>
-    <w:p>
-      <w:pPr>
-        <w:spacing w:before="0" w:after="160" w:lineRule="auto" w:line="360"/>
-        <w:jc w:val="both"/>
-      </w:pPr>
-      <w:r>
-        <w:rPr>
-          <w:rFonts w:ascii="Times New Roman" w:hAnsi="Times New Roman" w:eastAsia="Times New Roman" w:cs="Times New Roman"/>
-          <w:b w:val="0"/>
-          <w:i w:val="0"/>
-          <w:sz w:val="26"/>
-        </w:rPr>
-        <w:t>Thời gian chờ khám được lấy từ hệ thống quản lý bệnh viện (HIS) qua MÃ NGHIÊN CỨU trên phiếu: nhân viên được</w:t>
-      </w:r>
-    </w:p>
-    <w:p>
-      <w:pPr>
-        <w:spacing w:before="0" w:after="160" w:lineRule="auto" w:line="360"/>
-        <w:jc w:val="both"/>
-      </w:pPr>
-      <w:r>
-        <w:rPr>
-          <w:rFonts w:ascii="Times New Roman" w:hAnsi="Times New Roman" w:eastAsia="Times New Roman" w:cs="Times New Roman"/>
-          <w:b w:val="0"/>
-          <w:i w:val="0"/>
-          <w:sz w:val="26"/>
-        </w:rPr>
-        <w:t>uỷ quyền của Phòng CNTT/QLCL đối chiếu và chỉ chuyển cho nhóm nghiên cứu mã nghiên cứu cùng số phút chờ;</w:t>
-      </w:r>
-    </w:p>
-    <w:p>
-      <w:pPr>
-        <w:spacing w:before="0" w:after="160" w:lineRule="auto" w:line="360"/>
-        <w:jc w:val="both"/>
-      </w:pPr>
-      <w:r>
-        <w:rPr>
-          <w:rFonts w:ascii="Times New Roman" w:hAnsi="Times New Roman" w:eastAsia="Times New Roman" w:cs="Times New Roman"/>
-          <w:b w:val="0"/>
-          <w:i w:val="0"/>
-          <w:sz w:val="26"/>
-        </w:rPr>
-        <w:t>bảng đối chiếu do CNTT/QLCL giữ và huỷ trong 30 ngày</w:t>
-      </w:r>
-    </w:p>
-    <w:p>
-      <w:pPr>
-        <w:spacing w:before="0" w:after="160" w:lineRule="auto" w:line="360"/>
-        <w:jc w:val="both"/>
-      </w:pPr>
-      <w:r>
-        <w:rPr>
-          <w:rFonts w:ascii="Times New Roman" w:hAnsi="Times New Roman" w:eastAsia="Times New Roman" w:cs="Times New Roman"/>
-          <w:b w:val="0"/>
-          <w:i w:val="0"/>
-          <w:sz w:val="26"/>
-        </w:rPr>
-        <w:t>Kết quả công bố dùng dữ liệu TỔNG HỢP, KHÔNG tiết lộ danh tính</w:t>
-      </w:r>
-    </w:p>
-    <w:p>
-      <w:pPr>
-        <w:spacing w:before="0" w:after="160" w:lineRule="auto" w:line="360"/>
-        <w:jc w:val="both"/>
-      </w:pPr>
-      <w:r>
-        <w:rPr>
-          <w:rFonts w:ascii="Times New Roman" w:hAnsi="Times New Roman" w:eastAsia="Times New Roman" w:cs="Times New Roman"/>
-          <w:b w:val="0"/>
-          <w:i w:val="0"/>
-          <w:sz w:val="26"/>
-        </w:rPr>
-        <w:t>Dữ liệu nhận dạng: phiếu KHÔNG ghi thông tin định danh; thời gian chờ được ghép theo cách</w:t>
-      </w:r>
-    </w:p>
-    <w:p>
-      <w:pPr>
-        <w:spacing w:before="0" w:after="160" w:lineRule="auto" w:line="360"/>
-        <w:jc w:val="both"/>
-      </w:pPr>
-      <w:r>
-        <w:rPr>
-          <w:rFonts w:ascii="Times New Roman" w:hAnsi="Times New Roman" w:eastAsia="Times New Roman" w:cs="Times New Roman"/>
-          <w:b w:val="0"/>
-          <w:i w:val="0"/>
-          <w:sz w:val="26"/>
-        </w:rPr>
-        <w:t>giả danh hóa có kiểm soát — bảng đối chiếu HIS nêu trên là liên kết duy nhất về lượt khám, do CNTT/QLCL giữ</w:t>
-      </w:r>
-    </w:p>
-    <w:p>
-      <w:pPr>
-        <w:spacing w:before="0" w:after="160" w:lineRule="auto" w:line="360"/>
-        <w:jc w:val="both"/>
-      </w:pPr>
-      <w:r>
-        <w:rPr>
-          <w:rFonts w:ascii="Times New Roman" w:hAnsi="Times New Roman" w:eastAsia="Times New Roman" w:cs="Times New Roman"/>
-          <w:b w:val="0"/>
-          <w:i w:val="0"/>
-          <w:sz w:val="26"/>
-        </w:rPr>
-        <w:t>và huỷ trong 30 ngày</w:t>
-      </w:r>
-    </w:p>
-    <w:p>
-      <w:pPr>
-        <w:spacing w:before="0" w:after="160" w:lineRule="auto" w:line="360"/>
-        <w:jc w:val="both"/>
-      </w:pPr>
-      <w:r>
-        <w:rPr>
-          <w:rFonts w:ascii="Times New Roman" w:hAnsi="Times New Roman" w:eastAsia="Times New Roman" w:cs="Times New Roman"/>
-          <w:b w:val="0"/>
-          <w:i w:val="0"/>
-          <w:sz w:val="26"/>
-        </w:rPr>
-        <w:t>Trong trường hợp rò rỉ, anh/chị sẽ được thông báo NGAY KHI XÁC NHẬN</w:t>
-      </w:r>
-    </w:p>
-    <w:p>
-      <w:pPr>
-        <w:spacing w:before="0" w:after="160" w:lineRule="auto" w:line="360"/>
-        <w:jc w:val="both"/>
-      </w:pPr>
-      <w:r>
-        <w:rPr>
-          <w:rFonts w:ascii="Times New Roman" w:hAnsi="Times New Roman" w:eastAsia="Times New Roman" w:cs="Times New Roman"/>
-          <w:b w:val="0"/>
-          <w:i w:val="0"/>
-          <w:sz w:val="26"/>
-        </w:rPr>
-        <w:t>(cơ quan bảo vệ dữ liệu được báo trong 72 giờ theo NĐ 356/2025/NĐ-CP,</w:t>
-      </w:r>
-    </w:p>
-    <w:p>
-      <w:pPr>
-        <w:spacing w:before="0" w:after="160" w:lineRule="auto" w:line="360"/>
-        <w:jc w:val="both"/>
-      </w:pPr>
-      <w:r>
-        <w:rPr>
-          <w:rFonts w:ascii="Times New Roman" w:hAnsi="Times New Roman" w:eastAsia="Times New Roman" w:cs="Times New Roman"/>
-          <w:b w:val="0"/>
-          <w:i w:val="0"/>
-          <w:sz w:val="26"/>
-        </w:rPr>
-        <w:t>mốc này áp cho cơ quan quản lý, không phải mốc cam kết với anh/chị)</w:t>
-      </w:r>
-    </w:p>
-    <w:p>
-      <w:pPr>
-        <w:spacing w:before="0" w:after="160" w:lineRule="auto" w:line="360"/>
-        <w:jc w:val="both"/>
-      </w:pPr>
-      <w:r>
-        <w:rPr>
-          <w:rFonts w:ascii="Times New Roman" w:hAnsi="Times New Roman" w:eastAsia="Times New Roman" w:cs="Times New Roman"/>
-          <w:b w:val="0"/>
-          <w:i w:val="0"/>
-          <w:sz w:val="26"/>
-        </w:rPr>
-        <w:t>Anh/chị có quyền yêu cầu xem, sửa hoặc xóa dữ liệu của mình</w:t>
-      </w:r>
-    </w:p>
-    <w:p>
-      <w:pPr>
-        <w:spacing w:before="0" w:after="160" w:lineRule="auto" w:line="360"/>
-        <w:jc w:val="both"/>
-      </w:pPr>
-      <w:r>
-        <w:rPr>
-          <w:rFonts w:ascii="Times New Roman" w:hAnsi="Times New Roman" w:eastAsia="Times New Roman" w:cs="Times New Roman"/>
-          <w:b w:val="0"/>
-          <w:i w:val="0"/>
-          <w:sz w:val="26"/>
-        </w:rPr>
-        <w:t>(trước khi chúng tôi tiến hành phân tích).</w:t>
+        <w:pStyle w:val="ListBullet"/>
+        <w:spacing w:before="0" w:after="80" w:lineRule="auto" w:line="360"/>
+        <w:jc w:val="both"/>
+      </w:pPr>
+      <w:r>
+        <w:rPr>
+          <w:rFonts w:ascii="Times New Roman" w:hAnsi="Times New Roman" w:eastAsia="Times New Roman" w:cs="Times New Roman"/>
+          <w:b w:val="0"/>
+          <w:i w:val="0"/>
+          <w:sz w:val="26"/>
+        </w:rPr>
+        <w:t>Phiếu khảo sát không ghi họ tên, số điện thoại, địa chỉ, số thẻ bảo hiểm y tế hay số hồ sơ bệnh án.</w:t>
+      </w:r>
+    </w:p>
+    <w:p>
+      <w:pPr>
+        <w:pStyle w:val="ListBullet"/>
+        <w:spacing w:before="0" w:after="80" w:lineRule="auto" w:line="360"/>
+        <w:jc w:val="both"/>
+      </w:pPr>
+      <w:r>
+        <w:rPr>
+          <w:rFonts w:ascii="Times New Roman" w:hAnsi="Times New Roman" w:eastAsia="Times New Roman" w:cs="Times New Roman"/>
+          <w:b w:val="0"/>
+          <w:i w:val="0"/>
+          <w:sz w:val="26"/>
+        </w:rPr>
+        <w:t>Thông tin lấy từ hệ thống thông tin bệnh viện được ghép theo cách giả danh hóa có kiểm soát như mô tả ở mục 2.</w:t>
+      </w:r>
+    </w:p>
+    <w:p>
+      <w:pPr>
+        <w:pStyle w:val="ListBullet"/>
+        <w:spacing w:before="0" w:after="80" w:lineRule="auto" w:line="360"/>
+        <w:jc w:val="both"/>
+      </w:pPr>
+      <w:r>
+        <w:rPr>
+          <w:rFonts w:ascii="Times New Roman" w:hAnsi="Times New Roman" w:eastAsia="Times New Roman" w:cs="Times New Roman"/>
+          <w:b w:val="0"/>
+          <w:i w:val="0"/>
+          <w:sz w:val="26"/>
+        </w:rPr>
+        <w:t>Số liệu được lưu trữ an toàn (ổ đĩa mã hóa), chỉ nhóm nghiên cứu được tiếp cận, lưu 2 năm sau khi kết thúc nghiên cứu rồi hủy.</w:t>
+      </w:r>
+    </w:p>
+    <w:p>
+      <w:pPr>
+        <w:pStyle w:val="ListBullet"/>
+        <w:spacing w:before="0" w:after="80" w:lineRule="auto" w:line="360"/>
+        <w:jc w:val="both"/>
+      </w:pPr>
+      <w:r>
+        <w:rPr>
+          <w:rFonts w:ascii="Times New Roman" w:hAnsi="Times New Roman" w:eastAsia="Times New Roman" w:cs="Times New Roman"/>
+          <w:b w:val="0"/>
+          <w:i w:val="0"/>
+          <w:sz w:val="26"/>
+        </w:rPr>
+        <w:t>Kết quả chỉ công bố dưới dạng số liệu tổng hợp; không ai có thể nhận ra câu trả lời của Ông/Bà.</w:t>
+      </w:r>
+    </w:p>
+    <w:p>
+      <w:pPr>
+        <w:pStyle w:val="ListBullet"/>
+        <w:spacing w:before="0" w:after="80" w:lineRule="auto" w:line="360"/>
+        <w:jc w:val="both"/>
+      </w:pPr>
+      <w:r>
+        <w:rPr>
+          <w:rFonts w:ascii="Times New Roman" w:hAnsi="Times New Roman" w:eastAsia="Times New Roman" w:cs="Times New Roman"/>
+          <w:b w:val="0"/>
+          <w:i w:val="0"/>
+          <w:sz w:val="26"/>
+        </w:rPr>
+        <w:t>Thông tin cá nhân được bảo vệ theo Luật Bảo vệ dữ liệu cá nhân số 91/2025/QH15.</w:t>
       </w:r>
     </w:p>
     <w:p>
@@ -3487,82 +3139,7 @@
           <w:i w:val="0"/>
           <w:sz w:val="26"/>
         </w:rPr>
-        <w:t>Tham gia là HOÀN TOÀN TỰ NGUYỆN</w:t>
-      </w:r>
-    </w:p>
-    <w:p>
-      <w:pPr>
-        <w:spacing w:before="0" w:after="160" w:lineRule="auto" w:line="360"/>
-        <w:jc w:val="both"/>
-      </w:pPr>
-      <w:r>
-        <w:rPr>
-          <w:rFonts w:ascii="Times New Roman" w:hAnsi="Times New Roman" w:eastAsia="Times New Roman" w:cs="Times New Roman"/>
-          <w:b w:val="0"/>
-          <w:i w:val="0"/>
-          <w:sz w:val="26"/>
-        </w:rPr>
-        <w:t>Anh/chị có thể KHÔNG ĐỒNG Ý tham gia mà KHÔNG ảnh hưởng</w:t>
-      </w:r>
-    </w:p>
-    <w:p>
-      <w:pPr>
-        <w:spacing w:before="0" w:after="160" w:lineRule="auto" w:line="360"/>
-        <w:jc w:val="both"/>
-      </w:pPr>
-      <w:r>
-        <w:rPr>
-          <w:rFonts w:ascii="Times New Roman" w:hAnsi="Times New Roman" w:eastAsia="Times New Roman" w:cs="Times New Roman"/>
-          <w:b w:val="0"/>
-          <w:i w:val="0"/>
-          <w:sz w:val="26"/>
-        </w:rPr>
-        <w:t>đến dịch vụ y tế đang nhận</w:t>
-      </w:r>
-    </w:p>
-    <w:p>
-      <w:pPr>
-        <w:spacing w:before="0" w:after="160" w:lineRule="auto" w:line="360"/>
-        <w:jc w:val="both"/>
-      </w:pPr>
-      <w:r>
-        <w:rPr>
-          <w:rFonts w:ascii="Times New Roman" w:hAnsi="Times New Roman" w:eastAsia="Times New Roman" w:cs="Times New Roman"/>
-          <w:b w:val="0"/>
-          <w:i w:val="0"/>
-          <w:sz w:val="26"/>
-        </w:rPr>
-        <w:t>Anh/chị có thể RÚT LUI bất kỳ lúc nào, không cần giải thích</w:t>
-      </w:r>
-    </w:p>
-    <w:p>
-      <w:pPr>
-        <w:spacing w:before="0" w:after="160" w:lineRule="auto" w:line="360"/>
-        <w:jc w:val="both"/>
-      </w:pPr>
-      <w:r>
-        <w:rPr>
-          <w:rFonts w:ascii="Times New Roman" w:hAnsi="Times New Roman" w:eastAsia="Times New Roman" w:cs="Times New Roman"/>
-          <w:b w:val="0"/>
-          <w:i w:val="0"/>
-          <w:sz w:val="26"/>
-        </w:rPr>
-        <w:t>Nếu rút lui, dữ liệu đã thu thập: □ sẽ bị xóa □ vẫn dùng</w:t>
-      </w:r>
-    </w:p>
-    <w:p>
-      <w:pPr>
-        <w:spacing w:before="0" w:after="160" w:lineRule="auto" w:line="360"/>
-        <w:jc w:val="both"/>
-      </w:pPr>
-      <w:r>
-        <w:rPr>
-          <w:rFonts w:ascii="Times New Roman" w:hAnsi="Times New Roman" w:eastAsia="Times New Roman" w:cs="Times New Roman"/>
-          <w:b w:val="0"/>
-          <w:i w:val="0"/>
-          <w:sz w:val="26"/>
-        </w:rPr>
-        <w:t>(do tính nặc danh: SAU khi nộp phiếu không thể rút riêng phiếu của ông/bà vì không có cách nhận dạng; ông/bà có toàn quyền từ chối hoặc dừng bất kỳ lúc nào TRƯỚC khi nộp)</w:t>
+        <w:t>Việc tham gia hoàn toàn tự nguyện. Nếu Ông/Bà không tham gia hoặc dừng giữa chừng, việc khám chữa bệnh và mọi quyền lợi của Ông/Bà tại Bệnh viện không bị ảnh hưởng. Ông/Bà có thể dừng bất cứ lúc nào trước khi bỏ phiếu vào hòm, không cần giải thích lý do. Sau khi phiếu đã được bỏ vào hòm, vì phiếu không ghi tên nên không thể tìm lại để rút riêng phiếu của Ông/Bà.</w:t>
       </w:r>
     </w:p>
     <w:p>
@@ -3592,52 +3169,7 @@
           <w:i w:val="0"/>
           <w:sz w:val="26"/>
         </w:rPr>
-        <w:t>Đây là nghiên cứu quan sát nguy cơ tối thiểu, không phát sinh thủ thuật/can</w:t>
-      </w:r>
-    </w:p>
-    <w:p>
-      <w:pPr>
-        <w:spacing w:before="0" w:after="160" w:lineRule="auto" w:line="360"/>
-        <w:jc w:val="both"/>
-      </w:pPr>
-      <w:r>
-        <w:rPr>
-          <w:rFonts w:ascii="Times New Roman" w:hAnsi="Times New Roman" w:eastAsia="Times New Roman" w:cs="Times New Roman"/>
-          <w:b w:val="0"/>
-          <w:i w:val="0"/>
-          <w:sz w:val="26"/>
-        </w:rPr>
-        <w:t>thiệp nào ngoài thực hành khám chữa bệnh thường quy. Nếu xảy ra tổn hại liên</w:t>
-      </w:r>
-    </w:p>
-    <w:p>
-      <w:pPr>
-        <w:spacing w:before="0" w:after="160" w:lineRule="auto" w:line="360"/>
-        <w:jc w:val="both"/>
-      </w:pPr>
-      <w:r>
-        <w:rPr>
-          <w:rFonts w:ascii="Times New Roman" w:hAnsi="Times New Roman" w:eastAsia="Times New Roman" w:cs="Times New Roman"/>
-          <w:b w:val="0"/>
-          <w:i w:val="0"/>
-          <w:sz w:val="26"/>
-        </w:rPr>
-        <w:t>quan trực tiếp đến việc tham gia nghiên cứu, Bệnh viện Quân y 175 xử trí theo</w:t>
-      </w:r>
-    </w:p>
-    <w:p>
-      <w:pPr>
-        <w:spacing w:before="0" w:after="160" w:lineRule="auto" w:line="360"/>
-        <w:jc w:val="both"/>
-      </w:pPr>
-      <w:r>
-        <w:rPr>
-          <w:rFonts w:ascii="Times New Roman" w:hAnsi="Times New Roman" w:eastAsia="Times New Roman" w:cs="Times New Roman"/>
-          <w:b w:val="0"/>
-          <w:i w:val="0"/>
-          <w:sz w:val="26"/>
-        </w:rPr>
-        <w:t>quy trình khám chữa bệnh thường quy; nghiên cứu không có bảo hiểm riêng.</w:t>
+        <w:t>Đây là nghiên cứu quan sát nguy cơ tối thiểu, không có thủ thuật hay can thiệp nào ngoài khám chữa bệnh thường quy. Nếu xảy ra tổn hại liên quan trực tiếp đến việc tham gia nghiên cứu, Bệnh viện Quân y 175 xử trí theo quy trình khám chữa bệnh thường quy; nghiên cứu không có bảo hiểm riêng.</w:t>
       </w:r>
     </w:p>
     <w:p>
@@ -3668,37 +3200,7 @@
           <w:i w:val="0"/>
           <w:sz w:val="26"/>
         </w:rPr>
-        <w:t>------------------------------------------------------------</w:t>
-      </w:r>
-    </w:p>
-    <w:p>
-      <w:pPr>
-        <w:spacing w:before="0" w:after="160" w:lineRule="auto" w:line="360"/>
-        <w:jc w:val="both"/>
-      </w:pPr>
-      <w:r>
-        <w:rPr>
-          <w:rFonts w:ascii="Times New Roman" w:hAnsi="Times New Roman" w:eastAsia="Times New Roman" w:cs="Times New Roman"/>
-          <w:b w:val="0"/>
-          <w:i w:val="0"/>
-          <w:sz w:val="26"/>
-        </w:rPr>
-        <w:t>Thắc mắc về nghiên cứu:</w:t>
-      </w:r>
-    </w:p>
-    <w:p>
-      <w:pPr>
-        <w:spacing w:before="0" w:after="160" w:lineRule="auto" w:line="360"/>
-        <w:jc w:val="both"/>
-      </w:pPr>
-      <w:r>
-        <w:rPr>
-          <w:rFonts w:ascii="Times New Roman" w:hAnsi="Times New Roman" w:eastAsia="Times New Roman" w:cs="Times New Roman"/>
-          <w:b w:val="0"/>
-          <w:i w:val="0"/>
-          <w:sz w:val="26"/>
-        </w:rPr>
-        <w:t>Chủ nhiệm đề tài: Nguyễn Hà Luân</w:t>
+        <w:t>Thắc mắc về nghiên cứu: BS.CKI Nguyễn Hà Luân, Khoa Khám bệnh C1a</w:t>
       </w:r>
     </w:p>
     <w:p>
@@ -3724,14 +3226,35 @@
         </w:rPr>
         <w:t>[PII — điền ở bản nộp ngoài hệ thống]</w:t>
       </w:r>
-      <w:r>
-        <w:rPr>
-          <w:rFonts w:ascii="Times New Roman" w:hAnsi="Times New Roman" w:eastAsia="Times New Roman" w:cs="Times New Roman"/>
-          <w:b w:val="0"/>
-          <w:i w:val="0"/>
-          <w:sz w:val="26"/>
-        </w:rPr>
-        <w:t xml:space="preserve"> Email: </w:t>
+    </w:p>
+    <w:p>
+      <w:pPr>
+        <w:spacing w:before="0" w:after="160" w:lineRule="auto" w:line="360"/>
+        <w:jc w:val="both"/>
+      </w:pPr>
+      <w:r>
+        <w:rPr>
+          <w:rFonts w:ascii="Times New Roman" w:hAnsi="Times New Roman" w:eastAsia="Times New Roman" w:cs="Times New Roman"/>
+          <w:b w:val="0"/>
+          <w:i w:val="0"/>
+          <w:sz w:val="26"/>
+        </w:rPr>
+        <w:t>Thắc mắc về quyền của người tham gia nghiên cứu: Hội đồng Y đức Bệnh viện Quân y 175</w:t>
+      </w:r>
+    </w:p>
+    <w:p>
+      <w:pPr>
+        <w:spacing w:before="0" w:after="160" w:lineRule="auto" w:line="360"/>
+        <w:jc w:val="both"/>
+      </w:pPr>
+      <w:r>
+        <w:rPr>
+          <w:rFonts w:ascii="Times New Roman" w:hAnsi="Times New Roman" w:eastAsia="Times New Roman" w:cs="Times New Roman"/>
+          <w:b w:val="0"/>
+          <w:i w:val="0"/>
+          <w:sz w:val="26"/>
+        </w:rPr>
+        <w:t xml:space="preserve">Điện thoại: </w:t>
       </w:r>
       <w:r>
         <w:rPr>
@@ -3755,244 +3278,127 @@
           <w:i w:val="0"/>
           <w:sz w:val="26"/>
         </w:rPr>
-        <w:t>Thắc mắc về quyền của người tham gia:</w:t>
-      </w:r>
-    </w:p>
-    <w:p>
-      <w:pPr>
-        <w:spacing w:before="0" w:after="160" w:lineRule="auto" w:line="360"/>
-        <w:jc w:val="both"/>
-      </w:pPr>
-      <w:r>
-        <w:rPr>
-          <w:rFonts w:ascii="Times New Roman" w:hAnsi="Times New Roman" w:eastAsia="Times New Roman" w:cs="Times New Roman"/>
-          <w:b w:val="0"/>
-          <w:i w:val="0"/>
-          <w:sz w:val="26"/>
-        </w:rPr>
-        <w:t>Hội đồng Đạo đức: Hội đồng Y đức Bệnh viện Quân y 175</w:t>
-      </w:r>
-    </w:p>
-    <w:p>
-      <w:pPr>
-        <w:spacing w:before="0" w:after="160" w:lineRule="auto" w:line="360"/>
-        <w:jc w:val="both"/>
-      </w:pPr>
-      <w:r>
-        <w:rPr>
-          <w:rFonts w:ascii="Times New Roman" w:hAnsi="Times New Roman" w:eastAsia="Times New Roman" w:cs="Times New Roman"/>
-          <w:b w:val="0"/>
-          <w:i w:val="0"/>
-          <w:sz w:val="26"/>
-        </w:rPr>
-        <w:t xml:space="preserve">Điện thoại: </w:t>
-      </w:r>
-      <w:r>
-        <w:rPr>
-          <w:rFonts w:ascii="Times New Roman" w:hAnsi="Times New Roman" w:eastAsia="Times New Roman" w:cs="Times New Roman"/>
-          <w:b w:val="0"/>
-          <w:i w:val="0"/>
-          <w:sz w:val="26"/>
-        </w:rPr>
-        <w:t>[PII — điền ở bản nộp ngoài hệ thống]</w:t>
-      </w:r>
-    </w:p>
-    <w:p>
-      <w:pPr>
-        <w:spacing w:before="0" w:after="160" w:lineRule="auto" w:line="360"/>
-        <w:jc w:val="both"/>
-      </w:pPr>
-      <w:r>
-        <w:rPr>
-          <w:rFonts w:ascii="Times New Roman" w:hAnsi="Times New Roman" w:eastAsia="Times New Roman" w:cs="Times New Roman"/>
-          <w:b w:val="0"/>
-          <w:i w:val="0"/>
-          <w:sz w:val="26"/>
-        </w:rPr>
-        <w:t>------------------------------------------------------------</w:t>
-      </w:r>
-    </w:p>
-    <w:p>
-      <w:pPr>
-        <w:spacing w:before="0" w:after="160" w:lineRule="auto" w:line="360"/>
-        <w:jc w:val="both"/>
-      </w:pPr>
-      <w:r>
-        <w:rPr>
-          <w:rFonts w:ascii="Times New Roman" w:hAnsi="Times New Roman" w:eastAsia="Times New Roman" w:cs="Times New Roman"/>
-          <w:b w:val="0"/>
-          <w:i w:val="0"/>
-          <w:sz w:val="26"/>
-        </w:rPr>
-        <w:t>PHẦN KÝ, BẢN NÀY DÀNH CHO NGƯỜI THAM GIA (GIỮ LẠI)</w:t>
-      </w:r>
-    </w:p>
-    <w:p>
-      <w:pPr>
-        <w:spacing w:before="0" w:after="160" w:lineRule="auto" w:line="360"/>
-        <w:jc w:val="both"/>
-      </w:pPr>
-      <w:r>
-        <w:rPr>
-          <w:rFonts w:ascii="Times New Roman" w:hAnsi="Times New Roman" w:eastAsia="Times New Roman" w:cs="Times New Roman"/>
-          <w:b w:val="0"/>
-          <w:i w:val="0"/>
-          <w:sz w:val="26"/>
-        </w:rPr>
-        <w:t>Tôi đã đọc / được giải thích thông tin bên trên và có đủ thời</w:t>
-      </w:r>
-    </w:p>
-    <w:p>
-      <w:pPr>
-        <w:spacing w:before="0" w:after="160" w:lineRule="auto" w:line="360"/>
-        <w:jc w:val="both"/>
-      </w:pPr>
-      <w:r>
-        <w:rPr>
-          <w:rFonts w:ascii="Times New Roman" w:hAnsi="Times New Roman" w:eastAsia="Times New Roman" w:cs="Times New Roman"/>
-          <w:b w:val="0"/>
-          <w:i w:val="0"/>
-          <w:sz w:val="26"/>
-        </w:rPr>
-        <w:t>gian để đặt câu hỏi. Tôi ĐỒNG Ý TỰ NGUYỆN tham gia nghiên cứu.</w:t>
-      </w:r>
-    </w:p>
-    <w:p>
-      <w:pPr>
-        <w:spacing w:before="0" w:after="160" w:lineRule="auto" w:line="360"/>
-        <w:jc w:val="both"/>
-      </w:pPr>
-      <w:r>
-        <w:rPr>
-          <w:rFonts w:ascii="Times New Roman" w:hAnsi="Times New Roman" w:eastAsia="Times New Roman" w:cs="Times New Roman"/>
-          <w:b w:val="0"/>
-          <w:i w:val="0"/>
-          <w:sz w:val="26"/>
-        </w:rPr>
-        <w:t>Họ tên người tham gia: _______________</w:t>
-      </w:r>
-    </w:p>
-    <w:p>
-      <w:pPr>
-        <w:spacing w:before="0" w:after="160" w:lineRule="auto" w:line="360"/>
-        <w:jc w:val="both"/>
-      </w:pPr>
-      <w:r>
-        <w:rPr>
-          <w:rFonts w:ascii="Times New Roman" w:hAnsi="Times New Roman" w:eastAsia="Times New Roman" w:cs="Times New Roman"/>
-          <w:b w:val="0"/>
-          <w:i w:val="0"/>
-          <w:sz w:val="26"/>
-        </w:rPr>
-        <w:t>Ký tên: _______________ Ngày: ___/___/2026</w:t>
-      </w:r>
-    </w:p>
-    <w:p>
-      <w:pPr>
-        <w:spacing w:before="0" w:after="160" w:lineRule="auto" w:line="360"/>
-        <w:jc w:val="both"/>
-      </w:pPr>
-      <w:r>
-        <w:rPr>
-          <w:rFonts w:ascii="Times New Roman" w:hAnsi="Times New Roman" w:eastAsia="Times New Roman" w:cs="Times New Roman"/>
-          <w:b w:val="0"/>
-          <w:i w:val="0"/>
-          <w:sz w:val="26"/>
-        </w:rPr>
-        <w:t>Họ tên người chứng kiến (nếu cần): _______________</w:t>
-      </w:r>
-    </w:p>
-    <w:p>
-      <w:pPr>
-        <w:spacing w:before="0" w:after="160" w:lineRule="auto" w:line="360"/>
-        <w:jc w:val="both"/>
-      </w:pPr>
-      <w:r>
-        <w:rPr>
-          <w:rFonts w:ascii="Times New Roman" w:hAnsi="Times New Roman" w:eastAsia="Times New Roman" w:cs="Times New Roman"/>
-          <w:b w:val="0"/>
-          <w:i w:val="0"/>
-          <w:sz w:val="26"/>
-        </w:rPr>
-        <w:t>Ký tên: _______________ Ngày: ___/___/2026</w:t>
-      </w:r>
-    </w:p>
-    <w:p>
-      <w:pPr>
-        <w:spacing w:before="0" w:after="160" w:lineRule="auto" w:line="360"/>
-        <w:jc w:val="both"/>
-      </w:pPr>
-      <w:r>
-        <w:rPr>
-          <w:rFonts w:ascii="Times New Roman" w:hAnsi="Times New Roman" w:eastAsia="Times New Roman" w:cs="Times New Roman"/>
-          <w:b w:val="0"/>
-          <w:i w:val="0"/>
-          <w:sz w:val="26"/>
-        </w:rPr>
-        <w:t>Họ tên nghiên cứu viên: _______________</w:t>
-      </w:r>
-    </w:p>
-    <w:p>
-      <w:pPr>
-        <w:spacing w:before="0" w:after="160" w:lineRule="auto" w:line="360"/>
-        <w:jc w:val="both"/>
-      </w:pPr>
-      <w:r>
-        <w:rPr>
-          <w:rFonts w:ascii="Times New Roman" w:hAnsi="Times New Roman" w:eastAsia="Times New Roman" w:cs="Times New Roman"/>
-          <w:b w:val="0"/>
-          <w:i w:val="0"/>
-          <w:sz w:val="26"/>
-        </w:rPr>
-        <w:t>Ký tên: _______________ Ngày: ___/___/2026</w:t>
-      </w:r>
-    </w:p>
-    <w:p>
-      <w:pPr>
-        <w:spacing w:before="0" w:after="160" w:lineRule="auto" w:line="360"/>
-        <w:jc w:val="both"/>
-      </w:pPr>
-      <w:r>
-        <w:rPr>
-          <w:rFonts w:ascii="Times New Roman" w:hAnsi="Times New Roman" w:eastAsia="Times New Roman" w:cs="Times New Roman"/>
-          <w:b w:val="0"/>
-          <w:i w:val="0"/>
-          <w:sz w:val="26"/>
-        </w:rPr>
-        <w:t xml:space="preserve">"Tài liệu này do AI hỗ trợ soạn thảo </w:t>
-      </w:r>
-      <w:r>
-        <w:rPr>
-          <w:rFonts w:ascii="Times New Roman" w:hAnsi="Times New Roman" w:eastAsia="Times New Roman" w:cs="Times New Roman"/>
-          <w:b w:val="0"/>
-          <w:i w:val="0"/>
-          <w:sz w:val="26"/>
-        </w:rPr>
-        <w:t>[DRAFT Phiên bản 1.0]</w:t>
-      </w:r>
-      <w:r>
-        <w:rPr>
-          <w:rFonts w:ascii="Times New Roman" w:hAnsi="Times New Roman" w:eastAsia="Times New Roman" w:cs="Times New Roman"/>
-          <w:b w:val="0"/>
-          <w:i w:val="0"/>
-          <w:sz w:val="26"/>
-        </w:rPr>
-        <w:t>.</w:t>
-      </w:r>
-    </w:p>
-    <w:p>
-      <w:pPr>
-        <w:spacing w:before="0" w:after="160" w:lineRule="auto" w:line="360"/>
-        <w:jc w:val="both"/>
-      </w:pPr>
-      <w:r>
-        <w:rPr>
-          <w:rFonts w:ascii="Times New Roman" w:hAnsi="Times New Roman" w:eastAsia="Times New Roman" w:cs="Times New Roman"/>
-          <w:b w:val="0"/>
-          <w:i w:val="0"/>
-          <w:sz w:val="26"/>
-        </w:rPr>
-        <w:t>Cần chủ nhiệm kiểm chứng và HĐ đạo đức phê duyệt trước khi dùng."</w:t>
+        <w:t>PHIẾU ĐỒNG Ý THAM GIA NGHIÊN CỨU</w:t>
+      </w:r>
+    </w:p>
+    <w:p>
+      <w:pPr>
+        <w:spacing w:before="0" w:after="160" w:lineRule="auto" w:line="360"/>
+        <w:jc w:val="both"/>
+      </w:pPr>
+      <w:r>
+        <w:rPr>
+          <w:rFonts w:ascii="Times New Roman" w:hAnsi="Times New Roman" w:eastAsia="Times New Roman" w:cs="Times New Roman"/>
+          <w:b w:val="0"/>
+          <w:i w:val="0"/>
+          <w:sz w:val="26"/>
+        </w:rPr>
+        <w:t>Tôi đã đọc (hoặc được đọc cho nghe) và hiểu các thông tin trên, đã có cơ hội đặt câu hỏi và được trả lời thỏa đáng. Tôi tự nguyện đồng ý tham gia nghiên cứu.</w:t>
+      </w:r>
+    </w:p>
+    <w:p>
+      <w:pPr>
+        <w:spacing w:before="0" w:after="160" w:lineRule="auto" w:line="360"/>
+        <w:jc w:val="both"/>
+      </w:pPr>
+      <w:r>
+        <w:rPr>
+          <w:rFonts w:ascii="Times New Roman" w:hAnsi="Times New Roman" w:eastAsia="Times New Roman" w:cs="Times New Roman"/>
+          <w:b w:val="0"/>
+          <w:i w:val="0"/>
+          <w:sz w:val="26"/>
+        </w:rPr>
+        <w:t>Họ và tên người tham gia: _______________</w:t>
+      </w:r>
+    </w:p>
+    <w:p>
+      <w:pPr>
+        <w:spacing w:before="0" w:after="160" w:lineRule="auto" w:line="360"/>
+        <w:jc w:val="both"/>
+      </w:pPr>
+      <w:r>
+        <w:rPr>
+          <w:rFonts w:ascii="Times New Roman" w:hAnsi="Times New Roman" w:eastAsia="Times New Roman" w:cs="Times New Roman"/>
+          <w:b w:val="0"/>
+          <w:i w:val="0"/>
+          <w:sz w:val="26"/>
+        </w:rPr>
+        <w:t>Ký tên (hoặc điểm chỉ): _______________  Ngày: ___/___/______</w:t>
+      </w:r>
+    </w:p>
+    <w:p>
+      <w:pPr>
+        <w:spacing w:before="0" w:after="160" w:lineRule="auto" w:line="360"/>
+        <w:jc w:val="both"/>
+      </w:pPr>
+      <w:r>
+        <w:rPr>
+          <w:rFonts w:ascii="Times New Roman" w:hAnsi="Times New Roman" w:eastAsia="Times New Roman" w:cs="Times New Roman"/>
+          <w:b w:val="0"/>
+          <w:i w:val="0"/>
+          <w:sz w:val="26"/>
+        </w:rPr>
+        <w:t>Người làm chứng (khi người tham gia không đọc, viết được):</w:t>
+      </w:r>
+    </w:p>
+    <w:p>
+      <w:pPr>
+        <w:spacing w:before="0" w:after="160" w:lineRule="auto" w:line="360"/>
+        <w:jc w:val="both"/>
+      </w:pPr>
+      <w:r>
+        <w:rPr>
+          <w:rFonts w:ascii="Times New Roman" w:hAnsi="Times New Roman" w:eastAsia="Times New Roman" w:cs="Times New Roman"/>
+          <w:b w:val="0"/>
+          <w:i w:val="0"/>
+          <w:sz w:val="26"/>
+        </w:rPr>
+        <w:t>Họ và tên: _______________</w:t>
+      </w:r>
+    </w:p>
+    <w:p>
+      <w:pPr>
+        <w:spacing w:before="0" w:after="160" w:lineRule="auto" w:line="360"/>
+        <w:jc w:val="both"/>
+      </w:pPr>
+      <w:r>
+        <w:rPr>
+          <w:rFonts w:ascii="Times New Roman" w:hAnsi="Times New Roman" w:eastAsia="Times New Roman" w:cs="Times New Roman"/>
+          <w:b w:val="0"/>
+          <w:i w:val="0"/>
+          <w:sz w:val="26"/>
+        </w:rPr>
+        <w:t>Ký tên: _______________  Ngày: ___/___/______</w:t>
+      </w:r>
+    </w:p>
+    <w:p>
+      <w:pPr>
+        <w:spacing w:before="0" w:after="160" w:lineRule="auto" w:line="360"/>
+        <w:jc w:val="both"/>
+      </w:pPr>
+      <w:r>
+        <w:rPr>
+          <w:rFonts w:ascii="Times New Roman" w:hAnsi="Times New Roman" w:eastAsia="Times New Roman" w:cs="Times New Roman"/>
+          <w:b w:val="0"/>
+          <w:i w:val="0"/>
+          <w:sz w:val="26"/>
+        </w:rPr>
+        <w:t>Họ và tên người giải thích, lấy đồng ý: _______________</w:t>
+      </w:r>
+    </w:p>
+    <w:p>
+      <w:pPr>
+        <w:spacing w:before="0" w:after="160" w:lineRule="auto" w:line="360"/>
+        <w:jc w:val="both"/>
+      </w:pPr>
+      <w:r>
+        <w:rPr>
+          <w:rFonts w:ascii="Times New Roman" w:hAnsi="Times New Roman" w:eastAsia="Times New Roman" w:cs="Times New Roman"/>
+          <w:b w:val="0"/>
+          <w:i w:val="0"/>
+          <w:sz w:val="26"/>
+        </w:rPr>
+        <w:t>Ký tên: _______________  Ngày: ___/___/______</w:t>
       </w:r>
     </w:p>
     <w:p>
@@ -4021,52 +3427,37 @@
           <w:i w:val="0"/>
           <w:sz w:val="26"/>
         </w:rPr>
-        <w:t>INFORMED CONSENT FORM (ENGLISH TRANSLATION)</w:t>
-      </w:r>
-    </w:p>
-    <w:p>
-      <w:pPr>
-        <w:spacing w:before="0" w:after="160" w:lineRule="auto" w:line="360"/>
-        <w:jc w:val="both"/>
-      </w:pPr>
-      <w:r>
-        <w:rPr>
-          <w:rFonts w:ascii="Times New Roman" w:hAnsi="Times New Roman" w:eastAsia="Times New Roman" w:cs="Times New Roman"/>
-          <w:b w:val="0"/>
-          <w:i w:val="0"/>
-          <w:sz w:val="26"/>
-        </w:rPr>
-        <w:t>DRAFT Version 1.0, Date: 2026-07-31</w:t>
-      </w:r>
-    </w:p>
-    <w:p>
-      <w:pPr>
-        <w:spacing w:before="0" w:after="160" w:lineRule="auto" w:line="360"/>
-        <w:jc w:val="both"/>
-      </w:pPr>
-      <w:r>
-        <w:rPr>
-          <w:rFonts w:ascii="Times New Roman" w:hAnsi="Times New Roman" w:eastAsia="Times New Roman" w:cs="Times New Roman"/>
-          <w:b w:val="0"/>
-          <w:i w:val="0"/>
-          <w:sz w:val="26"/>
-        </w:rPr>
-        <w:t>"English translation of Vietnamese ICF, for journal submission only."</w:t>
-      </w:r>
-    </w:p>
-    <w:p>
-      <w:pPr>
-        <w:spacing w:before="0" w:after="160" w:lineRule="auto" w:line="360"/>
-        <w:jc w:val="both"/>
-      </w:pPr>
-      <w:r>
-        <w:rPr>
-          <w:rFonts w:ascii="Times New Roman" w:hAnsi="Times New Roman" w:eastAsia="Times New Roman" w:cs="Times New Roman"/>
-          <w:b w:val="0"/>
-          <w:i w:val="0"/>
-          <w:sz w:val="26"/>
-        </w:rPr>
-        <w:t>STUDY TITLE: Đánh giá sự hài lòng của bệnh nhân trong hoạt động khám chữa bệnh tại Khoa Khám bệnh C1a, Trung tâm Khám bệnh và Điều trị theo yêu cầu C1, Bệnh viện Quân y 175</w:t>
+        <w:t>PARTICIPANT INFORMATION SHEET AND INFORMED CONSENT FORM (ENGLISH TRANSLATION)</w:t>
+      </w:r>
+    </w:p>
+    <w:p>
+      <w:pPr>
+        <w:spacing w:before="0" w:after="160" w:lineRule="auto" w:line="360"/>
+        <w:jc w:val="both"/>
+      </w:pPr>
+      <w:r>
+        <w:rPr>
+          <w:rFonts w:ascii="Times New Roman" w:hAnsi="Times New Roman" w:eastAsia="Times New Roman" w:cs="Times New Roman"/>
+          <w:b w:val="0"/>
+          <w:i w:val="0"/>
+          <w:sz w:val="26"/>
+        </w:rPr>
+        <w:t>Version 1.0 — English translation of the Vietnamese form (Document 4), for journal submission only</w:t>
+      </w:r>
+    </w:p>
+    <w:p>
+      <w:pPr>
+        <w:spacing w:before="0" w:after="160" w:lineRule="auto" w:line="360"/>
+        <w:jc w:val="both"/>
+      </w:pPr>
+      <w:r>
+        <w:rPr>
+          <w:rFonts w:ascii="Times New Roman" w:hAnsi="Times New Roman" w:eastAsia="Times New Roman" w:cs="Times New Roman"/>
+          <w:b w:val="0"/>
+          <w:i w:val="0"/>
+          <w:sz w:val="26"/>
+        </w:rPr>
+        <w:t>STUDY TITLE: Patient satisfaction with outpatient care at Outpatient Examination Department C1a, On-Demand Examination and Treatment Center C1, Military Hospital 175</w:t>
       </w:r>
     </w:p>
     <w:p>
@@ -4096,7 +3487,7 @@
           <w:i w:val="0"/>
           <w:sz w:val="26"/>
         </w:rPr>
-        <w:t>Principal Investigator: Nguyễn Hà Luân</w:t>
+        <w:t>Principal Investigator: Nguyễn Hà Luân, MD, Specialist Level I (BS.CKI)</w:t>
       </w:r>
     </w:p>
     <w:p>
@@ -4127,67 +3518,22 @@
           <w:i w:val="0"/>
           <w:sz w:val="26"/>
         </w:rPr>
-        <w:t>You are invited to participate in a study that aims to:</w:t>
-      </w:r>
-    </w:p>
-    <w:p>
-      <w:pPr>
-        <w:spacing w:before="0" w:after="160" w:lineRule="auto" w:line="360"/>
-        <w:jc w:val="both"/>
-      </w:pPr>
-      <w:r>
-        <w:rPr>
-          <w:rFonts w:ascii="Times New Roman" w:hAnsi="Times New Roman" w:eastAsia="Times New Roman" w:cs="Times New Roman"/>
-          <w:b w:val="0"/>
-          <w:i w:val="0"/>
-          <w:sz w:val="26"/>
-        </w:rPr>
-        <w:t>We would like to learn how satisfied you are with today's visit, from reception, waiting time and the examination area to the doctors, nurses and the results, so that the hospital can serve you better.</w:t>
-      </w:r>
-    </w:p>
-    <w:p>
-      <w:pPr>
-        <w:spacing w:before="0" w:after="160" w:lineRule="auto" w:line="360"/>
-        <w:jc w:val="both"/>
-      </w:pPr>
-      <w:r>
-        <w:rPr>
-          <w:rFonts w:ascii="Times New Roman" w:hAnsi="Times New Roman" w:eastAsia="Times New Roman" w:cs="Times New Roman"/>
-          <w:b w:val="0"/>
-          <w:i w:val="0"/>
-          <w:sz w:val="26"/>
-        </w:rPr>
-        <w:t>Estimated participants: about 1,000</w:t>
-      </w:r>
-    </w:p>
-    <w:p>
-      <w:pPr>
-        <w:spacing w:before="0" w:after="160" w:lineRule="auto" w:line="360"/>
-        <w:jc w:val="both"/>
-      </w:pPr>
-      <w:r>
-        <w:rPr>
-          <w:rFonts w:ascii="Times New Roman" w:hAnsi="Times New Roman" w:eastAsia="Times New Roman" w:cs="Times New Roman"/>
-          <w:b w:val="0"/>
-          <w:i w:val="0"/>
-          <w:sz w:val="26"/>
-        </w:rPr>
-        <w:t>Location: Outpatient Examination Department C1a, Military Hospital 175 (Ho Chi Minh City)</w:t>
-      </w:r>
-    </w:p>
-    <w:p>
-      <w:pPr>
-        <w:spacing w:before="0" w:after="160" w:lineRule="auto" w:line="360"/>
-        <w:jc w:val="both"/>
-      </w:pPr>
-      <w:r>
-        <w:rPr>
-          <w:rFonts w:ascii="Times New Roman" w:hAnsi="Times New Roman" w:eastAsia="Times New Roman" w:cs="Times New Roman"/>
-          <w:b w:val="0"/>
-          <w:i w:val="0"/>
-          <w:sz w:val="26"/>
-        </w:rPr>
-        <w:t>PARTICIPATION IS ENTIRELY VOLUNTARY.</w:t>
+        <w:t>This study aims to find out how satisfied patients are with their visit to Outpatient Examination Department C1a – registration, waiting time, facilities, staff attitude and competence, costs and results – and which factors are related to satisfaction, so that the hospital can improve its services. About 1,000 patients are expected to take part.</w:t>
+      </w:r>
+    </w:p>
+    <w:p>
+      <w:pPr>
+        <w:spacing w:before="0" w:after="160" w:lineRule="auto" w:line="360"/>
+        <w:jc w:val="both"/>
+      </w:pPr>
+      <w:r>
+        <w:rPr>
+          <w:rFonts w:ascii="Times New Roman" w:hAnsi="Times New Roman" w:eastAsia="Times New Roman" w:cs="Times New Roman"/>
+          <w:b w:val="0"/>
+          <w:i w:val="0"/>
+          <w:sz w:val="26"/>
+        </w:rPr>
+        <w:t>You are invited because you are aged 18 years or older, have just completed your visit, and were selected at random by the study's sampling procedure.</w:t>
       </w:r>
     </w:p>
     <w:p>
@@ -4217,22 +3563,7 @@
           <w:i w:val="0"/>
           <w:sz w:val="26"/>
         </w:rPr>
-        <w:t>The study is led by Nguyễn Hà Luân, MD, Specialist Level I (BS.CKI), Outpatient Examination Department</w:t>
-      </w:r>
-    </w:p>
-    <w:p>
-      <w:pPr>
-        <w:spacing w:before="0" w:after="160" w:lineRule="auto" w:line="360"/>
-        <w:jc w:val="both"/>
-      </w:pPr>
-      <w:r>
-        <w:rPr>
-          <w:rFonts w:ascii="Times New Roman" w:hAnsi="Times New Roman" w:eastAsia="Times New Roman" w:cs="Times New Roman"/>
-          <w:b w:val="0"/>
-          <w:i w:val="0"/>
-          <w:sz w:val="26"/>
-        </w:rPr>
-        <w:t>C1a, Military Hospital 175.</w:t>
+        <w:t>The study is led by Nguyễn Hà Luân, MD, Specialist Level I, Outpatient Examination Department C1a, Military Hospital 175. The person who invites you and hands out and collects questionnaires is a data collector from outside Department C1a.</w:t>
       </w:r>
     </w:p>
     <w:p>
@@ -4263,37 +3594,85 @@
           <w:i w:val="0"/>
           <w:sz w:val="26"/>
         </w:rPr>
-        <w:t>□ Step 1: read this information and confirm that you agree to take part (using the consent procedure approved by the Ethics Committee for anonymous surveys)</w:t>
-      </w:r>
-    </w:p>
-    <w:p>
-      <w:pPr>
-        <w:spacing w:before="0" w:after="160" w:lineRule="auto" w:line="360"/>
-        <w:jc w:val="both"/>
-      </w:pPr>
-      <w:r>
-        <w:rPr>
-          <w:rFonts w:ascii="Times New Roman" w:hAnsi="Times New Roman" w:eastAsia="Times New Roman" w:cs="Times New Roman"/>
-          <w:b w:val="0"/>
-          <w:i w:val="0"/>
-          <w:sz w:val="26"/>
-        </w:rPr>
-        <w:t>□ Step 2: complete the questionnaire yourself (~15–20 minutes), ONCE only</w:t>
-      </w:r>
-    </w:p>
-    <w:p>
-      <w:pPr>
-        <w:spacing w:before="0" w:after="160" w:lineRule="auto" w:line="360"/>
-        <w:jc w:val="both"/>
-      </w:pPr>
-      <w:r>
-        <w:rPr>
-          <w:rFonts w:ascii="Times New Roman" w:hAnsi="Times New Roman" w:eastAsia="Times New Roman" w:cs="Times New Roman"/>
-          <w:b w:val="0"/>
-          <w:i w:val="0"/>
-          <w:sz w:val="26"/>
-        </w:rPr>
-        <w:t>Estimated time commitment: ~15–20 minutes on ONE occasion only (no follow-up); no additional visits, as it is done during your routine clinic visit</w:t>
+        <w:t>If you agree, you will:</w:t>
+      </w:r>
+    </w:p>
+    <w:p>
+      <w:pPr>
+        <w:pStyle w:val="ListBullet"/>
+        <w:spacing w:before="0" w:after="80" w:lineRule="auto" w:line="360"/>
+        <w:jc w:val="both"/>
+      </w:pPr>
+      <w:r>
+        <w:rPr>
+          <w:rFonts w:ascii="Times New Roman" w:hAnsi="Times New Roman" w:eastAsia="Times New Roman" w:cs="Times New Roman"/>
+          <w:b w:val="0"/>
+          <w:i w:val="0"/>
+          <w:sz w:val="26"/>
+        </w:rPr>
+        <w:t>sign (or thumbprint) this consent form;</w:t>
+      </w:r>
+    </w:p>
+    <w:p>
+      <w:pPr>
+        <w:pStyle w:val="ListBullet"/>
+        <w:spacing w:before="0" w:after="80" w:lineRule="auto" w:line="360"/>
+        <w:jc w:val="both"/>
+      </w:pPr>
+      <w:r>
+        <w:rPr>
+          <w:rFonts w:ascii="Times New Roman" w:hAnsi="Times New Roman" w:eastAsia="Times New Roman" w:cs="Times New Roman"/>
+          <w:b w:val="0"/>
+          <w:i w:val="0"/>
+          <w:sz w:val="26"/>
+        </w:rPr>
+        <w:t>complete, by yourself, one questionnaire that does not ask for your name, in the waiting area (about 15–20 minutes, once only, during today's visit);</w:t>
+      </w:r>
+    </w:p>
+    <w:p>
+      <w:pPr>
+        <w:pStyle w:val="ListBullet"/>
+        <w:spacing w:before="0" w:after="80" w:lineRule="auto" w:line="360"/>
+        <w:jc w:val="both"/>
+      </w:pPr>
+      <w:r>
+        <w:rPr>
+          <w:rFonts w:ascii="Times New Roman" w:hAnsi="Times New Roman" w:eastAsia="Times New Roman" w:cs="Times New Roman"/>
+          <w:b w:val="0"/>
+          <w:i w:val="0"/>
+          <w:sz w:val="26"/>
+        </w:rPr>
+        <w:t>put the questionnaire into a sealed ballot box.</w:t>
+      </w:r>
+    </w:p>
+    <w:p>
+      <w:pPr>
+        <w:spacing w:before="0" w:after="160" w:lineRule="auto" w:line="360"/>
+        <w:jc w:val="both"/>
+      </w:pPr>
+      <w:r>
+        <w:rPr>
+          <w:rFonts w:ascii="Times New Roman" w:hAnsi="Times New Roman" w:eastAsia="Times New Roman" w:cs="Times New Roman"/>
+          <w:b w:val="0"/>
+          <w:i w:val="0"/>
+          <w:sz w:val="26"/>
+        </w:rPr>
+        <w:t>You will not need any additional visit, test or procedure.</w:t>
+      </w:r>
+    </w:p>
+    <w:p>
+      <w:pPr>
+        <w:spacing w:before="0" w:after="160" w:lineRule="auto" w:line="360"/>
+        <w:jc w:val="both"/>
+      </w:pPr>
+      <w:r>
+        <w:rPr>
+          <w:rFonts w:ascii="Times New Roman" w:hAnsi="Times New Roman" w:eastAsia="Times New Roman" w:cs="Times New Roman"/>
+          <w:b w:val="0"/>
+          <w:i w:val="0"/>
+          <w:sz w:val="26"/>
+        </w:rPr>
+        <w:t>The questionnaire carries only a study code. Authorised staff of the IT/Quality Management department use this code to retrieve from the hospital information system (HIS) some information about your visit: waiting time in minutes, the examination desk (as a code), date and time slot, whether laboratory or imaging tests were done, and the number of counters visited. Only this information is passed to the research team, together with the study code. The research team never receives your name, medical record number or any information about your illness. The matching table is kept by IT/Quality Management and destroyed within 30 days.</w:t>
       </w:r>
     </w:p>
     <w:p>
@@ -4324,22 +3703,71 @@
           <w:i w:val="0"/>
           <w:sz w:val="26"/>
         </w:rPr>
-        <w:t>- Rò rỉ thông tin từ bộ câu hỏi (Rất thấp probability / Nhẹ severity): Khuyết danh hoàn toàn nếu không cần theo dõi; mã hóa nếu cần liên kết</w:t>
-      </w:r>
-    </w:p>
-    <w:p>
-      <w:pPr>
-        <w:spacing w:before="0" w:after="160" w:lineRule="auto" w:line="360"/>
-        <w:jc w:val="both"/>
-      </w:pPr>
-      <w:r>
-        <w:rPr>
-          <w:rFonts w:ascii="Times New Roman" w:hAnsi="Times New Roman" w:eastAsia="Times New Roman" w:cs="Times New Roman"/>
-          <w:b w:val="0"/>
-          <w:i w:val="0"/>
-          <w:sz w:val="26"/>
-        </w:rPr>
-        <w:t>- Gánh nặng thời gian (Thấp probability / Không đáng kể severity): Bộ câu hỏi ngắn; tự điền hoặc qua điện thoại/email</w:t>
+        <w:t>The study only asks for your opinion; it does not change your medical care.</w:t>
+      </w:r>
+    </w:p>
+    <w:p>
+      <w:pPr>
+        <w:pStyle w:val="ListBullet"/>
+        <w:spacing w:before="0" w:after="80" w:lineRule="auto" w:line="360"/>
+        <w:jc w:val="both"/>
+      </w:pPr>
+      <w:r>
+        <w:rPr>
+          <w:rFonts w:ascii="Times New Roman" w:hAnsi="Times New Roman" w:eastAsia="Times New Roman" w:cs="Times New Roman"/>
+          <w:b w:val="0"/>
+          <w:i w:val="0"/>
+          <w:sz w:val="26"/>
+        </w:rPr>
+        <w:t>Completing the questionnaire takes about 15–20 minutes; you may stop at any time.</w:t>
+      </w:r>
+    </w:p>
+    <w:p>
+      <w:pPr>
+        <w:pStyle w:val="ListBullet"/>
+        <w:spacing w:before="0" w:after="80" w:lineRule="auto" w:line="360"/>
+        <w:jc w:val="both"/>
+      </w:pPr>
+      <w:r>
+        <w:rPr>
+          <w:rFonts w:ascii="Times New Roman" w:hAnsi="Times New Roman" w:eastAsia="Times New Roman" w:cs="Times New Roman"/>
+          <w:b w:val="0"/>
+          <w:i w:val="0"/>
+          <w:sz w:val="26"/>
+        </w:rPr>
+        <w:t>The risk of disclosure is very low: the questionnaire does not record your name, and the signed consent form is stored separately and is not linked to the questionnaire.</w:t>
+      </w:r>
+    </w:p>
+    <w:p>
+      <w:pPr>
+        <w:pStyle w:val="ListBullet"/>
+        <w:spacing w:before="0" w:after="80" w:lineRule="auto" w:line="360"/>
+        <w:jc w:val="both"/>
+      </w:pPr>
+      <w:r>
+        <w:rPr>
+          <w:rFonts w:ascii="Times New Roman" w:hAnsi="Times New Roman" w:eastAsia="Times New Roman" w:cs="Times New Roman"/>
+          <w:b w:val="0"/>
+          <w:i w:val="0"/>
+          <w:sz w:val="26"/>
+        </w:rPr>
+        <w:t>Some questions on income or costs may feel sensitive: you may skip any question.</w:t>
+      </w:r>
+    </w:p>
+    <w:p>
+      <w:pPr>
+        <w:pStyle w:val="ListBullet"/>
+        <w:spacing w:before="0" w:after="80" w:lineRule="auto" w:line="360"/>
+        <w:jc w:val="both"/>
+      </w:pPr>
+      <w:r>
+        <w:rPr>
+          <w:rFonts w:ascii="Times New Roman" w:hAnsi="Times New Roman" w:eastAsia="Times New Roman" w:cs="Times New Roman"/>
+          <w:b w:val="0"/>
+          <w:i w:val="0"/>
+          <w:sz w:val="26"/>
+        </w:rPr>
+        <w:t>You may feel uneasy commenting on staff: the questionnaire is unnamed, goes into a sealed box and is collected by people outside the department; your answers will not affect your care.</w:t>
       </w:r>
     </w:p>
     <w:p>
@@ -4370,7 +3798,7 @@
           <w:i w:val="0"/>
           <w:sz w:val="26"/>
         </w:rPr>
-        <w:t>Direct benefit: no direct medical benefit; your views help improve the quality of outpatient services, and NO medical intervention or procedure is added beyond routine examination and care. Community benefit: local data on the proportions of satisfaction and related factors, at low cost. We do NOT guarantee any personal benefit from participation.</w:t>
+        <w:t>There is no direct medical benefit to you. Your views will help the hospital improve its services for you and for other patients.</w:t>
       </w:r>
     </w:p>
     <w:p>
@@ -4400,37 +3828,7 @@
           <w:i w:val="0"/>
           <w:sz w:val="26"/>
         </w:rPr>
-        <w:t>This study has no external funding (self-funded; costs are borne by the principal investigator).</w:t>
-      </w:r>
-    </w:p>
-    <w:p>
-      <w:pPr>
-        <w:spacing w:before="0" w:after="160" w:lineRule="auto" w:line="360"/>
-        <w:jc w:val="both"/>
-      </w:pPr>
-      <w:r>
-        <w:rPr>
-          <w:rFonts w:ascii="Times New Roman" w:hAnsi="Times New Roman" w:eastAsia="Times New Roman" w:cs="Times New Roman"/>
-          <w:b w:val="0"/>
-          <w:i w:val="0"/>
-          <w:sz w:val="26"/>
-        </w:rPr>
-        <w:t>The research team has no conflicts of interest related to the study topic (consistent with the COI</w:t>
-      </w:r>
-    </w:p>
-    <w:p>
-      <w:pPr>
-        <w:spacing w:before="0" w:after="160" w:lineRule="auto" w:line="360"/>
-        <w:jc w:val="both"/>
-      </w:pPr>
-      <w:r>
-        <w:rPr>
-          <w:rFonts w:ascii="Times New Roman" w:hAnsi="Times New Roman" w:eastAsia="Times New Roman" w:cs="Times New Roman"/>
-          <w:b w:val="0"/>
-          <w:i w:val="0"/>
-          <w:sz w:val="26"/>
-        </w:rPr>
-        <w:t>declaration in Document 8).</w:t>
+        <w:t>The study has no external funding (self-funded by the principal investigator). The principal investigator works in Department C1a, the unit being evaluated; therefore invitation, questionnaire collection, ballot-box opening, data entry and coding of comments are all done by people from outside the department.</w:t>
       </w:r>
     </w:p>
     <w:p>
@@ -4460,7 +3858,7 @@
           <w:i w:val="0"/>
           <w:sz w:val="26"/>
         </w:rPr>
-        <w:t>■ No payment or support other than routine medical care.</w:t>
+        <w:t>You will not pay anything and will not receive any payment for taking part.</w:t>
       </w:r>
     </w:p>
     <w:p>
@@ -4481,92 +3879,82 @@
     </w:p>
     <w:p>
       <w:pPr>
-        <w:spacing w:before="0" w:after="160" w:lineRule="auto" w:line="360"/>
-        <w:jc w:val="both"/>
-      </w:pPr>
-      <w:r>
-        <w:rPr>
-          <w:rFonts w:ascii="Times New Roman" w:hAnsi="Times New Roman" w:eastAsia="Times New Roman" w:cs="Times New Roman"/>
-          <w:b w:val="0"/>
-          <w:i w:val="0"/>
-          <w:sz w:val="26"/>
-        </w:rPr>
-        <w:t>Data encrypted per Vietnamese Personal Data Protection Law</w:t>
-      </w:r>
-    </w:p>
-    <w:p>
-      <w:pPr>
-        <w:spacing w:before="0" w:after="160" w:lineRule="auto" w:line="360"/>
-        <w:jc w:val="both"/>
-      </w:pPr>
-      <w:r>
-        <w:rPr>
-          <w:rFonts w:ascii="Times New Roman" w:hAnsi="Times New Roman" w:eastAsia="Times New Roman" w:cs="Times New Roman"/>
-          <w:b w:val="0"/>
-          <w:i w:val="0"/>
-          <w:sz w:val="26"/>
-        </w:rPr>
-        <w:t>No. 91/2025/QH15. Results published in aggregate form only.</w:t>
-      </w:r>
-    </w:p>
-    <w:p>
-      <w:pPr>
-        <w:spacing w:before="0" w:after="160" w:lineRule="auto" w:line="360"/>
-        <w:jc w:val="both"/>
-      </w:pPr>
-      <w:r>
-        <w:rPr>
-          <w:rFonts w:ascii="Times New Roman" w:hAnsi="Times New Roman" w:eastAsia="Times New Roman" w:cs="Times New Roman"/>
-          <w:b w:val="0"/>
-          <w:i w:val="0"/>
-          <w:sz w:val="26"/>
-        </w:rPr>
-        <w:t>Your waiting time will be taken from the hospital information system (HIS) via the STUDY CODE on your</w:t>
-      </w:r>
-    </w:p>
-    <w:p>
-      <w:pPr>
-        <w:spacing w:before="0" w:after="160" w:lineRule="auto" w:line="360"/>
-        <w:jc w:val="both"/>
-      </w:pPr>
-      <w:r>
-        <w:rPr>
-          <w:rFonts w:ascii="Times New Roman" w:hAnsi="Times New Roman" w:eastAsia="Times New Roman" w:cs="Times New Roman"/>
-          <w:b w:val="0"/>
-          <w:i w:val="0"/>
-          <w:sz w:val="26"/>
-        </w:rPr>
-        <w:t>questionnaire: authorised staff of the IT/Quality Management department match it and pass only the study code</w:t>
-      </w:r>
-    </w:p>
-    <w:p>
-      <w:pPr>
-        <w:spacing w:before="0" w:after="160" w:lineRule="auto" w:line="360"/>
-        <w:jc w:val="both"/>
-      </w:pPr>
-      <w:r>
-        <w:rPr>
-          <w:rFonts w:ascii="Times New Roman" w:hAnsi="Times New Roman" w:eastAsia="Times New Roman" w:cs="Times New Roman"/>
-          <w:b w:val="0"/>
-          <w:i w:val="0"/>
-          <w:sz w:val="26"/>
-        </w:rPr>
-        <w:t>and the number of minutes to the research team, which never receives your identity; the matching table is kept</w:t>
-      </w:r>
-    </w:p>
-    <w:p>
-      <w:pPr>
-        <w:spacing w:before="0" w:after="160" w:lineRule="auto" w:line="360"/>
-        <w:jc w:val="both"/>
-      </w:pPr>
-      <w:r>
-        <w:rPr>
-          <w:rFonts w:ascii="Times New Roman" w:hAnsi="Times New Roman" w:eastAsia="Times New Roman" w:cs="Times New Roman"/>
-          <w:b w:val="0"/>
-          <w:i w:val="0"/>
-          <w:sz w:val="26"/>
-        </w:rPr>
-        <w:t>by IT/Quality Management and destroyed within 30 days.</w:t>
+        <w:pStyle w:val="ListBullet"/>
+        <w:spacing w:before="0" w:after="80" w:lineRule="auto" w:line="360"/>
+        <w:jc w:val="both"/>
+      </w:pPr>
+      <w:r>
+        <w:rPr>
+          <w:rFonts w:ascii="Times New Roman" w:hAnsi="Times New Roman" w:eastAsia="Times New Roman" w:cs="Times New Roman"/>
+          <w:b w:val="0"/>
+          <w:i w:val="0"/>
+          <w:sz w:val="26"/>
+        </w:rPr>
+        <w:t>The questionnaire does not record your name, telephone number, address, health insurance number or medical record number.</w:t>
+      </w:r>
+    </w:p>
+    <w:p>
+      <w:pPr>
+        <w:pStyle w:val="ListBullet"/>
+        <w:spacing w:before="0" w:after="80" w:lineRule="auto" w:line="360"/>
+        <w:jc w:val="both"/>
+      </w:pPr>
+      <w:r>
+        <w:rPr>
+          <w:rFonts w:ascii="Times New Roman" w:hAnsi="Times New Roman" w:eastAsia="Times New Roman" w:cs="Times New Roman"/>
+          <w:b w:val="0"/>
+          <w:i w:val="0"/>
+          <w:sz w:val="26"/>
+        </w:rPr>
+        <w:t>Information from the hospital information system is linked by controlled pseudonymisation as described in section 2.</w:t>
+      </w:r>
+    </w:p>
+    <w:p>
+      <w:pPr>
+        <w:pStyle w:val="ListBullet"/>
+        <w:spacing w:before="0" w:after="80" w:lineRule="auto" w:line="360"/>
+        <w:jc w:val="both"/>
+      </w:pPr>
+      <w:r>
+        <w:rPr>
+          <w:rFonts w:ascii="Times New Roman" w:hAnsi="Times New Roman" w:eastAsia="Times New Roman" w:cs="Times New Roman"/>
+          <w:b w:val="0"/>
+          <w:i w:val="0"/>
+          <w:sz w:val="26"/>
+        </w:rPr>
+        <w:t>Data are stored securely (encrypted drive), accessible only to the research team, kept for 2 years after the end of the study and then destroyed.</w:t>
+      </w:r>
+    </w:p>
+    <w:p>
+      <w:pPr>
+        <w:pStyle w:val="ListBullet"/>
+        <w:spacing w:before="0" w:after="80" w:lineRule="auto" w:line="360"/>
+        <w:jc w:val="both"/>
+      </w:pPr>
+      <w:r>
+        <w:rPr>
+          <w:rFonts w:ascii="Times New Roman" w:hAnsi="Times New Roman" w:eastAsia="Times New Roman" w:cs="Times New Roman"/>
+          <w:b w:val="0"/>
+          <w:i w:val="0"/>
+          <w:sz w:val="26"/>
+        </w:rPr>
+        <w:t>Results are published only in aggregate form; no one will be able to identify your answers.</w:t>
+      </w:r>
+    </w:p>
+    <w:p>
+      <w:pPr>
+        <w:pStyle w:val="ListBullet"/>
+        <w:spacing w:before="0" w:after="80" w:lineRule="auto" w:line="360"/>
+        <w:jc w:val="both"/>
+      </w:pPr>
+      <w:r>
+        <w:rPr>
+          <w:rFonts w:ascii="Times New Roman" w:hAnsi="Times New Roman" w:eastAsia="Times New Roman" w:cs="Times New Roman"/>
+          <w:b w:val="0"/>
+          <w:i w:val="0"/>
+          <w:sz w:val="26"/>
+        </w:rPr>
+        <w:t>Your personal data are protected under the Vietnamese Personal Data Protection Law No. 91/2025/QH15.</w:t>
       </w:r>
     </w:p>
     <w:p>
@@ -4597,22 +3985,7 @@
           <w:i w:val="0"/>
           <w:sz w:val="26"/>
         </w:rPr>
-        <w:t>Participation is voluntary. You may withdraw at any time</w:t>
-      </w:r>
-    </w:p>
-    <w:p>
-      <w:pPr>
-        <w:spacing w:before="0" w:after="160" w:lineRule="auto" w:line="360"/>
-        <w:jc w:val="both"/>
-      </w:pPr>
-      <w:r>
-        <w:rPr>
-          <w:rFonts w:ascii="Times New Roman" w:hAnsi="Times New Roman" w:eastAsia="Times New Roman" w:cs="Times New Roman"/>
-          <w:b w:val="0"/>
-          <w:i w:val="0"/>
-          <w:sz w:val="26"/>
-        </w:rPr>
-        <w:t>without affecting your medical care.</w:t>
+        <w:t>Participation is entirely voluntary. Declining or stopping will not affect your medical care or any of your rights at the hospital. You may stop at any time before putting the questionnaire into the box, without giving a reason. Because the questionnaire carries no name, once it is in the box it cannot be traced and withdrawn individually.</w:t>
       </w:r>
     </w:p>
     <w:p>
@@ -4642,37 +4015,7 @@
           <w:i w:val="0"/>
           <w:sz w:val="26"/>
         </w:rPr>
-        <w:t>This is a minimal-risk observational study; it involves no procedures or interventions beyond</w:t>
-      </w:r>
-    </w:p>
-    <w:p>
-      <w:pPr>
-        <w:spacing w:before="0" w:after="160" w:lineRule="auto" w:line="360"/>
-        <w:jc w:val="both"/>
-      </w:pPr>
-      <w:r>
-        <w:rPr>
-          <w:rFonts w:ascii="Times New Roman" w:hAnsi="Times New Roman" w:eastAsia="Times New Roman" w:cs="Times New Roman"/>
-          <w:b w:val="0"/>
-          <w:i w:val="0"/>
-          <w:sz w:val="26"/>
-        </w:rPr>
-        <w:t>routine clinical practice. If harm directly related to study participation occurs, Military Hospital 175</w:t>
-      </w:r>
-    </w:p>
-    <w:p>
-      <w:pPr>
-        <w:spacing w:before="0" w:after="160" w:lineRule="auto" w:line="360"/>
-        <w:jc w:val="both"/>
-      </w:pPr>
-      <w:r>
-        <w:rPr>
-          <w:rFonts w:ascii="Times New Roman" w:hAnsi="Times New Roman" w:eastAsia="Times New Roman" w:cs="Times New Roman"/>
-          <w:b w:val="0"/>
-          <w:i w:val="0"/>
-          <w:sz w:val="26"/>
-        </w:rPr>
-        <w:t>will manage it under its routine clinical care procedures; the study has no separate insurance.</w:t>
+        <w:t>This is a minimal-risk observational study with no procedures or interventions beyond routine care. If harm directly related to participation occurs, Military Hospital 175 will manage it under its routine clinical care procedures; the study has no separate insurance.</w:t>
       </w:r>
     </w:p>
     <w:p>
@@ -4703,7 +4046,22 @@
           <w:i w:val="0"/>
           <w:sz w:val="26"/>
         </w:rPr>
-        <w:t xml:space="preserve">Investigator: Nguyễn Hà Luân | Phone/Email: </w:t>
+        <w:t>Questions about the study: Nguyễn Hà Luân, Outpatient Examination Department C1a</w:t>
+      </w:r>
+    </w:p>
+    <w:p>
+      <w:pPr>
+        <w:spacing w:before="0" w:after="160" w:lineRule="auto" w:line="360"/>
+        <w:jc w:val="both"/>
+      </w:pPr>
+      <w:r>
+        <w:rPr>
+          <w:rFonts w:ascii="Times New Roman" w:hAnsi="Times New Roman" w:eastAsia="Times New Roman" w:cs="Times New Roman"/>
+          <w:b w:val="0"/>
+          <w:i w:val="0"/>
+          <w:sz w:val="26"/>
+        </w:rPr>
+        <w:t xml:space="preserve">Phone: </w:t>
       </w:r>
       <w:r>
         <w:rPr>
@@ -4727,82 +4085,166 @@
           <w:i w:val="0"/>
           <w:sz w:val="26"/>
         </w:rPr>
-        <w:t>Ethics Committee: Medical Ethics Committee of Military Hospital 175 (Hội đồng Y đức Bệnh viện Quân y 175)</w:t>
-      </w:r>
-    </w:p>
-    <w:p>
-      <w:pPr>
-        <w:spacing w:before="0" w:after="160" w:lineRule="auto" w:line="360"/>
-        <w:jc w:val="both"/>
-      </w:pPr>
-      <w:r>
-        <w:rPr>
-          <w:rFonts w:ascii="Times New Roman" w:hAnsi="Times New Roman" w:eastAsia="Times New Roman" w:cs="Times New Roman"/>
-          <w:b w:val="0"/>
-          <w:i w:val="0"/>
-          <w:sz w:val="26"/>
-        </w:rPr>
-        <w:t>CONSENT SIGNATURE (PARTICIPANT'S COPY)</w:t>
-      </w:r>
-    </w:p>
-    <w:p>
-      <w:pPr>
-        <w:spacing w:before="0" w:after="160" w:lineRule="auto" w:line="360"/>
-        <w:jc w:val="both"/>
-      </w:pPr>
-      <w:r>
-        <w:rPr>
-          <w:rFonts w:ascii="Times New Roman" w:hAnsi="Times New Roman" w:eastAsia="Times New Roman" w:cs="Times New Roman"/>
-          <w:b w:val="0"/>
-          <w:i w:val="0"/>
-          <w:sz w:val="26"/>
-        </w:rPr>
-        <w:t>I have read the above and agree to participate voluntarily.</w:t>
-      </w:r>
-    </w:p>
-    <w:p>
-      <w:pPr>
-        <w:spacing w:before="0" w:after="160" w:lineRule="auto" w:line="360"/>
-        <w:jc w:val="both"/>
-      </w:pPr>
-      <w:r>
-        <w:rPr>
-          <w:rFonts w:ascii="Times New Roman" w:hAnsi="Times New Roman" w:eastAsia="Times New Roman" w:cs="Times New Roman"/>
-          <w:b w:val="0"/>
-          <w:i w:val="0"/>
-          <w:sz w:val="26"/>
-        </w:rPr>
-        <w:t>Participant: _______________ Date: ___/___/2026</w:t>
-      </w:r>
-    </w:p>
-    <w:p>
-      <w:pPr>
-        <w:spacing w:before="0" w:after="160" w:lineRule="auto" w:line="360"/>
-        <w:jc w:val="both"/>
-      </w:pPr>
-      <w:r>
-        <w:rPr>
-          <w:rFonts w:ascii="Times New Roman" w:hAnsi="Times New Roman" w:eastAsia="Times New Roman" w:cs="Times New Roman"/>
-          <w:b w:val="0"/>
-          <w:i w:val="0"/>
-          <w:sz w:val="26"/>
-        </w:rPr>
-        <w:t>Witness (if applicable): _______________ Date: ___/___/2026</w:t>
-      </w:r>
-    </w:p>
-    <w:p>
-      <w:pPr>
-        <w:spacing w:before="0" w:after="160" w:lineRule="auto" w:line="360"/>
-        <w:jc w:val="both"/>
-      </w:pPr>
-      <w:r>
-        <w:rPr>
-          <w:rFonts w:ascii="Times New Roman" w:hAnsi="Times New Roman" w:eastAsia="Times New Roman" w:cs="Times New Roman"/>
-          <w:b w:val="0"/>
-          <w:i w:val="0"/>
-          <w:sz w:val="26"/>
-        </w:rPr>
-        <w:t>Investigator: _______________ Date: ___/___/2026</w:t>
+        <w:t>Questions about your rights as a participant: Medical Ethics Committee of Military Hospital 175 (Hội đồng Y đức Bệnh viện Quân y 175)</w:t>
+      </w:r>
+    </w:p>
+    <w:p>
+      <w:pPr>
+        <w:spacing w:before="0" w:after="160" w:lineRule="auto" w:line="360"/>
+        <w:jc w:val="both"/>
+      </w:pPr>
+      <w:r>
+        <w:rPr>
+          <w:rFonts w:ascii="Times New Roman" w:hAnsi="Times New Roman" w:eastAsia="Times New Roman" w:cs="Times New Roman"/>
+          <w:b w:val="0"/>
+          <w:i w:val="0"/>
+          <w:sz w:val="26"/>
+        </w:rPr>
+        <w:t xml:space="preserve">Phone: </w:t>
+      </w:r>
+      <w:r>
+        <w:rPr>
+          <w:rFonts w:ascii="Times New Roman" w:hAnsi="Times New Roman" w:eastAsia="Times New Roman" w:cs="Times New Roman"/>
+          <w:b w:val="0"/>
+          <w:i w:val="0"/>
+          <w:sz w:val="26"/>
+        </w:rPr>
+        <w:t>[PII — điền ở bản nộp ngoài hệ thống]</w:t>
+      </w:r>
+    </w:p>
+    <w:p>
+      <w:pPr>
+        <w:spacing w:before="0" w:after="160" w:lineRule="auto" w:line="360"/>
+        <w:jc w:val="both"/>
+      </w:pPr>
+      <w:r>
+        <w:rPr>
+          <w:rFonts w:ascii="Times New Roman" w:hAnsi="Times New Roman" w:eastAsia="Times New Roman" w:cs="Times New Roman"/>
+          <w:b w:val="0"/>
+          <w:i w:val="0"/>
+          <w:sz w:val="26"/>
+        </w:rPr>
+        <w:t>CONSENT</w:t>
+      </w:r>
+    </w:p>
+    <w:p>
+      <w:pPr>
+        <w:spacing w:before="0" w:after="160" w:lineRule="auto" w:line="360"/>
+        <w:jc w:val="both"/>
+      </w:pPr>
+      <w:r>
+        <w:rPr>
+          <w:rFonts w:ascii="Times New Roman" w:hAnsi="Times New Roman" w:eastAsia="Times New Roman" w:cs="Times New Roman"/>
+          <w:b w:val="0"/>
+          <w:i w:val="0"/>
+          <w:sz w:val="26"/>
+        </w:rPr>
+        <w:t>I have read (or had read to me) and understood the information above, have had the opportunity to ask questions and have received satisfactory answers. I voluntarily agree to take part.</w:t>
+      </w:r>
+    </w:p>
+    <w:p>
+      <w:pPr>
+        <w:spacing w:before="0" w:after="160" w:lineRule="auto" w:line="360"/>
+        <w:jc w:val="both"/>
+      </w:pPr>
+      <w:r>
+        <w:rPr>
+          <w:rFonts w:ascii="Times New Roman" w:hAnsi="Times New Roman" w:eastAsia="Times New Roman" w:cs="Times New Roman"/>
+          <w:b w:val="0"/>
+          <w:i w:val="0"/>
+          <w:sz w:val="26"/>
+        </w:rPr>
+        <w:t>Participant name: _______________</w:t>
+      </w:r>
+    </w:p>
+    <w:p>
+      <w:pPr>
+        <w:spacing w:before="0" w:after="160" w:lineRule="auto" w:line="360"/>
+        <w:jc w:val="both"/>
+      </w:pPr>
+      <w:r>
+        <w:rPr>
+          <w:rFonts w:ascii="Times New Roman" w:hAnsi="Times New Roman" w:eastAsia="Times New Roman" w:cs="Times New Roman"/>
+          <w:b w:val="0"/>
+          <w:i w:val="0"/>
+          <w:sz w:val="26"/>
+        </w:rPr>
+        <w:t>Signature (or thumbprint): _______________  Date: ___/___/______</w:t>
+      </w:r>
+    </w:p>
+    <w:p>
+      <w:pPr>
+        <w:spacing w:before="0" w:after="160" w:lineRule="auto" w:line="360"/>
+        <w:jc w:val="both"/>
+      </w:pPr>
+      <w:r>
+        <w:rPr>
+          <w:rFonts w:ascii="Times New Roman" w:hAnsi="Times New Roman" w:eastAsia="Times New Roman" w:cs="Times New Roman"/>
+          <w:b w:val="0"/>
+          <w:i w:val="0"/>
+          <w:sz w:val="26"/>
+        </w:rPr>
+        <w:t>Witness (if the participant cannot read or write):</w:t>
+      </w:r>
+    </w:p>
+    <w:p>
+      <w:pPr>
+        <w:spacing w:before="0" w:after="160" w:lineRule="auto" w:line="360"/>
+        <w:jc w:val="both"/>
+      </w:pPr>
+      <w:r>
+        <w:rPr>
+          <w:rFonts w:ascii="Times New Roman" w:hAnsi="Times New Roman" w:eastAsia="Times New Roman" w:cs="Times New Roman"/>
+          <w:b w:val="0"/>
+          <w:i w:val="0"/>
+          <w:sz w:val="26"/>
+        </w:rPr>
+        <w:t>Witness name: _______________</w:t>
+      </w:r>
+    </w:p>
+    <w:p>
+      <w:pPr>
+        <w:spacing w:before="0" w:after="160" w:lineRule="auto" w:line="360"/>
+        <w:jc w:val="both"/>
+      </w:pPr>
+      <w:r>
+        <w:rPr>
+          <w:rFonts w:ascii="Times New Roman" w:hAnsi="Times New Roman" w:eastAsia="Times New Roman" w:cs="Times New Roman"/>
+          <w:b w:val="0"/>
+          <w:i w:val="0"/>
+          <w:sz w:val="26"/>
+        </w:rPr>
+        <w:t>Signature: _______________  Date: ___/___/______</w:t>
+      </w:r>
+    </w:p>
+    <w:p>
+      <w:pPr>
+        <w:spacing w:before="0" w:after="160" w:lineRule="auto" w:line="360"/>
+        <w:jc w:val="both"/>
+      </w:pPr>
+      <w:r>
+        <w:rPr>
+          <w:rFonts w:ascii="Times New Roman" w:hAnsi="Times New Roman" w:eastAsia="Times New Roman" w:cs="Times New Roman"/>
+          <w:b w:val="0"/>
+          <w:i w:val="0"/>
+          <w:sz w:val="26"/>
+        </w:rPr>
+        <w:t>Investigator/data collector name: _______________</w:t>
+      </w:r>
+    </w:p>
+    <w:p>
+      <w:pPr>
+        <w:spacing w:before="0" w:after="160" w:lineRule="auto" w:line="360"/>
+        <w:jc w:val="both"/>
+      </w:pPr>
+      <w:r>
+        <w:rPr>
+          <w:rFonts w:ascii="Times New Roman" w:hAnsi="Times New Roman" w:eastAsia="Times New Roman" w:cs="Times New Roman"/>
+          <w:b w:val="0"/>
+          <w:i w:val="0"/>
+          <w:sz w:val="26"/>
+        </w:rPr>
+        <w:t>Signature of person obtaining consent: _______________  Date: ___/___/______</w:t>
       </w:r>
     </w:p>
     <w:p>
@@ -4982,7 +4424,7 @@
           <w:i w:val="0"/>
           <w:sz w:val="26"/>
         </w:rPr>
-        <w:t>nhóm nghiên cứu chỉ nhận mã nghiên cứu + số phút chờ (đề cương §4.6.3)</w:t>
+        <w:t>nhóm nghiên cứu chỉ nhận mã nghiên cứu kèm số phút chờ, mã bàn khám giả danh, ngày và khung giờ khám, có làm cận lâm sàng hay không và số quầy phải qua (đề cương §4.6.3)</w:t>
       </w:r>
     </w:p>
     <w:p>
@@ -5134,7 +4576,7 @@
           <w:i w:val="0"/>
           <w:sz w:val="26"/>
         </w:rPr>
-        <w:t>lượt khám; nhóm nghiên cứu chỉ nhận mã nghiên cứu + số phút chờ; bảng ghép huỷ trong 30 ngày, có nhật ký huỷ</w:t>
+        <w:t>lượt khám; nhóm nghiên cứu chỉ nhận mã nghiên cứu kèm các trường vận hành không định danh nêu trên; bảng ghép huỷ trong 30 ngày, có nhật ký huỷ</w:t>
       </w:r>
     </w:p>
     <w:p>
